--- a/docs/manuals/CEP_Platform_Guide.docx
+++ b/docs/manuals/CEP_Platform_Guide.docx
@@ -39,7 +39,7 @@
           <w:sz w:val="20"/>
           <w:szCs w:val="20"/>
         </w:rPr>
-        <w:t xml:space="preserve">Built 2026-10-03 from docs/manuals/platform-guide</w:t>
+        <w:t xml:space="preserve">Built 2026-10-04 from docs/manuals/platform-guide</w:t>
       </w:r>
     </w:p>
     <w:p>
@@ -1582,6 +1582,104 @@
           <w:szCs w:val="20"/>
         </w:rPr>
         <w:t xml:space="preserve">How to</w:t>
+      </w:r>
+    </w:p>
+    <w:p>
+      <w:pPr>
+        <w:spacing w:after="40"/>
+        <w:ind w:left="400"/>
+      </w:pPr>
+      <w:r>
+        <w:rPr>
+          <w:rFonts w:ascii="Arial" w:cs="Arial" w:eastAsia="Arial" w:hAnsi="Arial"/>
+          <w:sz w:val="20"/>
+          <w:szCs w:val="20"/>
+        </w:rPr>
+        <w:t xml:space="preserve">Things to know</w:t>
+      </w:r>
+    </w:p>
+    <w:p>
+      <w:pPr>
+        <w:spacing w:after="40"/>
+        <w:ind w:left="0"/>
+      </w:pPr>
+      <w:r>
+        <w:rPr>
+          <w:rFonts w:ascii="Arial" w:cs="Arial" w:eastAsia="Arial" w:hAnsi="Arial"/>
+          <w:sz w:val="22"/>
+          <w:szCs w:val="22"/>
+        </w:rPr>
+        <w:t xml:space="preserve">Errors, Uptime and Tenant Performance</w:t>
+      </w:r>
+    </w:p>
+    <w:p>
+      <w:pPr>
+        <w:spacing w:after="40"/>
+        <w:ind w:left="400"/>
+      </w:pPr>
+      <w:r>
+        <w:rPr>
+          <w:rFonts w:ascii="Arial" w:cs="Arial" w:eastAsia="Arial" w:hAnsi="Arial"/>
+          <w:sz w:val="20"/>
+          <w:szCs w:val="20"/>
+        </w:rPr>
+        <w:t xml:space="preserve">What this is for</w:t>
+      </w:r>
+    </w:p>
+    <w:p>
+      <w:pPr>
+        <w:spacing w:after="40"/>
+        <w:ind w:left="400"/>
+      </w:pPr>
+      <w:r>
+        <w:rPr>
+          <w:rFonts w:ascii="Arial" w:cs="Arial" w:eastAsia="Arial" w:hAnsi="Arial"/>
+          <w:sz w:val="20"/>
+          <w:szCs w:val="20"/>
+        </w:rPr>
+        <w:t xml:space="preserve">Who can use it</w:t>
+      </w:r>
+    </w:p>
+    <w:p>
+      <w:pPr>
+        <w:spacing w:after="40"/>
+        <w:ind w:left="400"/>
+      </w:pPr>
+      <w:r>
+        <w:rPr>
+          <w:rFonts w:ascii="Arial" w:cs="Arial" w:eastAsia="Arial" w:hAnsi="Arial"/>
+          <w:sz w:val="20"/>
+          <w:szCs w:val="20"/>
+        </w:rPr>
+        <w:t xml:space="preserve">The fields and controls</w:t>
+      </w:r>
+    </w:p>
+    <w:p>
+      <w:pPr>
+        <w:spacing w:after="40"/>
+        <w:ind w:left="400"/>
+      </w:pPr>
+      <w:r>
+        <w:rPr>
+          <w:rFonts w:ascii="Arial" w:cs="Arial" w:eastAsia="Arial" w:hAnsi="Arial"/>
+          <w:sz w:val="20"/>
+          <w:szCs w:val="20"/>
+        </w:rPr>
+        <w:t xml:space="preserve">How to</w:t>
+      </w:r>
+    </w:p>
+    <w:p>
+      <w:pPr>
+        <w:spacing w:after="40"/>
+        <w:ind w:left="400"/>
+      </w:pPr>
+      <w:r>
+        <w:rPr>
+          <w:rFonts w:ascii="Arial" w:cs="Arial" w:eastAsia="Arial" w:hAnsi="Arial"/>
+          <w:sz w:val="20"/>
+          <w:szCs w:val="20"/>
+        </w:rPr>
+        <w:t xml:space="preserve">What happens behind the scenes</w:t>
       </w:r>
     </w:p>
     <w:p>
@@ -2394,6 +2492,50 @@
                 <w:szCs w:val="19"/>
               </w:rPr>
               <w:t xml:space="preserve">Campaigns, Delivery, Customers and lists, Content, the audit trail</w:t>
+            </w:r>
+          </w:p>
+        </w:tc>
+      </w:tr>
+      <w:tr>
+        <w:tc>
+          <w:tcPr>
+            <w:tcW w:type="dxa" w:w="2600"/>
+            <w:tcMar>
+              <w:top w:type="dxa" w:w="60"/>
+              <w:left w:type="dxa" w:w="90"/>
+              <w:bottom w:type="dxa" w:w="60"/>
+              <w:right w:type="dxa" w:w="90"/>
+            </w:tcMar>
+          </w:tcPr>
+          <w:p>
+            <w:r>
+              <w:rPr>
+                <w:rFonts w:ascii="Arial" w:cs="Arial" w:eastAsia="Arial" w:hAnsi="Arial"/>
+                <w:sz w:val="19"/>
+                <w:szCs w:val="19"/>
+              </w:rPr>
+              <w:t xml:space="preserve">Errors, uptime and tenant performance</w:t>
+            </w:r>
+          </w:p>
+        </w:tc>
+        <w:tc>
+          <w:tcPr>
+            <w:tcW w:type="dxa" w:w="7480"/>
+            <w:tcMar>
+              <w:top w:type="dxa" w:w="60"/>
+              <w:left w:type="dxa" w:w="90"/>
+              <w:bottom w:type="dxa" w:w="60"/>
+              <w:right w:type="dxa" w:w="90"/>
+            </w:tcMar>
+          </w:tcPr>
+          <w:p>
+            <w:r>
+              <w:rPr>
+                <w:rFonts w:ascii="Arial" w:cs="Arial" w:eastAsia="Arial" w:hAnsi="Arial"/>
+                <w:sz w:val="19"/>
+                <w:szCs w:val="19"/>
+              </w:rPr>
+              <w:t xml:space="preserve">Overview → Errors, Uptime, Tenant performance</w:t>
             </w:r>
           </w:p>
         </w:tc>
@@ -3793,7 +3935,7 @@
                 <w:sz w:val="19"/>
                 <w:szCs w:val="19"/>
               </w:rPr>
-              <w:t xml:space="preserve">Database, tenant isolation, migrations, partitions, event outbox, failed messages, cache, background workers, configuration, email, secrets at rest, tenant operations, integrations; </w:t>
+              <w:t xml:space="preserve">Database, tenant isolation, migrations, partitions, event outbox, failed messages, cache, background workers, configuration, email, secrets at rest, tenant operations, integrations, errors, uptime; </w:t>
             </w:r>
             <w:r>
               <w:rPr>
@@ -3803,7 +3945,7 @@
                 <w:sz w:val="19"/>
                 <w:szCs w:val="19"/>
               </w:rPr>
-              <w:t xml:space="preserve">n of 13 fine</w:t>
+              <w:t xml:space="preserve">n of 15 fine</w:t>
             </w:r>
             <w:r>
               <w:rPr>
@@ -11068,6 +11210,436 @@
                 <w:sz w:val="19"/>
                 <w:szCs w:val="19"/>
               </w:rPr>
+              <w:t xml:space="preserve">errors.retention_days</w:t>
+            </w:r>
+          </w:p>
+        </w:tc>
+        <w:tc>
+          <w:tcPr>
+            <w:tcW w:type="dxa" w:w="2520"/>
+            <w:tcMar>
+              <w:top w:type="dxa" w:w="60"/>
+              <w:left w:type="dxa" w:w="90"/>
+              <w:bottom w:type="dxa" w:w="60"/>
+              <w:right w:type="dxa" w:w="90"/>
+            </w:tcMar>
+          </w:tcPr>
+          <w:p>
+            <w:r>
+              <w:rPr>
+                <w:rFonts w:ascii="Arial" w:cs="Arial" w:eastAsia="Arial" w:hAnsi="Arial"/>
+                <w:sz w:val="19"/>
+                <w:szCs w:val="19"/>
+              </w:rPr>
+              <w:t xml:space="preserve">number</w:t>
+            </w:r>
+          </w:p>
+        </w:tc>
+        <w:tc>
+          <w:tcPr>
+            <w:tcW w:type="dxa" w:w="2520"/>
+            <w:tcMar>
+              <w:top w:type="dxa" w:w="60"/>
+              <w:left w:type="dxa" w:w="90"/>
+              <w:bottom w:type="dxa" w:w="60"/>
+              <w:right w:type="dxa" w:w="90"/>
+            </w:tcMar>
+          </w:tcPr>
+          <w:p>
+            <w:r>
+              <w:rPr>
+                <w:rFonts w:ascii="Arial" w:cs="Arial" w:eastAsia="Arial" w:hAnsi="Arial"/>
+                <w:sz w:val="19"/>
+                <w:szCs w:val="19"/>
+              </w:rPr>
+              <w:t xml:space="preserve">30</w:t>
+            </w:r>
+          </w:p>
+        </w:tc>
+        <w:tc>
+          <w:tcPr>
+            <w:tcW w:type="dxa" w:w="2520"/>
+            <w:tcMar>
+              <w:top w:type="dxa" w:w="60"/>
+              <w:left w:type="dxa" w:w="90"/>
+              <w:bottom w:type="dxa" w:w="60"/>
+              <w:right w:type="dxa" w:w="90"/>
+            </w:tcMar>
+          </w:tcPr>
+          <w:p>
+            <w:r>
+              <w:rPr>
+                <w:rFonts w:ascii="Arial" w:cs="Arial" w:eastAsia="Arial" w:hAnsi="Arial"/>
+                <w:sz w:val="19"/>
+                <w:szCs w:val="19"/>
+              </w:rPr>
+              <w:t xml:space="preserve">Days error occurrences are kept; a resolved error not seen for this long is removed.</w:t>
+            </w:r>
+          </w:p>
+        </w:tc>
+      </w:tr>
+      <w:tr>
+        <w:tc>
+          <w:tcPr>
+            <w:tcW w:type="dxa" w:w="2520"/>
+            <w:tcMar>
+              <w:top w:type="dxa" w:w="60"/>
+              <w:left w:type="dxa" w:w="90"/>
+              <w:bottom w:type="dxa" w:w="60"/>
+              <w:right w:type="dxa" w:w="90"/>
+            </w:tcMar>
+          </w:tcPr>
+          <w:p>
+            <w:r>
+              <w:rPr>
+                <w:rFonts w:ascii="Arial" w:cs="Arial" w:eastAsia="Arial" w:hAnsi="Arial"/>
+                <w:sz w:val="19"/>
+                <w:szCs w:val="19"/>
+              </w:rPr>
+              <w:t xml:space="preserve">errors.spike_per_15_minutes</w:t>
+            </w:r>
+          </w:p>
+        </w:tc>
+        <w:tc>
+          <w:tcPr>
+            <w:tcW w:type="dxa" w:w="2520"/>
+            <w:tcMar>
+              <w:top w:type="dxa" w:w="60"/>
+              <w:left w:type="dxa" w:w="90"/>
+              <w:bottom w:type="dxa" w:w="60"/>
+              <w:right w:type="dxa" w:w="90"/>
+            </w:tcMar>
+          </w:tcPr>
+          <w:p>
+            <w:r>
+              <w:rPr>
+                <w:rFonts w:ascii="Arial" w:cs="Arial" w:eastAsia="Arial" w:hAnsi="Arial"/>
+                <w:sz w:val="19"/>
+                <w:szCs w:val="19"/>
+              </w:rPr>
+              <w:t xml:space="preserve">number</w:t>
+            </w:r>
+          </w:p>
+        </w:tc>
+        <w:tc>
+          <w:tcPr>
+            <w:tcW w:type="dxa" w:w="2520"/>
+            <w:tcMar>
+              <w:top w:type="dxa" w:w="60"/>
+              <w:left w:type="dxa" w:w="90"/>
+              <w:bottom w:type="dxa" w:w="60"/>
+              <w:right w:type="dxa" w:w="90"/>
+            </w:tcMar>
+          </w:tcPr>
+          <w:p>
+            <w:r>
+              <w:rPr>
+                <w:rFonts w:ascii="Arial" w:cs="Arial" w:eastAsia="Arial" w:hAnsi="Arial"/>
+                <w:sz w:val="19"/>
+                <w:szCs w:val="19"/>
+              </w:rPr>
+              <w:t xml:space="preserve">25</w:t>
+            </w:r>
+          </w:p>
+        </w:tc>
+        <w:tc>
+          <w:tcPr>
+            <w:tcW w:type="dxa" w:w="2520"/>
+            <w:tcMar>
+              <w:top w:type="dxa" w:w="60"/>
+              <w:left w:type="dxa" w:w="90"/>
+              <w:bottom w:type="dxa" w:w="60"/>
+              <w:right w:type="dxa" w:w="90"/>
+            </w:tcMar>
+          </w:tcPr>
+          <w:p>
+            <w:r>
+              <w:rPr>
+                <w:rFonts w:ascii="Arial" w:cs="Arial" w:eastAsia="Arial" w:hAnsi="Arial"/>
+                <w:sz w:val="19"/>
+                <w:szCs w:val="19"/>
+              </w:rPr>
+              <w:t xml:space="preserve">Occurrences of one error within 15 minutes that make the Errors check fail and alert.</w:t>
+            </w:r>
+          </w:p>
+        </w:tc>
+      </w:tr>
+      <w:tr>
+        <w:tc>
+          <w:tcPr>
+            <w:tcW w:type="dxa" w:w="2520"/>
+            <w:tcMar>
+              <w:top w:type="dxa" w:w="60"/>
+              <w:left w:type="dxa" w:w="90"/>
+              <w:bottom w:type="dxa" w:w="60"/>
+              <w:right w:type="dxa" w:w="90"/>
+            </w:tcMar>
+          </w:tcPr>
+          <w:p>
+            <w:r>
+              <w:rPr>
+                <w:rFonts w:ascii="Arial" w:cs="Arial" w:eastAsia="Arial" w:hAnsi="Arial"/>
+                <w:sz w:val="19"/>
+                <w:szCs w:val="19"/>
+              </w:rPr>
+              <w:t xml:space="preserve">metrics.retention_days</w:t>
+            </w:r>
+          </w:p>
+        </w:tc>
+        <w:tc>
+          <w:tcPr>
+            <w:tcW w:type="dxa" w:w="2520"/>
+            <w:tcMar>
+              <w:top w:type="dxa" w:w="60"/>
+              <w:left w:type="dxa" w:w="90"/>
+              <w:bottom w:type="dxa" w:w="60"/>
+              <w:right w:type="dxa" w:w="90"/>
+            </w:tcMar>
+          </w:tcPr>
+          <w:p>
+            <w:r>
+              <w:rPr>
+                <w:rFonts w:ascii="Arial" w:cs="Arial" w:eastAsia="Arial" w:hAnsi="Arial"/>
+                <w:sz w:val="19"/>
+                <w:szCs w:val="19"/>
+              </w:rPr>
+              <w:t xml:space="preserve">number</w:t>
+            </w:r>
+          </w:p>
+        </w:tc>
+        <w:tc>
+          <w:tcPr>
+            <w:tcW w:type="dxa" w:w="2520"/>
+            <w:tcMar>
+              <w:top w:type="dxa" w:w="60"/>
+              <w:left w:type="dxa" w:w="90"/>
+              <w:bottom w:type="dxa" w:w="60"/>
+              <w:right w:type="dxa" w:w="90"/>
+            </w:tcMar>
+          </w:tcPr>
+          <w:p>
+            <w:r>
+              <w:rPr>
+                <w:rFonts w:ascii="Arial" w:cs="Arial" w:eastAsia="Arial" w:hAnsi="Arial"/>
+                <w:sz w:val="19"/>
+                <w:szCs w:val="19"/>
+              </w:rPr>
+              <w:t xml:space="preserve">30</w:t>
+            </w:r>
+          </w:p>
+        </w:tc>
+        <w:tc>
+          <w:tcPr>
+            <w:tcW w:type="dxa" w:w="2520"/>
+            <w:tcMar>
+              <w:top w:type="dxa" w:w="60"/>
+              <w:left w:type="dxa" w:w="90"/>
+              <w:bottom w:type="dxa" w:w="60"/>
+              <w:right w:type="dxa" w:w="90"/>
+            </w:tcMar>
+          </w:tcPr>
+          <w:p>
+            <w:r>
+              <w:rPr>
+                <w:rFonts w:ascii="Arial" w:cs="Arial" w:eastAsia="Arial" w:hAnsi="Arial"/>
+                <w:sz w:val="19"/>
+                <w:szCs w:val="19"/>
+              </w:rPr>
+              <w:t xml:space="preserve">Days of per-minute request figures kept for Tenant performance.</w:t>
+            </w:r>
+          </w:p>
+        </w:tc>
+      </w:tr>
+      <w:tr>
+        <w:tc>
+          <w:tcPr>
+            <w:tcW w:type="dxa" w:w="2520"/>
+            <w:tcMar>
+              <w:top w:type="dxa" w:w="60"/>
+              <w:left w:type="dxa" w:w="90"/>
+              <w:bottom w:type="dxa" w:w="60"/>
+              <w:right w:type="dxa" w:w="90"/>
+            </w:tcMar>
+          </w:tcPr>
+          <w:p>
+            <w:r>
+              <w:rPr>
+                <w:rFonts w:ascii="Arial" w:cs="Arial" w:eastAsia="Arial" w:hAnsi="Arial"/>
+                <w:sz w:val="19"/>
+                <w:szCs w:val="19"/>
+              </w:rPr>
+              <w:t xml:space="preserve">uptime.failures_before_alert</w:t>
+            </w:r>
+          </w:p>
+        </w:tc>
+        <w:tc>
+          <w:tcPr>
+            <w:tcW w:type="dxa" w:w="2520"/>
+            <w:tcMar>
+              <w:top w:type="dxa" w:w="60"/>
+              <w:left w:type="dxa" w:w="90"/>
+              <w:bottom w:type="dxa" w:w="60"/>
+              <w:right w:type="dxa" w:w="90"/>
+            </w:tcMar>
+          </w:tcPr>
+          <w:p>
+            <w:r>
+              <w:rPr>
+                <w:rFonts w:ascii="Arial" w:cs="Arial" w:eastAsia="Arial" w:hAnsi="Arial"/>
+                <w:sz w:val="19"/>
+                <w:szCs w:val="19"/>
+              </w:rPr>
+              <w:t xml:space="preserve">number</w:t>
+            </w:r>
+          </w:p>
+        </w:tc>
+        <w:tc>
+          <w:tcPr>
+            <w:tcW w:type="dxa" w:w="2520"/>
+            <w:tcMar>
+              <w:top w:type="dxa" w:w="60"/>
+              <w:left w:type="dxa" w:w="90"/>
+              <w:bottom w:type="dxa" w:w="60"/>
+              <w:right w:type="dxa" w:w="90"/>
+            </w:tcMar>
+          </w:tcPr>
+          <w:p>
+            <w:r>
+              <w:rPr>
+                <w:rFonts w:ascii="Arial" w:cs="Arial" w:eastAsia="Arial" w:hAnsi="Arial"/>
+                <w:sz w:val="19"/>
+                <w:szCs w:val="19"/>
+              </w:rPr>
+              <w:t xml:space="preserve">2</w:t>
+            </w:r>
+          </w:p>
+        </w:tc>
+        <w:tc>
+          <w:tcPr>
+            <w:tcW w:type="dxa" w:w="2520"/>
+            <w:tcMar>
+              <w:top w:type="dxa" w:w="60"/>
+              <w:left w:type="dxa" w:w="90"/>
+              <w:bottom w:type="dxa" w:w="60"/>
+              <w:right w:type="dxa" w:w="90"/>
+            </w:tcMar>
+          </w:tcPr>
+          <w:p>
+            <w:r>
+              <w:rPr>
+                <w:rFonts w:ascii="Arial" w:cs="Arial" w:eastAsia="Arial" w:hAnsi="Arial"/>
+                <w:sz w:val="19"/>
+                <w:szCs w:val="19"/>
+              </w:rPr>
+              <w:t xml:space="preserve">Failed probes in a row before an uptime target is down and an alert goes out.</w:t>
+            </w:r>
+          </w:p>
+        </w:tc>
+      </w:tr>
+      <w:tr>
+        <w:tc>
+          <w:tcPr>
+            <w:tcW w:type="dxa" w:w="2520"/>
+            <w:tcMar>
+              <w:top w:type="dxa" w:w="60"/>
+              <w:left w:type="dxa" w:w="90"/>
+              <w:bottom w:type="dxa" w:w="60"/>
+              <w:right w:type="dxa" w:w="90"/>
+            </w:tcMar>
+          </w:tcPr>
+          <w:p>
+            <w:r>
+              <w:rPr>
+                <w:rFonts w:ascii="Arial" w:cs="Arial" w:eastAsia="Arial" w:hAnsi="Arial"/>
+                <w:sz w:val="19"/>
+                <w:szCs w:val="19"/>
+              </w:rPr>
+              <w:t xml:space="preserve">uptime.retention_days</w:t>
+            </w:r>
+          </w:p>
+        </w:tc>
+        <w:tc>
+          <w:tcPr>
+            <w:tcW w:type="dxa" w:w="2520"/>
+            <w:tcMar>
+              <w:top w:type="dxa" w:w="60"/>
+              <w:left w:type="dxa" w:w="90"/>
+              <w:bottom w:type="dxa" w:w="60"/>
+              <w:right w:type="dxa" w:w="90"/>
+            </w:tcMar>
+          </w:tcPr>
+          <w:p>
+            <w:r>
+              <w:rPr>
+                <w:rFonts w:ascii="Arial" w:cs="Arial" w:eastAsia="Arial" w:hAnsi="Arial"/>
+                <w:sz w:val="19"/>
+                <w:szCs w:val="19"/>
+              </w:rPr>
+              <w:t xml:space="preserve">number</w:t>
+            </w:r>
+          </w:p>
+        </w:tc>
+        <w:tc>
+          <w:tcPr>
+            <w:tcW w:type="dxa" w:w="2520"/>
+            <w:tcMar>
+              <w:top w:type="dxa" w:w="60"/>
+              <w:left w:type="dxa" w:w="90"/>
+              <w:bottom w:type="dxa" w:w="60"/>
+              <w:right w:type="dxa" w:w="90"/>
+            </w:tcMar>
+          </w:tcPr>
+          <w:p>
+            <w:r>
+              <w:rPr>
+                <w:rFonts w:ascii="Arial" w:cs="Arial" w:eastAsia="Arial" w:hAnsi="Arial"/>
+                <w:sz w:val="19"/>
+                <w:szCs w:val="19"/>
+              </w:rPr>
+              <w:t xml:space="preserve">90</w:t>
+            </w:r>
+          </w:p>
+        </w:tc>
+        <w:tc>
+          <w:tcPr>
+            <w:tcW w:type="dxa" w:w="2520"/>
+            <w:tcMar>
+              <w:top w:type="dxa" w:w="60"/>
+              <w:left w:type="dxa" w:w="90"/>
+              <w:bottom w:type="dxa" w:w="60"/>
+              <w:right w:type="dxa" w:w="90"/>
+            </w:tcMar>
+          </w:tcPr>
+          <w:p>
+            <w:r>
+              <w:rPr>
+                <w:rFonts w:ascii="Arial" w:cs="Arial" w:eastAsia="Arial" w:hAnsi="Arial"/>
+                <w:sz w:val="19"/>
+                <w:szCs w:val="19"/>
+              </w:rPr>
+              <w:t xml:space="preserve">Days of uptime probes kept.</w:t>
+            </w:r>
+          </w:p>
+        </w:tc>
+      </w:tr>
+      <w:tr>
+        <w:tc>
+          <w:tcPr>
+            <w:tcW w:type="dxa" w:w="2520"/>
+            <w:tcMar>
+              <w:top w:type="dxa" w:w="60"/>
+              <w:left w:type="dxa" w:w="90"/>
+              <w:bottom w:type="dxa" w:w="60"/>
+              <w:right w:type="dxa" w:w="90"/>
+            </w:tcMar>
+          </w:tcPr>
+          <w:p>
+            <w:r>
+              <w:rPr>
+                <w:rFonts w:ascii="Arial" w:cs="Arial" w:eastAsia="Arial" w:hAnsi="Arial"/>
+                <w:sz w:val="19"/>
+                <w:szCs w:val="19"/>
+              </w:rPr>
               <w:t xml:space="preserve">tenancy.default_industry</w:t>
             </w:r>
           </w:p>
@@ -15511,7 +16083,7 @@
           <w:sz w:val="21"/>
           <w:szCs w:val="21"/>
         </w:rPr>
-        <w:t xml:space="preserve">Everything CEP does on a timer, and how you know it is working: fourteen scheduled jobs with their runs, thirteen system checks, and the alerts raised when a check fails or a job breaks.</w:t>
+        <w:t xml:space="preserve">Everything CEP does on a timer, and how you know it is working: sixteen scheduled jobs with their runs, fifteen system checks, and the alerts raised when a check fails or a job breaks.</w:t>
       </w:r>
     </w:p>
     <w:p>
@@ -16555,6 +17127,136 @@
           </w:p>
         </w:tc>
       </w:tr>
+      <w:tr>
+        <w:tc>
+          <w:tcPr>
+            <w:tcW w:type="dxa" w:w="2600"/>
+            <w:tcMar>
+              <w:top w:type="dxa" w:w="60"/>
+              <w:left w:type="dxa" w:w="90"/>
+              <w:bottom w:type="dxa" w:w="60"/>
+              <w:right w:type="dxa" w:w="90"/>
+            </w:tcMar>
+          </w:tcPr>
+          <w:p>
+            <w:r>
+              <w:rPr>
+                <w:rFonts w:ascii="Arial" w:cs="Arial" w:eastAsia="Arial" w:hAnsi="Arial"/>
+                <w:sz w:val="19"/>
+                <w:szCs w:val="19"/>
+              </w:rPr>
+              <w:t xml:space="preserve">probe-uptime</w:t>
+            </w:r>
+          </w:p>
+        </w:tc>
+        <w:tc>
+          <w:tcPr>
+            <w:tcW w:type="dxa" w:w="3740"/>
+            <w:tcMar>
+              <w:top w:type="dxa" w:w="60"/>
+              <w:left w:type="dxa" w:w="90"/>
+              <w:bottom w:type="dxa" w:w="60"/>
+              <w:right w:type="dxa" w:w="90"/>
+            </w:tcMar>
+          </w:tcPr>
+          <w:p>
+            <w:r>
+              <w:rPr>
+                <w:rFonts w:ascii="Arial" w:cs="Arial" w:eastAsia="Arial" w:hAnsi="Arial"/>
+                <w:sz w:val="19"/>
+                <w:szCs w:val="19"/>
+              </w:rPr>
+              <w:t xml:space="preserve">Calls the uptime targets and alerts when one goes down or comes back.</w:t>
+            </w:r>
+          </w:p>
+        </w:tc>
+        <w:tc>
+          <w:tcPr>
+            <w:tcW w:type="dxa" w:w="3740"/>
+            <w:tcMar>
+              <w:top w:type="dxa" w:w="60"/>
+              <w:left w:type="dxa" w:w="90"/>
+              <w:bottom w:type="dxa" w:w="60"/>
+              <w:right w:type="dxa" w:w="90"/>
+            </w:tcMar>
+          </w:tcPr>
+          <w:p>
+            <w:r>
+              <w:rPr>
+                <w:rFonts w:ascii="Arial" w:cs="Arial" w:eastAsia="Arial" w:hAnsi="Arial"/>
+                <w:sz w:val="19"/>
+                <w:szCs w:val="19"/>
+              </w:rPr>
+              <w:t xml:space="preserve">10 min (every minute on the scheduler)</w:t>
+            </w:r>
+          </w:p>
+        </w:tc>
+      </w:tr>
+      <w:tr>
+        <w:tc>
+          <w:tcPr>
+            <w:tcW w:type="dxa" w:w="2600"/>
+            <w:tcMar>
+              <w:top w:type="dxa" w:w="60"/>
+              <w:left w:type="dxa" w:w="90"/>
+              <w:bottom w:type="dxa" w:w="60"/>
+              <w:right w:type="dxa" w:w="90"/>
+            </w:tcMar>
+          </w:tcPr>
+          <w:p>
+            <w:r>
+              <w:rPr>
+                <w:rFonts w:ascii="Arial" w:cs="Arial" w:eastAsia="Arial" w:hAnsi="Arial"/>
+                <w:sz w:val="19"/>
+                <w:szCs w:val="19"/>
+              </w:rPr>
+              <w:t xml:space="preserve">prune-observability</w:t>
+            </w:r>
+          </w:p>
+        </w:tc>
+        <w:tc>
+          <w:tcPr>
+            <w:tcW w:type="dxa" w:w="3740"/>
+            <w:tcMar>
+              <w:top w:type="dxa" w:w="60"/>
+              <w:left w:type="dxa" w:w="90"/>
+              <w:bottom w:type="dxa" w:w="60"/>
+              <w:right w:type="dxa" w:w="90"/>
+            </w:tcMar>
+          </w:tcPr>
+          <w:p>
+            <w:r>
+              <w:rPr>
+                <w:rFonts w:ascii="Arial" w:cs="Arial" w:eastAsia="Arial" w:hAnsi="Arial"/>
+                <w:sz w:val="19"/>
+                <w:szCs w:val="19"/>
+              </w:rPr>
+              <w:t xml:space="preserve">Removes errors, request figures and uptime probes past their retention.</w:t>
+            </w:r>
+          </w:p>
+        </w:tc>
+        <w:tc>
+          <w:tcPr>
+            <w:tcW w:type="dxa" w:w="3740"/>
+            <w:tcMar>
+              <w:top w:type="dxa" w:w="60"/>
+              <w:left w:type="dxa" w:w="90"/>
+              <w:bottom w:type="dxa" w:w="60"/>
+              <w:right w:type="dxa" w:w="90"/>
+            </w:tcMar>
+          </w:tcPr>
+          <w:p>
+            <w:r>
+              <w:rPr>
+                <w:rFonts w:ascii="Arial" w:cs="Arial" w:eastAsia="Arial" w:hAnsi="Arial"/>
+                <w:sz w:val="19"/>
+                <w:szCs w:val="19"/>
+              </w:rPr>
+              <w:t xml:space="preserve">49 h</w:t>
+            </w:r>
+          </w:p>
+        </w:tc>
+      </w:tr>
     </w:tbl>
     <w:p>
       <w:pPr>
@@ -17227,6 +17929,94 @@
           </w:p>
         </w:tc>
       </w:tr>
+      <w:tr>
+        <w:tc>
+          <w:tcPr>
+            <w:tcW w:type="dxa" w:w="2600"/>
+            <w:tcMar>
+              <w:top w:type="dxa" w:w="60"/>
+              <w:left w:type="dxa" w:w="90"/>
+              <w:bottom w:type="dxa" w:w="60"/>
+              <w:right w:type="dxa" w:w="90"/>
+            </w:tcMar>
+          </w:tcPr>
+          <w:p>
+            <w:r>
+              <w:rPr>
+                <w:rFonts w:ascii="Arial" w:cs="Arial" w:eastAsia="Arial" w:hAnsi="Arial"/>
+                <w:sz w:val="19"/>
+                <w:szCs w:val="19"/>
+              </w:rPr>
+              <w:t xml:space="preserve">Errors</w:t>
+            </w:r>
+          </w:p>
+        </w:tc>
+        <w:tc>
+          <w:tcPr>
+            <w:tcW w:type="dxa" w:w="7480"/>
+            <w:tcMar>
+              <w:top w:type="dxa" w:w="60"/>
+              <w:left w:type="dxa" w:w="90"/>
+              <w:bottom w:type="dxa" w:w="60"/>
+              <w:right w:type="dxa" w:w="90"/>
+            </w:tcMar>
+          </w:tcPr>
+          <w:p>
+            <w:r>
+              <w:rPr>
+                <w:rFonts w:ascii="Arial" w:cs="Arial" w:eastAsia="Arial" w:hAnsi="Arial"/>
+                <w:sz w:val="19"/>
+                <w:szCs w:val="19"/>
+              </w:rPr>
+              <w:t xml:space="preserve">No error new or returning in the last hour, and no error repeating fast. See Errors, Uptime and Tenant Performance.</w:t>
+            </w:r>
+          </w:p>
+        </w:tc>
+      </w:tr>
+      <w:tr>
+        <w:tc>
+          <w:tcPr>
+            <w:tcW w:type="dxa" w:w="2600"/>
+            <w:tcMar>
+              <w:top w:type="dxa" w:w="60"/>
+              <w:left w:type="dxa" w:w="90"/>
+              <w:bottom w:type="dxa" w:w="60"/>
+              <w:right w:type="dxa" w:w="90"/>
+            </w:tcMar>
+          </w:tcPr>
+          <w:p>
+            <w:r>
+              <w:rPr>
+                <w:rFonts w:ascii="Arial" w:cs="Arial" w:eastAsia="Arial" w:hAnsi="Arial"/>
+                <w:sz w:val="19"/>
+                <w:szCs w:val="19"/>
+              </w:rPr>
+              <w:t xml:space="preserve">Uptime</w:t>
+            </w:r>
+          </w:p>
+        </w:tc>
+        <w:tc>
+          <w:tcPr>
+            <w:tcW w:type="dxa" w:w="7480"/>
+            <w:tcMar>
+              <w:top w:type="dxa" w:w="60"/>
+              <w:left w:type="dxa" w:w="90"/>
+              <w:bottom w:type="dxa" w:w="60"/>
+              <w:right w:type="dxa" w:w="90"/>
+            </w:tcMar>
+          </w:tcPr>
+          <w:p>
+            <w:r>
+              <w:rPr>
+                <w:rFonts w:ascii="Arial" w:cs="Arial" w:eastAsia="Arial" w:hAnsi="Arial"/>
+                <w:sz w:val="19"/>
+                <w:szCs w:val="19"/>
+              </w:rPr>
+              <w:t xml:space="preserve">Every uptime target answers.</w:t>
+            </w:r>
+          </w:p>
+        </w:tc>
+      </w:tr>
     </w:tbl>
     <w:p>
       <w:pPr>
@@ -17451,7 +18241,7 @@
                 <w:sz w:val="19"/>
                 <w:szCs w:val="19"/>
               </w:rPr>
-              <w:t xml:space="preserve">n of 13 fine</w:t>
+              <w:t xml:space="preserve">n of 15 fine</w:t>
             </w:r>
             <w:r>
               <w:rPr>
@@ -17469,7 +18259,7 @@
                 <w:sz w:val="19"/>
                 <w:szCs w:val="19"/>
               </w:rPr>
-              <w:t xml:space="preserve">n of 14 on time</w:t>
+              <w:t xml:space="preserve">n of 16 on time</w:t>
             </w:r>
             <w:r>
               <w:rPr>
@@ -19530,6 +20320,1826 @@
           <w:szCs w:val="21"/>
         </w:rPr>
         <w:t xml:space="preserve">Editing a record here bypasses the app's rules; that is why the sections are read-only, except the integration policies, which belong to the platform.</w:t>
+      </w:r>
+    </w:p>
+    <w:p>
+      <w:r>
+        <w:br w:type="page"/>
+      </w:r>
+    </w:p>
+    <w:p>
+      <w:pPr>
+        <w:pStyle w:val="Heading1"/>
+        <w:spacing w:after="120" w:before="0"/>
+      </w:pPr>
+      <w:r>
+        <w:rPr>
+          <w:rFonts w:ascii="Arial" w:cs="Arial" w:eastAsia="Arial" w:hAnsi="Arial"/>
+        </w:rPr>
+        <w:t xml:space="preserve">Errors, Uptime and Tenant Performance</w:t>
+      </w:r>
+    </w:p>
+    <w:p>
+      <w:pPr>
+        <w:spacing w:after="120"/>
+      </w:pPr>
+      <w:r>
+        <w:rPr>
+          <w:rFonts w:ascii="Arial" w:cs="Arial" w:eastAsia="Arial" w:hAnsi="Arial"/>
+          <w:b/>
+          <w:bCs/>
+          <w:sz w:val="21"/>
+          <w:szCs w:val="21"/>
+        </w:rPr>
+        <w:t xml:space="preserve">Where:</w:t>
+      </w:r>
+      <w:r>
+        <w:rPr>
+          <w:rFonts w:ascii="Arial" w:cs="Arial" w:eastAsia="Arial" w:hAnsi="Arial"/>
+          <w:sz w:val="21"/>
+          <w:szCs w:val="21"/>
+        </w:rPr>
+        <w:t xml:space="preserve"> Overview → Errors, Uptime, Tenant performance. A tenant's own figures are also on its page, under Tenants → the tenant → Performance.</w:t>
+      </w:r>
+    </w:p>
+    <w:p>
+      <w:pPr>
+        <w:pStyle w:val="Heading2"/>
+        <w:spacing w:after="120" w:before="240"/>
+      </w:pPr>
+      <w:r>
+        <w:rPr>
+          <w:rFonts w:ascii="Arial" w:cs="Arial" w:eastAsia="Arial" w:hAnsi="Arial"/>
+        </w:rPr>
+        <w:t xml:space="preserve">What this is for</w:t>
+      </w:r>
+    </w:p>
+    <w:p>
+      <w:pPr>
+        <w:spacing w:after="120"/>
+      </w:pPr>
+      <w:r>
+        <w:rPr>
+          <w:rFonts w:ascii="Arial" w:cs="Arial" w:eastAsia="Arial" w:hAnsi="Arial"/>
+          <w:sz w:val="21"/>
+          <w:szCs w:val="21"/>
+        </w:rPr>
+        <w:t xml:space="preserve">Knowing that something broke before a customer says so, and seeing how each tenant is served. Errors collects every failure from three places: the API, the background jobs, and the browsers of the people using the app. Uptime calls the installation's public addresses every minute and alerts when one stops answering. Tenant performance shows each tenant's requests, response times, sends and failures side by side, worst first.</w:t>
+      </w:r>
+    </w:p>
+    <w:p>
+      <w:pPr>
+        <w:pStyle w:val="Heading2"/>
+        <w:spacing w:after="120" w:before="240"/>
+      </w:pPr>
+      <w:r>
+        <w:rPr>
+          <w:rFonts w:ascii="Arial" w:cs="Arial" w:eastAsia="Arial" w:hAnsi="Arial"/>
+        </w:rPr>
+        <w:t xml:space="preserve">Who can use it</w:t>
+      </w:r>
+    </w:p>
+    <w:p>
+      <w:pPr>
+        <w:spacing w:after="120"/>
+      </w:pPr>
+      <w:r>
+        <w:rPr>
+          <w:rFonts w:ascii="Arial" w:cs="Arial" w:eastAsia="Arial" w:hAnsi="Arial"/>
+          <w:sz w:val="21"/>
+          <w:szCs w:val="21"/>
+        </w:rPr>
+        <w:t xml:space="preserve">Platform staff. Tenants never see these pages; their own workspace shows only its own sends and integrations.</w:t>
+      </w:r>
+    </w:p>
+    <w:p>
+      <w:pPr>
+        <w:pStyle w:val="Heading2"/>
+        <w:spacing w:after="120" w:before="240"/>
+      </w:pPr>
+      <w:r>
+        <w:rPr>
+          <w:rFonts w:ascii="Arial" w:cs="Arial" w:eastAsia="Arial" w:hAnsi="Arial"/>
+        </w:rPr>
+        <w:t xml:space="preserve">The fields and controls</w:t>
+      </w:r>
+    </w:p>
+    <w:p>
+      <w:pPr>
+        <w:pStyle w:val="Heading3"/>
+        <w:spacing w:after="120" w:before="240"/>
+      </w:pPr>
+      <w:r>
+        <w:rPr>
+          <w:rFonts w:ascii="Arial" w:cs="Arial" w:eastAsia="Arial" w:hAnsi="Arial"/>
+        </w:rPr>
+        <w:t xml:space="preserve">Errors</w:t>
+      </w:r>
+    </w:p>
+    <w:tbl>
+      <w:tblPr>
+        <w:tblW w:type="dxa" w:w="10080"/>
+        <w:tblBorders>
+          <w:top w:val="single" w:color="D9DBE3" w:sz="4"/>
+          <w:left w:val="none"/>
+          <w:bottom w:val="single" w:color="D9DBE3" w:sz="4"/>
+          <w:right w:val="none"/>
+          <w:insideH w:val="single" w:color="E6E8EF" w:sz="4"/>
+          <w:insideV w:val="none"/>
+        </w:tblBorders>
+      </w:tblPr>
+      <w:tblGrid>
+        <w:gridCol w:w="2600"/>
+        <w:gridCol w:w="7480"/>
+      </w:tblGrid>
+      <w:tr>
+        <w:trPr>
+          <w:tblHeader/>
+        </w:trPr>
+        <w:tc>
+          <w:tcPr>
+            <w:tcW w:type="dxa" w:w="2600"/>
+            <w:shd w:fill="EEEFF5" w:color="auto" w:val="clear"/>
+            <w:tcMar>
+              <w:top w:type="dxa" w:w="60"/>
+              <w:left w:type="dxa" w:w="90"/>
+              <w:bottom w:type="dxa" w:w="60"/>
+              <w:right w:type="dxa" w:w="90"/>
+            </w:tcMar>
+          </w:tcPr>
+          <w:p>
+            <w:r>
+              <w:rPr>
+                <w:rFonts w:ascii="Arial" w:cs="Arial" w:eastAsia="Arial" w:hAnsi="Arial"/>
+                <w:b/>
+                <w:bCs/>
+                <w:sz w:val="18"/>
+                <w:szCs w:val="18"/>
+              </w:rPr>
+              <w:t xml:space="preserve">Field</w:t>
+            </w:r>
+          </w:p>
+        </w:tc>
+        <w:tc>
+          <w:tcPr>
+            <w:tcW w:type="dxa" w:w="7480"/>
+            <w:shd w:fill="EEEFF5" w:color="auto" w:val="clear"/>
+            <w:tcMar>
+              <w:top w:type="dxa" w:w="60"/>
+              <w:left w:type="dxa" w:w="90"/>
+              <w:bottom w:type="dxa" w:w="60"/>
+              <w:right w:type="dxa" w:w="90"/>
+            </w:tcMar>
+          </w:tcPr>
+          <w:p>
+            <w:r>
+              <w:rPr>
+                <w:rFonts w:ascii="Arial" w:cs="Arial" w:eastAsia="Arial" w:hAnsi="Arial"/>
+                <w:b/>
+                <w:bCs/>
+                <w:sz w:val="18"/>
+                <w:szCs w:val="18"/>
+              </w:rPr>
+              <w:t xml:space="preserve">What it is</w:t>
+            </w:r>
+          </w:p>
+        </w:tc>
+      </w:tr>
+      <w:tr>
+        <w:tc>
+          <w:tcPr>
+            <w:tcW w:type="dxa" w:w="2600"/>
+            <w:tcMar>
+              <w:top w:type="dxa" w:w="60"/>
+              <w:left w:type="dxa" w:w="90"/>
+              <w:bottom w:type="dxa" w:w="60"/>
+              <w:right w:type="dxa" w:w="90"/>
+            </w:tcMar>
+          </w:tcPr>
+          <w:p>
+            <w:r>
+              <w:rPr>
+                <w:rFonts w:ascii="Arial" w:cs="Arial" w:eastAsia="Arial" w:hAnsi="Arial"/>
+                <w:sz w:val="19"/>
+                <w:szCs w:val="19"/>
+              </w:rPr>
+              <w:t xml:space="preserve">Error</w:t>
+            </w:r>
+          </w:p>
+        </w:tc>
+        <w:tc>
+          <w:tcPr>
+            <w:tcW w:type="dxa" w:w="7480"/>
+            <w:tcMar>
+              <w:top w:type="dxa" w:w="60"/>
+              <w:left w:type="dxa" w:w="90"/>
+              <w:bottom w:type="dxa" w:w="60"/>
+              <w:right w:type="dxa" w:w="90"/>
+            </w:tcMar>
+          </w:tcPr>
+          <w:p>
+            <w:r>
+              <w:rPr>
+                <w:rFonts w:ascii="Arial" w:cs="Arial" w:eastAsia="Arial" w:hAnsi="Arial"/>
+                <w:sz w:val="19"/>
+                <w:szCs w:val="19"/>
+              </w:rPr>
+              <w:t xml:space="preserve">The message, and under it the kind (the exception) and where it happened: the endpoint, the job, or the page.</w:t>
+            </w:r>
+          </w:p>
+        </w:tc>
+      </w:tr>
+      <w:tr>
+        <w:tc>
+          <w:tcPr>
+            <w:tcW w:type="dxa" w:w="2600"/>
+            <w:tcMar>
+              <w:top w:type="dxa" w:w="60"/>
+              <w:left w:type="dxa" w:w="90"/>
+              <w:bottom w:type="dxa" w:w="60"/>
+              <w:right w:type="dxa" w:w="90"/>
+            </w:tcMar>
+          </w:tcPr>
+          <w:p>
+            <w:r>
+              <w:rPr>
+                <w:rFonts w:ascii="Arial" w:cs="Arial" w:eastAsia="Arial" w:hAnsi="Arial"/>
+                <w:sz w:val="19"/>
+                <w:szCs w:val="19"/>
+              </w:rPr>
+              <w:t xml:space="preserve">Source</w:t>
+            </w:r>
+          </w:p>
+        </w:tc>
+        <w:tc>
+          <w:tcPr>
+            <w:tcW w:type="dxa" w:w="7480"/>
+            <w:tcMar>
+              <w:top w:type="dxa" w:w="60"/>
+              <w:left w:type="dxa" w:w="90"/>
+              <w:bottom w:type="dxa" w:w="60"/>
+              <w:right w:type="dxa" w:w="90"/>
+            </w:tcMar>
+          </w:tcPr>
+          <w:p>
+            <w:r>
+              <w:rPr>
+                <w:rFonts w:ascii="Arial" w:cs="Arial" w:eastAsia="Arial" w:hAnsi="Arial"/>
+                <w:sz w:val="19"/>
+                <w:szCs w:val="19"/>
+              </w:rPr>
+              <w:t xml:space="preserve">API, Job or Browser.</w:t>
+            </w:r>
+          </w:p>
+        </w:tc>
+      </w:tr>
+      <w:tr>
+        <w:tc>
+          <w:tcPr>
+            <w:tcW w:type="dxa" w:w="2600"/>
+            <w:tcMar>
+              <w:top w:type="dxa" w:w="60"/>
+              <w:left w:type="dxa" w:w="90"/>
+              <w:bottom w:type="dxa" w:w="60"/>
+              <w:right w:type="dxa" w:w="90"/>
+            </w:tcMar>
+          </w:tcPr>
+          <w:p>
+            <w:r>
+              <w:rPr>
+                <w:rFonts w:ascii="Arial" w:cs="Arial" w:eastAsia="Arial" w:hAnsi="Arial"/>
+                <w:sz w:val="19"/>
+                <w:szCs w:val="19"/>
+              </w:rPr>
+              <w:t xml:space="preserve">Occurrences</w:t>
+            </w:r>
+          </w:p>
+        </w:tc>
+        <w:tc>
+          <w:tcPr>
+            <w:tcW w:type="dxa" w:w="7480"/>
+            <w:tcMar>
+              <w:top w:type="dxa" w:w="60"/>
+              <w:left w:type="dxa" w:w="90"/>
+              <w:bottom w:type="dxa" w:w="60"/>
+              <w:right w:type="dxa" w:w="90"/>
+            </w:tcMar>
+          </w:tcPr>
+          <w:p>
+            <w:r>
+              <w:rPr>
+                <w:rFonts w:ascii="Arial" w:cs="Arial" w:eastAsia="Arial" w:hAnsi="Arial"/>
+                <w:sz w:val="19"/>
+                <w:szCs w:val="19"/>
+              </w:rPr>
+              <w:t xml:space="preserve">How many times it happened since it was first seen. Every occurrence is counted; at most ten a minute are kept with their details.</w:t>
+            </w:r>
+          </w:p>
+        </w:tc>
+      </w:tr>
+      <w:tr>
+        <w:tc>
+          <w:tcPr>
+            <w:tcW w:type="dxa" w:w="2600"/>
+            <w:tcMar>
+              <w:top w:type="dxa" w:w="60"/>
+              <w:left w:type="dxa" w:w="90"/>
+              <w:bottom w:type="dxa" w:w="60"/>
+              <w:right w:type="dxa" w:w="90"/>
+            </w:tcMar>
+          </w:tcPr>
+          <w:p>
+            <w:r>
+              <w:rPr>
+                <w:rFonts w:ascii="Arial" w:cs="Arial" w:eastAsia="Arial" w:hAnsi="Arial"/>
+                <w:sz w:val="19"/>
+                <w:szCs w:val="19"/>
+              </w:rPr>
+              <w:t xml:space="preserve">Tenants</w:t>
+            </w:r>
+          </w:p>
+        </w:tc>
+        <w:tc>
+          <w:tcPr>
+            <w:tcW w:type="dxa" w:w="7480"/>
+            <w:tcMar>
+              <w:top w:type="dxa" w:w="60"/>
+              <w:left w:type="dxa" w:w="90"/>
+              <w:bottom w:type="dxa" w:w="60"/>
+              <w:right w:type="dxa" w:w="90"/>
+            </w:tcMar>
+          </w:tcPr>
+          <w:p>
+            <w:r>
+              <w:rPr>
+                <w:rFonts w:ascii="Arial" w:cs="Arial" w:eastAsia="Arial" w:hAnsi="Arial"/>
+                <w:sz w:val="19"/>
+                <w:szCs w:val="19"/>
+              </w:rPr>
+              <w:t xml:space="preserve">How many tenants it touched.</w:t>
+            </w:r>
+          </w:p>
+        </w:tc>
+      </w:tr>
+      <w:tr>
+        <w:tc>
+          <w:tcPr>
+            <w:tcW w:type="dxa" w:w="2600"/>
+            <w:tcMar>
+              <w:top w:type="dxa" w:w="60"/>
+              <w:left w:type="dxa" w:w="90"/>
+              <w:bottom w:type="dxa" w:w="60"/>
+              <w:right w:type="dxa" w:w="90"/>
+            </w:tcMar>
+          </w:tcPr>
+          <w:p>
+            <w:r>
+              <w:rPr>
+                <w:rFonts w:ascii="Arial" w:cs="Arial" w:eastAsia="Arial" w:hAnsi="Arial"/>
+                <w:sz w:val="19"/>
+                <w:szCs w:val="19"/>
+              </w:rPr>
+              <w:t xml:space="preserve">First seen, Last seen</w:t>
+            </w:r>
+          </w:p>
+        </w:tc>
+        <w:tc>
+          <w:tcPr>
+            <w:tcW w:type="dxa" w:w="7480"/>
+            <w:tcMar>
+              <w:top w:type="dxa" w:w="60"/>
+              <w:left w:type="dxa" w:w="90"/>
+              <w:bottom w:type="dxa" w:w="60"/>
+              <w:right w:type="dxa" w:w="90"/>
+            </w:tcMar>
+          </w:tcPr>
+          <w:p>
+            <w:r>
+              <w:rPr>
+                <w:rFonts w:ascii="Arial" w:cs="Arial" w:eastAsia="Arial" w:hAnsi="Arial"/>
+                <w:sz w:val="19"/>
+                <w:szCs w:val="19"/>
+              </w:rPr>
+              <w:t xml:space="preserve">When it started and when it last happened.</w:t>
+            </w:r>
+          </w:p>
+        </w:tc>
+      </w:tr>
+      <w:tr>
+        <w:tc>
+          <w:tcPr>
+            <w:tcW w:type="dxa" w:w="2600"/>
+            <w:tcMar>
+              <w:top w:type="dxa" w:w="60"/>
+              <w:left w:type="dxa" w:w="90"/>
+              <w:bottom w:type="dxa" w:w="60"/>
+              <w:right w:type="dxa" w:w="90"/>
+            </w:tcMar>
+          </w:tcPr>
+          <w:p>
+            <w:r>
+              <w:rPr>
+                <w:rFonts w:ascii="Arial" w:cs="Arial" w:eastAsia="Arial" w:hAnsi="Arial"/>
+                <w:sz w:val="19"/>
+                <w:szCs w:val="19"/>
+              </w:rPr>
+              <w:t xml:space="preserve">State</w:t>
+            </w:r>
+          </w:p>
+        </w:tc>
+        <w:tc>
+          <w:tcPr>
+            <w:tcW w:type="dxa" w:w="7480"/>
+            <w:tcMar>
+              <w:top w:type="dxa" w:w="60"/>
+              <w:left w:type="dxa" w:w="90"/>
+              <w:bottom w:type="dxa" w:w="60"/>
+              <w:right w:type="dxa" w:w="90"/>
+            </w:tcMar>
+          </w:tcPr>
+          <w:p>
+            <w:r>
+              <w:rPr>
+                <w:rFonts w:ascii="Arial" w:cs="Arial" w:eastAsia="Arial" w:hAnsi="Arial"/>
+                <w:sz w:val="19"/>
+                <w:szCs w:val="19"/>
+              </w:rPr>
+              <w:t xml:space="preserve">Open, Regressed (resolved, then seen again), Resolved, Ignored. The list opens on Open; the filter shows the rest.</w:t>
+            </w:r>
+          </w:p>
+        </w:tc>
+      </w:tr>
+      <w:tr>
+        <w:tc>
+          <w:tcPr>
+            <w:tcW w:type="dxa" w:w="2600"/>
+            <w:tcMar>
+              <w:top w:type="dxa" w:w="60"/>
+              <w:left w:type="dxa" w:w="90"/>
+              <w:bottom w:type="dxa" w:w="60"/>
+              <w:right w:type="dxa" w:w="90"/>
+            </w:tcMar>
+          </w:tcPr>
+          <w:p>
+            <w:r>
+              <w:rPr>
+                <w:rFonts w:ascii="Arial" w:cs="Arial" w:eastAsia="Arial" w:hAnsi="Arial"/>
+                <w:sz w:val="19"/>
+                <w:szCs w:val="19"/>
+              </w:rPr>
+              <w:t xml:space="preserve">Resolve, Ignore, Reopen</w:t>
+            </w:r>
+          </w:p>
+        </w:tc>
+        <w:tc>
+          <w:tcPr>
+            <w:tcW w:type="dxa" w:w="7480"/>
+            <w:tcMar>
+              <w:top w:type="dxa" w:w="60"/>
+              <w:left w:type="dxa" w:w="90"/>
+              <w:bottom w:type="dxa" w:w="60"/>
+              <w:right w:type="dxa" w:w="90"/>
+            </w:tcMar>
+          </w:tcPr>
+          <w:p>
+            <w:r>
+              <w:rPr>
+                <w:rFonts w:ascii="Arial" w:cs="Arial" w:eastAsia="Arial" w:hAnsi="Arial"/>
+                <w:sz w:val="19"/>
+                <w:szCs w:val="19"/>
+              </w:rPr>
+              <w:t xml:space="preserve">Actions on the list and buttons on the error's page. Resolve says it is fixed: if it happens again it reopens as Regressed. Ignore keeps counting but no longer counts as a problem.</w:t>
+            </w:r>
+          </w:p>
+        </w:tc>
+      </w:tr>
+      <w:tr>
+        <w:tc>
+          <w:tcPr>
+            <w:tcW w:type="dxa" w:w="2600"/>
+            <w:tcMar>
+              <w:top w:type="dxa" w:w="60"/>
+              <w:left w:type="dxa" w:w="90"/>
+              <w:bottom w:type="dxa" w:w="60"/>
+              <w:right w:type="dxa" w:w="90"/>
+            </w:tcMar>
+          </w:tcPr>
+          <w:p>
+            <w:r>
+              <w:rPr>
+                <w:rFonts w:ascii="Arial" w:cs="Arial" w:eastAsia="Arial" w:hAnsi="Arial"/>
+                <w:sz w:val="19"/>
+                <w:szCs w:val="19"/>
+              </w:rPr>
+              <w:t xml:space="preserve">The error's page</w:t>
+            </w:r>
+          </w:p>
+        </w:tc>
+        <w:tc>
+          <w:tcPr>
+            <w:tcW w:type="dxa" w:w="7480"/>
+            <w:tcMar>
+              <w:top w:type="dxa" w:w="60"/>
+              <w:left w:type="dxa" w:w="90"/>
+              <w:bottom w:type="dxa" w:w="60"/>
+              <w:right w:type="dxa" w:w="90"/>
+            </w:tcMar>
+          </w:tcPr>
+          <w:p>
+            <w:r>
+              <w:rPr>
+                <w:rFonts w:ascii="Arial" w:cs="Arial" w:eastAsia="Arial" w:hAnsi="Arial"/>
+                <w:sz w:val="19"/>
+                <w:szCs w:val="19"/>
+              </w:rPr>
+              <w:t xml:space="preserve">The state, the count, the tenants it touched, the last 14 days as bars, a note for what was found or the ticket, and the recent occurrences with the request, the tenant, the release and the full stack.</w:t>
+            </w:r>
+          </w:p>
+        </w:tc>
+      </w:tr>
+    </w:tbl>
+    <w:p>
+      <w:pPr>
+        <w:spacing w:after="120"/>
+      </w:pPr>
+    </w:p>
+    <w:p>
+      <w:pPr>
+        <w:pStyle w:val="Heading3"/>
+        <w:spacing w:after="120" w:before="240"/>
+      </w:pPr>
+      <w:r>
+        <w:rPr>
+          <w:rFonts w:ascii="Arial" w:cs="Arial" w:eastAsia="Arial" w:hAnsi="Arial"/>
+        </w:rPr>
+        <w:t xml:space="preserve">Uptime</w:t>
+      </w:r>
+    </w:p>
+    <w:tbl>
+      <w:tblPr>
+        <w:tblW w:type="dxa" w:w="10080"/>
+        <w:tblBorders>
+          <w:top w:val="single" w:color="D9DBE3" w:sz="4"/>
+          <w:left w:val="none"/>
+          <w:bottom w:val="single" w:color="D9DBE3" w:sz="4"/>
+          <w:right w:val="none"/>
+          <w:insideH w:val="single" w:color="E6E8EF" w:sz="4"/>
+          <w:insideV w:val="none"/>
+        </w:tblBorders>
+      </w:tblPr>
+      <w:tblGrid>
+        <w:gridCol w:w="2600"/>
+        <w:gridCol w:w="7480"/>
+      </w:tblGrid>
+      <w:tr>
+        <w:trPr>
+          <w:tblHeader/>
+        </w:trPr>
+        <w:tc>
+          <w:tcPr>
+            <w:tcW w:type="dxa" w:w="2600"/>
+            <w:shd w:fill="EEEFF5" w:color="auto" w:val="clear"/>
+            <w:tcMar>
+              <w:top w:type="dxa" w:w="60"/>
+              <w:left w:type="dxa" w:w="90"/>
+              <w:bottom w:type="dxa" w:w="60"/>
+              <w:right w:type="dxa" w:w="90"/>
+            </w:tcMar>
+          </w:tcPr>
+          <w:p>
+            <w:r>
+              <w:rPr>
+                <w:rFonts w:ascii="Arial" w:cs="Arial" w:eastAsia="Arial" w:hAnsi="Arial"/>
+                <w:b/>
+                <w:bCs/>
+                <w:sz w:val="18"/>
+                <w:szCs w:val="18"/>
+              </w:rPr>
+              <w:t xml:space="preserve">Field</w:t>
+            </w:r>
+          </w:p>
+        </w:tc>
+        <w:tc>
+          <w:tcPr>
+            <w:tcW w:type="dxa" w:w="7480"/>
+            <w:shd w:fill="EEEFF5" w:color="auto" w:val="clear"/>
+            <w:tcMar>
+              <w:top w:type="dxa" w:w="60"/>
+              <w:left w:type="dxa" w:w="90"/>
+              <w:bottom w:type="dxa" w:w="60"/>
+              <w:right w:type="dxa" w:w="90"/>
+            </w:tcMar>
+          </w:tcPr>
+          <w:p>
+            <w:r>
+              <w:rPr>
+                <w:rFonts w:ascii="Arial" w:cs="Arial" w:eastAsia="Arial" w:hAnsi="Arial"/>
+                <w:b/>
+                <w:bCs/>
+                <w:sz w:val="18"/>
+                <w:szCs w:val="18"/>
+              </w:rPr>
+              <w:t xml:space="preserve">What it is</w:t>
+            </w:r>
+          </w:p>
+        </w:tc>
+      </w:tr>
+      <w:tr>
+        <w:tc>
+          <w:tcPr>
+            <w:tcW w:type="dxa" w:w="2600"/>
+            <w:tcMar>
+              <w:top w:type="dxa" w:w="60"/>
+              <w:left w:type="dxa" w:w="90"/>
+              <w:bottom w:type="dxa" w:w="60"/>
+              <w:right w:type="dxa" w:w="90"/>
+            </w:tcMar>
+          </w:tcPr>
+          <w:p>
+            <w:r>
+              <w:rPr>
+                <w:rFonts w:ascii="Arial" w:cs="Arial" w:eastAsia="Arial" w:hAnsi="Arial"/>
+                <w:sz w:val="19"/>
+                <w:szCs w:val="19"/>
+              </w:rPr>
+              <w:t xml:space="preserve">Name, Address</w:t>
+            </w:r>
+          </w:p>
+        </w:tc>
+        <w:tc>
+          <w:tcPr>
+            <w:tcW w:type="dxa" w:w="7480"/>
+            <w:tcMar>
+              <w:top w:type="dxa" w:w="60"/>
+              <w:left w:type="dxa" w:w="90"/>
+              <w:bottom w:type="dxa" w:w="60"/>
+              <w:right w:type="dxa" w:w="90"/>
+            </w:tcMar>
+          </w:tcPr>
+          <w:p>
+            <w:r>
+              <w:rPr>
+                <w:rFonts w:ascii="Arial" w:cs="Arial" w:eastAsia="Arial" w:hAnsi="Arial"/>
+                <w:sz w:val="19"/>
+                <w:szCs w:val="19"/>
+              </w:rPr>
+              <w:t xml:space="preserve">What is called. Three targets are made on the first run from the installation's addresses: the API's health address, the app's first page, and the back-office sign-in. Add more with Add uptime target.</w:t>
+            </w:r>
+          </w:p>
+        </w:tc>
+      </w:tr>
+      <w:tr>
+        <w:tc>
+          <w:tcPr>
+            <w:tcW w:type="dxa" w:w="2600"/>
+            <w:tcMar>
+              <w:top w:type="dxa" w:w="60"/>
+              <w:left w:type="dxa" w:w="90"/>
+              <w:bottom w:type="dxa" w:w="60"/>
+              <w:right w:type="dxa" w:w="90"/>
+            </w:tcMar>
+          </w:tcPr>
+          <w:p>
+            <w:r>
+              <w:rPr>
+                <w:rFonts w:ascii="Arial" w:cs="Arial" w:eastAsia="Arial" w:hAnsi="Arial"/>
+                <w:sz w:val="19"/>
+                <w:szCs w:val="19"/>
+              </w:rPr>
+              <w:t xml:space="preserve">Expected status, Expected text</w:t>
+            </w:r>
+          </w:p>
+        </w:tc>
+        <w:tc>
+          <w:tcPr>
+            <w:tcW w:type="dxa" w:w="7480"/>
+            <w:tcMar>
+              <w:top w:type="dxa" w:w="60"/>
+              <w:left w:type="dxa" w:w="90"/>
+              <w:bottom w:type="dxa" w:w="60"/>
+              <w:right w:type="dxa" w:w="90"/>
+            </w:tcMar>
+          </w:tcPr>
+          <w:p>
+            <w:r>
+              <w:rPr>
+                <w:rFonts w:ascii="Arial" w:cs="Arial" w:eastAsia="Arial" w:hAnsi="Arial"/>
+                <w:sz w:val="19"/>
+                <w:szCs w:val="19"/>
+              </w:rPr>
+              <w:t xml:space="preserve">A healthy answer has this status (200 by default) and, when set, contains this text. The app target expects the page's root element, so a blank server error page counts as down.</w:t>
+            </w:r>
+          </w:p>
+        </w:tc>
+      </w:tr>
+      <w:tr>
+        <w:tc>
+          <w:tcPr>
+            <w:tcW w:type="dxa" w:w="2600"/>
+            <w:tcMar>
+              <w:top w:type="dxa" w:w="60"/>
+              <w:left w:type="dxa" w:w="90"/>
+              <w:bottom w:type="dxa" w:w="60"/>
+              <w:right w:type="dxa" w:w="90"/>
+            </w:tcMar>
+          </w:tcPr>
+          <w:p>
+            <w:r>
+              <w:rPr>
+                <w:rFonts w:ascii="Arial" w:cs="Arial" w:eastAsia="Arial" w:hAnsi="Arial"/>
+                <w:sz w:val="19"/>
+                <w:szCs w:val="19"/>
+              </w:rPr>
+              <w:t xml:space="preserve">Timeout (ms)</w:t>
+            </w:r>
+          </w:p>
+        </w:tc>
+        <w:tc>
+          <w:tcPr>
+            <w:tcW w:type="dxa" w:w="7480"/>
+            <w:tcMar>
+              <w:top w:type="dxa" w:w="60"/>
+              <w:left w:type="dxa" w:w="90"/>
+              <w:bottom w:type="dxa" w:w="60"/>
+              <w:right w:type="dxa" w:w="90"/>
+            </w:tcMar>
+          </w:tcPr>
+          <w:p>
+            <w:r>
+              <w:rPr>
+                <w:rFonts w:ascii="Arial" w:cs="Arial" w:eastAsia="Arial" w:hAnsi="Arial"/>
+                <w:sz w:val="19"/>
+                <w:szCs w:val="19"/>
+              </w:rPr>
+              <w:t xml:space="preserve">A slower answer is a failure. 5,000 by default.</w:t>
+            </w:r>
+          </w:p>
+        </w:tc>
+      </w:tr>
+      <w:tr>
+        <w:tc>
+          <w:tcPr>
+            <w:tcW w:type="dxa" w:w="2600"/>
+            <w:tcMar>
+              <w:top w:type="dxa" w:w="60"/>
+              <w:left w:type="dxa" w:w="90"/>
+              <w:bottom w:type="dxa" w:w="60"/>
+              <w:right w:type="dxa" w:w="90"/>
+            </w:tcMar>
+          </w:tcPr>
+          <w:p>
+            <w:r>
+              <w:rPr>
+                <w:rFonts w:ascii="Arial" w:cs="Arial" w:eastAsia="Arial" w:hAnsi="Arial"/>
+                <w:sz w:val="19"/>
+                <w:szCs w:val="19"/>
+              </w:rPr>
+              <w:t xml:space="preserve">Active</w:t>
+            </w:r>
+          </w:p>
+        </w:tc>
+        <w:tc>
+          <w:tcPr>
+            <w:tcW w:type="dxa" w:w="7480"/>
+            <w:tcMar>
+              <w:top w:type="dxa" w:w="60"/>
+              <w:left w:type="dxa" w:w="90"/>
+              <w:bottom w:type="dxa" w:w="60"/>
+              <w:right w:type="dxa" w:w="90"/>
+            </w:tcMar>
+          </w:tcPr>
+          <w:p>
+            <w:r>
+              <w:rPr>
+                <w:rFonts w:ascii="Arial" w:cs="Arial" w:eastAsia="Arial" w:hAnsi="Arial"/>
+                <w:sz w:val="19"/>
+                <w:szCs w:val="19"/>
+              </w:rPr>
+              <w:t xml:space="preserve">Off pauses the target without losing its history.</w:t>
+            </w:r>
+          </w:p>
+        </w:tc>
+      </w:tr>
+      <w:tr>
+        <w:tc>
+          <w:tcPr>
+            <w:tcW w:type="dxa" w:w="2600"/>
+            <w:tcMar>
+              <w:top w:type="dxa" w:w="60"/>
+              <w:left w:type="dxa" w:w="90"/>
+              <w:bottom w:type="dxa" w:w="60"/>
+              <w:right w:type="dxa" w:w="90"/>
+            </w:tcMar>
+          </w:tcPr>
+          <w:p>
+            <w:r>
+              <w:rPr>
+                <w:rFonts w:ascii="Arial" w:cs="Arial" w:eastAsia="Arial" w:hAnsi="Arial"/>
+                <w:sz w:val="19"/>
+                <w:szCs w:val="19"/>
+              </w:rPr>
+              <w:t xml:space="preserve">State, Since</w:t>
+            </w:r>
+          </w:p>
+        </w:tc>
+        <w:tc>
+          <w:tcPr>
+            <w:tcW w:type="dxa" w:w="7480"/>
+            <w:tcMar>
+              <w:top w:type="dxa" w:w="60"/>
+              <w:left w:type="dxa" w:w="90"/>
+              <w:bottom w:type="dxa" w:w="60"/>
+              <w:right w:type="dxa" w:w="90"/>
+            </w:tcMar>
+          </w:tcPr>
+          <w:p>
+            <w:r>
+              <w:rPr>
+                <w:rFonts w:ascii="Arial" w:cs="Arial" w:eastAsia="Arial" w:hAnsi="Arial"/>
+                <w:sz w:val="19"/>
+                <w:szCs w:val="19"/>
+              </w:rPr>
+              <w:t xml:space="preserve">Up, Down or Not checked yet, and for how long.</w:t>
+            </w:r>
+          </w:p>
+        </w:tc>
+      </w:tr>
+      <w:tr>
+        <w:tc>
+          <w:tcPr>
+            <w:tcW w:type="dxa" w:w="2600"/>
+            <w:tcMar>
+              <w:top w:type="dxa" w:w="60"/>
+              <w:left w:type="dxa" w:w="90"/>
+              <w:bottom w:type="dxa" w:w="60"/>
+              <w:right w:type="dxa" w:w="90"/>
+            </w:tcMar>
+          </w:tcPr>
+          <w:p>
+            <w:r>
+              <w:rPr>
+                <w:rFonts w:ascii="Arial" w:cs="Arial" w:eastAsia="Arial" w:hAnsi="Arial"/>
+                <w:sz w:val="19"/>
+                <w:szCs w:val="19"/>
+              </w:rPr>
+              <w:t xml:space="preserve">24 h, 7 days, 30 days</w:t>
+            </w:r>
+          </w:p>
+        </w:tc>
+        <w:tc>
+          <w:tcPr>
+            <w:tcW w:type="dxa" w:w="7480"/>
+            <w:tcMar>
+              <w:top w:type="dxa" w:w="60"/>
+              <w:left w:type="dxa" w:w="90"/>
+              <w:bottom w:type="dxa" w:w="60"/>
+              <w:right w:type="dxa" w:w="90"/>
+            </w:tcMar>
+          </w:tcPr>
+          <w:p>
+            <w:r>
+              <w:rPr>
+                <w:rFonts w:ascii="Arial" w:cs="Arial" w:eastAsia="Arial" w:hAnsi="Arial"/>
+                <w:sz w:val="19"/>
+                <w:szCs w:val="19"/>
+              </w:rPr>
+              <w:t xml:space="preserve">The share of probes that succeeded.</w:t>
+            </w:r>
+          </w:p>
+        </w:tc>
+      </w:tr>
+      <w:tr>
+        <w:tc>
+          <w:tcPr>
+            <w:tcW w:type="dxa" w:w="2600"/>
+            <w:tcMar>
+              <w:top w:type="dxa" w:w="60"/>
+              <w:left w:type="dxa" w:w="90"/>
+              <w:bottom w:type="dxa" w:w="60"/>
+              <w:right w:type="dxa" w:w="90"/>
+            </w:tcMar>
+          </w:tcPr>
+          <w:p>
+            <w:r>
+              <w:rPr>
+                <w:rFonts w:ascii="Arial" w:cs="Arial" w:eastAsia="Arial" w:hAnsi="Arial"/>
+                <w:sz w:val="19"/>
+                <w:szCs w:val="19"/>
+              </w:rPr>
+              <w:t xml:space="preserve">Probe now</w:t>
+            </w:r>
+          </w:p>
+        </w:tc>
+        <w:tc>
+          <w:tcPr>
+            <w:tcW w:type="dxa" w:w="7480"/>
+            <w:tcMar>
+              <w:top w:type="dxa" w:w="60"/>
+              <w:left w:type="dxa" w:w="90"/>
+              <w:bottom w:type="dxa" w:w="60"/>
+              <w:right w:type="dxa" w:w="90"/>
+            </w:tcMar>
+          </w:tcPr>
+          <w:p>
+            <w:r>
+              <w:rPr>
+                <w:rFonts w:ascii="Arial" w:cs="Arial" w:eastAsia="Arial" w:hAnsi="Arial"/>
+                <w:sz w:val="19"/>
+                <w:szCs w:val="19"/>
+              </w:rPr>
+              <w:t xml:space="preserve">Calls every active target at once, without waiting for the minute.</w:t>
+            </w:r>
+          </w:p>
+        </w:tc>
+      </w:tr>
+      <w:tr>
+        <w:tc>
+          <w:tcPr>
+            <w:tcW w:type="dxa" w:w="2600"/>
+            <w:tcMar>
+              <w:top w:type="dxa" w:w="60"/>
+              <w:left w:type="dxa" w:w="90"/>
+              <w:bottom w:type="dxa" w:w="60"/>
+              <w:right w:type="dxa" w:w="90"/>
+            </w:tcMar>
+          </w:tcPr>
+          <w:p>
+            <w:r>
+              <w:rPr>
+                <w:rFonts w:ascii="Arial" w:cs="Arial" w:eastAsia="Arial" w:hAnsi="Arial"/>
+                <w:sz w:val="19"/>
+                <w:szCs w:val="19"/>
+              </w:rPr>
+              <w:t xml:space="preserve">The target's page</w:t>
+            </w:r>
+          </w:p>
+        </w:tc>
+        <w:tc>
+          <w:tcPr>
+            <w:tcW w:type="dxa" w:w="7480"/>
+            <w:tcMar>
+              <w:top w:type="dxa" w:w="60"/>
+              <w:left w:type="dxa" w:w="90"/>
+              <w:bottom w:type="dxa" w:w="60"/>
+              <w:right w:type="dxa" w:w="90"/>
+            </w:tcMar>
+          </w:tcPr>
+          <w:p>
+            <w:r>
+              <w:rPr>
+                <w:rFonts w:ascii="Arial" w:cs="Arial" w:eastAsia="Arial" w:hAnsi="Arial"/>
+                <w:sz w:val="19"/>
+                <w:szCs w:val="19"/>
+              </w:rPr>
+              <w:t xml:space="preserve">Availability and response time (p95) for each period, and the last 30 probes with their status, time and error.</w:t>
+            </w:r>
+          </w:p>
+        </w:tc>
+      </w:tr>
+    </w:tbl>
+    <w:p>
+      <w:pPr>
+        <w:spacing w:after="120"/>
+      </w:pPr>
+    </w:p>
+    <w:p>
+      <w:pPr>
+        <w:pStyle w:val="Heading3"/>
+        <w:spacing w:after="120" w:before="240"/>
+      </w:pPr>
+      <w:r>
+        <w:rPr>
+          <w:rFonts w:ascii="Arial" w:cs="Arial" w:eastAsia="Arial" w:hAnsi="Arial"/>
+        </w:rPr>
+        <w:t xml:space="preserve">Tenant performance</w:t>
+      </w:r>
+    </w:p>
+    <w:tbl>
+      <w:tblPr>
+        <w:tblW w:type="dxa" w:w="10080"/>
+        <w:tblBorders>
+          <w:top w:val="single" w:color="D9DBE3" w:sz="4"/>
+          <w:left w:val="none"/>
+          <w:bottom w:val="single" w:color="D9DBE3" w:sz="4"/>
+          <w:right w:val="none"/>
+          <w:insideH w:val="single" w:color="E6E8EF" w:sz="4"/>
+          <w:insideV w:val="none"/>
+        </w:tblBorders>
+      </w:tblPr>
+      <w:tblGrid>
+        <w:gridCol w:w="2600"/>
+        <w:gridCol w:w="7480"/>
+      </w:tblGrid>
+      <w:tr>
+        <w:trPr>
+          <w:tblHeader/>
+        </w:trPr>
+        <w:tc>
+          <w:tcPr>
+            <w:tcW w:type="dxa" w:w="2600"/>
+            <w:shd w:fill="EEEFF5" w:color="auto" w:val="clear"/>
+            <w:tcMar>
+              <w:top w:type="dxa" w:w="60"/>
+              <w:left w:type="dxa" w:w="90"/>
+              <w:bottom w:type="dxa" w:w="60"/>
+              <w:right w:type="dxa" w:w="90"/>
+            </w:tcMar>
+          </w:tcPr>
+          <w:p>
+            <w:r>
+              <w:rPr>
+                <w:rFonts w:ascii="Arial" w:cs="Arial" w:eastAsia="Arial" w:hAnsi="Arial"/>
+                <w:b/>
+                <w:bCs/>
+                <w:sz w:val="18"/>
+                <w:szCs w:val="18"/>
+              </w:rPr>
+              <w:t xml:space="preserve">Field</w:t>
+            </w:r>
+          </w:p>
+        </w:tc>
+        <w:tc>
+          <w:tcPr>
+            <w:tcW w:type="dxa" w:w="7480"/>
+            <w:shd w:fill="EEEFF5" w:color="auto" w:val="clear"/>
+            <w:tcMar>
+              <w:top w:type="dxa" w:w="60"/>
+              <w:left w:type="dxa" w:w="90"/>
+              <w:bottom w:type="dxa" w:w="60"/>
+              <w:right w:type="dxa" w:w="90"/>
+            </w:tcMar>
+          </w:tcPr>
+          <w:p>
+            <w:r>
+              <w:rPr>
+                <w:rFonts w:ascii="Arial" w:cs="Arial" w:eastAsia="Arial" w:hAnsi="Arial"/>
+                <w:b/>
+                <w:bCs/>
+                <w:sz w:val="18"/>
+                <w:szCs w:val="18"/>
+              </w:rPr>
+              <w:t xml:space="preserve">What it is</w:t>
+            </w:r>
+          </w:p>
+        </w:tc>
+      </w:tr>
+      <w:tr>
+        <w:tc>
+          <w:tcPr>
+            <w:tcW w:type="dxa" w:w="2600"/>
+            <w:tcMar>
+              <w:top w:type="dxa" w:w="60"/>
+              <w:left w:type="dxa" w:w="90"/>
+              <w:bottom w:type="dxa" w:w="60"/>
+              <w:right w:type="dxa" w:w="90"/>
+            </w:tcMar>
+          </w:tcPr>
+          <w:p>
+            <w:r>
+              <w:rPr>
+                <w:rFonts w:ascii="Arial" w:cs="Arial" w:eastAsia="Arial" w:hAnsi="Arial"/>
+                <w:sz w:val="19"/>
+                <w:szCs w:val="19"/>
+              </w:rPr>
+              <w:t xml:space="preserve">Period</w:t>
+            </w:r>
+          </w:p>
+        </w:tc>
+        <w:tc>
+          <w:tcPr>
+            <w:tcW w:type="dxa" w:w="7480"/>
+            <w:tcMar>
+              <w:top w:type="dxa" w:w="60"/>
+              <w:left w:type="dxa" w:w="90"/>
+              <w:bottom w:type="dxa" w:w="60"/>
+              <w:right w:type="dxa" w:w="90"/>
+            </w:tcMar>
+          </w:tcPr>
+          <w:p>
+            <w:r>
+              <w:rPr>
+                <w:rFonts w:ascii="Arial" w:cs="Arial" w:eastAsia="Arial" w:hAnsi="Arial"/>
+                <w:sz w:val="19"/>
+                <w:szCs w:val="19"/>
+              </w:rPr>
+              <w:t xml:space="preserve">Last hour, last 24 hours or last 7 days.</w:t>
+            </w:r>
+          </w:p>
+        </w:tc>
+      </w:tr>
+      <w:tr>
+        <w:tc>
+          <w:tcPr>
+            <w:tcW w:type="dxa" w:w="2600"/>
+            <w:tcMar>
+              <w:top w:type="dxa" w:w="60"/>
+              <w:left w:type="dxa" w:w="90"/>
+              <w:bottom w:type="dxa" w:w="60"/>
+              <w:right w:type="dxa" w:w="90"/>
+            </w:tcMar>
+          </w:tcPr>
+          <w:p>
+            <w:r>
+              <w:rPr>
+                <w:rFonts w:ascii="Arial" w:cs="Arial" w:eastAsia="Arial" w:hAnsi="Arial"/>
+                <w:sz w:val="19"/>
+                <w:szCs w:val="19"/>
+              </w:rPr>
+              <w:t xml:space="preserve">State</w:t>
+            </w:r>
+          </w:p>
+        </w:tc>
+        <w:tc>
+          <w:tcPr>
+            <w:tcW w:type="dxa" w:w="7480"/>
+            <w:tcMar>
+              <w:top w:type="dxa" w:w="60"/>
+              <w:left w:type="dxa" w:w="90"/>
+              <w:bottom w:type="dxa" w:w="60"/>
+              <w:right w:type="dxa" w:w="90"/>
+            </w:tcMar>
+          </w:tcPr>
+          <w:p>
+            <w:r>
+              <w:rPr>
+                <w:rFonts w:ascii="Arial" w:cs="Arial" w:eastAsia="Arial" w:hAnsi="Arial"/>
+                <w:sz w:val="19"/>
+                <w:szCs w:val="19"/>
+              </w:rPr>
+              <w:t xml:space="preserve">Trouble, Watch or Healthy. Trouble: server errors 2% or more, p95 2.5 s or more, bounces 5% or more, complaints 0.1% or more, or integrations failing 10% or more. Watch: a quarter of those, or any open error.</w:t>
+            </w:r>
+          </w:p>
+        </w:tc>
+      </w:tr>
+      <w:tr>
+        <w:tc>
+          <w:tcPr>
+            <w:tcW w:type="dxa" w:w="2600"/>
+            <w:tcMar>
+              <w:top w:type="dxa" w:w="60"/>
+              <w:left w:type="dxa" w:w="90"/>
+              <w:bottom w:type="dxa" w:w="60"/>
+              <w:right w:type="dxa" w:w="90"/>
+            </w:tcMar>
+          </w:tcPr>
+          <w:p>
+            <w:r>
+              <w:rPr>
+                <w:rFonts w:ascii="Arial" w:cs="Arial" w:eastAsia="Arial" w:hAnsi="Arial"/>
+                <w:sz w:val="19"/>
+                <w:szCs w:val="19"/>
+              </w:rPr>
+              <w:t xml:space="preserve">Requests, Server errors, p95</w:t>
+            </w:r>
+          </w:p>
+        </w:tc>
+        <w:tc>
+          <w:tcPr>
+            <w:tcW w:type="dxa" w:w="7480"/>
+            <w:tcMar>
+              <w:top w:type="dxa" w:w="60"/>
+              <w:left w:type="dxa" w:w="90"/>
+              <w:bottom w:type="dxa" w:w="60"/>
+              <w:right w:type="dxa" w:w="90"/>
+            </w:tcMar>
+          </w:tcPr>
+          <w:p>
+            <w:r>
+              <w:rPr>
+                <w:rFonts w:ascii="Arial" w:cs="Arial" w:eastAsia="Arial" w:hAnsi="Arial"/>
+                <w:sz w:val="19"/>
+                <w:szCs w:val="19"/>
+              </w:rPr>
+              <w:t xml:space="preserve">The tenant's API calls, the share that failed on the server (5xx), and the time 95% of them finished within. The slowest endpoint is named under the tenant.</w:t>
+            </w:r>
+          </w:p>
+        </w:tc>
+      </w:tr>
+      <w:tr>
+        <w:tc>
+          <w:tcPr>
+            <w:tcW w:type="dxa" w:w="2600"/>
+            <w:tcMar>
+              <w:top w:type="dxa" w:w="60"/>
+              <w:left w:type="dxa" w:w="90"/>
+              <w:bottom w:type="dxa" w:w="60"/>
+              <w:right w:type="dxa" w:w="90"/>
+            </w:tcMar>
+          </w:tcPr>
+          <w:p>
+            <w:r>
+              <w:rPr>
+                <w:rFonts w:ascii="Arial" w:cs="Arial" w:eastAsia="Arial" w:hAnsi="Arial"/>
+                <w:sz w:val="19"/>
+                <w:szCs w:val="19"/>
+              </w:rPr>
+              <w:t xml:space="preserve">Sent, Delivered, Bounced, Complaints</w:t>
+            </w:r>
+          </w:p>
+        </w:tc>
+        <w:tc>
+          <w:tcPr>
+            <w:tcW w:type="dxa" w:w="7480"/>
+            <w:tcMar>
+              <w:top w:type="dxa" w:w="60"/>
+              <w:left w:type="dxa" w:w="90"/>
+              <w:bottom w:type="dxa" w:w="60"/>
+              <w:right w:type="dxa" w:w="90"/>
+            </w:tcMar>
+          </w:tcPr>
+          <w:p>
+            <w:r>
+              <w:rPr>
+                <w:rFonts w:ascii="Arial" w:cs="Arial" w:eastAsia="Arial" w:hAnsi="Arial"/>
+                <w:sz w:val="19"/>
+                <w:szCs w:val="19"/>
+              </w:rPr>
+              <w:t xml:space="preserve">Email and text messages created in the period and what became of them.</w:t>
+            </w:r>
+          </w:p>
+        </w:tc>
+      </w:tr>
+      <w:tr>
+        <w:tc>
+          <w:tcPr>
+            <w:tcW w:type="dxa" w:w="2600"/>
+            <w:tcMar>
+              <w:top w:type="dxa" w:w="60"/>
+              <w:left w:type="dxa" w:w="90"/>
+              <w:bottom w:type="dxa" w:w="60"/>
+              <w:right w:type="dxa" w:w="90"/>
+            </w:tcMar>
+          </w:tcPr>
+          <w:p>
+            <w:r>
+              <w:rPr>
+                <w:rFonts w:ascii="Arial" w:cs="Arial" w:eastAsia="Arial" w:hAnsi="Arial"/>
+                <w:sz w:val="19"/>
+                <w:szCs w:val="19"/>
+              </w:rPr>
+              <w:t xml:space="preserve">Integrations failing</w:t>
+            </w:r>
+          </w:p>
+        </w:tc>
+        <w:tc>
+          <w:tcPr>
+            <w:tcW w:type="dxa" w:w="7480"/>
+            <w:tcMar>
+              <w:top w:type="dxa" w:w="60"/>
+              <w:left w:type="dxa" w:w="90"/>
+              <w:bottom w:type="dxa" w:w="60"/>
+              <w:right w:type="dxa" w:w="90"/>
+            </w:tcMar>
+          </w:tcPr>
+          <w:p>
+            <w:r>
+              <w:rPr>
+                <w:rFonts w:ascii="Arial" w:cs="Arial" w:eastAsia="Arial" w:hAnsi="Arial"/>
+                <w:sz w:val="19"/>
+                <w:szCs w:val="19"/>
+              </w:rPr>
+              <w:t xml:space="preserve">Calls to and from its integrations that failed or were refused, of all calls.</w:t>
+            </w:r>
+          </w:p>
+        </w:tc>
+      </w:tr>
+      <w:tr>
+        <w:tc>
+          <w:tcPr>
+            <w:tcW w:type="dxa" w:w="2600"/>
+            <w:tcMar>
+              <w:top w:type="dxa" w:w="60"/>
+              <w:left w:type="dxa" w:w="90"/>
+              <w:bottom w:type="dxa" w:w="60"/>
+              <w:right w:type="dxa" w:w="90"/>
+            </w:tcMar>
+          </w:tcPr>
+          <w:p>
+            <w:r>
+              <w:rPr>
+                <w:rFonts w:ascii="Arial" w:cs="Arial" w:eastAsia="Arial" w:hAnsi="Arial"/>
+                <w:sz w:val="19"/>
+                <w:szCs w:val="19"/>
+              </w:rPr>
+              <w:t xml:space="preserve">Errors</w:t>
+            </w:r>
+          </w:p>
+        </w:tc>
+        <w:tc>
+          <w:tcPr>
+            <w:tcW w:type="dxa" w:w="7480"/>
+            <w:tcMar>
+              <w:top w:type="dxa" w:w="60"/>
+              <w:left w:type="dxa" w:w="90"/>
+              <w:bottom w:type="dxa" w:w="60"/>
+              <w:right w:type="dxa" w:w="90"/>
+            </w:tcMar>
+          </w:tcPr>
+          <w:p>
+            <w:r>
+              <w:rPr>
+                <w:rFonts w:ascii="Arial" w:cs="Arial" w:eastAsia="Arial" w:hAnsi="Arial"/>
+                <w:sz w:val="19"/>
+                <w:szCs w:val="19"/>
+              </w:rPr>
+              <w:t xml:space="preserve">Error occurrences tied to the tenant, and how many distinct errors are still open.</w:t>
+            </w:r>
+          </w:p>
+        </w:tc>
+      </w:tr>
+      <w:tr>
+        <w:tc>
+          <w:tcPr>
+            <w:tcW w:type="dxa" w:w="2600"/>
+            <w:tcMar>
+              <w:top w:type="dxa" w:w="60"/>
+              <w:left w:type="dxa" w:w="90"/>
+              <w:bottom w:type="dxa" w:w="60"/>
+              <w:right w:type="dxa" w:w="90"/>
+            </w:tcMar>
+          </w:tcPr>
+          <w:p>
+            <w:r>
+              <w:rPr>
+                <w:rFonts w:ascii="Arial" w:cs="Arial" w:eastAsia="Arial" w:hAnsi="Arial"/>
+                <w:sz w:val="19"/>
+                <w:szCs w:val="19"/>
+              </w:rPr>
+              <w:t xml:space="preserve">The tenant's page</w:t>
+            </w:r>
+          </w:p>
+        </w:tc>
+        <w:tc>
+          <w:tcPr>
+            <w:tcW w:type="dxa" w:w="7480"/>
+            <w:tcMar>
+              <w:top w:type="dxa" w:w="60"/>
+              <w:left w:type="dxa" w:w="90"/>
+              <w:bottom w:type="dxa" w:w="60"/>
+              <w:right w:type="dxa" w:w="90"/>
+            </w:tcMar>
+          </w:tcPr>
+          <w:p>
+            <w:r>
+              <w:rPr>
+                <w:rFonts w:ascii="Arial" w:cs="Arial" w:eastAsia="Arial" w:hAnsi="Arial"/>
+                <w:sz w:val="19"/>
+                <w:szCs w:val="19"/>
+              </w:rPr>
+              <w:t xml:space="preserve">The same figures as tiles, requests per hour as bars (a red bar had server errors), every endpoint it used with its counts and times, failing first, and the errors it hit.</w:t>
+            </w:r>
+          </w:p>
+        </w:tc>
+      </w:tr>
+    </w:tbl>
+    <w:p>
+      <w:pPr>
+        <w:spacing w:after="120"/>
+      </w:pPr>
+    </w:p>
+    <w:p>
+      <w:pPr>
+        <w:pStyle w:val="Heading2"/>
+        <w:spacing w:after="120" w:before="240"/>
+      </w:pPr>
+      <w:r>
+        <w:rPr>
+          <w:rFonts w:ascii="Arial" w:cs="Arial" w:eastAsia="Arial" w:hAnsi="Arial"/>
+        </w:rPr>
+        <w:t xml:space="preserve">How to</w:t>
+      </w:r>
+    </w:p>
+    <w:p>
+      <w:pPr>
+        <w:spacing w:after="120"/>
+      </w:pPr>
+      <w:r>
+        <w:rPr>
+          <w:rFonts w:ascii="Arial" w:cs="Arial" w:eastAsia="Arial" w:hAnsi="Arial"/>
+          <w:b/>
+          <w:bCs/>
+          <w:sz w:val="21"/>
+          <w:szCs w:val="21"/>
+        </w:rPr>
+        <w:t xml:space="preserve">Someone reports "the page crashed".</w:t>
+      </w:r>
+      <w:r>
+        <w:rPr>
+          <w:rFonts w:ascii="Arial" w:cs="Arial" w:eastAsia="Arial" w:hAnsi="Arial"/>
+          <w:sz w:val="21"/>
+          <w:szCs w:val="21"/>
+        </w:rPr>
+        <w:t xml:space="preserve"> Errors → filter Source: Browser → find their page. The occurrence shows their workspace, the page, the browser and the component that failed. Fix it, then Resolve: if the fix did not hold, it comes back as Regressed.</w:t>
+      </w:r>
+    </w:p>
+    <w:p>
+      <w:pPr>
+        <w:spacing w:after="120"/>
+      </w:pPr>
+      <w:r>
+        <w:rPr>
+          <w:rFonts w:ascii="Arial" w:cs="Arial" w:eastAsia="Arial" w:hAnsi="Arial"/>
+          <w:b/>
+          <w:bCs/>
+          <w:sz w:val="21"/>
+          <w:szCs w:val="21"/>
+        </w:rPr>
+        <w:t xml:space="preserve">Find out why one tenant is slow.</w:t>
+      </w:r>
+      <w:r>
+        <w:rPr>
+          <w:rFonts w:ascii="Arial" w:cs="Arial" w:eastAsia="Arial" w:hAnsi="Arial"/>
+          <w:sz w:val="21"/>
+          <w:szCs w:val="21"/>
+        </w:rPr>
+        <w:t xml:space="preserve"> Tenant performance → the tenant → Endpoints. The slowest endpoints are near the top; compare with another tenant on the same route to tell the tenant's data apart from the code.</w:t>
+      </w:r>
+    </w:p>
+    <w:p>
+      <w:pPr>
+        <w:spacing w:after="120"/>
+      </w:pPr>
+      <w:r>
+        <w:rPr>
+          <w:rFonts w:ascii="Arial" w:cs="Arial" w:eastAsia="Arial" w:hAnsi="Arial"/>
+          <w:b/>
+          <w:bCs/>
+          <w:sz w:val="21"/>
+          <w:szCs w:val="21"/>
+        </w:rPr>
+        <w:t xml:space="preserve">Watch another address.</w:t>
+      </w:r>
+      <w:r>
+        <w:rPr>
+          <w:rFonts w:ascii="Arial" w:cs="Arial" w:eastAsia="Arial" w:hAnsi="Arial"/>
+          <w:sz w:val="21"/>
+          <w:szCs w:val="21"/>
+        </w:rPr>
+        <w:t xml:space="preserve"> Uptime → Add uptime target → the name, the address, and the text a healthy page contains. It is probed within the minute.</w:t>
+      </w:r>
+    </w:p>
+    <w:p>
+      <w:pPr>
+        <w:spacing w:after="120"/>
+      </w:pPr>
+      <w:r>
+        <w:rPr>
+          <w:rFonts w:ascii="Arial" w:cs="Arial" w:eastAsia="Arial" w:hAnsi="Arial"/>
+          <w:b/>
+          <w:bCs/>
+          <w:sz w:val="21"/>
+          <w:szCs w:val="21"/>
+        </w:rPr>
+        <w:t xml:space="preserve">Silence a known error.</w:t>
+      </w:r>
+      <w:r>
+        <w:rPr>
+          <w:rFonts w:ascii="Arial" w:cs="Arial" w:eastAsia="Arial" w:hAnsi="Arial"/>
+          <w:sz w:val="21"/>
+          <w:szCs w:val="21"/>
+        </w:rPr>
+        <w:t xml:space="preserve"> Errors → the error → Ignore. It keeps counting and you can reopen it.</w:t>
+      </w:r>
+    </w:p>
+    <w:p>
+      <w:pPr>
+        <w:pStyle w:val="Heading2"/>
+        <w:spacing w:after="120" w:before="240"/>
+      </w:pPr>
+      <w:r>
+        <w:rPr>
+          <w:rFonts w:ascii="Arial" w:cs="Arial" w:eastAsia="Arial" w:hAnsi="Arial"/>
+        </w:rPr>
+        <w:t xml:space="preserve">What happens behind the scenes</w:t>
+      </w:r>
+    </w:p>
+    <w:p>
+      <w:pPr>
+        <w:spacing w:after="120"/>
+      </w:pPr>
+      <w:r>
+        <w:rPr>
+          <w:rFonts w:ascii="Arial" w:cs="Arial" w:eastAsia="Arial" w:hAnsi="Arial"/>
+          <w:sz w:val="21"/>
+          <w:szCs w:val="21"/>
+        </w:rPr>
+        <w:t xml:space="preserve">Every API request is timed and counted per tenant, per endpoint and per minute; each server process adds its figures to the database every 30 seconds, outside the request. Response times are kept as counts in time buckets (under 50, 100, 250, 500 ms, 1, 2.5, 5, 10 s, and above), so p95 is an estimate, interpolated inside the bucket it falls in.</w:t>
+      </w:r>
+    </w:p>
+    <w:p>
+      <w:pPr>
+        <w:spacing w:after="120"/>
+      </w:pPr>
+      <w:r>
+        <w:rPr>
+          <w:rFonts w:ascii="Arial" w:cs="Arial" w:eastAsia="Arial" w:hAnsi="Arial"/>
+          <w:sz w:val="21"/>
+          <w:szCs w:val="21"/>
+        </w:rPr>
+        <w:t xml:space="preserve">Any error the API or a job logs with an exception is recorded on a connection of its own, so it is kept even when the request that raised it is rolled back. A job that fails is recorded once, as a job error. The app reports errors from the browser through a public endpoint that takes at most 30 reports a minute from one address. Errors are grouped by their kind and where they happened, with ids and numbers taken out, so one crash on many campaigns is one error.</w:t>
+      </w:r>
+    </w:p>
+    <w:p>
+      <w:pPr>
+        <w:spacing w:after="120"/>
+      </w:pPr>
+      <w:r>
+        <w:rPr>
+          <w:rFonts w:ascii="Arial" w:cs="Arial" w:eastAsia="Arial" w:hAnsi="Arial"/>
+          <w:sz w:val="21"/>
+          <w:szCs w:val="21"/>
+        </w:rPr>
+        <w:t xml:space="preserve">The probe-uptime job runs every minute. A target is down after </w:t>
+      </w:r>
+      <w:r>
+        <w:rPr>
+          <w:rFonts w:ascii="Consolas" w:cs="Consolas" w:eastAsia="Consolas" w:hAnsi="Consolas"/>
+          <w:sz w:val="21"/>
+          <w:szCs w:val="21"/>
+        </w:rPr>
+        <w:t xml:space="preserve">uptime.failures_before_alert</w:t>
+      </w:r>
+      <w:r>
+        <w:rPr>
+          <w:rFonts w:ascii="Arial" w:cs="Arial" w:eastAsia="Arial" w:hAnsi="Arial"/>
+          <w:sz w:val="21"/>
+          <w:szCs w:val="21"/>
+        </w:rPr>
+        <w:t xml:space="preserve"> failures in a row and up again on the first success; either change runs the alert evaluation at once, so the notice goes out within the minute rather than at the next 5-minute pass.</w:t>
+      </w:r>
+    </w:p>
+    <w:p>
+      <w:pPr>
+        <w:spacing w:after="120"/>
+      </w:pPr>
+      <w:r>
+        <w:rPr>
+          <w:rFonts w:ascii="Arial" w:cs="Arial" w:eastAsia="Arial" w:hAnsi="Arial"/>
+          <w:sz w:val="21"/>
+          <w:szCs w:val="21"/>
+        </w:rPr>
+        <w:t xml:space="preserve">Two health checks feed Home and the alerts. </w:t>
+      </w:r>
+      <w:r>
+        <w:rPr>
+          <w:rFonts w:ascii="Arial" w:cs="Arial" w:eastAsia="Arial" w:hAnsi="Arial"/>
+          <w:b/>
+          <w:bCs/>
+          <w:sz w:val="21"/>
+          <w:szCs w:val="21"/>
+        </w:rPr>
+        <w:t xml:space="preserve">Errors</w:t>
+      </w:r>
+      <w:r>
+        <w:rPr>
+          <w:rFonts w:ascii="Arial" w:cs="Arial" w:eastAsia="Arial" w:hAnsi="Arial"/>
+          <w:sz w:val="21"/>
+          <w:szCs w:val="21"/>
+        </w:rPr>
+        <w:t xml:space="preserve"> asks for attention when an error is new or came back in the last hour, and fails when one error happens </w:t>
+      </w:r>
+      <w:r>
+        <w:rPr>
+          <w:rFonts w:ascii="Consolas" w:cs="Consolas" w:eastAsia="Consolas" w:hAnsi="Consolas"/>
+          <w:sz w:val="21"/>
+          <w:szCs w:val="21"/>
+        </w:rPr>
+        <w:t xml:space="preserve">errors.spike_per_15_minutes</w:t>
+      </w:r>
+      <w:r>
+        <w:rPr>
+          <w:rFonts w:ascii="Arial" w:cs="Arial" w:eastAsia="Arial" w:hAnsi="Arial"/>
+          <w:sz w:val="21"/>
+          <w:szCs w:val="21"/>
+        </w:rPr>
+        <w:t xml:space="preserve"> times in 15 minutes. </w:t>
+      </w:r>
+      <w:r>
+        <w:rPr>
+          <w:rFonts w:ascii="Arial" w:cs="Arial" w:eastAsia="Arial" w:hAnsi="Arial"/>
+          <w:b/>
+          <w:bCs/>
+          <w:sz w:val="21"/>
+          <w:szCs w:val="21"/>
+        </w:rPr>
+        <w:t xml:space="preserve">Uptime</w:t>
+      </w:r>
+      <w:r>
+        <w:rPr>
+          <w:rFonts w:ascii="Arial" w:cs="Arial" w:eastAsia="Arial" w:hAnsi="Arial"/>
+          <w:sz w:val="21"/>
+          <w:szCs w:val="21"/>
+        </w:rPr>
+        <w:t xml:space="preserve"> fails while any target is down. Both notify through </w:t>
+      </w:r>
+      <w:r>
+        <w:rPr>
+          <w:rFonts w:ascii="Consolas" w:cs="Consolas" w:eastAsia="Consolas" w:hAnsi="Consolas"/>
+          <w:sz w:val="21"/>
+          <w:szCs w:val="21"/>
+        </w:rPr>
+        <w:t xml:space="preserve">alerts.recipients</w:t>
+      </w:r>
+      <w:r>
+        <w:rPr>
+          <w:rFonts w:ascii="Arial" w:cs="Arial" w:eastAsia="Arial" w:hAnsi="Arial"/>
+          <w:sz w:val="21"/>
+          <w:szCs w:val="21"/>
+        </w:rPr>
+        <w:t xml:space="preserve"> and </w:t>
+      </w:r>
+      <w:r>
+        <w:rPr>
+          <w:rFonts w:ascii="Consolas" w:cs="Consolas" w:eastAsia="Consolas" w:hAnsi="Consolas"/>
+          <w:sz w:val="21"/>
+          <w:szCs w:val="21"/>
+        </w:rPr>
+        <w:t xml:space="preserve">alerts.webhook_url</w:t>
+      </w:r>
+      <w:r>
+        <w:rPr>
+          <w:rFonts w:ascii="Arial" w:cs="Arial" w:eastAsia="Arial" w:hAnsi="Arial"/>
+          <w:sz w:val="21"/>
+          <w:szCs w:val="21"/>
+        </w:rPr>
+        <w:t xml:space="preserve"> like every other check.</w:t>
+      </w:r>
+    </w:p>
+    <w:p>
+      <w:pPr>
+        <w:spacing w:after="120"/>
+      </w:pPr>
+      <w:r>
+        <w:rPr>
+          <w:rFonts w:ascii="Arial" w:cs="Arial" w:eastAsia="Arial" w:hAnsi="Arial"/>
+          <w:sz w:val="21"/>
+          <w:szCs w:val="21"/>
+        </w:rPr>
+        <w:t xml:space="preserve">The prune-observability job removes, once a day, error occurrences after </w:t>
+      </w:r>
+      <w:r>
+        <w:rPr>
+          <w:rFonts w:ascii="Consolas" w:cs="Consolas" w:eastAsia="Consolas" w:hAnsi="Consolas"/>
+          <w:sz w:val="21"/>
+          <w:szCs w:val="21"/>
+        </w:rPr>
+        <w:t xml:space="preserve">errors.retention_days</w:t>
+      </w:r>
+      <w:r>
+        <w:rPr>
+          <w:rFonts w:ascii="Arial" w:cs="Arial" w:eastAsia="Arial" w:hAnsi="Arial"/>
+          <w:sz w:val="21"/>
+          <w:szCs w:val="21"/>
+        </w:rPr>
+        <w:t xml:space="preserve">, resolved and ignored errors not seen for that long, request figures after </w:t>
+      </w:r>
+      <w:r>
+        <w:rPr>
+          <w:rFonts w:ascii="Consolas" w:cs="Consolas" w:eastAsia="Consolas" w:hAnsi="Consolas"/>
+          <w:sz w:val="21"/>
+          <w:szCs w:val="21"/>
+        </w:rPr>
+        <w:t xml:space="preserve">metrics.retention_days</w:t>
+      </w:r>
+      <w:r>
+        <w:rPr>
+          <w:rFonts w:ascii="Arial" w:cs="Arial" w:eastAsia="Arial" w:hAnsi="Arial"/>
+          <w:sz w:val="21"/>
+          <w:szCs w:val="21"/>
+        </w:rPr>
+        <w:t xml:space="preserve">, and probes after </w:t>
+      </w:r>
+      <w:r>
+        <w:rPr>
+          <w:rFonts w:ascii="Consolas" w:cs="Consolas" w:eastAsia="Consolas" w:hAnsi="Consolas"/>
+          <w:sz w:val="21"/>
+          <w:szCs w:val="21"/>
+        </w:rPr>
+        <w:t xml:space="preserve">uptime.retention_days</w:t>
+      </w:r>
+      <w:r>
+        <w:rPr>
+          <w:rFonts w:ascii="Arial" w:cs="Arial" w:eastAsia="Arial" w:hAnsi="Arial"/>
+          <w:sz w:val="21"/>
+          <w:szCs w:val="21"/>
+        </w:rPr>
+        <w:t xml:space="preserve">.</w:t>
+      </w:r>
+    </w:p>
+    <w:p>
+      <w:pPr>
+        <w:pStyle w:val="Heading2"/>
+        <w:spacing w:after="120" w:before="240"/>
+      </w:pPr>
+      <w:r>
+        <w:rPr>
+          <w:rFonts w:ascii="Arial" w:cs="Arial" w:eastAsia="Arial" w:hAnsi="Arial"/>
+        </w:rPr>
+        <w:t xml:space="preserve">Things to know</w:t>
+      </w:r>
+    </w:p>
+    <w:p>
+      <w:pPr>
+        <w:pStyle w:val="ListParagraph"/>
+        <w:numPr>
+          <w:ilvl w:val="0"/>
+          <w:numId w:val="2"/>
+        </w:numPr>
+        <w:spacing w:after="60"/>
+      </w:pPr>
+      <w:r>
+        <w:rPr>
+          <w:rFonts w:ascii="Arial" w:cs="Arial" w:eastAsia="Arial" w:hAnsi="Arial"/>
+          <w:sz w:val="21"/>
+          <w:szCs w:val="21"/>
+        </w:rPr>
+        <w:t xml:space="preserve">Uptime probes come from the server itself. They prove the addresses answer through the public route the server can reach; an outage of the network in front of it is better caught by an outside monitor calling </w:t>
+      </w:r>
+      <w:r>
+        <w:rPr>
+          <w:rFonts w:ascii="Consolas" w:cs="Consolas" w:eastAsia="Consolas" w:hAnsi="Consolas"/>
+          <w:sz w:val="21"/>
+          <w:szCs w:val="21"/>
+        </w:rPr>
+        <w:t xml:space="preserve">/healthz</w:t>
+      </w:r>
+      <w:r>
+        <w:rPr>
+          <w:rFonts w:ascii="Arial" w:cs="Arial" w:eastAsia="Arial" w:hAnsi="Arial"/>
+          <w:sz w:val="21"/>
+          <w:szCs w:val="21"/>
+        </w:rPr>
+        <w:t xml:space="preserve"> as well.</w:t>
+      </w:r>
+    </w:p>
+    <w:p>
+      <w:pPr>
+        <w:pStyle w:val="ListParagraph"/>
+        <w:numPr>
+          <w:ilvl w:val="0"/>
+          <w:numId w:val="2"/>
+        </w:numPr>
+        <w:spacing w:after="60"/>
+      </w:pPr>
+      <w:r>
+        <w:rPr>
+          <w:rFonts w:ascii="Arial" w:cs="Arial" w:eastAsia="Arial" w:hAnsi="Arial"/>
+          <w:sz w:val="21"/>
+          <w:szCs w:val="21"/>
+        </w:rPr>
+        <w:t xml:space="preserve">Figures from the last 30 seconds may not be written yet. The pages keep their figures for one minute.</w:t>
+      </w:r>
+    </w:p>
+    <w:p>
+      <w:pPr>
+        <w:pStyle w:val="ListParagraph"/>
+        <w:numPr>
+          <w:ilvl w:val="0"/>
+          <w:numId w:val="2"/>
+        </w:numPr>
+        <w:spacing w:after="60"/>
+      </w:pPr>
+      <w:r>
+        <w:rPr>
+          <w:rFonts w:ascii="Arial" w:cs="Arial" w:eastAsia="Arial" w:hAnsi="Arial"/>
+          <w:sz w:val="21"/>
+          <w:szCs w:val="21"/>
+        </w:rPr>
+        <w:t xml:space="preserve">A browser report has no sign-in requirement, so it can come from the sign-in page itself. It never carries form contents, only the page, the error and the browser.</w:t>
+      </w:r>
+    </w:p>
+    <w:p>
+      <w:pPr>
+        <w:pStyle w:val="ListParagraph"/>
+        <w:numPr>
+          <w:ilvl w:val="0"/>
+          <w:numId w:val="2"/>
+        </w:numPr>
+        <w:spacing w:after="60"/>
+      </w:pPr>
+      <w:r>
+        <w:rPr>
+          <w:rFonts w:ascii="Arial" w:cs="Arial" w:eastAsia="Arial" w:hAnsi="Arial"/>
+          <w:sz w:val="21"/>
+          <w:szCs w:val="21"/>
+        </w:rPr>
+        <w:t xml:space="preserve">Each occurrence records the release it happened on: the server's git commit, or </w:t>
+      </w:r>
+      <w:r>
+        <w:rPr>
+          <w:rFonts w:ascii="Consolas" w:cs="Consolas" w:eastAsia="Consolas" w:hAnsi="Consolas"/>
+          <w:sz w:val="21"/>
+          <w:szCs w:val="21"/>
+        </w:rPr>
+        <w:t xml:space="preserve">CEP_RELEASE</w:t>
+      </w:r>
+      <w:r>
+        <w:rPr>
+          <w:rFonts w:ascii="Arial" w:cs="Arial" w:eastAsia="Arial" w:hAnsi="Arial"/>
+          <w:sz w:val="21"/>
+          <w:szCs w:val="21"/>
+        </w:rPr>
+        <w:t xml:space="preserve"> when set.</w:t>
       </w:r>
     </w:p>
     <w:sectPr>

--- a/docs/manuals/CEP_Platform_Guide.docx
+++ b/docs/manuals/CEP_Platform_Guide.docx
@@ -19750,6 +19750,24 @@
           <w:szCs w:val="21"/>
         </w:rPr>
         <w:t xml:space="preserve">The Partitions check on the home page fails when a tenant lacks partitions for the months ahead; Repair onboarding on the tenant makes them.</w:t>
+      </w:r>
+    </w:p>
+    <w:p>
+      <w:pPr>
+        <w:pStyle w:val="ListParagraph"/>
+        <w:numPr>
+          <w:ilvl w:val="0"/>
+          <w:numId w:val="2"/>
+        </w:numPr>
+        <w:spacing w:after="60"/>
+      </w:pPr>
+      <w:r>
+        <w:rPr>
+          <w:rFonts w:ascii="Arial" w:cs="Arial" w:eastAsia="Arial" w:hAnsi="Arial"/>
+          <w:sz w:val="21"/>
+          <w:szCs w:val="21"/>
+        </w:rPr>
+        <w:t xml:space="preserve">A month's partition runs from 00:00 UTC on its first day. Partitions made before October 2026 may start a few hours off, in the time zone of the session that made them; each new month starts exactly where the previous one ends, so no row falls between two months or into two.</w:t>
       </w:r>
     </w:p>
     <w:p>

--- a/docs/manuals/CEP_Platform_Guide.docx
+++ b/docs/manuals/CEP_Platform_Guide.docx
@@ -16083,7 +16083,7 @@
           <w:sz w:val="21"/>
           <w:szCs w:val="21"/>
         </w:rPr>
-        <w:t xml:space="preserve">Everything CEP does on a timer, and how you know it is working: sixteen scheduled jobs with their runs, fifteen system checks, and the alerts raised when a check fails or a job breaks.</w:t>
+        <w:t xml:space="preserve">Everything CEP does on a timer, and how you know it is working: seventeen scheduled jobs with their runs, fifteen system checks, and the alerts raised when a check fails or a job breaks.</w:t>
       </w:r>
     </w:p>
     <w:p>
@@ -17257,6 +17257,71 @@
           </w:p>
         </w:tc>
       </w:tr>
+      <w:tr>
+        <w:tc>
+          <w:tcPr>
+            <w:tcW w:type="dxa" w:w="2600"/>
+            <w:tcMar>
+              <w:top w:type="dxa" w:w="60"/>
+              <w:left w:type="dxa" w:w="90"/>
+              <w:bottom w:type="dxa" w:w="60"/>
+              <w:right w:type="dxa" w:w="90"/>
+            </w:tcMar>
+          </w:tcPr>
+          <w:p>
+            <w:r>
+              <w:rPr>
+                <w:rFonts w:ascii="Arial" w:cs="Arial" w:eastAsia="Arial" w:hAnsi="Arial"/>
+                <w:sz w:val="19"/>
+                <w:szCs w:val="19"/>
+              </w:rPr>
+              <w:t xml:space="preserve">attribute-orders</w:t>
+            </w:r>
+          </w:p>
+        </w:tc>
+        <w:tc>
+          <w:tcPr>
+            <w:tcW w:type="dxa" w:w="3740"/>
+            <w:tcMar>
+              <w:top w:type="dxa" w:w="60"/>
+              <w:left w:type="dxa" w:w="90"/>
+              <w:bottom w:type="dxa" w:w="60"/>
+              <w:right w:type="dxa" w:w="90"/>
+            </w:tcMar>
+          </w:tcPr>
+          <w:p>
+            <w:r>
+              <w:rPr>
+                <w:rFonts w:ascii="Arial" w:cs="Arial" w:eastAsia="Arial" w:hAnsi="Arial"/>
+                <w:sz w:val="19"/>
+                <w:szCs w:val="19"/>
+              </w:rPr>
+              <w:t xml:space="preserve">Credits the orders workspaces sent to campaigns and writes each campaign's revenue, cost and ROI (workspaces with attribution on).</w:t>
+            </w:r>
+          </w:p>
+        </w:tc>
+        <w:tc>
+          <w:tcPr>
+            <w:tcW w:type="dxa" w:w="3740"/>
+            <w:tcMar>
+              <w:top w:type="dxa" w:w="60"/>
+              <w:left w:type="dxa" w:w="90"/>
+              <w:bottom w:type="dxa" w:w="60"/>
+              <w:right w:type="dxa" w:w="90"/>
+            </w:tcMar>
+          </w:tcPr>
+          <w:p>
+            <w:r>
+              <w:rPr>
+                <w:rFonts w:ascii="Arial" w:cs="Arial" w:eastAsia="Arial" w:hAnsi="Arial"/>
+                <w:sz w:val="19"/>
+                <w:szCs w:val="19"/>
+              </w:rPr>
+              <w:t xml:space="preserve">30 min (every 5 minutes on the scheduler)</w:t>
+            </w:r>
+          </w:p>
+        </w:tc>
+      </w:tr>
     </w:tbl>
     <w:p>
       <w:pPr>
@@ -18259,7 +18324,7 @@
                 <w:sz w:val="19"/>
                 <w:szCs w:val="19"/>
               </w:rPr>
-              <w:t xml:space="preserve">n of 16 on time</w:t>
+              <w:t xml:space="preserve">n of 17 on time</w:t>
             </w:r>
             <w:r>
               <w:rPr>

--- a/docs/manuals/CEP_Platform_Guide.docx
+++ b/docs/manuals/CEP_Platform_Guide.docx
@@ -39,7 +39,7 @@
           <w:sz w:val="20"/>
           <w:szCs w:val="20"/>
         </w:rPr>
-        <w:t xml:space="preserve">Built 2026-10-04 from docs/manuals/platform-guide</w:t>
+        <w:t xml:space="preserve">Built 2026-10-05 from docs/manuals/platform-guide</w:t>
       </w:r>
     </w:p>
     <w:p>
@@ -17318,6 +17318,266 @@
                 <w:szCs w:val="19"/>
               </w:rPr>
               <w:t xml:space="preserve">30 min (every 5 minutes on the scheduler)</w:t>
+            </w:r>
+          </w:p>
+        </w:tc>
+      </w:tr>
+      <w:tr>
+        <w:tc>
+          <w:tcPr>
+            <w:tcW w:type="dxa" w:w="2600"/>
+            <w:tcMar>
+              <w:top w:type="dxa" w:w="60"/>
+              <w:left w:type="dxa" w:w="90"/>
+              <w:bottom w:type="dxa" w:w="60"/>
+              <w:right w:type="dxa" w:w="90"/>
+            </w:tcMar>
+          </w:tcPr>
+          <w:p>
+            <w:r>
+              <w:rPr>
+                <w:rFonts w:ascii="Arial" w:cs="Arial" w:eastAsia="Arial" w:hAnsi="Arial"/>
+                <w:sz w:val="19"/>
+                <w:szCs w:val="19"/>
+              </w:rPr>
+              <w:t xml:space="preserve">enroll-journey-customers</w:t>
+            </w:r>
+          </w:p>
+        </w:tc>
+        <w:tc>
+          <w:tcPr>
+            <w:tcW w:type="dxa" w:w="3740"/>
+            <w:tcMar>
+              <w:top w:type="dxa" w:w="60"/>
+              <w:left w:type="dxa" w:w="90"/>
+              <w:bottom w:type="dxa" w:w="60"/>
+              <w:right w:type="dxa" w:w="90"/>
+            </w:tcMar>
+          </w:tcPr>
+          <w:p>
+            <w:r>
+              <w:rPr>
+                <w:rFonts w:ascii="Arial" w:cs="Arial" w:eastAsia="Arial" w:hAnsi="Arial"/>
+                <w:sz w:val="19"/>
+                <w:szCs w:val="19"/>
+              </w:rPr>
+              <w:t xml:space="preserve">Enrols the customers who meet a live journey's entry: list members, events (sent, from orders, from tracking), segment changes. A Fixed journey closes after its first pass.</w:t>
+            </w:r>
+          </w:p>
+        </w:tc>
+        <w:tc>
+          <w:tcPr>
+            <w:tcW w:type="dxa" w:w="3740"/>
+            <w:tcMar>
+              <w:top w:type="dxa" w:w="60"/>
+              <w:left w:type="dxa" w:w="90"/>
+              <w:bottom w:type="dxa" w:w="60"/>
+              <w:right w:type="dxa" w:w="90"/>
+            </w:tcMar>
+          </w:tcPr>
+          <w:p>
+            <w:r>
+              <w:rPr>
+                <w:rFonts w:ascii="Arial" w:cs="Arial" w:eastAsia="Arial" w:hAnsi="Arial"/>
+                <w:sz w:val="19"/>
+                <w:szCs w:val="19"/>
+              </w:rPr>
+              <w:t xml:space="preserve">10 min (every minute on the scheduler)</w:t>
+            </w:r>
+          </w:p>
+        </w:tc>
+      </w:tr>
+      <w:tr>
+        <w:tc>
+          <w:tcPr>
+            <w:tcW w:type="dxa" w:w="2600"/>
+            <w:tcMar>
+              <w:top w:type="dxa" w:w="60"/>
+              <w:left w:type="dxa" w:w="90"/>
+              <w:bottom w:type="dxa" w:w="60"/>
+              <w:right w:type="dxa" w:w="90"/>
+            </w:tcMar>
+          </w:tcPr>
+          <w:p>
+            <w:r>
+              <w:rPr>
+                <w:rFonts w:ascii="Arial" w:cs="Arial" w:eastAsia="Arial" w:hAnsi="Arial"/>
+                <w:sz w:val="19"/>
+                <w:szCs w:val="19"/>
+              </w:rPr>
+              <w:t xml:space="preserve">advance-journey-customers</w:t>
+            </w:r>
+          </w:p>
+        </w:tc>
+        <w:tc>
+          <w:tcPr>
+            <w:tcW w:type="dxa" w:w="3740"/>
+            <w:tcMar>
+              <w:top w:type="dxa" w:w="60"/>
+              <w:left w:type="dxa" w:w="90"/>
+              <w:bottom w:type="dxa" w:w="60"/>
+              <w:right w:type="dxa" w:w="90"/>
+            </w:tcMar>
+          </w:tcPr>
+          <w:p>
+            <w:r>
+              <w:rPr>
+                <w:rFonts w:ascii="Arial" w:cs="Arial" w:eastAsia="Arial" w:hAnsi="Arial"/>
+                <w:sz w:val="19"/>
+                <w:szCs w:val="19"/>
+              </w:rPr>
+              <w:t xml:space="preserve">Moves journey customers whose next step is due: waits, conditions, messages (through a daily campaign per step), coupon requests, tier and segment changes.</w:t>
+            </w:r>
+          </w:p>
+        </w:tc>
+        <w:tc>
+          <w:tcPr>
+            <w:tcW w:type="dxa" w:w="3740"/>
+            <w:tcMar>
+              <w:top w:type="dxa" w:w="60"/>
+              <w:left w:type="dxa" w:w="90"/>
+              <w:bottom w:type="dxa" w:w="60"/>
+              <w:right w:type="dxa" w:w="90"/>
+            </w:tcMar>
+          </w:tcPr>
+          <w:p>
+            <w:r>
+              <w:rPr>
+                <w:rFonts w:ascii="Arial" w:cs="Arial" w:eastAsia="Arial" w:hAnsi="Arial"/>
+                <w:sz w:val="19"/>
+                <w:szCs w:val="19"/>
+              </w:rPr>
+              <w:t xml:space="preserve">10 min (every minute on the scheduler)</w:t>
+            </w:r>
+          </w:p>
+        </w:tc>
+      </w:tr>
+      <w:tr>
+        <w:tc>
+          <w:tcPr>
+            <w:tcW w:type="dxa" w:w="2600"/>
+            <w:tcMar>
+              <w:top w:type="dxa" w:w="60"/>
+              <w:left w:type="dxa" w:w="90"/>
+              <w:bottom w:type="dxa" w:w="60"/>
+              <w:right w:type="dxa" w:w="90"/>
+            </w:tcMar>
+          </w:tcPr>
+          <w:p>
+            <w:r>
+              <w:rPr>
+                <w:rFonts w:ascii="Arial" w:cs="Arial" w:eastAsia="Arial" w:hAnsi="Arial"/>
+                <w:sz w:val="19"/>
+                <w:szCs w:val="19"/>
+              </w:rPr>
+              <w:t xml:space="preserve">activate-scheduled-journeys</w:t>
+            </w:r>
+          </w:p>
+        </w:tc>
+        <w:tc>
+          <w:tcPr>
+            <w:tcW w:type="dxa" w:w="3740"/>
+            <w:tcMar>
+              <w:top w:type="dxa" w:w="60"/>
+              <w:left w:type="dxa" w:w="90"/>
+              <w:bottom w:type="dxa" w:w="60"/>
+              <w:right w:type="dxa" w:w="90"/>
+            </w:tcMar>
+          </w:tcPr>
+          <w:p>
+            <w:r>
+              <w:rPr>
+                <w:rFonts w:ascii="Arial" w:cs="Arial" w:eastAsia="Arial" w:hAnsi="Arial"/>
+                <w:sz w:val="19"/>
+                <w:szCs w:val="19"/>
+              </w:rPr>
+              <w:t xml:space="preserve">Takes journeys approved for a later time live once it comes, retiring the older live version.</w:t>
+            </w:r>
+          </w:p>
+        </w:tc>
+        <w:tc>
+          <w:tcPr>
+            <w:tcW w:type="dxa" w:w="3740"/>
+            <w:tcMar>
+              <w:top w:type="dxa" w:w="60"/>
+              <w:left w:type="dxa" w:w="90"/>
+              <w:bottom w:type="dxa" w:w="60"/>
+              <w:right w:type="dxa" w:w="90"/>
+            </w:tcMar>
+          </w:tcPr>
+          <w:p>
+            <w:r>
+              <w:rPr>
+                <w:rFonts w:ascii="Arial" w:cs="Arial" w:eastAsia="Arial" w:hAnsi="Arial"/>
+                <w:sz w:val="19"/>
+                <w:szCs w:val="19"/>
+              </w:rPr>
+              <w:t xml:space="preserve">10 min (every minute on the scheduler)</w:t>
+            </w:r>
+          </w:p>
+        </w:tc>
+      </w:tr>
+      <w:tr>
+        <w:tc>
+          <w:tcPr>
+            <w:tcW w:type="dxa" w:w="2600"/>
+            <w:tcMar>
+              <w:top w:type="dxa" w:w="60"/>
+              <w:left w:type="dxa" w:w="90"/>
+              <w:bottom w:type="dxa" w:w="60"/>
+              <w:right w:type="dxa" w:w="90"/>
+            </w:tcMar>
+          </w:tcPr>
+          <w:p>
+            <w:r>
+              <w:rPr>
+                <w:rFonts w:ascii="Arial" w:cs="Arial" w:eastAsia="Arial" w:hAnsi="Arial"/>
+                <w:sz w:val="19"/>
+                <w:szCs w:val="19"/>
+              </w:rPr>
+              <w:t xml:space="preserve">rollup-journey-analytics</w:t>
+            </w:r>
+          </w:p>
+        </w:tc>
+        <w:tc>
+          <w:tcPr>
+            <w:tcW w:type="dxa" w:w="3740"/>
+            <w:tcMar>
+              <w:top w:type="dxa" w:w="60"/>
+              <w:left w:type="dxa" w:w="90"/>
+              <w:bottom w:type="dxa" w:w="60"/>
+              <w:right w:type="dxa" w:w="90"/>
+            </w:tcMar>
+          </w:tcPr>
+          <w:p>
+            <w:r>
+              <w:rPr>
+                <w:rFonts w:ascii="Arial" w:cs="Arial" w:eastAsia="Arial" w:hAnsi="Arial"/>
+                <w:sz w:val="19"/>
+                <w:szCs w:val="19"/>
+              </w:rPr>
+              <w:t xml:space="preserve">Rolls journey enrolments and steps into the Performance figures.</w:t>
+            </w:r>
+          </w:p>
+        </w:tc>
+        <w:tc>
+          <w:tcPr>
+            <w:tcW w:type="dxa" w:w="3740"/>
+            <w:tcMar>
+              <w:top w:type="dxa" w:w="60"/>
+              <w:left w:type="dxa" w:w="90"/>
+              <w:bottom w:type="dxa" w:w="60"/>
+              <w:right w:type="dxa" w:w="90"/>
+            </w:tcMar>
+          </w:tcPr>
+          <w:p>
+            <w:r>
+              <w:rPr>
+                <w:rFonts w:ascii="Arial" w:cs="Arial" w:eastAsia="Arial" w:hAnsi="Arial"/>
+                <w:sz w:val="19"/>
+                <w:szCs w:val="19"/>
+              </w:rPr>
+              <w:t xml:space="preserve">49 h (nightly)</w:t>
             </w:r>
           </w:p>
         </w:tc>

--- a/docs/manuals/CEP_Platform_Guide.docx
+++ b/docs/manuals/CEP_Platform_Guide.docx
@@ -17361,7 +17361,7 @@
                 <w:sz w:val="19"/>
                 <w:szCs w:val="19"/>
               </w:rPr>
-              <w:t xml:space="preserve">Enrols the customers who meet a live journey's entry: list members, events (sent, from orders, from tracking), segment changes. A Fixed journey closes after its first pass.</w:t>
+              <w:t xml:space="preserve">Enrols the customers who meet a live journey's entry: list members, events (sent, from orders, from tracking, No Response), segment changes, Date / Time schedules whose moment has come (each fires once). A Fixed journey closes after its first pass.</w:t>
             </w:r>
           </w:p>
         </w:tc>

--- a/docs/manuals/CEP_Platform_Guide.docx
+++ b/docs/manuals/CEP_Platform_Guide.docx
@@ -39,7 +39,7 @@
           <w:sz w:val="20"/>
           <w:szCs w:val="20"/>
         </w:rPr>
-        <w:t xml:space="preserve">Built 2026-10-05 from docs/manuals/platform-guide</w:t>
+        <w:t xml:space="preserve">Built 2026-10-06 from docs/manuals/platform-guide</w:t>
       </w:r>
     </w:p>
     <w:p>
@@ -826,6 +826,104 @@
           <w:szCs w:val="22"/>
         </w:rPr>
         <w:t xml:space="preserve">The Platform's Mail Server</w:t>
+      </w:r>
+    </w:p>
+    <w:p>
+      <w:pPr>
+        <w:spacing w:after="40"/>
+        <w:ind w:left="400"/>
+      </w:pPr>
+      <w:r>
+        <w:rPr>
+          <w:rFonts w:ascii="Arial" w:cs="Arial" w:eastAsia="Arial" w:hAnsi="Arial"/>
+          <w:sz w:val="20"/>
+          <w:szCs w:val="20"/>
+        </w:rPr>
+        <w:t xml:space="preserve">What this is for</w:t>
+      </w:r>
+    </w:p>
+    <w:p>
+      <w:pPr>
+        <w:spacing w:after="40"/>
+        <w:ind w:left="400"/>
+      </w:pPr>
+      <w:r>
+        <w:rPr>
+          <w:rFonts w:ascii="Arial" w:cs="Arial" w:eastAsia="Arial" w:hAnsi="Arial"/>
+          <w:sz w:val="20"/>
+          <w:szCs w:val="20"/>
+        </w:rPr>
+        <w:t xml:space="preserve">Who can use it</w:t>
+      </w:r>
+    </w:p>
+    <w:p>
+      <w:pPr>
+        <w:spacing w:after="40"/>
+        <w:ind w:left="400"/>
+      </w:pPr>
+      <w:r>
+        <w:rPr>
+          <w:rFonts w:ascii="Arial" w:cs="Arial" w:eastAsia="Arial" w:hAnsi="Arial"/>
+          <w:sz w:val="20"/>
+          <w:szCs w:val="20"/>
+        </w:rPr>
+        <w:t xml:space="preserve">The fields and controls</w:t>
+      </w:r>
+    </w:p>
+    <w:p>
+      <w:pPr>
+        <w:spacing w:after="40"/>
+        <w:ind w:left="400"/>
+      </w:pPr>
+      <w:r>
+        <w:rPr>
+          <w:rFonts w:ascii="Arial" w:cs="Arial" w:eastAsia="Arial" w:hAnsi="Arial"/>
+          <w:sz w:val="20"/>
+          <w:szCs w:val="20"/>
+        </w:rPr>
+        <w:t xml:space="preserve">How to</w:t>
+      </w:r>
+    </w:p>
+    <w:p>
+      <w:pPr>
+        <w:spacing w:after="40"/>
+        <w:ind w:left="400"/>
+      </w:pPr>
+      <w:r>
+        <w:rPr>
+          <w:rFonts w:ascii="Arial" w:cs="Arial" w:eastAsia="Arial" w:hAnsi="Arial"/>
+          <w:sz w:val="20"/>
+          <w:szCs w:val="20"/>
+        </w:rPr>
+        <w:t xml:space="preserve">What happens behind the scenes</w:t>
+      </w:r>
+    </w:p>
+    <w:p>
+      <w:pPr>
+        <w:spacing w:after="40"/>
+        <w:ind w:left="400"/>
+      </w:pPr>
+      <w:r>
+        <w:rPr>
+          <w:rFonts w:ascii="Arial" w:cs="Arial" w:eastAsia="Arial" w:hAnsi="Arial"/>
+          <w:sz w:val="20"/>
+          <w:szCs w:val="20"/>
+        </w:rPr>
+        <w:t xml:space="preserve">Things to know</w:t>
+      </w:r>
+    </w:p>
+    <w:p>
+      <w:pPr>
+        <w:spacing w:after="40"/>
+        <w:ind w:left="0"/>
+      </w:pPr>
+      <w:r>
+        <w:rPr>
+          <w:rFonts w:ascii="Arial" w:cs="Arial" w:eastAsia="Arial" w:hAnsi="Arial"/>
+          <w:sz w:val="22"/>
+          <w:szCs w:val="22"/>
+        </w:rPr>
+        <w:t xml:space="preserve">Mailgun Inspect: Deliverability Tests for Every Workspace</w:t>
       </w:r>
     </w:p>
     <w:p>
@@ -5583,6 +5681,62 @@
                 <w:sz w:val="19"/>
                 <w:szCs w:val="19"/>
               </w:rPr>
+              <w:t xml:space="preserve">Deliverability Tests</w:t>
+            </w:r>
+          </w:p>
+        </w:tc>
+        <w:tc>
+          <w:tcPr>
+            <w:tcW w:type="dxa" w:w="3740"/>
+            <w:tcMar>
+              <w:top w:type="dxa" w:w="60"/>
+              <w:left w:type="dxa" w:w="90"/>
+              <w:bottom w:type="dxa" w:w="60"/>
+              <w:right w:type="dxa" w:w="90"/>
+            </w:tcMar>
+          </w:tcPr>
+          <w:p>
+            <w:r>
+              <w:rPr>
+                <w:rFonts w:ascii="Arial" w:cs="Arial" w:eastAsia="Arial" w:hAnsi="Arial"/>
+                <w:sz w:val="19"/>
+                <w:szCs w:val="19"/>
+              </w:rPr>
+              <w:t xml:space="preserve">This month's inbox previews against the workspace's total, and where the total comes from; Add Tests opens the additions page (Mailgun Inspect chapter).</w:t>
+            </w:r>
+          </w:p>
+        </w:tc>
+        <w:tc>
+          <w:tcPr>
+            <w:tcW w:type="dxa" w:w="3740"/>
+            <w:tcMar>
+              <w:top w:type="dxa" w:w="60"/>
+              <w:left w:type="dxa" w:w="90"/>
+              <w:bottom w:type="dxa" w:w="60"/>
+              <w:right w:type="dxa" w:w="90"/>
+            </w:tcMar>
+          </w:tcPr>
+          <w:p/>
+        </w:tc>
+      </w:tr>
+      <w:tr>
+        <w:tc>
+          <w:tcPr>
+            <w:tcW w:type="dxa" w:w="2600"/>
+            <w:tcMar>
+              <w:top w:type="dxa" w:w="60"/>
+              <w:left w:type="dxa" w:w="90"/>
+              <w:bottom w:type="dxa" w:w="60"/>
+              <w:right w:type="dxa" w:w="90"/>
+            </w:tcMar>
+          </w:tcPr>
+          <w:p>
+            <w:r>
+              <w:rPr>
+                <w:rFonts w:ascii="Arial" w:cs="Arial" w:eastAsia="Arial" w:hAnsi="Arial"/>
+                <w:sz w:val="19"/>
+                <w:szCs w:val="19"/>
+              </w:rPr>
               <w:t xml:space="preserve">Readiness</w:t>
             </w:r>
           </w:p>
@@ -9000,7 +9154,7 @@
                 <w:sz w:val="19"/>
                 <w:szCs w:val="19"/>
               </w:rPr>
-              <w:t xml:space="preserve">Usage against limits and the workspace's Plan &amp; Usage read against them. Users refuses a new user past the limit; a deliverability test past the allowance is refused.</w:t>
+              <w:t xml:space="preserve">Usage against limits and the workspace's Plan &amp; Usage read against them. Users refuses a new user past the limit; a deliverability test through the platform's Mailgun Inspect account past the plan's number plus the month's additions is refused.</w:t>
             </w:r>
           </w:p>
         </w:tc>
@@ -13718,6 +13872,1237 @@
           <w:szCs w:val="21"/>
         </w:rPr>
         <w:t xml:space="preserve">The home page's Email check reads this server's last test.</w:t>
+      </w:r>
+    </w:p>
+    <w:p>
+      <w:r>
+        <w:br w:type="page"/>
+      </w:r>
+    </w:p>
+    <w:p>
+      <w:pPr>
+        <w:pStyle w:val="Heading1"/>
+        <w:spacing w:after="120" w:before="0"/>
+      </w:pPr>
+      <w:r>
+        <w:rPr>
+          <w:rFonts w:ascii="Arial" w:cs="Arial" w:eastAsia="Arial" w:hAnsi="Arial"/>
+        </w:rPr>
+        <w:t xml:space="preserve">Mailgun Inspect: Deliverability Tests for Every Workspace</w:t>
+      </w:r>
+    </w:p>
+    <w:p>
+      <w:pPr>
+        <w:spacing w:after="120"/>
+      </w:pPr>
+      <w:r>
+        <w:rPr>
+          <w:rFonts w:ascii="Arial" w:cs="Arial" w:eastAsia="Arial" w:hAnsi="Arial"/>
+          <w:b/>
+          <w:bCs/>
+          <w:sz w:val="21"/>
+          <w:szCs w:val="21"/>
+        </w:rPr>
+        <w:t xml:space="preserve">Where:</w:t>
+      </w:r>
+      <w:r>
+        <w:rPr>
+          <w:rFonts w:ascii="Arial" w:cs="Arial" w:eastAsia="Arial" w:hAnsi="Arial"/>
+          <w:sz w:val="21"/>
+          <w:szCs w:val="21"/>
+        </w:rPr>
+        <w:t xml:space="preserve"> Configuration → Mailgun Inspect; each tenant's page → Deliverability Tests → Add Tests.</w:t>
+      </w:r>
+    </w:p>
+    <w:p>
+      <w:pPr>
+        <w:pStyle w:val="Heading2"/>
+        <w:spacing w:after="120" w:before="240"/>
+      </w:pPr>
+      <w:r>
+        <w:rPr>
+          <w:rFonts w:ascii="Arial" w:cs="Arial" w:eastAsia="Arial" w:hAnsi="Arial"/>
+        </w:rPr>
+        <w:t xml:space="preserve">What this is for</w:t>
+      </w:r>
+    </w:p>
+    <w:p>
+      <w:pPr>
+        <w:spacing w:after="120"/>
+      </w:pPr>
+      <w:r>
+        <w:rPr>
+          <w:rFonts w:ascii="Arial" w:cs="Arial" w:eastAsia="Arial" w:hAnsi="Arial"/>
+          <w:sz w:val="21"/>
+          <w:szCs w:val="21"/>
+        </w:rPr>
+        <w:t xml:space="preserve">The platform's Mailgun Inspect account. Inbox previews (a template rendered in real email clients) run through it for every workspace that has no Inspect account of its own, up to the workspace's plan number plus any tests added for the month. A workspace may instead enter its own Mailgun Inspect key in the app; its tests then run on its own account and CEP does not limit them.</w:t>
+      </w:r>
+    </w:p>
+    <w:p>
+      <w:pPr>
+        <w:pStyle w:val="Heading2"/>
+        <w:spacing w:after="120" w:before="240"/>
+      </w:pPr>
+      <w:r>
+        <w:rPr>
+          <w:rFonts w:ascii="Arial" w:cs="Arial" w:eastAsia="Arial" w:hAnsi="Arial"/>
+        </w:rPr>
+        <w:t xml:space="preserve">Who can use it</w:t>
+      </w:r>
+    </w:p>
+    <w:p>
+      <w:pPr>
+        <w:spacing w:after="120"/>
+      </w:pPr>
+      <w:r>
+        <w:rPr>
+          <w:rFonts w:ascii="Arial" w:cs="Arial" w:eastAsia="Arial" w:hAnsi="Arial"/>
+          <w:sz w:val="21"/>
+          <w:szCs w:val="21"/>
+        </w:rPr>
+        <w:t xml:space="preserve">Platform administrators.</w:t>
+      </w:r>
+    </w:p>
+    <w:p>
+      <w:pPr>
+        <w:pStyle w:val="Heading2"/>
+        <w:spacing w:after="120" w:before="240"/>
+      </w:pPr>
+      <w:r>
+        <w:rPr>
+          <w:rFonts w:ascii="Arial" w:cs="Arial" w:eastAsia="Arial" w:hAnsi="Arial"/>
+        </w:rPr>
+        <w:t xml:space="preserve">The fields and controls</w:t>
+      </w:r>
+    </w:p>
+    <w:p>
+      <w:pPr>
+        <w:pStyle w:val="Heading3"/>
+        <w:spacing w:after="120" w:before="240"/>
+      </w:pPr>
+      <w:r>
+        <w:rPr>
+          <w:rFonts w:ascii="Arial" w:cs="Arial" w:eastAsia="Arial" w:hAnsi="Arial"/>
+        </w:rPr>
+        <w:t xml:space="preserve">The account (Configuration → Mailgun Inspect)</w:t>
+      </w:r>
+    </w:p>
+    <w:tbl>
+      <w:tblPr>
+        <w:tblW w:type="dxa" w:w="10080"/>
+        <w:tblBorders>
+          <w:top w:val="single" w:color="D9DBE3" w:sz="4"/>
+          <w:left w:val="none"/>
+          <w:bottom w:val="single" w:color="D9DBE3" w:sz="4"/>
+          <w:right w:val="none"/>
+          <w:insideH w:val="single" w:color="E6E8EF" w:sz="4"/>
+          <w:insideV w:val="none"/>
+        </w:tblBorders>
+      </w:tblPr>
+      <w:tblGrid>
+        <w:gridCol w:w="2600"/>
+        <w:gridCol w:w="3740"/>
+        <w:gridCol w:w="3740"/>
+      </w:tblGrid>
+      <w:tr>
+        <w:trPr>
+          <w:tblHeader/>
+        </w:trPr>
+        <w:tc>
+          <w:tcPr>
+            <w:tcW w:type="dxa" w:w="2600"/>
+            <w:shd w:fill="EEEFF5" w:color="auto" w:val="clear"/>
+            <w:tcMar>
+              <w:top w:type="dxa" w:w="60"/>
+              <w:left w:type="dxa" w:w="90"/>
+              <w:bottom w:type="dxa" w:w="60"/>
+              <w:right w:type="dxa" w:w="90"/>
+            </w:tcMar>
+          </w:tcPr>
+          <w:p>
+            <w:r>
+              <w:rPr>
+                <w:rFonts w:ascii="Arial" w:cs="Arial" w:eastAsia="Arial" w:hAnsi="Arial"/>
+                <w:b/>
+                <w:bCs/>
+                <w:sz w:val="18"/>
+                <w:szCs w:val="18"/>
+              </w:rPr>
+              <w:t xml:space="preserve">Field</w:t>
+            </w:r>
+          </w:p>
+        </w:tc>
+        <w:tc>
+          <w:tcPr>
+            <w:tcW w:type="dxa" w:w="3740"/>
+            <w:shd w:fill="EEEFF5" w:color="auto" w:val="clear"/>
+            <w:tcMar>
+              <w:top w:type="dxa" w:w="60"/>
+              <w:left w:type="dxa" w:w="90"/>
+              <w:bottom w:type="dxa" w:w="60"/>
+              <w:right w:type="dxa" w:w="90"/>
+            </w:tcMar>
+          </w:tcPr>
+          <w:p>
+            <w:r>
+              <w:rPr>
+                <w:rFonts w:ascii="Arial" w:cs="Arial" w:eastAsia="Arial" w:hAnsi="Arial"/>
+                <w:b/>
+                <w:bCs/>
+                <w:sz w:val="18"/>
+                <w:szCs w:val="18"/>
+              </w:rPr>
+              <w:t xml:space="preserve">What it is</w:t>
+            </w:r>
+          </w:p>
+        </w:tc>
+        <w:tc>
+          <w:tcPr>
+            <w:tcW w:type="dxa" w:w="3740"/>
+            <w:shd w:fill="EEEFF5" w:color="auto" w:val="clear"/>
+            <w:tcMar>
+              <w:top w:type="dxa" w:w="60"/>
+              <w:left w:type="dxa" w:w="90"/>
+              <w:bottom w:type="dxa" w:w="60"/>
+              <w:right w:type="dxa" w:w="90"/>
+            </w:tcMar>
+          </w:tcPr>
+          <w:p>
+            <w:r>
+              <w:rPr>
+                <w:rFonts w:ascii="Arial" w:cs="Arial" w:eastAsia="Arial" w:hAnsi="Arial"/>
+                <w:b/>
+                <w:bCs/>
+                <w:sz w:val="18"/>
+                <w:szCs w:val="18"/>
+              </w:rPr>
+              <w:t xml:space="preserve">What it changes</w:t>
+            </w:r>
+          </w:p>
+        </w:tc>
+      </w:tr>
+      <w:tr>
+        <w:tc>
+          <w:tcPr>
+            <w:tcW w:type="dxa" w:w="2600"/>
+            <w:tcMar>
+              <w:top w:type="dxa" w:w="60"/>
+              <w:left w:type="dxa" w:w="90"/>
+              <w:bottom w:type="dxa" w:w="60"/>
+              <w:right w:type="dxa" w:w="90"/>
+            </w:tcMar>
+          </w:tcPr>
+          <w:p>
+            <w:r>
+              <w:rPr>
+                <w:rFonts w:ascii="Arial" w:cs="Arial" w:eastAsia="Arial" w:hAnsi="Arial"/>
+                <w:sz w:val="19"/>
+                <w:szCs w:val="19"/>
+              </w:rPr>
+              <w:t xml:space="preserve">Region</w:t>
+            </w:r>
+          </w:p>
+        </w:tc>
+        <w:tc>
+          <w:tcPr>
+            <w:tcW w:type="dxa" w:w="3740"/>
+            <w:tcMar>
+              <w:top w:type="dxa" w:w="60"/>
+              <w:left w:type="dxa" w:w="90"/>
+              <w:bottom w:type="dxa" w:w="60"/>
+              <w:right w:type="dxa" w:w="90"/>
+            </w:tcMar>
+          </w:tcPr>
+          <w:p>
+            <w:r>
+              <w:rPr>
+                <w:rFonts w:ascii="Arial" w:cs="Arial" w:eastAsia="Arial" w:hAnsi="Arial"/>
+                <w:sz w:val="19"/>
+                <w:szCs w:val="19"/>
+              </w:rPr>
+              <w:t xml:space="preserve">US or EU: where the Mailgun account lives.</w:t>
+            </w:r>
+          </w:p>
+        </w:tc>
+        <w:tc>
+          <w:tcPr>
+            <w:tcW w:type="dxa" w:w="3740"/>
+            <w:tcMar>
+              <w:top w:type="dxa" w:w="60"/>
+              <w:left w:type="dxa" w:w="90"/>
+              <w:bottom w:type="dxa" w:w="60"/>
+              <w:right w:type="dxa" w:w="90"/>
+            </w:tcMar>
+          </w:tcPr>
+          <w:p>
+            <w:r>
+              <w:rPr>
+                <w:rFonts w:ascii="Arial" w:cs="Arial" w:eastAsia="Arial" w:hAnsi="Arial"/>
+                <w:sz w:val="19"/>
+                <w:szCs w:val="19"/>
+              </w:rPr>
+              <w:t xml:space="preserve">The address the tests go to.</w:t>
+            </w:r>
+          </w:p>
+        </w:tc>
+      </w:tr>
+      <w:tr>
+        <w:tc>
+          <w:tcPr>
+            <w:tcW w:type="dxa" w:w="2600"/>
+            <w:tcMar>
+              <w:top w:type="dxa" w:w="60"/>
+              <w:left w:type="dxa" w:w="90"/>
+              <w:bottom w:type="dxa" w:w="60"/>
+              <w:right w:type="dxa" w:w="90"/>
+            </w:tcMar>
+          </w:tcPr>
+          <w:p>
+            <w:r>
+              <w:rPr>
+                <w:rFonts w:ascii="Arial" w:cs="Arial" w:eastAsia="Arial" w:hAnsi="Arial"/>
+                <w:sz w:val="19"/>
+                <w:szCs w:val="19"/>
+              </w:rPr>
+              <w:t xml:space="preserve">Username, API key</w:t>
+            </w:r>
+          </w:p>
+        </w:tc>
+        <w:tc>
+          <w:tcPr>
+            <w:tcW w:type="dxa" w:w="3740"/>
+            <w:tcMar>
+              <w:top w:type="dxa" w:w="60"/>
+              <w:left w:type="dxa" w:w="90"/>
+              <w:bottom w:type="dxa" w:w="60"/>
+              <w:right w:type="dxa" w:w="90"/>
+            </w:tcMar>
+          </w:tcPr>
+          <w:p>
+            <w:r>
+              <w:rPr>
+                <w:rFonts w:ascii="Arial" w:cs="Arial" w:eastAsia="Arial" w:hAnsi="Arial"/>
+                <w:sz w:val="19"/>
+                <w:szCs w:val="19"/>
+              </w:rPr>
+              <w:t xml:space="preserve">The Inspect account's username and an API key (Mailgun → Inspect → Settings → API). The key is stored encrypted and never shown; empty keeps the stored one.</w:t>
+            </w:r>
+          </w:p>
+        </w:tc>
+        <w:tc>
+          <w:tcPr>
+            <w:tcW w:type="dxa" w:w="3740"/>
+            <w:tcMar>
+              <w:top w:type="dxa" w:w="60"/>
+              <w:left w:type="dxa" w:w="90"/>
+              <w:bottom w:type="dxa" w:w="60"/>
+              <w:right w:type="dxa" w:w="90"/>
+            </w:tcMar>
+          </w:tcPr>
+          <w:p/>
+        </w:tc>
+      </w:tr>
+      <w:tr>
+        <w:tc>
+          <w:tcPr>
+            <w:tcW w:type="dxa" w:w="2600"/>
+            <w:tcMar>
+              <w:top w:type="dxa" w:w="60"/>
+              <w:left w:type="dxa" w:w="90"/>
+              <w:bottom w:type="dxa" w:w="60"/>
+              <w:right w:type="dxa" w:w="90"/>
+            </w:tcMar>
+          </w:tcPr>
+          <w:p>
+            <w:r>
+              <w:rPr>
+                <w:rFonts w:ascii="Arial" w:cs="Arial" w:eastAsia="Arial" w:hAnsi="Arial"/>
+                <w:sz w:val="19"/>
+                <w:szCs w:val="19"/>
+              </w:rPr>
+              <w:t xml:space="preserve">Default clients</w:t>
+            </w:r>
+          </w:p>
+        </w:tc>
+        <w:tc>
+          <w:tcPr>
+            <w:tcW w:type="dxa" w:w="3740"/>
+            <w:tcMar>
+              <w:top w:type="dxa" w:w="60"/>
+              <w:left w:type="dxa" w:w="90"/>
+              <w:bottom w:type="dxa" w:w="60"/>
+              <w:right w:type="dxa" w:w="90"/>
+            </w:tcMar>
+          </w:tcPr>
+          <w:p>
+            <w:r>
+              <w:rPr>
+                <w:rFonts w:ascii="Arial" w:cs="Arial" w:eastAsia="Arial" w:hAnsi="Arial"/>
+                <w:sz w:val="19"/>
+                <w:szCs w:val="19"/>
+              </w:rPr>
+              <w:t xml:space="preserve">The clients a test renders in when the workspace has not chosen its own. None ticked: the service's own default set. The list appears once the key is saved.</w:t>
+            </w:r>
+          </w:p>
+        </w:tc>
+        <w:tc>
+          <w:tcPr>
+            <w:tcW w:type="dxa" w:w="3740"/>
+            <w:tcMar>
+              <w:top w:type="dxa" w:w="60"/>
+              <w:left w:type="dxa" w:w="90"/>
+              <w:bottom w:type="dxa" w:w="60"/>
+              <w:right w:type="dxa" w:w="90"/>
+            </w:tcMar>
+          </w:tcPr>
+          <w:p/>
+        </w:tc>
+      </w:tr>
+      <w:tr>
+        <w:tc>
+          <w:tcPr>
+            <w:tcW w:type="dxa" w:w="2600"/>
+            <w:tcMar>
+              <w:top w:type="dxa" w:w="60"/>
+              <w:left w:type="dxa" w:w="90"/>
+              <w:bottom w:type="dxa" w:w="60"/>
+              <w:right w:type="dxa" w:w="90"/>
+            </w:tcMar>
+          </w:tcPr>
+          <w:p>
+            <w:r>
+              <w:rPr>
+                <w:rFonts w:ascii="Arial" w:cs="Arial" w:eastAsia="Arial" w:hAnsi="Arial"/>
+                <w:sz w:val="19"/>
+                <w:szCs w:val="19"/>
+              </w:rPr>
+              <w:t xml:space="preserve">Render with images blocked</w:t>
+            </w:r>
+          </w:p>
+        </w:tc>
+        <w:tc>
+          <w:tcPr>
+            <w:tcW w:type="dxa" w:w="3740"/>
+            <w:tcMar>
+              <w:top w:type="dxa" w:w="60"/>
+              <w:left w:type="dxa" w:w="90"/>
+              <w:bottom w:type="dxa" w:w="60"/>
+              <w:right w:type="dxa" w:w="90"/>
+            </w:tcMar>
+          </w:tcPr>
+          <w:p>
+            <w:r>
+              <w:rPr>
+                <w:rFonts w:ascii="Arial" w:cs="Arial" w:eastAsia="Arial" w:hAnsi="Arial"/>
+                <w:sz w:val="19"/>
+                <w:szCs w:val="19"/>
+              </w:rPr>
+              <w:t xml:space="preserve">The default for workspaces that have not chosen.</w:t>
+            </w:r>
+          </w:p>
+        </w:tc>
+        <w:tc>
+          <w:tcPr>
+            <w:tcW w:type="dxa" w:w="3740"/>
+            <w:tcMar>
+              <w:top w:type="dxa" w:w="60"/>
+              <w:left w:type="dxa" w:w="90"/>
+              <w:bottom w:type="dxa" w:w="60"/>
+              <w:right w:type="dxa" w:w="90"/>
+            </w:tcMar>
+          </w:tcPr>
+          <w:p/>
+        </w:tc>
+      </w:tr>
+      <w:tr>
+        <w:tc>
+          <w:tcPr>
+            <w:tcW w:type="dxa" w:w="2600"/>
+            <w:tcMar>
+              <w:top w:type="dxa" w:w="60"/>
+              <w:left w:type="dxa" w:w="90"/>
+              <w:bottom w:type="dxa" w:w="60"/>
+              <w:right w:type="dxa" w:w="90"/>
+            </w:tcMar>
+          </w:tcPr>
+          <w:p>
+            <w:r>
+              <w:rPr>
+                <w:rFonts w:ascii="Arial" w:cs="Arial" w:eastAsia="Arial" w:hAnsi="Arial"/>
+                <w:sz w:val="19"/>
+                <w:szCs w:val="19"/>
+              </w:rPr>
+              <w:t xml:space="preserve">Active</w:t>
+            </w:r>
+          </w:p>
+        </w:tc>
+        <w:tc>
+          <w:tcPr>
+            <w:tcW w:type="dxa" w:w="3740"/>
+            <w:tcMar>
+              <w:top w:type="dxa" w:w="60"/>
+              <w:left w:type="dxa" w:w="90"/>
+              <w:bottom w:type="dxa" w:w="60"/>
+              <w:right w:type="dxa" w:w="90"/>
+            </w:tcMar>
+          </w:tcPr>
+          <w:p>
+            <w:r>
+              <w:rPr>
+                <w:rFonts w:ascii="Arial" w:cs="Arial" w:eastAsia="Arial" w:hAnsi="Arial"/>
+                <w:sz w:val="19"/>
+                <w:szCs w:val="19"/>
+              </w:rPr>
+              <w:t xml:space="preserve">Whether workspaces may use the account. Off: only workspaces with their own account can run tests.</w:t>
+            </w:r>
+          </w:p>
+        </w:tc>
+        <w:tc>
+          <w:tcPr>
+            <w:tcW w:type="dxa" w:w="3740"/>
+            <w:tcMar>
+              <w:top w:type="dxa" w:w="60"/>
+              <w:left w:type="dxa" w:w="90"/>
+              <w:bottom w:type="dxa" w:w="60"/>
+              <w:right w:type="dxa" w:w="90"/>
+            </w:tcMar>
+          </w:tcPr>
+          <w:p/>
+        </w:tc>
+      </w:tr>
+      <w:tr>
+        <w:tc>
+          <w:tcPr>
+            <w:tcW w:type="dxa" w:w="2600"/>
+            <w:tcMar>
+              <w:top w:type="dxa" w:w="60"/>
+              <w:left w:type="dxa" w:w="90"/>
+              <w:bottom w:type="dxa" w:w="60"/>
+              <w:right w:type="dxa" w:w="90"/>
+            </w:tcMar>
+          </w:tcPr>
+          <w:p>
+            <w:r>
+              <w:rPr>
+                <w:rFonts w:ascii="Arial" w:cs="Arial" w:eastAsia="Arial" w:hAnsi="Arial"/>
+                <w:sz w:val="19"/>
+                <w:szCs w:val="19"/>
+              </w:rPr>
+              <w:t xml:space="preserve">Check Connection</w:t>
+            </w:r>
+          </w:p>
+        </w:tc>
+        <w:tc>
+          <w:tcPr>
+            <w:tcW w:type="dxa" w:w="3740"/>
+            <w:tcMar>
+              <w:top w:type="dxa" w:w="60"/>
+              <w:left w:type="dxa" w:w="90"/>
+              <w:bottom w:type="dxa" w:w="60"/>
+              <w:right w:type="dxa" w:w="90"/>
+            </w:tcMar>
+          </w:tcPr>
+          <w:p>
+            <w:r>
+              <w:rPr>
+                <w:rFonts w:ascii="Arial" w:cs="Arial" w:eastAsia="Arial" w:hAnsi="Arial"/>
+                <w:sz w:val="19"/>
+                <w:szCs w:val="19"/>
+              </w:rPr>
+              <w:t xml:space="preserve">Asks Mailgun for the client list with the stored key; the result shows as Connected or Check failed, with Mailgun's answer.</w:t>
+            </w:r>
+          </w:p>
+        </w:tc>
+        <w:tc>
+          <w:tcPr>
+            <w:tcW w:type="dxa" w:w="3740"/>
+            <w:tcMar>
+              <w:top w:type="dxa" w:w="60"/>
+              <w:left w:type="dxa" w:w="90"/>
+              <w:bottom w:type="dxa" w:w="60"/>
+              <w:right w:type="dxa" w:w="90"/>
+            </w:tcMar>
+          </w:tcPr>
+          <w:p/>
+        </w:tc>
+      </w:tr>
+      <w:tr>
+        <w:tc>
+          <w:tcPr>
+            <w:tcW w:type="dxa" w:w="2600"/>
+            <w:tcMar>
+              <w:top w:type="dxa" w:w="60"/>
+              <w:left w:type="dxa" w:w="90"/>
+              <w:bottom w:type="dxa" w:w="60"/>
+              <w:right w:type="dxa" w:w="90"/>
+            </w:tcMar>
+          </w:tcPr>
+          <w:p>
+            <w:r>
+              <w:rPr>
+                <w:rFonts w:ascii="Arial" w:cs="Arial" w:eastAsia="Arial" w:hAnsi="Arial"/>
+                <w:sz w:val="19"/>
+                <w:szCs w:val="19"/>
+              </w:rPr>
+              <w:t xml:space="preserve">Remove</w:t>
+            </w:r>
+          </w:p>
+        </w:tc>
+        <w:tc>
+          <w:tcPr>
+            <w:tcW w:type="dxa" w:w="3740"/>
+            <w:tcMar>
+              <w:top w:type="dxa" w:w="60"/>
+              <w:left w:type="dxa" w:w="90"/>
+              <w:bottom w:type="dxa" w:w="60"/>
+              <w:right w:type="dxa" w:w="90"/>
+            </w:tcMar>
+          </w:tcPr>
+          <w:p>
+            <w:r>
+              <w:rPr>
+                <w:rFonts w:ascii="Arial" w:cs="Arial" w:eastAsia="Arial" w:hAnsi="Arial"/>
+                <w:sz w:val="19"/>
+                <w:szCs w:val="19"/>
+              </w:rPr>
+              <w:t xml:space="preserve">Deletes the account. Past results stay.</w:t>
+            </w:r>
+          </w:p>
+        </w:tc>
+        <w:tc>
+          <w:tcPr>
+            <w:tcW w:type="dxa" w:w="3740"/>
+            <w:tcMar>
+              <w:top w:type="dxa" w:w="60"/>
+              <w:left w:type="dxa" w:w="90"/>
+              <w:bottom w:type="dxa" w:w="60"/>
+              <w:right w:type="dxa" w:w="90"/>
+            </w:tcMar>
+          </w:tcPr>
+          <w:p>
+            <w:r>
+              <w:rPr>
+                <w:rFonts w:ascii="Arial" w:cs="Arial" w:eastAsia="Arial" w:hAnsi="Arial"/>
+                <w:sz w:val="19"/>
+                <w:szCs w:val="19"/>
+              </w:rPr>
+              <w:t xml:space="preserve">Workspaces without their own account can no longer run tests.</w:t>
+            </w:r>
+          </w:p>
+        </w:tc>
+      </w:tr>
+      <w:tr>
+        <w:tc>
+          <w:tcPr>
+            <w:tcW w:type="dxa" w:w="2600"/>
+            <w:tcMar>
+              <w:top w:type="dxa" w:w="60"/>
+              <w:left w:type="dxa" w:w="90"/>
+              <w:bottom w:type="dxa" w:w="60"/>
+              <w:right w:type="dxa" w:w="90"/>
+            </w:tcMar>
+          </w:tcPr>
+          <w:p>
+            <w:r>
+              <w:rPr>
+                <w:rFonts w:ascii="Arial" w:cs="Arial" w:eastAsia="Arial" w:hAnsi="Arial"/>
+                <w:sz w:val="19"/>
+                <w:szCs w:val="19"/>
+              </w:rPr>
+              <w:t xml:space="preserve">This month, by workspace</w:t>
+            </w:r>
+          </w:p>
+        </w:tc>
+        <w:tc>
+          <w:tcPr>
+            <w:tcW w:type="dxa" w:w="3740"/>
+            <w:tcMar>
+              <w:top w:type="dxa" w:w="60"/>
+              <w:left w:type="dxa" w:w="90"/>
+              <w:bottom w:type="dxa" w:w="60"/>
+              <w:right w:type="dxa" w:w="90"/>
+            </w:tcMar>
+          </w:tcPr>
+          <w:p>
+            <w:r>
+              <w:rPr>
+                <w:rFonts w:ascii="Arial" w:cs="Arial" w:eastAsia="Arial" w:hAnsi="Arial"/>
+                <w:sz w:val="19"/>
+                <w:szCs w:val="19"/>
+              </w:rPr>
+              <w:t xml:space="preserve">Each workspace's tests through this account this month, its plan and its total (the added tests in brackets), with Add Tests.</w:t>
+            </w:r>
+          </w:p>
+        </w:tc>
+        <w:tc>
+          <w:tcPr>
+            <w:tcW w:type="dxa" w:w="3740"/>
+            <w:tcMar>
+              <w:top w:type="dxa" w:w="60"/>
+              <w:left w:type="dxa" w:w="90"/>
+              <w:bottom w:type="dxa" w:w="60"/>
+              <w:right w:type="dxa" w:w="90"/>
+            </w:tcMar>
+          </w:tcPr>
+          <w:p/>
+        </w:tc>
+      </w:tr>
+    </w:tbl>
+    <w:p>
+      <w:pPr>
+        <w:spacing w:after="120"/>
+      </w:pPr>
+    </w:p>
+    <w:p>
+      <w:pPr>
+        <w:pStyle w:val="Heading3"/>
+        <w:spacing w:after="120" w:before="240"/>
+      </w:pPr>
+      <w:r>
+        <w:rPr>
+          <w:rFonts w:ascii="Arial" w:cs="Arial" w:eastAsia="Arial" w:hAnsi="Arial"/>
+        </w:rPr>
+        <w:t xml:space="preserve">Added tests (a tenant's page → Deliverability Tests)</w:t>
+      </w:r>
+    </w:p>
+    <w:tbl>
+      <w:tblPr>
+        <w:tblW w:type="dxa" w:w="10080"/>
+        <w:tblBorders>
+          <w:top w:val="single" w:color="D9DBE3" w:sz="4"/>
+          <w:left w:val="none"/>
+          <w:bottom w:val="single" w:color="D9DBE3" w:sz="4"/>
+          <w:right w:val="none"/>
+          <w:insideH w:val="single" w:color="E6E8EF" w:sz="4"/>
+          <w:insideV w:val="none"/>
+        </w:tblBorders>
+      </w:tblPr>
+      <w:tblGrid>
+        <w:gridCol w:w="2600"/>
+        <w:gridCol w:w="3740"/>
+        <w:gridCol w:w="3740"/>
+      </w:tblGrid>
+      <w:tr>
+        <w:trPr>
+          <w:tblHeader/>
+        </w:trPr>
+        <w:tc>
+          <w:tcPr>
+            <w:tcW w:type="dxa" w:w="2600"/>
+            <w:shd w:fill="EEEFF5" w:color="auto" w:val="clear"/>
+            <w:tcMar>
+              <w:top w:type="dxa" w:w="60"/>
+              <w:left w:type="dxa" w:w="90"/>
+              <w:bottom w:type="dxa" w:w="60"/>
+              <w:right w:type="dxa" w:w="90"/>
+            </w:tcMar>
+          </w:tcPr>
+          <w:p>
+            <w:r>
+              <w:rPr>
+                <w:rFonts w:ascii="Arial" w:cs="Arial" w:eastAsia="Arial" w:hAnsi="Arial"/>
+                <w:b/>
+                <w:bCs/>
+                <w:sz w:val="18"/>
+                <w:szCs w:val="18"/>
+              </w:rPr>
+              <w:t xml:space="preserve">Field</w:t>
+            </w:r>
+          </w:p>
+        </w:tc>
+        <w:tc>
+          <w:tcPr>
+            <w:tcW w:type="dxa" w:w="3740"/>
+            <w:shd w:fill="EEEFF5" w:color="auto" w:val="clear"/>
+            <w:tcMar>
+              <w:top w:type="dxa" w:w="60"/>
+              <w:left w:type="dxa" w:w="90"/>
+              <w:bottom w:type="dxa" w:w="60"/>
+              <w:right w:type="dxa" w:w="90"/>
+            </w:tcMar>
+          </w:tcPr>
+          <w:p>
+            <w:r>
+              <w:rPr>
+                <w:rFonts w:ascii="Arial" w:cs="Arial" w:eastAsia="Arial" w:hAnsi="Arial"/>
+                <w:b/>
+                <w:bCs/>
+                <w:sz w:val="18"/>
+                <w:szCs w:val="18"/>
+              </w:rPr>
+              <w:t xml:space="preserve">What it is</w:t>
+            </w:r>
+          </w:p>
+        </w:tc>
+        <w:tc>
+          <w:tcPr>
+            <w:tcW w:type="dxa" w:w="3740"/>
+            <w:shd w:fill="EEEFF5" w:color="auto" w:val="clear"/>
+            <w:tcMar>
+              <w:top w:type="dxa" w:w="60"/>
+              <w:left w:type="dxa" w:w="90"/>
+              <w:bottom w:type="dxa" w:w="60"/>
+              <w:right w:type="dxa" w:w="90"/>
+            </w:tcMar>
+          </w:tcPr>
+          <w:p>
+            <w:r>
+              <w:rPr>
+                <w:rFonts w:ascii="Arial" w:cs="Arial" w:eastAsia="Arial" w:hAnsi="Arial"/>
+                <w:b/>
+                <w:bCs/>
+                <w:sz w:val="18"/>
+                <w:szCs w:val="18"/>
+              </w:rPr>
+              <w:t xml:space="preserve">What it changes</w:t>
+            </w:r>
+          </w:p>
+        </w:tc>
+      </w:tr>
+      <w:tr>
+        <w:tc>
+          <w:tcPr>
+            <w:tcW w:type="dxa" w:w="2600"/>
+            <w:tcMar>
+              <w:top w:type="dxa" w:w="60"/>
+              <w:left w:type="dxa" w:w="90"/>
+              <w:bottom w:type="dxa" w:w="60"/>
+              <w:right w:type="dxa" w:w="90"/>
+            </w:tcMar>
+          </w:tcPr>
+          <w:p>
+            <w:r>
+              <w:rPr>
+                <w:rFonts w:ascii="Arial" w:cs="Arial" w:eastAsia="Arial" w:hAnsi="Arial"/>
+                <w:sz w:val="19"/>
+                <w:szCs w:val="19"/>
+              </w:rPr>
+              <w:t xml:space="preserve">The card</w:t>
+            </w:r>
+          </w:p>
+        </w:tc>
+        <w:tc>
+          <w:tcPr>
+            <w:tcW w:type="dxa" w:w="3740"/>
+            <w:tcMar>
+              <w:top w:type="dxa" w:w="60"/>
+              <w:left w:type="dxa" w:w="90"/>
+              <w:bottom w:type="dxa" w:w="60"/>
+              <w:right w:type="dxa" w:w="90"/>
+            </w:tcMar>
+          </w:tcPr>
+          <w:p>
+            <w:r>
+              <w:rPr>
+                <w:rFonts w:ascii="Arial" w:cs="Arial" w:eastAsia="Arial" w:hAnsi="Arial"/>
+                <w:sz w:val="19"/>
+                <w:szCs w:val="19"/>
+              </w:rPr>
+              <w:t xml:space="preserve">This month's tests against the total, the meter, and where the total comes from ("50 a month on the Growth plan + 70 added for October"). Its own account: "not limited".</w:t>
+            </w:r>
+          </w:p>
+        </w:tc>
+        <w:tc>
+          <w:tcPr>
+            <w:tcW w:type="dxa" w:w="3740"/>
+            <w:tcMar>
+              <w:top w:type="dxa" w:w="60"/>
+              <w:left w:type="dxa" w:w="90"/>
+              <w:bottom w:type="dxa" w:w="60"/>
+              <w:right w:type="dxa" w:w="90"/>
+            </w:tcMar>
+          </w:tcPr>
+          <w:p/>
+        </w:tc>
+      </w:tr>
+      <w:tr>
+        <w:tc>
+          <w:tcPr>
+            <w:tcW w:type="dxa" w:w="2600"/>
+            <w:tcMar>
+              <w:top w:type="dxa" w:w="60"/>
+              <w:left w:type="dxa" w:w="90"/>
+              <w:bottom w:type="dxa" w:w="60"/>
+              <w:right w:type="dxa" w:w="90"/>
+            </w:tcMar>
+          </w:tcPr>
+          <w:p>
+            <w:r>
+              <w:rPr>
+                <w:rFonts w:ascii="Arial" w:cs="Arial" w:eastAsia="Arial" w:hAnsi="Arial"/>
+                <w:sz w:val="19"/>
+                <w:szCs w:val="19"/>
+              </w:rPr>
+              <w:t xml:space="preserve">Tests</w:t>
+            </w:r>
+          </w:p>
+        </w:tc>
+        <w:tc>
+          <w:tcPr>
+            <w:tcW w:type="dxa" w:w="3740"/>
+            <w:tcMar>
+              <w:top w:type="dxa" w:w="60"/>
+              <w:left w:type="dxa" w:w="90"/>
+              <w:bottom w:type="dxa" w:w="60"/>
+              <w:right w:type="dxa" w:w="90"/>
+            </w:tcMar>
+          </w:tcPr>
+          <w:p>
+            <w:r>
+              <w:rPr>
+                <w:rFonts w:ascii="Arial" w:cs="Arial" w:eastAsia="Arial" w:hAnsi="Arial"/>
+                <w:sz w:val="19"/>
+                <w:szCs w:val="19"/>
+              </w:rPr>
+              <w:t xml:space="preserve">How many to add, 1 to 100,000.</w:t>
+            </w:r>
+          </w:p>
+        </w:tc>
+        <w:tc>
+          <w:tcPr>
+            <w:tcW w:type="dxa" w:w="3740"/>
+            <w:tcMar>
+              <w:top w:type="dxa" w:w="60"/>
+              <w:left w:type="dxa" w:w="90"/>
+              <w:bottom w:type="dxa" w:w="60"/>
+              <w:right w:type="dxa" w:w="90"/>
+            </w:tcMar>
+          </w:tcPr>
+          <w:p>
+            <w:r>
+              <w:rPr>
+                <w:rFonts w:ascii="Arial" w:cs="Arial" w:eastAsia="Arial" w:hAnsi="Arial"/>
+                <w:sz w:val="19"/>
+                <w:szCs w:val="19"/>
+              </w:rPr>
+              <w:t xml:space="preserve">This month's total.</w:t>
+            </w:r>
+          </w:p>
+        </w:tc>
+      </w:tr>
+      <w:tr>
+        <w:tc>
+          <w:tcPr>
+            <w:tcW w:type="dxa" w:w="2600"/>
+            <w:tcMar>
+              <w:top w:type="dxa" w:w="60"/>
+              <w:left w:type="dxa" w:w="90"/>
+              <w:bottom w:type="dxa" w:w="60"/>
+              <w:right w:type="dxa" w:w="90"/>
+            </w:tcMar>
+          </w:tcPr>
+          <w:p>
+            <w:r>
+              <w:rPr>
+                <w:rFonts w:ascii="Arial" w:cs="Arial" w:eastAsia="Arial" w:hAnsi="Arial"/>
+                <w:sz w:val="19"/>
+                <w:szCs w:val="19"/>
+              </w:rPr>
+              <w:t xml:space="preserve">Note</w:t>
+            </w:r>
+          </w:p>
+        </w:tc>
+        <w:tc>
+          <w:tcPr>
+            <w:tcW w:type="dxa" w:w="3740"/>
+            <w:tcMar>
+              <w:top w:type="dxa" w:w="60"/>
+              <w:left w:type="dxa" w:w="90"/>
+              <w:bottom w:type="dxa" w:w="60"/>
+              <w:right w:type="dxa" w:w="90"/>
+            </w:tcMar>
+          </w:tcPr>
+          <w:p>
+            <w:r>
+              <w:rPr>
+                <w:rFonts w:ascii="Arial" w:cs="Arial" w:eastAsia="Arial" w:hAnsi="Arial"/>
+                <w:sz w:val="19"/>
+                <w:szCs w:val="19"/>
+              </w:rPr>
+              <w:t xml:space="preserve">Why, for the record (300 characters).</w:t>
+            </w:r>
+          </w:p>
+        </w:tc>
+        <w:tc>
+          <w:tcPr>
+            <w:tcW w:type="dxa" w:w="3740"/>
+            <w:tcMar>
+              <w:top w:type="dxa" w:w="60"/>
+              <w:left w:type="dxa" w:w="90"/>
+              <w:bottom w:type="dxa" w:w="60"/>
+              <w:right w:type="dxa" w:w="90"/>
+            </w:tcMar>
+          </w:tcPr>
+          <w:p/>
+        </w:tc>
+      </w:tr>
+      <w:tr>
+        <w:tc>
+          <w:tcPr>
+            <w:tcW w:type="dxa" w:w="2600"/>
+            <w:tcMar>
+              <w:top w:type="dxa" w:w="60"/>
+              <w:left w:type="dxa" w:w="90"/>
+              <w:bottom w:type="dxa" w:w="60"/>
+              <w:right w:type="dxa" w:w="90"/>
+            </w:tcMar>
+          </w:tcPr>
+          <w:p>
+            <w:r>
+              <w:rPr>
+                <w:rFonts w:ascii="Arial" w:cs="Arial" w:eastAsia="Arial" w:hAnsi="Arial"/>
+                <w:sz w:val="19"/>
+                <w:szCs w:val="19"/>
+              </w:rPr>
+              <w:t xml:space="preserve">History</w:t>
+            </w:r>
+          </w:p>
+        </w:tc>
+        <w:tc>
+          <w:tcPr>
+            <w:tcW w:type="dxa" w:w="3740"/>
+            <w:tcMar>
+              <w:top w:type="dxa" w:w="60"/>
+              <w:left w:type="dxa" w:w="90"/>
+              <w:bottom w:type="dxa" w:w="60"/>
+              <w:right w:type="dxa" w:w="90"/>
+            </w:tcMar>
+          </w:tcPr>
+          <w:p>
+            <w:r>
+              <w:rPr>
+                <w:rFonts w:ascii="Arial" w:cs="Arial" w:eastAsia="Arial" w:hAnsi="Arial"/>
+                <w:sz w:val="19"/>
+                <w:szCs w:val="19"/>
+              </w:rPr>
+              <w:t xml:space="preserve">Every addition: when, for which month, how many, the note, by whom. </w:t>
+            </w:r>
+            <w:r>
+              <w:rPr>
+                <w:rFonts w:ascii="Arial" w:cs="Arial" w:eastAsia="Arial" w:hAnsi="Arial"/>
+                <w:b/>
+                <w:bCs/>
+                <w:sz w:val="19"/>
+                <w:szCs w:val="19"/>
+              </w:rPr>
+              <w:t xml:space="preserve">Remove</w:t>
+            </w:r>
+            <w:r>
+              <w:rPr>
+                <w:rFonts w:ascii="Arial" w:cs="Arial" w:eastAsia="Arial" w:hAnsi="Arial"/>
+                <w:sz w:val="19"/>
+                <w:szCs w:val="19"/>
+              </w:rPr>
+              <w:t xml:space="preserve"> takes back an addition while its month is open; past months read Ended.</w:t>
+            </w:r>
+          </w:p>
+        </w:tc>
+        <w:tc>
+          <w:tcPr>
+            <w:tcW w:type="dxa" w:w="3740"/>
+            <w:tcMar>
+              <w:top w:type="dxa" w:w="60"/>
+              <w:left w:type="dxa" w:w="90"/>
+              <w:bottom w:type="dxa" w:w="60"/>
+              <w:right w:type="dxa" w:w="90"/>
+            </w:tcMar>
+          </w:tcPr>
+          <w:p/>
+        </w:tc>
+      </w:tr>
+    </w:tbl>
+    <w:p>
+      <w:pPr>
+        <w:spacing w:after="120"/>
+      </w:pPr>
+    </w:p>
+    <w:p>
+      <w:pPr>
+        <w:pStyle w:val="Heading2"/>
+        <w:spacing w:after="120" w:before="240"/>
+      </w:pPr>
+      <w:r>
+        <w:rPr>
+          <w:rFonts w:ascii="Arial" w:cs="Arial" w:eastAsia="Arial" w:hAnsi="Arial"/>
+        </w:rPr>
+        <w:t xml:space="preserve">How to</w:t>
+      </w:r>
+    </w:p>
+    <w:p>
+      <w:pPr>
+        <w:spacing w:after="120"/>
+      </w:pPr>
+      <w:r>
+        <w:rPr>
+          <w:rFonts w:ascii="Arial" w:cs="Arial" w:eastAsia="Arial" w:hAnsi="Arial"/>
+          <w:b/>
+          <w:bCs/>
+          <w:sz w:val="21"/>
+          <w:szCs w:val="21"/>
+        </w:rPr>
+        <w:t xml:space="preserve">Set it up.</w:t>
+      </w:r>
+      <w:r>
+        <w:rPr>
+          <w:rFonts w:ascii="Arial" w:cs="Arial" w:eastAsia="Arial" w:hAnsi="Arial"/>
+          <w:sz w:val="21"/>
+          <w:szCs w:val="21"/>
+        </w:rPr>
+        <w:t xml:space="preserve"> Configuration → Mailgun Inspect → region, username and API key → Save → Check Connection. When it reads Connected, tick the default clients and Save again. Every workspace without its own account can now run inbox previews.</w:t>
+      </w:r>
+    </w:p>
+    <w:p>
+      <w:pPr>
+        <w:spacing w:after="120"/>
+      </w:pPr>
+      <w:r>
+        <w:rPr>
+          <w:rFonts w:ascii="Arial" w:cs="Arial" w:eastAsia="Arial" w:hAnsi="Arial"/>
+          <w:b/>
+          <w:bCs/>
+          <w:sz w:val="21"/>
+          <w:szCs w:val="21"/>
+        </w:rPr>
+        <w:t xml:space="preserve">Give a workspace more tests this month.</w:t>
+      </w:r>
+      <w:r>
+        <w:rPr>
+          <w:rFonts w:ascii="Arial" w:cs="Arial" w:eastAsia="Arial" w:hAnsi="Arial"/>
+          <w:sz w:val="21"/>
+          <w:szCs w:val="21"/>
+        </w:rPr>
+        <w:t xml:space="preserve"> The tenant → Deliverability Tests → Add Tests → the number and a note → Add Tests. The workspace sees the new total at once, on its Deliverability tab and on Plan &amp; Usage.</w:t>
+      </w:r>
+    </w:p>
+    <w:p>
+      <w:pPr>
+        <w:spacing w:after="120"/>
+      </w:pPr>
+      <w:r>
+        <w:rPr>
+          <w:rFonts w:ascii="Arial" w:cs="Arial" w:eastAsia="Arial" w:hAnsi="Arial"/>
+          <w:b/>
+          <w:bCs/>
+          <w:sz w:val="21"/>
+          <w:szCs w:val="21"/>
+        </w:rPr>
+        <w:t xml:space="preserve">Change the number every month.</w:t>
+      </w:r>
+      <w:r>
+        <w:rPr>
+          <w:rFonts w:ascii="Arial" w:cs="Arial" w:eastAsia="Arial" w:hAnsi="Arial"/>
+          <w:sz w:val="21"/>
+          <w:szCs w:val="21"/>
+        </w:rPr>
+        <w:t xml:space="preserve"> Change the plan's Max deliverability tests per month (Plans and billing), or move the tenant to another plan. Additions are for one month only.</w:t>
+      </w:r>
+    </w:p>
+    <w:p>
+      <w:pPr>
+        <w:pStyle w:val="Heading2"/>
+        <w:spacing w:after="120" w:before="240"/>
+      </w:pPr>
+      <w:r>
+        <w:rPr>
+          <w:rFonts w:ascii="Arial" w:cs="Arial" w:eastAsia="Arial" w:hAnsi="Arial"/>
+        </w:rPr>
+        <w:t xml:space="preserve">What happens behind the scenes</w:t>
+      </w:r>
+    </w:p>
+    <w:p>
+      <w:pPr>
+        <w:spacing w:after="120"/>
+      </w:pPr>
+      <w:r>
+        <w:rPr>
+          <w:rFonts w:ascii="Arial" w:cs="Arial" w:eastAsia="Arial" w:hAnsi="Arial"/>
+          <w:sz w:val="21"/>
+          <w:szCs w:val="21"/>
+        </w:rPr>
+        <w:t xml:space="preserve">A test counts when it is requested, because Mailgun bills it then, whatever comes back. Only tests through the platform's account count against the total; a workspace's own account is counted for information and never refused. Additions belong to a calendar month and end with it: nothing carries over. A test is tagged </w:t>
+      </w:r>
+      <w:r>
+        <w:rPr>
+          <w:rFonts w:ascii="Consolas" w:cs="Consolas" w:eastAsia="Consolas" w:hAnsi="Consolas"/>
+          <w:sz w:val="21"/>
+          <w:szCs w:val="21"/>
+        </w:rPr>
+        <w:t xml:space="preserve">cep:&lt;tenant code&gt;:&lt;template&gt;:&lt;version&gt;</w:t>
+      </w:r>
+      <w:r>
+        <w:rPr>
+          <w:rFonts w:ascii="Arial" w:cs="Arial" w:eastAsia="Arial" w:hAnsi="Arial"/>
+          <w:sz w:val="21"/>
+          <w:szCs w:val="21"/>
+        </w:rPr>
+        <w:t xml:space="preserve"> on Mailgun, so the account's own usage can be split by workspace. A test's results are always read from the account that ran it, even if the workspace switches accounts meanwhile.</w:t>
+      </w:r>
+    </w:p>
+    <w:p>
+      <w:pPr>
+        <w:pStyle w:val="Heading2"/>
+        <w:spacing w:after="120" w:before="240"/>
+      </w:pPr>
+      <w:r>
+        <w:rPr>
+          <w:rFonts w:ascii="Arial" w:cs="Arial" w:eastAsia="Arial" w:hAnsi="Arial"/>
+        </w:rPr>
+        <w:t xml:space="preserve">Things to know</w:t>
+      </w:r>
+    </w:p>
+    <w:p>
+      <w:pPr>
+        <w:pStyle w:val="ListParagraph"/>
+        <w:numPr>
+          <w:ilvl w:val="0"/>
+          <w:numId w:val="2"/>
+        </w:numPr>
+        <w:spacing w:after="60"/>
+      </w:pPr>
+      <w:r>
+        <w:rPr>
+          <w:rFonts w:ascii="Arial" w:cs="Arial" w:eastAsia="Arial" w:hAnsi="Arial"/>
+          <w:sz w:val="21"/>
+          <w:szCs w:val="21"/>
+        </w:rPr>
+        <w:t xml:space="preserve">A workspace with its own account uses it first; the platform's is the fallback.</w:t>
+      </w:r>
+    </w:p>
+    <w:p>
+      <w:pPr>
+        <w:pStyle w:val="ListParagraph"/>
+        <w:numPr>
+          <w:ilvl w:val="0"/>
+          <w:numId w:val="2"/>
+        </w:numPr>
+        <w:spacing w:after="60"/>
+      </w:pPr>
+      <w:r>
+        <w:rPr>
+          <w:rFonts w:ascii="Arial" w:cs="Arial" w:eastAsia="Arial" w:hAnsi="Arial"/>
+          <w:sz w:val="21"/>
+          <w:szCs w:val="21"/>
+        </w:rPr>
+        <w:t xml:space="preserve">Additions to a workspace that uses its own account change nothing until it goes back to the platform's.</w:t>
+      </w:r>
+    </w:p>
+    <w:p>
+      <w:pPr>
+        <w:pStyle w:val="ListParagraph"/>
+        <w:numPr>
+          <w:ilvl w:val="0"/>
+          <w:numId w:val="2"/>
+        </w:numPr>
+        <w:spacing w:after="60"/>
+      </w:pPr>
+      <w:r>
+        <w:rPr>
+          <w:rFonts w:ascii="Arial" w:cs="Arial" w:eastAsia="Arial" w:hAnsi="Arial"/>
+          <w:sz w:val="21"/>
+          <w:szCs w:val="21"/>
+        </w:rPr>
+        <w:t xml:space="preserve">The refusal at the limit names the total, where it comes from and the date more become available, and points the workspace to the platform team.</w:t>
       </w:r>
     </w:p>
     <w:p>

--- a/docs/manuals/CEP_Platform_Guide.docx
+++ b/docs/manuals/CEP_Platform_Guide.docx
@@ -39,7 +39,7 @@
           <w:sz w:val="20"/>
           <w:szCs w:val="20"/>
         </w:rPr>
-        <w:t xml:space="preserve">Built 2026-10-06 from docs/manuals/platform-guide</w:t>
+        <w:t xml:space="preserve">Built 2026-10-08 from docs/manuals/platform-guide</w:t>
       </w:r>
     </w:p>
     <w:p>
@@ -1778,6 +1778,132 @@
           <w:szCs w:val="20"/>
         </w:rPr>
         <w:t xml:space="preserve">What happens behind the scenes</w:t>
+      </w:r>
+    </w:p>
+    <w:p>
+      <w:pPr>
+        <w:spacing w:after="40"/>
+        <w:ind w:left="400"/>
+      </w:pPr>
+      <w:r>
+        <w:rPr>
+          <w:rFonts w:ascii="Arial" w:cs="Arial" w:eastAsia="Arial" w:hAnsi="Arial"/>
+          <w:sz w:val="20"/>
+          <w:szCs w:val="20"/>
+        </w:rPr>
+        <w:t xml:space="preserve">Things to know</w:t>
+      </w:r>
+    </w:p>
+    <w:p>
+      <w:pPr>
+        <w:spacing w:after="40"/>
+        <w:ind w:left="0"/>
+      </w:pPr>
+      <w:r>
+        <w:rPr>
+          <w:rFonts w:ascii="Arial" w:cs="Arial" w:eastAsia="Arial" w:hAnsi="Arial"/>
+          <w:sz w:val="22"/>
+          <w:szCs w:val="22"/>
+        </w:rPr>
+        <w:t xml:space="preserve">Journeys</w:t>
+      </w:r>
+    </w:p>
+    <w:p>
+      <w:pPr>
+        <w:spacing w:after="40"/>
+        <w:ind w:left="400"/>
+      </w:pPr>
+      <w:r>
+        <w:rPr>
+          <w:rFonts w:ascii="Arial" w:cs="Arial" w:eastAsia="Arial" w:hAnsi="Arial"/>
+          <w:sz w:val="20"/>
+          <w:szCs w:val="20"/>
+        </w:rPr>
+        <w:t xml:space="preserve">What this is for</w:t>
+      </w:r>
+    </w:p>
+    <w:p>
+      <w:pPr>
+        <w:spacing w:after="40"/>
+        <w:ind w:left="400"/>
+      </w:pPr>
+      <w:r>
+        <w:rPr>
+          <w:rFonts w:ascii="Arial" w:cs="Arial" w:eastAsia="Arial" w:hAnsi="Arial"/>
+          <w:sz w:val="20"/>
+          <w:szCs w:val="20"/>
+        </w:rPr>
+        <w:t xml:space="preserve">Who can use it</w:t>
+      </w:r>
+    </w:p>
+    <w:p>
+      <w:pPr>
+        <w:spacing w:after="40"/>
+        <w:ind w:left="400"/>
+      </w:pPr>
+      <w:r>
+        <w:rPr>
+          <w:rFonts w:ascii="Arial" w:cs="Arial" w:eastAsia="Arial" w:hAnsi="Arial"/>
+          <w:sz w:val="20"/>
+          <w:szCs w:val="20"/>
+        </w:rPr>
+        <w:t xml:space="preserve">What a workspace needs from the platform</w:t>
+      </w:r>
+    </w:p>
+    <w:p>
+      <w:pPr>
+        <w:spacing w:after="40"/>
+        <w:ind w:left="400"/>
+      </w:pPr>
+      <w:r>
+        <w:rPr>
+          <w:rFonts w:ascii="Arial" w:cs="Arial" w:eastAsia="Arial" w:hAnsi="Arial"/>
+          <w:sz w:val="20"/>
+          <w:szCs w:val="20"/>
+        </w:rPr>
+        <w:t xml:space="preserve">What the workspace does itself</w:t>
+      </w:r>
+    </w:p>
+    <w:p>
+      <w:pPr>
+        <w:spacing w:after="40"/>
+        <w:ind w:left="400"/>
+      </w:pPr>
+      <w:r>
+        <w:rPr>
+          <w:rFonts w:ascii="Arial" w:cs="Arial" w:eastAsia="Arial" w:hAnsi="Arial"/>
+          <w:sz w:val="20"/>
+          <w:szCs w:val="20"/>
+        </w:rPr>
+        <w:t xml:space="preserve">How journeys get their data</w:t>
+      </w:r>
+    </w:p>
+    <w:p>
+      <w:pPr>
+        <w:spacing w:after="40"/>
+        <w:ind w:left="400"/>
+      </w:pPr>
+      <w:r>
+        <w:rPr>
+          <w:rFonts w:ascii="Arial" w:cs="Arial" w:eastAsia="Arial" w:hAnsi="Arial"/>
+          <w:sz w:val="20"/>
+          <w:szCs w:val="20"/>
+        </w:rPr>
+        <w:t xml:space="preserve">The jobs, and what to watch</w:t>
+      </w:r>
+    </w:p>
+    <w:p>
+      <w:pPr>
+        <w:spacing w:after="40"/>
+        <w:ind w:left="400"/>
+      </w:pPr>
+      <w:r>
+        <w:rPr>
+          <w:rFonts w:ascii="Arial" w:cs="Arial" w:eastAsia="Arial" w:hAnsi="Arial"/>
+          <w:sz w:val="20"/>
+          <w:szCs w:val="20"/>
+        </w:rPr>
+        <w:t xml:space="preserve">Troubleshooting</w:t>
       </w:r>
     </w:p>
     <w:p>
@@ -18746,7 +18872,7 @@
                 <w:sz w:val="19"/>
                 <w:szCs w:val="19"/>
               </w:rPr>
-              <w:t xml:space="preserve">Enrols the customers who meet a live journey's entry: list members, events (sent, from orders, from tracking, No Response), segment changes, Date / Time schedules whose moment has come (each fires once). A Fixed journey closes after its first pass.</w:t>
+              <w:t xml:space="preserve">Enrols the customers who meet a live journey's entry: list members, events (sent, from orders, from tracking, No Response), segment changes, Date / Time schedules whose moment has come (each fires once), attribute matches; Only Customers Where filters and per-journey suppressions apply. A Fixed journey closes after its first pass. One scheduler per workspace (an advisory lock).</w:t>
             </w:r>
           </w:p>
         </w:tc>
@@ -18811,7 +18937,7 @@
                 <w:sz w:val="19"/>
                 <w:szCs w:val="19"/>
               </w:rPr>
-              <w:t xml:space="preserve">Moves journey customers whose next step is due: waits, conditions, messages (through a daily campaign per step), coupon requests, tier and segment changes.</w:t>
+              <w:t xml:space="preserve">Converts anyone whose goal event arrived, then moves journey customers whose next step is due: waits (durations, a time of day, a date on the record), conditions, splits, messages (through a daily campaign per step), coupon requests, record, tier, segment and list changes, webhooks. A temporary failure is retried after 5, 15 and 60 minutes, then given up (Needs Attention).</w:t>
             </w:r>
           </w:p>
         </w:tc>
@@ -18941,7 +19067,7 @@
                 <w:sz w:val="19"/>
                 <w:szCs w:val="19"/>
               </w:rPr>
-              <w:t xml:space="preserve">Rolls journey enrolments and steps into the Performance figures.</w:t>
+              <w:t xml:space="preserve">Rolls journey enrolments, conversions, revenue, the message counts and steps into the Performance figures.</w:t>
             </w:r>
           </w:p>
         </w:tc>
@@ -23870,6 +23996,2582 @@
         <w:t xml:space="preserve"> when set.</w:t>
       </w:r>
     </w:p>
+    <w:p>
+      <w:r>
+        <w:br w:type="page"/>
+      </w:r>
+    </w:p>
+    <w:p>
+      <w:pPr>
+        <w:pStyle w:val="Heading1"/>
+        <w:spacing w:after="120" w:before="0"/>
+      </w:pPr>
+      <w:r>
+        <w:rPr>
+          <w:rFonts w:ascii="Arial" w:cs="Arial" w:eastAsia="Arial" w:hAnsi="Arial"/>
+        </w:rPr>
+        <w:t xml:space="preserve">Journeys</w:t>
+      </w:r>
+    </w:p>
+    <w:p>
+      <w:pPr>
+        <w:spacing w:after="120"/>
+      </w:pPr>
+      <w:r>
+        <w:rPr>
+          <w:rFonts w:ascii="Arial" w:cs="Arial" w:eastAsia="Arial" w:hAnsi="Arial"/>
+          <w:b/>
+          <w:bCs/>
+          <w:sz w:val="21"/>
+          <w:szCs w:val="21"/>
+        </w:rPr>
+        <w:t xml:space="preserve">Where:</w:t>
+      </w:r>
+      <w:r>
+        <w:rPr>
+          <w:rFonts w:ascii="Arial" w:cs="Arial" w:eastAsia="Arial" w:hAnsi="Arial"/>
+          <w:sz w:val="21"/>
+          <w:szCs w:val="21"/>
+        </w:rPr>
+        <w:t xml:space="preserve"> Tenants → the workspace → Industry and features (the switch); Jobs and checks (the scheduler); the workspace's own Journeys pages (what tenants build). The User Guide's Journeys chapter is what the workspace reads.</w:t>
+      </w:r>
+    </w:p>
+    <w:p>
+      <w:pPr>
+        <w:pStyle w:val="Heading2"/>
+        <w:spacing w:after="120" w:before="240"/>
+      </w:pPr>
+      <w:r>
+        <w:rPr>
+          <w:rFonts w:ascii="Arial" w:cs="Arial" w:eastAsia="Arial" w:hAnsi="Arial"/>
+        </w:rPr>
+        <w:t xml:space="preserve">What this is for</w:t>
+      </w:r>
+    </w:p>
+    <w:p>
+      <w:pPr>
+        <w:spacing w:after="120"/>
+      </w:pPr>
+      <w:r>
+        <w:rPr>
+          <w:rFonts w:ascii="Arial" w:cs="Arial" w:eastAsia="Arial" w:hAnsi="Arial"/>
+          <w:sz w:val="21"/>
+          <w:szCs w:val="21"/>
+        </w:rPr>
+        <w:t xml:space="preserve">Journeys are the automated, per-customer paths a workspace draws in the app: who enters, the steps they go through (waits, conditions, splits, messages, coupons, record changes, webhooks, a goal) and where the path ends. The platform team does not build journeys; it makes sure a workspace can, and that the machinery behind every workspace's journeys runs.</w:t>
+      </w:r>
+    </w:p>
+    <w:p>
+      <w:pPr>
+        <w:pStyle w:val="Heading2"/>
+        <w:spacing w:after="120" w:before="240"/>
+      </w:pPr>
+      <w:r>
+        <w:rPr>
+          <w:rFonts w:ascii="Arial" w:cs="Arial" w:eastAsia="Arial" w:hAnsi="Arial"/>
+        </w:rPr>
+        <w:t xml:space="preserve">Who can use it</w:t>
+      </w:r>
+    </w:p>
+    <w:p>
+      <w:pPr>
+        <w:spacing w:after="120"/>
+      </w:pPr>
+      <w:r>
+        <w:rPr>
+          <w:rFonts w:ascii="Arial" w:cs="Arial" w:eastAsia="Arial" w:hAnsi="Arial"/>
+          <w:sz w:val="21"/>
+          <w:szCs w:val="21"/>
+        </w:rPr>
+        <w:t xml:space="preserve">Platform operators. Nothing here is visible to a workspace.</w:t>
+      </w:r>
+    </w:p>
+    <w:p>
+      <w:pPr>
+        <w:pStyle w:val="Heading2"/>
+        <w:spacing w:after="120" w:before="240"/>
+      </w:pPr>
+      <w:r>
+        <w:rPr>
+          <w:rFonts w:ascii="Arial" w:cs="Arial" w:eastAsia="Arial" w:hAnsi="Arial"/>
+        </w:rPr>
+        <w:t xml:space="preserve">What a workspace needs from the platform</w:t>
+      </w:r>
+    </w:p>
+    <w:tbl>
+      <w:tblPr>
+        <w:tblW w:type="dxa" w:w="10080"/>
+        <w:tblBorders>
+          <w:top w:val="single" w:color="D9DBE3" w:sz="4"/>
+          <w:left w:val="none"/>
+          <w:bottom w:val="single" w:color="D9DBE3" w:sz="4"/>
+          <w:right w:val="none"/>
+          <w:insideH w:val="single" w:color="E6E8EF" w:sz="4"/>
+          <w:insideV w:val="none"/>
+        </w:tblBorders>
+      </w:tblPr>
+      <w:tblGrid>
+        <w:gridCol w:w="2600"/>
+        <w:gridCol w:w="3740"/>
+        <w:gridCol w:w="3740"/>
+      </w:tblGrid>
+      <w:tr>
+        <w:trPr>
+          <w:tblHeader/>
+        </w:trPr>
+        <w:tc>
+          <w:tcPr>
+            <w:tcW w:type="dxa" w:w="2600"/>
+            <w:shd w:fill="EEEFF5" w:color="auto" w:val="clear"/>
+            <w:tcMar>
+              <w:top w:type="dxa" w:w="60"/>
+              <w:left w:type="dxa" w:w="90"/>
+              <w:bottom w:type="dxa" w:w="60"/>
+              <w:right w:type="dxa" w:w="90"/>
+            </w:tcMar>
+          </w:tcPr>
+          <w:p>
+            <w:r>
+              <w:rPr>
+                <w:rFonts w:ascii="Arial" w:cs="Arial" w:eastAsia="Arial" w:hAnsi="Arial"/>
+                <w:b/>
+                <w:bCs/>
+                <w:sz w:val="18"/>
+                <w:szCs w:val="18"/>
+              </w:rPr>
+              <w:t xml:space="preserve">Item</w:t>
+            </w:r>
+          </w:p>
+        </w:tc>
+        <w:tc>
+          <w:tcPr>
+            <w:tcW w:type="dxa" w:w="3740"/>
+            <w:shd w:fill="EEEFF5" w:color="auto" w:val="clear"/>
+            <w:tcMar>
+              <w:top w:type="dxa" w:w="60"/>
+              <w:left w:type="dxa" w:w="90"/>
+              <w:bottom w:type="dxa" w:w="60"/>
+              <w:right w:type="dxa" w:w="90"/>
+            </w:tcMar>
+          </w:tcPr>
+          <w:p>
+            <w:r>
+              <w:rPr>
+                <w:rFonts w:ascii="Arial" w:cs="Arial" w:eastAsia="Arial" w:hAnsi="Arial"/>
+                <w:b/>
+                <w:bCs/>
+                <w:sz w:val="18"/>
+                <w:szCs w:val="18"/>
+              </w:rPr>
+              <w:t xml:space="preserve">Where</w:t>
+            </w:r>
+          </w:p>
+        </w:tc>
+        <w:tc>
+          <w:tcPr>
+            <w:tcW w:type="dxa" w:w="3740"/>
+            <w:shd w:fill="EEEFF5" w:color="auto" w:val="clear"/>
+            <w:tcMar>
+              <w:top w:type="dxa" w:w="60"/>
+              <w:left w:type="dxa" w:w="90"/>
+              <w:bottom w:type="dxa" w:w="60"/>
+              <w:right w:type="dxa" w:w="90"/>
+            </w:tcMar>
+          </w:tcPr>
+          <w:p>
+            <w:r>
+              <w:rPr>
+                <w:rFonts w:ascii="Arial" w:cs="Arial" w:eastAsia="Arial" w:hAnsi="Arial"/>
+                <w:b/>
+                <w:bCs/>
+                <w:sz w:val="18"/>
+                <w:szCs w:val="18"/>
+              </w:rPr>
+              <w:t xml:space="preserve">Notes</w:t>
+            </w:r>
+          </w:p>
+        </w:tc>
+      </w:tr>
+      <w:tr>
+        <w:tc>
+          <w:tcPr>
+            <w:tcW w:type="dxa" w:w="2600"/>
+            <w:tcMar>
+              <w:top w:type="dxa" w:w="60"/>
+              <w:left w:type="dxa" w:w="90"/>
+              <w:bottom w:type="dxa" w:w="60"/>
+              <w:right w:type="dxa" w:w="90"/>
+            </w:tcMar>
+          </w:tcPr>
+          <w:p>
+            <w:r>
+              <w:rPr>
+                <w:rFonts w:ascii="Arial" w:cs="Arial" w:eastAsia="Arial" w:hAnsi="Arial"/>
+                <w:sz w:val="19"/>
+                <w:szCs w:val="19"/>
+              </w:rPr>
+              <w:t xml:space="preserve">The Journeys feature</w:t>
+            </w:r>
+          </w:p>
+        </w:tc>
+        <w:tc>
+          <w:tcPr>
+            <w:tcW w:type="dxa" w:w="3740"/>
+            <w:tcMar>
+              <w:top w:type="dxa" w:w="60"/>
+              <w:left w:type="dxa" w:w="90"/>
+              <w:bottom w:type="dxa" w:w="60"/>
+              <w:right w:type="dxa" w:w="90"/>
+            </w:tcMar>
+          </w:tcPr>
+          <w:p>
+            <w:r>
+              <w:rPr>
+                <w:rFonts w:ascii="Arial" w:cs="Arial" w:eastAsia="Arial" w:hAnsi="Arial"/>
+                <w:sz w:val="19"/>
+                <w:szCs w:val="19"/>
+              </w:rPr>
+              <w:t xml:space="preserve">The tenant → Industry and features → Journeys → On (or Default when the industry profile has it on)</w:t>
+            </w:r>
+          </w:p>
+        </w:tc>
+        <w:tc>
+          <w:tcPr>
+            <w:tcW w:type="dxa" w:w="3740"/>
+            <w:tcMar>
+              <w:top w:type="dxa" w:w="60"/>
+              <w:left w:type="dxa" w:w="90"/>
+              <w:bottom w:type="dxa" w:w="60"/>
+              <w:right w:type="dxa" w:w="90"/>
+            </w:tcMar>
+          </w:tcPr>
+          <w:p>
+            <w:r>
+              <w:rPr>
+                <w:rFonts w:ascii="Arial" w:cs="Arial" w:eastAsia="Arial" w:hAnsi="Arial"/>
+                <w:sz w:val="19"/>
+                <w:szCs w:val="19"/>
+              </w:rPr>
+              <w:t xml:space="preserve">The plan has the last word: a plan whose features exclude </w:t>
+            </w:r>
+            <w:r>
+              <w:rPr>
+                <w:rFonts w:ascii="Consolas" w:cs="Consolas" w:eastAsia="Consolas" w:hAnsi="Consolas"/>
+                <w:sz w:val="19"/>
+                <w:szCs w:val="19"/>
+              </w:rPr>
+              <w:t xml:space="preserve">journeys</w:t>
+            </w:r>
+            <w:r>
+              <w:rPr>
+                <w:rFonts w:ascii="Arial" w:cs="Arial" w:eastAsia="Arial" w:hAnsi="Arial"/>
+                <w:sz w:val="19"/>
+                <w:szCs w:val="19"/>
+              </w:rPr>
+              <w:t xml:space="preserve"> keeps it off for every tenant on it (Plans and billing). Without the feature the app hides the Journeys menu, the Home card, and refuses the tenant's events (</w:t>
+            </w:r>
+            <w:r>
+              <w:rPr>
+                <w:rFonts w:ascii="Consolas" w:cs="Consolas" w:eastAsia="Consolas" w:hAnsi="Consolas"/>
+                <w:sz w:val="19"/>
+                <w:szCs w:val="19"/>
+              </w:rPr>
+              <w:t xml:space="preserve">POST /api/v1/events/</w:t>
+            </w:r>
+            <w:r>
+              <w:rPr>
+                <w:rFonts w:ascii="Arial" w:cs="Arial" w:eastAsia="Arial" w:hAnsi="Arial"/>
+                <w:sz w:val="19"/>
+                <w:szCs w:val="19"/>
+              </w:rPr>
+              <w:t xml:space="preserve"> answers 403).</w:t>
+            </w:r>
+          </w:p>
+        </w:tc>
+      </w:tr>
+      <w:tr>
+        <w:tc>
+          <w:tcPr>
+            <w:tcW w:type="dxa" w:w="2600"/>
+            <w:tcMar>
+              <w:top w:type="dxa" w:w="60"/>
+              <w:left w:type="dxa" w:w="90"/>
+              <w:bottom w:type="dxa" w:w="60"/>
+              <w:right w:type="dxa" w:w="90"/>
+            </w:tcMar>
+          </w:tcPr>
+          <w:p>
+            <w:r>
+              <w:rPr>
+                <w:rFonts w:ascii="Arial" w:cs="Arial" w:eastAsia="Arial" w:hAnsi="Arial"/>
+                <w:sz w:val="19"/>
+                <w:szCs w:val="19"/>
+              </w:rPr>
+              <w:t xml:space="preserve">Outbound webhooks</w:t>
+            </w:r>
+          </w:p>
+        </w:tc>
+        <w:tc>
+          <w:tcPr>
+            <w:tcW w:type="dxa" w:w="3740"/>
+            <w:tcMar>
+              <w:top w:type="dxa" w:w="60"/>
+              <w:left w:type="dxa" w:w="90"/>
+              <w:bottom w:type="dxa" w:w="60"/>
+              <w:right w:type="dxa" w:w="90"/>
+            </w:tcMar>
+          </w:tcPr>
+          <w:p>
+            <w:r>
+              <w:rPr>
+                <w:rFonts w:ascii="Arial" w:cs="Arial" w:eastAsia="Arial" w:hAnsi="Arial"/>
+                <w:sz w:val="19"/>
+                <w:szCs w:val="19"/>
+              </w:rPr>
+              <w:t xml:space="preserve">The </w:t>
+            </w:r>
+            <w:r>
+              <w:rPr>
+                <w:rFonts w:ascii="Consolas" w:cs="Consolas" w:eastAsia="Consolas" w:hAnsi="Consolas"/>
+                <w:sz w:val="19"/>
+                <w:szCs w:val="19"/>
+              </w:rPr>
+              <w:t xml:space="preserve">webhooks</w:t>
+            </w:r>
+            <w:r>
+              <w:rPr>
+                <w:rFonts w:ascii="Arial" w:cs="Arial" w:eastAsia="Arial" w:hAnsi="Arial"/>
+                <w:sz w:val="19"/>
+                <w:szCs w:val="19"/>
+              </w:rPr>
+              <w:t xml:space="preserve"> feature (on by default)</w:t>
+            </w:r>
+          </w:p>
+        </w:tc>
+        <w:tc>
+          <w:tcPr>
+            <w:tcW w:type="dxa" w:w="3740"/>
+            <w:tcMar>
+              <w:top w:type="dxa" w:w="60"/>
+              <w:left w:type="dxa" w:w="90"/>
+              <w:bottom w:type="dxa" w:w="60"/>
+              <w:right w:type="dxa" w:w="90"/>
+            </w:tcMar>
+          </w:tcPr>
+          <w:p>
+            <w:r>
+              <w:rPr>
+                <w:rFonts w:ascii="Arial" w:cs="Arial" w:eastAsia="Arial" w:hAnsi="Arial"/>
+                <w:sz w:val="19"/>
+                <w:szCs w:val="19"/>
+              </w:rPr>
+              <w:t xml:space="preserve">The Webhook step is offered in the builder regardless; the feature governs the workspace's notification webhooks.</w:t>
+            </w:r>
+          </w:p>
+        </w:tc>
+      </w:tr>
+      <w:tr>
+        <w:tc>
+          <w:tcPr>
+            <w:tcW w:type="dxa" w:w="2600"/>
+            <w:tcMar>
+              <w:top w:type="dxa" w:w="60"/>
+              <w:left w:type="dxa" w:w="90"/>
+              <w:bottom w:type="dxa" w:w="60"/>
+              <w:right w:type="dxa" w:w="90"/>
+            </w:tcMar>
+          </w:tcPr>
+          <w:p>
+            <w:r>
+              <w:rPr>
+                <w:rFonts w:ascii="Arial" w:cs="Arial" w:eastAsia="Arial" w:hAnsi="Arial"/>
+                <w:sz w:val="19"/>
+                <w:szCs w:val="19"/>
+              </w:rPr>
+              <w:t xml:space="preserve">The scheduler</w:t>
+            </w:r>
+          </w:p>
+        </w:tc>
+        <w:tc>
+          <w:tcPr>
+            <w:tcW w:type="dxa" w:w="3740"/>
+            <w:tcMar>
+              <w:top w:type="dxa" w:w="60"/>
+              <w:left w:type="dxa" w:w="90"/>
+              <w:bottom w:type="dxa" w:w="60"/>
+              <w:right w:type="dxa" w:w="90"/>
+            </w:tcMar>
+          </w:tcPr>
+          <w:p>
+            <w:r>
+              <w:rPr>
+                <w:rFonts w:ascii="Arial" w:cs="Arial" w:eastAsia="Arial" w:hAnsi="Arial"/>
+                <w:sz w:val="19"/>
+                <w:szCs w:val="19"/>
+              </w:rPr>
+              <w:t xml:space="preserve">cep-jobs, one process for the platform (Jobs and checks)</w:t>
+            </w:r>
+          </w:p>
+        </w:tc>
+        <w:tc>
+          <w:tcPr>
+            <w:tcW w:type="dxa" w:w="3740"/>
+            <w:tcMar>
+              <w:top w:type="dxa" w:w="60"/>
+              <w:left w:type="dxa" w:w="90"/>
+              <w:bottom w:type="dxa" w:w="60"/>
+              <w:right w:type="dxa" w:w="90"/>
+            </w:tcMar>
+          </w:tcPr>
+          <w:p>
+            <w:r>
+              <w:rPr>
+                <w:rFonts w:ascii="Arial" w:cs="Arial" w:eastAsia="Arial" w:hAnsi="Arial"/>
+                <w:sz w:val="19"/>
+                <w:szCs w:val="19"/>
+              </w:rPr>
+              <w:t xml:space="preserve">Journeys do nothing without it: enrolment, advancement and activation run every minute, the roll-up nightly. Exactly one scheduler must work a given database: a second one skips a workspace the first holds (an advisory lock per workspace, per pass) rather than running it twice.</w:t>
+            </w:r>
+          </w:p>
+        </w:tc>
+      </w:tr>
+      <w:tr>
+        <w:tc>
+          <w:tcPr>
+            <w:tcW w:type="dxa" w:w="2600"/>
+            <w:tcMar>
+              <w:top w:type="dxa" w:w="60"/>
+              <w:left w:type="dxa" w:w="90"/>
+              <w:bottom w:type="dxa" w:w="60"/>
+              <w:right w:type="dxa" w:w="90"/>
+            </w:tcMar>
+          </w:tcPr>
+          <w:p>
+            <w:r>
+              <w:rPr>
+                <w:rFonts w:ascii="Arial" w:cs="Arial" w:eastAsia="Arial" w:hAnsi="Arial"/>
+                <w:sz w:val="19"/>
+                <w:szCs w:val="19"/>
+              </w:rPr>
+              <w:t xml:space="preserve">Secrets at rest</w:t>
+            </w:r>
+          </w:p>
+        </w:tc>
+        <w:tc>
+          <w:tcPr>
+            <w:tcW w:type="dxa" w:w="3740"/>
+            <w:tcMar>
+              <w:top w:type="dxa" w:w="60"/>
+              <w:left w:type="dxa" w:w="90"/>
+              <w:bottom w:type="dxa" w:w="60"/>
+              <w:right w:type="dxa" w:w="90"/>
+            </w:tcMar>
+          </w:tcPr>
+          <w:p>
+            <w:r>
+              <w:rPr>
+                <w:rFonts w:ascii="Consolas" w:cs="Consolas" w:eastAsia="Consolas" w:hAnsi="Consolas"/>
+                <w:sz w:val="19"/>
+                <w:szCs w:val="19"/>
+              </w:rPr>
+              <w:t xml:space="preserve">FIELD_ENCRYPTION_KEY</w:t>
+            </w:r>
+            <w:r>
+              <w:rPr>
+                <w:rFonts w:ascii="Arial" w:cs="Arial" w:eastAsia="Arial" w:hAnsi="Arial"/>
+                <w:sz w:val="19"/>
+                <w:szCs w:val="19"/>
+              </w:rPr>
+              <w:t xml:space="preserve"> on the servers (the Secrets at rest check)</w:t>
+            </w:r>
+          </w:p>
+        </w:tc>
+        <w:tc>
+          <w:tcPr>
+            <w:tcW w:type="dxa" w:w="3740"/>
+            <w:tcMar>
+              <w:top w:type="dxa" w:w="60"/>
+              <w:left w:type="dxa" w:w="90"/>
+              <w:bottom w:type="dxa" w:w="60"/>
+              <w:right w:type="dxa" w:w="90"/>
+            </w:tcMar>
+          </w:tcPr>
+          <w:p>
+            <w:r>
+              <w:rPr>
+                <w:rFonts w:ascii="Arial" w:cs="Arial" w:eastAsia="Arial" w:hAnsi="Arial"/>
+                <w:sz w:val="19"/>
+                <w:szCs w:val="19"/>
+              </w:rPr>
+              <w:t xml:space="preserve">A Webhook step's signing secret is encrypted with it. Without the key, secrets use a key derived from </w:t>
+            </w:r>
+            <w:r>
+              <w:rPr>
+                <w:rFonts w:ascii="Consolas" w:cs="Consolas" w:eastAsia="Consolas" w:hAnsi="Consolas"/>
+                <w:sz w:val="19"/>
+                <w:szCs w:val="19"/>
+              </w:rPr>
+              <w:t xml:space="preserve">SECRET_KEY</w:t>
+            </w:r>
+            <w:r>
+              <w:rPr>
+                <w:rFonts w:ascii="Arial" w:cs="Arial" w:eastAsia="Arial" w:hAnsi="Arial"/>
+                <w:sz w:val="19"/>
+                <w:szCs w:val="19"/>
+              </w:rPr>
+              <w:t xml:space="preserve">, which the check flags.</w:t>
+            </w:r>
+          </w:p>
+        </w:tc>
+      </w:tr>
+      <w:tr>
+        <w:tc>
+          <w:tcPr>
+            <w:tcW w:type="dxa" w:w="2600"/>
+            <w:tcMar>
+              <w:top w:type="dxa" w:w="60"/>
+              <w:left w:type="dxa" w:w="90"/>
+              <w:bottom w:type="dxa" w:w="60"/>
+              <w:right w:type="dxa" w:w="90"/>
+            </w:tcMar>
+          </w:tcPr>
+          <w:p>
+            <w:r>
+              <w:rPr>
+                <w:rFonts w:ascii="Arial" w:cs="Arial" w:eastAsia="Arial" w:hAnsi="Arial"/>
+                <w:sz w:val="19"/>
+                <w:szCs w:val="19"/>
+              </w:rPr>
+              <w:t xml:space="preserve">C360's feeds into the workspace database</w:t>
+            </w:r>
+          </w:p>
+        </w:tc>
+        <w:tc>
+          <w:tcPr>
+            <w:tcW w:type="dxa" w:w="3740"/>
+            <w:tcMar>
+              <w:top w:type="dxa" w:w="60"/>
+              <w:left w:type="dxa" w:w="90"/>
+              <w:bottom w:type="dxa" w:w="60"/>
+              <w:right w:type="dxa" w:w="90"/>
+            </w:tcMar>
+          </w:tcPr>
+          <w:p>
+            <w:r>
+              <w:rPr>
+                <w:rFonts w:ascii="Arial" w:cs="Arial" w:eastAsia="Arial" w:hAnsi="Arial"/>
+                <w:sz w:val="19"/>
+                <w:szCs w:val="19"/>
+              </w:rPr>
+              <w:t xml:space="preserve">The data team, outside CEP</w:t>
+            </w:r>
+          </w:p>
+        </w:tc>
+        <w:tc>
+          <w:tcPr>
+            <w:tcW w:type="dxa" w:w="3740"/>
+            <w:tcMar>
+              <w:top w:type="dxa" w:w="60"/>
+              <w:left w:type="dxa" w:w="90"/>
+              <w:bottom w:type="dxa" w:w="60"/>
+              <w:right w:type="dxa" w:w="90"/>
+            </w:tcMar>
+          </w:tcPr>
+          <w:p>
+            <w:r>
+              <w:rPr>
+                <w:rFonts w:ascii="Consolas" w:cs="Consolas" w:eastAsia="Consolas" w:hAnsi="Consolas"/>
+                <w:sz w:val="19"/>
+                <w:szCs w:val="19"/>
+              </w:rPr>
+              <w:t xml:space="preserve">customer_master</w:t>
+            </w:r>
+            <w:r>
+              <w:rPr>
+                <w:rFonts w:ascii="Arial" w:cs="Arial" w:eastAsia="Arial" w:hAnsi="Arial"/>
+                <w:sz w:val="19"/>
+                <w:szCs w:val="19"/>
+              </w:rPr>
+              <w:t xml:space="preserve"> (the customer records, with </w:t>
+            </w:r>
+            <w:r>
+              <w:rPr>
+                <w:rFonts w:ascii="Consolas" w:cs="Consolas" w:eastAsia="Consolas" w:hAnsi="Consolas"/>
+                <w:sz w:val="19"/>
+                <w:szCs w:val="19"/>
+              </w:rPr>
+              <w:t xml:space="preserve">custom_attributes</w:t>
+            </w:r>
+            <w:r>
+              <w:rPr>
+                <w:rFonts w:ascii="Arial" w:cs="Arial" w:eastAsia="Arial" w:hAnsi="Arial"/>
+                <w:sz w:val="19"/>
+                <w:szCs w:val="19"/>
+              </w:rPr>
+              <w:t xml:space="preserve"> such as </w:t>
+            </w:r>
+            <w:r>
+              <w:rPr>
+                <w:rFonts w:ascii="Consolas" w:cs="Consolas" w:eastAsia="Consolas" w:hAnsi="Consolas"/>
+                <w:sz w:val="19"/>
+                <w:szCs w:val="19"/>
+              </w:rPr>
+              <w:t xml:space="preserve">loyalty_tier</w:t>
+            </w:r>
+            <w:r>
+              <w:rPr>
+                <w:rFonts w:ascii="Arial" w:cs="Arial" w:eastAsia="Arial" w:hAnsi="Arial"/>
+                <w:sz w:val="19"/>
+                <w:szCs w:val="19"/>
+              </w:rPr>
+              <w:t xml:space="preserve">, </w:t>
+            </w:r>
+            <w:r>
+              <w:rPr>
+                <w:rFonts w:ascii="Consolas" w:cs="Consolas" w:eastAsia="Consolas" w:hAnsi="Consolas"/>
+                <w:sz w:val="19"/>
+                <w:szCs w:val="19"/>
+              </w:rPr>
+              <w:t xml:space="preserve">birth_date</w:t>
+            </w:r>
+            <w:r>
+              <w:rPr>
+                <w:rFonts w:ascii="Arial" w:cs="Arial" w:eastAsia="Arial" w:hAnsi="Arial"/>
+                <w:sz w:val="19"/>
+                <w:szCs w:val="19"/>
+              </w:rPr>
+              <w:t xml:space="preserve">, </w:t>
+            </w:r>
+            <w:r>
+              <w:rPr>
+                <w:rFonts w:ascii="Consolas" w:cs="Consolas" w:eastAsia="Consolas" w:hAnsi="Consolas"/>
+                <w:sz w:val="19"/>
+                <w:szCs w:val="19"/>
+              </w:rPr>
+              <w:t xml:space="preserve">timezone</w:t>
+            </w:r>
+            <w:r>
+              <w:rPr>
+                <w:rFonts w:ascii="Arial" w:cs="Arial" w:eastAsia="Arial" w:hAnsi="Arial"/>
+                <w:sz w:val="19"/>
+                <w:szCs w:val="19"/>
+              </w:rPr>
+              <w:t xml:space="preserve">), </w:t>
+            </w:r>
+            <w:r>
+              <w:rPr>
+                <w:rFonts w:ascii="Consolas" w:cs="Consolas" w:eastAsia="Consolas" w:hAnsi="Consolas"/>
+                <w:sz w:val="19"/>
+                <w:szCs w:val="19"/>
+              </w:rPr>
+              <w:t xml:space="preserve">segment</w:t>
+            </w:r>
+            <w:r>
+              <w:rPr>
+                <w:rFonts w:ascii="Arial" w:cs="Arial" w:eastAsia="Arial" w:hAnsi="Arial"/>
+                <w:sz w:val="19"/>
+                <w:szCs w:val="19"/>
+              </w:rPr>
+              <w:t xml:space="preserve"> and </w:t>
+            </w:r>
+            <w:r>
+              <w:rPr>
+                <w:rFonts w:ascii="Consolas" w:cs="Consolas" w:eastAsia="Consolas" w:hAnsi="Consolas"/>
+                <w:sz w:val="19"/>
+                <w:szCs w:val="19"/>
+              </w:rPr>
+              <w:t xml:space="preserve">customer_segment_membership</w:t>
+            </w:r>
+            <w:r>
+              <w:rPr>
+                <w:rFonts w:ascii="Arial" w:cs="Arial" w:eastAsia="Arial" w:hAnsi="Arial"/>
+                <w:sz w:val="19"/>
+                <w:szCs w:val="19"/>
+              </w:rPr>
+              <w:t xml:space="preserve">, </w:t>
+            </w:r>
+            <w:r>
+              <w:rPr>
+                <w:rFonts w:ascii="Consolas" w:cs="Consolas" w:eastAsia="Consolas" w:hAnsi="Consolas"/>
+                <w:sz w:val="19"/>
+                <w:szCs w:val="19"/>
+              </w:rPr>
+              <w:t xml:space="preserve">coupon</w:t>
+            </w:r>
+            <w:r>
+              <w:rPr>
+                <w:rFonts w:ascii="Arial" w:cs="Arial" w:eastAsia="Arial" w:hAnsi="Arial"/>
+                <w:sz w:val="19"/>
+                <w:szCs w:val="19"/>
+              </w:rPr>
+              <w:t xml:space="preserve">, </w:t>
+            </w:r>
+            <w:r>
+              <w:rPr>
+                <w:rFonts w:ascii="Consolas" w:cs="Consolas" w:eastAsia="Consolas" w:hAnsi="Consolas"/>
+                <w:sz w:val="19"/>
+                <w:szCs w:val="19"/>
+              </w:rPr>
+              <w:t xml:space="preserve">loyalty_tier</w:t>
+            </w:r>
+            <w:r>
+              <w:rPr>
+                <w:rFonts w:ascii="Arial" w:cs="Arial" w:eastAsia="Arial" w:hAnsi="Arial"/>
+                <w:sz w:val="19"/>
+                <w:szCs w:val="19"/>
+              </w:rPr>
+              <w:t xml:space="preserve">. CEP treats them as synced copies and never invents a customer: only a customer in the records can enter a journey. A contact list upload adds the people CEP did not know, owned by CEP.</w:t>
+            </w:r>
+          </w:p>
+        </w:tc>
+      </w:tr>
+      <w:tr>
+        <w:tc>
+          <w:tcPr>
+            <w:tcW w:type="dxa" w:w="2600"/>
+            <w:tcMar>
+              <w:top w:type="dxa" w:w="60"/>
+              <w:left w:type="dxa" w:w="90"/>
+              <w:bottom w:type="dxa" w:w="60"/>
+              <w:right w:type="dxa" w:w="90"/>
+            </w:tcMar>
+          </w:tcPr>
+          <w:p>
+            <w:r>
+              <w:rPr>
+                <w:rFonts w:ascii="Arial" w:cs="Arial" w:eastAsia="Arial" w:hAnsi="Arial"/>
+                <w:sz w:val="19"/>
+                <w:szCs w:val="19"/>
+              </w:rPr>
+              <w:t xml:space="preserve">The database layer</w:t>
+            </w:r>
+          </w:p>
+        </w:tc>
+        <w:tc>
+          <w:tcPr>
+            <w:tcW w:type="dxa" w:w="3740"/>
+            <w:tcMar>
+              <w:top w:type="dxa" w:w="60"/>
+              <w:left w:type="dxa" w:w="90"/>
+              <w:bottom w:type="dxa" w:w="60"/>
+              <w:right w:type="dxa" w:w="90"/>
+            </w:tcMar>
+          </w:tcPr>
+          <w:p>
+            <w:r>
+              <w:rPr>
+                <w:rFonts w:ascii="Arial" w:cs="Arial" w:eastAsia="Arial" w:hAnsi="Arial"/>
+                <w:sz w:val="19"/>
+                <w:szCs w:val="19"/>
+              </w:rPr>
+              <w:t xml:space="preserve">Patches 0045 (the Goal step: conversions, revenue, the roll-up's goal and message columns) and 0046 (per-journey suppressions, the JOURNEY list-member source, the </w:t>
+            </w:r>
+            <w:r>
+              <w:rPr>
+                <w:rFonts w:ascii="Consolas" w:cs="Consolas" w:eastAsia="Consolas" w:hAnsi="Consolas"/>
+                <w:sz w:val="19"/>
+                <w:szCs w:val="19"/>
+              </w:rPr>
+              <w:t xml:space="preserve">journey.export</w:t>
+            </w:r>
+            <w:r>
+              <w:rPr>
+                <w:rFonts w:ascii="Arial" w:cs="Arial" w:eastAsia="Arial" w:hAnsi="Arial"/>
+                <w:sz w:val="19"/>
+                <w:szCs w:val="19"/>
+              </w:rPr>
+              <w:t xml:space="preserve"> and </w:t>
+            </w:r>
+            <w:r>
+              <w:rPr>
+                <w:rFonts w:ascii="Consolas" w:cs="Consolas" w:eastAsia="Consolas" w:hAnsi="Consolas"/>
+                <w:sz w:val="19"/>
+                <w:szCs w:val="19"/>
+              </w:rPr>
+              <w:t xml:space="preserve">journey.suppress</w:t>
+            </w:r>
+            <w:r>
+              <w:rPr>
+                <w:rFonts w:ascii="Arial" w:cs="Arial" w:eastAsia="Arial" w:hAnsi="Arial"/>
+                <w:sz w:val="19"/>
+                <w:szCs w:val="19"/>
+              </w:rPr>
+              <w:t xml:space="preserve"> permissions)</w:t>
+            </w:r>
+          </w:p>
+        </w:tc>
+        <w:tc>
+          <w:tcPr>
+            <w:tcW w:type="dxa" w:w="3740"/>
+            <w:tcMar>
+              <w:top w:type="dxa" w:w="60"/>
+              <w:left w:type="dxa" w:w="90"/>
+              <w:bottom w:type="dxa" w:w="60"/>
+              <w:right w:type="dxa" w:w="90"/>
+            </w:tcMar>
+          </w:tcPr>
+          <w:p>
+            <w:r>
+              <w:rPr>
+                <w:rFonts w:ascii="Arial" w:cs="Arial" w:eastAsia="Arial" w:hAnsi="Arial"/>
+                <w:sz w:val="19"/>
+                <w:szCs w:val="19"/>
+              </w:rPr>
+              <w:t xml:space="preserve">Both are idempotent re-runs of the platform-operations layer; apply them before the code that reads them. The Needs Attention retries and the Webhook step need no patch.</w:t>
+            </w:r>
+          </w:p>
+        </w:tc>
+      </w:tr>
+    </w:tbl>
+    <w:p>
+      <w:pPr>
+        <w:spacing w:after="120"/>
+      </w:pPr>
+    </w:p>
+    <w:p>
+      <w:pPr>
+        <w:pStyle w:val="Heading2"/>
+        <w:spacing w:after="120" w:before="240"/>
+      </w:pPr>
+      <w:r>
+        <w:rPr>
+          <w:rFonts w:ascii="Arial" w:cs="Arial" w:eastAsia="Arial" w:hAnsi="Arial"/>
+        </w:rPr>
+        <w:t xml:space="preserve">What the workspace does itself</w:t>
+      </w:r>
+    </w:p>
+    <w:p>
+      <w:pPr>
+        <w:spacing w:after="120"/>
+      </w:pPr>
+      <w:r>
+        <w:rPr>
+          <w:rFonts w:ascii="Arial" w:cs="Arial" w:eastAsia="Arial" w:hAnsi="Arial"/>
+          <w:sz w:val="21"/>
+          <w:szCs w:val="21"/>
+        </w:rPr>
+        <w:t xml:space="preserve">The workspace's administrator finishes the set-up in the app, and the User Guide's chapter walks them through it:</w:t>
+      </w:r>
+    </w:p>
+    <w:p>
+      <w:pPr>
+        <w:pStyle w:val="ListParagraph"/>
+        <w:numPr>
+          <w:ilvl w:val="0"/>
+          <w:numId w:val="3"/>
+        </w:numPr>
+        <w:spacing w:after="60"/>
+      </w:pPr>
+      <w:r>
+        <w:rPr>
+          <w:rFonts w:ascii="Arial" w:cs="Arial" w:eastAsia="Arial" w:hAnsi="Arial"/>
+          <w:sz w:val="21"/>
+          <w:szCs w:val="21"/>
+        </w:rPr>
+        <w:t xml:space="preserve">Roles: </w:t>
+      </w:r>
+      <w:r>
+        <w:rPr>
+          <w:rFonts w:ascii="Consolas" w:cs="Consolas" w:eastAsia="Consolas" w:hAnsi="Consolas"/>
+          <w:sz w:val="21"/>
+          <w:szCs w:val="21"/>
+        </w:rPr>
+        <w:t xml:space="preserve">journey.view</w:t>
+      </w:r>
+      <w:r>
+        <w:rPr>
+          <w:rFonts w:ascii="Arial" w:cs="Arial" w:eastAsia="Arial" w:hAnsi="Arial"/>
+          <w:sz w:val="21"/>
+          <w:szCs w:val="21"/>
+        </w:rPr>
+        <w:t xml:space="preserve">, </w:t>
+      </w:r>
+      <w:r>
+        <w:rPr>
+          <w:rFonts w:ascii="Consolas" w:cs="Consolas" w:eastAsia="Consolas" w:hAnsi="Consolas"/>
+          <w:sz w:val="21"/>
+          <w:szCs w:val="21"/>
+        </w:rPr>
+        <w:t xml:space="preserve">journey.edit</w:t>
+      </w:r>
+      <w:r>
+        <w:rPr>
+          <w:rFonts w:ascii="Arial" w:cs="Arial" w:eastAsia="Arial" w:hAnsi="Arial"/>
+          <w:sz w:val="21"/>
+          <w:szCs w:val="21"/>
+        </w:rPr>
+        <w:t xml:space="preserve">, </w:t>
+      </w:r>
+      <w:r>
+        <w:rPr>
+          <w:rFonts w:ascii="Consolas" w:cs="Consolas" w:eastAsia="Consolas" w:hAnsi="Consolas"/>
+          <w:sz w:val="21"/>
+          <w:szCs w:val="21"/>
+        </w:rPr>
+        <w:t xml:space="preserve">journey.activate</w:t>
+      </w:r>
+      <w:r>
+        <w:rPr>
+          <w:rFonts w:ascii="Arial" w:cs="Arial" w:eastAsia="Arial" w:hAnsi="Arial"/>
+          <w:sz w:val="21"/>
+          <w:szCs w:val="21"/>
+        </w:rPr>
+        <w:t xml:space="preserve">, </w:t>
+      </w:r>
+      <w:r>
+        <w:rPr>
+          <w:rFonts w:ascii="Consolas" w:cs="Consolas" w:eastAsia="Consolas" w:hAnsi="Consolas"/>
+          <w:sz w:val="21"/>
+          <w:szCs w:val="21"/>
+        </w:rPr>
+        <w:t xml:space="preserve">journey.export</w:t>
+      </w:r>
+      <w:r>
+        <w:rPr>
+          <w:rFonts w:ascii="Arial" w:cs="Arial" w:eastAsia="Arial" w:hAnsi="Arial"/>
+          <w:sz w:val="21"/>
+          <w:szCs w:val="21"/>
+        </w:rPr>
+        <w:t xml:space="preserve">, </w:t>
+      </w:r>
+      <w:r>
+        <w:rPr>
+          <w:rFonts w:ascii="Consolas" w:cs="Consolas" w:eastAsia="Consolas" w:hAnsi="Consolas"/>
+          <w:sz w:val="21"/>
+          <w:szCs w:val="21"/>
+        </w:rPr>
+        <w:t xml:space="preserve">journey.suppress</w:t>
+      </w:r>
+      <w:r>
+        <w:rPr>
+          <w:rFonts w:ascii="Arial" w:cs="Arial" w:eastAsia="Arial" w:hAnsi="Arial"/>
+          <w:sz w:val="21"/>
+          <w:szCs w:val="21"/>
+        </w:rPr>
+        <w:t xml:space="preserve"> (Workspace Admin holds all five after patch 0046; roles that already held </w:t>
+      </w:r>
+      <w:r>
+        <w:rPr>
+          <w:rFonts w:ascii="Consolas" w:cs="Consolas" w:eastAsia="Consolas" w:hAnsi="Consolas"/>
+          <w:sz w:val="21"/>
+          <w:szCs w:val="21"/>
+        </w:rPr>
+        <w:t xml:space="preserve">journey.edit</w:t>
+      </w:r>
+      <w:r>
+        <w:rPr>
+          <w:rFonts w:ascii="Arial" w:cs="Arial" w:eastAsia="Arial" w:hAnsi="Arial"/>
+          <w:sz w:val="21"/>
+          <w:szCs w:val="21"/>
+        </w:rPr>
+        <w:t xml:space="preserve"> were granted the two new ones).</w:t>
+      </w:r>
+    </w:p>
+    <w:p>
+      <w:pPr>
+        <w:pStyle w:val="ListParagraph"/>
+        <w:numPr>
+          <w:ilvl w:val="0"/>
+          <w:numId w:val="3"/>
+        </w:numPr>
+        <w:spacing w:after="60"/>
+      </w:pPr>
+      <w:r>
+        <w:rPr>
+          <w:rFonts w:ascii="Arial" w:cs="Arial" w:eastAsia="Arial" w:hAnsi="Arial"/>
+          <w:sz w:val="21"/>
+          <w:szCs w:val="21"/>
+        </w:rPr>
+        <w:t xml:space="preserve">A verified email sender and, for texts, a texting engine; published templates; a test list.</w:t>
+      </w:r>
+    </w:p>
+    <w:p>
+      <w:pPr>
+        <w:pStyle w:val="ListParagraph"/>
+        <w:numPr>
+          <w:ilvl w:val="0"/>
+          <w:numId w:val="3"/>
+        </w:numPr>
+        <w:spacing w:after="60"/>
+      </w:pPr>
+      <w:r>
+        <w:rPr>
+          <w:rFonts w:ascii="Arial" w:cs="Arial" w:eastAsia="Arial" w:hAnsi="Arial"/>
+          <w:sz w:val="21"/>
+          <w:szCs w:val="21"/>
+        </w:rPr>
+        <w:t xml:space="preserve">API keys: </w:t>
+      </w:r>
+      <w:r>
+        <w:rPr>
+          <w:rFonts w:ascii="Consolas" w:cs="Consolas" w:eastAsia="Consolas" w:hAnsi="Consolas"/>
+          <w:sz w:val="21"/>
+          <w:szCs w:val="21"/>
+        </w:rPr>
+        <w:t xml:space="preserve">events:ingest</w:t>
+      </w:r>
+      <w:r>
+        <w:rPr>
+          <w:rFonts w:ascii="Arial" w:cs="Arial" w:eastAsia="Arial" w:hAnsi="Arial"/>
+          <w:sz w:val="21"/>
+          <w:szCs w:val="21"/>
+        </w:rPr>
+        <w:t xml:space="preserve"> for the systems that send events (the shop, the app, the loyalty system), </w:t>
+      </w:r>
+      <w:r>
+        <w:rPr>
+          <w:rFonts w:ascii="Consolas" w:cs="Consolas" w:eastAsia="Consolas" w:hAnsi="Consolas"/>
+          <w:sz w:val="21"/>
+          <w:szCs w:val="21"/>
+        </w:rPr>
+        <w:t xml:space="preserve">orders:ingest</w:t>
+      </w:r>
+      <w:r>
+        <w:rPr>
+          <w:rFonts w:ascii="Arial" w:cs="Arial" w:eastAsia="Arial" w:hAnsi="Arial"/>
+          <w:sz w:val="21"/>
+          <w:szCs w:val="21"/>
+        </w:rPr>
+        <w:t xml:space="preserve"> for the shop's orders (Attribution), </w:t>
+      </w:r>
+      <w:r>
+        <w:rPr>
+          <w:rFonts w:ascii="Consolas" w:cs="Consolas" w:eastAsia="Consolas" w:hAnsi="Consolas"/>
+          <w:sz w:val="21"/>
+          <w:szCs w:val="21"/>
+        </w:rPr>
+        <w:t xml:space="preserve">coupons:issue</w:t>
+      </w:r>
+      <w:r>
+        <w:rPr>
+          <w:rFonts w:ascii="Arial" w:cs="Arial" w:eastAsia="Arial" w:hAnsi="Arial"/>
+          <w:sz w:val="21"/>
+          <w:szCs w:val="21"/>
+        </w:rPr>
+        <w:t xml:space="preserve"> for C360 to fulfil coupon requests.</w:t>
+      </w:r>
+    </w:p>
+    <w:p>
+      <w:pPr>
+        <w:pStyle w:val="ListParagraph"/>
+        <w:numPr>
+          <w:ilvl w:val="0"/>
+          <w:numId w:val="3"/>
+        </w:numPr>
+        <w:spacing w:after="60"/>
+      </w:pPr>
+      <w:r>
+        <w:rPr>
+          <w:rFonts w:ascii="Arial" w:cs="Arial" w:eastAsia="Arial" w:hAnsi="Arial"/>
+          <w:sz w:val="21"/>
+          <w:szCs w:val="21"/>
+        </w:rPr>
+        <w:t xml:space="preserve">Consent policy, suppressions, the preference centre and frequency caps: journey messages go through the same send engine as campaigns.</w:t>
+      </w:r>
+    </w:p>
+    <w:p>
+      <w:pPr>
+        <w:pStyle w:val="Heading2"/>
+        <w:spacing w:after="120" w:before="240"/>
+      </w:pPr>
+      <w:r>
+        <w:rPr>
+          <w:rFonts w:ascii="Arial" w:cs="Arial" w:eastAsia="Arial" w:hAnsi="Arial"/>
+        </w:rPr>
+        <w:t xml:space="preserve">How journeys get their data</w:t>
+      </w:r>
+    </w:p>
+    <w:tbl>
+      <w:tblPr>
+        <w:tblW w:type="dxa" w:w="10080"/>
+        <w:tblBorders>
+          <w:top w:val="single" w:color="D9DBE3" w:sz="4"/>
+          <w:left w:val="none"/>
+          <w:bottom w:val="single" w:color="D9DBE3" w:sz="4"/>
+          <w:right w:val="none"/>
+          <w:insideH w:val="single" w:color="E6E8EF" w:sz="4"/>
+          <w:insideV w:val="none"/>
+        </w:tblBorders>
+      </w:tblPr>
+      <w:tblGrid>
+        <w:gridCol w:w="2600"/>
+        <w:gridCol w:w="3740"/>
+        <w:gridCol w:w="3740"/>
+      </w:tblGrid>
+      <w:tr>
+        <w:trPr>
+          <w:tblHeader/>
+        </w:trPr>
+        <w:tc>
+          <w:tcPr>
+            <w:tcW w:type="dxa" w:w="2600"/>
+            <w:shd w:fill="EEEFF5" w:color="auto" w:val="clear"/>
+            <w:tcMar>
+              <w:top w:type="dxa" w:w="60"/>
+              <w:left w:type="dxa" w:w="90"/>
+              <w:bottom w:type="dxa" w:w="60"/>
+              <w:right w:type="dxa" w:w="90"/>
+            </w:tcMar>
+          </w:tcPr>
+          <w:p>
+            <w:r>
+              <w:rPr>
+                <w:rFonts w:ascii="Arial" w:cs="Arial" w:eastAsia="Arial" w:hAnsi="Arial"/>
+                <w:b/>
+                <w:bCs/>
+                <w:sz w:val="18"/>
+                <w:szCs w:val="18"/>
+              </w:rPr>
+              <w:t xml:space="preserve">From</w:t>
+            </w:r>
+          </w:p>
+        </w:tc>
+        <w:tc>
+          <w:tcPr>
+            <w:tcW w:type="dxa" w:w="3740"/>
+            <w:shd w:fill="EEEFF5" w:color="auto" w:val="clear"/>
+            <w:tcMar>
+              <w:top w:type="dxa" w:w="60"/>
+              <w:left w:type="dxa" w:w="90"/>
+              <w:bottom w:type="dxa" w:w="60"/>
+              <w:right w:type="dxa" w:w="90"/>
+            </w:tcMar>
+          </w:tcPr>
+          <w:p>
+            <w:r>
+              <w:rPr>
+                <w:rFonts w:ascii="Arial" w:cs="Arial" w:eastAsia="Arial" w:hAnsi="Arial"/>
+                <w:b/>
+                <w:bCs/>
+                <w:sz w:val="18"/>
+                <w:szCs w:val="18"/>
+              </w:rPr>
+              <w:t xml:space="preserve">Through</w:t>
+            </w:r>
+          </w:p>
+        </w:tc>
+        <w:tc>
+          <w:tcPr>
+            <w:tcW w:type="dxa" w:w="3740"/>
+            <w:shd w:fill="EEEFF5" w:color="auto" w:val="clear"/>
+            <w:tcMar>
+              <w:top w:type="dxa" w:w="60"/>
+              <w:left w:type="dxa" w:w="90"/>
+              <w:bottom w:type="dxa" w:w="60"/>
+              <w:right w:type="dxa" w:w="90"/>
+            </w:tcMar>
+          </w:tcPr>
+          <w:p>
+            <w:r>
+              <w:rPr>
+                <w:rFonts w:ascii="Arial" w:cs="Arial" w:eastAsia="Arial" w:hAnsi="Arial"/>
+                <w:b/>
+                <w:bCs/>
+                <w:sz w:val="18"/>
+                <w:szCs w:val="18"/>
+              </w:rPr>
+              <w:t xml:space="preserve">Used for</w:t>
+            </w:r>
+          </w:p>
+        </w:tc>
+      </w:tr>
+      <w:tr>
+        <w:tc>
+          <w:tcPr>
+            <w:tcW w:type="dxa" w:w="2600"/>
+            <w:tcMar>
+              <w:top w:type="dxa" w:w="60"/>
+              <w:left w:type="dxa" w:w="90"/>
+              <w:bottom w:type="dxa" w:w="60"/>
+              <w:right w:type="dxa" w:w="90"/>
+            </w:tcMar>
+          </w:tcPr>
+          <w:p>
+            <w:r>
+              <w:rPr>
+                <w:rFonts w:ascii="Arial" w:cs="Arial" w:eastAsia="Arial" w:hAnsi="Arial"/>
+                <w:sz w:val="19"/>
+                <w:szCs w:val="19"/>
+              </w:rPr>
+              <w:t xml:space="preserve">The shop, the app, the point of sale, the loyalty system</w:t>
+            </w:r>
+          </w:p>
+        </w:tc>
+        <w:tc>
+          <w:tcPr>
+            <w:tcW w:type="dxa" w:w="3740"/>
+            <w:tcMar>
+              <w:top w:type="dxa" w:w="60"/>
+              <w:left w:type="dxa" w:w="90"/>
+              <w:bottom w:type="dxa" w:w="60"/>
+              <w:right w:type="dxa" w:w="90"/>
+            </w:tcMar>
+          </w:tcPr>
+          <w:p>
+            <w:r>
+              <w:rPr>
+                <w:rFonts w:ascii="Consolas" w:cs="Consolas" w:eastAsia="Consolas" w:hAnsi="Consolas"/>
+                <w:sz w:val="19"/>
+                <w:szCs w:val="19"/>
+              </w:rPr>
+              <w:t xml:space="preserve">POST /api/v1/events/</w:t>
+            </w:r>
+            <w:r>
+              <w:rPr>
+                <w:rFonts w:ascii="Arial" w:cs="Arial" w:eastAsia="Arial" w:hAnsi="Arial"/>
+                <w:sz w:val="19"/>
+                <w:szCs w:val="19"/>
+              </w:rPr>
+              <w:t xml:space="preserve"> (up to 500 per call, deduplicated by </w:t>
+            </w:r>
+            <w:r>
+              <w:rPr>
+                <w:rFonts w:ascii="Consolas" w:cs="Consolas" w:eastAsia="Consolas" w:hAnsi="Consolas"/>
+                <w:sz w:val="19"/>
+                <w:szCs w:val="19"/>
+              </w:rPr>
+              <w:t xml:space="preserve">event_id</w:t>
+            </w:r>
+            <w:r>
+              <w:rPr>
+                <w:rFonts w:ascii="Arial" w:cs="Arial" w:eastAsia="Arial" w:hAnsi="Arial"/>
+                <w:sz w:val="19"/>
+                <w:szCs w:val="19"/>
+              </w:rPr>
+              <w:t xml:space="preserve">); </w:t>
+            </w:r>
+            <w:r>
+              <w:rPr>
+                <w:rFonts w:ascii="Consolas" w:cs="Consolas" w:eastAsia="Consolas" w:hAnsi="Consolas"/>
+                <w:sz w:val="19"/>
+                <w:szCs w:val="19"/>
+              </w:rPr>
+              <w:t xml:space="preserve">POST /api/v1/orders/</w:t>
+            </w:r>
+            <w:r>
+              <w:rPr>
+                <w:rFonts w:ascii="Arial" w:cs="Arial" w:eastAsia="Arial" w:hAnsi="Arial"/>
+                <w:sz w:val="19"/>
+                <w:szCs w:val="19"/>
+              </w:rPr>
+              <w:t xml:space="preserve"> and POS transactions become Purchase events through Attribution</w:t>
+            </w:r>
+          </w:p>
+        </w:tc>
+        <w:tc>
+          <w:tcPr>
+            <w:tcW w:type="dxa" w:w="3740"/>
+            <w:tcMar>
+              <w:top w:type="dxa" w:w="60"/>
+              <w:left w:type="dxa" w:w="90"/>
+              <w:bottom w:type="dxa" w:w="60"/>
+              <w:right w:type="dxa" w:w="90"/>
+            </w:tcMar>
+          </w:tcPr>
+          <w:p>
+            <w:r>
+              <w:rPr>
+                <w:rFonts w:ascii="Arial" w:cs="Arial" w:eastAsia="Arial" w:hAnsi="Arial"/>
+                <w:sz w:val="19"/>
+                <w:szCs w:val="19"/>
+              </w:rPr>
+              <w:t xml:space="preserve">Event entries, event conditions, goals, conversions and revenue</w:t>
+            </w:r>
+          </w:p>
+        </w:tc>
+      </w:tr>
+      <w:tr>
+        <w:tc>
+          <w:tcPr>
+            <w:tcW w:type="dxa" w:w="2600"/>
+            <w:tcMar>
+              <w:top w:type="dxa" w:w="60"/>
+              <w:left w:type="dxa" w:w="90"/>
+              <w:bottom w:type="dxa" w:w="60"/>
+              <w:right w:type="dxa" w:w="90"/>
+            </w:tcMar>
+          </w:tcPr>
+          <w:p>
+            <w:r>
+              <w:rPr>
+                <w:rFonts w:ascii="Arial" w:cs="Arial" w:eastAsia="Arial" w:hAnsi="Arial"/>
+                <w:sz w:val="19"/>
+                <w:szCs w:val="19"/>
+              </w:rPr>
+              <w:t xml:space="preserve">C360</w:t>
+            </w:r>
+          </w:p>
+        </w:tc>
+        <w:tc>
+          <w:tcPr>
+            <w:tcW w:type="dxa" w:w="3740"/>
+            <w:tcMar>
+              <w:top w:type="dxa" w:w="60"/>
+              <w:left w:type="dxa" w:w="90"/>
+              <w:bottom w:type="dxa" w:w="60"/>
+              <w:right w:type="dxa" w:w="90"/>
+            </w:tcMar>
+          </w:tcPr>
+          <w:p>
+            <w:r>
+              <w:rPr>
+                <w:rFonts w:ascii="Arial" w:cs="Arial" w:eastAsia="Arial" w:hAnsi="Arial"/>
+                <w:sz w:val="19"/>
+                <w:szCs w:val="19"/>
+              </w:rPr>
+              <w:t xml:space="preserve">Direct writes to the workspace's tables (above)</w:t>
+            </w:r>
+          </w:p>
+        </w:tc>
+        <w:tc>
+          <w:tcPr>
+            <w:tcW w:type="dxa" w:w="3740"/>
+            <w:tcMar>
+              <w:top w:type="dxa" w:w="60"/>
+              <w:left w:type="dxa" w:w="90"/>
+              <w:bottom w:type="dxa" w:w="60"/>
+              <w:right w:type="dxa" w:w="90"/>
+            </w:tcMar>
+          </w:tcPr>
+          <w:p>
+            <w:r>
+              <w:rPr>
+                <w:rFonts w:ascii="Arial" w:cs="Arial" w:eastAsia="Arial" w:hAnsi="Arial"/>
+                <w:sz w:val="19"/>
+                <w:szCs w:val="19"/>
+              </w:rPr>
+              <w:t xml:space="preserve">Who exists, their attributes and dates, segments, coupons, tiers</w:t>
+            </w:r>
+          </w:p>
+        </w:tc>
+      </w:tr>
+      <w:tr>
+        <w:tc>
+          <w:tcPr>
+            <w:tcW w:type="dxa" w:w="2600"/>
+            <w:tcMar>
+              <w:top w:type="dxa" w:w="60"/>
+              <w:left w:type="dxa" w:w="90"/>
+              <w:bottom w:type="dxa" w:w="60"/>
+              <w:right w:type="dxa" w:w="90"/>
+            </w:tcMar>
+          </w:tcPr>
+          <w:p>
+            <w:r>
+              <w:rPr>
+                <w:rFonts w:ascii="Arial" w:cs="Arial" w:eastAsia="Arial" w:hAnsi="Arial"/>
+                <w:sz w:val="19"/>
+                <w:szCs w:val="19"/>
+              </w:rPr>
+              <w:t xml:space="preserve">CEP itself</w:t>
+            </w:r>
+          </w:p>
+        </w:tc>
+        <w:tc>
+          <w:tcPr>
+            <w:tcW w:type="dxa" w:w="3740"/>
+            <w:tcMar>
+              <w:top w:type="dxa" w:w="60"/>
+              <w:left w:type="dxa" w:w="90"/>
+              <w:bottom w:type="dxa" w:w="60"/>
+              <w:right w:type="dxa" w:w="90"/>
+            </w:tcMar>
+          </w:tcPr>
+          <w:p>
+            <w:r>
+              <w:rPr>
+                <w:rFonts w:ascii="Arial" w:cs="Arial" w:eastAsia="Arial" w:hAnsi="Arial"/>
+                <w:sz w:val="19"/>
+                <w:szCs w:val="19"/>
+              </w:rPr>
+              <w:t xml:space="preserve">Email opens and clicks, SMS replies, No Response, Preference Update, Loyalty Tier Change, Coupon Issue</w:t>
+            </w:r>
+          </w:p>
+        </w:tc>
+        <w:tc>
+          <w:tcPr>
+            <w:tcW w:type="dxa" w:w="3740"/>
+            <w:tcMar>
+              <w:top w:type="dxa" w:w="60"/>
+              <w:left w:type="dxa" w:w="90"/>
+              <w:bottom w:type="dxa" w:w="60"/>
+              <w:right w:type="dxa" w:w="90"/>
+            </w:tcMar>
+          </w:tcPr>
+          <w:p>
+            <w:r>
+              <w:rPr>
+                <w:rFonts w:ascii="Arial" w:cs="Arial" w:eastAsia="Arial" w:hAnsi="Arial"/>
+                <w:sz w:val="19"/>
+                <w:szCs w:val="19"/>
+              </w:rPr>
+              <w:t xml:space="preserve">Entries and conditions that need no external sender</w:t>
+            </w:r>
+          </w:p>
+        </w:tc>
+      </w:tr>
+      <w:tr>
+        <w:tc>
+          <w:tcPr>
+            <w:tcW w:type="dxa" w:w="2600"/>
+            <w:tcMar>
+              <w:top w:type="dxa" w:w="60"/>
+              <w:left w:type="dxa" w:w="90"/>
+              <w:bottom w:type="dxa" w:w="60"/>
+              <w:right w:type="dxa" w:w="90"/>
+            </w:tcMar>
+          </w:tcPr>
+          <w:p>
+            <w:r>
+              <w:rPr>
+                <w:rFonts w:ascii="Arial" w:cs="Arial" w:eastAsia="Arial" w:hAnsi="Arial"/>
+                <w:sz w:val="19"/>
+                <w:szCs w:val="19"/>
+              </w:rPr>
+              <w:t xml:space="preserve">The workspace</w:t>
+            </w:r>
+          </w:p>
+        </w:tc>
+        <w:tc>
+          <w:tcPr>
+            <w:tcW w:type="dxa" w:w="3740"/>
+            <w:tcMar>
+              <w:top w:type="dxa" w:w="60"/>
+              <w:left w:type="dxa" w:w="90"/>
+              <w:bottom w:type="dxa" w:w="60"/>
+              <w:right w:type="dxa" w:w="90"/>
+            </w:tcMar>
+          </w:tcPr>
+          <w:p>
+            <w:r>
+              <w:rPr>
+                <w:rFonts w:ascii="Arial" w:cs="Arial" w:eastAsia="Arial" w:hAnsi="Arial"/>
+                <w:sz w:val="19"/>
+                <w:szCs w:val="19"/>
+              </w:rPr>
+              <w:t xml:space="preserve">Contact list uploads (the template has Time zone, Loyalty tier, Last order date columns)</w:t>
+            </w:r>
+          </w:p>
+        </w:tc>
+        <w:tc>
+          <w:tcPr>
+            <w:tcW w:type="dxa" w:w="3740"/>
+            <w:tcMar>
+              <w:top w:type="dxa" w:w="60"/>
+              <w:left w:type="dxa" w:w="90"/>
+              <w:bottom w:type="dxa" w:w="60"/>
+              <w:right w:type="dxa" w:w="90"/>
+            </w:tcMar>
+          </w:tcPr>
+          <w:p>
+            <w:r>
+              <w:rPr>
+                <w:rFonts w:ascii="Arial" w:cs="Arial" w:eastAsia="Arial" w:hAnsi="Arial"/>
+                <w:sz w:val="19"/>
+                <w:szCs w:val="19"/>
+              </w:rPr>
+              <w:t xml:space="preserve">Lists, the people CEP owns, the attributes an upload adds</w:t>
+            </w:r>
+          </w:p>
+        </w:tc>
+      </w:tr>
+      <w:tr>
+        <w:tc>
+          <w:tcPr>
+            <w:tcW w:type="dxa" w:w="2600"/>
+            <w:tcMar>
+              <w:top w:type="dxa" w:w="60"/>
+              <w:left w:type="dxa" w:w="90"/>
+              <w:bottom w:type="dxa" w:w="60"/>
+              <w:right w:type="dxa" w:w="90"/>
+            </w:tcMar>
+          </w:tcPr>
+          <w:p>
+            <w:r>
+              <w:rPr>
+                <w:rFonts w:ascii="Arial" w:cs="Arial" w:eastAsia="Arial" w:hAnsi="Arial"/>
+                <w:sz w:val="19"/>
+                <w:szCs w:val="19"/>
+              </w:rPr>
+              <w:t xml:space="preserve">Journeys, outward</w:t>
+            </w:r>
+          </w:p>
+        </w:tc>
+        <w:tc>
+          <w:tcPr>
+            <w:tcW w:type="dxa" w:w="3740"/>
+            <w:tcMar>
+              <w:top w:type="dxa" w:w="60"/>
+              <w:left w:type="dxa" w:w="90"/>
+              <w:bottom w:type="dxa" w:w="60"/>
+              <w:right w:type="dxa" w:w="90"/>
+            </w:tcMar>
+          </w:tcPr>
+          <w:p>
+            <w:r>
+              <w:rPr>
+                <w:rFonts w:ascii="Arial" w:cs="Arial" w:eastAsia="Arial" w:hAnsi="Arial"/>
+                <w:sz w:val="19"/>
+                <w:szCs w:val="19"/>
+              </w:rPr>
+              <w:t xml:space="preserve">The Webhook step: a signed JSON POST (</w:t>
+            </w:r>
+            <w:r>
+              <w:rPr>
+                <w:rFonts w:ascii="Consolas" w:cs="Consolas" w:eastAsia="Consolas" w:hAnsi="Consolas"/>
+                <w:sz w:val="19"/>
+                <w:szCs w:val="19"/>
+              </w:rPr>
+              <w:t xml:space="preserve">X-CEP-Signature</w:t>
+            </w:r>
+            <w:r>
+              <w:rPr>
+                <w:rFonts w:ascii="Arial" w:cs="Arial" w:eastAsia="Arial" w:hAnsi="Arial"/>
+                <w:sz w:val="19"/>
+                <w:szCs w:val="19"/>
+              </w:rPr>
+              <w:t xml:space="preserve">, </w:t>
+            </w:r>
+            <w:r>
+              <w:rPr>
+                <w:rFonts w:ascii="Consolas" w:cs="Consolas" w:eastAsia="Consolas" w:hAnsi="Consolas"/>
+                <w:sz w:val="19"/>
+                <w:szCs w:val="19"/>
+              </w:rPr>
+              <w:t xml:space="preserve">X-CEP-Timestamp</w:t>
+            </w:r>
+            <w:r>
+              <w:rPr>
+                <w:rFonts w:ascii="Arial" w:cs="Arial" w:eastAsia="Arial" w:hAnsi="Arial"/>
+                <w:sz w:val="19"/>
+                <w:szCs w:val="19"/>
+              </w:rPr>
+              <w:t xml:space="preserve">, </w:t>
+            </w:r>
+            <w:r>
+              <w:rPr>
+                <w:rFonts w:ascii="Consolas" w:cs="Consolas" w:eastAsia="Consolas" w:hAnsi="Consolas"/>
+                <w:sz w:val="19"/>
+                <w:szCs w:val="19"/>
+              </w:rPr>
+              <w:t xml:space="preserve">X-CEP-Delivery</w:t>
+            </w:r>
+            <w:r>
+              <w:rPr>
+                <w:rFonts w:ascii="Arial" w:cs="Arial" w:eastAsia="Arial" w:hAnsi="Arial"/>
+                <w:sz w:val="19"/>
+                <w:szCs w:val="19"/>
+              </w:rPr>
+              <w:t xml:space="preserve">) to an https address; every call in the integration log (system WEBHOOK)</w:t>
+            </w:r>
+          </w:p>
+        </w:tc>
+        <w:tc>
+          <w:tcPr>
+            <w:tcW w:type="dxa" w:w="3740"/>
+            <w:tcMar>
+              <w:top w:type="dxa" w:w="60"/>
+              <w:left w:type="dxa" w:w="90"/>
+              <w:bottom w:type="dxa" w:w="60"/>
+              <w:right w:type="dxa" w:w="90"/>
+            </w:tcMar>
+          </w:tcPr>
+          <w:p>
+            <w:r>
+              <w:rPr>
+                <w:rFonts w:ascii="Arial" w:cs="Arial" w:eastAsia="Arial" w:hAnsi="Arial"/>
+                <w:sz w:val="19"/>
+                <w:szCs w:val="19"/>
+              </w:rPr>
+              <w:t xml:space="preserve">The tenant's own systems</w:t>
+            </w:r>
+          </w:p>
+        </w:tc>
+      </w:tr>
+    </w:tbl>
+    <w:p>
+      <w:pPr>
+        <w:spacing w:after="120"/>
+      </w:pPr>
+    </w:p>
+    <w:p>
+      <w:pPr>
+        <w:pStyle w:val="Heading2"/>
+        <w:spacing w:after="120" w:before="240"/>
+      </w:pPr>
+      <w:r>
+        <w:rPr>
+          <w:rFonts w:ascii="Arial" w:cs="Arial" w:eastAsia="Arial" w:hAnsi="Arial"/>
+        </w:rPr>
+        <w:t xml:space="preserve">The jobs, and what to watch</w:t>
+      </w:r>
+    </w:p>
+    <w:tbl>
+      <w:tblPr>
+        <w:tblW w:type="dxa" w:w="10080"/>
+        <w:tblBorders>
+          <w:top w:val="single" w:color="D9DBE3" w:sz="4"/>
+          <w:left w:val="none"/>
+          <w:bottom w:val="single" w:color="D9DBE3" w:sz="4"/>
+          <w:right w:val="none"/>
+          <w:insideH w:val="single" w:color="E6E8EF" w:sz="4"/>
+          <w:insideV w:val="none"/>
+        </w:tblBorders>
+      </w:tblPr>
+      <w:tblGrid>
+        <w:gridCol w:w="2600"/>
+        <w:gridCol w:w="3740"/>
+        <w:gridCol w:w="3740"/>
+      </w:tblGrid>
+      <w:tr>
+        <w:trPr>
+          <w:tblHeader/>
+        </w:trPr>
+        <w:tc>
+          <w:tcPr>
+            <w:tcW w:type="dxa" w:w="2600"/>
+            <w:shd w:fill="EEEFF5" w:color="auto" w:val="clear"/>
+            <w:tcMar>
+              <w:top w:type="dxa" w:w="60"/>
+              <w:left w:type="dxa" w:w="90"/>
+              <w:bottom w:type="dxa" w:w="60"/>
+              <w:right w:type="dxa" w:w="90"/>
+            </w:tcMar>
+          </w:tcPr>
+          <w:p>
+            <w:r>
+              <w:rPr>
+                <w:rFonts w:ascii="Arial" w:cs="Arial" w:eastAsia="Arial" w:hAnsi="Arial"/>
+                <w:b/>
+                <w:bCs/>
+                <w:sz w:val="18"/>
+                <w:szCs w:val="18"/>
+              </w:rPr>
+              <w:t xml:space="preserve">Job</w:t>
+            </w:r>
+          </w:p>
+        </w:tc>
+        <w:tc>
+          <w:tcPr>
+            <w:tcW w:type="dxa" w:w="3740"/>
+            <w:shd w:fill="EEEFF5" w:color="auto" w:val="clear"/>
+            <w:tcMar>
+              <w:top w:type="dxa" w:w="60"/>
+              <w:left w:type="dxa" w:w="90"/>
+              <w:bottom w:type="dxa" w:w="60"/>
+              <w:right w:type="dxa" w:w="90"/>
+            </w:tcMar>
+          </w:tcPr>
+          <w:p>
+            <w:r>
+              <w:rPr>
+                <w:rFonts w:ascii="Arial" w:cs="Arial" w:eastAsia="Arial" w:hAnsi="Arial"/>
+                <w:b/>
+                <w:bCs/>
+                <w:sz w:val="18"/>
+                <w:szCs w:val="18"/>
+              </w:rPr>
+              <w:t xml:space="preserve">Every</w:t>
+            </w:r>
+          </w:p>
+        </w:tc>
+        <w:tc>
+          <w:tcPr>
+            <w:tcW w:type="dxa" w:w="3740"/>
+            <w:shd w:fill="EEEFF5" w:color="auto" w:val="clear"/>
+            <w:tcMar>
+              <w:top w:type="dxa" w:w="60"/>
+              <w:left w:type="dxa" w:w="90"/>
+              <w:bottom w:type="dxa" w:w="60"/>
+              <w:right w:type="dxa" w:w="90"/>
+            </w:tcMar>
+          </w:tcPr>
+          <w:p>
+            <w:r>
+              <w:rPr>
+                <w:rFonts w:ascii="Arial" w:cs="Arial" w:eastAsia="Arial" w:hAnsi="Arial"/>
+                <w:b/>
+                <w:bCs/>
+                <w:sz w:val="18"/>
+                <w:szCs w:val="18"/>
+              </w:rPr>
+              <w:t xml:space="preserve">What it does</w:t>
+            </w:r>
+          </w:p>
+        </w:tc>
+      </w:tr>
+      <w:tr>
+        <w:tc>
+          <w:tcPr>
+            <w:tcW w:type="dxa" w:w="2600"/>
+            <w:tcMar>
+              <w:top w:type="dxa" w:w="60"/>
+              <w:left w:type="dxa" w:w="90"/>
+              <w:bottom w:type="dxa" w:w="60"/>
+              <w:right w:type="dxa" w:w="90"/>
+            </w:tcMar>
+          </w:tcPr>
+          <w:p>
+            <w:r>
+              <w:rPr>
+                <w:rFonts w:ascii="Arial" w:cs="Arial" w:eastAsia="Arial" w:hAnsi="Arial"/>
+                <w:sz w:val="19"/>
+                <w:szCs w:val="19"/>
+              </w:rPr>
+              <w:t xml:space="preserve">enroll-journey-customers</w:t>
+            </w:r>
+          </w:p>
+        </w:tc>
+        <w:tc>
+          <w:tcPr>
+            <w:tcW w:type="dxa" w:w="3740"/>
+            <w:tcMar>
+              <w:top w:type="dxa" w:w="60"/>
+              <w:left w:type="dxa" w:w="90"/>
+              <w:bottom w:type="dxa" w:w="60"/>
+              <w:right w:type="dxa" w:w="90"/>
+            </w:tcMar>
+          </w:tcPr>
+          <w:p>
+            <w:r>
+              <w:rPr>
+                <w:rFonts w:ascii="Arial" w:cs="Arial" w:eastAsia="Arial" w:hAnsi="Arial"/>
+                <w:sz w:val="19"/>
+                <w:szCs w:val="19"/>
+              </w:rPr>
+              <w:t xml:space="preserve">minute</w:t>
+            </w:r>
+          </w:p>
+        </w:tc>
+        <w:tc>
+          <w:tcPr>
+            <w:tcW w:type="dxa" w:w="3740"/>
+            <w:tcMar>
+              <w:top w:type="dxa" w:w="60"/>
+              <w:left w:type="dxa" w:w="90"/>
+              <w:bottom w:type="dxa" w:w="60"/>
+              <w:right w:type="dxa" w:w="90"/>
+            </w:tcMar>
+          </w:tcPr>
+          <w:p>
+            <w:r>
+              <w:rPr>
+                <w:rFonts w:ascii="Arial" w:cs="Arial" w:eastAsia="Arial" w:hAnsi="Arial"/>
+                <w:sz w:val="19"/>
+                <w:szCs w:val="19"/>
+              </w:rPr>
+              <w:t xml:space="preserve">Enters the customers who meet a live journey's entry: list members, events (seven days back at most, 5,000 per journey per pass), segment changes, Date / Time moments (each fires once), attribute matches; Only Customers Where filters and the journey's own suppressions apply. A Fixed journey closes after its first pass.</w:t>
+            </w:r>
+          </w:p>
+        </w:tc>
+      </w:tr>
+      <w:tr>
+        <w:tc>
+          <w:tcPr>
+            <w:tcW w:type="dxa" w:w="2600"/>
+            <w:tcMar>
+              <w:top w:type="dxa" w:w="60"/>
+              <w:left w:type="dxa" w:w="90"/>
+              <w:bottom w:type="dxa" w:w="60"/>
+              <w:right w:type="dxa" w:w="90"/>
+            </w:tcMar>
+          </w:tcPr>
+          <w:p>
+            <w:r>
+              <w:rPr>
+                <w:rFonts w:ascii="Arial" w:cs="Arial" w:eastAsia="Arial" w:hAnsi="Arial"/>
+                <w:sz w:val="19"/>
+                <w:szCs w:val="19"/>
+              </w:rPr>
+              <w:t xml:space="preserve">advance-journey-customers</w:t>
+            </w:r>
+          </w:p>
+        </w:tc>
+        <w:tc>
+          <w:tcPr>
+            <w:tcW w:type="dxa" w:w="3740"/>
+            <w:tcMar>
+              <w:top w:type="dxa" w:w="60"/>
+              <w:left w:type="dxa" w:w="90"/>
+              <w:bottom w:type="dxa" w:w="60"/>
+              <w:right w:type="dxa" w:w="90"/>
+            </w:tcMar>
+          </w:tcPr>
+          <w:p>
+            <w:r>
+              <w:rPr>
+                <w:rFonts w:ascii="Arial" w:cs="Arial" w:eastAsia="Arial" w:hAnsi="Arial"/>
+                <w:sz w:val="19"/>
+                <w:szCs w:val="19"/>
+              </w:rPr>
+              <w:t xml:space="preserve">minute</w:t>
+            </w:r>
+          </w:p>
+        </w:tc>
+        <w:tc>
+          <w:tcPr>
+            <w:tcW w:type="dxa" w:w="3740"/>
+            <w:tcMar>
+              <w:top w:type="dxa" w:w="60"/>
+              <w:left w:type="dxa" w:w="90"/>
+              <w:bottom w:type="dxa" w:w="60"/>
+              <w:right w:type="dxa" w:w="90"/>
+            </w:tcMar>
+          </w:tcPr>
+          <w:p>
+            <w:r>
+              <w:rPr>
+                <w:rFonts w:ascii="Arial" w:cs="Arial" w:eastAsia="Arial" w:hAnsi="Arial"/>
+                <w:sz w:val="19"/>
+                <w:szCs w:val="19"/>
+              </w:rPr>
+              <w:t xml:space="preserve">Converts anyone whose goal event arrived, then moves the customers whose next step is due. The log line's figures: moved, held, finished, busy, failed, converted, retrying, gave_up, locked. </w:t>
+            </w:r>
+            <w:r>
+              <w:rPr>
+                <w:rFonts w:ascii="Consolas" w:cs="Consolas" w:eastAsia="Consolas" w:hAnsi="Consolas"/>
+                <w:sz w:val="19"/>
+                <w:szCs w:val="19"/>
+              </w:rPr>
+              <w:t xml:space="preserve">locked</w:t>
+            </w:r>
+            <w:r>
+              <w:rPr>
+                <w:rFonts w:ascii="Arial" w:cs="Arial" w:eastAsia="Arial" w:hAnsi="Arial"/>
+                <w:sz w:val="19"/>
+                <w:szCs w:val="19"/>
+              </w:rPr>
+              <w:t xml:space="preserve"> above 0 means another scheduler holds that workspace.</w:t>
+            </w:r>
+          </w:p>
+        </w:tc>
+      </w:tr>
+      <w:tr>
+        <w:tc>
+          <w:tcPr>
+            <w:tcW w:type="dxa" w:w="2600"/>
+            <w:tcMar>
+              <w:top w:type="dxa" w:w="60"/>
+              <w:left w:type="dxa" w:w="90"/>
+              <w:bottom w:type="dxa" w:w="60"/>
+              <w:right w:type="dxa" w:w="90"/>
+            </w:tcMar>
+          </w:tcPr>
+          <w:p>
+            <w:r>
+              <w:rPr>
+                <w:rFonts w:ascii="Arial" w:cs="Arial" w:eastAsia="Arial" w:hAnsi="Arial"/>
+                <w:sz w:val="19"/>
+                <w:szCs w:val="19"/>
+              </w:rPr>
+              <w:t xml:space="preserve">activate-scheduled-journeys</w:t>
+            </w:r>
+          </w:p>
+        </w:tc>
+        <w:tc>
+          <w:tcPr>
+            <w:tcW w:type="dxa" w:w="3740"/>
+            <w:tcMar>
+              <w:top w:type="dxa" w:w="60"/>
+              <w:left w:type="dxa" w:w="90"/>
+              <w:bottom w:type="dxa" w:w="60"/>
+              <w:right w:type="dxa" w:w="90"/>
+            </w:tcMar>
+          </w:tcPr>
+          <w:p>
+            <w:r>
+              <w:rPr>
+                <w:rFonts w:ascii="Arial" w:cs="Arial" w:eastAsia="Arial" w:hAnsi="Arial"/>
+                <w:sz w:val="19"/>
+                <w:szCs w:val="19"/>
+              </w:rPr>
+              <w:t xml:space="preserve">minute</w:t>
+            </w:r>
+          </w:p>
+        </w:tc>
+        <w:tc>
+          <w:tcPr>
+            <w:tcW w:type="dxa" w:w="3740"/>
+            <w:tcMar>
+              <w:top w:type="dxa" w:w="60"/>
+              <w:left w:type="dxa" w:w="90"/>
+              <w:bottom w:type="dxa" w:w="60"/>
+              <w:right w:type="dxa" w:w="90"/>
+            </w:tcMar>
+          </w:tcPr>
+          <w:p>
+            <w:r>
+              <w:rPr>
+                <w:rFonts w:ascii="Arial" w:cs="Arial" w:eastAsia="Arial" w:hAnsi="Arial"/>
+                <w:sz w:val="19"/>
+                <w:szCs w:val="19"/>
+              </w:rPr>
+              <w:t xml:space="preserve">Takes approved journeys live when their time comes, retiring the older live version.</w:t>
+            </w:r>
+          </w:p>
+        </w:tc>
+      </w:tr>
+      <w:tr>
+        <w:tc>
+          <w:tcPr>
+            <w:tcW w:type="dxa" w:w="2600"/>
+            <w:tcMar>
+              <w:top w:type="dxa" w:w="60"/>
+              <w:left w:type="dxa" w:w="90"/>
+              <w:bottom w:type="dxa" w:w="60"/>
+              <w:right w:type="dxa" w:w="90"/>
+            </w:tcMar>
+          </w:tcPr>
+          <w:p>
+            <w:r>
+              <w:rPr>
+                <w:rFonts w:ascii="Arial" w:cs="Arial" w:eastAsia="Arial" w:hAnsi="Arial"/>
+                <w:sz w:val="19"/>
+                <w:szCs w:val="19"/>
+              </w:rPr>
+              <w:t xml:space="preserve">rollup-journey-analytics</w:t>
+            </w:r>
+          </w:p>
+        </w:tc>
+        <w:tc>
+          <w:tcPr>
+            <w:tcW w:type="dxa" w:w="3740"/>
+            <w:tcMar>
+              <w:top w:type="dxa" w:w="60"/>
+              <w:left w:type="dxa" w:w="90"/>
+              <w:bottom w:type="dxa" w:w="60"/>
+              <w:right w:type="dxa" w:w="90"/>
+            </w:tcMar>
+          </w:tcPr>
+          <w:p>
+            <w:r>
+              <w:rPr>
+                <w:rFonts w:ascii="Arial" w:cs="Arial" w:eastAsia="Arial" w:hAnsi="Arial"/>
+                <w:sz w:val="19"/>
+                <w:szCs w:val="19"/>
+              </w:rPr>
+              <w:t xml:space="preserve">nightly</w:t>
+            </w:r>
+          </w:p>
+        </w:tc>
+        <w:tc>
+          <w:tcPr>
+            <w:tcW w:type="dxa" w:w="3740"/>
+            <w:tcMar>
+              <w:top w:type="dxa" w:w="60"/>
+              <w:left w:type="dxa" w:w="90"/>
+              <w:bottom w:type="dxa" w:w="60"/>
+              <w:right w:type="dxa" w:w="90"/>
+            </w:tcMar>
+          </w:tcPr>
+          <w:p>
+            <w:r>
+              <w:rPr>
+                <w:rFonts w:ascii="Arial" w:cs="Arial" w:eastAsia="Arial" w:hAnsi="Arial"/>
+                <w:sz w:val="19"/>
+                <w:szCs w:val="19"/>
+              </w:rPr>
+              <w:t xml:space="preserve">Rolls enrolments, conversions, revenue and the message counts per journey into </w:t>
+            </w:r>
+            <w:r>
+              <w:rPr>
+                <w:rFonts w:ascii="Consolas" w:cs="Consolas" w:eastAsia="Consolas" w:hAnsi="Consolas"/>
+                <w:sz w:val="19"/>
+                <w:szCs w:val="19"/>
+              </w:rPr>
+              <w:t xml:space="preserve">journey_master_analytical</w:t>
+            </w:r>
+            <w:r>
+              <w:rPr>
+                <w:rFonts w:ascii="Arial" w:cs="Arial" w:eastAsia="Arial" w:hAnsi="Arial"/>
+                <w:sz w:val="19"/>
+                <w:szCs w:val="19"/>
+              </w:rPr>
+              <w:t xml:space="preserve">.</w:t>
+            </w:r>
+          </w:p>
+        </w:tc>
+      </w:tr>
+    </w:tbl>
+    <w:p>
+      <w:pPr>
+        <w:spacing w:after="120"/>
+      </w:pPr>
+    </w:p>
+    <w:p>
+      <w:pPr>
+        <w:spacing w:after="120"/>
+      </w:pPr>
+      <w:r>
+        <w:rPr>
+          <w:rFonts w:ascii="Arial" w:cs="Arial" w:eastAsia="Arial" w:hAnsi="Arial"/>
+          <w:sz w:val="21"/>
+          <w:szCs w:val="21"/>
+        </w:rPr>
+        <w:t xml:space="preserve">The jobs log (</w:t>
+      </w:r>
+      <w:r>
+        <w:rPr>
+          <w:rFonts w:ascii="Consolas" w:cs="Consolas" w:eastAsia="Consolas" w:hAnsi="Consolas"/>
+          <w:sz w:val="21"/>
+          <w:szCs w:val="21"/>
+        </w:rPr>
+        <w:t xml:space="preserve">jobs.log</w:t>
+      </w:r>
+      <w:r>
+        <w:rPr>
+          <w:rFonts w:ascii="Arial" w:cs="Arial" w:eastAsia="Arial" w:hAnsi="Arial"/>
+          <w:sz w:val="21"/>
+          <w:szCs w:val="21"/>
+        </w:rPr>
+        <w:t xml:space="preserve"> on the application server) carries one line per pass with these figures. A pass that fails for a workspace is logged with the traceback and the other workspaces continue.</w:t>
+      </w:r>
+    </w:p>
+    <w:p>
+      <w:pPr>
+        <w:pStyle w:val="Heading2"/>
+        <w:spacing w:after="120" w:before="240"/>
+      </w:pPr>
+      <w:r>
+        <w:rPr>
+          <w:rFonts w:ascii="Arial" w:cs="Arial" w:eastAsia="Arial" w:hAnsi="Arial"/>
+        </w:rPr>
+        <w:t xml:space="preserve">Troubleshooting</w:t>
+      </w:r>
+    </w:p>
+    <w:tbl>
+      <w:tblPr>
+        <w:tblW w:type="dxa" w:w="10080"/>
+        <w:tblBorders>
+          <w:top w:val="single" w:color="D9DBE3" w:sz="4"/>
+          <w:left w:val="none"/>
+          <w:bottom w:val="single" w:color="D9DBE3" w:sz="4"/>
+          <w:right w:val="none"/>
+          <w:insideH w:val="single" w:color="E6E8EF" w:sz="4"/>
+          <w:insideV w:val="none"/>
+        </w:tblBorders>
+      </w:tblPr>
+      <w:tblGrid>
+        <w:gridCol w:w="2600"/>
+        <w:gridCol w:w="7480"/>
+      </w:tblGrid>
+      <w:tr>
+        <w:trPr>
+          <w:tblHeader/>
+        </w:trPr>
+        <w:tc>
+          <w:tcPr>
+            <w:tcW w:type="dxa" w:w="2600"/>
+            <w:shd w:fill="EEEFF5" w:color="auto" w:val="clear"/>
+            <w:tcMar>
+              <w:top w:type="dxa" w:w="60"/>
+              <w:left w:type="dxa" w:w="90"/>
+              <w:bottom w:type="dxa" w:w="60"/>
+              <w:right w:type="dxa" w:w="90"/>
+            </w:tcMar>
+          </w:tcPr>
+          <w:p>
+            <w:r>
+              <w:rPr>
+                <w:rFonts w:ascii="Arial" w:cs="Arial" w:eastAsia="Arial" w:hAnsi="Arial"/>
+                <w:b/>
+                <w:bCs/>
+                <w:sz w:val="18"/>
+                <w:szCs w:val="18"/>
+              </w:rPr>
+              <w:t xml:space="preserve">Symptom</w:t>
+            </w:r>
+          </w:p>
+        </w:tc>
+        <w:tc>
+          <w:tcPr>
+            <w:tcW w:type="dxa" w:w="7480"/>
+            <w:shd w:fill="EEEFF5" w:color="auto" w:val="clear"/>
+            <w:tcMar>
+              <w:top w:type="dxa" w:w="60"/>
+              <w:left w:type="dxa" w:w="90"/>
+              <w:bottom w:type="dxa" w:w="60"/>
+              <w:right w:type="dxa" w:w="90"/>
+            </w:tcMar>
+          </w:tcPr>
+          <w:p>
+            <w:r>
+              <w:rPr>
+                <w:rFonts w:ascii="Arial" w:cs="Arial" w:eastAsia="Arial" w:hAnsi="Arial"/>
+                <w:b/>
+                <w:bCs/>
+                <w:sz w:val="18"/>
+                <w:szCs w:val="18"/>
+              </w:rPr>
+              <w:t xml:space="preserve">Look at</w:t>
+            </w:r>
+          </w:p>
+        </w:tc>
+      </w:tr>
+      <w:tr>
+        <w:tc>
+          <w:tcPr>
+            <w:tcW w:type="dxa" w:w="2600"/>
+            <w:tcMar>
+              <w:top w:type="dxa" w:w="60"/>
+              <w:left w:type="dxa" w:w="90"/>
+              <w:bottom w:type="dxa" w:w="60"/>
+              <w:right w:type="dxa" w:w="90"/>
+            </w:tcMar>
+          </w:tcPr>
+          <w:p>
+            <w:r>
+              <w:rPr>
+                <w:rFonts w:ascii="Arial" w:cs="Arial" w:eastAsia="Arial" w:hAnsi="Arial"/>
+                <w:sz w:val="19"/>
+                <w:szCs w:val="19"/>
+              </w:rPr>
+              <w:t xml:space="preserve">The workspace sees no Journeys menu</w:t>
+            </w:r>
+          </w:p>
+        </w:tc>
+        <w:tc>
+          <w:tcPr>
+            <w:tcW w:type="dxa" w:w="7480"/>
+            <w:tcMar>
+              <w:top w:type="dxa" w:w="60"/>
+              <w:left w:type="dxa" w:w="90"/>
+              <w:bottom w:type="dxa" w:w="60"/>
+              <w:right w:type="dxa" w:w="90"/>
+            </w:tcMar>
+          </w:tcPr>
+          <w:p>
+            <w:r>
+              <w:rPr>
+                <w:rFonts w:ascii="Arial" w:cs="Arial" w:eastAsia="Arial" w:hAnsi="Arial"/>
+                <w:sz w:val="19"/>
+                <w:szCs w:val="19"/>
+              </w:rPr>
+              <w:t xml:space="preserve">The feature: the tenant's switch, then the plan's features. The app shows it from the user's next request.</w:t>
+            </w:r>
+          </w:p>
+        </w:tc>
+      </w:tr>
+      <w:tr>
+        <w:tc>
+          <w:tcPr>
+            <w:tcW w:type="dxa" w:w="2600"/>
+            <w:tcMar>
+              <w:top w:type="dxa" w:w="60"/>
+              <w:left w:type="dxa" w:w="90"/>
+              <w:bottom w:type="dxa" w:w="60"/>
+              <w:right w:type="dxa" w:w="90"/>
+            </w:tcMar>
+          </w:tcPr>
+          <w:p>
+            <w:r>
+              <w:rPr>
+                <w:rFonts w:ascii="Arial" w:cs="Arial" w:eastAsia="Arial" w:hAnsi="Arial"/>
+                <w:sz w:val="19"/>
+                <w:szCs w:val="19"/>
+              </w:rPr>
+              <w:t xml:space="preserve">Events are refused with 403</w:t>
+            </w:r>
+          </w:p>
+        </w:tc>
+        <w:tc>
+          <w:tcPr>
+            <w:tcW w:type="dxa" w:w="7480"/>
+            <w:tcMar>
+              <w:top w:type="dxa" w:w="60"/>
+              <w:left w:type="dxa" w:w="90"/>
+              <w:bottom w:type="dxa" w:w="60"/>
+              <w:right w:type="dxa" w:w="90"/>
+            </w:tcMar>
+          </w:tcPr>
+          <w:p>
+            <w:r>
+              <w:rPr>
+                <w:rFonts w:ascii="Arial" w:cs="Arial" w:eastAsia="Arial" w:hAnsi="Arial"/>
+                <w:sz w:val="19"/>
+                <w:szCs w:val="19"/>
+              </w:rPr>
+              <w:t xml:space="preserve">The same feature, then the key's scope (</w:t>
+            </w:r>
+            <w:r>
+              <w:rPr>
+                <w:rFonts w:ascii="Consolas" w:cs="Consolas" w:eastAsia="Consolas" w:hAnsi="Consolas"/>
+                <w:sz w:val="19"/>
+                <w:szCs w:val="19"/>
+              </w:rPr>
+              <w:t xml:space="preserve">events:ingest</w:t>
+            </w:r>
+            <w:r>
+              <w:rPr>
+                <w:rFonts w:ascii="Arial" w:cs="Arial" w:eastAsia="Arial" w:hAnsi="Arial"/>
+                <w:sz w:val="19"/>
+                <w:szCs w:val="19"/>
+              </w:rPr>
+              <w:t xml:space="preserve">).</w:t>
+            </w:r>
+          </w:p>
+        </w:tc>
+      </w:tr>
+      <w:tr>
+        <w:tc>
+          <w:tcPr>
+            <w:tcW w:type="dxa" w:w="2600"/>
+            <w:tcMar>
+              <w:top w:type="dxa" w:w="60"/>
+              <w:left w:type="dxa" w:w="90"/>
+              <w:bottom w:type="dxa" w:w="60"/>
+              <w:right w:type="dxa" w:w="90"/>
+            </w:tcMar>
+          </w:tcPr>
+          <w:p>
+            <w:r>
+              <w:rPr>
+                <w:rFonts w:ascii="Arial" w:cs="Arial" w:eastAsia="Arial" w:hAnsi="Arial"/>
+                <w:sz w:val="19"/>
+                <w:szCs w:val="19"/>
+              </w:rPr>
+              <w:t xml:space="preserve">A customer never enters</w:t>
+            </w:r>
+          </w:p>
+        </w:tc>
+        <w:tc>
+          <w:tcPr>
+            <w:tcW w:type="dxa" w:w="7480"/>
+            <w:tcMar>
+              <w:top w:type="dxa" w:w="60"/>
+              <w:left w:type="dxa" w:w="90"/>
+              <w:bottom w:type="dxa" w:w="60"/>
+              <w:right w:type="dxa" w:w="90"/>
+            </w:tcMar>
+          </w:tcPr>
+          <w:p>
+            <w:r>
+              <w:rPr>
+                <w:rFonts w:ascii="Arial" w:cs="Arial" w:eastAsia="Arial" w:hAnsi="Arial"/>
+                <w:sz w:val="19"/>
+                <w:szCs w:val="19"/>
+              </w:rPr>
+              <w:t xml:space="preserve">They are not in </w:t>
+            </w:r>
+            <w:r>
+              <w:rPr>
+                <w:rFonts w:ascii="Consolas" w:cs="Consolas" w:eastAsia="Consolas" w:hAnsi="Consolas"/>
+                <w:sz w:val="19"/>
+                <w:szCs w:val="19"/>
+              </w:rPr>
+              <w:t xml:space="preserve">customer_master</w:t>
+            </w:r>
+            <w:r>
+              <w:rPr>
+                <w:rFonts w:ascii="Arial" w:cs="Arial" w:eastAsia="Arial" w:hAnsi="Arial"/>
+                <w:sz w:val="19"/>
+                <w:szCs w:val="19"/>
+              </w:rPr>
+              <w:t xml:space="preserve"> (the Events page says </w:t>
+            </w:r>
+            <w:r>
+              <w:rPr>
+                <w:rFonts w:ascii="Arial" w:cs="Arial" w:eastAsia="Arial" w:hAnsi="Arial"/>
+                <w:i/>
+                <w:iCs/>
+                <w:sz w:val="19"/>
+                <w:szCs w:val="19"/>
+              </w:rPr>
+              <w:t xml:space="preserve">Not in the customer records yet</w:t>
+            </w:r>
+            <w:r>
+              <w:rPr>
+                <w:rFonts w:ascii="Arial" w:cs="Arial" w:eastAsia="Arial" w:hAnsi="Arial"/>
+                <w:sz w:val="19"/>
+                <w:szCs w:val="19"/>
+              </w:rPr>
+              <w:t xml:space="preserve">); the event is older than seven days or happened before the journey went live; the journey's population is Fixed and already closed; the customer is suppressed for the journey; the Only Customers Where filters do not match. Preview Route in the builder says which.</w:t>
+            </w:r>
+          </w:p>
+        </w:tc>
+      </w:tr>
+      <w:tr>
+        <w:tc>
+          <w:tcPr>
+            <w:tcW w:type="dxa" w:w="2600"/>
+            <w:tcMar>
+              <w:top w:type="dxa" w:w="60"/>
+              <w:left w:type="dxa" w:w="90"/>
+              <w:bottom w:type="dxa" w:w="60"/>
+              <w:right w:type="dxa" w:w="90"/>
+            </w:tcMar>
+          </w:tcPr>
+          <w:p>
+            <w:r>
+              <w:rPr>
+                <w:rFonts w:ascii="Arial" w:cs="Arial" w:eastAsia="Arial" w:hAnsi="Arial"/>
+                <w:sz w:val="19"/>
+                <w:szCs w:val="19"/>
+              </w:rPr>
+              <w:t xml:space="preserve">Customers stop moving</w:t>
+            </w:r>
+          </w:p>
+        </w:tc>
+        <w:tc>
+          <w:tcPr>
+            <w:tcW w:type="dxa" w:w="7480"/>
+            <w:tcMar>
+              <w:top w:type="dxa" w:w="60"/>
+              <w:left w:type="dxa" w:w="90"/>
+              <w:bottom w:type="dxa" w:w="60"/>
+              <w:right w:type="dxa" w:w="90"/>
+            </w:tcMar>
+          </w:tcPr>
+          <w:p>
+            <w:r>
+              <w:rPr>
+                <w:rFonts w:ascii="Arial" w:cs="Arial" w:eastAsia="Arial" w:hAnsi="Arial"/>
+                <w:sz w:val="19"/>
+                <w:szCs w:val="19"/>
+              </w:rPr>
+              <w:t xml:space="preserve">The scheduler: cep-jobs stopped, or every pass logs </w:t>
+            </w:r>
+            <w:r>
+              <w:rPr>
+                <w:rFonts w:ascii="Consolas" w:cs="Consolas" w:eastAsia="Consolas" w:hAnsi="Consolas"/>
+                <w:sz w:val="19"/>
+                <w:szCs w:val="19"/>
+              </w:rPr>
+              <w:t xml:space="preserve">locked: 1</w:t>
+            </w:r>
+            <w:r>
+              <w:rPr>
+                <w:rFonts w:ascii="Arial" w:cs="Arial" w:eastAsia="Arial" w:hAnsi="Arial"/>
+                <w:sz w:val="19"/>
+                <w:szCs w:val="19"/>
+              </w:rPr>
+              <w:t xml:space="preserve"> because a second scheduler holds the workspace.</w:t>
+            </w:r>
+          </w:p>
+        </w:tc>
+      </w:tr>
+      <w:tr>
+        <w:tc>
+          <w:tcPr>
+            <w:tcW w:type="dxa" w:w="2600"/>
+            <w:tcMar>
+              <w:top w:type="dxa" w:w="60"/>
+              <w:left w:type="dxa" w:w="90"/>
+              <w:bottom w:type="dxa" w:w="60"/>
+              <w:right w:type="dxa" w:w="90"/>
+            </w:tcMar>
+          </w:tcPr>
+          <w:p>
+            <w:r>
+              <w:rPr>
+                <w:rFonts w:ascii="Arial" w:cs="Arial" w:eastAsia="Arial" w:hAnsi="Arial"/>
+                <w:sz w:val="19"/>
+                <w:szCs w:val="19"/>
+              </w:rPr>
+              <w:t xml:space="preserve">A step keeps failing</w:t>
+            </w:r>
+          </w:p>
+        </w:tc>
+        <w:tc>
+          <w:tcPr>
+            <w:tcW w:type="dxa" w:w="7480"/>
+            <w:tcMar>
+              <w:top w:type="dxa" w:w="60"/>
+              <w:left w:type="dxa" w:w="90"/>
+              <w:bottom w:type="dxa" w:w="60"/>
+              <w:right w:type="dxa" w:w="90"/>
+            </w:tcMar>
+          </w:tcPr>
+          <w:p>
+            <w:r>
+              <w:rPr>
+                <w:rFonts w:ascii="Arial" w:cs="Arial" w:eastAsia="Arial" w:hAnsi="Arial"/>
+                <w:sz w:val="19"/>
+                <w:szCs w:val="19"/>
+              </w:rPr>
+              <w:t xml:space="preserve">The journey page's Needs Attention card: the reason, the tries, Retry Now and Skip Step. A missing sender or a provider outage is temporary and retried; a missing template is permanent.</w:t>
+            </w:r>
+          </w:p>
+        </w:tc>
+      </w:tr>
+      <w:tr>
+        <w:tc>
+          <w:tcPr>
+            <w:tcW w:type="dxa" w:w="2600"/>
+            <w:tcMar>
+              <w:top w:type="dxa" w:w="60"/>
+              <w:left w:type="dxa" w:w="90"/>
+              <w:bottom w:type="dxa" w:w="60"/>
+              <w:right w:type="dxa" w:w="90"/>
+            </w:tcMar>
+          </w:tcPr>
+          <w:p>
+            <w:r>
+              <w:rPr>
+                <w:rFonts w:ascii="Arial" w:cs="Arial" w:eastAsia="Arial" w:hAnsi="Arial"/>
+                <w:sz w:val="19"/>
+                <w:szCs w:val="19"/>
+              </w:rPr>
+              <w:t xml:space="preserve">A Webhook step never delivers</w:t>
+            </w:r>
+          </w:p>
+        </w:tc>
+        <w:tc>
+          <w:tcPr>
+            <w:tcW w:type="dxa" w:w="7480"/>
+            <w:tcMar>
+              <w:top w:type="dxa" w:w="60"/>
+              <w:left w:type="dxa" w:w="90"/>
+              <w:bottom w:type="dxa" w:w="60"/>
+              <w:right w:type="dxa" w:w="90"/>
+            </w:tcMar>
+          </w:tcPr>
+          <w:p>
+            <w:r>
+              <w:rPr>
+                <w:rFonts w:ascii="Arial" w:cs="Arial" w:eastAsia="Arial" w:hAnsi="Arial"/>
+                <w:sz w:val="19"/>
+                <w:szCs w:val="19"/>
+              </w:rPr>
+              <w:t xml:space="preserve">The Webhook Calls card on the journey page (the endpoint's answer), then the integration log. http addresses are refused except localhost.</w:t>
+            </w:r>
+          </w:p>
+        </w:tc>
+      </w:tr>
+      <w:tr>
+        <w:tc>
+          <w:tcPr>
+            <w:tcW w:type="dxa" w:w="2600"/>
+            <w:tcMar>
+              <w:top w:type="dxa" w:w="60"/>
+              <w:left w:type="dxa" w:w="90"/>
+              <w:bottom w:type="dxa" w:w="60"/>
+              <w:right w:type="dxa" w:w="90"/>
+            </w:tcMar>
+          </w:tcPr>
+          <w:p>
+            <w:r>
+              <w:rPr>
+                <w:rFonts w:ascii="Arial" w:cs="Arial" w:eastAsia="Arial" w:hAnsi="Arial"/>
+                <w:sz w:val="19"/>
+                <w:szCs w:val="19"/>
+              </w:rPr>
+              <w:t xml:space="preserve">Converted figures look wrong</w:t>
+            </w:r>
+          </w:p>
+        </w:tc>
+        <w:tc>
+          <w:tcPr>
+            <w:tcW w:type="dxa" w:w="7480"/>
+            <w:tcMar>
+              <w:top w:type="dxa" w:w="60"/>
+              <w:left w:type="dxa" w:w="90"/>
+              <w:bottom w:type="dxa" w:w="60"/>
+              <w:right w:type="dxa" w:w="90"/>
+            </w:tcMar>
+          </w:tcPr>
+          <w:p>
+            <w:r>
+              <w:rPr>
+                <w:rFonts w:ascii="Arial" w:cs="Arial" w:eastAsia="Arial" w:hAnsi="Arial"/>
+                <w:sz w:val="19"/>
+                <w:szCs w:val="19"/>
+              </w:rPr>
+              <w:t xml:space="preserve">A journey without a Goal step counts Exit arrivals as converted; with one, only the goal's event within its window. The nightly roll-up lags the live page by up to a day.</w:t>
+            </w:r>
+          </w:p>
+        </w:tc>
+      </w:tr>
+    </w:tbl>
+    <w:p>
+      <w:pPr>
+        <w:spacing w:after="120"/>
+      </w:pPr>
+    </w:p>
+    <w:p>
+      <w:pPr>
+        <w:pStyle w:val="Heading2"/>
+        <w:spacing w:after="120" w:before="240"/>
+      </w:pPr>
+      <w:r>
+        <w:rPr>
+          <w:rFonts w:ascii="Arial" w:cs="Arial" w:eastAsia="Arial" w:hAnsi="Arial"/>
+        </w:rPr>
+        <w:t xml:space="preserve">Things to know</w:t>
+      </w:r>
+    </w:p>
+    <w:p>
+      <w:pPr>
+        <w:pStyle w:val="ListParagraph"/>
+        <w:numPr>
+          <w:ilvl w:val="0"/>
+          <w:numId w:val="2"/>
+        </w:numPr>
+        <w:spacing w:after="60"/>
+      </w:pPr>
+      <w:r>
+        <w:rPr>
+          <w:rFonts w:ascii="Arial" w:cs="Arial" w:eastAsia="Arial" w:hAnsi="Arial"/>
+          <w:sz w:val="21"/>
+          <w:szCs w:val="21"/>
+        </w:rPr>
+        <w:t xml:space="preserve">A journey's message steps send through generated campaigns, one per step per day, so everything that governs a campaign send (consent, suppressions, caps, quiet hours, the preference centre) governs a journey message too.</w:t>
+      </w:r>
+    </w:p>
+    <w:p>
+      <w:pPr>
+        <w:pStyle w:val="ListParagraph"/>
+        <w:numPr>
+          <w:ilvl w:val="0"/>
+          <w:numId w:val="2"/>
+        </w:numPr>
+        <w:spacing w:after="60"/>
+      </w:pPr>
+      <w:r>
+        <w:rPr>
+          <w:rFonts w:ascii="Arial" w:cs="Arial" w:eastAsia="Arial" w:hAnsi="Arial"/>
+          <w:sz w:val="21"/>
+          <w:szCs w:val="21"/>
+        </w:rPr>
+        <w:t xml:space="preserve">Test Publish sends real messages to the test population and skips waits; Preview Route sends nothing.</w:t>
+      </w:r>
+    </w:p>
+    <w:p>
+      <w:pPr>
+        <w:pStyle w:val="ListParagraph"/>
+        <w:numPr>
+          <w:ilvl w:val="0"/>
+          <w:numId w:val="2"/>
+        </w:numPr>
+        <w:spacing w:after="60"/>
+      </w:pPr>
+      <w:r>
+        <w:rPr>
+          <w:rFonts w:ascii="Arial" w:cs="Arial" w:eastAsia="Arial" w:hAnsi="Arial"/>
+          <w:sz w:val="21"/>
+          <w:szCs w:val="21"/>
+        </w:rPr>
+        <w:t xml:space="preserve">Per-journey suppressions sit on top of the workspace's suppressions and consent; they never loosen them.</w:t>
+      </w:r>
+    </w:p>
+    <w:p>
+      <w:pPr>
+        <w:pStyle w:val="ListParagraph"/>
+        <w:numPr>
+          <w:ilvl w:val="0"/>
+          <w:numId w:val="2"/>
+        </w:numPr>
+        <w:spacing w:after="60"/>
+      </w:pPr>
+      <w:r>
+        <w:rPr>
+          <w:rFonts w:ascii="Arial" w:cs="Arial" w:eastAsia="Arial" w:hAnsi="Arial"/>
+          <w:sz w:val="21"/>
+          <w:szCs w:val="21"/>
+        </w:rPr>
+        <w:t xml:space="preserve">The retry state lives on the customer's state record; nothing about retries needs a patch or a setting.</w:t>
+      </w:r>
+    </w:p>
     <w:sectPr>
       <w:pgSz w:w="12240" w:h="15840" w:orient="portrait"/>
       <w:pgMar w:top="1080" w:right="1080" w:bottom="1080" w:left="1080" w:header="708" w:footer="708" w:gutter="0"/>
@@ -24076,6 +26778,12 @@
   </w:num>
   <w:num w:numId="2">
     <w:abstractNumId w:val="2"/>
+    <w:lvlOverride w:ilvl="0">
+      <w:startOverride w:val="1"/>
+    </w:lvlOverride>
+  </w:num>
+  <w:num w:numId="3">
+    <w:abstractNumId w:val="3"/>
     <w:lvlOverride w:ilvl="0">
       <w:startOverride w:val="1"/>
     </w:lvlOverride>

--- a/docs/manuals/CEP_Platform_Guide.docx
+++ b/docs/manuals/CEP_Platform_Guide.docx
@@ -39,7 +39,7 @@
           <w:sz w:val="20"/>
           <w:szCs w:val="20"/>
         </w:rPr>
-        <w:t xml:space="preserve">Built 2026-10-08 from docs/manuals/platform-guide</w:t>
+        <w:t xml:space="preserve">Built 2026-10-09 from docs/manuals/platform-guide</w:t>
       </w:r>
     </w:p>
     <w:p>
@@ -12844,6 +12844,210 @@
                 <w:szCs w:val="19"/>
               </w:rPr>
               <w:t xml:space="preserve">The public address callback addresses and links are built from.</w:t>
+            </w:r>
+          </w:p>
+        </w:tc>
+      </w:tr>
+      <w:tr>
+        <w:tc>
+          <w:tcPr>
+            <w:tcW w:type="dxa" w:w="2520"/>
+            <w:tcMar>
+              <w:top w:type="dxa" w:w="60"/>
+              <w:left w:type="dxa" w:w="90"/>
+              <w:bottom w:type="dxa" w:w="60"/>
+              <w:right w:type="dxa" w:w="90"/>
+            </w:tcMar>
+          </w:tcPr>
+          <w:p>
+            <w:r>
+              <w:rPr>
+                <w:rFonts w:ascii="Arial" w:cs="Arial" w:eastAsia="Arial" w:hAnsi="Arial"/>
+                <w:sz w:val="19"/>
+                <w:szCs w:val="19"/>
+              </w:rPr>
+              <w:t xml:space="preserve">legal.copyright_holder</w:t>
+            </w:r>
+          </w:p>
+        </w:tc>
+        <w:tc>
+          <w:tcPr>
+            <w:tcW w:type="dxa" w:w="2520"/>
+            <w:tcMar>
+              <w:top w:type="dxa" w:w="60"/>
+              <w:left w:type="dxa" w:w="90"/>
+              <w:bottom w:type="dxa" w:w="60"/>
+              <w:right w:type="dxa" w:w="90"/>
+            </w:tcMar>
+          </w:tcPr>
+          <w:p>
+            <w:r>
+              <w:rPr>
+                <w:rFonts w:ascii="Arial" w:cs="Arial" w:eastAsia="Arial" w:hAnsi="Arial"/>
+                <w:sz w:val="19"/>
+                <w:szCs w:val="19"/>
+              </w:rPr>
+              <w:t xml:space="preserve">text</w:t>
+            </w:r>
+          </w:p>
+        </w:tc>
+        <w:tc>
+          <w:tcPr>
+            <w:tcW w:type="dxa" w:w="2520"/>
+            <w:tcMar>
+              <w:top w:type="dxa" w:w="60"/>
+              <w:left w:type="dxa" w:w="90"/>
+              <w:bottom w:type="dxa" w:w="60"/>
+              <w:right w:type="dxa" w:w="90"/>
+            </w:tcMar>
+          </w:tcPr>
+          <w:p>
+            <w:r>
+              <w:rPr>
+                <w:rFonts w:ascii="Arial" w:cs="Arial" w:eastAsia="Arial" w:hAnsi="Arial"/>
+                <w:sz w:val="19"/>
+                <w:szCs w:val="19"/>
+              </w:rPr>
+              <w:t xml:space="preserve">Transaction Tree</w:t>
+            </w:r>
+          </w:p>
+        </w:tc>
+        <w:tc>
+          <w:tcPr>
+            <w:tcW w:type="dxa" w:w="2520"/>
+            <w:tcMar>
+              <w:top w:type="dxa" w:w="60"/>
+              <w:left w:type="dxa" w:w="90"/>
+              <w:bottom w:type="dxa" w:w="60"/>
+              <w:right w:type="dxa" w:w="90"/>
+            </w:tcMar>
+          </w:tcPr>
+          <w:p>
+            <w:r>
+              <w:rPr>
+                <w:rFonts w:ascii="Arial" w:cs="Arial" w:eastAsia="Arial" w:hAnsi="Arial"/>
+                <w:sz w:val="19"/>
+                <w:szCs w:val="19"/>
+              </w:rPr>
+              <w:t xml:space="preserve">Whose copyright the footer of every page carries, after the current year (the year itself is never typed: the app and the back-office take it from the clock).</w:t>
+            </w:r>
+          </w:p>
+        </w:tc>
+      </w:tr>
+      <w:tr>
+        <w:tc>
+          <w:tcPr>
+            <w:tcW w:type="dxa" w:w="2520"/>
+            <w:tcMar>
+              <w:top w:type="dxa" w:w="60"/>
+              <w:left w:type="dxa" w:w="90"/>
+              <w:bottom w:type="dxa" w:w="60"/>
+              <w:right w:type="dxa" w:w="90"/>
+            </w:tcMar>
+          </w:tcPr>
+          <w:p>
+            <w:r>
+              <w:rPr>
+                <w:rFonts w:ascii="Arial" w:cs="Arial" w:eastAsia="Arial" w:hAnsi="Arial"/>
+                <w:sz w:val="19"/>
+                <w:szCs w:val="19"/>
+              </w:rPr>
+              <w:t xml:space="preserve">legal.terms_of_use</w:t>
+            </w:r>
+          </w:p>
+        </w:tc>
+        <w:tc>
+          <w:tcPr>
+            <w:tcW w:type="dxa" w:w="2520"/>
+            <w:tcMar>
+              <w:top w:type="dxa" w:w="60"/>
+              <w:left w:type="dxa" w:w="90"/>
+              <w:bottom w:type="dxa" w:w="60"/>
+              <w:right w:type="dxa" w:w="90"/>
+            </w:tcMar>
+          </w:tcPr>
+          <w:p>
+            <w:r>
+              <w:rPr>
+                <w:rFonts w:ascii="Arial" w:cs="Arial" w:eastAsia="Arial" w:hAnsi="Arial"/>
+                <w:sz w:val="19"/>
+                <w:szCs w:val="19"/>
+              </w:rPr>
+              <w:t xml:space="preserve">text</w:t>
+            </w:r>
+          </w:p>
+        </w:tc>
+        <w:tc>
+          <w:tcPr>
+            <w:tcW w:type="dxa" w:w="2520"/>
+            <w:tcMar>
+              <w:top w:type="dxa" w:w="60"/>
+              <w:left w:type="dxa" w:w="90"/>
+              <w:bottom w:type="dxa" w:w="60"/>
+              <w:right w:type="dxa" w:w="90"/>
+            </w:tcMar>
+          </w:tcPr>
+          <w:p>
+            <w:r>
+              <w:rPr>
+                <w:rFonts w:ascii="Arial" w:cs="Arial" w:eastAsia="Arial" w:hAnsi="Arial"/>
+                <w:sz w:val="19"/>
+                <w:szCs w:val="19"/>
+              </w:rPr>
+              <w:t xml:space="preserve">the sample terms</w:t>
+            </w:r>
+          </w:p>
+        </w:tc>
+        <w:tc>
+          <w:tcPr>
+            <w:tcW w:type="dxa" w:w="2520"/>
+            <w:tcMar>
+              <w:top w:type="dxa" w:w="60"/>
+              <w:left w:type="dxa" w:w="90"/>
+              <w:bottom w:type="dxa" w:w="60"/>
+              <w:right w:type="dxa" w:w="90"/>
+            </w:tcMar>
+          </w:tcPr>
+          <w:p>
+            <w:r>
+              <w:rPr>
+                <w:rFonts w:ascii="Arial" w:cs="Arial" w:eastAsia="Arial" w:hAnsi="Arial"/>
+                <w:sz w:val="19"/>
+                <w:szCs w:val="19"/>
+              </w:rPr>
+              <w:t xml:space="preserve">The Terms of Use page the sign-in page and every footer link to, in Markdown: </w:t>
+            </w:r>
+            <w:r>
+              <w:rPr>
+                <w:rFonts w:ascii="Consolas" w:cs="Consolas" w:eastAsia="Consolas" w:hAnsi="Consolas"/>
+                <w:sz w:val="19"/>
+                <w:szCs w:val="19"/>
+              </w:rPr>
+              <w:t xml:space="preserve">##</w:t>
+            </w:r>
+            <w:r>
+              <w:rPr>
+                <w:rFonts w:ascii="Arial" w:cs="Arial" w:eastAsia="Arial" w:hAnsi="Arial"/>
+                <w:sz w:val="19"/>
+                <w:szCs w:val="19"/>
+              </w:rPr>
+              <w:t xml:space="preserve"> for a heading, a blank line between paragraphs, </w:t>
+            </w:r>
+            <w:r>
+              <w:rPr>
+                <w:rFonts w:ascii="Consolas" w:cs="Consolas" w:eastAsia="Consolas" w:hAnsi="Consolas"/>
+                <w:sz w:val="19"/>
+                <w:szCs w:val="19"/>
+              </w:rPr>
+              <w:t xml:space="preserve">-</w:t>
+            </w:r>
+            <w:r>
+              <w:rPr>
+                <w:rFonts w:ascii="Arial" w:cs="Arial" w:eastAsia="Arial" w:hAnsi="Arial"/>
+                <w:sz w:val="19"/>
+                <w:szCs w:val="19"/>
+              </w:rPr>
+              <w:t xml:space="preserve"> for a list. The page shows the date it was last changed.</w:t>
             </w:r>
           </w:p>
         </w:tc>

--- a/docs/manuals/CEP_Platform_Guide.docx
+++ b/docs/manuals/CEP_Platform_Guide.docx
@@ -39,7 +39,7 @@
           <w:sz w:val="20"/>
           <w:szCs w:val="20"/>
         </w:rPr>
-        <w:t xml:space="preserve">Built 2026-10-09 from docs/manuals/platform-guide</w:t>
+        <w:t xml:space="preserve">Built 2026-10-16 from docs/manuals/platform-guide</w:t>
       </w:r>
     </w:p>
     <w:p>
@@ -1918,6 +1918,104 @@
           <w:szCs w:val="20"/>
         </w:rPr>
         <w:t xml:space="preserve">Things to know</w:t>
+      </w:r>
+    </w:p>
+    <w:p>
+      <w:pPr>
+        <w:spacing w:after="40"/>
+        <w:ind w:left="0"/>
+      </w:pPr>
+      <w:r>
+        <w:rPr>
+          <w:rFonts w:ascii="Arial" w:cs="Arial" w:eastAsia="Arial" w:hAnsi="Arial"/>
+          <w:sz w:val="22"/>
+          <w:szCs w:val="22"/>
+        </w:rPr>
+        <w:t xml:space="preserve">Report Datasets and Report Engines</w:t>
+      </w:r>
+    </w:p>
+    <w:p>
+      <w:pPr>
+        <w:spacing w:after="40"/>
+        <w:ind w:left="400"/>
+      </w:pPr>
+      <w:r>
+        <w:rPr>
+          <w:rFonts w:ascii="Arial" w:cs="Arial" w:eastAsia="Arial" w:hAnsi="Arial"/>
+          <w:sz w:val="20"/>
+          <w:szCs w:val="20"/>
+        </w:rPr>
+        <w:t xml:space="preserve">What these pages are for</w:t>
+      </w:r>
+    </w:p>
+    <w:p>
+      <w:pPr>
+        <w:spacing w:after="40"/>
+        <w:ind w:left="400"/>
+      </w:pPr>
+      <w:r>
+        <w:rPr>
+          <w:rFonts w:ascii="Arial" w:cs="Arial" w:eastAsia="Arial" w:hAnsi="Arial"/>
+          <w:sz w:val="20"/>
+          <w:szCs w:val="20"/>
+        </w:rPr>
+        <w:t xml:space="preserve">How a report runs</w:t>
+      </w:r>
+    </w:p>
+    <w:p>
+      <w:pPr>
+        <w:spacing w:after="40"/>
+        <w:ind w:left="400"/>
+      </w:pPr>
+      <w:r>
+        <w:rPr>
+          <w:rFonts w:ascii="Arial" w:cs="Arial" w:eastAsia="Arial" w:hAnsi="Arial"/>
+          <w:sz w:val="20"/>
+          <w:szCs w:val="20"/>
+        </w:rPr>
+        <w:t xml:space="preserve">Report Datasets</w:t>
+      </w:r>
+    </w:p>
+    <w:p>
+      <w:pPr>
+        <w:spacing w:after="40"/>
+        <w:ind w:left="400"/>
+      </w:pPr>
+      <w:r>
+        <w:rPr>
+          <w:rFonts w:ascii="Arial" w:cs="Arial" w:eastAsia="Arial" w:hAnsi="Arial"/>
+          <w:sz w:val="20"/>
+          <w:szCs w:val="20"/>
+        </w:rPr>
+        <w:t xml:space="preserve">Report Engines</w:t>
+      </w:r>
+    </w:p>
+    <w:p>
+      <w:pPr>
+        <w:spacing w:after="40"/>
+        <w:ind w:left="400"/>
+      </w:pPr>
+      <w:r>
+        <w:rPr>
+          <w:rFonts w:ascii="Arial" w:cs="Arial" w:eastAsia="Arial" w:hAnsi="Arial"/>
+          <w:sz w:val="20"/>
+          <w:szCs w:val="20"/>
+        </w:rPr>
+        <w:t xml:space="preserve">When something goes wrong</w:t>
+      </w:r>
+    </w:p>
+    <w:p>
+      <w:pPr>
+        <w:spacing w:after="40"/>
+        <w:ind w:left="400"/>
+      </w:pPr>
+      <w:r>
+        <w:rPr>
+          <w:rFonts w:ascii="Arial" w:cs="Arial" w:eastAsia="Arial" w:hAnsi="Arial"/>
+          <w:sz w:val="20"/>
+          <w:szCs w:val="20"/>
+        </w:rPr>
+        <w:t xml:space="preserve">Related chapters</w:t>
       </w:r>
     </w:p>
     <w:p>
@@ -26774,6 +26872,2585 @@
           <w:szCs w:val="21"/>
         </w:rPr>
         <w:t xml:space="preserve">The retry state lives on the customer's state record; nothing about retries needs a patch or a setting.</w:t>
+      </w:r>
+    </w:p>
+    <w:p>
+      <w:r>
+        <w:br w:type="page"/>
+      </w:r>
+    </w:p>
+    <w:p>
+      <w:pPr>
+        <w:pStyle w:val="Heading1"/>
+        <w:spacing w:after="120" w:before="0"/>
+      </w:pPr>
+      <w:r>
+        <w:rPr>
+          <w:rFonts w:ascii="Arial" w:cs="Arial" w:eastAsia="Arial" w:hAnsi="Arial"/>
+        </w:rPr>
+        <w:t xml:space="preserve">Report Datasets and Report Engines</w:t>
+      </w:r>
+    </w:p>
+    <w:p>
+      <w:pPr>
+        <w:spacing w:after="120"/>
+      </w:pPr>
+      <w:r>
+        <w:rPr>
+          <w:rFonts w:ascii="Arial" w:cs="Arial" w:eastAsia="Arial" w:hAnsi="Arial"/>
+          <w:b/>
+          <w:bCs/>
+          <w:sz w:val="21"/>
+          <w:szCs w:val="21"/>
+        </w:rPr>
+        <w:t xml:space="preserve">Where:</w:t>
+      </w:r>
+      <w:r>
+        <w:rPr>
+          <w:rFonts w:ascii="Arial" w:cs="Arial" w:eastAsia="Arial" w:hAnsi="Arial"/>
+          <w:sz w:val="21"/>
+          <w:szCs w:val="21"/>
+        </w:rPr>
+        <w:t xml:space="preserve"> Configuration → Report Datasets, and Configuration → Report Engines.</w:t>
+      </w:r>
+    </w:p>
+    <w:p>
+      <w:pPr>
+        <w:pStyle w:val="Heading2"/>
+        <w:spacing w:after="120" w:before="240"/>
+      </w:pPr>
+      <w:r>
+        <w:rPr>
+          <w:rFonts w:ascii="Arial" w:cs="Arial" w:eastAsia="Arial" w:hAnsi="Arial"/>
+        </w:rPr>
+        <w:t xml:space="preserve">What these pages are for</w:t>
+      </w:r>
+    </w:p>
+    <w:p>
+      <w:pPr>
+        <w:spacing w:after="120"/>
+      </w:pPr>
+      <w:r>
+        <w:rPr>
+          <w:rFonts w:ascii="Arial" w:cs="Arial" w:eastAsia="Arial" w:hAnsi="Arial"/>
+          <w:sz w:val="21"/>
+          <w:szCs w:val="21"/>
+        </w:rPr>
+        <w:t xml:space="preserve">Insights, the suite's reporting app, lets a workspace build its own reports, dashboards and scheduled deliveries on the data the platform already keeps. Two things make that possible and both live here:</w:t>
+      </w:r>
+    </w:p>
+    <w:p>
+      <w:pPr>
+        <w:pStyle w:val="ListParagraph"/>
+        <w:numPr>
+          <w:ilvl w:val="0"/>
+          <w:numId w:val="2"/>
+        </w:numPr>
+        <w:spacing w:after="60"/>
+      </w:pPr>
+      <w:r>
+        <w:rPr>
+          <w:rFonts w:ascii="Arial" w:cs="Arial" w:eastAsia="Arial" w:hAnsi="Arial"/>
+          <w:b/>
+          <w:bCs/>
+          <w:sz w:val="21"/>
+          <w:szCs w:val="21"/>
+        </w:rPr>
+        <w:t xml:space="preserve">Report Datasets</w:t>
+      </w:r>
+      <w:r>
+        <w:rPr>
+          <w:rFonts w:ascii="Arial" w:cs="Arial" w:eastAsia="Arial" w:hAnsi="Arial"/>
+          <w:sz w:val="21"/>
+          <w:szCs w:val="21"/>
+        </w:rPr>
+        <w:t xml:space="preserve"> is the catalogue: what a report can be built on (a dataset such as Messages or Attributed Orders), which fields each dataset offers, how each field may be filtered, grouped and totalled, how it is displayed, and how sensitive it is. Report authors see labels, never table or column names.</w:t>
+      </w:r>
+    </w:p>
+    <w:p>
+      <w:pPr>
+        <w:pStyle w:val="ListParagraph"/>
+        <w:numPr>
+          <w:ilvl w:val="0"/>
+          <w:numId w:val="2"/>
+        </w:numPr>
+        <w:spacing w:after="60"/>
+      </w:pPr>
+      <w:r>
+        <w:rPr>
+          <w:rFonts w:ascii="Arial" w:cs="Arial" w:eastAsia="Arial" w:hAnsi="Arial"/>
+          <w:b/>
+          <w:bCs/>
+          <w:sz w:val="21"/>
+          <w:szCs w:val="21"/>
+        </w:rPr>
+        <w:t xml:space="preserve">Report Engines</w:t>
+      </w:r>
+      <w:r>
+        <w:rPr>
+          <w:rFonts w:ascii="Arial" w:cs="Arial" w:eastAsia="Arial" w:hAnsi="Arial"/>
+          <w:sz w:val="21"/>
+          <w:szCs w:val="21"/>
+        </w:rPr>
+        <w:t xml:space="preserve"> says, per workspace, which analytics engine runs its reports: </w:t>
+      </w:r>
+      <w:r>
+        <w:rPr>
+          <w:rFonts w:ascii="Arial" w:cs="Arial" w:eastAsia="Arial" w:hAnsi="Arial"/>
+          <w:b/>
+          <w:bCs/>
+          <w:sz w:val="21"/>
+          <w:szCs w:val="21"/>
+        </w:rPr>
+        <w:t xml:space="preserve">PostgreSQL</w:t>
+      </w:r>
+      <w:r>
+        <w:rPr>
+          <w:rFonts w:ascii="Arial" w:cs="Arial" w:eastAsia="Arial" w:hAnsi="Arial"/>
+          <w:sz w:val="21"/>
+          <w:szCs w:val="21"/>
+        </w:rPr>
+        <w:t xml:space="preserve">, the live reporting views on the workspace's own database, or </w:t>
+      </w:r>
+      <w:r>
+        <w:rPr>
+          <w:rFonts w:ascii="Arial" w:cs="Arial" w:eastAsia="Arial" w:hAnsi="Arial"/>
+          <w:b/>
+          <w:bCs/>
+          <w:sz w:val="21"/>
+          <w:szCs w:val="21"/>
+        </w:rPr>
+        <w:t xml:space="preserve">ClickHouse</w:t>
+      </w:r>
+      <w:r>
+        <w:rPr>
+          <w:rFonts w:ascii="Arial" w:cs="Arial" w:eastAsia="Arial" w:hAnsi="Arial"/>
+          <w:sz w:val="21"/>
+          <w:szCs w:val="21"/>
+        </w:rPr>
+        <w:t xml:space="preserve">, reporting tables loaded from those views. It also holds the workspace's query limits.</w:t>
+      </w:r>
+    </w:p>
+    <w:p>
+      <w:pPr>
+        <w:spacing w:after="120"/>
+      </w:pPr>
+      <w:r>
+        <w:rPr>
+          <w:rFonts w:ascii="Arial" w:cs="Arial" w:eastAsia="Arial" w:hAnsi="Arial"/>
+          <w:sz w:val="21"/>
+          <w:szCs w:val="21"/>
+        </w:rPr>
+        <w:t xml:space="preserve">Nothing on these pages changes a workspace's data. They decide what can be reported on, where the query runs and how much of the engine one workspace may use.</w:t>
+      </w:r>
+    </w:p>
+    <w:p>
+      <w:pPr>
+        <w:pStyle w:val="Heading2"/>
+        <w:spacing w:after="120" w:before="240"/>
+      </w:pPr>
+      <w:r>
+        <w:rPr>
+          <w:rFonts w:ascii="Arial" w:cs="Arial" w:eastAsia="Arial" w:hAnsi="Arial"/>
+        </w:rPr>
+        <w:t xml:space="preserve">How a report runs</w:t>
+      </w:r>
+    </w:p>
+    <w:p>
+      <w:pPr>
+        <w:spacing w:after="120"/>
+      </w:pPr>
+      <w:r>
+        <w:rPr>
+          <w:rFonts w:ascii="Arial" w:cs="Arial" w:eastAsia="Arial" w:hAnsi="Arial"/>
+          <w:sz w:val="21"/>
+          <w:szCs w:val="21"/>
+        </w:rPr>
+        <w:t xml:space="preserve">A report is a definition: columns (dimensions to group by, measures to total), filters, a sort, a limit and a view. The engine checks the definition against the catalogue, compiles it to SQL for the workspace's engine with every value bound as a parameter and the workspace restriction always present, and runs it as one short read-only query under a statement timeout, a row cap and a per-workspace cap on concurrent runs. Every preview, run, export and scheduled delivery is written to the run log (Insights → Run Log in the app, for report administrators). A query that runs too long is stopped and the person is told to narrow it; nothing else in the platform is affected. On the dev server the engine runs as its own process, </w:t>
+      </w:r>
+      <w:r>
+        <w:rPr>
+          <w:rFonts w:ascii="Consolas" w:cs="Consolas" w:eastAsia="Consolas" w:hAnsi="Consolas"/>
+          <w:sz w:val="21"/>
+          <w:szCs w:val="21"/>
+        </w:rPr>
+        <w:t xml:space="preserve">cep-insights</w:t>
+      </w:r>
+      <w:r>
+        <w:rPr>
+          <w:rFonts w:ascii="Arial" w:cs="Arial" w:eastAsia="Arial" w:hAnsi="Arial"/>
+          <w:sz w:val="21"/>
+          <w:szCs w:val="21"/>
+        </w:rPr>
+        <w:t xml:space="preserve">, so a heavy report cannot slow the app.</w:t>
+      </w:r>
+    </w:p>
+    <w:p>
+      <w:pPr>
+        <w:pStyle w:val="Heading2"/>
+        <w:spacing w:after="120" w:before="240"/>
+      </w:pPr>
+      <w:r>
+        <w:rPr>
+          <w:rFonts w:ascii="Arial" w:cs="Arial" w:eastAsia="Arial" w:hAnsi="Arial"/>
+        </w:rPr>
+        <w:t xml:space="preserve">Report Datasets</w:t>
+      </w:r>
+    </w:p>
+    <w:tbl>
+      <w:tblPr>
+        <w:tblW w:type="dxa" w:w="10080"/>
+        <w:tblBorders>
+          <w:top w:val="single" w:color="D9DBE3" w:sz="4"/>
+          <w:left w:val="none"/>
+          <w:bottom w:val="single" w:color="D9DBE3" w:sz="4"/>
+          <w:right w:val="none"/>
+          <w:insideH w:val="single" w:color="E6E8EF" w:sz="4"/>
+          <w:insideV w:val="none"/>
+        </w:tblBorders>
+      </w:tblPr>
+      <w:tblGrid>
+        <w:gridCol w:w="2600"/>
+        <w:gridCol w:w="7480"/>
+      </w:tblGrid>
+      <w:tr>
+        <w:trPr>
+          <w:tblHeader/>
+        </w:trPr>
+        <w:tc>
+          <w:tcPr>
+            <w:tcW w:type="dxa" w:w="2600"/>
+            <w:shd w:fill="EEEFF5" w:color="auto" w:val="clear"/>
+            <w:tcMar>
+              <w:top w:type="dxa" w:w="60"/>
+              <w:left w:type="dxa" w:w="90"/>
+              <w:bottom w:type="dxa" w:w="60"/>
+              <w:right w:type="dxa" w:w="90"/>
+            </w:tcMar>
+          </w:tcPr>
+          <w:p>
+            <w:r>
+              <w:rPr>
+                <w:rFonts w:ascii="Arial" w:cs="Arial" w:eastAsia="Arial" w:hAnsi="Arial"/>
+                <w:b/>
+                <w:bCs/>
+                <w:sz w:val="18"/>
+                <w:szCs w:val="18"/>
+              </w:rPr>
+              <w:t xml:space="preserve">Field</w:t>
+            </w:r>
+          </w:p>
+        </w:tc>
+        <w:tc>
+          <w:tcPr>
+            <w:tcW w:type="dxa" w:w="7480"/>
+            <w:shd w:fill="EEEFF5" w:color="auto" w:val="clear"/>
+            <w:tcMar>
+              <w:top w:type="dxa" w:w="60"/>
+              <w:left w:type="dxa" w:w="90"/>
+              <w:bottom w:type="dxa" w:w="60"/>
+              <w:right w:type="dxa" w:w="90"/>
+            </w:tcMar>
+          </w:tcPr>
+          <w:p>
+            <w:r>
+              <w:rPr>
+                <w:rFonts w:ascii="Arial" w:cs="Arial" w:eastAsia="Arial" w:hAnsi="Arial"/>
+                <w:b/>
+                <w:bCs/>
+                <w:sz w:val="18"/>
+                <w:szCs w:val="18"/>
+              </w:rPr>
+              <w:t xml:space="preserve">Meaning</w:t>
+            </w:r>
+          </w:p>
+        </w:tc>
+      </w:tr>
+      <w:tr>
+        <w:tc>
+          <w:tcPr>
+            <w:tcW w:type="dxa" w:w="2600"/>
+            <w:tcMar>
+              <w:top w:type="dxa" w:w="60"/>
+              <w:left w:type="dxa" w:w="90"/>
+              <w:bottom w:type="dxa" w:w="60"/>
+              <w:right w:type="dxa" w:w="90"/>
+            </w:tcMar>
+          </w:tcPr>
+          <w:p>
+            <w:r>
+              <w:rPr>
+                <w:rFonts w:ascii="Arial" w:cs="Arial" w:eastAsia="Arial" w:hAnsi="Arial"/>
+                <w:sz w:val="19"/>
+                <w:szCs w:val="19"/>
+              </w:rPr>
+              <w:t xml:space="preserve">Key, label, description</w:t>
+            </w:r>
+          </w:p>
+        </w:tc>
+        <w:tc>
+          <w:tcPr>
+            <w:tcW w:type="dxa" w:w="7480"/>
+            <w:tcMar>
+              <w:top w:type="dxa" w:w="60"/>
+              <w:left w:type="dxa" w:w="90"/>
+              <w:bottom w:type="dxa" w:w="60"/>
+              <w:right w:type="dxa" w:w="90"/>
+            </w:tcMar>
+          </w:tcPr>
+          <w:p>
+            <w:r>
+              <w:rPr>
+                <w:rFonts w:ascii="Arial" w:cs="Arial" w:eastAsia="Arial" w:hAnsi="Arial"/>
+                <w:sz w:val="19"/>
+                <w:szCs w:val="19"/>
+              </w:rPr>
+              <w:t xml:space="preserve">How the dataset is named in the catalogue and described to authors.</w:t>
+            </w:r>
+          </w:p>
+        </w:tc>
+      </w:tr>
+      <w:tr>
+        <w:tc>
+          <w:tcPr>
+            <w:tcW w:type="dxa" w:w="2600"/>
+            <w:tcMar>
+              <w:top w:type="dxa" w:w="60"/>
+              <w:left w:type="dxa" w:w="90"/>
+              <w:bottom w:type="dxa" w:w="60"/>
+              <w:right w:type="dxa" w:w="90"/>
+            </w:tcMar>
+          </w:tcPr>
+          <w:p>
+            <w:r>
+              <w:rPr>
+                <w:rFonts w:ascii="Arial" w:cs="Arial" w:eastAsia="Arial" w:hAnsi="Arial"/>
+                <w:sz w:val="19"/>
+                <w:szCs w:val="19"/>
+              </w:rPr>
+              <w:t xml:space="preserve">Component</w:t>
+            </w:r>
+          </w:p>
+        </w:tc>
+        <w:tc>
+          <w:tcPr>
+            <w:tcW w:type="dxa" w:w="7480"/>
+            <w:tcMar>
+              <w:top w:type="dxa" w:w="60"/>
+              <w:left w:type="dxa" w:w="90"/>
+              <w:bottom w:type="dxa" w:w="60"/>
+              <w:right w:type="dxa" w:w="90"/>
+            </w:tcMar>
+          </w:tcPr>
+          <w:p>
+            <w:r>
+              <w:rPr>
+                <w:rFonts w:ascii="Arial" w:cs="Arial" w:eastAsia="Arial" w:hAnsi="Arial"/>
+                <w:sz w:val="19"/>
+                <w:szCs w:val="19"/>
+              </w:rPr>
+              <w:t xml:space="preserve">Which suite component the data belongs to (Engagement today). Reports group by it.</w:t>
+            </w:r>
+          </w:p>
+        </w:tc>
+      </w:tr>
+      <w:tr>
+        <w:tc>
+          <w:tcPr>
+            <w:tcW w:type="dxa" w:w="2600"/>
+            <w:tcMar>
+              <w:top w:type="dxa" w:w="60"/>
+              <w:left w:type="dxa" w:w="90"/>
+              <w:bottom w:type="dxa" w:w="60"/>
+              <w:right w:type="dxa" w:w="90"/>
+            </w:tcMar>
+          </w:tcPr>
+          <w:p>
+            <w:r>
+              <w:rPr>
+                <w:rFonts w:ascii="Arial" w:cs="Arial" w:eastAsia="Arial" w:hAnsi="Arial"/>
+                <w:sz w:val="19"/>
+                <w:szCs w:val="19"/>
+              </w:rPr>
+              <w:t xml:space="preserve">Primary key, time field</w:t>
+            </w:r>
+          </w:p>
+        </w:tc>
+        <w:tc>
+          <w:tcPr>
+            <w:tcW w:type="dxa" w:w="7480"/>
+            <w:tcMar>
+              <w:top w:type="dxa" w:w="60"/>
+              <w:left w:type="dxa" w:w="90"/>
+              <w:bottom w:type="dxa" w:w="60"/>
+              <w:right w:type="dxa" w:w="90"/>
+            </w:tcMar>
+          </w:tcPr>
+          <w:p>
+            <w:r>
+              <w:rPr>
+                <w:rFonts w:ascii="Arial" w:cs="Arial" w:eastAsia="Arial" w:hAnsi="Arial"/>
+                <w:sz w:val="19"/>
+                <w:szCs w:val="19"/>
+              </w:rPr>
+              <w:t xml:space="preserve">The row's identity, and the column a dashboard's period applies to.</w:t>
+            </w:r>
+          </w:p>
+        </w:tc>
+      </w:tr>
+      <w:tr>
+        <w:tc>
+          <w:tcPr>
+            <w:tcW w:type="dxa" w:w="2600"/>
+            <w:tcMar>
+              <w:top w:type="dxa" w:w="60"/>
+              <w:left w:type="dxa" w:w="90"/>
+              <w:bottom w:type="dxa" w:w="60"/>
+              <w:right w:type="dxa" w:w="90"/>
+            </w:tcMar>
+          </w:tcPr>
+          <w:p>
+            <w:r>
+              <w:rPr>
+                <w:rFonts w:ascii="Arial" w:cs="Arial" w:eastAsia="Arial" w:hAnsi="Arial"/>
+                <w:sz w:val="19"/>
+                <w:szCs w:val="19"/>
+              </w:rPr>
+              <w:t xml:space="preserve">Freshness policy</w:t>
+            </w:r>
+          </w:p>
+        </w:tc>
+        <w:tc>
+          <w:tcPr>
+            <w:tcW w:type="dxa" w:w="7480"/>
+            <w:tcMar>
+              <w:top w:type="dxa" w:w="60"/>
+              <w:left w:type="dxa" w:w="90"/>
+              <w:bottom w:type="dxa" w:w="60"/>
+              <w:right w:type="dxa" w:w="90"/>
+            </w:tcMar>
+          </w:tcPr>
+          <w:p>
+            <w:r>
+              <w:rPr>
+                <w:rFonts w:ascii="Arial" w:cs="Arial" w:eastAsia="Arial" w:hAnsi="Arial"/>
+                <w:sz w:val="19"/>
+                <w:szCs w:val="19"/>
+              </w:rPr>
+              <w:t xml:space="preserve">What the dataset promises: live, or as of a refresh.</w:t>
+            </w:r>
+          </w:p>
+        </w:tc>
+      </w:tr>
+      <w:tr>
+        <w:tc>
+          <w:tcPr>
+            <w:tcW w:type="dxa" w:w="2600"/>
+            <w:tcMar>
+              <w:top w:type="dxa" w:w="60"/>
+              <w:left w:type="dxa" w:w="90"/>
+              <w:bottom w:type="dxa" w:w="60"/>
+              <w:right w:type="dxa" w:w="90"/>
+            </w:tcMar>
+          </w:tcPr>
+          <w:p>
+            <w:r>
+              <w:rPr>
+                <w:rFonts w:ascii="Arial" w:cs="Arial" w:eastAsia="Arial" w:hAnsi="Arial"/>
+                <w:sz w:val="19"/>
+                <w:szCs w:val="19"/>
+              </w:rPr>
+              <w:t xml:space="preserve">Status</w:t>
+            </w:r>
+          </w:p>
+        </w:tc>
+        <w:tc>
+          <w:tcPr>
+            <w:tcW w:type="dxa" w:w="7480"/>
+            <w:tcMar>
+              <w:top w:type="dxa" w:w="60"/>
+              <w:left w:type="dxa" w:w="90"/>
+              <w:bottom w:type="dxa" w:w="60"/>
+              <w:right w:type="dxa" w:w="90"/>
+            </w:tcMar>
+          </w:tcPr>
+          <w:p>
+            <w:r>
+              <w:rPr>
+                <w:rFonts w:ascii="Arial" w:cs="Arial" w:eastAsia="Arial" w:hAnsi="Arial"/>
+                <w:sz w:val="19"/>
+                <w:szCs w:val="19"/>
+              </w:rPr>
+              <w:t xml:space="preserve">ACTIVE datasets are offered; anything else is hidden without being deleted.</w:t>
+            </w:r>
+          </w:p>
+        </w:tc>
+      </w:tr>
+      <w:tr>
+        <w:tc>
+          <w:tcPr>
+            <w:tcW w:type="dxa" w:w="2600"/>
+            <w:tcMar>
+              <w:top w:type="dxa" w:w="60"/>
+              <w:left w:type="dxa" w:w="90"/>
+              <w:bottom w:type="dxa" w:w="60"/>
+              <w:right w:type="dxa" w:w="90"/>
+            </w:tcMar>
+          </w:tcPr>
+          <w:p>
+            <w:r>
+              <w:rPr>
+                <w:rFonts w:ascii="Arial" w:cs="Arial" w:eastAsia="Arial" w:hAnsi="Arial"/>
+                <w:sz w:val="19"/>
+                <w:szCs w:val="19"/>
+              </w:rPr>
+              <w:t xml:space="preserve">Sources</w:t>
+            </w:r>
+          </w:p>
+        </w:tc>
+        <w:tc>
+          <w:tcPr>
+            <w:tcW w:type="dxa" w:w="7480"/>
+            <w:tcMar>
+              <w:top w:type="dxa" w:w="60"/>
+              <w:left w:type="dxa" w:w="90"/>
+              <w:bottom w:type="dxa" w:w="60"/>
+              <w:right w:type="dxa" w:w="90"/>
+            </w:tcMar>
+          </w:tcPr>
+          <w:p>
+            <w:r>
+              <w:rPr>
+                <w:rFonts w:ascii="Arial" w:cs="Arial" w:eastAsia="Arial" w:hAnsi="Arial"/>
+                <w:sz w:val="19"/>
+                <w:szCs w:val="19"/>
+              </w:rPr>
+              <w:t xml:space="preserve">One per engine: the view or table that holds the dataset on PostgreSQL and on ClickHouse. A workspace sees a dataset only when its engine has an ACTIVE source for it.</w:t>
+            </w:r>
+          </w:p>
+        </w:tc>
+      </w:tr>
+      <w:tr>
+        <w:tc>
+          <w:tcPr>
+            <w:tcW w:type="dxa" w:w="2600"/>
+            <w:tcMar>
+              <w:top w:type="dxa" w:w="60"/>
+              <w:left w:type="dxa" w:w="90"/>
+              <w:bottom w:type="dxa" w:w="60"/>
+              <w:right w:type="dxa" w:w="90"/>
+            </w:tcMar>
+          </w:tcPr>
+          <w:p>
+            <w:r>
+              <w:rPr>
+                <w:rFonts w:ascii="Arial" w:cs="Arial" w:eastAsia="Arial" w:hAnsi="Arial"/>
+                <w:sz w:val="19"/>
+                <w:szCs w:val="19"/>
+              </w:rPr>
+              <w:t xml:space="preserve">Fields</w:t>
+            </w:r>
+          </w:p>
+        </w:tc>
+        <w:tc>
+          <w:tcPr>
+            <w:tcW w:type="dxa" w:w="7480"/>
+            <w:tcMar>
+              <w:top w:type="dxa" w:w="60"/>
+              <w:left w:type="dxa" w:w="90"/>
+              <w:bottom w:type="dxa" w:w="60"/>
+              <w:right w:type="dxa" w:w="90"/>
+            </w:tcMar>
+          </w:tcPr>
+          <w:p>
+            <w:r>
+              <w:rPr>
+                <w:rFonts w:ascii="Arial" w:cs="Arial" w:eastAsia="Arial" w:hAnsi="Arial"/>
+                <w:sz w:val="19"/>
+                <w:szCs w:val="19"/>
+              </w:rPr>
+              <w:t xml:space="preserve">Each with its key, label, the column behind it, its type (string, number, date, datetime, boolean), its role (dimension or measure), the aggregates it allows (sum, count, distinct count, average, min, max), its display format (integer, decimal, money, percent, date, datetime) and its sensitivity.</w:t>
+            </w:r>
+          </w:p>
+        </w:tc>
+      </w:tr>
+    </w:tbl>
+    <w:p>
+      <w:pPr>
+        <w:spacing w:after="120"/>
+      </w:pPr>
+    </w:p>
+    <w:p>
+      <w:pPr>
+        <w:pStyle w:val="Heading3"/>
+        <w:spacing w:after="120" w:before="240"/>
+      </w:pPr>
+      <w:r>
+        <w:rPr>
+          <w:rFonts w:ascii="Arial" w:cs="Arial" w:eastAsia="Arial" w:hAnsi="Arial"/>
+        </w:rPr>
+        <w:t xml:space="preserve">Sensitivity</w:t>
+      </w:r>
+    </w:p>
+    <w:p>
+      <w:pPr>
+        <w:pStyle w:val="ListParagraph"/>
+        <w:numPr>
+          <w:ilvl w:val="0"/>
+          <w:numId w:val="2"/>
+        </w:numPr>
+        <w:spacing w:after="60"/>
+      </w:pPr>
+      <w:r>
+        <w:rPr>
+          <w:rFonts w:ascii="Arial" w:cs="Arial" w:eastAsia="Arial" w:hAnsi="Arial"/>
+          <w:b/>
+          <w:bCs/>
+          <w:sz w:val="21"/>
+          <w:szCs w:val="21"/>
+        </w:rPr>
+        <w:t xml:space="preserve">NORMAL</w:t>
+      </w:r>
+      <w:r>
+        <w:rPr>
+          <w:rFonts w:ascii="Arial" w:cs="Arial" w:eastAsia="Arial" w:hAnsi="Arial"/>
+          <w:sz w:val="21"/>
+          <w:szCs w:val="21"/>
+        </w:rPr>
+        <w:t xml:space="preserve"> fields are offered to everyone with Reports · View.</w:t>
+      </w:r>
+    </w:p>
+    <w:p>
+      <w:pPr>
+        <w:pStyle w:val="ListParagraph"/>
+        <w:numPr>
+          <w:ilvl w:val="0"/>
+          <w:numId w:val="2"/>
+        </w:numPr>
+        <w:spacing w:after="60"/>
+      </w:pPr>
+      <w:r>
+        <w:rPr>
+          <w:rFonts w:ascii="Arial" w:cs="Arial" w:eastAsia="Arial" w:hAnsi="Arial"/>
+          <w:b/>
+          <w:bCs/>
+          <w:sz w:val="21"/>
+          <w:szCs w:val="21"/>
+        </w:rPr>
+        <w:t xml:space="preserve">PII</w:t>
+      </w:r>
+      <w:r>
+        <w:rPr>
+          <w:rFonts w:ascii="Arial" w:cs="Arial" w:eastAsia="Arial" w:hAnsi="Arial"/>
+          <w:sz w:val="21"/>
+          <w:szCs w:val="21"/>
+        </w:rPr>
+        <w:t xml:space="preserve"> fields (a customer's identifier, an email address) can be built on only by people with Report Admin (</w:t>
+      </w:r>
+      <w:r>
+        <w:rPr>
+          <w:rFonts w:ascii="Consolas" w:cs="Consolas" w:eastAsia="Consolas" w:hAnsi="Consolas"/>
+          <w:sz w:val="21"/>
+          <w:szCs w:val="21"/>
+        </w:rPr>
+        <w:t xml:space="preserve">report.admin</w:t>
+      </w:r>
+      <w:r>
+        <w:rPr>
+          <w:rFonts w:ascii="Arial" w:cs="Arial" w:eastAsia="Arial" w:hAnsi="Arial"/>
+          <w:sz w:val="21"/>
+          <w:szCs w:val="21"/>
+        </w:rPr>
+        <w:t xml:space="preserve">) or User Admin (</w:t>
+      </w:r>
+      <w:r>
+        <w:rPr>
+          <w:rFonts w:ascii="Consolas" w:cs="Consolas" w:eastAsia="Consolas" w:hAnsi="Consolas"/>
+          <w:sz w:val="21"/>
+          <w:szCs w:val="21"/>
+        </w:rPr>
+        <w:t xml:space="preserve">user.admin</w:t>
+      </w:r>
+      <w:r>
+        <w:rPr>
+          <w:rFonts w:ascii="Arial" w:cs="Arial" w:eastAsia="Arial" w:hAnsi="Arial"/>
+          <w:sz w:val="21"/>
+          <w:szCs w:val="21"/>
+        </w:rPr>
+        <w:t xml:space="preserve">). Everyone else does not see them in the catalogue, and when they open a shared report that has such a column, its values are masked in the grid, the exports and the deliveries.</w:t>
+      </w:r>
+    </w:p>
+    <w:p>
+      <w:pPr>
+        <w:pStyle w:val="ListParagraph"/>
+        <w:numPr>
+          <w:ilvl w:val="0"/>
+          <w:numId w:val="2"/>
+        </w:numPr>
+        <w:spacing w:after="60"/>
+      </w:pPr>
+      <w:r>
+        <w:rPr>
+          <w:rFonts w:ascii="Arial" w:cs="Arial" w:eastAsia="Arial" w:hAnsi="Arial"/>
+          <w:b/>
+          <w:bCs/>
+          <w:sz w:val="21"/>
+          <w:szCs w:val="21"/>
+        </w:rPr>
+        <w:t xml:space="preserve">CONFIDENTIAL</w:t>
+      </w:r>
+      <w:r>
+        <w:rPr>
+          <w:rFonts w:ascii="Arial" w:cs="Arial" w:eastAsia="Arial" w:hAnsi="Arial"/>
+          <w:sz w:val="21"/>
+          <w:szCs w:val="21"/>
+        </w:rPr>
+        <w:t xml:space="preserve"> fields are never offered.</w:t>
+      </w:r>
+    </w:p>
+    <w:p>
+      <w:pPr>
+        <w:spacing w:after="120"/>
+      </w:pPr>
+      <w:r>
+        <w:rPr>
+          <w:rFonts w:ascii="Arial" w:cs="Arial" w:eastAsia="Arial" w:hAnsi="Arial"/>
+          <w:sz w:val="21"/>
+          <w:szCs w:val="21"/>
+        </w:rPr>
+        <w:t xml:space="preserve">The four datasets shipped are Messages, Attributed Orders, Contacts and Journey Enrolments. Adding a field means adding it to the reporting view (or table) first, then here; the catalogue is cached for a minute.</w:t>
+      </w:r>
+    </w:p>
+    <w:p>
+      <w:pPr>
+        <w:pStyle w:val="Heading2"/>
+        <w:spacing w:after="120" w:before="240"/>
+      </w:pPr>
+      <w:r>
+        <w:rPr>
+          <w:rFonts w:ascii="Arial" w:cs="Arial" w:eastAsia="Arial" w:hAnsi="Arial"/>
+        </w:rPr>
+        <w:t xml:space="preserve">Report Engines</w:t>
+      </w:r>
+    </w:p>
+    <w:p>
+      <w:pPr>
+        <w:spacing w:after="120"/>
+      </w:pPr>
+      <w:r>
+        <w:rPr>
+          <w:rFonts w:ascii="Arial" w:cs="Arial" w:eastAsia="Arial" w:hAnsi="Arial"/>
+          <w:sz w:val="21"/>
+          <w:szCs w:val="21"/>
+        </w:rPr>
+        <w:t xml:space="preserve">One row per workspace. A workspace without a row runs on PostgreSQL with the default limits.</w:t>
+      </w:r>
+    </w:p>
+    <w:tbl>
+      <w:tblPr>
+        <w:tblW w:type="dxa" w:w="10080"/>
+        <w:tblBorders>
+          <w:top w:val="single" w:color="D9DBE3" w:sz="4"/>
+          <w:left w:val="none"/>
+          <w:bottom w:val="single" w:color="D9DBE3" w:sz="4"/>
+          <w:right w:val="none"/>
+          <w:insideH w:val="single" w:color="E6E8EF" w:sz="4"/>
+          <w:insideV w:val="none"/>
+        </w:tblBorders>
+      </w:tblPr>
+      <w:tblGrid>
+        <w:gridCol w:w="2600"/>
+        <w:gridCol w:w="3740"/>
+        <w:gridCol w:w="3740"/>
+      </w:tblGrid>
+      <w:tr>
+        <w:trPr>
+          <w:tblHeader/>
+        </w:trPr>
+        <w:tc>
+          <w:tcPr>
+            <w:tcW w:type="dxa" w:w="2600"/>
+            <w:shd w:fill="EEEFF5" w:color="auto" w:val="clear"/>
+            <w:tcMar>
+              <w:top w:type="dxa" w:w="60"/>
+              <w:left w:type="dxa" w:w="90"/>
+              <w:bottom w:type="dxa" w:w="60"/>
+              <w:right w:type="dxa" w:w="90"/>
+            </w:tcMar>
+          </w:tcPr>
+          <w:p>
+            <w:r>
+              <w:rPr>
+                <w:rFonts w:ascii="Arial" w:cs="Arial" w:eastAsia="Arial" w:hAnsi="Arial"/>
+                <w:b/>
+                <w:bCs/>
+                <w:sz w:val="18"/>
+                <w:szCs w:val="18"/>
+              </w:rPr>
+              <w:t xml:space="preserve">Field</w:t>
+            </w:r>
+          </w:p>
+        </w:tc>
+        <w:tc>
+          <w:tcPr>
+            <w:tcW w:type="dxa" w:w="3740"/>
+            <w:shd w:fill="EEEFF5" w:color="auto" w:val="clear"/>
+            <w:tcMar>
+              <w:top w:type="dxa" w:w="60"/>
+              <w:left w:type="dxa" w:w="90"/>
+              <w:bottom w:type="dxa" w:w="60"/>
+              <w:right w:type="dxa" w:w="90"/>
+            </w:tcMar>
+          </w:tcPr>
+          <w:p>
+            <w:r>
+              <w:rPr>
+                <w:rFonts w:ascii="Arial" w:cs="Arial" w:eastAsia="Arial" w:hAnsi="Arial"/>
+                <w:b/>
+                <w:bCs/>
+                <w:sz w:val="18"/>
+                <w:szCs w:val="18"/>
+              </w:rPr>
+              <w:t xml:space="preserve">Values</w:t>
+            </w:r>
+          </w:p>
+        </w:tc>
+        <w:tc>
+          <w:tcPr>
+            <w:tcW w:type="dxa" w:w="3740"/>
+            <w:shd w:fill="EEEFF5" w:color="auto" w:val="clear"/>
+            <w:tcMar>
+              <w:top w:type="dxa" w:w="60"/>
+              <w:left w:type="dxa" w:w="90"/>
+              <w:bottom w:type="dxa" w:w="60"/>
+              <w:right w:type="dxa" w:w="90"/>
+            </w:tcMar>
+          </w:tcPr>
+          <w:p>
+            <w:r>
+              <w:rPr>
+                <w:rFonts w:ascii="Arial" w:cs="Arial" w:eastAsia="Arial" w:hAnsi="Arial"/>
+                <w:b/>
+                <w:bCs/>
+                <w:sz w:val="18"/>
+                <w:szCs w:val="18"/>
+              </w:rPr>
+              <w:t xml:space="preserve">Meaning</w:t>
+            </w:r>
+          </w:p>
+        </w:tc>
+      </w:tr>
+      <w:tr>
+        <w:tc>
+          <w:tcPr>
+            <w:tcW w:type="dxa" w:w="2600"/>
+            <w:tcMar>
+              <w:top w:type="dxa" w:w="60"/>
+              <w:left w:type="dxa" w:w="90"/>
+              <w:bottom w:type="dxa" w:w="60"/>
+              <w:right w:type="dxa" w:w="90"/>
+            </w:tcMar>
+          </w:tcPr>
+          <w:p>
+            <w:r>
+              <w:rPr>
+                <w:rFonts w:ascii="Arial" w:cs="Arial" w:eastAsia="Arial" w:hAnsi="Arial"/>
+                <w:sz w:val="19"/>
+                <w:szCs w:val="19"/>
+              </w:rPr>
+              <w:t xml:space="preserve">Engine</w:t>
+            </w:r>
+          </w:p>
+        </w:tc>
+        <w:tc>
+          <w:tcPr>
+            <w:tcW w:type="dxa" w:w="3740"/>
+            <w:tcMar>
+              <w:top w:type="dxa" w:w="60"/>
+              <w:left w:type="dxa" w:w="90"/>
+              <w:bottom w:type="dxa" w:w="60"/>
+              <w:right w:type="dxa" w:w="90"/>
+            </w:tcMar>
+          </w:tcPr>
+          <w:p>
+            <w:r>
+              <w:rPr>
+                <w:rFonts w:ascii="Consolas" w:cs="Consolas" w:eastAsia="Consolas" w:hAnsi="Consolas"/>
+                <w:sz w:val="19"/>
+                <w:szCs w:val="19"/>
+              </w:rPr>
+              <w:t xml:space="preserve">postgresql</w:t>
+            </w:r>
+            <w:r>
+              <w:rPr>
+                <w:rFonts w:ascii="Arial" w:cs="Arial" w:eastAsia="Arial" w:hAnsi="Arial"/>
+                <w:sz w:val="19"/>
+                <w:szCs w:val="19"/>
+              </w:rPr>
+              <w:t xml:space="preserve">, </w:t>
+            </w:r>
+            <w:r>
+              <w:rPr>
+                <w:rFonts w:ascii="Consolas" w:cs="Consolas" w:eastAsia="Consolas" w:hAnsi="Consolas"/>
+                <w:sz w:val="19"/>
+                <w:szCs w:val="19"/>
+              </w:rPr>
+              <w:t xml:space="preserve">clickhouse</w:t>
+            </w:r>
+          </w:p>
+        </w:tc>
+        <w:tc>
+          <w:tcPr>
+            <w:tcW w:type="dxa" w:w="3740"/>
+            <w:tcMar>
+              <w:top w:type="dxa" w:w="60"/>
+              <w:left w:type="dxa" w:w="90"/>
+              <w:bottom w:type="dxa" w:w="60"/>
+              <w:right w:type="dxa" w:w="90"/>
+            </w:tcMar>
+          </w:tcPr>
+          <w:p>
+            <w:r>
+              <w:rPr>
+                <w:rFonts w:ascii="Arial" w:cs="Arial" w:eastAsia="Arial" w:hAnsi="Arial"/>
+                <w:sz w:val="19"/>
+                <w:szCs w:val="19"/>
+              </w:rPr>
+              <w:t xml:space="preserve">The engine the workspace is on, or moving to.</w:t>
+            </w:r>
+          </w:p>
+        </w:tc>
+      </w:tr>
+      <w:tr>
+        <w:tc>
+          <w:tcPr>
+            <w:tcW w:type="dxa" w:w="2600"/>
+            <w:tcMar>
+              <w:top w:type="dxa" w:w="60"/>
+              <w:left w:type="dxa" w:w="90"/>
+              <w:bottom w:type="dxa" w:w="60"/>
+              <w:right w:type="dxa" w:w="90"/>
+            </w:tcMar>
+          </w:tcPr>
+          <w:p>
+            <w:r>
+              <w:rPr>
+                <w:rFonts w:ascii="Arial" w:cs="Arial" w:eastAsia="Arial" w:hAnsi="Arial"/>
+                <w:sz w:val="19"/>
+                <w:szCs w:val="19"/>
+              </w:rPr>
+              <w:t xml:space="preserve">Status</w:t>
+            </w:r>
+          </w:p>
+        </w:tc>
+        <w:tc>
+          <w:tcPr>
+            <w:tcW w:type="dxa" w:w="3740"/>
+            <w:tcMar>
+              <w:top w:type="dxa" w:w="60"/>
+              <w:left w:type="dxa" w:w="90"/>
+              <w:bottom w:type="dxa" w:w="60"/>
+              <w:right w:type="dxa" w:w="90"/>
+            </w:tcMar>
+          </w:tcPr>
+          <w:p>
+            <w:r>
+              <w:rPr>
+                <w:rFonts w:ascii="Consolas" w:cs="Consolas" w:eastAsia="Consolas" w:hAnsi="Consolas"/>
+                <w:sz w:val="19"/>
+                <w:szCs w:val="19"/>
+              </w:rPr>
+              <w:t xml:space="preserve">ACTIVE</w:t>
+            </w:r>
+            <w:r>
+              <w:rPr>
+                <w:rFonts w:ascii="Arial" w:cs="Arial" w:eastAsia="Arial" w:hAnsi="Arial"/>
+                <w:sz w:val="19"/>
+                <w:szCs w:val="19"/>
+              </w:rPr>
+              <w:t xml:space="preserve">, </w:t>
+            </w:r>
+            <w:r>
+              <w:rPr>
+                <w:rFonts w:ascii="Consolas" w:cs="Consolas" w:eastAsia="Consolas" w:hAnsi="Consolas"/>
+                <w:sz w:val="19"/>
+                <w:szCs w:val="19"/>
+              </w:rPr>
+              <w:t xml:space="preserve">MIGRATING</w:t>
+            </w:r>
+            <w:r>
+              <w:rPr>
+                <w:rFonts w:ascii="Arial" w:cs="Arial" w:eastAsia="Arial" w:hAnsi="Arial"/>
+                <w:sz w:val="19"/>
+                <w:szCs w:val="19"/>
+              </w:rPr>
+              <w:t xml:space="preserve">, </w:t>
+            </w:r>
+            <w:r>
+              <w:rPr>
+                <w:rFonts w:ascii="Consolas" w:cs="Consolas" w:eastAsia="Consolas" w:hAnsi="Consolas"/>
+                <w:sz w:val="19"/>
+                <w:szCs w:val="19"/>
+              </w:rPr>
+              <w:t xml:space="preserve">READ_ONLY</w:t>
+            </w:r>
+          </w:p>
+        </w:tc>
+        <w:tc>
+          <w:tcPr>
+            <w:tcW w:type="dxa" w:w="3740"/>
+            <w:tcMar>
+              <w:top w:type="dxa" w:w="60"/>
+              <w:left w:type="dxa" w:w="90"/>
+              <w:bottom w:type="dxa" w:w="60"/>
+              <w:right w:type="dxa" w:w="90"/>
+            </w:tcMar>
+          </w:tcPr>
+          <w:p>
+            <w:r>
+              <w:rPr>
+                <w:rFonts w:ascii="Arial" w:cs="Arial" w:eastAsia="Arial" w:hAnsi="Arial"/>
+                <w:sz w:val="19"/>
+                <w:szCs w:val="19"/>
+              </w:rPr>
+              <w:t xml:space="preserve">With ClickHouse, </w:t>
+            </w:r>
+            <w:r>
+              <w:rPr>
+                <w:rFonts w:ascii="Consolas" w:cs="Consolas" w:eastAsia="Consolas" w:hAnsi="Consolas"/>
+                <w:sz w:val="19"/>
+                <w:szCs w:val="19"/>
+              </w:rPr>
+              <w:t xml:space="preserve">MIGRATING</w:t>
+            </w:r>
+            <w:r>
+              <w:rPr>
+                <w:rFonts w:ascii="Arial" w:cs="Arial" w:eastAsia="Arial" w:hAnsi="Arial"/>
+                <w:sz w:val="19"/>
+                <w:szCs w:val="19"/>
+              </w:rPr>
+              <w:t xml:space="preserve"> means the tables are being loaded or checked and reports </w:t>
+            </w:r>
+            <w:r>
+              <w:rPr>
+                <w:rFonts w:ascii="Arial" w:cs="Arial" w:eastAsia="Arial" w:hAnsi="Arial"/>
+                <w:b/>
+                <w:bCs/>
+                <w:sz w:val="19"/>
+                <w:szCs w:val="19"/>
+              </w:rPr>
+              <w:t xml:space="preserve">still run on PostgreSQL</w:t>
+            </w:r>
+            <w:r>
+              <w:rPr>
+                <w:rFonts w:ascii="Arial" w:cs="Arial" w:eastAsia="Arial" w:hAnsi="Arial"/>
+                <w:sz w:val="19"/>
+                <w:szCs w:val="19"/>
+              </w:rPr>
+              <w:t xml:space="preserve">. </w:t>
+            </w:r>
+            <w:r>
+              <w:rPr>
+                <w:rFonts w:ascii="Consolas" w:cs="Consolas" w:eastAsia="Consolas" w:hAnsi="Consolas"/>
+                <w:sz w:val="19"/>
+                <w:szCs w:val="19"/>
+              </w:rPr>
+              <w:t xml:space="preserve">ACTIVE</w:t>
+            </w:r>
+            <w:r>
+              <w:rPr>
+                <w:rFonts w:ascii="Arial" w:cs="Arial" w:eastAsia="Arial" w:hAnsi="Arial"/>
+                <w:sz w:val="19"/>
+                <w:szCs w:val="19"/>
+              </w:rPr>
+              <w:t xml:space="preserve"> means reports run on the engine named.</w:t>
+            </w:r>
+          </w:p>
+        </w:tc>
+      </w:tr>
+      <w:tr>
+        <w:tc>
+          <w:tcPr>
+            <w:tcW w:type="dxa" w:w="2600"/>
+            <w:tcMar>
+              <w:top w:type="dxa" w:w="60"/>
+              <w:left w:type="dxa" w:w="90"/>
+              <w:bottom w:type="dxa" w:w="60"/>
+              <w:right w:type="dxa" w:w="90"/>
+            </w:tcMar>
+          </w:tcPr>
+          <w:p>
+            <w:r>
+              <w:rPr>
+                <w:rFonts w:ascii="Arial" w:cs="Arial" w:eastAsia="Arial" w:hAnsi="Arial"/>
+                <w:sz w:val="19"/>
+                <w:szCs w:val="19"/>
+              </w:rPr>
+              <w:t xml:space="preserve">Freshness SLA</w:t>
+            </w:r>
+          </w:p>
+        </w:tc>
+        <w:tc>
+          <w:tcPr>
+            <w:tcW w:type="dxa" w:w="3740"/>
+            <w:tcMar>
+              <w:top w:type="dxa" w:w="60"/>
+              <w:left w:type="dxa" w:w="90"/>
+              <w:bottom w:type="dxa" w:w="60"/>
+              <w:right w:type="dxa" w:w="90"/>
+            </w:tcMar>
+          </w:tcPr>
+          <w:p>
+            <w:r>
+              <w:rPr>
+                <w:rFonts w:ascii="Consolas" w:cs="Consolas" w:eastAsia="Consolas" w:hAnsi="Consolas"/>
+                <w:sz w:val="19"/>
+                <w:szCs w:val="19"/>
+              </w:rPr>
+              <w:t xml:space="preserve">LIVE</w:t>
+            </w:r>
+            <w:r>
+              <w:rPr>
+                <w:rFonts w:ascii="Arial" w:cs="Arial" w:eastAsia="Arial" w:hAnsi="Arial"/>
+                <w:sz w:val="19"/>
+                <w:szCs w:val="19"/>
+              </w:rPr>
+              <w:t xml:space="preserve">, </w:t>
+            </w:r>
+            <w:r>
+              <w:rPr>
+                <w:rFonts w:ascii="Consolas" w:cs="Consolas" w:eastAsia="Consolas" w:hAnsi="Consolas"/>
+                <w:sz w:val="19"/>
+                <w:szCs w:val="19"/>
+              </w:rPr>
+              <w:t xml:space="preserve">QUARTER_HOUR</w:t>
+            </w:r>
+            <w:r>
+              <w:rPr>
+                <w:rFonts w:ascii="Arial" w:cs="Arial" w:eastAsia="Arial" w:hAnsi="Arial"/>
+                <w:sz w:val="19"/>
+                <w:szCs w:val="19"/>
+              </w:rPr>
+              <w:t xml:space="preserve">, </w:t>
+            </w:r>
+            <w:r>
+              <w:rPr>
+                <w:rFonts w:ascii="Consolas" w:cs="Consolas" w:eastAsia="Consolas" w:hAnsi="Consolas"/>
+                <w:sz w:val="19"/>
+                <w:szCs w:val="19"/>
+              </w:rPr>
+              <w:t xml:space="preserve">MINUTES_5</w:t>
+            </w:r>
+            <w:r>
+              <w:rPr>
+                <w:rFonts w:ascii="Arial" w:cs="Arial" w:eastAsia="Arial" w:hAnsi="Arial"/>
+                <w:sz w:val="19"/>
+                <w:szCs w:val="19"/>
+              </w:rPr>
+              <w:t xml:space="preserve">, </w:t>
+            </w:r>
+            <w:r>
+              <w:rPr>
+                <w:rFonts w:ascii="Consolas" w:cs="Consolas" w:eastAsia="Consolas" w:hAnsi="Consolas"/>
+                <w:sz w:val="19"/>
+                <w:szCs w:val="19"/>
+              </w:rPr>
+              <w:t xml:space="preserve">HOURLY</w:t>
+            </w:r>
+            <w:r>
+              <w:rPr>
+                <w:rFonts w:ascii="Arial" w:cs="Arial" w:eastAsia="Arial" w:hAnsi="Arial"/>
+                <w:sz w:val="19"/>
+                <w:szCs w:val="19"/>
+              </w:rPr>
+              <w:t xml:space="preserve">, </w:t>
+            </w:r>
+            <w:r>
+              <w:rPr>
+                <w:rFonts w:ascii="Consolas" w:cs="Consolas" w:eastAsia="Consolas" w:hAnsi="Consolas"/>
+                <w:sz w:val="19"/>
+                <w:szCs w:val="19"/>
+              </w:rPr>
+              <w:t xml:space="preserve">DAILY</w:t>
+            </w:r>
+          </w:p>
+        </w:tc>
+        <w:tc>
+          <w:tcPr>
+            <w:tcW w:type="dxa" w:w="3740"/>
+            <w:tcMar>
+              <w:top w:type="dxa" w:w="60"/>
+              <w:left w:type="dxa" w:w="90"/>
+              <w:bottom w:type="dxa" w:w="60"/>
+              <w:right w:type="dxa" w:w="90"/>
+            </w:tcMar>
+          </w:tcPr>
+          <w:p>
+            <w:r>
+              <w:rPr>
+                <w:rFonts w:ascii="Arial" w:cs="Arial" w:eastAsia="Arial" w:hAnsi="Arial"/>
+                <w:sz w:val="19"/>
+                <w:szCs w:val="19"/>
+              </w:rPr>
+              <w:t xml:space="preserve">What the line under a report's title tells people: "live data", or "data as of the last quarter hour".</w:t>
+            </w:r>
+          </w:p>
+        </w:tc>
+      </w:tr>
+      <w:tr>
+        <w:tc>
+          <w:tcPr>
+            <w:tcW w:type="dxa" w:w="2600"/>
+            <w:tcMar>
+              <w:top w:type="dxa" w:w="60"/>
+              <w:left w:type="dxa" w:w="90"/>
+              <w:bottom w:type="dxa" w:w="60"/>
+              <w:right w:type="dxa" w:w="90"/>
+            </w:tcMar>
+          </w:tcPr>
+          <w:p>
+            <w:r>
+              <w:rPr>
+                <w:rFonts w:ascii="Arial" w:cs="Arial" w:eastAsia="Arial" w:hAnsi="Arial"/>
+                <w:sz w:val="19"/>
+                <w:szCs w:val="19"/>
+              </w:rPr>
+              <w:t xml:space="preserve">Query limits</w:t>
+            </w:r>
+          </w:p>
+        </w:tc>
+        <w:tc>
+          <w:tcPr>
+            <w:tcW w:type="dxa" w:w="3740"/>
+            <w:tcMar>
+              <w:top w:type="dxa" w:w="60"/>
+              <w:left w:type="dxa" w:w="90"/>
+              <w:bottom w:type="dxa" w:w="60"/>
+              <w:right w:type="dxa" w:w="90"/>
+            </w:tcMar>
+          </w:tcPr>
+          <w:p>
+            <w:r>
+              <w:rPr>
+                <w:rFonts w:ascii="Arial" w:cs="Arial" w:eastAsia="Arial" w:hAnsi="Arial"/>
+                <w:sz w:val="19"/>
+                <w:szCs w:val="19"/>
+              </w:rPr>
+              <w:t xml:space="preserve">JSON</w:t>
+            </w:r>
+          </w:p>
+        </w:tc>
+        <w:tc>
+          <w:tcPr>
+            <w:tcW w:type="dxa" w:w="3740"/>
+            <w:tcMar>
+              <w:top w:type="dxa" w:w="60"/>
+              <w:left w:type="dxa" w:w="90"/>
+              <w:bottom w:type="dxa" w:w="60"/>
+              <w:right w:type="dxa" w:w="90"/>
+            </w:tcMar>
+          </w:tcPr>
+          <w:p>
+            <w:r>
+              <w:rPr>
+                <w:rFonts w:ascii="Consolas" w:cs="Consolas" w:eastAsia="Consolas" w:hAnsi="Consolas"/>
+                <w:sz w:val="19"/>
+                <w:szCs w:val="19"/>
+              </w:rPr>
+              <w:t xml:space="preserve">statement_timeout_ms</w:t>
+            </w:r>
+            <w:r>
+              <w:rPr>
+                <w:rFonts w:ascii="Arial" w:cs="Arial" w:eastAsia="Arial" w:hAnsi="Arial"/>
+                <w:sz w:val="19"/>
+                <w:szCs w:val="19"/>
+              </w:rPr>
+              <w:t xml:space="preserve"> (15,000), </w:t>
+            </w:r>
+            <w:r>
+              <w:rPr>
+                <w:rFonts w:ascii="Consolas" w:cs="Consolas" w:eastAsia="Consolas" w:hAnsi="Consolas"/>
+                <w:sz w:val="19"/>
+                <w:szCs w:val="19"/>
+              </w:rPr>
+              <w:t xml:space="preserve">preview_rows</w:t>
+            </w:r>
+            <w:r>
+              <w:rPr>
+                <w:rFonts w:ascii="Arial" w:cs="Arial" w:eastAsia="Arial" w:hAnsi="Arial"/>
+                <w:sz w:val="19"/>
+                <w:szCs w:val="19"/>
+              </w:rPr>
+              <w:t xml:space="preserve"> (200), </w:t>
+            </w:r>
+            <w:r>
+              <w:rPr>
+                <w:rFonts w:ascii="Consolas" w:cs="Consolas" w:eastAsia="Consolas" w:hAnsi="Consolas"/>
+                <w:sz w:val="19"/>
+                <w:szCs w:val="19"/>
+              </w:rPr>
+              <w:t xml:space="preserve">run_rows</w:t>
+            </w:r>
+            <w:r>
+              <w:rPr>
+                <w:rFonts w:ascii="Arial" w:cs="Arial" w:eastAsia="Arial" w:hAnsi="Arial"/>
+                <w:sz w:val="19"/>
+                <w:szCs w:val="19"/>
+              </w:rPr>
+              <w:t xml:space="preserve"> (5,000), </w:t>
+            </w:r>
+            <w:r>
+              <w:rPr>
+                <w:rFonts w:ascii="Consolas" w:cs="Consolas" w:eastAsia="Consolas" w:hAnsi="Consolas"/>
+                <w:sz w:val="19"/>
+                <w:szCs w:val="19"/>
+              </w:rPr>
+              <w:t xml:space="preserve">export_rows</w:t>
+            </w:r>
+            <w:r>
+              <w:rPr>
+                <w:rFonts w:ascii="Arial" w:cs="Arial" w:eastAsia="Arial" w:hAnsi="Arial"/>
+                <w:sz w:val="19"/>
+                <w:szCs w:val="19"/>
+              </w:rPr>
+              <w:t xml:space="preserve"> (100,000), </w:t>
+            </w:r>
+            <w:r>
+              <w:rPr>
+                <w:rFonts w:ascii="Consolas" w:cs="Consolas" w:eastAsia="Consolas" w:hAnsi="Consolas"/>
+                <w:sz w:val="19"/>
+                <w:szCs w:val="19"/>
+              </w:rPr>
+              <w:t xml:space="preserve">concurrent</w:t>
+            </w:r>
+            <w:r>
+              <w:rPr>
+                <w:rFonts w:ascii="Arial" w:cs="Arial" w:eastAsia="Arial" w:hAnsi="Arial"/>
+                <w:sz w:val="19"/>
+                <w:szCs w:val="19"/>
+              </w:rPr>
+              <w:t xml:space="preserve"> (4). Empty means these defaults. Raise them for a workspace that needs more; the limits protect everyone else.</w:t>
+            </w:r>
+          </w:p>
+        </w:tc>
+      </w:tr>
+      <w:tr>
+        <w:tc>
+          <w:tcPr>
+            <w:tcW w:type="dxa" w:w="2600"/>
+            <w:tcMar>
+              <w:top w:type="dxa" w:w="60"/>
+              <w:left w:type="dxa" w:w="90"/>
+              <w:bottom w:type="dxa" w:w="60"/>
+              <w:right w:type="dxa" w:w="90"/>
+            </w:tcMar>
+          </w:tcPr>
+          <w:p>
+            <w:r>
+              <w:rPr>
+                <w:rFonts w:ascii="Arial" w:cs="Arial" w:eastAsia="Arial" w:hAnsi="Arial"/>
+                <w:sz w:val="19"/>
+                <w:szCs w:val="19"/>
+              </w:rPr>
+              <w:t xml:space="preserve">Connection profile</w:t>
+            </w:r>
+          </w:p>
+        </w:tc>
+        <w:tc>
+          <w:tcPr>
+            <w:tcW w:type="dxa" w:w="3740"/>
+            <w:tcMar>
+              <w:top w:type="dxa" w:w="60"/>
+              <w:left w:type="dxa" w:w="90"/>
+              <w:bottom w:type="dxa" w:w="60"/>
+              <w:right w:type="dxa" w:w="90"/>
+            </w:tcMar>
+          </w:tcPr>
+          <w:p>
+            <w:r>
+              <w:rPr>
+                <w:rFonts w:ascii="Arial" w:cs="Arial" w:eastAsia="Arial" w:hAnsi="Arial"/>
+                <w:sz w:val="19"/>
+                <w:szCs w:val="19"/>
+              </w:rPr>
+              <w:t xml:space="preserve">text</w:t>
+            </w:r>
+          </w:p>
+        </w:tc>
+        <w:tc>
+          <w:tcPr>
+            <w:tcW w:type="dxa" w:w="3740"/>
+            <w:tcMar>
+              <w:top w:type="dxa" w:w="60"/>
+              <w:left w:type="dxa" w:w="90"/>
+              <w:bottom w:type="dxa" w:w="60"/>
+              <w:right w:type="dxa" w:w="90"/>
+            </w:tcMar>
+          </w:tcPr>
+          <w:p>
+            <w:r>
+              <w:rPr>
+                <w:rFonts w:ascii="Arial" w:cs="Arial" w:eastAsia="Arial" w:hAnsi="Arial"/>
+                <w:sz w:val="19"/>
+                <w:szCs w:val="19"/>
+              </w:rPr>
+              <w:t xml:space="preserve">A label for operators. The connection itself is server configuration.</w:t>
+            </w:r>
+          </w:p>
+        </w:tc>
+      </w:tr>
+      <w:tr>
+        <w:tc>
+          <w:tcPr>
+            <w:tcW w:type="dxa" w:w="2600"/>
+            <w:tcMar>
+              <w:top w:type="dxa" w:w="60"/>
+              <w:left w:type="dxa" w:w="90"/>
+              <w:bottom w:type="dxa" w:w="60"/>
+              <w:right w:type="dxa" w:w="90"/>
+            </w:tcMar>
+          </w:tcPr>
+          <w:p>
+            <w:r>
+              <w:rPr>
+                <w:rFonts w:ascii="Arial" w:cs="Arial" w:eastAsia="Arial" w:hAnsi="Arial"/>
+                <w:sz w:val="19"/>
+                <w:szCs w:val="19"/>
+              </w:rPr>
+              <w:t xml:space="preserve">Last reconciled</w:t>
+            </w:r>
+          </w:p>
+        </w:tc>
+        <w:tc>
+          <w:tcPr>
+            <w:tcW w:type="dxa" w:w="3740"/>
+            <w:tcMar>
+              <w:top w:type="dxa" w:w="60"/>
+              <w:left w:type="dxa" w:w="90"/>
+              <w:bottom w:type="dxa" w:w="60"/>
+              <w:right w:type="dxa" w:w="90"/>
+            </w:tcMar>
+          </w:tcPr>
+          <w:p>
+            <w:r>
+              <w:rPr>
+                <w:rFonts w:ascii="Arial" w:cs="Arial" w:eastAsia="Arial" w:hAnsi="Arial"/>
+                <w:sz w:val="19"/>
+                <w:szCs w:val="19"/>
+              </w:rPr>
+              <w:t xml:space="preserve">time</w:t>
+            </w:r>
+          </w:p>
+        </w:tc>
+        <w:tc>
+          <w:tcPr>
+            <w:tcW w:type="dxa" w:w="3740"/>
+            <w:tcMar>
+              <w:top w:type="dxa" w:w="60"/>
+              <w:left w:type="dxa" w:w="90"/>
+              <w:bottom w:type="dxa" w:w="60"/>
+              <w:right w:type="dxa" w:w="90"/>
+            </w:tcMar>
+          </w:tcPr>
+          <w:p>
+            <w:r>
+              <w:rPr>
+                <w:rFonts w:ascii="Arial" w:cs="Arial" w:eastAsia="Arial" w:hAnsi="Arial"/>
+                <w:sz w:val="19"/>
+                <w:szCs w:val="19"/>
+              </w:rPr>
+              <w:t xml:space="preserve">Set by Reconcile.</w:t>
+            </w:r>
+          </w:p>
+        </w:tc>
+      </w:tr>
+    </w:tbl>
+    <w:p>
+      <w:pPr>
+        <w:spacing w:after="120"/>
+      </w:pPr>
+    </w:p>
+    <w:p>
+      <w:pPr>
+        <w:pStyle w:val="Heading3"/>
+        <w:spacing w:after="120" w:before="240"/>
+      </w:pPr>
+      <w:r>
+        <w:rPr>
+          <w:rFonts w:ascii="Arial" w:cs="Arial" w:eastAsia="Arial" w:hAnsi="Arial"/>
+        </w:rPr>
+        <w:t xml:space="preserve">What the server needs for ClickHouse</w:t>
+      </w:r>
+    </w:p>
+    <w:p>
+      <w:pPr>
+        <w:spacing w:after="120"/>
+      </w:pPr>
+      <w:r>
+        <w:rPr>
+          <w:rFonts w:ascii="Arial" w:cs="Arial" w:eastAsia="Arial" w:hAnsi="Arial"/>
+          <w:sz w:val="21"/>
+          <w:szCs w:val="21"/>
+        </w:rPr>
+        <w:t xml:space="preserve">Four lines in the backend's environment, set by whoever runs the server, never in the back-office: the URL of the ClickHouse HTTP interface, the user, the password and the database (</w:t>
+      </w:r>
+      <w:r>
+        <w:rPr>
+          <w:rFonts w:ascii="Consolas" w:cs="Consolas" w:eastAsia="Consolas" w:hAnsi="Consolas"/>
+          <w:sz w:val="21"/>
+          <w:szCs w:val="21"/>
+        </w:rPr>
+        <w:t xml:space="preserve">cep_reporting</w:t>
+      </w:r>
+      <w:r>
+        <w:rPr>
+          <w:rFonts w:ascii="Arial" w:cs="Arial" w:eastAsia="Arial" w:hAnsi="Arial"/>
+          <w:sz w:val="21"/>
+          <w:szCs w:val="21"/>
+        </w:rPr>
+        <w:t xml:space="preserve">). An empty URL means no ClickHouse: the buttons below say so and every workspace stays on PostgreSQL. The database patch that adds the ClickHouse sources to the catalogue (0053) must be applied. The operator's guide, with the checks to run from the server, is </w:t>
+      </w:r>
+      <w:r>
+        <w:rPr>
+          <w:rFonts w:ascii="Consolas" w:cs="Consolas" w:eastAsia="Consolas" w:hAnsi="Consolas"/>
+          <w:sz w:val="21"/>
+          <w:szCs w:val="21"/>
+        </w:rPr>
+        <w:t xml:space="preserve">docs/INSIGHTS_ENGINE_SWITCH.md</w:t>
+      </w:r>
+      <w:r>
+        <w:rPr>
+          <w:rFonts w:ascii="Arial" w:cs="Arial" w:eastAsia="Arial" w:hAnsi="Arial"/>
+          <w:sz w:val="21"/>
+          <w:szCs w:val="21"/>
+        </w:rPr>
+        <w:t xml:space="preserve">.</w:t>
+      </w:r>
+    </w:p>
+    <w:p>
+      <w:pPr>
+        <w:pStyle w:val="Heading3"/>
+        <w:spacing w:after="120" w:before="240"/>
+      </w:pPr>
+      <w:r>
+        <w:rPr>
+          <w:rFonts w:ascii="Arial" w:cs="Arial" w:eastAsia="Arial" w:hAnsi="Arial"/>
+        </w:rPr>
+        <w:t xml:space="preserve">Switching a workspace to ClickHouse</w:t>
+      </w:r>
+    </w:p>
+    <w:p>
+      <w:pPr>
+        <w:spacing w:after="120"/>
+      </w:pPr>
+      <w:r>
+        <w:rPr>
+          <w:rFonts w:ascii="Arial" w:cs="Arial" w:eastAsia="Arial" w:hAnsi="Arial"/>
+          <w:sz w:val="21"/>
+          <w:szCs w:val="21"/>
+        </w:rPr>
+        <w:t xml:space="preserve">Open the workspace's row and use the buttons at the top of the page, in this order.</w:t>
+      </w:r>
+    </w:p>
+    <w:p>
+      <w:pPr>
+        <w:pStyle w:val="ListParagraph"/>
+        <w:numPr>
+          <w:ilvl w:val="0"/>
+          <w:numId w:val="3"/>
+        </w:numPr>
+        <w:spacing w:after="60"/>
+      </w:pPr>
+      <w:r>
+        <w:rPr>
+          <w:rFonts w:ascii="Arial" w:cs="Arial" w:eastAsia="Arial" w:hAnsi="Arial"/>
+          <w:b/>
+          <w:bCs/>
+          <w:sz w:val="21"/>
+          <w:szCs w:val="21"/>
+        </w:rPr>
+        <w:t xml:space="preserve">Backfill ClickHouse.</w:t>
+      </w:r>
+      <w:r>
+        <w:rPr>
+          <w:rFonts w:ascii="Arial" w:cs="Arial" w:eastAsia="Arial" w:hAnsi="Arial"/>
+          <w:sz w:val="21"/>
+          <w:szCs w:val="21"/>
+        </w:rPr>
+        <w:t xml:space="preserve"> Creates the ClickHouse database and tables if they are missing, copies every row of the workspace's datasets from the PostgreSQL views, and sets the row to </w:t>
+      </w:r>
+      <w:r>
+        <w:rPr>
+          <w:rFonts w:ascii="Consolas" w:cs="Consolas" w:eastAsia="Consolas" w:hAnsi="Consolas"/>
+          <w:sz w:val="21"/>
+          <w:szCs w:val="21"/>
+        </w:rPr>
+        <w:t xml:space="preserve">clickhouse</w:t>
+      </w:r>
+      <w:r>
+        <w:rPr>
+          <w:rFonts w:ascii="Arial" w:cs="Arial" w:eastAsia="Arial" w:hAnsi="Arial"/>
+          <w:sz w:val="21"/>
+          <w:szCs w:val="21"/>
+        </w:rPr>
+        <w:t xml:space="preserve"> + </w:t>
+      </w:r>
+      <w:r>
+        <w:rPr>
+          <w:rFonts w:ascii="Consolas" w:cs="Consolas" w:eastAsia="Consolas" w:hAnsi="Consolas"/>
+          <w:sz w:val="21"/>
+          <w:szCs w:val="21"/>
+        </w:rPr>
+        <w:t xml:space="preserve">MIGRATING</w:t>
+      </w:r>
+      <w:r>
+        <w:rPr>
+          <w:rFonts w:ascii="Arial" w:cs="Arial" w:eastAsia="Arial" w:hAnsi="Arial"/>
+          <w:sz w:val="21"/>
+          <w:szCs w:val="21"/>
+        </w:rPr>
+        <w:t xml:space="preserve">. The message says how many rows went per dataset. Reports keep running on PostgreSQL. A large workspace takes a few minutes; the page waits.</w:t>
+      </w:r>
+    </w:p>
+    <w:p>
+      <w:pPr>
+        <w:pStyle w:val="ListParagraph"/>
+        <w:numPr>
+          <w:ilvl w:val="0"/>
+          <w:numId w:val="3"/>
+        </w:numPr>
+        <w:spacing w:after="60"/>
+      </w:pPr>
+      <w:r>
+        <w:rPr>
+          <w:rFonts w:ascii="Arial" w:cs="Arial" w:eastAsia="Arial" w:hAnsi="Arial"/>
+          <w:b/>
+          <w:bCs/>
+          <w:sz w:val="21"/>
+          <w:szCs w:val="21"/>
+        </w:rPr>
+        <w:t xml:space="preserve">Reconcile.</w:t>
+      </w:r>
+      <w:r>
+        <w:rPr>
+          <w:rFonts w:ascii="Arial" w:cs="Arial" w:eastAsia="Arial" w:hAnsi="Arial"/>
+          <w:sz w:val="21"/>
+          <w:szCs w:val="21"/>
+        </w:rPr>
+        <w:t xml:space="preserve"> Counts every dataset on both engines and shows them side by side; sets Last reconciled. Green when they agree, amber with the differences when they do not. A difference right after a backfill means rows changed in between: run Backfill again. Rows loaded twice replace themselves.</w:t>
+      </w:r>
+    </w:p>
+    <w:p>
+      <w:pPr>
+        <w:pStyle w:val="ListParagraph"/>
+        <w:numPr>
+          <w:ilvl w:val="0"/>
+          <w:numId w:val="3"/>
+        </w:numPr>
+        <w:spacing w:after="60"/>
+      </w:pPr>
+      <w:r>
+        <w:rPr>
+          <w:rFonts w:ascii="Arial" w:cs="Arial" w:eastAsia="Arial" w:hAnsi="Arial"/>
+          <w:b/>
+          <w:bCs/>
+          <w:sz w:val="21"/>
+          <w:szCs w:val="21"/>
+        </w:rPr>
+        <w:t xml:space="preserve">Activate ClickHouse.</w:t>
+      </w:r>
+      <w:r>
+        <w:rPr>
+          <w:rFonts w:ascii="Arial" w:cs="Arial" w:eastAsia="Arial" w:hAnsi="Arial"/>
+          <w:sz w:val="21"/>
+          <w:szCs w:val="21"/>
+        </w:rPr>
+        <w:t xml:space="preserve"> Sets </w:t>
+      </w:r>
+      <w:r>
+        <w:rPr>
+          <w:rFonts w:ascii="Consolas" w:cs="Consolas" w:eastAsia="Consolas" w:hAnsi="Consolas"/>
+          <w:sz w:val="21"/>
+          <w:szCs w:val="21"/>
+        </w:rPr>
+        <w:t xml:space="preserve">ACTIVE</w:t>
+      </w:r>
+      <w:r>
+        <w:rPr>
+          <w:rFonts w:ascii="Arial" w:cs="Arial" w:eastAsia="Arial" w:hAnsi="Arial"/>
+          <w:sz w:val="21"/>
+          <w:szCs w:val="21"/>
+        </w:rPr>
+        <w:t xml:space="preserve"> and the freshness to a quarter hour. From the next request the workspace's reports, dashboards, exports and scheduled deliveries read ClickHouse. People see the same pages and the same figures; the line under a report's title now says "data as of the last quarter hour".</w:t>
+      </w:r>
+    </w:p>
+    <w:p>
+      <w:pPr>
+        <w:spacing w:after="120"/>
+      </w:pPr>
+      <w:r>
+        <w:rPr>
+          <w:rFonts w:ascii="Arial" w:cs="Arial" w:eastAsia="Arial" w:hAnsi="Arial"/>
+          <w:sz w:val="21"/>
+          <w:szCs w:val="21"/>
+        </w:rPr>
+        <w:t xml:space="preserve">From then on the job </w:t>
+      </w:r>
+      <w:r>
+        <w:rPr>
+          <w:rFonts w:ascii="Arial" w:cs="Arial" w:eastAsia="Arial" w:hAnsi="Arial"/>
+          <w:b/>
+          <w:bCs/>
+          <w:sz w:val="21"/>
+          <w:szCs w:val="21"/>
+        </w:rPr>
+        <w:t xml:space="preserve">refresh-clickhouse-reporting</w:t>
+      </w:r>
+      <w:r>
+        <w:rPr>
+          <w:rFonts w:ascii="Arial" w:cs="Arial" w:eastAsia="Arial" w:hAnsi="Arial"/>
+          <w:sz w:val="21"/>
+          <w:szCs w:val="21"/>
+        </w:rPr>
+        <w:t xml:space="preserve"> (every 15 minutes; see Jobs, Alerts and System Checks) reloads the last seven days of messages, orders and enrolments, and the whole of contacts, for every workspace whose engine is ClickHouse. Reconcile can be run again at any time.</w:t>
+      </w:r>
+    </w:p>
+    <w:p>
+      <w:pPr>
+        <w:pStyle w:val="Heading3"/>
+        <w:spacing w:after="120" w:before="240"/>
+      </w:pPr>
+      <w:r>
+        <w:rPr>
+          <w:rFonts w:ascii="Arial" w:cs="Arial" w:eastAsia="Arial" w:hAnsi="Arial"/>
+        </w:rPr>
+        <w:t xml:space="preserve">Rolling back</w:t>
+      </w:r>
+    </w:p>
+    <w:p>
+      <w:pPr>
+        <w:spacing w:after="120"/>
+      </w:pPr>
+      <w:r>
+        <w:rPr>
+          <w:rFonts w:ascii="Arial" w:cs="Arial" w:eastAsia="Arial" w:hAnsi="Arial"/>
+          <w:b/>
+          <w:bCs/>
+          <w:sz w:val="21"/>
+          <w:szCs w:val="21"/>
+        </w:rPr>
+        <w:t xml:space="preserve">Roll Back to PostgreSQL</w:t>
+      </w:r>
+      <w:r>
+        <w:rPr>
+          <w:rFonts w:ascii="Arial" w:cs="Arial" w:eastAsia="Arial" w:hAnsi="Arial"/>
+          <w:sz w:val="21"/>
+          <w:szCs w:val="21"/>
+        </w:rPr>
+        <w:t xml:space="preserve"> sets </w:t>
+      </w:r>
+      <w:r>
+        <w:rPr>
+          <w:rFonts w:ascii="Consolas" w:cs="Consolas" w:eastAsia="Consolas" w:hAnsi="Consolas"/>
+          <w:sz w:val="21"/>
+          <w:szCs w:val="21"/>
+        </w:rPr>
+        <w:t xml:space="preserve">postgresql</w:t>
+      </w:r>
+      <w:r>
+        <w:rPr>
+          <w:rFonts w:ascii="Arial" w:cs="Arial" w:eastAsia="Arial" w:hAnsi="Arial"/>
+          <w:sz w:val="21"/>
+          <w:szCs w:val="21"/>
+        </w:rPr>
+        <w:t xml:space="preserve"> + </w:t>
+      </w:r>
+      <w:r>
+        <w:rPr>
+          <w:rFonts w:ascii="Consolas" w:cs="Consolas" w:eastAsia="Consolas" w:hAnsi="Consolas"/>
+          <w:sz w:val="21"/>
+          <w:szCs w:val="21"/>
+        </w:rPr>
+        <w:t xml:space="preserve">ACTIVE</w:t>
+      </w:r>
+      <w:r>
+        <w:rPr>
+          <w:rFonts w:ascii="Arial" w:cs="Arial" w:eastAsia="Arial" w:hAnsi="Arial"/>
+          <w:sz w:val="21"/>
+          <w:szCs w:val="21"/>
+        </w:rPr>
+        <w:t xml:space="preserve"> + </w:t>
+      </w:r>
+      <w:r>
+        <w:rPr>
+          <w:rFonts w:ascii="Consolas" w:cs="Consolas" w:eastAsia="Consolas" w:hAnsi="Consolas"/>
+          <w:sz w:val="21"/>
+          <w:szCs w:val="21"/>
+        </w:rPr>
+        <w:t xml:space="preserve">LIVE</w:t>
+      </w:r>
+      <w:r>
+        <w:rPr>
+          <w:rFonts w:ascii="Arial" w:cs="Arial" w:eastAsia="Arial" w:hAnsi="Arial"/>
+          <w:sz w:val="21"/>
+          <w:szCs w:val="21"/>
+        </w:rPr>
+        <w:t xml:space="preserve">. From the next request the workspace reads the live views again. The ClickHouse tables keep their rows, so a later switch is Backfill, Reconcile, Activate once more.</w:t>
+      </w:r>
+    </w:p>
+    <w:p>
+      <w:pPr>
+        <w:pStyle w:val="Heading3"/>
+        <w:spacing w:after="120" w:before="240"/>
+      </w:pPr>
+      <w:r>
+        <w:rPr>
+          <w:rFonts w:ascii="Arial" w:cs="Arial" w:eastAsia="Arial" w:hAnsi="Arial"/>
+        </w:rPr>
+        <w:t xml:space="preserve">What to know about the ClickHouse engine today</w:t>
+      </w:r>
+    </w:p>
+    <w:p>
+      <w:pPr>
+        <w:pStyle w:val="ListParagraph"/>
+        <w:numPr>
+          <w:ilvl w:val="0"/>
+          <w:numId w:val="2"/>
+        </w:numPr>
+        <w:spacing w:after="60"/>
+      </w:pPr>
+      <w:r>
+        <w:rPr>
+          <w:rFonts w:ascii="Arial" w:cs="Arial" w:eastAsia="Arial" w:hAnsi="Arial"/>
+          <w:sz w:val="21"/>
+          <w:szCs w:val="21"/>
+        </w:rPr>
+        <w:t xml:space="preserve">Rows deleted in PostgreSQL stay in ClickHouse until the next Backfill.</w:t>
+      </w:r>
+    </w:p>
+    <w:p>
+      <w:pPr>
+        <w:pStyle w:val="ListParagraph"/>
+        <w:numPr>
+          <w:ilvl w:val="0"/>
+          <w:numId w:val="2"/>
+        </w:numPr>
+        <w:spacing w:after="60"/>
+      </w:pPr>
+      <w:r>
+        <w:rPr>
+          <w:rFonts w:ascii="Arial" w:cs="Arial" w:eastAsia="Arial" w:hAnsi="Arial"/>
+          <w:sz w:val="21"/>
+          <w:szCs w:val="21"/>
+        </w:rPr>
+        <w:t xml:space="preserve">A change to a row older than seven days (a message delivered late, an order re-attributed) reaches ClickHouse at the next Backfill, not at the quarter-hour refresh. After a bulk correction, run Backfill.</w:t>
+      </w:r>
+    </w:p>
+    <w:p>
+      <w:pPr>
+        <w:pStyle w:val="ListParagraph"/>
+        <w:numPr>
+          <w:ilvl w:val="0"/>
+          <w:numId w:val="2"/>
+        </w:numPr>
+        <w:spacing w:after="60"/>
+      </w:pPr>
+      <w:r>
+        <w:rPr>
+          <w:rFonts w:ascii="Arial" w:cs="Arial" w:eastAsia="Arial" w:hAnsi="Arial"/>
+          <w:sz w:val="21"/>
+          <w:szCs w:val="21"/>
+        </w:rPr>
+        <w:t xml:space="preserve">One ClickHouse database holds every workspace's rows, kept apart by the workspace column on every query.</w:t>
+      </w:r>
+    </w:p>
+    <w:p>
+      <w:pPr>
+        <w:pStyle w:val="Heading2"/>
+        <w:spacing w:after="120" w:before="240"/>
+      </w:pPr>
+      <w:r>
+        <w:rPr>
+          <w:rFonts w:ascii="Arial" w:cs="Arial" w:eastAsia="Arial" w:hAnsi="Arial"/>
+        </w:rPr>
+        <w:t xml:space="preserve">When something goes wrong</w:t>
+      </w:r>
+    </w:p>
+    <w:tbl>
+      <w:tblPr>
+        <w:tblW w:type="dxa" w:w="10080"/>
+        <w:tblBorders>
+          <w:top w:val="single" w:color="D9DBE3" w:sz="4"/>
+          <w:left w:val="none"/>
+          <w:bottom w:val="single" w:color="D9DBE3" w:sz="4"/>
+          <w:right w:val="none"/>
+          <w:insideH w:val="single" w:color="E6E8EF" w:sz="4"/>
+          <w:insideV w:val="none"/>
+        </w:tblBorders>
+      </w:tblPr>
+      <w:tblGrid>
+        <w:gridCol w:w="2600"/>
+        <w:gridCol w:w="3740"/>
+        <w:gridCol w:w="3740"/>
+      </w:tblGrid>
+      <w:tr>
+        <w:trPr>
+          <w:tblHeader/>
+        </w:trPr>
+        <w:tc>
+          <w:tcPr>
+            <w:tcW w:type="dxa" w:w="2600"/>
+            <w:shd w:fill="EEEFF5" w:color="auto" w:val="clear"/>
+            <w:tcMar>
+              <w:top w:type="dxa" w:w="60"/>
+              <w:left w:type="dxa" w:w="90"/>
+              <w:bottom w:type="dxa" w:w="60"/>
+              <w:right w:type="dxa" w:w="90"/>
+            </w:tcMar>
+          </w:tcPr>
+          <w:p>
+            <w:r>
+              <w:rPr>
+                <w:rFonts w:ascii="Arial" w:cs="Arial" w:eastAsia="Arial" w:hAnsi="Arial"/>
+                <w:b/>
+                <w:bCs/>
+                <w:sz w:val="18"/>
+                <w:szCs w:val="18"/>
+              </w:rPr>
+              <w:t xml:space="preserve">What people see</w:t>
+            </w:r>
+          </w:p>
+        </w:tc>
+        <w:tc>
+          <w:tcPr>
+            <w:tcW w:type="dxa" w:w="3740"/>
+            <w:shd w:fill="EEEFF5" w:color="auto" w:val="clear"/>
+            <w:tcMar>
+              <w:top w:type="dxa" w:w="60"/>
+              <w:left w:type="dxa" w:w="90"/>
+              <w:bottom w:type="dxa" w:w="60"/>
+              <w:right w:type="dxa" w:w="90"/>
+            </w:tcMar>
+          </w:tcPr>
+          <w:p>
+            <w:r>
+              <w:rPr>
+                <w:rFonts w:ascii="Arial" w:cs="Arial" w:eastAsia="Arial" w:hAnsi="Arial"/>
+                <w:b/>
+                <w:bCs/>
+                <w:sz w:val="18"/>
+                <w:szCs w:val="18"/>
+              </w:rPr>
+              <w:t xml:space="preserve">Where to look</w:t>
+            </w:r>
+          </w:p>
+        </w:tc>
+        <w:tc>
+          <w:tcPr>
+            <w:tcW w:type="dxa" w:w="3740"/>
+            <w:shd w:fill="EEEFF5" w:color="auto" w:val="clear"/>
+            <w:tcMar>
+              <w:top w:type="dxa" w:w="60"/>
+              <w:left w:type="dxa" w:w="90"/>
+              <w:bottom w:type="dxa" w:w="60"/>
+              <w:right w:type="dxa" w:w="90"/>
+            </w:tcMar>
+          </w:tcPr>
+          <w:p>
+            <w:r>
+              <w:rPr>
+                <w:rFonts w:ascii="Arial" w:cs="Arial" w:eastAsia="Arial" w:hAnsi="Arial"/>
+                <w:b/>
+                <w:bCs/>
+                <w:sz w:val="18"/>
+                <w:szCs w:val="18"/>
+              </w:rPr>
+              <w:t xml:space="preserve">What it usually is</w:t>
+            </w:r>
+          </w:p>
+        </w:tc>
+      </w:tr>
+      <w:tr>
+        <w:tc>
+          <w:tcPr>
+            <w:tcW w:type="dxa" w:w="2600"/>
+            <w:tcMar>
+              <w:top w:type="dxa" w:w="60"/>
+              <w:left w:type="dxa" w:w="90"/>
+              <w:bottom w:type="dxa" w:w="60"/>
+              <w:right w:type="dxa" w:w="90"/>
+            </w:tcMar>
+          </w:tcPr>
+          <w:p>
+            <w:r>
+              <w:rPr>
+                <w:rFonts w:ascii="Arial" w:cs="Arial" w:eastAsia="Arial" w:hAnsi="Arial"/>
+                <w:sz w:val="19"/>
+                <w:szCs w:val="19"/>
+              </w:rPr>
+              <w:t xml:space="preserve">"The report took longer than 15 seconds and was stopped"</w:t>
+            </w:r>
+          </w:p>
+        </w:tc>
+        <w:tc>
+          <w:tcPr>
+            <w:tcW w:type="dxa" w:w="3740"/>
+            <w:tcMar>
+              <w:top w:type="dxa" w:w="60"/>
+              <w:left w:type="dxa" w:w="90"/>
+              <w:bottom w:type="dxa" w:w="60"/>
+              <w:right w:type="dxa" w:w="90"/>
+            </w:tcMar>
+          </w:tcPr>
+          <w:p>
+            <w:r>
+              <w:rPr>
+                <w:rFonts w:ascii="Arial" w:cs="Arial" w:eastAsia="Arial" w:hAnsi="Arial"/>
+                <w:sz w:val="19"/>
+                <w:szCs w:val="19"/>
+              </w:rPr>
+              <w:t xml:space="preserve">Run Log, outcome Timed Out</w:t>
+            </w:r>
+          </w:p>
+        </w:tc>
+        <w:tc>
+          <w:tcPr>
+            <w:tcW w:type="dxa" w:w="3740"/>
+            <w:tcMar>
+              <w:top w:type="dxa" w:w="60"/>
+              <w:left w:type="dxa" w:w="90"/>
+              <w:bottom w:type="dxa" w:w="60"/>
+              <w:right w:type="dxa" w:w="90"/>
+            </w:tcMar>
+          </w:tcPr>
+          <w:p>
+            <w:r>
+              <w:rPr>
+                <w:rFonts w:ascii="Arial" w:cs="Arial" w:eastAsia="Arial" w:hAnsi="Arial"/>
+                <w:sz w:val="19"/>
+                <w:szCs w:val="19"/>
+              </w:rPr>
+              <w:t xml:space="preserve">A report over a large dataset without a filter. Suggest a period or a filter; raise </w:t>
+            </w:r>
+            <w:r>
+              <w:rPr>
+                <w:rFonts w:ascii="Consolas" w:cs="Consolas" w:eastAsia="Consolas" w:hAnsi="Consolas"/>
+                <w:sz w:val="19"/>
+                <w:szCs w:val="19"/>
+              </w:rPr>
+              <w:t xml:space="preserve">statement_timeout_ms</w:t>
+            </w:r>
+            <w:r>
+              <w:rPr>
+                <w:rFonts w:ascii="Arial" w:cs="Arial" w:eastAsia="Arial" w:hAnsi="Arial"/>
+                <w:sz w:val="19"/>
+                <w:szCs w:val="19"/>
+              </w:rPr>
+              <w:t xml:space="preserve"> only for that workspace if it is legitimate.</w:t>
+            </w:r>
+          </w:p>
+        </w:tc>
+      </w:tr>
+      <w:tr>
+        <w:tc>
+          <w:tcPr>
+            <w:tcW w:type="dxa" w:w="2600"/>
+            <w:tcMar>
+              <w:top w:type="dxa" w:w="60"/>
+              <w:left w:type="dxa" w:w="90"/>
+              <w:bottom w:type="dxa" w:w="60"/>
+              <w:right w:type="dxa" w:w="90"/>
+            </w:tcMar>
+          </w:tcPr>
+          <w:p>
+            <w:r>
+              <w:rPr>
+                <w:rFonts w:ascii="Arial" w:cs="Arial" w:eastAsia="Arial" w:hAnsi="Arial"/>
+                <w:sz w:val="19"/>
+                <w:szCs w:val="19"/>
+              </w:rPr>
+              <w:t xml:space="preserve">"This workspace's reports are moving to a new engine"</w:t>
+            </w:r>
+          </w:p>
+        </w:tc>
+        <w:tc>
+          <w:tcPr>
+            <w:tcW w:type="dxa" w:w="3740"/>
+            <w:tcMar>
+              <w:top w:type="dxa" w:w="60"/>
+              <w:left w:type="dxa" w:w="90"/>
+              <w:bottom w:type="dxa" w:w="60"/>
+              <w:right w:type="dxa" w:w="90"/>
+            </w:tcMar>
+          </w:tcPr>
+          <w:p>
+            <w:r>
+              <w:rPr>
+                <w:rFonts w:ascii="Arial" w:cs="Arial" w:eastAsia="Arial" w:hAnsi="Arial"/>
+                <w:sz w:val="19"/>
+                <w:szCs w:val="19"/>
+              </w:rPr>
+              <w:t xml:space="preserve">Report Engines, status</w:t>
+            </w:r>
+          </w:p>
+        </w:tc>
+        <w:tc>
+          <w:tcPr>
+            <w:tcW w:type="dxa" w:w="3740"/>
+            <w:tcMar>
+              <w:top w:type="dxa" w:w="60"/>
+              <w:left w:type="dxa" w:w="90"/>
+              <w:bottom w:type="dxa" w:w="60"/>
+              <w:right w:type="dxa" w:w="90"/>
+            </w:tcMar>
+          </w:tcPr>
+          <w:p>
+            <w:r>
+              <w:rPr>
+                <w:rFonts w:ascii="Arial" w:cs="Arial" w:eastAsia="Arial" w:hAnsi="Arial"/>
+                <w:sz w:val="19"/>
+                <w:szCs w:val="19"/>
+              </w:rPr>
+              <w:t xml:space="preserve">The row is </w:t>
+            </w:r>
+            <w:r>
+              <w:rPr>
+                <w:rFonts w:ascii="Consolas" w:cs="Consolas" w:eastAsia="Consolas" w:hAnsi="Consolas"/>
+                <w:sz w:val="19"/>
+                <w:szCs w:val="19"/>
+              </w:rPr>
+              <w:t xml:space="preserve">MIGRATING</w:t>
+            </w:r>
+            <w:r>
+              <w:rPr>
+                <w:rFonts w:ascii="Arial" w:cs="Arial" w:eastAsia="Arial" w:hAnsi="Arial"/>
+                <w:sz w:val="19"/>
+                <w:szCs w:val="19"/>
+              </w:rPr>
+              <w:t xml:space="preserve"> on an engine that is not yet active. Finish the switch or roll back.</w:t>
+            </w:r>
+          </w:p>
+        </w:tc>
+      </w:tr>
+      <w:tr>
+        <w:tc>
+          <w:tcPr>
+            <w:tcW w:type="dxa" w:w="2600"/>
+            <w:tcMar>
+              <w:top w:type="dxa" w:w="60"/>
+              <w:left w:type="dxa" w:w="90"/>
+              <w:bottom w:type="dxa" w:w="60"/>
+              <w:right w:type="dxa" w:w="90"/>
+            </w:tcMar>
+          </w:tcPr>
+          <w:p>
+            <w:r>
+              <w:rPr>
+                <w:rFonts w:ascii="Arial" w:cs="Arial" w:eastAsia="Arial" w:hAnsi="Arial"/>
+                <w:sz w:val="19"/>
+                <w:szCs w:val="19"/>
+              </w:rPr>
+              <w:t xml:space="preserve">"Insights is not part of this workspace"</w:t>
+            </w:r>
+          </w:p>
+        </w:tc>
+        <w:tc>
+          <w:tcPr>
+            <w:tcW w:type="dxa" w:w="3740"/>
+            <w:tcMar>
+              <w:top w:type="dxa" w:w="60"/>
+              <w:left w:type="dxa" w:w="90"/>
+              <w:bottom w:type="dxa" w:w="60"/>
+              <w:right w:type="dxa" w:w="90"/>
+            </w:tcMar>
+          </w:tcPr>
+          <w:p>
+            <w:r>
+              <w:rPr>
+                <w:rFonts w:ascii="Arial" w:cs="Arial" w:eastAsia="Arial" w:hAnsi="Arial"/>
+                <w:sz w:val="19"/>
+                <w:szCs w:val="19"/>
+              </w:rPr>
+              <w:t xml:space="preserve">Tenant → Components</w:t>
+            </w:r>
+          </w:p>
+        </w:tc>
+        <w:tc>
+          <w:tcPr>
+            <w:tcW w:type="dxa" w:w="3740"/>
+            <w:tcMar>
+              <w:top w:type="dxa" w:w="60"/>
+              <w:left w:type="dxa" w:w="90"/>
+              <w:bottom w:type="dxa" w:w="60"/>
+              <w:right w:type="dxa" w:w="90"/>
+            </w:tcMar>
+          </w:tcPr>
+          <w:p>
+            <w:r>
+              <w:rPr>
+                <w:rFonts w:ascii="Arial" w:cs="Arial" w:eastAsia="Arial" w:hAnsi="Arial"/>
+                <w:sz w:val="19"/>
+                <w:szCs w:val="19"/>
+              </w:rPr>
+              <w:t xml:space="preserve">The Insights component is not on for the workspace or its plan.</w:t>
+            </w:r>
+          </w:p>
+        </w:tc>
+      </w:tr>
+      <w:tr>
+        <w:tc>
+          <w:tcPr>
+            <w:tcW w:type="dxa" w:w="2600"/>
+            <w:tcMar>
+              <w:top w:type="dxa" w:w="60"/>
+              <w:left w:type="dxa" w:w="90"/>
+              <w:bottom w:type="dxa" w:w="60"/>
+              <w:right w:type="dxa" w:w="90"/>
+            </w:tcMar>
+          </w:tcPr>
+          <w:p>
+            <w:r>
+              <w:rPr>
+                <w:rFonts w:ascii="Arial" w:cs="Arial" w:eastAsia="Arial" w:hAnsi="Arial"/>
+                <w:sz w:val="19"/>
+                <w:szCs w:val="19"/>
+              </w:rPr>
+              <w:t xml:space="preserve">A dataset missing from New Report</w:t>
+            </w:r>
+          </w:p>
+        </w:tc>
+        <w:tc>
+          <w:tcPr>
+            <w:tcW w:type="dxa" w:w="3740"/>
+            <w:tcMar>
+              <w:top w:type="dxa" w:w="60"/>
+              <w:left w:type="dxa" w:w="90"/>
+              <w:bottom w:type="dxa" w:w="60"/>
+              <w:right w:type="dxa" w:w="90"/>
+            </w:tcMar>
+          </w:tcPr>
+          <w:p>
+            <w:r>
+              <w:rPr>
+                <w:rFonts w:ascii="Arial" w:cs="Arial" w:eastAsia="Arial" w:hAnsi="Arial"/>
+                <w:sz w:val="19"/>
+                <w:szCs w:val="19"/>
+              </w:rPr>
+              <w:t xml:space="preserve">Report Datasets → Sources</w:t>
+            </w:r>
+          </w:p>
+        </w:tc>
+        <w:tc>
+          <w:tcPr>
+            <w:tcW w:type="dxa" w:w="3740"/>
+            <w:tcMar>
+              <w:top w:type="dxa" w:w="60"/>
+              <w:left w:type="dxa" w:w="90"/>
+              <w:bottom w:type="dxa" w:w="60"/>
+              <w:right w:type="dxa" w:w="90"/>
+            </w:tcMar>
+          </w:tcPr>
+          <w:p>
+            <w:r>
+              <w:rPr>
+                <w:rFonts w:ascii="Arial" w:cs="Arial" w:eastAsia="Arial" w:hAnsi="Arial"/>
+                <w:sz w:val="19"/>
+                <w:szCs w:val="19"/>
+              </w:rPr>
+              <w:t xml:space="preserve">No ACTIVE source for the workspace's engine.</w:t>
+            </w:r>
+          </w:p>
+        </w:tc>
+      </w:tr>
+      <w:tr>
+        <w:tc>
+          <w:tcPr>
+            <w:tcW w:type="dxa" w:w="2600"/>
+            <w:tcMar>
+              <w:top w:type="dxa" w:w="60"/>
+              <w:left w:type="dxa" w:w="90"/>
+              <w:bottom w:type="dxa" w:w="60"/>
+              <w:right w:type="dxa" w:w="90"/>
+            </w:tcMar>
+          </w:tcPr>
+          <w:p>
+            <w:r>
+              <w:rPr>
+                <w:rFonts w:ascii="Arial" w:cs="Arial" w:eastAsia="Arial" w:hAnsi="Arial"/>
+                <w:sz w:val="19"/>
+                <w:szCs w:val="19"/>
+              </w:rPr>
+              <w:t xml:space="preserve">A PII field missing for someone</w:t>
+            </w:r>
+          </w:p>
+        </w:tc>
+        <w:tc>
+          <w:tcPr>
+            <w:tcW w:type="dxa" w:w="3740"/>
+            <w:tcMar>
+              <w:top w:type="dxa" w:w="60"/>
+              <w:left w:type="dxa" w:w="90"/>
+              <w:bottom w:type="dxa" w:w="60"/>
+              <w:right w:type="dxa" w:w="90"/>
+            </w:tcMar>
+          </w:tcPr>
+          <w:p>
+            <w:r>
+              <w:rPr>
+                <w:rFonts w:ascii="Arial" w:cs="Arial" w:eastAsia="Arial" w:hAnsi="Arial"/>
+                <w:sz w:val="19"/>
+                <w:szCs w:val="19"/>
+              </w:rPr>
+              <w:t xml:space="preserve">People and Access</w:t>
+            </w:r>
+          </w:p>
+        </w:tc>
+        <w:tc>
+          <w:tcPr>
+            <w:tcW w:type="dxa" w:w="3740"/>
+            <w:tcMar>
+              <w:top w:type="dxa" w:w="60"/>
+              <w:left w:type="dxa" w:w="90"/>
+              <w:bottom w:type="dxa" w:w="60"/>
+              <w:right w:type="dxa" w:w="90"/>
+            </w:tcMar>
+          </w:tcPr>
+          <w:p>
+            <w:r>
+              <w:rPr>
+                <w:rFonts w:ascii="Arial" w:cs="Arial" w:eastAsia="Arial" w:hAnsi="Arial"/>
+                <w:sz w:val="19"/>
+                <w:szCs w:val="19"/>
+              </w:rPr>
+              <w:t xml:space="preserve">They lack Report Admin or User Admin; that is by design.</w:t>
+            </w:r>
+          </w:p>
+        </w:tc>
+      </w:tr>
+      <w:tr>
+        <w:tc>
+          <w:tcPr>
+            <w:tcW w:type="dxa" w:w="2600"/>
+            <w:tcMar>
+              <w:top w:type="dxa" w:w="60"/>
+              <w:left w:type="dxa" w:w="90"/>
+              <w:bottom w:type="dxa" w:w="60"/>
+              <w:right w:type="dxa" w:w="90"/>
+            </w:tcMar>
+          </w:tcPr>
+          <w:p>
+            <w:r>
+              <w:rPr>
+                <w:rFonts w:ascii="Arial" w:cs="Arial" w:eastAsia="Arial" w:hAnsi="Arial"/>
+                <w:sz w:val="19"/>
+                <w:szCs w:val="19"/>
+              </w:rPr>
+              <w:t xml:space="preserve">A figure differs between engines</w:t>
+            </w:r>
+          </w:p>
+        </w:tc>
+        <w:tc>
+          <w:tcPr>
+            <w:tcW w:type="dxa" w:w="3740"/>
+            <w:tcMar>
+              <w:top w:type="dxa" w:w="60"/>
+              <w:left w:type="dxa" w:w="90"/>
+              <w:bottom w:type="dxa" w:w="60"/>
+              <w:right w:type="dxa" w:w="90"/>
+            </w:tcMar>
+          </w:tcPr>
+          <w:p>
+            <w:r>
+              <w:rPr>
+                <w:rFonts w:ascii="Arial" w:cs="Arial" w:eastAsia="Arial" w:hAnsi="Arial"/>
+                <w:sz w:val="19"/>
+                <w:szCs w:val="19"/>
+              </w:rPr>
+              <w:t xml:space="preserve">Report Engines → Reconcile</w:t>
+            </w:r>
+          </w:p>
+        </w:tc>
+        <w:tc>
+          <w:tcPr>
+            <w:tcW w:type="dxa" w:w="3740"/>
+            <w:tcMar>
+              <w:top w:type="dxa" w:w="60"/>
+              <w:left w:type="dxa" w:w="90"/>
+              <w:bottom w:type="dxa" w:w="60"/>
+              <w:right w:type="dxa" w:w="90"/>
+            </w:tcMar>
+          </w:tcPr>
+          <w:p>
+            <w:r>
+              <w:rPr>
+                <w:rFonts w:ascii="Arial" w:cs="Arial" w:eastAsia="Arial" w:hAnsi="Arial"/>
+                <w:sz w:val="19"/>
+                <w:szCs w:val="19"/>
+              </w:rPr>
+              <w:t xml:space="preserve">Rows changed since the last load. Backfill.</w:t>
+            </w:r>
+          </w:p>
+        </w:tc>
+      </w:tr>
+      <w:tr>
+        <w:tc>
+          <w:tcPr>
+            <w:tcW w:type="dxa" w:w="2600"/>
+            <w:tcMar>
+              <w:top w:type="dxa" w:w="60"/>
+              <w:left w:type="dxa" w:w="90"/>
+              <w:bottom w:type="dxa" w:w="60"/>
+              <w:right w:type="dxa" w:w="90"/>
+            </w:tcMar>
+          </w:tcPr>
+          <w:p>
+            <w:r>
+              <w:rPr>
+                <w:rFonts w:ascii="Arial" w:cs="Arial" w:eastAsia="Arial" w:hAnsi="Arial"/>
+                <w:sz w:val="19"/>
+                <w:szCs w:val="19"/>
+              </w:rPr>
+              <w:t xml:space="preserve">Deliveries not arriving</w:t>
+            </w:r>
+          </w:p>
+        </w:tc>
+        <w:tc>
+          <w:tcPr>
+            <w:tcW w:type="dxa" w:w="3740"/>
+            <w:tcMar>
+              <w:top w:type="dxa" w:w="60"/>
+              <w:left w:type="dxa" w:w="90"/>
+              <w:bottom w:type="dxa" w:w="60"/>
+              <w:right w:type="dxa" w:w="90"/>
+            </w:tcMar>
+          </w:tcPr>
+          <w:p>
+            <w:r>
+              <w:rPr>
+                <w:rFonts w:ascii="Arial" w:cs="Arial" w:eastAsia="Arial" w:hAnsi="Arial"/>
+                <w:sz w:val="19"/>
+                <w:szCs w:val="19"/>
+              </w:rPr>
+              <w:t xml:space="preserve">Insights → Scheduled, the run log kind Delivery; the workspace's Mail Server</w:t>
+            </w:r>
+          </w:p>
+        </w:tc>
+        <w:tc>
+          <w:tcPr>
+            <w:tcW w:type="dxa" w:w="3740"/>
+            <w:tcMar>
+              <w:top w:type="dxa" w:w="60"/>
+              <w:left w:type="dxa" w:w="90"/>
+              <w:bottom w:type="dxa" w:w="60"/>
+              <w:right w:type="dxa" w:w="90"/>
+            </w:tcMar>
+          </w:tcPr>
+          <w:p>
+            <w:r>
+              <w:rPr>
+                <w:rFonts w:ascii="Arial" w:cs="Arial" w:eastAsia="Arial" w:hAnsi="Arial"/>
+                <w:sz w:val="19"/>
+                <w:szCs w:val="19"/>
+              </w:rPr>
+              <w:t xml:space="preserve">The schedule is paused after three failures, or the workspace has no mail server.</w:t>
+            </w:r>
+          </w:p>
+        </w:tc>
+      </w:tr>
+      <w:tr>
+        <w:tc>
+          <w:tcPr>
+            <w:tcW w:type="dxa" w:w="2600"/>
+            <w:tcMar>
+              <w:top w:type="dxa" w:w="60"/>
+              <w:left w:type="dxa" w:w="90"/>
+              <w:bottom w:type="dxa" w:w="60"/>
+              <w:right w:type="dxa" w:w="90"/>
+            </w:tcMar>
+          </w:tcPr>
+          <w:p>
+            <w:r>
+              <w:rPr>
+                <w:rFonts w:ascii="Arial" w:cs="Arial" w:eastAsia="Arial" w:hAnsi="Arial"/>
+                <w:sz w:val="19"/>
+                <w:szCs w:val="19"/>
+              </w:rPr>
+              <w:t xml:space="preserve">ClickHouse buttons say it is not configured</w:t>
+            </w:r>
+          </w:p>
+        </w:tc>
+        <w:tc>
+          <w:tcPr>
+            <w:tcW w:type="dxa" w:w="3740"/>
+            <w:tcMar>
+              <w:top w:type="dxa" w:w="60"/>
+              <w:left w:type="dxa" w:w="90"/>
+              <w:bottom w:type="dxa" w:w="60"/>
+              <w:right w:type="dxa" w:w="90"/>
+            </w:tcMar>
+          </w:tcPr>
+          <w:p>
+            <w:r>
+              <w:rPr>
+                <w:rFonts w:ascii="Arial" w:cs="Arial" w:eastAsia="Arial" w:hAnsi="Arial"/>
+                <w:sz w:val="19"/>
+                <w:szCs w:val="19"/>
+              </w:rPr>
+              <w:t xml:space="preserve">the server's environment</w:t>
+            </w:r>
+          </w:p>
+        </w:tc>
+        <w:tc>
+          <w:tcPr>
+            <w:tcW w:type="dxa" w:w="3740"/>
+            <w:tcMar>
+              <w:top w:type="dxa" w:w="60"/>
+              <w:left w:type="dxa" w:w="90"/>
+              <w:bottom w:type="dxa" w:w="60"/>
+              <w:right w:type="dxa" w:w="90"/>
+            </w:tcMar>
+          </w:tcPr>
+          <w:p>
+            <w:r>
+              <w:rPr>
+                <w:rFonts w:ascii="Arial" w:cs="Arial" w:eastAsia="Arial" w:hAnsi="Arial"/>
+                <w:sz w:val="19"/>
+                <w:szCs w:val="19"/>
+              </w:rPr>
+              <w:t xml:space="preserve">The four ClickHouse lines are missing on that server.</w:t>
+            </w:r>
+          </w:p>
+        </w:tc>
+      </w:tr>
+    </w:tbl>
+    <w:p>
+      <w:pPr>
+        <w:spacing w:after="120"/>
+      </w:pPr>
+    </w:p>
+    <w:p>
+      <w:pPr>
+        <w:pStyle w:val="Heading2"/>
+        <w:spacing w:after="120" w:before="240"/>
+      </w:pPr>
+      <w:r>
+        <w:rPr>
+          <w:rFonts w:ascii="Arial" w:cs="Arial" w:eastAsia="Arial" w:hAnsi="Arial"/>
+        </w:rPr>
+        <w:t xml:space="preserve">Related chapters</w:t>
+      </w:r>
+    </w:p>
+    <w:p>
+      <w:pPr>
+        <w:spacing w:after="120"/>
+      </w:pPr>
+      <w:r>
+        <w:rPr>
+          <w:rFonts w:ascii="Arial" w:cs="Arial" w:eastAsia="Arial" w:hAnsi="Arial"/>
+          <w:sz w:val="21"/>
+          <w:szCs w:val="21"/>
+        </w:rPr>
+        <w:t xml:space="preserve">Jobs, Alerts and System Checks (the refresh and delivery jobs on the health page); Tenants (switching the Insights component on for a workspace); People and Access (the Reports · View, Edit and Admin permissions).</w:t>
       </w:r>
     </w:p>
     <w:sectPr>

--- a/docs/manuals/CEP_Platform_Guide.docx
+++ b/docs/manuals/CEP_Platform_Guide.docx
@@ -28273,28 +28273,28 @@
                 <w:sz w:val="19"/>
                 <w:szCs w:val="19"/>
               </w:rPr>
-              <w:t xml:space="preserve">text</w:t>
-            </w:r>
-          </w:p>
-        </w:tc>
-        <w:tc>
-          <w:tcPr>
-            <w:tcW w:type="dxa" w:w="3740"/>
-            <w:tcMar>
-              <w:top w:type="dxa" w:w="60"/>
-              <w:left w:type="dxa" w:w="90"/>
-              <w:bottom w:type="dxa" w:w="60"/>
-              <w:right w:type="dxa" w:w="90"/>
-            </w:tcMar>
-          </w:tcPr>
-          <w:p>
-            <w:r>
-              <w:rPr>
-                <w:rFonts w:ascii="Arial" w:cs="Arial" w:eastAsia="Arial" w:hAnsi="Arial"/>
-                <w:sz w:val="19"/>
-                <w:szCs w:val="19"/>
-              </w:rPr>
-              <w:t xml:space="preserve">A label for operators. The connection itself is server configuration.</w:t>
+              <w:t xml:space="preserve">a Report Engine Connection, or empty</w:t>
+            </w:r>
+          </w:p>
+        </w:tc>
+        <w:tc>
+          <w:tcPr>
+            <w:tcW w:type="dxa" w:w="3740"/>
+            <w:tcMar>
+              <w:top w:type="dxa" w:w="60"/>
+              <w:left w:type="dxa" w:w="90"/>
+              <w:bottom w:type="dxa" w:w="60"/>
+              <w:right w:type="dxa" w:w="90"/>
+            </w:tcMar>
+          </w:tcPr>
+          <w:p>
+            <w:r>
+              <w:rPr>
+                <w:rFonts w:ascii="Arial" w:cs="Arial" w:eastAsia="Arial" w:hAnsi="Arial"/>
+                <w:sz w:val="19"/>
+                <w:szCs w:val="19"/>
+              </w:rPr>
+              <w:t xml:space="preserve">The ClickHouse this workspace loads into and reads from. Empty: the server's environment.</w:t>
             </w:r>
           </w:p>
         </w:tc>
@@ -28379,7 +28379,7 @@
         <w:rPr>
           <w:rFonts w:ascii="Arial" w:cs="Arial" w:eastAsia="Arial" w:hAnsi="Arial"/>
         </w:rPr>
-        <w:t xml:space="preserve">What the server needs for ClickHouse</w:t>
+        <w:t xml:space="preserve">Where the ClickHouse connection comes from</w:t>
       </w:r>
     </w:p>
     <w:p>
@@ -28389,10 +28389,20 @@
       <w:r>
         <w:rPr>
           <w:rFonts w:ascii="Arial" w:cs="Arial" w:eastAsia="Arial" w:hAnsi="Arial"/>
-          <w:sz w:val="21"/>
-          <w:szCs w:val="21"/>
-        </w:rPr>
-        <w:t xml:space="preserve">Four lines in the backend's environment, set by whoever runs the server, never in the back-office: the URL of the ClickHouse HTTP interface, the user, the password and the database (</w:t>
+          <w:b/>
+          <w:bCs/>
+          <w:sz w:val="21"/>
+          <w:szCs w:val="21"/>
+        </w:rPr>
+        <w:t xml:space="preserve">Configuration → Report Engine Connections</w:t>
+      </w:r>
+      <w:r>
+        <w:rPr>
+          <w:rFonts w:ascii="Arial" w:cs="Arial" w:eastAsia="Arial" w:hAnsi="Arial"/>
+          <w:sz w:val="21"/>
+          <w:szCs w:val="21"/>
+        </w:rPr>
+        <w:t xml:space="preserve"> holds the servers the platform can point a workspace at. One row per connection: a profile name, the engine, the URL of ClickHouse's HTTP interface, the user, the password (typed to set or change it, stored encrypted, never shown again), the database (</w:t>
       </w:r>
       <w:r>
         <w:rPr>
@@ -28408,7 +28418,59 @@
           <w:sz w:val="21"/>
           <w:szCs w:val="21"/>
         </w:rPr>
-        <w:t xml:space="preserve">). An empty URL means no ClickHouse: the buttons below say so and every workspace stays on PostgreSQL. The database patch that adds the ClickHouse sources to the catalogue (0053) must be applied. The operator's guide, with the checks to run from the server, is </w:t>
+        <w:t xml:space="preserve">), a status and notes. </w:t>
+      </w:r>
+      <w:r>
+        <w:rPr>
+          <w:rFonts w:ascii="Arial" w:cs="Arial" w:eastAsia="Arial" w:hAnsi="Arial"/>
+          <w:b/>
+          <w:bCs/>
+          <w:sz w:val="21"/>
+          <w:szCs w:val="21"/>
+        </w:rPr>
+        <w:t xml:space="preserve">Test Connection</w:t>
+      </w:r>
+      <w:r>
+        <w:rPr>
+          <w:rFonts w:ascii="Arial" w:cs="Arial" w:eastAsia="Arial" w:hAnsi="Arial"/>
+          <w:sz w:val="21"/>
+          <w:szCs w:val="21"/>
+        </w:rPr>
+        <w:t xml:space="preserve"> reaches the server and shows its version; the result stays on the row. A workspace's Report Engines row chooses one of these in </w:t>
+      </w:r>
+      <w:r>
+        <w:rPr>
+          <w:rFonts w:ascii="Arial" w:cs="Arial" w:eastAsia="Arial" w:hAnsi="Arial"/>
+          <w:b/>
+          <w:bCs/>
+          <w:sz w:val="21"/>
+          <w:szCs w:val="21"/>
+        </w:rPr>
+        <w:t xml:space="preserve">Connection profile</w:t>
+      </w:r>
+      <w:r>
+        <w:rPr>
+          <w:rFonts w:ascii="Arial" w:cs="Arial" w:eastAsia="Arial" w:hAnsi="Arial"/>
+          <w:sz w:val="21"/>
+          <w:szCs w:val="21"/>
+        </w:rPr>
+        <w:t xml:space="preserve">; from then on its backfill, refresh, reconcile and reports use that server, so workspaces can be spread over several ClickHouse servers. A row with no profile uses the server's environment (</w:t>
+      </w:r>
+      <w:r>
+        <w:rPr>
+          <w:rFonts w:ascii="Consolas" w:cs="Consolas" w:eastAsia="Consolas" w:hAnsi="Consolas"/>
+          <w:sz w:val="21"/>
+          <w:szCs w:val="21"/>
+        </w:rPr>
+        <w:t xml:space="preserve">CLICKHOUSE_URL</w:t>
+      </w:r>
+      <w:r>
+        <w:rPr>
+          <w:rFonts w:ascii="Arial" w:cs="Arial" w:eastAsia="Arial" w:hAnsi="Arial"/>
+          <w:sz w:val="21"/>
+          <w:szCs w:val="21"/>
+        </w:rPr>
+        <w:t xml:space="preserve">, user, password, database), set by whoever runs the server; with neither, the buttons say so and the workspace stays on PostgreSQL. The database patches 0053 (the catalogue's ClickHouse sources) and 0054 (the connections table) must be applied. The operator's guide, with the checks to run from the server, is </w:t>
       </w:r>
       <w:r>
         <w:rPr>

--- a/docs/manuals/CEP_Platform_Guide.docx
+++ b/docs/manuals/CEP_Platform_Guide.docx
@@ -2016,6 +2016,104 @@
           <w:szCs w:val="20"/>
         </w:rPr>
         <w:t xml:space="preserve">Related chapters</w:t>
+      </w:r>
+    </w:p>
+    <w:p>
+      <w:pPr>
+        <w:spacing w:after="40"/>
+        <w:ind w:left="0"/>
+      </w:pPr>
+      <w:r>
+        <w:rPr>
+          <w:rFonts w:ascii="Arial" w:cs="Arial" w:eastAsia="Arial" w:hAnsi="Arial"/>
+          <w:sz w:val="22"/>
+          <w:szCs w:val="22"/>
+        </w:rPr>
+        <w:t xml:space="preserve">AI Assistant</w:t>
+      </w:r>
+    </w:p>
+    <w:p>
+      <w:pPr>
+        <w:spacing w:after="40"/>
+        <w:ind w:left="400"/>
+      </w:pPr>
+      <w:r>
+        <w:rPr>
+          <w:rFonts w:ascii="Arial" w:cs="Arial" w:eastAsia="Arial" w:hAnsi="Arial"/>
+          <w:sz w:val="20"/>
+          <w:szCs w:val="20"/>
+        </w:rPr>
+        <w:t xml:space="preserve">What this page is for</w:t>
+      </w:r>
+    </w:p>
+    <w:p>
+      <w:pPr>
+        <w:spacing w:after="40"/>
+        <w:ind w:left="400"/>
+      </w:pPr>
+      <w:r>
+        <w:rPr>
+          <w:rFonts w:ascii="Arial" w:cs="Arial" w:eastAsia="Arial" w:hAnsi="Arial"/>
+          <w:sz w:val="20"/>
+          <w:szCs w:val="20"/>
+        </w:rPr>
+        <w:t xml:space="preserve">The providers</w:t>
+      </w:r>
+    </w:p>
+    <w:p>
+      <w:pPr>
+        <w:spacing w:after="40"/>
+        <w:ind w:left="400"/>
+      </w:pPr>
+      <w:r>
+        <w:rPr>
+          <w:rFonts w:ascii="Arial" w:cs="Arial" w:eastAsia="Arial" w:hAnsi="Arial"/>
+          <w:sz w:val="20"/>
+          <w:szCs w:val="20"/>
+        </w:rPr>
+        <w:t xml:space="preserve">Defaults</w:t>
+      </w:r>
+    </w:p>
+    <w:p>
+      <w:pPr>
+        <w:spacing w:after="40"/>
+        <w:ind w:left="400"/>
+      </w:pPr>
+      <w:r>
+        <w:rPr>
+          <w:rFonts w:ascii="Arial" w:cs="Arial" w:eastAsia="Arial" w:hAnsi="Arial"/>
+          <w:sz w:val="20"/>
+          <w:szCs w:val="20"/>
+        </w:rPr>
+        <w:t xml:space="preserve">This month, by workspace</w:t>
+      </w:r>
+    </w:p>
+    <w:p>
+      <w:pPr>
+        <w:spacing w:after="40"/>
+        <w:ind w:left="400"/>
+      </w:pPr>
+      <w:r>
+        <w:rPr>
+          <w:rFonts w:ascii="Arial" w:cs="Arial" w:eastAsia="Arial" w:hAnsi="Arial"/>
+          <w:sz w:val="20"/>
+          <w:szCs w:val="20"/>
+        </w:rPr>
+        <w:t xml:space="preserve">What happens on a prompt</w:t>
+      </w:r>
+    </w:p>
+    <w:p>
+      <w:pPr>
+        <w:spacing w:after="40"/>
+        <w:ind w:left="400"/>
+      </w:pPr>
+      <w:r>
+        <w:rPr>
+          <w:rFonts w:ascii="Arial" w:cs="Arial" w:eastAsia="Arial" w:hAnsi="Arial"/>
+          <w:sz w:val="20"/>
+          <w:szCs w:val="20"/>
+        </w:rPr>
+        <w:t xml:space="preserve">When something is off</w:t>
       </w:r>
     </w:p>
     <w:p>
@@ -29513,6 +29611,785 @@
           <w:szCs w:val="21"/>
         </w:rPr>
         <w:t xml:space="preserve">Jobs, Alerts and System Checks (the refresh and delivery jobs on the health page); Tenants (switching the Insights component on for a workspace); People and Access (the Reports · View, Edit and Admin permissions).</w:t>
+      </w:r>
+    </w:p>
+    <w:p>
+      <w:r>
+        <w:br w:type="page"/>
+      </w:r>
+    </w:p>
+    <w:p>
+      <w:pPr>
+        <w:pStyle w:val="Heading1"/>
+        <w:spacing w:after="120" w:before="0"/>
+      </w:pPr>
+      <w:r>
+        <w:rPr>
+          <w:rFonts w:ascii="Arial" w:cs="Arial" w:eastAsia="Arial" w:hAnsi="Arial"/>
+        </w:rPr>
+        <w:t xml:space="preserve">AI Assistant</w:t>
+      </w:r>
+    </w:p>
+    <w:p>
+      <w:pPr>
+        <w:spacing w:after="120"/>
+      </w:pPr>
+      <w:r>
+        <w:rPr>
+          <w:rFonts w:ascii="Arial" w:cs="Arial" w:eastAsia="Arial" w:hAnsi="Arial"/>
+          <w:b/>
+          <w:bCs/>
+          <w:sz w:val="21"/>
+          <w:szCs w:val="21"/>
+        </w:rPr>
+        <w:t xml:space="preserve">Where:</w:t>
+      </w:r>
+      <w:r>
+        <w:rPr>
+          <w:rFonts w:ascii="Arial" w:cs="Arial" w:eastAsia="Arial" w:hAnsi="Arial"/>
+          <w:sz w:val="21"/>
+          <w:szCs w:val="21"/>
+        </w:rPr>
+        <w:t xml:space="preserve"> Configuration → AI Assistant.</w:t>
+      </w:r>
+    </w:p>
+    <w:p>
+      <w:pPr>
+        <w:pStyle w:val="Heading2"/>
+        <w:spacing w:after="120" w:before="240"/>
+      </w:pPr>
+      <w:r>
+        <w:rPr>
+          <w:rFonts w:ascii="Arial" w:cs="Arial" w:eastAsia="Arial" w:hAnsi="Arial"/>
+        </w:rPr>
+        <w:t xml:space="preserve">What this page is for</w:t>
+      </w:r>
+    </w:p>
+    <w:p>
+      <w:pPr>
+        <w:spacing w:after="120"/>
+      </w:pPr>
+      <w:r>
+        <w:rPr>
+          <w:rFonts w:ascii="Arial" w:cs="Arial" w:eastAsia="Arial" w:hAnsi="Arial"/>
+          <w:sz w:val="21"/>
+          <w:szCs w:val="21"/>
+        </w:rPr>
+        <w:t xml:space="preserve">Insights can turn a prompt into a report: a person writes what they want to see above the report list, picks a model, and gets a draft back in words, checked against the report catalogue the same way as a report built by hand. The model is Claude (Anthropic) or OpenAI, reached from CEP's own server with a key the platform team enters here. The browser never sees a key, and no customer row ever leaves CEP: the model receives the prompt and the names of the fields that person may use.</w:t>
+      </w:r>
+    </w:p>
+    <w:p>
+      <w:pPr>
+        <w:spacing w:after="120"/>
+      </w:pPr>
+      <w:r>
+        <w:rPr>
+          <w:rFonts w:ascii="Arial" w:cs="Arial" w:eastAsia="Arial" w:hAnsi="Arial"/>
+          <w:sz w:val="21"/>
+          <w:szCs w:val="21"/>
+        </w:rPr>
+        <w:t xml:space="preserve">Each workspace decides for itself whether AI is used in its reports (Settings → AI Assistant), and its plan sets how many drafts it may ask for in a month.</w:t>
+      </w:r>
+    </w:p>
+    <w:p>
+      <w:pPr>
+        <w:pStyle w:val="Heading2"/>
+        <w:spacing w:after="120" w:before="240"/>
+      </w:pPr>
+      <w:r>
+        <w:rPr>
+          <w:rFonts w:ascii="Arial" w:cs="Arial" w:eastAsia="Arial" w:hAnsi="Arial"/>
+        </w:rPr>
+        <w:t xml:space="preserve">The providers</w:t>
+      </w:r>
+    </w:p>
+    <w:p>
+      <w:pPr>
+        <w:spacing w:after="120"/>
+      </w:pPr>
+      <w:r>
+        <w:rPr>
+          <w:rFonts w:ascii="Arial" w:cs="Arial" w:eastAsia="Arial" w:hAnsi="Arial"/>
+          <w:sz w:val="21"/>
+          <w:szCs w:val="21"/>
+        </w:rPr>
+        <w:t xml:space="preserve">One card per provider, Claude (Anthropic) and OpenAI:</w:t>
+      </w:r>
+    </w:p>
+    <w:tbl>
+      <w:tblPr>
+        <w:tblW w:type="dxa" w:w="10080"/>
+        <w:tblBorders>
+          <w:top w:val="single" w:color="D9DBE3" w:sz="4"/>
+          <w:left w:val="none"/>
+          <w:bottom w:val="single" w:color="D9DBE3" w:sz="4"/>
+          <w:right w:val="none"/>
+          <w:insideH w:val="single" w:color="E6E8EF" w:sz="4"/>
+          <w:insideV w:val="none"/>
+        </w:tblBorders>
+      </w:tblPr>
+      <w:tblGrid>
+        <w:gridCol w:w="2600"/>
+        <w:gridCol w:w="7480"/>
+      </w:tblGrid>
+      <w:tr>
+        <w:trPr>
+          <w:tblHeader/>
+        </w:trPr>
+        <w:tc>
+          <w:tcPr>
+            <w:tcW w:type="dxa" w:w="2600"/>
+            <w:shd w:fill="EEEFF5" w:color="auto" w:val="clear"/>
+            <w:tcMar>
+              <w:top w:type="dxa" w:w="60"/>
+              <w:left w:type="dxa" w:w="90"/>
+              <w:bottom w:type="dxa" w:w="60"/>
+              <w:right w:type="dxa" w:w="90"/>
+            </w:tcMar>
+          </w:tcPr>
+          <w:p>
+            <w:r>
+              <w:rPr>
+                <w:rFonts w:ascii="Arial" w:cs="Arial" w:eastAsia="Arial" w:hAnsi="Arial"/>
+                <w:b/>
+                <w:bCs/>
+                <w:sz w:val="18"/>
+                <w:szCs w:val="18"/>
+              </w:rPr>
+              <w:t xml:space="preserve">Field</w:t>
+            </w:r>
+          </w:p>
+        </w:tc>
+        <w:tc>
+          <w:tcPr>
+            <w:tcW w:type="dxa" w:w="7480"/>
+            <w:shd w:fill="EEEFF5" w:color="auto" w:val="clear"/>
+            <w:tcMar>
+              <w:top w:type="dxa" w:w="60"/>
+              <w:left w:type="dxa" w:w="90"/>
+              <w:bottom w:type="dxa" w:w="60"/>
+              <w:right w:type="dxa" w:w="90"/>
+            </w:tcMar>
+          </w:tcPr>
+          <w:p>
+            <w:r>
+              <w:rPr>
+                <w:rFonts w:ascii="Arial" w:cs="Arial" w:eastAsia="Arial" w:hAnsi="Arial"/>
+                <w:b/>
+                <w:bCs/>
+                <w:sz w:val="18"/>
+                <w:szCs w:val="18"/>
+              </w:rPr>
+              <w:t xml:space="preserve">What it does</w:t>
+            </w:r>
+          </w:p>
+        </w:tc>
+      </w:tr>
+      <w:tr>
+        <w:tc>
+          <w:tcPr>
+            <w:tcW w:type="dxa" w:w="2600"/>
+            <w:tcMar>
+              <w:top w:type="dxa" w:w="60"/>
+              <w:left w:type="dxa" w:w="90"/>
+              <w:bottom w:type="dxa" w:w="60"/>
+              <w:right w:type="dxa" w:w="90"/>
+            </w:tcMar>
+          </w:tcPr>
+          <w:p>
+            <w:r>
+              <w:rPr>
+                <w:rFonts w:ascii="Arial" w:cs="Arial" w:eastAsia="Arial" w:hAnsi="Arial"/>
+                <w:sz w:val="19"/>
+                <w:szCs w:val="19"/>
+              </w:rPr>
+              <w:t xml:space="preserve">API Key</w:t>
+            </w:r>
+          </w:p>
+        </w:tc>
+        <w:tc>
+          <w:tcPr>
+            <w:tcW w:type="dxa" w:w="7480"/>
+            <w:tcMar>
+              <w:top w:type="dxa" w:w="60"/>
+              <w:left w:type="dxa" w:w="90"/>
+              <w:bottom w:type="dxa" w:w="60"/>
+              <w:right w:type="dxa" w:w="90"/>
+            </w:tcMar>
+          </w:tcPr>
+          <w:p>
+            <w:r>
+              <w:rPr>
+                <w:rFonts w:ascii="Arial" w:cs="Arial" w:eastAsia="Arial" w:hAnsi="Arial"/>
+                <w:sz w:val="19"/>
+                <w:szCs w:val="19"/>
+              </w:rPr>
+              <w:t xml:space="preserve">From the provider's console (console.anthropic.com → API Keys, platform.openai.com → API Keys). Typed to set or change it, stored encrypted, never shown again; the label says "stored" once it is. Leave it empty on a later save to keep the saved key.</w:t>
+            </w:r>
+          </w:p>
+        </w:tc>
+      </w:tr>
+      <w:tr>
+        <w:tc>
+          <w:tcPr>
+            <w:tcW w:type="dxa" w:w="2600"/>
+            <w:tcMar>
+              <w:top w:type="dxa" w:w="60"/>
+              <w:left w:type="dxa" w:w="90"/>
+              <w:bottom w:type="dxa" w:w="60"/>
+              <w:right w:type="dxa" w:w="90"/>
+            </w:tcMar>
+          </w:tcPr>
+          <w:p>
+            <w:r>
+              <w:rPr>
+                <w:rFonts w:ascii="Arial" w:cs="Arial" w:eastAsia="Arial" w:hAnsi="Arial"/>
+                <w:sz w:val="19"/>
+                <w:szCs w:val="19"/>
+              </w:rPr>
+              <w:t xml:space="preserve">Model for Reports</w:t>
+            </w:r>
+          </w:p>
+        </w:tc>
+        <w:tc>
+          <w:tcPr>
+            <w:tcW w:type="dxa" w:w="7480"/>
+            <w:tcMar>
+              <w:top w:type="dxa" w:w="60"/>
+              <w:left w:type="dxa" w:w="90"/>
+              <w:bottom w:type="dxa" w:w="60"/>
+              <w:right w:type="dxa" w:w="90"/>
+            </w:tcMar>
+          </w:tcPr>
+          <w:p>
+            <w:r>
+              <w:rPr>
+                <w:rFonts w:ascii="Arial" w:cs="Arial" w:eastAsia="Arial" w:hAnsi="Arial"/>
+                <w:sz w:val="19"/>
+                <w:szCs w:val="19"/>
+              </w:rPr>
+              <w:t xml:space="preserve">The model offered as "best for reports", by its exact name at the provider (for example </w:t>
+            </w:r>
+            <w:r>
+              <w:rPr>
+                <w:rFonts w:ascii="Consolas" w:cs="Consolas" w:eastAsia="Consolas" w:hAnsi="Consolas"/>
+                <w:sz w:val="19"/>
+                <w:szCs w:val="19"/>
+              </w:rPr>
+              <w:t xml:space="preserve">claude-sonnet-5-5</w:t>
+            </w:r>
+            <w:r>
+              <w:rPr>
+                <w:rFonts w:ascii="Arial" w:cs="Arial" w:eastAsia="Arial" w:hAnsi="Arial"/>
+                <w:sz w:val="19"/>
+                <w:szCs w:val="19"/>
+              </w:rPr>
+              <w:t xml:space="preserve">, </w:t>
+            </w:r>
+            <w:r>
+              <w:rPr>
+                <w:rFonts w:ascii="Consolas" w:cs="Consolas" w:eastAsia="Consolas" w:hAnsi="Consolas"/>
+                <w:sz w:val="19"/>
+                <w:szCs w:val="19"/>
+              </w:rPr>
+              <w:t xml:space="preserve">gpt-5</w:t>
+            </w:r>
+            <w:r>
+              <w:rPr>
+                <w:rFonts w:ascii="Arial" w:cs="Arial" w:eastAsia="Arial" w:hAnsi="Arial"/>
+                <w:sz w:val="19"/>
+                <w:szCs w:val="19"/>
+              </w:rPr>
+              <w:t xml:space="preserve">).</w:t>
+            </w:r>
+          </w:p>
+        </w:tc>
+      </w:tr>
+      <w:tr>
+        <w:tc>
+          <w:tcPr>
+            <w:tcW w:type="dxa" w:w="2600"/>
+            <w:tcMar>
+              <w:top w:type="dxa" w:w="60"/>
+              <w:left w:type="dxa" w:w="90"/>
+              <w:bottom w:type="dxa" w:w="60"/>
+              <w:right w:type="dxa" w:w="90"/>
+            </w:tcMar>
+          </w:tcPr>
+          <w:p>
+            <w:r>
+              <w:rPr>
+                <w:rFonts w:ascii="Arial" w:cs="Arial" w:eastAsia="Arial" w:hAnsi="Arial"/>
+                <w:sz w:val="19"/>
+                <w:szCs w:val="19"/>
+              </w:rPr>
+              <w:t xml:space="preserve">Fast Model</w:t>
+            </w:r>
+          </w:p>
+        </w:tc>
+        <w:tc>
+          <w:tcPr>
+            <w:tcW w:type="dxa" w:w="7480"/>
+            <w:tcMar>
+              <w:top w:type="dxa" w:w="60"/>
+              <w:left w:type="dxa" w:w="90"/>
+              <w:bottom w:type="dxa" w:w="60"/>
+              <w:right w:type="dxa" w:w="90"/>
+            </w:tcMar>
+          </w:tcPr>
+          <w:p>
+            <w:r>
+              <w:rPr>
+                <w:rFonts w:ascii="Arial" w:cs="Arial" w:eastAsia="Arial" w:hAnsi="Arial"/>
+                <w:sz w:val="19"/>
+                <w:szCs w:val="19"/>
+              </w:rPr>
+              <w:t xml:space="preserve">The model offered as "fastest" (</w:t>
+            </w:r>
+            <w:r>
+              <w:rPr>
+                <w:rFonts w:ascii="Consolas" w:cs="Consolas" w:eastAsia="Consolas" w:hAnsi="Consolas"/>
+                <w:sz w:val="19"/>
+                <w:szCs w:val="19"/>
+              </w:rPr>
+              <w:t xml:space="preserve">claude-haiku-5-5</w:t>
+            </w:r>
+            <w:r>
+              <w:rPr>
+                <w:rFonts w:ascii="Arial" w:cs="Arial" w:eastAsia="Arial" w:hAnsi="Arial"/>
+                <w:sz w:val="19"/>
+                <w:szCs w:val="19"/>
+              </w:rPr>
+              <w:t xml:space="preserve">, </w:t>
+            </w:r>
+            <w:r>
+              <w:rPr>
+                <w:rFonts w:ascii="Consolas" w:cs="Consolas" w:eastAsia="Consolas" w:hAnsi="Consolas"/>
+                <w:sz w:val="19"/>
+                <w:szCs w:val="19"/>
+              </w:rPr>
+              <w:t xml:space="preserve">gpt-5-mini</w:t>
+            </w:r>
+            <w:r>
+              <w:rPr>
+                <w:rFonts w:ascii="Arial" w:cs="Arial" w:eastAsia="Arial" w:hAnsi="Arial"/>
+                <w:sz w:val="19"/>
+                <w:szCs w:val="19"/>
+              </w:rPr>
+              <w:t xml:space="preserve">).</w:t>
+            </w:r>
+          </w:p>
+        </w:tc>
+      </w:tr>
+      <w:tr>
+        <w:tc>
+          <w:tcPr>
+            <w:tcW w:type="dxa" w:w="2600"/>
+            <w:tcMar>
+              <w:top w:type="dxa" w:w="60"/>
+              <w:left w:type="dxa" w:w="90"/>
+              <w:bottom w:type="dxa" w:w="60"/>
+              <w:right w:type="dxa" w:w="90"/>
+            </w:tcMar>
+          </w:tcPr>
+          <w:p>
+            <w:r>
+              <w:rPr>
+                <w:rFonts w:ascii="Arial" w:cs="Arial" w:eastAsia="Arial" w:hAnsi="Arial"/>
+                <w:sz w:val="19"/>
+                <w:szCs w:val="19"/>
+              </w:rPr>
+              <w:t xml:space="preserve">Workspaces May Use This Provider</w:t>
+            </w:r>
+          </w:p>
+        </w:tc>
+        <w:tc>
+          <w:tcPr>
+            <w:tcW w:type="dxa" w:w="7480"/>
+            <w:tcMar>
+              <w:top w:type="dxa" w:w="60"/>
+              <w:left w:type="dxa" w:w="90"/>
+              <w:bottom w:type="dxa" w:w="60"/>
+              <w:right w:type="dxa" w:w="90"/>
+            </w:tcMar>
+          </w:tcPr>
+          <w:p>
+            <w:r>
+              <w:rPr>
+                <w:rFonts w:ascii="Arial" w:cs="Arial" w:eastAsia="Arial" w:hAnsi="Arial"/>
+                <w:sz w:val="19"/>
+                <w:szCs w:val="19"/>
+              </w:rPr>
+              <w:t xml:space="preserve">Off keeps the key but takes the provider's models out of every workspace's picker.</w:t>
+            </w:r>
+          </w:p>
+        </w:tc>
+      </w:tr>
+    </w:tbl>
+    <w:p>
+      <w:pPr>
+        <w:spacing w:after="120"/>
+      </w:pPr>
+    </w:p>
+    <w:p>
+      <w:pPr>
+        <w:spacing w:after="120"/>
+      </w:pPr>
+      <w:r>
+        <w:rPr>
+          <w:rFonts w:ascii="Arial" w:cs="Arial" w:eastAsia="Arial" w:hAnsi="Arial"/>
+          <w:b/>
+          <w:bCs/>
+          <w:sz w:val="21"/>
+          <w:szCs w:val="21"/>
+        </w:rPr>
+        <w:t xml:space="preserve">Check Connection</w:t>
+      </w:r>
+      <w:r>
+        <w:rPr>
+          <w:rFonts w:ascii="Arial" w:cs="Arial" w:eastAsia="Arial" w:hAnsi="Arial"/>
+          <w:sz w:val="21"/>
+          <w:szCs w:val="21"/>
+        </w:rPr>
+        <w:t xml:space="preserve"> reaches the provider with the key and looks for the two models in the account's model list. The result stays on the card (Connected, Failed with the reason, Not Checked after a new key). </w:t>
+      </w:r>
+      <w:r>
+        <w:rPr>
+          <w:rFonts w:ascii="Arial" w:cs="Arial" w:eastAsia="Arial" w:hAnsi="Arial"/>
+          <w:b/>
+          <w:bCs/>
+          <w:sz w:val="21"/>
+          <w:szCs w:val="21"/>
+        </w:rPr>
+        <w:t xml:space="preserve">Remove</w:t>
+      </w:r>
+      <w:r>
+        <w:rPr>
+          <w:rFonts w:ascii="Arial" w:cs="Arial" w:eastAsia="Arial" w:hAnsi="Arial"/>
+          <w:sz w:val="21"/>
+          <w:szCs w:val="21"/>
+        </w:rPr>
+        <w:t xml:space="preserve"> deletes the key and the card's settings; workspaces can no longer pick that provider.</w:t>
+      </w:r>
+    </w:p>
+    <w:p>
+      <w:pPr>
+        <w:spacing w:after="120"/>
+      </w:pPr>
+      <w:r>
+        <w:rPr>
+          <w:rFonts w:ascii="Arial" w:cs="Arial" w:eastAsia="Arial" w:hAnsi="Arial"/>
+          <w:sz w:val="21"/>
+          <w:szCs w:val="21"/>
+        </w:rPr>
+        <w:t xml:space="preserve">Model names are settings, not code: a newer model is a change on this page, not a release.</w:t>
+      </w:r>
+    </w:p>
+    <w:p>
+      <w:pPr>
+        <w:pStyle w:val="Heading2"/>
+        <w:spacing w:after="120" w:before="240"/>
+      </w:pPr>
+      <w:r>
+        <w:rPr>
+          <w:rFonts w:ascii="Arial" w:cs="Arial" w:eastAsia="Arial" w:hAnsi="Arial"/>
+        </w:rPr>
+        <w:t xml:space="preserve">Defaults</w:t>
+      </w:r>
+    </w:p>
+    <w:p>
+      <w:pPr>
+        <w:pStyle w:val="ListParagraph"/>
+        <w:numPr>
+          <w:ilvl w:val="0"/>
+          <w:numId w:val="2"/>
+        </w:numPr>
+        <w:spacing w:after="60"/>
+      </w:pPr>
+      <w:r>
+        <w:rPr>
+          <w:rFonts w:ascii="Arial" w:cs="Arial" w:eastAsia="Arial" w:hAnsi="Arial"/>
+          <w:b/>
+          <w:bCs/>
+          <w:sz w:val="21"/>
+          <w:szCs w:val="21"/>
+        </w:rPr>
+        <w:t xml:space="preserve">Default Model</w:t>
+      </w:r>
+      <w:r>
+        <w:rPr>
+          <w:rFonts w:ascii="Arial" w:cs="Arial" w:eastAsia="Arial" w:hAnsi="Arial"/>
+          <w:sz w:val="21"/>
+          <w:szCs w:val="21"/>
+        </w:rPr>
+        <w:t xml:space="preserve">: preselected for people who have not chosen one. A person's own choice is remembered in their browser.</w:t>
+      </w:r>
+    </w:p>
+    <w:p>
+      <w:pPr>
+        <w:pStyle w:val="ListParagraph"/>
+        <w:numPr>
+          <w:ilvl w:val="0"/>
+          <w:numId w:val="2"/>
+        </w:numPr>
+        <w:spacing w:after="60"/>
+      </w:pPr>
+      <w:r>
+        <w:rPr>
+          <w:rFonts w:ascii="Arial" w:cs="Arial" w:eastAsia="Arial" w:hAnsi="Arial"/>
+          <w:b/>
+          <w:bCs/>
+          <w:sz w:val="21"/>
+          <w:szCs w:val="21"/>
+        </w:rPr>
+        <w:t xml:space="preserve">Explain This Report May Send Totals</w:t>
+      </w:r>
+      <w:r>
+        <w:rPr>
+          <w:rFonts w:ascii="Arial" w:cs="Arial" w:eastAsia="Arial" w:hAnsi="Arial"/>
+          <w:sz w:val="21"/>
+          <w:szCs w:val="21"/>
+        </w:rPr>
+        <w:t xml:space="preserve">: whether the (coming) Explain This Report feature may send a report's totals to the model. Personal-data fields are never sent. Each workspace has its own switch under this one.</w:t>
+      </w:r>
+    </w:p>
+    <w:p>
+      <w:pPr>
+        <w:pStyle w:val="ListParagraph"/>
+        <w:numPr>
+          <w:ilvl w:val="0"/>
+          <w:numId w:val="2"/>
+        </w:numPr>
+        <w:spacing w:after="60"/>
+      </w:pPr>
+      <w:r>
+        <w:rPr>
+          <w:rFonts w:ascii="Arial" w:cs="Arial" w:eastAsia="Arial" w:hAnsi="Arial"/>
+          <w:b/>
+          <w:bCs/>
+          <w:sz w:val="21"/>
+          <w:szCs w:val="21"/>
+        </w:rPr>
+        <w:t xml:space="preserve">Prompts a Month</w:t>
+      </w:r>
+      <w:r>
+        <w:rPr>
+          <w:rFonts w:ascii="Arial" w:cs="Arial" w:eastAsia="Arial" w:hAnsi="Arial"/>
+          <w:sz w:val="21"/>
+          <w:szCs w:val="21"/>
+        </w:rPr>
+        <w:t xml:space="preserve">: read from the plans. Set it on each plan (Plans → AI prompts a month; empty means unlimited; the seeds are Starter 50, Growth 200, Enterprise unlimited). Only a draft counts; a question back or a no-field answer does not.</w:t>
+      </w:r>
+    </w:p>
+    <w:p>
+      <w:pPr>
+        <w:pStyle w:val="Heading2"/>
+        <w:spacing w:after="120" w:before="240"/>
+      </w:pPr>
+      <w:r>
+        <w:rPr>
+          <w:rFonts w:ascii="Arial" w:cs="Arial" w:eastAsia="Arial" w:hAnsi="Arial"/>
+        </w:rPr>
+        <w:t xml:space="preserve">This month, by workspace</w:t>
+      </w:r>
+    </w:p>
+    <w:p>
+      <w:pPr>
+        <w:spacing w:after="120"/>
+      </w:pPr>
+      <w:r>
+        <w:rPr>
+          <w:rFonts w:ascii="Arial" w:cs="Arial" w:eastAsia="Arial" w:hAnsi="Arial"/>
+          <w:sz w:val="21"/>
+          <w:szCs w:val="21"/>
+        </w:rPr>
+        <w:t xml:space="preserve">The table at the bottom counts this month's drafts by workspace and provider against the workspace's number. A workspace that reaches its number is told so at the prompt and can still build reports in the editor.</w:t>
+      </w:r>
+    </w:p>
+    <w:p>
+      <w:pPr>
+        <w:pStyle w:val="Heading2"/>
+        <w:spacing w:after="120" w:before="240"/>
+      </w:pPr>
+      <w:r>
+        <w:rPr>
+          <w:rFonts w:ascii="Arial" w:cs="Arial" w:eastAsia="Arial" w:hAnsi="Arial"/>
+        </w:rPr>
+        <w:t xml:space="preserve">What happens on a prompt</w:t>
+      </w:r>
+    </w:p>
+    <w:p>
+      <w:pPr>
+        <w:pStyle w:val="ListParagraph"/>
+        <w:numPr>
+          <w:ilvl w:val="0"/>
+          <w:numId w:val="3"/>
+        </w:numPr>
+        <w:spacing w:after="60"/>
+      </w:pPr>
+      <w:r>
+        <w:rPr>
+          <w:rFonts w:ascii="Arial" w:cs="Arial" w:eastAsia="Arial" w:hAnsi="Arial"/>
+          <w:sz w:val="21"/>
+          <w:szCs w:val="21"/>
+        </w:rPr>
+        <w:t xml:space="preserve">CEP checks the workspace's switch, the provider the person picked and the month's number.</w:t>
+      </w:r>
+    </w:p>
+    <w:p>
+      <w:pPr>
+        <w:pStyle w:val="ListParagraph"/>
+        <w:numPr>
+          <w:ilvl w:val="0"/>
+          <w:numId w:val="3"/>
+        </w:numPr>
+        <w:spacing w:after="60"/>
+      </w:pPr>
+      <w:r>
+        <w:rPr>
+          <w:rFonts w:ascii="Arial" w:cs="Arial" w:eastAsia="Arial" w:hAnsi="Arial"/>
+          <w:sz w:val="21"/>
+          <w:szCs w:val="21"/>
+        </w:rPr>
+        <w:t xml:space="preserve">It sends the provider the prompt and the catalogue of the datasets and fields that person may use (locked personal-data fields are left out), with the workspace's time zone and today's date, and asks for a reply in a fixed shape: a draft, one question, or no field for this.</w:t>
+      </w:r>
+    </w:p>
+    <w:p>
+      <w:pPr>
+        <w:pStyle w:val="ListParagraph"/>
+        <w:numPr>
+          <w:ilvl w:val="0"/>
+          <w:numId w:val="3"/>
+        </w:numPr>
+        <w:spacing w:after="60"/>
+      </w:pPr>
+      <w:r>
+        <w:rPr>
+          <w:rFonts w:ascii="Arial" w:cs="Arial" w:eastAsia="Arial" w:hAnsi="Arial"/>
+          <w:sz w:val="21"/>
+          <w:szCs w:val="21"/>
+        </w:rPr>
+        <w:t xml:space="preserve">A draft's definition is validated against the catalogue. One that does not fit is sent back once with the reason; a second miss is reported to the person as a failure, nothing is saved.</w:t>
+      </w:r>
+    </w:p>
+    <w:p>
+      <w:pPr>
+        <w:pStyle w:val="ListParagraph"/>
+        <w:numPr>
+          <w:ilvl w:val="0"/>
+          <w:numId w:val="3"/>
+        </w:numPr>
+        <w:spacing w:after="60"/>
+      </w:pPr>
+      <w:r>
+        <w:rPr>
+          <w:rFonts w:ascii="Arial" w:cs="Arial" w:eastAsia="Arial" w:hAnsi="Arial"/>
+          <w:sz w:val="21"/>
+          <w:szCs w:val="21"/>
+        </w:rPr>
+        <w:t xml:space="preserve">A draft is previewed under the preview cap for its row count, recorded against the month, and shown in words. </w:t>
+      </w:r>
+      <w:r>
+        <w:rPr>
+          <w:rFonts w:ascii="Arial" w:cs="Arial" w:eastAsia="Arial" w:hAnsi="Arial"/>
+          <w:b/>
+          <w:bCs/>
+          <w:sz w:val="21"/>
+          <w:szCs w:val="21"/>
+        </w:rPr>
+        <w:t xml:space="preserve">Open in Editor</w:t>
+      </w:r>
+      <w:r>
+        <w:rPr>
+          <w:rFonts w:ascii="Arial" w:cs="Arial" w:eastAsia="Arial" w:hAnsi="Arial"/>
+          <w:sz w:val="21"/>
+          <w:szCs w:val="21"/>
+        </w:rPr>
+        <w:t xml:space="preserve"> makes it a private report of the person's, with its first version noted "Drafted by AI".</w:t>
+      </w:r>
+    </w:p>
+    <w:p>
+      <w:pPr>
+        <w:pStyle w:val="ListParagraph"/>
+        <w:numPr>
+          <w:ilvl w:val="0"/>
+          <w:numId w:val="3"/>
+        </w:numPr>
+        <w:spacing w:after="60"/>
+      </w:pPr>
+      <w:r>
+        <w:rPr>
+          <w:rFonts w:ascii="Arial" w:cs="Arial" w:eastAsia="Arial" w:hAnsi="Arial"/>
+          <w:sz w:val="21"/>
+          <w:szCs w:val="21"/>
+        </w:rPr>
+        <w:t xml:space="preserve">Every prompt, its model, outcome, token counts and draft are kept in the workspace for 90 days.</w:t>
+      </w:r>
+    </w:p>
+    <w:p>
+      <w:pPr>
+        <w:pStyle w:val="Heading2"/>
+        <w:spacing w:after="120" w:before="240"/>
+      </w:pPr>
+      <w:r>
+        <w:rPr>
+          <w:rFonts w:ascii="Arial" w:cs="Arial" w:eastAsia="Arial" w:hAnsi="Arial"/>
+        </w:rPr>
+        <w:t xml:space="preserve">When something is off</w:t>
+      </w:r>
+    </w:p>
+    <w:p>
+      <w:pPr>
+        <w:pStyle w:val="ListParagraph"/>
+        <w:numPr>
+          <w:ilvl w:val="0"/>
+          <w:numId w:val="2"/>
+        </w:numPr>
+        <w:spacing w:after="60"/>
+      </w:pPr>
+      <w:r>
+        <w:rPr>
+          <w:rFonts w:ascii="Arial" w:cs="Arial" w:eastAsia="Arial" w:hAnsi="Arial"/>
+          <w:sz w:val="21"/>
+          <w:szCs w:val="21"/>
+        </w:rPr>
+        <w:t xml:space="preserve">The page says patch 0055 is missing: apply it; until then no workspace is offered AI.</w:t>
+      </w:r>
+    </w:p>
+    <w:p>
+      <w:pPr>
+        <w:pStyle w:val="ListParagraph"/>
+        <w:numPr>
+          <w:ilvl w:val="0"/>
+          <w:numId w:val="2"/>
+        </w:numPr>
+        <w:spacing w:after="60"/>
+      </w:pPr>
+      <w:r>
+        <w:rPr>
+          <w:rFonts w:ascii="Arial" w:cs="Arial" w:eastAsia="Arial" w:hAnsi="Arial"/>
+          <w:sz w:val="21"/>
+          <w:szCs w:val="21"/>
+        </w:rPr>
+        <w:t xml:space="preserve">A workspace sees no prompt box: no provider is switched on here, or the workspace switched AI off, or the person cannot build reports (the box needs the report.edit right).</w:t>
+      </w:r>
+    </w:p>
+    <w:p>
+      <w:pPr>
+        <w:pStyle w:val="ListParagraph"/>
+        <w:numPr>
+          <w:ilvl w:val="0"/>
+          <w:numId w:val="2"/>
+        </w:numPr>
+        <w:spacing w:after="60"/>
+      </w:pPr>
+      <w:r>
+        <w:rPr>
+          <w:rFonts w:ascii="Arial" w:cs="Arial" w:eastAsia="Arial" w:hAnsi="Arial"/>
+          <w:sz w:val="21"/>
+          <w:szCs w:val="21"/>
+        </w:rPr>
+        <w:t xml:space="preserve">Check Connection says a model is not in the account's list: the name is wrong for that account, or the account has no access to it; the prompt will fail until it is fixed.</w:t>
       </w:r>
     </w:p>
     <w:sectPr>

--- a/docs/manuals/CEP_Platform_Guide.docx
+++ b/docs/manuals/CEP_Platform_Guide.docx
@@ -2058,6 +2058,20 @@
           <w:szCs w:val="20"/>
         </w:rPr>
         <w:t xml:space="preserve">The providers</w:t>
+      </w:r>
+    </w:p>
+    <w:p>
+      <w:pPr>
+        <w:spacing w:after="40"/>
+        <w:ind w:left="400"/>
+      </w:pPr>
+      <w:r>
+        <w:rPr>
+          <w:rFonts w:ascii="Arial" w:cs="Arial" w:eastAsia="Arial" w:hAnsi="Arial"/>
+          <w:sz w:val="20"/>
+          <w:szCs w:val="20"/>
+        </w:rPr>
+        <w:t xml:space="preserve">A workspace's own key</w:t>
       </w:r>
     </w:p>
     <w:p>
@@ -30083,6 +30097,47 @@
           <w:szCs w:val="21"/>
         </w:rPr>
         <w:t xml:space="preserve">Model names are settings, not code: a newer model is a change on this page, not a release.</w:t>
+      </w:r>
+    </w:p>
+    <w:p>
+      <w:pPr>
+        <w:pStyle w:val="Heading2"/>
+        <w:spacing w:after="120" w:before="240"/>
+      </w:pPr>
+      <w:r>
+        <w:rPr>
+          <w:rFonts w:ascii="Arial" w:cs="Arial" w:eastAsia="Arial" w:hAnsi="Arial"/>
+        </w:rPr>
+        <w:t xml:space="preserve">A workspace's own key</w:t>
+      </w:r>
+    </w:p>
+    <w:p>
+      <w:pPr>
+        <w:spacing w:after="120"/>
+      </w:pPr>
+      <w:r>
+        <w:rPr>
+          <w:rFonts w:ascii="Arial" w:cs="Arial" w:eastAsia="Arial" w:hAnsi="Arial"/>
+          <w:sz w:val="21"/>
+          <w:szCs w:val="21"/>
+        </w:rPr>
+        <w:t xml:space="preserve">A workspace may enter its own key for either provider under Settings → AI Assistant, with the two models to offer. Its own key wins over the platform's for that provider, so a workspace can use a provider the platform does not offer, or keep its prompts on its own account. Prompts on a workspace's own key are not counted against its plan and do not appear in the table below; the row is the workspace's, in </w:t>
+      </w:r>
+      <w:r>
+        <w:rPr>
+          <w:rFonts w:ascii="Consolas" w:cs="Consolas" w:eastAsia="Consolas" w:hAnsi="Consolas"/>
+          <w:sz w:val="21"/>
+          <w:szCs w:val="21"/>
+        </w:rPr>
+        <w:t xml:space="preserve">ai_provider</w:t>
+      </w:r>
+      <w:r>
+        <w:rPr>
+          <w:rFonts w:ascii="Arial" w:cs="Arial" w:eastAsia="Arial" w:hAnsi="Arial"/>
+          <w:sz w:val="21"/>
+          <w:szCs w:val="21"/>
+        </w:rPr>
+        <w:t xml:space="preserve"> with its tenant id, and never shown here.</w:t>
       </w:r>
     </w:p>
     <w:p>

--- a/docs/manuals/CEP_Platform_Guide.docx
+++ b/docs/manuals/CEP_Platform_Guide.docx
@@ -39,7 +39,7 @@
           <w:sz w:val="20"/>
           <w:szCs w:val="20"/>
         </w:rPr>
-        <w:t xml:space="preserve">Built 2026-10-16 from docs/manuals/platform-guide</w:t>
+        <w:t xml:space="preserve">Built 2026-10-17 from docs/manuals/platform-guide</w:t>
       </w:r>
     </w:p>
     <w:p>
@@ -2030,6 +2030,20 @@
           <w:szCs w:val="22"/>
         </w:rPr>
         <w:t xml:space="preserve">AI Assistant</w:t>
+      </w:r>
+    </w:p>
+    <w:p>
+      <w:pPr>
+        <w:spacing w:after="40"/>
+        <w:ind w:left="400"/>
+      </w:pPr>
+      <w:r>
+        <w:rPr>
+          <w:rFonts w:ascii="Arial" w:cs="Arial" w:eastAsia="Arial" w:hAnsi="Arial"/>
+          <w:sz w:val="20"/>
+          <w:szCs w:val="20"/>
+        </w:rPr>
+        <w:t xml:space="preserve">Step by step: switching AI on</w:t>
       </w:r>
     </w:p>
     <w:p>
@@ -29665,6 +29679,216 @@
           <w:szCs w:val="21"/>
         </w:rPr>
         <w:t xml:space="preserve"> Configuration → AI Assistant.</w:t>
+      </w:r>
+    </w:p>
+    <w:p>
+      <w:pPr>
+        <w:pStyle w:val="Heading2"/>
+        <w:spacing w:after="120" w:before="240"/>
+      </w:pPr>
+      <w:r>
+        <w:rPr>
+          <w:rFonts w:ascii="Arial" w:cs="Arial" w:eastAsia="Arial" w:hAnsi="Arial"/>
+        </w:rPr>
+        <w:t xml:space="preserve">Step by step: switching AI on</w:t>
+      </w:r>
+    </w:p>
+    <w:p>
+      <w:pPr>
+        <w:pStyle w:val="ListParagraph"/>
+        <w:numPr>
+          <w:ilvl w:val="0"/>
+          <w:numId w:val="3"/>
+        </w:numPr>
+        <w:spacing w:after="60"/>
+      </w:pPr>
+      <w:r>
+        <w:rPr>
+          <w:rFonts w:ascii="Arial" w:cs="Arial" w:eastAsia="Arial" w:hAnsi="Arial"/>
+          <w:sz w:val="21"/>
+          <w:szCs w:val="21"/>
+        </w:rPr>
+        <w:t xml:space="preserve">Open Configuration → AI Assistant in the back-office.</w:t>
+      </w:r>
+    </w:p>
+    <w:p>
+      <w:pPr>
+        <w:pStyle w:val="ListParagraph"/>
+        <w:numPr>
+          <w:ilvl w:val="0"/>
+          <w:numId w:val="3"/>
+        </w:numPr>
+        <w:spacing w:after="60"/>
+      </w:pPr>
+      <w:r>
+        <w:rPr>
+          <w:rFonts w:ascii="Arial" w:cs="Arial" w:eastAsia="Arial" w:hAnsi="Arial"/>
+          <w:sz w:val="21"/>
+          <w:szCs w:val="21"/>
+        </w:rPr>
+        <w:t xml:space="preserve">On the Claude (Anthropic) or OpenAI card, paste the API key from the provider's console, keep or change the two model names, leave </w:t>
+      </w:r>
+      <w:r>
+        <w:rPr>
+          <w:rFonts w:ascii="Arial" w:cs="Arial" w:eastAsia="Arial" w:hAnsi="Arial"/>
+          <w:b/>
+          <w:bCs/>
+          <w:sz w:val="21"/>
+          <w:szCs w:val="21"/>
+        </w:rPr>
+        <w:t xml:space="preserve">Workspaces May Use This Provider</w:t>
+      </w:r>
+      <w:r>
+        <w:rPr>
+          <w:rFonts w:ascii="Arial" w:cs="Arial" w:eastAsia="Arial" w:hAnsi="Arial"/>
+          <w:sz w:val="21"/>
+          <w:szCs w:val="21"/>
+        </w:rPr>
+        <w:t xml:space="preserve"> on, and press </w:t>
+      </w:r>
+      <w:r>
+        <w:rPr>
+          <w:rFonts w:ascii="Arial" w:cs="Arial" w:eastAsia="Arial" w:hAnsi="Arial"/>
+          <w:b/>
+          <w:bCs/>
+          <w:sz w:val="21"/>
+          <w:szCs w:val="21"/>
+        </w:rPr>
+        <w:t xml:space="preserve">Save</w:t>
+      </w:r>
+      <w:r>
+        <w:rPr>
+          <w:rFonts w:ascii="Arial" w:cs="Arial" w:eastAsia="Arial" w:hAnsi="Arial"/>
+          <w:sz w:val="21"/>
+          <w:szCs w:val="21"/>
+        </w:rPr>
+        <w:t xml:space="preserve">.</w:t>
+      </w:r>
+    </w:p>
+    <w:p>
+      <w:pPr>
+        <w:pStyle w:val="ListParagraph"/>
+        <w:numPr>
+          <w:ilvl w:val="0"/>
+          <w:numId w:val="3"/>
+        </w:numPr>
+        <w:spacing w:after="60"/>
+      </w:pPr>
+      <w:r>
+        <w:rPr>
+          <w:rFonts w:ascii="Arial" w:cs="Arial" w:eastAsia="Arial" w:hAnsi="Arial"/>
+          <w:sz w:val="21"/>
+          <w:szCs w:val="21"/>
+        </w:rPr>
+        <w:t xml:space="preserve">Press </w:t>
+      </w:r>
+      <w:r>
+        <w:rPr>
+          <w:rFonts w:ascii="Arial" w:cs="Arial" w:eastAsia="Arial" w:hAnsi="Arial"/>
+          <w:b/>
+          <w:bCs/>
+          <w:sz w:val="21"/>
+          <w:szCs w:val="21"/>
+        </w:rPr>
+        <w:t xml:space="preserve">Check Connection</w:t>
+      </w:r>
+      <w:r>
+        <w:rPr>
+          <w:rFonts w:ascii="Arial" w:cs="Arial" w:eastAsia="Arial" w:hAnsi="Arial"/>
+          <w:sz w:val="21"/>
+          <w:szCs w:val="21"/>
+        </w:rPr>
+        <w:t xml:space="preserve">. The card shows Connected with the time, or Failed with the provider's reason; the check also says when a model name is not in the account's list.</w:t>
+      </w:r>
+    </w:p>
+    <w:p>
+      <w:pPr>
+        <w:pStyle w:val="ListParagraph"/>
+        <w:numPr>
+          <w:ilvl w:val="0"/>
+          <w:numId w:val="3"/>
+        </w:numPr>
+        <w:spacing w:after="60"/>
+      </w:pPr>
+      <w:r>
+        <w:rPr>
+          <w:rFonts w:ascii="Arial" w:cs="Arial" w:eastAsia="Arial" w:hAnsi="Arial"/>
+          <w:sz w:val="21"/>
+          <w:szCs w:val="21"/>
+        </w:rPr>
+        <w:t xml:space="preserve">Under the cards, choose the </w:t>
+      </w:r>
+      <w:r>
+        <w:rPr>
+          <w:rFonts w:ascii="Arial" w:cs="Arial" w:eastAsia="Arial" w:hAnsi="Arial"/>
+          <w:b/>
+          <w:bCs/>
+          <w:sz w:val="21"/>
+          <w:szCs w:val="21"/>
+        </w:rPr>
+        <w:t xml:space="preserve">Default Model</w:t>
+      </w:r>
+      <w:r>
+        <w:rPr>
+          <w:rFonts w:ascii="Arial" w:cs="Arial" w:eastAsia="Arial" w:hAnsi="Arial"/>
+          <w:sz w:val="21"/>
+          <w:szCs w:val="21"/>
+        </w:rPr>
+        <w:t xml:space="preserve"> and whether </w:t>
+      </w:r>
+      <w:r>
+        <w:rPr>
+          <w:rFonts w:ascii="Arial" w:cs="Arial" w:eastAsia="Arial" w:hAnsi="Arial"/>
+          <w:b/>
+          <w:bCs/>
+          <w:sz w:val="21"/>
+          <w:szCs w:val="21"/>
+        </w:rPr>
+        <w:t xml:space="preserve">Explain This Report May Send Totals</w:t>
+      </w:r>
+      <w:r>
+        <w:rPr>
+          <w:rFonts w:ascii="Arial" w:cs="Arial" w:eastAsia="Arial" w:hAnsi="Arial"/>
+          <w:sz w:val="21"/>
+          <w:szCs w:val="21"/>
+        </w:rPr>
+        <w:t xml:space="preserve">, then </w:t>
+      </w:r>
+      <w:r>
+        <w:rPr>
+          <w:rFonts w:ascii="Arial" w:cs="Arial" w:eastAsia="Arial" w:hAnsi="Arial"/>
+          <w:b/>
+          <w:bCs/>
+          <w:sz w:val="21"/>
+          <w:szCs w:val="21"/>
+        </w:rPr>
+        <w:t xml:space="preserve">Save</w:t>
+      </w:r>
+      <w:r>
+        <w:rPr>
+          <w:rFonts w:ascii="Arial" w:cs="Arial" w:eastAsia="Arial" w:hAnsi="Arial"/>
+          <w:sz w:val="21"/>
+          <w:szCs w:val="21"/>
+        </w:rPr>
+        <w:t xml:space="preserve">. The plans' prompts a month are set on each plan.</w:t>
+      </w:r>
+    </w:p>
+    <w:p>
+      <w:pPr>
+        <w:pStyle w:val="ListParagraph"/>
+        <w:numPr>
+          <w:ilvl w:val="0"/>
+          <w:numId w:val="3"/>
+        </w:numPr>
+        <w:spacing w:after="60"/>
+      </w:pPr>
+      <w:r>
+        <w:rPr>
+          <w:rFonts w:ascii="Arial" w:cs="Arial" w:eastAsia="Arial" w:hAnsi="Arial"/>
+          <w:sz w:val="21"/>
+          <w:szCs w:val="21"/>
+        </w:rPr>
+        <w:t xml:space="preserve">From then on every workspace on a plan with prompts sees Ask for a Report above its report list, unless its administrator switches AI off under Settings → AI Assistant. The table at the bottom counts this month's drafts by workspace.</w:t>
       </w:r>
     </w:p>
     <w:p>

--- a/docs/manuals/CEP_Platform_Guide.docx
+++ b/docs/manuals/CEP_Platform_Guide.docx
@@ -27596,6 +27596,130 @@
                 <w:szCs w:val="19"/>
               </w:rPr>
               <w:t xml:space="preserve">Each with its key, label, the column behind it, its type (string, number, date, datetime, boolean), its role (dimension or measure), the aggregates it allows (sum, count, distinct count, average, min, max), its display format (integer, decimal, money, percent, date, datetime) and its sensitivity.</w:t>
+            </w:r>
+          </w:p>
+        </w:tc>
+      </w:tr>
+      <w:tr>
+        <w:tc>
+          <w:tcPr>
+            <w:tcW w:type="dxa" w:w="2600"/>
+            <w:tcMar>
+              <w:top w:type="dxa" w:w="60"/>
+              <w:left w:type="dxa" w:w="90"/>
+              <w:bottom w:type="dxa" w:w="60"/>
+              <w:right w:type="dxa" w:w="90"/>
+            </w:tcMar>
+          </w:tcPr>
+          <w:p>
+            <w:r>
+              <w:rPr>
+                <w:rFonts w:ascii="Arial" w:cs="Arial" w:eastAsia="Arial" w:hAnsi="Arial"/>
+                <w:sz w:val="19"/>
+                <w:szCs w:val="19"/>
+              </w:rPr>
+              <w:t xml:space="preserve">Formula</w:t>
+            </w:r>
+          </w:p>
+        </w:tc>
+        <w:tc>
+          <w:tcPr>
+            <w:tcW w:type="dxa" w:w="7480"/>
+            <w:tcMar>
+              <w:top w:type="dxa" w:w="60"/>
+              <w:left w:type="dxa" w:w="90"/>
+              <w:bottom w:type="dxa" w:w="60"/>
+              <w:right w:type="dxa" w:w="90"/>
+            </w:tcMar>
+          </w:tcPr>
+          <w:p>
+            <w:r>
+              <w:rPr>
+                <w:rFonts w:ascii="Arial" w:cs="Arial" w:eastAsia="Arial" w:hAnsi="Arial"/>
+                <w:sz w:val="19"/>
+                <w:szCs w:val="19"/>
+              </w:rPr>
+              <w:t xml:space="preserve">Makes the field a calculated measure: </w:t>
+            </w:r>
+            <w:r>
+              <w:rPr>
+                <w:rFonts w:ascii="Consolas" w:cs="Consolas" w:eastAsia="Consolas" w:hAnsi="Consolas"/>
+                <w:sz w:val="19"/>
+                <w:szCs w:val="19"/>
+              </w:rPr>
+              <w:t xml:space="preserve">{"op": "ratio", "left": {"field": "delivered", "aggregate": "sum"}, "right": {"field": "sent", "aggregate": "sum"}, "scale": 100}</w:t>
+            </w:r>
+            <w:r>
+              <w:rPr>
+                <w:rFonts w:ascii="Arial" w:cs="Arial" w:eastAsia="Arial" w:hAnsi="Arial"/>
+                <w:sz w:val="19"/>
+                <w:szCs w:val="19"/>
+              </w:rPr>
+              <w:t xml:space="preserve">. </w:t>
+            </w:r>
+            <w:r>
+              <w:rPr>
+                <w:rFonts w:ascii="Consolas" w:cs="Consolas" w:eastAsia="Consolas" w:hAnsi="Consolas"/>
+                <w:sz w:val="19"/>
+                <w:szCs w:val="19"/>
+              </w:rPr>
+              <w:t xml:space="preserve">op</w:t>
+            </w:r>
+            <w:r>
+              <w:rPr>
+                <w:rFonts w:ascii="Arial" w:cs="Arial" w:eastAsia="Arial" w:hAnsi="Arial"/>
+                <w:sz w:val="19"/>
+                <w:szCs w:val="19"/>
+              </w:rPr>
+              <w:t xml:space="preserve"> is ratio, difference, sum or product; a side is a measure of the same dataset with one of its aggregates, or </w:t>
+            </w:r>
+            <w:r>
+              <w:rPr>
+                <w:rFonts w:ascii="Consolas" w:cs="Consolas" w:eastAsia="Consolas" w:hAnsi="Consolas"/>
+                <w:sz w:val="19"/>
+                <w:szCs w:val="19"/>
+              </w:rPr>
+              <w:t xml:space="preserve">{"value": n}</w:t>
+            </w:r>
+            <w:r>
+              <w:rPr>
+                <w:rFonts w:ascii="Arial" w:cs="Arial" w:eastAsia="Arial" w:hAnsi="Arial"/>
+                <w:sz w:val="19"/>
+                <w:szCs w:val="19"/>
+              </w:rPr>
+              <w:t xml:space="preserve">; </w:t>
+            </w:r>
+            <w:r>
+              <w:rPr>
+                <w:rFonts w:ascii="Consolas" w:cs="Consolas" w:eastAsia="Consolas" w:hAnsi="Consolas"/>
+                <w:sz w:val="19"/>
+                <w:szCs w:val="19"/>
+              </w:rPr>
+              <w:t xml:space="preserve">scale</w:t>
+            </w:r>
+            <w:r>
+              <w:rPr>
+                <w:rFonts w:ascii="Arial" w:cs="Arial" w:eastAsia="Arial" w:hAnsi="Arial"/>
+                <w:sz w:val="19"/>
+                <w:szCs w:val="19"/>
+              </w:rPr>
+              <w:t xml:space="preserve"> multiplies the result (100 for a percentage). The row is saved as a number measure with the aggregate </w:t>
+            </w:r>
+            <w:r>
+              <w:rPr>
+                <w:rFonts w:ascii="Consolas" w:cs="Consolas" w:eastAsia="Consolas" w:hAnsi="Consolas"/>
+                <w:sz w:val="19"/>
+                <w:szCs w:val="19"/>
+              </w:rPr>
+              <w:t xml:space="preserve">calc</w:t>
+            </w:r>
+            <w:r>
+              <w:rPr>
+                <w:rFonts w:ascii="Arial" w:cs="Arial" w:eastAsia="Arial" w:hAnsi="Arial"/>
+                <w:sz w:val="19"/>
+                <w:szCs w:val="19"/>
+              </w:rPr>
+              <w:t xml:space="preserve">; the column is a placeholder (the key is used when it is left empty). The form refuses a formula that does not fit the dataset's fields. Delivered, Open, Click and Bounce Rate, Average Order Value and Conversion Rate are seeded.</w:t>
             </w:r>
           </w:p>
         </w:tc>

--- a/docs/manuals/CEP_Platform_Guide.docx
+++ b/docs/manuals/CEP_Platform_Guide.docx
@@ -1932,6 +1932,20 @@
           <w:szCs w:val="22"/>
         </w:rPr>
         <w:t xml:space="preserve">Report Datasets and Report Engines</w:t>
+      </w:r>
+    </w:p>
+    <w:p>
+      <w:pPr>
+        <w:spacing w:after="40"/>
+        <w:ind w:left="400"/>
+      </w:pPr>
+      <w:r>
+        <w:rPr>
+          <w:rFonts w:ascii="Arial" w:cs="Arial" w:eastAsia="Arial" w:hAnsi="Arial"/>
+          <w:sz w:val="20"/>
+          <w:szCs w:val="20"/>
+        </w:rPr>
+        <w:t xml:space="preserve">Step by step: a calculated measure</w:t>
       </w:r>
     </w:p>
     <w:p>
@@ -27038,6 +27052,314 @@
           <w:szCs w:val="21"/>
         </w:rPr>
         <w:t xml:space="preserve"> Configuration → Report Datasets, and Configuration → Report Engines.</w:t>
+      </w:r>
+    </w:p>
+    <w:p>
+      <w:pPr>
+        <w:pStyle w:val="Heading2"/>
+        <w:spacing w:after="120" w:before="240"/>
+      </w:pPr>
+      <w:r>
+        <w:rPr>
+          <w:rFonts w:ascii="Arial" w:cs="Arial" w:eastAsia="Arial" w:hAnsi="Arial"/>
+        </w:rPr>
+        <w:t xml:space="preserve">Step by step: a calculated measure</w:t>
+      </w:r>
+    </w:p>
+    <w:p>
+      <w:pPr>
+        <w:pStyle w:val="ListParagraph"/>
+        <w:numPr>
+          <w:ilvl w:val="0"/>
+          <w:numId w:val="3"/>
+        </w:numPr>
+        <w:spacing w:after="60"/>
+      </w:pPr>
+      <w:r>
+        <w:rPr>
+          <w:rFonts w:ascii="Arial" w:cs="Arial" w:eastAsia="Arial" w:hAnsi="Arial"/>
+          <w:sz w:val="21"/>
+          <w:szCs w:val="21"/>
+        </w:rPr>
+        <w:t xml:space="preserve">Open Configuration → Report Datasets and open the dataset, such as Messages.</w:t>
+      </w:r>
+    </w:p>
+    <w:p>
+      <w:pPr>
+        <w:pStyle w:val="ListParagraph"/>
+        <w:numPr>
+          <w:ilvl w:val="0"/>
+          <w:numId w:val="3"/>
+        </w:numPr>
+        <w:spacing w:after="60"/>
+      </w:pPr>
+      <w:r>
+        <w:rPr>
+          <w:rFonts w:ascii="Arial" w:cs="Arial" w:eastAsia="Arial" w:hAnsi="Arial"/>
+          <w:sz w:val="21"/>
+          <w:szCs w:val="21"/>
+        </w:rPr>
+        <w:t xml:space="preserve">On a new field row, give the key (delivered_rate) and the label (Delivered Rate), put the key in </w:t>
+      </w:r>
+      <w:r>
+        <w:rPr>
+          <w:rFonts w:ascii="Arial" w:cs="Arial" w:eastAsia="Arial" w:hAnsi="Arial"/>
+          <w:b/>
+          <w:bCs/>
+          <w:sz w:val="21"/>
+          <w:szCs w:val="21"/>
+        </w:rPr>
+        <w:t xml:space="preserve">Column name</w:t>
+      </w:r>
+      <w:r>
+        <w:rPr>
+          <w:rFonts w:ascii="Arial" w:cs="Arial" w:eastAsia="Arial" w:hAnsi="Arial"/>
+          <w:sz w:val="21"/>
+          <w:szCs w:val="21"/>
+        </w:rPr>
+        <w:t xml:space="preserve"> too (a formula reads no column), set </w:t>
+      </w:r>
+      <w:r>
+        <w:rPr>
+          <w:rFonts w:ascii="Arial" w:cs="Arial" w:eastAsia="Arial" w:hAnsi="Arial"/>
+          <w:b/>
+          <w:bCs/>
+          <w:sz w:val="21"/>
+          <w:szCs w:val="21"/>
+        </w:rPr>
+        <w:t xml:space="preserve">Type</w:t>
+      </w:r>
+      <w:r>
+        <w:rPr>
+          <w:rFonts w:ascii="Arial" w:cs="Arial" w:eastAsia="Arial" w:hAnsi="Arial"/>
+          <w:sz w:val="21"/>
+          <w:szCs w:val="21"/>
+        </w:rPr>
+        <w:t xml:space="preserve"> to number, </w:t>
+      </w:r>
+      <w:r>
+        <w:rPr>
+          <w:rFonts w:ascii="Arial" w:cs="Arial" w:eastAsia="Arial" w:hAnsi="Arial"/>
+          <w:b/>
+          <w:bCs/>
+          <w:sz w:val="21"/>
+          <w:szCs w:val="21"/>
+        </w:rPr>
+        <w:t xml:space="preserve">Role</w:t>
+      </w:r>
+      <w:r>
+        <w:rPr>
+          <w:rFonts w:ascii="Arial" w:cs="Arial" w:eastAsia="Arial" w:hAnsi="Arial"/>
+          <w:sz w:val="21"/>
+          <w:szCs w:val="21"/>
+        </w:rPr>
+        <w:t xml:space="preserve"> to measure and the </w:t>
+      </w:r>
+      <w:r>
+        <w:rPr>
+          <w:rFonts w:ascii="Arial" w:cs="Arial" w:eastAsia="Arial" w:hAnsi="Arial"/>
+          <w:b/>
+          <w:bCs/>
+          <w:sz w:val="21"/>
+          <w:szCs w:val="21"/>
+        </w:rPr>
+        <w:t xml:space="preserve">Display format</w:t>
+      </w:r>
+      <w:r>
+        <w:rPr>
+          <w:rFonts w:ascii="Arial" w:cs="Arial" w:eastAsia="Arial" w:hAnsi="Arial"/>
+          <w:sz w:val="21"/>
+          <w:szCs w:val="21"/>
+        </w:rPr>
+        <w:t xml:space="preserve"> (percent for a rate).</w:t>
+      </w:r>
+    </w:p>
+    <w:p>
+      <w:pPr>
+        <w:pStyle w:val="ListParagraph"/>
+        <w:numPr>
+          <w:ilvl w:val="0"/>
+          <w:numId w:val="3"/>
+        </w:numPr>
+        <w:spacing w:after="60"/>
+      </w:pPr>
+      <w:r>
+        <w:rPr>
+          <w:rFonts w:ascii="Arial" w:cs="Arial" w:eastAsia="Arial" w:hAnsi="Arial"/>
+          <w:sz w:val="21"/>
+          <w:szCs w:val="21"/>
+        </w:rPr>
+        <w:t xml:space="preserve">Fill in </w:t>
+      </w:r>
+      <w:r>
+        <w:rPr>
+          <w:rFonts w:ascii="Arial" w:cs="Arial" w:eastAsia="Arial" w:hAnsi="Arial"/>
+          <w:b/>
+          <w:bCs/>
+          <w:sz w:val="21"/>
+          <w:szCs w:val="21"/>
+        </w:rPr>
+        <w:t xml:space="preserve">Formula</w:t>
+      </w:r>
+      <w:r>
+        <w:rPr>
+          <w:rFonts w:ascii="Arial" w:cs="Arial" w:eastAsia="Arial" w:hAnsi="Arial"/>
+          <w:sz w:val="21"/>
+          <w:szCs w:val="21"/>
+        </w:rPr>
+        <w:t xml:space="preserve">, for example: </w:t>
+      </w:r>
+      <w:r>
+        <w:rPr>
+          <w:rFonts w:ascii="Consolas" w:cs="Consolas" w:eastAsia="Consolas" w:hAnsi="Consolas"/>
+          <w:sz w:val="21"/>
+          <w:szCs w:val="21"/>
+        </w:rPr>
+        <w:t xml:space="preserve">{"op": "ratio", "left": {"field": "delivered", "aggregate": "sum"}, "right": {"field": "sent", "aggregate": "sum"}, "scale": 100}</w:t>
+      </w:r>
+      <w:r>
+        <w:rPr>
+          <w:rFonts w:ascii="Arial" w:cs="Arial" w:eastAsia="Arial" w:hAnsi="Arial"/>
+          <w:sz w:val="21"/>
+          <w:szCs w:val="21"/>
+        </w:rPr>
+        <w:t xml:space="preserve">. </w:t>
+      </w:r>
+      <w:r>
+        <w:rPr>
+          <w:rFonts w:ascii="Consolas" w:cs="Consolas" w:eastAsia="Consolas" w:hAnsi="Consolas"/>
+          <w:sz w:val="21"/>
+          <w:szCs w:val="21"/>
+        </w:rPr>
+        <w:t xml:space="preserve">op</w:t>
+      </w:r>
+      <w:r>
+        <w:rPr>
+          <w:rFonts w:ascii="Arial" w:cs="Arial" w:eastAsia="Arial" w:hAnsi="Arial"/>
+          <w:sz w:val="21"/>
+          <w:szCs w:val="21"/>
+        </w:rPr>
+        <w:t xml:space="preserve"> is ratio, difference, sum or product; a side is a measure of the same dataset with one of its aggregates, or </w:t>
+      </w:r>
+      <w:r>
+        <w:rPr>
+          <w:rFonts w:ascii="Consolas" w:cs="Consolas" w:eastAsia="Consolas" w:hAnsi="Consolas"/>
+          <w:sz w:val="21"/>
+          <w:szCs w:val="21"/>
+        </w:rPr>
+        <w:t xml:space="preserve">{"value": 2}</w:t>
+      </w:r>
+      <w:r>
+        <w:rPr>
+          <w:rFonts w:ascii="Arial" w:cs="Arial" w:eastAsia="Arial" w:hAnsi="Arial"/>
+          <w:sz w:val="21"/>
+          <w:szCs w:val="21"/>
+        </w:rPr>
+        <w:t xml:space="preserve">; </w:t>
+      </w:r>
+      <w:r>
+        <w:rPr>
+          <w:rFonts w:ascii="Consolas" w:cs="Consolas" w:eastAsia="Consolas" w:hAnsi="Consolas"/>
+          <w:sz w:val="21"/>
+          <w:szCs w:val="21"/>
+        </w:rPr>
+        <w:t xml:space="preserve">scale</w:t>
+      </w:r>
+      <w:r>
+        <w:rPr>
+          <w:rFonts w:ascii="Arial" w:cs="Arial" w:eastAsia="Arial" w:hAnsi="Arial"/>
+          <w:sz w:val="21"/>
+          <w:szCs w:val="21"/>
+        </w:rPr>
+        <w:t xml:space="preserve"> multiplies the result.</w:t>
+      </w:r>
+    </w:p>
+    <w:p>
+      <w:pPr>
+        <w:pStyle w:val="ListParagraph"/>
+        <w:numPr>
+          <w:ilvl w:val="0"/>
+          <w:numId w:val="3"/>
+        </w:numPr>
+        <w:spacing w:after="60"/>
+      </w:pPr>
+      <w:r>
+        <w:rPr>
+          <w:rFonts w:ascii="Arial" w:cs="Arial" w:eastAsia="Arial" w:hAnsi="Arial"/>
+          <w:sz w:val="21"/>
+          <w:szCs w:val="21"/>
+        </w:rPr>
+        <w:t xml:space="preserve">Press </w:t>
+      </w:r>
+      <w:r>
+        <w:rPr>
+          <w:rFonts w:ascii="Arial" w:cs="Arial" w:eastAsia="Arial" w:hAnsi="Arial"/>
+          <w:b/>
+          <w:bCs/>
+          <w:sz w:val="21"/>
+          <w:szCs w:val="21"/>
+        </w:rPr>
+        <w:t xml:space="preserve">Save</w:t>
+      </w:r>
+      <w:r>
+        <w:rPr>
+          <w:rFonts w:ascii="Arial" w:cs="Arial" w:eastAsia="Arial" w:hAnsi="Arial"/>
+          <w:sz w:val="21"/>
+          <w:szCs w:val="21"/>
+        </w:rPr>
+        <w:t xml:space="preserve">. The form refuses a formula that does not fit the dataset's fields, and sets the row's aggregates to </w:t>
+      </w:r>
+      <w:r>
+        <w:rPr>
+          <w:rFonts w:ascii="Consolas" w:cs="Consolas" w:eastAsia="Consolas" w:hAnsi="Consolas"/>
+          <w:sz w:val="21"/>
+          <w:szCs w:val="21"/>
+        </w:rPr>
+        <w:t xml:space="preserve">calc</w:t>
+      </w:r>
+      <w:r>
+        <w:rPr>
+          <w:rFonts w:ascii="Arial" w:cs="Arial" w:eastAsia="Arial" w:hAnsi="Arial"/>
+          <w:sz w:val="21"/>
+          <w:szCs w:val="21"/>
+        </w:rPr>
+        <w:t xml:space="preserve"> itself.</w:t>
+      </w:r>
+    </w:p>
+    <w:p>
+      <w:pPr>
+        <w:pStyle w:val="ListParagraph"/>
+        <w:numPr>
+          <w:ilvl w:val="0"/>
+          <w:numId w:val="3"/>
+        </w:numPr>
+        <w:spacing w:after="60"/>
+      </w:pPr>
+      <w:r>
+        <w:rPr>
+          <w:rFonts w:ascii="Arial" w:cs="Arial" w:eastAsia="Arial" w:hAnsi="Arial"/>
+          <w:sz w:val="21"/>
+          <w:szCs w:val="21"/>
+        </w:rPr>
+        <w:t xml:space="preserve">Within a minute every workspace on the dataset finds it among the measures, with the calculation </w:t>
+      </w:r>
+      <w:r>
+        <w:rPr>
+          <w:rFonts w:ascii="Arial" w:cs="Arial" w:eastAsia="Arial" w:hAnsi="Arial"/>
+          <w:b/>
+          <w:bCs/>
+          <w:sz w:val="21"/>
+          <w:szCs w:val="21"/>
+        </w:rPr>
+        <w:t xml:space="preserve">Calculated</w:t>
+      </w:r>
+      <w:r>
+        <w:rPr>
+          <w:rFonts w:ascii="Arial" w:cs="Arial" w:eastAsia="Arial" w:hAnsi="Arial"/>
+          <w:sz w:val="21"/>
+          <w:szCs w:val="21"/>
+        </w:rPr>
+        <w:t xml:space="preserve">. Delivered, Open, Click and Bounce Rate, Average Order Value and Conversion Rate are already there.</w:t>
       </w:r>
     </w:p>
     <w:p>

--- a/docs/manuals/CEP_Platform_Guide.docx
+++ b/docs/manuals/CEP_Platform_Guide.docx
@@ -39,7 +39,7 @@
           <w:sz w:val="20"/>
           <w:szCs w:val="20"/>
         </w:rPr>
-        <w:t xml:space="preserve">Built 2026-10-17 from docs/manuals/platform-guide</w:t>
+        <w:t xml:space="preserve">Built 2026-10-18 from docs/manuals/platform-guide</w:t>
       </w:r>
     </w:p>
     <w:p>
@@ -2030,6 +2030,20 @@
           <w:szCs w:val="20"/>
         </w:rPr>
         <w:t xml:space="preserve">Related chapters</w:t>
+      </w:r>
+    </w:p>
+    <w:p>
+      <w:pPr>
+        <w:spacing w:after="40"/>
+        <w:ind w:left="400"/>
+      </w:pPr>
+      <w:r>
+        <w:rPr>
+          <w:rFonts w:ascii="Arial" w:cs="Arial" w:eastAsia="Arial" w:hAnsi="Arial"/>
+          <w:sz w:val="20"/>
+          <w:szCs w:val="20"/>
+        </w:rPr>
+        <w:t xml:space="preserve">Dataset Links</w:t>
       </w:r>
     </w:p>
     <w:p>
@@ -30085,6 +30099,500 @@
           <w:szCs w:val="21"/>
         </w:rPr>
         <w:t xml:space="preserve">Jobs, Alerts and System Checks (the refresh and delivery jobs on the health page); Tenants (switching the Insights component on for a workspace); People and Access (the Reports · View, Edit and Admin permissions).</w:t>
+      </w:r>
+    </w:p>
+    <w:p>
+      <w:pPr>
+        <w:pStyle w:val="Heading2"/>
+        <w:spacing w:after="120" w:before="240"/>
+      </w:pPr>
+      <w:r>
+        <w:rPr>
+          <w:rFonts w:ascii="Arial" w:cs="Arial" w:eastAsia="Arial" w:hAnsi="Arial"/>
+        </w:rPr>
+        <w:t xml:space="preserve">Dataset Links</w:t>
+      </w:r>
+    </w:p>
+    <w:p>
+      <w:pPr>
+        <w:spacing w:after="120"/>
+      </w:pPr>
+      <w:r>
+        <w:rPr>
+          <w:rFonts w:ascii="Arial" w:cs="Arial" w:eastAsia="Arial" w:hAnsi="Arial"/>
+          <w:b/>
+          <w:bCs/>
+          <w:sz w:val="21"/>
+          <w:szCs w:val="21"/>
+        </w:rPr>
+        <w:t xml:space="preserve">Where:</w:t>
+      </w:r>
+      <w:r>
+        <w:rPr>
+          <w:rFonts w:ascii="Arial" w:cs="Arial" w:eastAsia="Arial" w:hAnsi="Arial"/>
+          <w:sz w:val="21"/>
+          <w:szCs w:val="21"/>
+        </w:rPr>
+        <w:t xml:space="preserve"> Configuration → Dataset Links.</w:t>
+      </w:r>
+    </w:p>
+    <w:p>
+      <w:pPr>
+        <w:spacing w:after="120"/>
+      </w:pPr>
+      <w:r>
+        <w:rPr>
+          <w:rFonts w:ascii="Arial" w:cs="Arial" w:eastAsia="Arial" w:hAnsi="Arial"/>
+          <w:sz w:val="21"/>
+          <w:szCs w:val="21"/>
+        </w:rPr>
+        <w:t xml:space="preserve">Two of the platform's datasets that share dimensions, so a report on the first can add measures from the second. Messages and Attributed Orders come linked both ways: they share Campaign and Channel, and a period on the send date is the same period on the order date.</w:t>
+      </w:r>
+    </w:p>
+    <w:tbl>
+      <w:tblPr>
+        <w:tblW w:type="dxa" w:w="10080"/>
+        <w:tblBorders>
+          <w:top w:val="single" w:color="D9DBE3" w:sz="4"/>
+          <w:left w:val="none"/>
+          <w:bottom w:val="single" w:color="D9DBE3" w:sz="4"/>
+          <w:right w:val="none"/>
+          <w:insideH w:val="single" w:color="E6E8EF" w:sz="4"/>
+          <w:insideV w:val="none"/>
+        </w:tblBorders>
+      </w:tblPr>
+      <w:tblGrid>
+        <w:gridCol w:w="2600"/>
+        <w:gridCol w:w="3740"/>
+        <w:gridCol w:w="3740"/>
+      </w:tblGrid>
+      <w:tr>
+        <w:trPr>
+          <w:tblHeader/>
+        </w:trPr>
+        <w:tc>
+          <w:tcPr>
+            <w:tcW w:type="dxa" w:w="2600"/>
+            <w:shd w:fill="EEEFF5" w:color="auto" w:val="clear"/>
+            <w:tcMar>
+              <w:top w:type="dxa" w:w="60"/>
+              <w:left w:type="dxa" w:w="90"/>
+              <w:bottom w:type="dxa" w:w="60"/>
+              <w:right w:type="dxa" w:w="90"/>
+            </w:tcMar>
+          </w:tcPr>
+          <w:p>
+            <w:r>
+              <w:rPr>
+                <w:rFonts w:ascii="Arial" w:cs="Arial" w:eastAsia="Arial" w:hAnsi="Arial"/>
+                <w:b/>
+                <w:bCs/>
+                <w:sz w:val="18"/>
+                <w:szCs w:val="18"/>
+              </w:rPr>
+              <w:t xml:space="preserve">Control</w:t>
+            </w:r>
+          </w:p>
+        </w:tc>
+        <w:tc>
+          <w:tcPr>
+            <w:tcW w:type="dxa" w:w="3740"/>
+            <w:shd w:fill="EEEFF5" w:color="auto" w:val="clear"/>
+            <w:tcMar>
+              <w:top w:type="dxa" w:w="60"/>
+              <w:left w:type="dxa" w:w="90"/>
+              <w:bottom w:type="dxa" w:w="60"/>
+              <w:right w:type="dxa" w:w="90"/>
+            </w:tcMar>
+          </w:tcPr>
+          <w:p>
+            <w:r>
+              <w:rPr>
+                <w:rFonts w:ascii="Arial" w:cs="Arial" w:eastAsia="Arial" w:hAnsi="Arial"/>
+                <w:b/>
+                <w:bCs/>
+                <w:sz w:val="18"/>
+                <w:szCs w:val="18"/>
+              </w:rPr>
+              <w:t xml:space="preserve">What it is</w:t>
+            </w:r>
+          </w:p>
+        </w:tc>
+        <w:tc>
+          <w:tcPr>
+            <w:tcW w:type="dxa" w:w="3740"/>
+            <w:shd w:fill="EEEFF5" w:color="auto" w:val="clear"/>
+            <w:tcMar>
+              <w:top w:type="dxa" w:w="60"/>
+              <w:left w:type="dxa" w:w="90"/>
+              <w:bottom w:type="dxa" w:w="60"/>
+              <w:right w:type="dxa" w:w="90"/>
+            </w:tcMar>
+          </w:tcPr>
+          <w:p>
+            <w:r>
+              <w:rPr>
+                <w:rFonts w:ascii="Arial" w:cs="Arial" w:eastAsia="Arial" w:hAnsi="Arial"/>
+                <w:b/>
+                <w:bCs/>
+                <w:sz w:val="18"/>
+                <w:szCs w:val="18"/>
+              </w:rPr>
+              <w:t xml:space="preserve">What it changes</w:t>
+            </w:r>
+          </w:p>
+        </w:tc>
+      </w:tr>
+      <w:tr>
+        <w:tc>
+          <w:tcPr>
+            <w:tcW w:type="dxa" w:w="2600"/>
+            <w:tcMar>
+              <w:top w:type="dxa" w:w="60"/>
+              <w:left w:type="dxa" w:w="90"/>
+              <w:bottom w:type="dxa" w:w="60"/>
+              <w:right w:type="dxa" w:w="90"/>
+            </w:tcMar>
+          </w:tcPr>
+          <w:p>
+            <w:r>
+              <w:rPr>
+                <w:rFonts w:ascii="Arial" w:cs="Arial" w:eastAsia="Arial" w:hAnsi="Arial"/>
+                <w:sz w:val="19"/>
+                <w:szCs w:val="19"/>
+              </w:rPr>
+              <w:t xml:space="preserve">From dataset, To dataset</w:t>
+            </w:r>
+          </w:p>
+        </w:tc>
+        <w:tc>
+          <w:tcPr>
+            <w:tcW w:type="dxa" w:w="3740"/>
+            <w:tcMar>
+              <w:top w:type="dxa" w:w="60"/>
+              <w:left w:type="dxa" w:w="90"/>
+              <w:bottom w:type="dxa" w:w="60"/>
+              <w:right w:type="dxa" w:w="90"/>
+            </w:tcMar>
+          </w:tcPr>
+          <w:p>
+            <w:r>
+              <w:rPr>
+                <w:rFonts w:ascii="Arial" w:cs="Arial" w:eastAsia="Arial" w:hAnsi="Arial"/>
+                <w:sz w:val="19"/>
+                <w:szCs w:val="19"/>
+              </w:rPr>
+              <w:t xml:space="preserve">the report's dataset, and the one its measures come from</w:t>
+            </w:r>
+          </w:p>
+        </w:tc>
+        <w:tc>
+          <w:tcPr>
+            <w:tcW w:type="dxa" w:w="3740"/>
+            <w:tcMar>
+              <w:top w:type="dxa" w:w="60"/>
+              <w:left w:type="dxa" w:w="90"/>
+              <w:bottom w:type="dxa" w:w="60"/>
+              <w:right w:type="dxa" w:w="90"/>
+            </w:tcMar>
+          </w:tcPr>
+          <w:p>
+            <w:r>
+              <w:rPr>
+                <w:rFonts w:ascii="Arial" w:cs="Arial" w:eastAsia="Arial" w:hAnsi="Arial"/>
+                <w:sz w:val="19"/>
+                <w:szCs w:val="19"/>
+              </w:rPr>
+              <w:t xml:space="preserve">one link per pair, each way set on its own</w:t>
+            </w:r>
+          </w:p>
+        </w:tc>
+      </w:tr>
+      <w:tr>
+        <w:tc>
+          <w:tcPr>
+            <w:tcW w:type="dxa" w:w="2600"/>
+            <w:tcMar>
+              <w:top w:type="dxa" w:w="60"/>
+              <w:left w:type="dxa" w:w="90"/>
+              <w:bottom w:type="dxa" w:w="60"/>
+              <w:right w:type="dxa" w:w="90"/>
+            </w:tcMar>
+          </w:tcPr>
+          <w:p>
+            <w:r>
+              <w:rPr>
+                <w:rFonts w:ascii="Arial" w:cs="Arial" w:eastAsia="Arial" w:hAnsi="Arial"/>
+                <w:sz w:val="19"/>
+                <w:szCs w:val="19"/>
+              </w:rPr>
+              <w:t xml:space="preserve">Label</w:t>
+            </w:r>
+          </w:p>
+        </w:tc>
+        <w:tc>
+          <w:tcPr>
+            <w:tcW w:type="dxa" w:w="3740"/>
+            <w:tcMar>
+              <w:top w:type="dxa" w:w="60"/>
+              <w:left w:type="dxa" w:w="90"/>
+              <w:bottom w:type="dxa" w:w="60"/>
+              <w:right w:type="dxa" w:w="90"/>
+            </w:tcMar>
+          </w:tcPr>
+          <w:p>
+            <w:r>
+              <w:rPr>
+                <w:rFonts w:ascii="Arial" w:cs="Arial" w:eastAsia="Arial" w:hAnsi="Arial"/>
+                <w:sz w:val="19"/>
+                <w:szCs w:val="19"/>
+              </w:rPr>
+              <w:t xml:space="preserve">a sentence report authors read in the editor</w:t>
+            </w:r>
+          </w:p>
+        </w:tc>
+        <w:tc>
+          <w:tcPr>
+            <w:tcW w:type="dxa" w:w="3740"/>
+            <w:tcMar>
+              <w:top w:type="dxa" w:w="60"/>
+              <w:left w:type="dxa" w:w="90"/>
+              <w:bottom w:type="dxa" w:w="60"/>
+              <w:right w:type="dxa" w:w="90"/>
+            </w:tcMar>
+          </w:tcPr>
+          <w:p>
+            <w:r>
+              <w:rPr>
+                <w:rFonts w:ascii="Arial" w:cs="Arial" w:eastAsia="Arial" w:hAnsi="Arial"/>
+                <w:sz w:val="19"/>
+                <w:szCs w:val="19"/>
+              </w:rPr>
+              <w:t xml:space="preserve">the Linked Measures dialog</w:t>
+            </w:r>
+          </w:p>
+        </w:tc>
+      </w:tr>
+      <w:tr>
+        <w:tc>
+          <w:tcPr>
+            <w:tcW w:type="dxa" w:w="2600"/>
+            <w:tcMar>
+              <w:top w:type="dxa" w:w="60"/>
+              <w:left w:type="dxa" w:w="90"/>
+              <w:bottom w:type="dxa" w:w="60"/>
+              <w:right w:type="dxa" w:w="90"/>
+            </w:tcMar>
+          </w:tcPr>
+          <w:p>
+            <w:r>
+              <w:rPr>
+                <w:rFonts w:ascii="Arial" w:cs="Arial" w:eastAsia="Arial" w:hAnsi="Arial"/>
+                <w:sz w:val="19"/>
+                <w:szCs w:val="19"/>
+              </w:rPr>
+              <w:t xml:space="preserve">Pairs</w:t>
+            </w:r>
+          </w:p>
+        </w:tc>
+        <w:tc>
+          <w:tcPr>
+            <w:tcW w:type="dxa" w:w="3740"/>
+            <w:tcMar>
+              <w:top w:type="dxa" w:w="60"/>
+              <w:left w:type="dxa" w:w="90"/>
+              <w:bottom w:type="dxa" w:w="60"/>
+              <w:right w:type="dxa" w:w="90"/>
+            </w:tcMar>
+          </w:tcPr>
+          <w:p>
+            <w:r>
+              <w:rPr>
+                <w:rFonts w:ascii="Arial" w:cs="Arial" w:eastAsia="Arial" w:hAnsi="Arial"/>
+                <w:sz w:val="19"/>
+                <w:szCs w:val="19"/>
+              </w:rPr>
+              <w:t xml:space="preserve">the shared dimensions, each </w:t>
+            </w:r>
+            <w:r>
+              <w:rPr>
+                <w:rFonts w:ascii="Consolas" w:cs="Consolas" w:eastAsia="Consolas" w:hAnsi="Consolas"/>
+                <w:sz w:val="19"/>
+                <w:szCs w:val="19"/>
+              </w:rPr>
+              <w:t xml:space="preserve">[first dataset's field, second dataset's field]</w:t>
+            </w:r>
+          </w:p>
+        </w:tc>
+        <w:tc>
+          <w:tcPr>
+            <w:tcW w:type="dxa" w:w="3740"/>
+            <w:tcMar>
+              <w:top w:type="dxa" w:w="60"/>
+              <w:left w:type="dxa" w:w="90"/>
+              <w:bottom w:type="dxa" w:w="60"/>
+              <w:right w:type="dxa" w:w="90"/>
+            </w:tcMar>
+          </w:tcPr>
+          <w:p>
+            <w:r>
+              <w:rPr>
+                <w:rFonts w:ascii="Arial" w:cs="Arial" w:eastAsia="Arial" w:hAnsi="Arial"/>
+                <w:sz w:val="19"/>
+                <w:szCs w:val="19"/>
+              </w:rPr>
+              <w:t xml:space="preserve">what a blended report may group by, and which filters apply to both sides</w:t>
+            </w:r>
+          </w:p>
+        </w:tc>
+      </w:tr>
+      <w:tr>
+        <w:tc>
+          <w:tcPr>
+            <w:tcW w:type="dxa" w:w="2600"/>
+            <w:tcMar>
+              <w:top w:type="dxa" w:w="60"/>
+              <w:left w:type="dxa" w:w="90"/>
+              <w:bottom w:type="dxa" w:w="60"/>
+              <w:right w:type="dxa" w:w="90"/>
+            </w:tcMar>
+          </w:tcPr>
+          <w:p>
+            <w:r>
+              <w:rPr>
+                <w:rFonts w:ascii="Arial" w:cs="Arial" w:eastAsia="Arial" w:hAnsi="Arial"/>
+                <w:sz w:val="19"/>
+                <w:szCs w:val="19"/>
+              </w:rPr>
+              <w:t xml:space="preserve">Time pair</w:t>
+            </w:r>
+          </w:p>
+        </w:tc>
+        <w:tc>
+          <w:tcPr>
+            <w:tcW w:type="dxa" w:w="3740"/>
+            <w:tcMar>
+              <w:top w:type="dxa" w:w="60"/>
+              <w:left w:type="dxa" w:w="90"/>
+              <w:bottom w:type="dxa" w:w="60"/>
+              <w:right w:type="dxa" w:w="90"/>
+            </w:tcMar>
+          </w:tcPr>
+          <w:p>
+            <w:r>
+              <w:rPr>
+                <w:rFonts w:ascii="Arial" w:cs="Arial" w:eastAsia="Arial" w:hAnsi="Arial"/>
+                <w:sz w:val="19"/>
+                <w:szCs w:val="19"/>
+              </w:rPr>
+              <w:t xml:space="preserve">the two dates that mean the same period, or empty</w:t>
+            </w:r>
+          </w:p>
+        </w:tc>
+        <w:tc>
+          <w:tcPr>
+            <w:tcW w:type="dxa" w:w="3740"/>
+            <w:tcMar>
+              <w:top w:type="dxa" w:w="60"/>
+              <w:left w:type="dxa" w:w="90"/>
+              <w:bottom w:type="dxa" w:w="60"/>
+              <w:right w:type="dxa" w:w="90"/>
+            </w:tcMar>
+          </w:tcPr>
+          <w:p>
+            <w:r>
+              <w:rPr>
+                <w:rFonts w:ascii="Arial" w:cs="Arial" w:eastAsia="Arial" w:hAnsi="Arial"/>
+                <w:sz w:val="19"/>
+                <w:szCs w:val="19"/>
+              </w:rPr>
+              <w:t xml:space="preserve">lets the report group by the date by a period</w:t>
+            </w:r>
+          </w:p>
+        </w:tc>
+      </w:tr>
+      <w:tr>
+        <w:tc>
+          <w:tcPr>
+            <w:tcW w:type="dxa" w:w="2600"/>
+            <w:tcMar>
+              <w:top w:type="dxa" w:w="60"/>
+              <w:left w:type="dxa" w:w="90"/>
+              <w:bottom w:type="dxa" w:w="60"/>
+              <w:right w:type="dxa" w:w="90"/>
+            </w:tcMar>
+          </w:tcPr>
+          <w:p>
+            <w:r>
+              <w:rPr>
+                <w:rFonts w:ascii="Arial" w:cs="Arial" w:eastAsia="Arial" w:hAnsi="Arial"/>
+                <w:sz w:val="19"/>
+                <w:szCs w:val="19"/>
+              </w:rPr>
+              <w:t xml:space="preserve">Status</w:t>
+            </w:r>
+          </w:p>
+        </w:tc>
+        <w:tc>
+          <w:tcPr>
+            <w:tcW w:type="dxa" w:w="3740"/>
+            <w:tcMar>
+              <w:top w:type="dxa" w:w="60"/>
+              <w:left w:type="dxa" w:w="90"/>
+              <w:bottom w:type="dxa" w:w="60"/>
+              <w:right w:type="dxa" w:w="90"/>
+            </w:tcMar>
+          </w:tcPr>
+          <w:p>
+            <w:r>
+              <w:rPr>
+                <w:rFonts w:ascii="Arial" w:cs="Arial" w:eastAsia="Arial" w:hAnsi="Arial"/>
+                <w:sz w:val="19"/>
+                <w:szCs w:val="19"/>
+              </w:rPr>
+              <w:t xml:space="preserve">Active, or Hidden</w:t>
+            </w:r>
+          </w:p>
+        </w:tc>
+        <w:tc>
+          <w:tcPr>
+            <w:tcW w:type="dxa" w:w="3740"/>
+            <w:tcMar>
+              <w:top w:type="dxa" w:w="60"/>
+              <w:left w:type="dxa" w:w="90"/>
+              <w:bottom w:type="dxa" w:w="60"/>
+              <w:right w:type="dxa" w:w="90"/>
+            </w:tcMar>
+          </w:tcPr>
+          <w:p>
+            <w:r>
+              <w:rPr>
+                <w:rFonts w:ascii="Arial" w:cs="Arial" w:eastAsia="Arial" w:hAnsi="Arial"/>
+                <w:sz w:val="19"/>
+                <w:szCs w:val="19"/>
+              </w:rPr>
+              <w:t xml:space="preserve">Hidden takes the link out of the editor; saved reports that use it are refused until it is active again</w:t>
+            </w:r>
+          </w:p>
+        </w:tc>
+      </w:tr>
+    </w:tbl>
+    <w:p>
+      <w:pPr>
+        <w:spacing w:after="120"/>
+      </w:pPr>
+    </w:p>
+    <w:p>
+      <w:pPr>
+        <w:spacing w:after="120"/>
+      </w:pPr>
+      <w:r>
+        <w:rPr>
+          <w:rFonts w:ascii="Arial" w:cs="Arial" w:eastAsia="Arial" w:hAnsi="Arial"/>
+          <w:sz w:val="21"/>
+          <w:szCs w:val="21"/>
+        </w:rPr>
+        <w:t xml:space="preserve">Each pair must name dimensions of one type; the time pair two dates. Personal and confidential measures of the second dataset are never offered. A change shows in the editor within a minute.</w:t>
       </w:r>
     </w:p>
     <w:p>

--- a/docs/manuals/CEP_Platform_Guide.docx
+++ b/docs/manuals/CEP_Platform_Guide.docx
@@ -39,7 +39,7 @@
           <w:sz w:val="20"/>
           <w:szCs w:val="20"/>
         </w:rPr>
-        <w:t xml:space="preserve">Built 2026-10-18 from docs/manuals/platform-guide</w:t>
+        <w:t xml:space="preserve">Built 2026-10-19 from docs/manuals/platform-guide</w:t>
       </w:r>
     </w:p>
     <w:p>
@@ -19545,6 +19545,136 @@
                 <w:szCs w:val="19"/>
               </w:rPr>
               <w:t xml:space="preserve">49 h (nightly)</w:t>
+            </w:r>
+          </w:p>
+        </w:tc>
+      </w:tr>
+      <w:tr>
+        <w:tc>
+          <w:tcPr>
+            <w:tcW w:type="dxa" w:w="2600"/>
+            <w:tcMar>
+              <w:top w:type="dxa" w:w="60"/>
+              <w:left w:type="dxa" w:w="90"/>
+              <w:bottom w:type="dxa" w:w="60"/>
+              <w:right w:type="dxa" w:w="90"/>
+            </w:tcMar>
+          </w:tcPr>
+          <w:p>
+            <w:r>
+              <w:rPr>
+                <w:rFonts w:ascii="Arial" w:cs="Arial" w:eastAsia="Arial" w:hAnsi="Arial"/>
+                <w:sz w:val="19"/>
+                <w:szCs w:val="19"/>
+              </w:rPr>
+              <w:t xml:space="preserve">deliver-report-schedules</w:t>
+            </w:r>
+          </w:p>
+        </w:tc>
+        <w:tc>
+          <w:tcPr>
+            <w:tcW w:type="dxa" w:w="3740"/>
+            <w:tcMar>
+              <w:top w:type="dxa" w:w="60"/>
+              <w:left w:type="dxa" w:w="90"/>
+              <w:bottom w:type="dxa" w:w="60"/>
+              <w:right w:type="dxa" w:w="90"/>
+            </w:tcMar>
+          </w:tcPr>
+          <w:p>
+            <w:r>
+              <w:rPr>
+                <w:rFonts w:ascii="Arial" w:cs="Arial" w:eastAsia="Arial" w:hAnsi="Arial"/>
+                <w:sz w:val="19"/>
+                <w:szCs w:val="19"/>
+              </w:rPr>
+              <w:t xml:space="preserve">Emails the Insights reports and dashboards whose scheduled time has come, as Excel, CSV, PDF or PowerPoint.</w:t>
+            </w:r>
+          </w:p>
+        </w:tc>
+        <w:tc>
+          <w:tcPr>
+            <w:tcW w:type="dxa" w:w="3740"/>
+            <w:tcMar>
+              <w:top w:type="dxa" w:w="60"/>
+              <w:left w:type="dxa" w:w="90"/>
+              <w:bottom w:type="dxa" w:w="60"/>
+              <w:right w:type="dxa" w:w="90"/>
+            </w:tcMar>
+          </w:tcPr>
+          <w:p>
+            <w:r>
+              <w:rPr>
+                <w:rFonts w:ascii="Arial" w:cs="Arial" w:eastAsia="Arial" w:hAnsi="Arial"/>
+                <w:sz w:val="19"/>
+                <w:szCs w:val="19"/>
+              </w:rPr>
+              <w:t xml:space="preserve">20 min (every 5 minutes on the scheduler)</w:t>
+            </w:r>
+          </w:p>
+        </w:tc>
+      </w:tr>
+      <w:tr>
+        <w:tc>
+          <w:tcPr>
+            <w:tcW w:type="dxa" w:w="2600"/>
+            <w:tcMar>
+              <w:top w:type="dxa" w:w="60"/>
+              <w:left w:type="dxa" w:w="90"/>
+              <w:bottom w:type="dxa" w:w="60"/>
+              <w:right w:type="dxa" w:w="90"/>
+            </w:tcMar>
+          </w:tcPr>
+          <w:p>
+            <w:r>
+              <w:rPr>
+                <w:rFonts w:ascii="Arial" w:cs="Arial" w:eastAsia="Arial" w:hAnsi="Arial"/>
+                <w:sz w:val="19"/>
+                <w:szCs w:val="19"/>
+              </w:rPr>
+              <w:t xml:space="preserve">check-report-alerts</w:t>
+            </w:r>
+          </w:p>
+        </w:tc>
+        <w:tc>
+          <w:tcPr>
+            <w:tcW w:type="dxa" w:w="3740"/>
+            <w:tcMar>
+              <w:top w:type="dxa" w:w="60"/>
+              <w:left w:type="dxa" w:w="90"/>
+              <w:bottom w:type="dxa" w:w="60"/>
+              <w:right w:type="dxa" w:w="90"/>
+            </w:tcMar>
+          </w:tcPr>
+          <w:p>
+            <w:r>
+              <w:rPr>
+                <w:rFonts w:ascii="Arial" w:cs="Arial" w:eastAsia="Arial" w:hAnsi="Arial"/>
+                <w:sz w:val="19"/>
+                <w:szCs w:val="19"/>
+              </w:rPr>
+              <w:t xml:space="preserve">Reads the Insights alerts that are due and emails the ones whose value crosses its threshold (once, until it is back).</w:t>
+            </w:r>
+          </w:p>
+        </w:tc>
+        <w:tc>
+          <w:tcPr>
+            <w:tcW w:type="dxa" w:w="3740"/>
+            <w:tcMar>
+              <w:top w:type="dxa" w:w="60"/>
+              <w:left w:type="dxa" w:w="90"/>
+              <w:bottom w:type="dxa" w:w="60"/>
+              <w:right w:type="dxa" w:w="90"/>
+            </w:tcMar>
+          </w:tcPr>
+          <w:p>
+            <w:r>
+              <w:rPr>
+                <w:rFonts w:ascii="Arial" w:cs="Arial" w:eastAsia="Arial" w:hAnsi="Arial"/>
+                <w:sz w:val="19"/>
+                <w:szCs w:val="19"/>
+              </w:rPr>
+              <w:t xml:space="preserve">20 min (every 5 minutes on the scheduler)</w:t>
             </w:r>
           </w:p>
         </w:tc>

--- a/docs/manuals/CEP_Platform_Guide.docx
+++ b/docs/manuals/CEP_Platform_Guide.docx
@@ -39,7 +39,7 @@
           <w:sz w:val="20"/>
           <w:szCs w:val="20"/>
         </w:rPr>
-        <w:t xml:space="preserve">Built 2026-10-19 from docs/manuals/platform-guide</w:t>
+        <w:t xml:space="preserve">Built 2026-10-20 from docs/manuals/platform-guide</w:t>
       </w:r>
     </w:p>
     <w:p>
@@ -1792,6 +1792,90 @@
           <w:szCs w:val="20"/>
         </w:rPr>
         <w:t xml:space="preserve">Things to know</w:t>
+      </w:r>
+    </w:p>
+    <w:p>
+      <w:pPr>
+        <w:spacing w:after="40"/>
+        <w:ind w:left="0"/>
+      </w:pPr>
+      <w:r>
+        <w:rPr>
+          <w:rFonts w:ascii="Arial" w:cs="Arial" w:eastAsia="Arial" w:hAnsi="Arial"/>
+          <w:sz w:val="22"/>
+          <w:szCs w:val="22"/>
+        </w:rPr>
+        <w:t xml:space="preserve">Security</w:t>
+      </w:r>
+    </w:p>
+    <w:p>
+      <w:pPr>
+        <w:spacing w:after="40"/>
+        <w:ind w:left="400"/>
+      </w:pPr>
+      <w:r>
+        <w:rPr>
+          <w:rFonts w:ascii="Arial" w:cs="Arial" w:eastAsia="Arial" w:hAnsi="Arial"/>
+          <w:sz w:val="20"/>
+          <w:szCs w:val="20"/>
+        </w:rPr>
+        <w:t xml:space="preserve">What this is for</w:t>
+      </w:r>
+    </w:p>
+    <w:p>
+      <w:pPr>
+        <w:spacing w:after="40"/>
+        <w:ind w:left="400"/>
+      </w:pPr>
+      <w:r>
+        <w:rPr>
+          <w:rFonts w:ascii="Arial" w:cs="Arial" w:eastAsia="Arial" w:hAnsi="Arial"/>
+          <w:sz w:val="20"/>
+          <w:szCs w:val="20"/>
+        </w:rPr>
+        <w:t xml:space="preserve">Who can use it</w:t>
+      </w:r>
+    </w:p>
+    <w:p>
+      <w:pPr>
+        <w:spacing w:after="40"/>
+        <w:ind w:left="400"/>
+      </w:pPr>
+      <w:r>
+        <w:rPr>
+          <w:rFonts w:ascii="Arial" w:cs="Arial" w:eastAsia="Arial" w:hAnsi="Arial"/>
+          <w:sz w:val="20"/>
+          <w:szCs w:val="20"/>
+        </w:rPr>
+        <w:t xml:space="preserve">Step by step</w:t>
+      </w:r>
+    </w:p>
+    <w:p>
+      <w:pPr>
+        <w:spacing w:after="40"/>
+        <w:ind w:left="400"/>
+      </w:pPr>
+      <w:r>
+        <w:rPr>
+          <w:rFonts w:ascii="Arial" w:cs="Arial" w:eastAsia="Arial" w:hAnsi="Arial"/>
+          <w:sz w:val="20"/>
+          <w:szCs w:val="20"/>
+        </w:rPr>
+        <w:t xml:space="preserve">Severity</w:t>
+      </w:r>
+    </w:p>
+    <w:p>
+      <w:pPr>
+        <w:spacing w:after="40"/>
+        <w:ind w:left="400"/>
+      </w:pPr>
+      <w:r>
+        <w:rPr>
+          <w:rFonts w:ascii="Arial" w:cs="Arial" w:eastAsia="Arial" w:hAnsi="Arial"/>
+          <w:sz w:val="20"/>
+          <w:szCs w:val="20"/>
+        </w:rPr>
+        <w:t xml:space="preserve">When something does not work</w:t>
       </w:r>
     </w:p>
     <w:p>
@@ -24581,6 +24665,1338 @@
         </w:rPr>
         <w:t xml:space="preserve"> when set.</w:t>
       </w:r>
+    </w:p>
+    <w:p>
+      <w:r>
+        <w:br w:type="page"/>
+      </w:r>
+    </w:p>
+    <w:p>
+      <w:pPr>
+        <w:pStyle w:val="Heading1"/>
+        <w:spacing w:after="120" w:before="0"/>
+      </w:pPr>
+      <w:r>
+        <w:rPr>
+          <w:rFonts w:ascii="Arial" w:cs="Arial" w:eastAsia="Arial" w:hAnsi="Arial"/>
+        </w:rPr>
+        <w:t xml:space="preserve">Security</w:t>
+      </w:r>
+    </w:p>
+    <w:p>
+      <w:pPr>
+        <w:spacing w:after="120"/>
+      </w:pPr>
+      <w:r>
+        <w:rPr>
+          <w:rFonts w:ascii="Arial" w:cs="Arial" w:eastAsia="Arial" w:hAnsi="Arial"/>
+          <w:b/>
+          <w:bCs/>
+          <w:sz w:val="21"/>
+          <w:szCs w:val="21"/>
+        </w:rPr>
+        <w:t xml:space="preserve">Where:</w:t>
+      </w:r>
+      <w:r>
+        <w:rPr>
+          <w:rFonts w:ascii="Arial" w:cs="Arial" w:eastAsia="Arial" w:hAnsi="Arial"/>
+          <w:sz w:val="21"/>
+          <w:szCs w:val="21"/>
+        </w:rPr>
+        <w:t xml:space="preserve"> Overview → Security. The number on the menu item counts the open Critical and High items on this server; the back-office Home shows a card while one is open (a warning card when the worst is Medium).</w:t>
+      </w:r>
+    </w:p>
+    <w:p>
+      <w:pPr>
+        <w:pStyle w:val="Heading2"/>
+        <w:spacing w:after="120" w:before="240"/>
+      </w:pPr>
+      <w:r>
+        <w:rPr>
+          <w:rFonts w:ascii="Arial" w:cs="Arial" w:eastAsia="Arial" w:hAnsi="Arial"/>
+        </w:rPr>
+        <w:t xml:space="preserve">What this is for</w:t>
+      </w:r>
+    </w:p>
+    <w:p>
+      <w:pPr>
+        <w:spacing w:after="120"/>
+      </w:pPr>
+      <w:r>
+        <w:rPr>
+          <w:rFonts w:ascii="Arial" w:cs="Arial" w:eastAsia="Arial" w:hAnsi="Arial"/>
+          <w:sz w:val="21"/>
+          <w:szCs w:val="21"/>
+        </w:rPr>
+        <w:t xml:space="preserve">Knowing which updates and settings this server needs before someone else finds out. Each server checks itself once a day (the check-security job) and whenever someone presses </w:t>
+      </w:r>
+      <w:r>
+        <w:rPr>
+          <w:rFonts w:ascii="Arial" w:cs="Arial" w:eastAsia="Arial" w:hAnsi="Arial"/>
+          <w:b/>
+          <w:bCs/>
+          <w:sz w:val="21"/>
+          <w:szCs w:val="21"/>
+        </w:rPr>
+        <w:t xml:space="preserve">Check Now</w:t>
+      </w:r>
+      <w:r>
+        <w:rPr>
+          <w:rFonts w:ascii="Arial" w:cs="Arial" w:eastAsia="Arial" w:hAnsi="Arial"/>
+          <w:sz w:val="21"/>
+          <w:szCs w:val="21"/>
+        </w:rPr>
+        <w:t xml:space="preserve">:</w:t>
+      </w:r>
+    </w:p>
+    <w:p>
+      <w:pPr>
+        <w:pStyle w:val="ListParagraph"/>
+        <w:numPr>
+          <w:ilvl w:val="0"/>
+          <w:numId w:val="2"/>
+        </w:numPr>
+        <w:spacing w:after="60"/>
+      </w:pPr>
+      <w:r>
+        <w:rPr>
+          <w:rFonts w:ascii="Arial" w:cs="Arial" w:eastAsia="Arial" w:hAnsi="Arial"/>
+          <w:b/>
+          <w:bCs/>
+          <w:sz w:val="21"/>
+          <w:szCs w:val="21"/>
+        </w:rPr>
+        <w:t xml:space="preserve">Packages:</w:t>
+      </w:r>
+      <w:r>
+        <w:rPr>
+          <w:rFonts w:ascii="Arial" w:cs="Arial" w:eastAsia="Arial" w:hAnsi="Arial"/>
+          <w:sz w:val="21"/>
+          <w:szCs w:val="21"/>
+        </w:rPr>
+        <w:t xml:space="preserve"> every Python package installed for the backend and every npm package in the deployed frontend (its package-lock.json) is looked up in OSV.dev, the open vulnerability database behind the GitHub, PyPI and npm advisories.</w:t>
+      </w:r>
+    </w:p>
+    <w:p>
+      <w:pPr>
+        <w:pStyle w:val="ListParagraph"/>
+        <w:numPr>
+          <w:ilvl w:val="0"/>
+          <w:numId w:val="2"/>
+        </w:numPr>
+        <w:spacing w:after="60"/>
+      </w:pPr>
+      <w:r>
+        <w:rPr>
+          <w:rFonts w:ascii="Arial" w:cs="Arial" w:eastAsia="Arial" w:hAnsi="Arial"/>
+          <w:b/>
+          <w:bCs/>
+          <w:sz w:val="21"/>
+          <w:szCs w:val="21"/>
+        </w:rPr>
+        <w:t xml:space="preserve">Server settings:</w:t>
+      </w:r>
+      <w:r>
+        <w:rPr>
+          <w:rFonts w:ascii="Arial" w:cs="Arial" w:eastAsia="Arial" w:hAnsi="Arial"/>
+          <w:sz w:val="21"/>
+          <w:szCs w:val="21"/>
+        </w:rPr>
+        <w:t xml:space="preserve"> Django's own deployment checks (debug mode, the signing key, allowed hosts, HTTPS-only cookies, HSTS, the HTTPS redirect) and whether the development web server (</w:t>
+      </w:r>
+      <w:r>
+        <w:rPr>
+          <w:rFonts w:ascii="Consolas" w:cs="Consolas" w:eastAsia="Consolas" w:hAnsi="Consolas"/>
+          <w:sz w:val="21"/>
+          <w:szCs w:val="21"/>
+        </w:rPr>
+        <w:t xml:space="preserve">manage.py runserver</w:t>
+      </w:r>
+      <w:r>
+        <w:rPr>
+          <w:rFonts w:ascii="Arial" w:cs="Arial" w:eastAsia="Arial" w:hAnsi="Arial"/>
+          <w:sz w:val="21"/>
+          <w:szCs w:val="21"/>
+        </w:rPr>
+        <w:t xml:space="preserve">) is serving the app.</w:t>
+      </w:r>
+    </w:p>
+    <w:p>
+      <w:pPr>
+        <w:pStyle w:val="ListParagraph"/>
+        <w:numPr>
+          <w:ilvl w:val="0"/>
+          <w:numId w:val="2"/>
+        </w:numPr>
+        <w:spacing w:after="60"/>
+      </w:pPr>
+      <w:r>
+        <w:rPr>
+          <w:rFonts w:ascii="Arial" w:cs="Arial" w:eastAsia="Arial" w:hAnsi="Arial"/>
+          <w:b/>
+          <w:bCs/>
+          <w:sz w:val="21"/>
+          <w:szCs w:val="21"/>
+        </w:rPr>
+        <w:t xml:space="preserve">Site headers:</w:t>
+      </w:r>
+      <w:r>
+        <w:rPr>
+          <w:rFonts w:ascii="Arial" w:cs="Arial" w:eastAsia="Arial" w:hAnsi="Arial"/>
+          <w:sz w:val="21"/>
+          <w:szCs w:val="21"/>
+        </w:rPr>
+        <w:t xml:space="preserve"> the headers the app's public address really sends: HSTS, Content-Security-Policy, nosniff, and whether other sites may frame it. Set the address in Global Parameters → </w:t>
+      </w:r>
+      <w:r>
+        <w:rPr>
+          <w:rFonts w:ascii="Consolas" w:cs="Consolas" w:eastAsia="Consolas" w:hAnsi="Consolas"/>
+          <w:sz w:val="21"/>
+          <w:szCs w:val="21"/>
+        </w:rPr>
+        <w:t xml:space="preserve">security.site_address</w:t>
+      </w:r>
+      <w:r>
+        <w:rPr>
+          <w:rFonts w:ascii="Arial" w:cs="Arial" w:eastAsia="Arial" w:hAnsi="Arial"/>
+          <w:sz w:val="21"/>
+          <w:szCs w:val="21"/>
+        </w:rPr>
+        <w:t xml:space="preserve"> (for example </w:t>
+      </w:r>
+      <w:r>
+        <w:rPr>
+          <w:rFonts w:ascii="Consolas" w:cs="Consolas" w:eastAsia="Consolas" w:hAnsi="Consolas"/>
+          <w:sz w:val="21"/>
+          <w:szCs w:val="21"/>
+        </w:rPr>
+        <w:t xml:space="preserve">https://cepdev.aiintelekt.com</w:t>
+      </w:r>
+      <w:r>
+        <w:rPr>
+          <w:rFonts w:ascii="Arial" w:cs="Arial" w:eastAsia="Arial" w:hAnsi="Arial"/>
+          <w:sz w:val="21"/>
+          <w:szCs w:val="21"/>
+        </w:rPr>
+        <w:t xml:space="preserve">); while it is empty the headers are not checked.</w:t>
+      </w:r>
+    </w:p>
+    <w:p>
+      <w:pPr>
+        <w:spacing w:after="120"/>
+      </w:pPr>
+      <w:r>
+        <w:rPr>
+          <w:rFonts w:ascii="Arial" w:cs="Arial" w:eastAsia="Arial" w:hAnsi="Arial"/>
+          <w:sz w:val="21"/>
+          <w:szCs w:val="21"/>
+        </w:rPr>
+        <w:t xml:space="preserve">The page never installs or changes anything. A package is updated with a deploy and a setting on the server; the next check marks the item </w:t>
+      </w:r>
+      <w:r>
+        <w:rPr>
+          <w:rFonts w:ascii="Arial" w:cs="Arial" w:eastAsia="Arial" w:hAnsi="Arial"/>
+          <w:b/>
+          <w:bCs/>
+          <w:sz w:val="21"/>
+          <w:szCs w:val="21"/>
+        </w:rPr>
+        <w:t xml:space="preserve">Fixed</w:t>
+      </w:r>
+      <w:r>
+        <w:rPr>
+          <w:rFonts w:ascii="Arial" w:cs="Arial" w:eastAsia="Arial" w:hAnsi="Arial"/>
+          <w:sz w:val="21"/>
+          <w:szCs w:val="21"/>
+        </w:rPr>
+        <w:t xml:space="preserve"> and the check history says so.</w:t>
+      </w:r>
+    </w:p>
+    <w:p>
+      <w:pPr>
+        <w:pStyle w:val="Heading2"/>
+        <w:spacing w:after="120" w:before="240"/>
+      </w:pPr>
+      <w:r>
+        <w:rPr>
+          <w:rFonts w:ascii="Arial" w:cs="Arial" w:eastAsia="Arial" w:hAnsi="Arial"/>
+        </w:rPr>
+        <w:t xml:space="preserve">Who can use it</w:t>
+      </w:r>
+    </w:p>
+    <w:p>
+      <w:pPr>
+        <w:spacing w:after="120"/>
+      </w:pPr>
+      <w:r>
+        <w:rPr>
+          <w:rFonts w:ascii="Arial" w:cs="Arial" w:eastAsia="Arial" w:hAnsi="Arial"/>
+          <w:sz w:val="21"/>
+          <w:szCs w:val="21"/>
+        </w:rPr>
+        <w:t xml:space="preserve">Platform staff see the page. Accepting a risk and reopening an accepted item need a platform administrator.</w:t>
+      </w:r>
+    </w:p>
+    <w:p>
+      <w:pPr>
+        <w:pStyle w:val="Heading2"/>
+        <w:spacing w:after="120" w:before="240"/>
+      </w:pPr>
+      <w:r>
+        <w:rPr>
+          <w:rFonts w:ascii="Arial" w:cs="Arial" w:eastAsia="Arial" w:hAnsi="Arial"/>
+        </w:rPr>
+        <w:t xml:space="preserve">Step by step</w:t>
+      </w:r>
+    </w:p>
+    <w:p>
+      <w:pPr>
+        <w:spacing w:after="120"/>
+      </w:pPr>
+      <w:r>
+        <w:rPr>
+          <w:rFonts w:ascii="Arial" w:cs="Arial" w:eastAsia="Arial" w:hAnsi="Arial"/>
+          <w:b/>
+          <w:bCs/>
+          <w:sz w:val="21"/>
+          <w:szCs w:val="21"/>
+        </w:rPr>
+        <w:t xml:space="preserve">See what needs updating</w:t>
+      </w:r>
+    </w:p>
+    <w:p>
+      <w:pPr>
+        <w:pStyle w:val="ListParagraph"/>
+        <w:numPr>
+          <w:ilvl w:val="0"/>
+          <w:numId w:val="3"/>
+        </w:numPr>
+        <w:spacing w:after="60"/>
+      </w:pPr>
+      <w:r>
+        <w:rPr>
+          <w:rFonts w:ascii="Arial" w:cs="Arial" w:eastAsia="Arial" w:hAnsi="Arial"/>
+          <w:sz w:val="21"/>
+          <w:szCs w:val="21"/>
+        </w:rPr>
+        <w:t xml:space="preserve">Open </w:t>
+      </w:r>
+      <w:r>
+        <w:rPr>
+          <w:rFonts w:ascii="Arial" w:cs="Arial" w:eastAsia="Arial" w:hAnsi="Arial"/>
+          <w:b/>
+          <w:bCs/>
+          <w:sz w:val="21"/>
+          <w:szCs w:val="21"/>
+        </w:rPr>
+        <w:t xml:space="preserve">Overview → Security</w:t>
+      </w:r>
+      <w:r>
+        <w:rPr>
+          <w:rFonts w:ascii="Arial" w:cs="Arial" w:eastAsia="Arial" w:hAnsi="Arial"/>
+          <w:sz w:val="21"/>
+          <w:szCs w:val="21"/>
+        </w:rPr>
+        <w:t xml:space="preserve">. The figures say how many items are open (Critical and High, Medium and Low), how many are accepted, and how many packages were checked.</w:t>
+      </w:r>
+    </w:p>
+    <w:p>
+      <w:pPr>
+        <w:pStyle w:val="ListParagraph"/>
+        <w:numPr>
+          <w:ilvl w:val="0"/>
+          <w:numId w:val="3"/>
+        </w:numPr>
+        <w:spacing w:after="60"/>
+      </w:pPr>
+      <w:r>
+        <w:rPr>
+          <w:rFonts w:ascii="Arial" w:cs="Arial" w:eastAsia="Arial" w:hAnsi="Arial"/>
+          <w:b/>
+          <w:bCs/>
+          <w:sz w:val="21"/>
+          <w:szCs w:val="21"/>
+        </w:rPr>
+        <w:t xml:space="preserve">Needs Attention</w:t>
+      </w:r>
+      <w:r>
+        <w:rPr>
+          <w:rFonts w:ascii="Arial" w:cs="Arial" w:eastAsia="Arial" w:hAnsi="Arial"/>
+          <w:sz w:val="21"/>
+          <w:szCs w:val="21"/>
+        </w:rPr>
+        <w:t xml:space="preserve"> lists every open item, worst first, packages and settings together: the severity, the item and why it matters, where it is (Backend · Python, Frontend · npm, Server setting, Site header), what is installed and what fixes it, the advisory, and when it was first seen.</w:t>
+      </w:r>
+    </w:p>
+    <w:p>
+      <w:pPr>
+        <w:pStyle w:val="ListParagraph"/>
+        <w:numPr>
+          <w:ilvl w:val="0"/>
+          <w:numId w:val="3"/>
+        </w:numPr>
+        <w:spacing w:after="60"/>
+      </w:pPr>
+      <w:r>
+        <w:rPr>
+          <w:rFonts w:ascii="Arial" w:cs="Arial" w:eastAsia="Arial" w:hAnsi="Arial"/>
+          <w:sz w:val="21"/>
+          <w:szCs w:val="21"/>
+        </w:rPr>
+        <w:t xml:space="preserve">Press the advisory to read it (GitHub or OSV.dev for a package, Django's documentation for a setting).</w:t>
+      </w:r>
+    </w:p>
+    <w:p>
+      <w:pPr>
+        <w:pStyle w:val="ListParagraph"/>
+        <w:numPr>
+          <w:ilvl w:val="0"/>
+          <w:numId w:val="3"/>
+        </w:numPr>
+        <w:spacing w:after="60"/>
+      </w:pPr>
+      <w:r>
+        <w:rPr>
+          <w:rFonts w:ascii="Arial" w:cs="Arial" w:eastAsia="Arial" w:hAnsi="Arial"/>
+          <w:sz w:val="21"/>
+          <w:szCs w:val="21"/>
+        </w:rPr>
+        <w:t xml:space="preserve">An npm package marked </w:t>
+      </w:r>
+      <w:r>
+        <w:rPr>
+          <w:rFonts w:ascii="Arial" w:cs="Arial" w:eastAsia="Arial" w:hAnsi="Arial"/>
+          <w:b/>
+          <w:bCs/>
+          <w:sz w:val="21"/>
+          <w:szCs w:val="21"/>
+        </w:rPr>
+        <w:t xml:space="preserve">Build-time only</w:t>
+      </w:r>
+      <w:r>
+        <w:rPr>
+          <w:rFonts w:ascii="Arial" w:cs="Arial" w:eastAsia="Arial" w:hAnsi="Arial"/>
+          <w:sz w:val="21"/>
+          <w:szCs w:val="21"/>
+        </w:rPr>
+        <w:t xml:space="preserve"> is used while the frontend is built and never reaches a browser.</w:t>
+      </w:r>
+    </w:p>
+    <w:p>
+      <w:pPr>
+        <w:spacing w:after="120"/>
+      </w:pPr>
+      <w:r>
+        <w:rPr>
+          <w:rFonts w:ascii="Arial" w:cs="Arial" w:eastAsia="Arial" w:hAnsi="Arial"/>
+          <w:b/>
+          <w:bCs/>
+          <w:sz w:val="21"/>
+          <w:szCs w:val="21"/>
+        </w:rPr>
+        <w:t xml:space="preserve">Check now</w:t>
+      </w:r>
+    </w:p>
+    <w:p>
+      <w:pPr>
+        <w:pStyle w:val="ListParagraph"/>
+        <w:numPr>
+          <w:ilvl w:val="0"/>
+          <w:numId w:val="3"/>
+        </w:numPr>
+        <w:spacing w:after="60"/>
+      </w:pPr>
+      <w:r>
+        <w:rPr>
+          <w:rFonts w:ascii="Arial" w:cs="Arial" w:eastAsia="Arial" w:hAnsi="Arial"/>
+          <w:sz w:val="21"/>
+          <w:szCs w:val="21"/>
+        </w:rPr>
+        <w:t xml:space="preserve">Press </w:t>
+      </w:r>
+      <w:r>
+        <w:rPr>
+          <w:rFonts w:ascii="Arial" w:cs="Arial" w:eastAsia="Arial" w:hAnsi="Arial"/>
+          <w:b/>
+          <w:bCs/>
+          <w:sz w:val="21"/>
+          <w:szCs w:val="21"/>
+        </w:rPr>
+        <w:t xml:space="preserve">Check Now</w:t>
+      </w:r>
+      <w:r>
+        <w:rPr>
+          <w:rFonts w:ascii="Arial" w:cs="Arial" w:eastAsia="Arial" w:hAnsi="Arial"/>
+          <w:sz w:val="21"/>
+          <w:szCs w:val="21"/>
+        </w:rPr>
+        <w:t xml:space="preserve"> at the top right. The check takes a few seconds; the message says how many items are open and how many were fixed since the check before.</w:t>
+      </w:r>
+    </w:p>
+    <w:p>
+      <w:pPr>
+        <w:pStyle w:val="ListParagraph"/>
+        <w:numPr>
+          <w:ilvl w:val="0"/>
+          <w:numId w:val="3"/>
+        </w:numPr>
+        <w:spacing w:after="60"/>
+      </w:pPr>
+      <w:r>
+        <w:rPr>
+          <w:rFonts w:ascii="Arial" w:cs="Arial" w:eastAsia="Arial" w:hAnsi="Arial"/>
+          <w:sz w:val="21"/>
+          <w:szCs w:val="21"/>
+        </w:rPr>
+        <w:t xml:space="preserve">If OSV.dev cannot be reached, the settings are still checked; the packages keep their earlier findings and the page says so.</w:t>
+      </w:r>
+    </w:p>
+    <w:p>
+      <w:pPr>
+        <w:spacing w:after="120"/>
+      </w:pPr>
+      <w:r>
+        <w:rPr>
+          <w:rFonts w:ascii="Arial" w:cs="Arial" w:eastAsia="Arial" w:hAnsi="Arial"/>
+          <w:b/>
+          <w:bCs/>
+          <w:sz w:val="21"/>
+          <w:szCs w:val="21"/>
+        </w:rPr>
+        <w:t xml:space="preserve">Accept the risk</w:t>
+      </w:r>
+    </w:p>
+    <w:p>
+      <w:pPr>
+        <w:pStyle w:val="ListParagraph"/>
+        <w:numPr>
+          <w:ilvl w:val="0"/>
+          <w:numId w:val="3"/>
+        </w:numPr>
+        <w:spacing w:after="60"/>
+      </w:pPr>
+      <w:r>
+        <w:rPr>
+          <w:rFonts w:ascii="Arial" w:cs="Arial" w:eastAsia="Arial" w:hAnsi="Arial"/>
+          <w:sz w:val="21"/>
+          <w:szCs w:val="21"/>
+        </w:rPr>
+        <w:t xml:space="preserve">On an open item, press </w:t>
+      </w:r>
+      <w:r>
+        <w:rPr>
+          <w:rFonts w:ascii="Arial" w:cs="Arial" w:eastAsia="Arial" w:hAnsi="Arial"/>
+          <w:b/>
+          <w:bCs/>
+          <w:sz w:val="21"/>
+          <w:szCs w:val="21"/>
+        </w:rPr>
+        <w:t xml:space="preserve">Accept…</w:t>
+      </w:r>
+      <w:r>
+        <w:rPr>
+          <w:rFonts w:ascii="Arial" w:cs="Arial" w:eastAsia="Arial" w:hAnsi="Arial"/>
+          <w:sz w:val="21"/>
+          <w:szCs w:val="21"/>
+        </w:rPr>
+        <w:t xml:space="preserve">.</w:t>
+      </w:r>
+    </w:p>
+    <w:p>
+      <w:pPr>
+        <w:pStyle w:val="ListParagraph"/>
+        <w:numPr>
+          <w:ilvl w:val="0"/>
+          <w:numId w:val="3"/>
+        </w:numPr>
+        <w:spacing w:after="60"/>
+      </w:pPr>
+      <w:r>
+        <w:rPr>
+          <w:rFonts w:ascii="Arial" w:cs="Arial" w:eastAsia="Arial" w:hAnsi="Arial"/>
+          <w:sz w:val="21"/>
+          <w:szCs w:val="21"/>
+        </w:rPr>
+        <w:t xml:space="preserve">Write why the risk is acceptable in a sentence (for example, a build-time package, or a setting the proxy in front already covers), and choose a </w:t>
+      </w:r>
+      <w:r>
+        <w:rPr>
+          <w:rFonts w:ascii="Arial" w:cs="Arial" w:eastAsia="Arial" w:hAnsi="Arial"/>
+          <w:b/>
+          <w:bCs/>
+          <w:sz w:val="21"/>
+          <w:szCs w:val="21"/>
+        </w:rPr>
+        <w:t xml:space="preserve">Review On</w:t>
+      </w:r>
+      <w:r>
+        <w:rPr>
+          <w:rFonts w:ascii="Arial" w:cs="Arial" w:eastAsia="Arial" w:hAnsi="Arial"/>
+          <w:sz w:val="21"/>
+          <w:szCs w:val="21"/>
+        </w:rPr>
+        <w:t xml:space="preserve"> date within a year.</w:t>
+      </w:r>
+    </w:p>
+    <w:p>
+      <w:pPr>
+        <w:pStyle w:val="ListParagraph"/>
+        <w:numPr>
+          <w:ilvl w:val="0"/>
+          <w:numId w:val="3"/>
+        </w:numPr>
+        <w:spacing w:after="60"/>
+      </w:pPr>
+      <w:r>
+        <w:rPr>
+          <w:rFonts w:ascii="Arial" w:cs="Arial" w:eastAsia="Arial" w:hAnsi="Arial"/>
+          <w:sz w:val="21"/>
+          <w:szCs w:val="21"/>
+        </w:rPr>
+        <w:t xml:space="preserve">Press </w:t>
+      </w:r>
+      <w:r>
+        <w:rPr>
+          <w:rFonts w:ascii="Arial" w:cs="Arial" w:eastAsia="Arial" w:hAnsi="Arial"/>
+          <w:b/>
+          <w:bCs/>
+          <w:sz w:val="21"/>
+          <w:szCs w:val="21"/>
+        </w:rPr>
+        <w:t xml:space="preserve">Accept the Risk</w:t>
+      </w:r>
+      <w:r>
+        <w:rPr>
+          <w:rFonts w:ascii="Arial" w:cs="Arial" w:eastAsia="Arial" w:hAnsi="Arial"/>
+          <w:sz w:val="21"/>
+          <w:szCs w:val="21"/>
+        </w:rPr>
+        <w:t xml:space="preserve">. The item leaves the count and shows under </w:t>
+      </w:r>
+      <w:r>
+        <w:rPr>
+          <w:rFonts w:ascii="Arial" w:cs="Arial" w:eastAsia="Arial" w:hAnsi="Arial"/>
+          <w:b/>
+          <w:bCs/>
+          <w:sz w:val="21"/>
+          <w:szCs w:val="21"/>
+        </w:rPr>
+        <w:t xml:space="preserve">Accepted</w:t>
+      </w:r>
+      <w:r>
+        <w:rPr>
+          <w:rFonts w:ascii="Arial" w:cs="Arial" w:eastAsia="Arial" w:hAnsi="Arial"/>
+          <w:sz w:val="21"/>
+          <w:szCs w:val="21"/>
+        </w:rPr>
+        <w:t xml:space="preserve">, with who accepted it, why and until when.</w:t>
+      </w:r>
+    </w:p>
+    <w:p>
+      <w:pPr>
+        <w:pStyle w:val="ListParagraph"/>
+        <w:numPr>
+          <w:ilvl w:val="0"/>
+          <w:numId w:val="3"/>
+        </w:numPr>
+        <w:spacing w:after="60"/>
+      </w:pPr>
+      <w:r>
+        <w:rPr>
+          <w:rFonts w:ascii="Arial" w:cs="Arial" w:eastAsia="Arial" w:hAnsi="Arial"/>
+          <w:sz w:val="21"/>
+          <w:szCs w:val="21"/>
+        </w:rPr>
+        <w:t xml:space="preserve">It opens again on its review date, or as soon as an advisory appears that was not there when it was accepted. Press </w:t>
+      </w:r>
+      <w:r>
+        <w:rPr>
+          <w:rFonts w:ascii="Arial" w:cs="Arial" w:eastAsia="Arial" w:hAnsi="Arial"/>
+          <w:b/>
+          <w:bCs/>
+          <w:sz w:val="21"/>
+          <w:szCs w:val="21"/>
+        </w:rPr>
+        <w:t xml:space="preserve">Reopen</w:t>
+      </w:r>
+      <w:r>
+        <w:rPr>
+          <w:rFonts w:ascii="Arial" w:cs="Arial" w:eastAsia="Arial" w:hAnsi="Arial"/>
+          <w:sz w:val="21"/>
+          <w:szCs w:val="21"/>
+        </w:rPr>
+        <w:t xml:space="preserve"> under Accepted to open it earlier.</w:t>
+      </w:r>
+    </w:p>
+    <w:p>
+      <w:pPr>
+        <w:spacing w:after="120"/>
+      </w:pPr>
+      <w:r>
+        <w:rPr>
+          <w:rFonts w:ascii="Arial" w:cs="Arial" w:eastAsia="Arial" w:hAnsi="Arial"/>
+          <w:b/>
+          <w:bCs/>
+          <w:sz w:val="21"/>
+          <w:szCs w:val="21"/>
+        </w:rPr>
+        <w:t xml:space="preserve">See what passed and the history</w:t>
+      </w:r>
+    </w:p>
+    <w:p>
+      <w:pPr>
+        <w:pStyle w:val="ListParagraph"/>
+        <w:numPr>
+          <w:ilvl w:val="0"/>
+          <w:numId w:val="3"/>
+        </w:numPr>
+        <w:spacing w:after="60"/>
+      </w:pPr>
+      <w:r>
+        <w:rPr>
+          <w:rFonts w:ascii="Arial" w:cs="Arial" w:eastAsia="Arial" w:hAnsi="Arial"/>
+          <w:b/>
+          <w:bCs/>
+          <w:sz w:val="21"/>
+          <w:szCs w:val="21"/>
+        </w:rPr>
+        <w:t xml:space="preserve">Passed</w:t>
+      </w:r>
+      <w:r>
+        <w:rPr>
+          <w:rFonts w:ascii="Arial" w:cs="Arial" w:eastAsia="Arial" w:hAnsi="Arial"/>
+          <w:sz w:val="21"/>
+          <w:szCs w:val="21"/>
+        </w:rPr>
+        <w:t xml:space="preserve"> lists the packages with no known advisories (Python and npm) and every setting and header that passes.</w:t>
+      </w:r>
+    </w:p>
+    <w:p>
+      <w:pPr>
+        <w:pStyle w:val="ListParagraph"/>
+        <w:numPr>
+          <w:ilvl w:val="0"/>
+          <w:numId w:val="3"/>
+        </w:numPr>
+        <w:spacing w:after="60"/>
+      </w:pPr>
+      <w:r>
+        <w:rPr>
+          <w:rFonts w:ascii="Arial" w:cs="Arial" w:eastAsia="Arial" w:hAnsi="Arial"/>
+          <w:b/>
+          <w:bCs/>
+          <w:sz w:val="21"/>
+          <w:szCs w:val="21"/>
+        </w:rPr>
+        <w:t xml:space="preserve">Checks · last 30 days</w:t>
+      </w:r>
+      <w:r>
+        <w:rPr>
+          <w:rFonts w:ascii="Arial" w:cs="Arial" w:eastAsia="Arial" w:hAnsi="Arial"/>
+          <w:sz w:val="21"/>
+          <w:szCs w:val="21"/>
+        </w:rPr>
+        <w:t xml:space="preserve"> lists every check: when, by the daily job or by whom, how many packages, what was open after it, and what it found fixed.</w:t>
+      </w:r>
+    </w:p>
+    <w:p>
+      <w:pPr>
+        <w:pStyle w:val="Heading2"/>
+        <w:spacing w:after="120" w:before="240"/>
+      </w:pPr>
+      <w:r>
+        <w:rPr>
+          <w:rFonts w:ascii="Arial" w:cs="Arial" w:eastAsia="Arial" w:hAnsi="Arial"/>
+        </w:rPr>
+        <w:t xml:space="preserve">Severity</w:t>
+      </w:r>
+    </w:p>
+    <w:tbl>
+      <w:tblPr>
+        <w:tblW w:type="dxa" w:w="10080"/>
+        <w:tblBorders>
+          <w:top w:val="single" w:color="D9DBE3" w:sz="4"/>
+          <w:left w:val="none"/>
+          <w:bottom w:val="single" w:color="D9DBE3" w:sz="4"/>
+          <w:right w:val="none"/>
+          <w:insideH w:val="single" w:color="E6E8EF" w:sz="4"/>
+          <w:insideV w:val="none"/>
+        </w:tblBorders>
+      </w:tblPr>
+      <w:tblGrid>
+        <w:gridCol w:w="2600"/>
+        <w:gridCol w:w="7480"/>
+      </w:tblGrid>
+      <w:tr>
+        <w:trPr>
+          <w:tblHeader/>
+        </w:trPr>
+        <w:tc>
+          <w:tcPr>
+            <w:tcW w:type="dxa" w:w="2600"/>
+            <w:shd w:fill="EEEFF5" w:color="auto" w:val="clear"/>
+            <w:tcMar>
+              <w:top w:type="dxa" w:w="60"/>
+              <w:left w:type="dxa" w:w="90"/>
+              <w:bottom w:type="dxa" w:w="60"/>
+              <w:right w:type="dxa" w:w="90"/>
+            </w:tcMar>
+          </w:tcPr>
+          <w:p>
+            <w:r>
+              <w:rPr>
+                <w:rFonts w:ascii="Arial" w:cs="Arial" w:eastAsia="Arial" w:hAnsi="Arial"/>
+                <w:b/>
+                <w:bCs/>
+                <w:sz w:val="18"/>
+                <w:szCs w:val="18"/>
+              </w:rPr>
+              <w:t xml:space="preserve">Severity</w:t>
+            </w:r>
+          </w:p>
+        </w:tc>
+        <w:tc>
+          <w:tcPr>
+            <w:tcW w:type="dxa" w:w="7480"/>
+            <w:shd w:fill="EEEFF5" w:color="auto" w:val="clear"/>
+            <w:tcMar>
+              <w:top w:type="dxa" w:w="60"/>
+              <w:left w:type="dxa" w:w="90"/>
+              <w:bottom w:type="dxa" w:w="60"/>
+              <w:right w:type="dxa" w:w="90"/>
+            </w:tcMar>
+          </w:tcPr>
+          <w:p>
+            <w:r>
+              <w:rPr>
+                <w:rFonts w:ascii="Arial" w:cs="Arial" w:eastAsia="Arial" w:hAnsi="Arial"/>
+                <w:b/>
+                <w:bCs/>
+                <w:sz w:val="18"/>
+                <w:szCs w:val="18"/>
+              </w:rPr>
+              <w:t xml:space="preserve">Meaning</w:t>
+            </w:r>
+          </w:p>
+        </w:tc>
+      </w:tr>
+      <w:tr>
+        <w:tc>
+          <w:tcPr>
+            <w:tcW w:type="dxa" w:w="2600"/>
+            <w:tcMar>
+              <w:top w:type="dxa" w:w="60"/>
+              <w:left w:type="dxa" w:w="90"/>
+              <w:bottom w:type="dxa" w:w="60"/>
+              <w:right w:type="dxa" w:w="90"/>
+            </w:tcMar>
+          </w:tcPr>
+          <w:p>
+            <w:r>
+              <w:rPr>
+                <w:rFonts w:ascii="Arial" w:cs="Arial" w:eastAsia="Arial" w:hAnsi="Arial"/>
+                <w:sz w:val="19"/>
+                <w:szCs w:val="19"/>
+              </w:rPr>
+              <w:t xml:space="preserve">Critical</w:t>
+            </w:r>
+          </w:p>
+        </w:tc>
+        <w:tc>
+          <w:tcPr>
+            <w:tcW w:type="dxa" w:w="7480"/>
+            <w:tcMar>
+              <w:top w:type="dxa" w:w="60"/>
+              <w:left w:type="dxa" w:w="90"/>
+              <w:bottom w:type="dxa" w:w="60"/>
+              <w:right w:type="dxa" w:w="90"/>
+            </w:tcMar>
+          </w:tcPr>
+          <w:p>
+            <w:r>
+              <w:rPr>
+                <w:rFonts w:ascii="Arial" w:cs="Arial" w:eastAsia="Arial" w:hAnsi="Arial"/>
+                <w:sz w:val="19"/>
+                <w:szCs w:val="19"/>
+              </w:rPr>
+              <w:t xml:space="preserve">Fix now: for example a weak signing key, or a package advisory rated critical.</w:t>
+            </w:r>
+          </w:p>
+        </w:tc>
+      </w:tr>
+      <w:tr>
+        <w:tc>
+          <w:tcPr>
+            <w:tcW w:type="dxa" w:w="2600"/>
+            <w:tcMar>
+              <w:top w:type="dxa" w:w="60"/>
+              <w:left w:type="dxa" w:w="90"/>
+              <w:bottom w:type="dxa" w:w="60"/>
+              <w:right w:type="dxa" w:w="90"/>
+            </w:tcMar>
+          </w:tcPr>
+          <w:p>
+            <w:r>
+              <w:rPr>
+                <w:rFonts w:ascii="Arial" w:cs="Arial" w:eastAsia="Arial" w:hAnsi="Arial"/>
+                <w:sz w:val="19"/>
+                <w:szCs w:val="19"/>
+              </w:rPr>
+              <w:t xml:space="preserve">High</w:t>
+            </w:r>
+          </w:p>
+        </w:tc>
+        <w:tc>
+          <w:tcPr>
+            <w:tcW w:type="dxa" w:w="7480"/>
+            <w:tcMar>
+              <w:top w:type="dxa" w:w="60"/>
+              <w:left w:type="dxa" w:w="90"/>
+              <w:bottom w:type="dxa" w:w="60"/>
+              <w:right w:type="dxa" w:w="90"/>
+            </w:tcMar>
+          </w:tcPr>
+          <w:p>
+            <w:r>
+              <w:rPr>
+                <w:rFonts w:ascii="Arial" w:cs="Arial" w:eastAsia="Arial" w:hAnsi="Arial"/>
+                <w:sz w:val="19"/>
+                <w:szCs w:val="19"/>
+              </w:rPr>
+              <w:t xml:space="preserve">Fix soon: debug mode on, the development web server serving, a session cookie sent over HTTP, a high-rated advisory.</w:t>
+            </w:r>
+          </w:p>
+        </w:tc>
+      </w:tr>
+      <w:tr>
+        <w:tc>
+          <w:tcPr>
+            <w:tcW w:type="dxa" w:w="2600"/>
+            <w:tcMar>
+              <w:top w:type="dxa" w:w="60"/>
+              <w:left w:type="dxa" w:w="90"/>
+              <w:bottom w:type="dxa" w:w="60"/>
+              <w:right w:type="dxa" w:w="90"/>
+            </w:tcMar>
+          </w:tcPr>
+          <w:p>
+            <w:r>
+              <w:rPr>
+                <w:rFonts w:ascii="Arial" w:cs="Arial" w:eastAsia="Arial" w:hAnsi="Arial"/>
+                <w:sz w:val="19"/>
+                <w:szCs w:val="19"/>
+              </w:rPr>
+              <w:t xml:space="preserve">Medium</w:t>
+            </w:r>
+          </w:p>
+        </w:tc>
+        <w:tc>
+          <w:tcPr>
+            <w:tcW w:type="dxa" w:w="7480"/>
+            <w:tcMar>
+              <w:top w:type="dxa" w:w="60"/>
+              <w:left w:type="dxa" w:w="90"/>
+              <w:bottom w:type="dxa" w:w="60"/>
+              <w:right w:type="dxa" w:w="90"/>
+            </w:tcMar>
+          </w:tcPr>
+          <w:p>
+            <w:r>
+              <w:rPr>
+                <w:rFonts w:ascii="Arial" w:cs="Arial" w:eastAsia="Arial" w:hAnsi="Arial"/>
+                <w:sz w:val="19"/>
+                <w:szCs w:val="19"/>
+              </w:rPr>
+              <w:t xml:space="preserve">Plan the fix: missing HSTS or Content-Security-Policy, a moderate advisory, an advisory its database did not rate.</w:t>
+            </w:r>
+          </w:p>
+        </w:tc>
+      </w:tr>
+      <w:tr>
+        <w:tc>
+          <w:tcPr>
+            <w:tcW w:type="dxa" w:w="2600"/>
+            <w:tcMar>
+              <w:top w:type="dxa" w:w="60"/>
+              <w:left w:type="dxa" w:w="90"/>
+              <w:bottom w:type="dxa" w:w="60"/>
+              <w:right w:type="dxa" w:w="90"/>
+            </w:tcMar>
+          </w:tcPr>
+          <w:p>
+            <w:r>
+              <w:rPr>
+                <w:rFonts w:ascii="Arial" w:cs="Arial" w:eastAsia="Arial" w:hAnsi="Arial"/>
+                <w:sz w:val="19"/>
+                <w:szCs w:val="19"/>
+              </w:rPr>
+              <w:t xml:space="preserve">Low</w:t>
+            </w:r>
+          </w:p>
+        </w:tc>
+        <w:tc>
+          <w:tcPr>
+            <w:tcW w:type="dxa" w:w="7480"/>
+            <w:tcMar>
+              <w:top w:type="dxa" w:w="60"/>
+              <w:left w:type="dxa" w:w="90"/>
+              <w:bottom w:type="dxa" w:w="60"/>
+              <w:right w:type="dxa" w:w="90"/>
+            </w:tcMar>
+          </w:tcPr>
+          <w:p>
+            <w:r>
+              <w:rPr>
+                <w:rFonts w:ascii="Arial" w:cs="Arial" w:eastAsia="Arial" w:hAnsi="Arial"/>
+                <w:sz w:val="19"/>
+                <w:szCs w:val="19"/>
+              </w:rPr>
+              <w:t xml:space="preserve">Note it: a low-rated advisory, nosniff missing, the HTTPS redirect left to the proxy.</w:t>
+            </w:r>
+          </w:p>
+        </w:tc>
+      </w:tr>
+    </w:tbl>
+    <w:p>
+      <w:pPr>
+        <w:spacing w:after="120"/>
+      </w:pPr>
+    </w:p>
+    <w:p>
+      <w:pPr>
+        <w:spacing w:after="120"/>
+      </w:pPr>
+      <w:r>
+        <w:rPr>
+          <w:rFonts w:ascii="Arial" w:cs="Arial" w:eastAsia="Arial" w:hAnsi="Arial"/>
+          <w:sz w:val="21"/>
+          <w:szCs w:val="21"/>
+        </w:rPr>
+        <w:t xml:space="preserve">Package severities come from the advisory (GitHub's rating, or the rating of the GitHub twin of a PyPI advisory).</w:t>
+      </w:r>
+    </w:p>
+    <w:p>
+      <w:pPr>
+        <w:pStyle w:val="Heading2"/>
+        <w:spacing w:after="120" w:before="240"/>
+      </w:pPr>
+      <w:r>
+        <w:rPr>
+          <w:rFonts w:ascii="Arial" w:cs="Arial" w:eastAsia="Arial" w:hAnsi="Arial"/>
+        </w:rPr>
+        <w:t xml:space="preserve">When something does not work</w:t>
+      </w:r>
+    </w:p>
+    <w:tbl>
+      <w:tblPr>
+        <w:tblW w:type="dxa" w:w="10080"/>
+        <w:tblBorders>
+          <w:top w:val="single" w:color="D9DBE3" w:sz="4"/>
+          <w:left w:val="none"/>
+          <w:bottom w:val="single" w:color="D9DBE3" w:sz="4"/>
+          <w:right w:val="none"/>
+          <w:insideH w:val="single" w:color="E6E8EF" w:sz="4"/>
+          <w:insideV w:val="none"/>
+        </w:tblBorders>
+      </w:tblPr>
+      <w:tblGrid>
+        <w:gridCol w:w="2600"/>
+        <w:gridCol w:w="7480"/>
+      </w:tblGrid>
+      <w:tr>
+        <w:trPr>
+          <w:tblHeader/>
+        </w:trPr>
+        <w:tc>
+          <w:tcPr>
+            <w:tcW w:type="dxa" w:w="2600"/>
+            <w:shd w:fill="EEEFF5" w:color="auto" w:val="clear"/>
+            <w:tcMar>
+              <w:top w:type="dxa" w:w="60"/>
+              <w:left w:type="dxa" w:w="90"/>
+              <w:bottom w:type="dxa" w:w="60"/>
+              <w:right w:type="dxa" w:w="90"/>
+            </w:tcMar>
+          </w:tcPr>
+          <w:p>
+            <w:r>
+              <w:rPr>
+                <w:rFonts w:ascii="Arial" w:cs="Arial" w:eastAsia="Arial" w:hAnsi="Arial"/>
+                <w:b/>
+                <w:bCs/>
+                <w:sz w:val="18"/>
+                <w:szCs w:val="18"/>
+              </w:rPr>
+              <w:t xml:space="preserve">What you see</w:t>
+            </w:r>
+          </w:p>
+        </w:tc>
+        <w:tc>
+          <w:tcPr>
+            <w:tcW w:type="dxa" w:w="7480"/>
+            <w:shd w:fill="EEEFF5" w:color="auto" w:val="clear"/>
+            <w:tcMar>
+              <w:top w:type="dxa" w:w="60"/>
+              <w:left w:type="dxa" w:w="90"/>
+              <w:bottom w:type="dxa" w:w="60"/>
+              <w:right w:type="dxa" w:w="90"/>
+            </w:tcMar>
+          </w:tcPr>
+          <w:p>
+            <w:r>
+              <w:rPr>
+                <w:rFonts w:ascii="Arial" w:cs="Arial" w:eastAsia="Arial" w:hAnsi="Arial"/>
+                <w:b/>
+                <w:bCs/>
+                <w:sz w:val="18"/>
+                <w:szCs w:val="18"/>
+              </w:rPr>
+              <w:t xml:space="preserve">What it means</w:t>
+            </w:r>
+          </w:p>
+        </w:tc>
+      </w:tr>
+      <w:tr>
+        <w:tc>
+          <w:tcPr>
+            <w:tcW w:type="dxa" w:w="2600"/>
+            <w:tcMar>
+              <w:top w:type="dxa" w:w="60"/>
+              <w:left w:type="dxa" w:w="90"/>
+              <w:bottom w:type="dxa" w:w="60"/>
+              <w:right w:type="dxa" w:w="90"/>
+            </w:tcMar>
+          </w:tcPr>
+          <w:p>
+            <w:r>
+              <w:rPr>
+                <w:rFonts w:ascii="Arial" w:cs="Arial" w:eastAsia="Arial" w:hAnsi="Arial"/>
+                <w:sz w:val="19"/>
+                <w:szCs w:val="19"/>
+              </w:rPr>
+              <w:t xml:space="preserve">The page says it needs a database update</w:t>
+            </w:r>
+          </w:p>
+        </w:tc>
+        <w:tc>
+          <w:tcPr>
+            <w:tcW w:type="dxa" w:w="7480"/>
+            <w:tcMar>
+              <w:top w:type="dxa" w:w="60"/>
+              <w:left w:type="dxa" w:w="90"/>
+              <w:bottom w:type="dxa" w:w="60"/>
+              <w:right w:type="dxa" w:w="90"/>
+            </w:tcMar>
+          </w:tcPr>
+          <w:p>
+            <w:r>
+              <w:rPr>
+                <w:rFonts w:ascii="Arial" w:cs="Arial" w:eastAsia="Arial" w:hAnsi="Arial"/>
+                <w:sz w:val="19"/>
+                <w:szCs w:val="19"/>
+              </w:rPr>
+              <w:t xml:space="preserve">Patch 0066 has not been applied on this server.</w:t>
+            </w:r>
+          </w:p>
+        </w:tc>
+      </w:tr>
+      <w:tr>
+        <w:tc>
+          <w:tcPr>
+            <w:tcW w:type="dxa" w:w="2600"/>
+            <w:tcMar>
+              <w:top w:type="dxa" w:w="60"/>
+              <w:left w:type="dxa" w:w="90"/>
+              <w:bottom w:type="dxa" w:w="60"/>
+              <w:right w:type="dxa" w:w="90"/>
+            </w:tcMar>
+          </w:tcPr>
+          <w:p>
+            <w:r>
+              <w:rPr>
+                <w:rFonts w:ascii="Arial" w:cs="Arial" w:eastAsia="Arial" w:hAnsi="Arial"/>
+                <w:sz w:val="19"/>
+                <w:szCs w:val="19"/>
+              </w:rPr>
+              <w:t xml:space="preserve">Not checked yet</w:t>
+            </w:r>
+          </w:p>
+        </w:tc>
+        <w:tc>
+          <w:tcPr>
+            <w:tcW w:type="dxa" w:w="7480"/>
+            <w:tcMar>
+              <w:top w:type="dxa" w:w="60"/>
+              <w:left w:type="dxa" w:w="90"/>
+              <w:bottom w:type="dxa" w:w="60"/>
+              <w:right w:type="dxa" w:w="90"/>
+            </w:tcMar>
+          </w:tcPr>
+          <w:p>
+            <w:r>
+              <w:rPr>
+                <w:rFonts w:ascii="Arial" w:cs="Arial" w:eastAsia="Arial" w:hAnsi="Arial"/>
+                <w:sz w:val="19"/>
+                <w:szCs w:val="19"/>
+              </w:rPr>
+              <w:t xml:space="preserve">No check has run: press Check Now, or wait for the daily job.</w:t>
+            </w:r>
+          </w:p>
+        </w:tc>
+      </w:tr>
+      <w:tr>
+        <w:tc>
+          <w:tcPr>
+            <w:tcW w:type="dxa" w:w="2600"/>
+            <w:tcMar>
+              <w:top w:type="dxa" w:w="60"/>
+              <w:left w:type="dxa" w:w="90"/>
+              <w:bottom w:type="dxa" w:w="60"/>
+              <w:right w:type="dxa" w:w="90"/>
+            </w:tcMar>
+          </w:tcPr>
+          <w:p>
+            <w:r>
+              <w:rPr>
+                <w:rFonts w:ascii="Arial" w:cs="Arial" w:eastAsia="Arial" w:hAnsi="Arial"/>
+                <w:sz w:val="19"/>
+                <w:szCs w:val="19"/>
+              </w:rPr>
+              <w:t xml:space="preserve">"OSV.dev could not be reached"</w:t>
+            </w:r>
+          </w:p>
+        </w:tc>
+        <w:tc>
+          <w:tcPr>
+            <w:tcW w:type="dxa" w:w="7480"/>
+            <w:tcMar>
+              <w:top w:type="dxa" w:w="60"/>
+              <w:left w:type="dxa" w:w="90"/>
+              <w:bottom w:type="dxa" w:w="60"/>
+              <w:right w:type="dxa" w:w="90"/>
+            </w:tcMar>
+          </w:tcPr>
+          <w:p>
+            <w:r>
+              <w:rPr>
+                <w:rFonts w:ascii="Arial" w:cs="Arial" w:eastAsia="Arial" w:hAnsi="Arial"/>
+                <w:sz w:val="19"/>
+                <w:szCs w:val="19"/>
+              </w:rPr>
+              <w:t xml:space="preserve">The server cannot reach api.osv.dev over HTTPS; allow it in the firewall.</w:t>
+            </w:r>
+          </w:p>
+        </w:tc>
+      </w:tr>
+      <w:tr>
+        <w:tc>
+          <w:tcPr>
+            <w:tcW w:type="dxa" w:w="2600"/>
+            <w:tcMar>
+              <w:top w:type="dxa" w:w="60"/>
+              <w:left w:type="dxa" w:w="90"/>
+              <w:bottom w:type="dxa" w:w="60"/>
+              <w:right w:type="dxa" w:w="90"/>
+            </w:tcMar>
+          </w:tcPr>
+          <w:p>
+            <w:r>
+              <w:rPr>
+                <w:rFonts w:ascii="Arial" w:cs="Arial" w:eastAsia="Arial" w:hAnsi="Arial"/>
+                <w:sz w:val="19"/>
+                <w:szCs w:val="19"/>
+              </w:rPr>
+              <w:t xml:space="preserve">The site could not be read</w:t>
+            </w:r>
+          </w:p>
+        </w:tc>
+        <w:tc>
+          <w:tcPr>
+            <w:tcW w:type="dxa" w:w="7480"/>
+            <w:tcMar>
+              <w:top w:type="dxa" w:w="60"/>
+              <w:left w:type="dxa" w:w="90"/>
+              <w:bottom w:type="dxa" w:w="60"/>
+              <w:right w:type="dxa" w:w="90"/>
+            </w:tcMar>
+          </w:tcPr>
+          <w:p>
+            <w:r>
+              <w:rPr>
+                <w:rFonts w:ascii="Arial" w:cs="Arial" w:eastAsia="Arial" w:hAnsi="Arial"/>
+                <w:sz w:val="19"/>
+                <w:szCs w:val="19"/>
+              </w:rPr>
+              <w:t xml:space="preserve">The address in </w:t>
+            </w:r>
+            <w:r>
+              <w:rPr>
+                <w:rFonts w:ascii="Consolas" w:cs="Consolas" w:eastAsia="Consolas" w:hAnsi="Consolas"/>
+                <w:sz w:val="19"/>
+                <w:szCs w:val="19"/>
+              </w:rPr>
+              <w:t xml:space="preserve">security.site_address</w:t>
+            </w:r>
+            <w:r>
+              <w:rPr>
+                <w:rFonts w:ascii="Arial" w:cs="Arial" w:eastAsia="Arial" w:hAnsi="Arial"/>
+                <w:sz w:val="19"/>
+                <w:szCs w:val="19"/>
+              </w:rPr>
+              <w:t xml:space="preserve"> does not answer from the server itself.</w:t>
+            </w:r>
+          </w:p>
+        </w:tc>
+      </w:tr>
+      <w:tr>
+        <w:tc>
+          <w:tcPr>
+            <w:tcW w:type="dxa" w:w="2600"/>
+            <w:tcMar>
+              <w:top w:type="dxa" w:w="60"/>
+              <w:left w:type="dxa" w:w="90"/>
+              <w:bottom w:type="dxa" w:w="60"/>
+              <w:right w:type="dxa" w:w="90"/>
+            </w:tcMar>
+          </w:tcPr>
+          <w:p>
+            <w:r>
+              <w:rPr>
+                <w:rFonts w:ascii="Arial" w:cs="Arial" w:eastAsia="Arial" w:hAnsi="Arial"/>
+                <w:sz w:val="19"/>
+                <w:szCs w:val="19"/>
+              </w:rPr>
+              <w:t xml:space="preserve">The development web server item does not appear on Windows</w:t>
+            </w:r>
+          </w:p>
+        </w:tc>
+        <w:tc>
+          <w:tcPr>
+            <w:tcW w:type="dxa" w:w="7480"/>
+            <w:tcMar>
+              <w:top w:type="dxa" w:w="60"/>
+              <w:left w:type="dxa" w:w="90"/>
+              <w:bottom w:type="dxa" w:w="60"/>
+              <w:right w:type="dxa" w:w="90"/>
+            </w:tcMar>
+          </w:tcPr>
+          <w:p>
+            <w:r>
+              <w:rPr>
+                <w:rFonts w:ascii="Arial" w:cs="Arial" w:eastAsia="Arial" w:hAnsi="Arial"/>
+                <w:sz w:val="19"/>
+                <w:szCs w:val="19"/>
+              </w:rPr>
+              <w:t xml:space="preserve">Running processes are read on Linux only.</w:t>
+            </w:r>
+          </w:p>
+        </w:tc>
+      </w:tr>
+    </w:tbl>
+    <w:p>
+      <w:pPr>
+        <w:spacing w:after="120"/>
+      </w:pPr>
     </w:p>
     <w:p>
       <w:r>

--- a/docs/manuals/CEP_Platform_Guide.docx
+++ b/docs/manuals/CEP_Platform_Guide.docx
@@ -24883,6 +24883,135 @@
     </w:p>
     <w:p>
       <w:pPr>
+        <w:pStyle w:val="ListParagraph"/>
+        <w:numPr>
+          <w:ilvl w:val="0"/>
+          <w:numId w:val="2"/>
+        </w:numPr>
+        <w:spacing w:after="60"/>
+      </w:pPr>
+      <w:r>
+        <w:rPr>
+          <w:rFonts w:ascii="Arial" w:cs="Arial" w:eastAsia="Arial" w:hAnsi="Arial"/>
+          <w:b/>
+          <w:bCs/>
+          <w:sz w:val="21"/>
+          <w:szCs w:val="21"/>
+        </w:rPr>
+        <w:t xml:space="preserve">Workspace isolation:</w:t>
+      </w:r>
+      <w:r>
+        <w:rPr>
+          <w:rFonts w:ascii="Arial" w:cs="Arial" w:eastAsia="Arial" w:hAnsi="Arial"/>
+          <w:sz w:val="21"/>
+          <w:szCs w:val="21"/>
+        </w:rPr>
+        <w:t xml:space="preserve"> every table holding workspace rows that the app's login can read keeps each workspace's rows apart (forced row-level security), unless it is one of the platform's own tables; and the app's login can neither skip row-level security nor change the schema.</w:t>
+      </w:r>
+    </w:p>
+    <w:p>
+      <w:pPr>
+        <w:pStyle w:val="ListParagraph"/>
+        <w:numPr>
+          <w:ilvl w:val="0"/>
+          <w:numId w:val="2"/>
+        </w:numPr>
+        <w:spacing w:after="60"/>
+      </w:pPr>
+      <w:r>
+        <w:rPr>
+          <w:rFonts w:ascii="Arial" w:cs="Arial" w:eastAsia="Arial" w:hAnsi="Arial"/>
+          <w:b/>
+          <w:bCs/>
+          <w:sz w:val="21"/>
+          <w:szCs w:val="21"/>
+        </w:rPr>
+        <w:t xml:space="preserve">Accounts and keys:</w:t>
+      </w:r>
+      <w:r>
+        <w:rPr>
+          <w:rFonts w:ascii="Arial" w:cs="Arial" w:eastAsia="Arial" w:hAnsi="Arial"/>
+          <w:sz w:val="21"/>
+          <w:szCs w:val="21"/>
+        </w:rPr>
+        <w:t xml:space="preserve"> platform accounts that have not signed in for 90 days, platform staff allowed to sign in without a second factor, active accounts with a test address (example.com, .test and the like), workspace accounts unused for 90 days, workspace API keys over a year old or unused for 90 days, and Postal engines whose callbacks are not signed.</w:t>
+      </w:r>
+    </w:p>
+    <w:p>
+      <w:pPr>
+        <w:pStyle w:val="ListParagraph"/>
+        <w:numPr>
+          <w:ilvl w:val="0"/>
+          <w:numId w:val="2"/>
+        </w:numPr>
+        <w:spacing w:after="60"/>
+      </w:pPr>
+      <w:r>
+        <w:rPr>
+          <w:rFonts w:ascii="Arial" w:cs="Arial" w:eastAsia="Arial" w:hAnsi="Arial"/>
+          <w:b/>
+          <w:bCs/>
+          <w:sz w:val="21"/>
+          <w:szCs w:val="21"/>
+        </w:rPr>
+        <w:t xml:space="preserve">Sending domains:</w:t>
+      </w:r>
+      <w:r>
+        <w:rPr>
+          <w:rFonts w:ascii="Arial" w:cs="Arial" w:eastAsia="Arial" w:hAnsi="Arial"/>
+          <w:sz w:val="21"/>
+          <w:szCs w:val="21"/>
+        </w:rPr>
+        <w:t xml:space="preserve"> the SPF and DMARC records of every domain a workspace sends email from, read from DNS by this server. Domains reserved for examples (</w:t>
+      </w:r>
+      <w:r>
+        <w:rPr>
+          <w:rFonts w:ascii="Consolas" w:cs="Consolas" w:eastAsia="Consolas" w:hAnsi="Consolas"/>
+          <w:sz w:val="21"/>
+          <w:szCs w:val="21"/>
+        </w:rPr>
+        <w:t xml:space="preserve">.example</w:t>
+      </w:r>
+      <w:r>
+        <w:rPr>
+          <w:rFonts w:ascii="Arial" w:cs="Arial" w:eastAsia="Arial" w:hAnsi="Arial"/>
+          <w:sz w:val="21"/>
+          <w:szCs w:val="21"/>
+        </w:rPr>
+        <w:t xml:space="preserve">, </w:t>
+      </w:r>
+      <w:r>
+        <w:rPr>
+          <w:rFonts w:ascii="Consolas" w:cs="Consolas" w:eastAsia="Consolas" w:hAnsi="Consolas"/>
+          <w:sz w:val="21"/>
+          <w:szCs w:val="21"/>
+        </w:rPr>
+        <w:t xml:space="preserve">.test</w:t>
+      </w:r>
+      <w:r>
+        <w:rPr>
+          <w:rFonts w:ascii="Arial" w:cs="Arial" w:eastAsia="Arial" w:hAnsi="Arial"/>
+          <w:sz w:val="21"/>
+          <w:szCs w:val="21"/>
+        </w:rPr>
+        <w:t xml:space="preserve">) are not looked up. DKIM is not checked: its record name depends on the mail engine's selector, which C360 does not hold.</w:t>
+      </w:r>
+    </w:p>
+    <w:p>
+      <w:pPr>
+        <w:spacing w:after="120"/>
+      </w:pPr>
+      <w:r>
+        <w:rPr>
+          <w:rFonts w:ascii="Arial" w:cs="Arial" w:eastAsia="Arial" w:hAnsi="Arial"/>
+          <w:sz w:val="21"/>
+          <w:szCs w:val="21"/>
+        </w:rPr>
+        <w:t xml:space="preserve">The last three need patch 0067; until it is applied the page says so under Passed and the other checks run as before.</w:t>
+      </w:r>
+    </w:p>
+    <w:p>
+      <w:pPr>
         <w:spacing w:after="120"/>
       </w:pPr>
       <w:r>
@@ -25025,7 +25154,7 @@
           <w:sz w:val="21"/>
           <w:szCs w:val="21"/>
         </w:rPr>
-        <w:t xml:space="preserve"> lists every open item, worst first, packages and settings together: the severity, the item and why it matters, where it is (Backend · Python, Frontend · npm, Server setting, Site header), what is installed and what fixes it, the advisory, and when it was first seen.</w:t>
+        <w:t xml:space="preserve"> lists every open item, worst first, packages, settings and data checks together: the severity, the item and why it matters, where it is (Backend · Python, Frontend · npm, Server setting, Site header, Workspace isolation, Account or key, Sending domain), what is there now and what fixes it, the reference, and when it was first seen.</w:t>
       </w:r>
     </w:p>
     <w:p>
@@ -25368,7 +25497,7 @@
           <w:sz w:val="21"/>
           <w:szCs w:val="21"/>
         </w:rPr>
-        <w:t xml:space="preserve"> lists the packages with no known advisories (Python and npm) and every setting and header that passes.</w:t>
+        <w:t xml:space="preserve"> lists the packages with no known advisories (Python and npm), every setting and header that passes, and, below them, what passed in Workspace Isolation, Accounts and Keys and Sending Domains.</w:t>
       </w:r>
     </w:p>
     <w:p>
@@ -25519,7 +25648,7 @@
                 <w:sz w:val="19"/>
                 <w:szCs w:val="19"/>
               </w:rPr>
-              <w:t xml:space="preserve">Fix now: for example a weak signing key, or a package advisory rated critical.</w:t>
+              <w:t xml:space="preserve">Fix now: for example a weak signing key, a package advisory rated critical, or the app's login skipping row-level security.</w:t>
             </w:r>
           </w:p>
         </w:tc>
@@ -25563,7 +25692,7 @@
                 <w:sz w:val="19"/>
                 <w:szCs w:val="19"/>
               </w:rPr>
-              <w:t xml:space="preserve">Fix soon: debug mode on, the development web server serving, a session cookie sent over HTTP, a high-rated advisory.</w:t>
+              <w:t xml:space="preserve">Fix soon: debug mode on, the development web server serving, a session cookie sent over HTTP, a high-rated advisory, a workspace table that does not keep workspaces apart, an unused platform administrator, staff signing in with a password alone, a sending domain without SPF.</w:t>
             </w:r>
           </w:p>
         </w:tc>
@@ -25607,7 +25736,7 @@
                 <w:sz w:val="19"/>
                 <w:szCs w:val="19"/>
               </w:rPr>
-              <w:t xml:space="preserve">Plan the fix: missing HSTS or Content-Security-Policy, a moderate advisory, an advisory its database did not rate.</w:t>
+              <w:t xml:space="preserve">Plan the fix: missing HSTS or Content-Security-Policy, a moderate advisory, an advisory its database did not rate, an API key over a year old, unsigned engine callbacks, a sending domain without DMARC.</w:t>
             </w:r>
           </w:p>
         </w:tc>
@@ -25651,7 +25780,7 @@
                 <w:sz w:val="19"/>
                 <w:szCs w:val="19"/>
               </w:rPr>
-              <w:t xml:space="preserve">Note it: a low-rated advisory, nosniff missing, the HTTPS redirect left to the proxy.</w:t>
+              <w:t xml:space="preserve">Note it: a low-rated advisory, nosniff missing, the HTTPS redirect left to the proxy, unused workspace accounts or API keys, DMARC that only monitors.</w:t>
             </w:r>
           </w:p>
         </w:tc>
@@ -25988,6 +26117,138 @@
                 <w:szCs w:val="19"/>
               </w:rPr>
               <w:t xml:space="preserve">Running processes are read on Linux only.</w:t>
+            </w:r>
+          </w:p>
+        </w:tc>
+      </w:tr>
+      <w:tr>
+        <w:tc>
+          <w:tcPr>
+            <w:tcW w:type="dxa" w:w="2600"/>
+            <w:tcMar>
+              <w:top w:type="dxa" w:w="60"/>
+              <w:left w:type="dxa" w:w="90"/>
+              <w:bottom w:type="dxa" w:w="60"/>
+              <w:right w:type="dxa" w:w="90"/>
+            </w:tcMar>
+          </w:tcPr>
+          <w:p>
+            <w:r>
+              <w:rPr>
+                <w:rFonts w:ascii="Arial" w:cs="Arial" w:eastAsia="Arial" w:hAnsi="Arial"/>
+                <w:sz w:val="19"/>
+                <w:szCs w:val="19"/>
+              </w:rPr>
+              <w:t xml:space="preserve">Passed says the data checks wait for patch 0067</w:t>
+            </w:r>
+          </w:p>
+        </w:tc>
+        <w:tc>
+          <w:tcPr>
+            <w:tcW w:type="dxa" w:w="7480"/>
+            <w:tcMar>
+              <w:top w:type="dxa" w:w="60"/>
+              <w:left w:type="dxa" w:w="90"/>
+              <w:bottom w:type="dxa" w:w="60"/>
+              <w:right w:type="dxa" w:w="90"/>
+            </w:tcMar>
+          </w:tcPr>
+          <w:p>
+            <w:r>
+              <w:rPr>
+                <w:rFonts w:ascii="Arial" w:cs="Arial" w:eastAsia="Arial" w:hAnsi="Arial"/>
+                <w:sz w:val="19"/>
+                <w:szCs w:val="19"/>
+              </w:rPr>
+              <w:t xml:space="preserve">Patch 0067 has not been applied on this server.</w:t>
+            </w:r>
+          </w:p>
+        </w:tc>
+      </w:tr>
+      <w:tr>
+        <w:tc>
+          <w:tcPr>
+            <w:tcW w:type="dxa" w:w="2600"/>
+            <w:tcMar>
+              <w:top w:type="dxa" w:w="60"/>
+              <w:left w:type="dxa" w:w="90"/>
+              <w:bottom w:type="dxa" w:w="60"/>
+              <w:right w:type="dxa" w:w="90"/>
+            </w:tcMar>
+          </w:tcPr>
+          <w:p>
+            <w:r>
+              <w:rPr>
+                <w:rFonts w:ascii="Arial" w:cs="Arial" w:eastAsia="Arial" w:hAnsi="Arial"/>
+                <w:sz w:val="19"/>
+                <w:szCs w:val="19"/>
+              </w:rPr>
+              <w:t xml:space="preserve">"A sending domain could not be looked up"</w:t>
+            </w:r>
+          </w:p>
+        </w:tc>
+        <w:tc>
+          <w:tcPr>
+            <w:tcW w:type="dxa" w:w="7480"/>
+            <w:tcMar>
+              <w:top w:type="dxa" w:w="60"/>
+              <w:left w:type="dxa" w:w="90"/>
+              <w:bottom w:type="dxa" w:w="60"/>
+              <w:right w:type="dxa" w:w="90"/>
+            </w:tcMar>
+          </w:tcPr>
+          <w:p>
+            <w:r>
+              <w:rPr>
+                <w:rFonts w:ascii="Arial" w:cs="Arial" w:eastAsia="Arial" w:hAnsi="Arial"/>
+                <w:sz w:val="19"/>
+                <w:szCs w:val="19"/>
+              </w:rPr>
+              <w:t xml:space="preserve">This server's DNS did not answer for it; check the server's resolver.</w:t>
+            </w:r>
+          </w:p>
+        </w:tc>
+      </w:tr>
+      <w:tr>
+        <w:tc>
+          <w:tcPr>
+            <w:tcW w:type="dxa" w:w="2600"/>
+            <w:tcMar>
+              <w:top w:type="dxa" w:w="60"/>
+              <w:left w:type="dxa" w:w="90"/>
+              <w:bottom w:type="dxa" w:w="60"/>
+              <w:right w:type="dxa" w:w="90"/>
+            </w:tcMar>
+          </w:tcPr>
+          <w:p>
+            <w:r>
+              <w:rPr>
+                <w:rFonts w:ascii="Arial" w:cs="Arial" w:eastAsia="Arial" w:hAnsi="Arial"/>
+                <w:sz w:val="19"/>
+                <w:szCs w:val="19"/>
+              </w:rPr>
+              <w:t xml:space="preserve">"Workspace Isolation was not checked" (or another group)</w:t>
+            </w:r>
+          </w:p>
+        </w:tc>
+        <w:tc>
+          <w:tcPr>
+            <w:tcW w:type="dxa" w:w="7480"/>
+            <w:tcMar>
+              <w:top w:type="dxa" w:w="60"/>
+              <w:left w:type="dxa" w:w="90"/>
+              <w:bottom w:type="dxa" w:w="60"/>
+              <w:right w:type="dxa" w:w="90"/>
+            </w:tcMar>
+          </w:tcPr>
+          <w:p>
+            <w:r>
+              <w:rPr>
+                <w:rFonts w:ascii="Arial" w:cs="Arial" w:eastAsia="Arial" w:hAnsi="Arial"/>
+                <w:sz w:val="19"/>
+                <w:szCs w:val="19"/>
+              </w:rPr>
+              <w:t xml:space="preserve">That group failed to read the database; the check's history shows the error, and the group's earlier findings stand.</w:t>
             </w:r>
           </w:p>
         </w:tc>

--- a/docs/manuals/CEP_Platform_Guide.docx
+++ b/docs/manuals/CEP_Platform_Guide.docx
@@ -39,7 +39,7 @@
           <w:sz w:val="20"/>
           <w:szCs w:val="20"/>
         </w:rPr>
-        <w:t xml:space="preserve">Built 2026-10-20 from docs/manuals/platform-guide</w:t>
+        <w:t xml:space="preserve">Built 2026-10-21 from docs/manuals/platform-guide</w:t>
       </w:r>
     </w:p>
     <w:p>
@@ -24994,7 +24994,7 @@
           <w:sz w:val="21"/>
           <w:szCs w:val="21"/>
         </w:rPr>
-        <w:t xml:space="preserve">) are not looked up. DKIM is not checked: its record name depends on the mail engine's selector, which C360 does not hold.</w:t>
+        <w:t xml:space="preserve">) are not looked up. DKIM is not checked here: its record name depends on the mail engine's selector, which each workspace gives on its own Settings → Delivery → Sending Domains, where its administrators also see these results with the record to publish (the daily check-sending-domains job and Check Now).</w:t>
       </w:r>
     </w:p>
     <w:p>

--- a/docs/manuals/CEP_Platform_Guide.docx
+++ b/docs/manuals/CEP_Platform_Guide.docx
@@ -39,7 +39,7 @@
           <w:sz w:val="20"/>
           <w:szCs w:val="20"/>
         </w:rPr>
-        <w:t xml:space="preserve">Built 2026-10-20 from docs/manuals/platform-guide</w:t>
+        <w:t xml:space="preserve">Built 2026-10-21 from docs/manuals/platform-guide</w:t>
       </w:r>
     </w:p>
     <w:p>
@@ -1876,6 +1876,118 @@
           <w:szCs w:val="20"/>
         </w:rPr>
         <w:t xml:space="preserve">When something does not work</w:t>
+      </w:r>
+    </w:p>
+    <w:p>
+      <w:pPr>
+        <w:spacing w:after="40"/>
+        <w:ind w:left="0"/>
+      </w:pPr>
+      <w:r>
+        <w:rPr>
+          <w:rFonts w:ascii="Arial" w:cs="Arial" w:eastAsia="Arial" w:hAnsi="Arial"/>
+          <w:sz w:val="22"/>
+          <w:szCs w:val="22"/>
+        </w:rPr>
+        <w:t xml:space="preserve">Engine Health</w:t>
+      </w:r>
+    </w:p>
+    <w:p>
+      <w:pPr>
+        <w:spacing w:after="40"/>
+        <w:ind w:left="400"/>
+      </w:pPr>
+      <w:r>
+        <w:rPr>
+          <w:rFonts w:ascii="Arial" w:cs="Arial" w:eastAsia="Arial" w:hAnsi="Arial"/>
+          <w:sz w:val="20"/>
+          <w:szCs w:val="20"/>
+        </w:rPr>
+        <w:t xml:space="preserve">What this is for</w:t>
+      </w:r>
+    </w:p>
+    <w:p>
+      <w:pPr>
+        <w:spacing w:after="40"/>
+        <w:ind w:left="400"/>
+      </w:pPr>
+      <w:r>
+        <w:rPr>
+          <w:rFonts w:ascii="Arial" w:cs="Arial" w:eastAsia="Arial" w:hAnsi="Arial"/>
+          <w:sz w:val="20"/>
+          <w:szCs w:val="20"/>
+        </w:rPr>
+        <w:t xml:space="preserve">Who can use it</w:t>
+      </w:r>
+    </w:p>
+    <w:p>
+      <w:pPr>
+        <w:spacing w:after="40"/>
+        <w:ind w:left="400"/>
+      </w:pPr>
+      <w:r>
+        <w:rPr>
+          <w:rFonts w:ascii="Arial" w:cs="Arial" w:eastAsia="Arial" w:hAnsi="Arial"/>
+          <w:sz w:val="20"/>
+          <w:szCs w:val="20"/>
+        </w:rPr>
+        <w:t xml:space="preserve">The checks</w:t>
+      </w:r>
+    </w:p>
+    <w:p>
+      <w:pPr>
+        <w:spacing w:after="40"/>
+        <w:ind w:left="400"/>
+      </w:pPr>
+      <w:r>
+        <w:rPr>
+          <w:rFonts w:ascii="Arial" w:cs="Arial" w:eastAsia="Arial" w:hAnsi="Arial"/>
+          <w:sz w:val="20"/>
+          <w:szCs w:val="20"/>
+        </w:rPr>
+        <w:t xml:space="preserve">The page</w:t>
+      </w:r>
+    </w:p>
+    <w:p>
+      <w:pPr>
+        <w:spacing w:after="40"/>
+        <w:ind w:left="400"/>
+      </w:pPr>
+      <w:r>
+        <w:rPr>
+          <w:rFonts w:ascii="Arial" w:cs="Arial" w:eastAsia="Arial" w:hAnsi="Arial"/>
+          <w:sz w:val="20"/>
+          <w:szCs w:val="20"/>
+        </w:rPr>
+        <w:t xml:space="preserve">Alerts</w:t>
+      </w:r>
+    </w:p>
+    <w:p>
+      <w:pPr>
+        <w:spacing w:after="40"/>
+        <w:ind w:left="400"/>
+      </w:pPr>
+      <w:r>
+        <w:rPr>
+          <w:rFonts w:ascii="Arial" w:cs="Arial" w:eastAsia="Arial" w:hAnsi="Arial"/>
+          <w:sz w:val="20"/>
+          <w:szCs w:val="20"/>
+        </w:rPr>
+        <w:t xml:space="preserve">Step by step</w:t>
+      </w:r>
+    </w:p>
+    <w:p>
+      <w:pPr>
+        <w:spacing w:after="40"/>
+        <w:ind w:left="400"/>
+      </w:pPr>
+      <w:r>
+        <w:rPr>
+          <w:rFonts w:ascii="Arial" w:cs="Arial" w:eastAsia="Arial" w:hAnsi="Arial"/>
+          <w:sz w:val="20"/>
+          <w:szCs w:val="20"/>
+        </w:rPr>
+        <w:t xml:space="preserve">What happens behind the scenes</w:t>
       </w:r>
     </w:p>
     <w:p>
@@ -13116,6 +13228,436 @@
                 <w:sz w:val="19"/>
                 <w:szCs w:val="19"/>
               </w:rPr>
+              <w:t xml:space="preserve">engine_health.callback_silence_minutes</w:t>
+            </w:r>
+          </w:p>
+        </w:tc>
+        <w:tc>
+          <w:tcPr>
+            <w:tcW w:type="dxa" w:w="2520"/>
+            <w:tcMar>
+              <w:top w:type="dxa" w:w="60"/>
+              <w:left w:type="dxa" w:w="90"/>
+              <w:bottom w:type="dxa" w:w="60"/>
+              <w:right w:type="dxa" w:w="90"/>
+            </w:tcMar>
+          </w:tcPr>
+          <w:p>
+            <w:r>
+              <w:rPr>
+                <w:rFonts w:ascii="Arial" w:cs="Arial" w:eastAsia="Arial" w:hAnsi="Arial"/>
+                <w:sz w:val="19"/>
+                <w:szCs w:val="19"/>
+              </w:rPr>
+              <w:t xml:space="preserve">number</w:t>
+            </w:r>
+          </w:p>
+        </w:tc>
+        <w:tc>
+          <w:tcPr>
+            <w:tcW w:type="dxa" w:w="2520"/>
+            <w:tcMar>
+              <w:top w:type="dxa" w:w="60"/>
+              <w:left w:type="dxa" w:w="90"/>
+              <w:bottom w:type="dxa" w:w="60"/>
+              <w:right w:type="dxa" w:w="90"/>
+            </w:tcMar>
+          </w:tcPr>
+          <w:p>
+            <w:r>
+              <w:rPr>
+                <w:rFonts w:ascii="Arial" w:cs="Arial" w:eastAsia="Arial" w:hAnsi="Arial"/>
+                <w:sz w:val="19"/>
+                <w:szCs w:val="19"/>
+              </w:rPr>
+              <w:t xml:space="preserve">60</w:t>
+            </w:r>
+          </w:p>
+        </w:tc>
+        <w:tc>
+          <w:tcPr>
+            <w:tcW w:type="dxa" w:w="2520"/>
+            <w:tcMar>
+              <w:top w:type="dxa" w:w="60"/>
+              <w:left w:type="dxa" w:w="90"/>
+              <w:bottom w:type="dxa" w:w="60"/>
+              <w:right w:type="dxa" w:w="90"/>
+            </w:tcMar>
+          </w:tcPr>
+          <w:p>
+            <w:r>
+              <w:rPr>
+                <w:rFonts w:ascii="Arial" w:cs="Arial" w:eastAsia="Arial" w:hAnsi="Arial"/>
+                <w:sz w:val="19"/>
+                <w:szCs w:val="19"/>
+              </w:rPr>
+              <w:t xml:space="preserve">An engine that took messages but has not called back for this long is Failing (Engine Health).</w:t>
+            </w:r>
+          </w:p>
+        </w:tc>
+      </w:tr>
+      <w:tr>
+        <w:tc>
+          <w:tcPr>
+            <w:tcW w:type="dxa" w:w="2520"/>
+            <w:tcMar>
+              <w:top w:type="dxa" w:w="60"/>
+              <w:left w:type="dxa" w:w="90"/>
+              <w:bottom w:type="dxa" w:w="60"/>
+              <w:right w:type="dxa" w:w="90"/>
+            </w:tcMar>
+          </w:tcPr>
+          <w:p>
+            <w:r>
+              <w:rPr>
+                <w:rFonts w:ascii="Arial" w:cs="Arial" w:eastAsia="Arial" w:hAnsi="Arial"/>
+                <w:sz w:val="19"/>
+                <w:szCs w:val="19"/>
+              </w:rPr>
+              <w:t xml:space="preserve">engine_health.rejection_rate_pct, engine_health.p95_ms</w:t>
+            </w:r>
+          </w:p>
+        </w:tc>
+        <w:tc>
+          <w:tcPr>
+            <w:tcW w:type="dxa" w:w="2520"/>
+            <w:tcMar>
+              <w:top w:type="dxa" w:w="60"/>
+              <w:left w:type="dxa" w:w="90"/>
+              <w:bottom w:type="dxa" w:w="60"/>
+              <w:right w:type="dxa" w:w="90"/>
+            </w:tcMar>
+          </w:tcPr>
+          <w:p>
+            <w:r>
+              <w:rPr>
+                <w:rFonts w:ascii="Arial" w:cs="Arial" w:eastAsia="Arial" w:hAnsi="Arial"/>
+                <w:sz w:val="19"/>
+                <w:szCs w:val="19"/>
+              </w:rPr>
+              <w:t xml:space="preserve">decimal, number</w:t>
+            </w:r>
+          </w:p>
+        </w:tc>
+        <w:tc>
+          <w:tcPr>
+            <w:tcW w:type="dxa" w:w="2520"/>
+            <w:tcMar>
+              <w:top w:type="dxa" w:w="60"/>
+              <w:left w:type="dxa" w:w="90"/>
+              <w:bottom w:type="dxa" w:w="60"/>
+              <w:right w:type="dxa" w:w="90"/>
+            </w:tcMar>
+          </w:tcPr>
+          <w:p>
+            <w:r>
+              <w:rPr>
+                <w:rFonts w:ascii="Arial" w:cs="Arial" w:eastAsia="Arial" w:hAnsi="Arial"/>
+                <w:sz w:val="19"/>
+                <w:szCs w:val="19"/>
+              </w:rPr>
+              <w:t xml:space="preserve">1, 5000</w:t>
+            </w:r>
+          </w:p>
+        </w:tc>
+        <w:tc>
+          <w:tcPr>
+            <w:tcW w:type="dxa" w:w="2520"/>
+            <w:tcMar>
+              <w:top w:type="dxa" w:w="60"/>
+              <w:left w:type="dxa" w:w="90"/>
+              <w:bottom w:type="dxa" w:w="60"/>
+              <w:right w:type="dxa" w:w="90"/>
+            </w:tcMar>
+          </w:tcPr>
+          <w:p>
+            <w:r>
+              <w:rPr>
+                <w:rFonts w:ascii="Arial" w:cs="Arial" w:eastAsia="Arial" w:hAnsi="Arial"/>
+                <w:sz w:val="19"/>
+                <w:szCs w:val="19"/>
+              </w:rPr>
+              <w:t xml:space="preserve">The share of refused or failed calls, and the call time 95% of calls stay under, before an engine needs attention.</w:t>
+            </w:r>
+          </w:p>
+        </w:tc>
+      </w:tr>
+      <w:tr>
+        <w:tc>
+          <w:tcPr>
+            <w:tcW w:type="dxa" w:w="2520"/>
+            <w:tcMar>
+              <w:top w:type="dxa" w:w="60"/>
+              <w:left w:type="dxa" w:w="90"/>
+              <w:bottom w:type="dxa" w:w="60"/>
+              <w:right w:type="dxa" w:w="90"/>
+            </w:tcMar>
+          </w:tcPr>
+          <w:p>
+            <w:r>
+              <w:rPr>
+                <w:rFonts w:ascii="Arial" w:cs="Arial" w:eastAsia="Arial" w:hAnsi="Arial"/>
+                <w:sz w:val="19"/>
+                <w:szCs w:val="19"/>
+              </w:rPr>
+              <w:t xml:space="preserve">engine_health.hard_bounce_pct, engine_health.complaint_pct, engine_health.sms_failure_pct</w:t>
+            </w:r>
+          </w:p>
+        </w:tc>
+        <w:tc>
+          <w:tcPr>
+            <w:tcW w:type="dxa" w:w="2520"/>
+            <w:tcMar>
+              <w:top w:type="dxa" w:w="60"/>
+              <w:left w:type="dxa" w:w="90"/>
+              <w:bottom w:type="dxa" w:w="60"/>
+              <w:right w:type="dxa" w:w="90"/>
+            </w:tcMar>
+          </w:tcPr>
+          <w:p>
+            <w:r>
+              <w:rPr>
+                <w:rFonts w:ascii="Arial" w:cs="Arial" w:eastAsia="Arial" w:hAnsi="Arial"/>
+                <w:sz w:val="19"/>
+                <w:szCs w:val="19"/>
+              </w:rPr>
+              <w:t xml:space="preserve">decimal</w:t>
+            </w:r>
+          </w:p>
+        </w:tc>
+        <w:tc>
+          <w:tcPr>
+            <w:tcW w:type="dxa" w:w="2520"/>
+            <w:tcMar>
+              <w:top w:type="dxa" w:w="60"/>
+              <w:left w:type="dxa" w:w="90"/>
+              <w:bottom w:type="dxa" w:w="60"/>
+              <w:right w:type="dxa" w:w="90"/>
+            </w:tcMar>
+          </w:tcPr>
+          <w:p>
+            <w:r>
+              <w:rPr>
+                <w:rFonts w:ascii="Arial" w:cs="Arial" w:eastAsia="Arial" w:hAnsi="Arial"/>
+                <w:sz w:val="19"/>
+                <w:szCs w:val="19"/>
+              </w:rPr>
+              <w:t xml:space="preserve">2, 0.1, 5</w:t>
+            </w:r>
+          </w:p>
+        </w:tc>
+        <w:tc>
+          <w:tcPr>
+            <w:tcW w:type="dxa" w:w="2520"/>
+            <w:tcMar>
+              <w:top w:type="dxa" w:w="60"/>
+              <w:left w:type="dxa" w:w="90"/>
+              <w:bottom w:type="dxa" w:w="60"/>
+              <w:right w:type="dxa" w:w="90"/>
+            </w:tcMar>
+          </w:tcPr>
+          <w:p>
+            <w:r>
+              <w:rPr>
+                <w:rFonts w:ascii="Arial" w:cs="Arial" w:eastAsia="Arial" w:hAnsi="Arial"/>
+                <w:sz w:val="19"/>
+                <w:szCs w:val="19"/>
+              </w:rPr>
+              <w:t xml:space="preserve">The last day's hard bounces, complaints and failed texts before an engine needs attention; twice the line is Failing.</w:t>
+            </w:r>
+          </w:p>
+        </w:tc>
+      </w:tr>
+      <w:tr>
+        <w:tc>
+          <w:tcPr>
+            <w:tcW w:type="dxa" w:w="2520"/>
+            <w:tcMar>
+              <w:top w:type="dxa" w:w="60"/>
+              <w:left w:type="dxa" w:w="90"/>
+              <w:bottom w:type="dxa" w:w="60"/>
+              <w:right w:type="dxa" w:w="90"/>
+            </w:tcMar>
+          </w:tcPr>
+          <w:p>
+            <w:r>
+              <w:rPr>
+                <w:rFonts w:ascii="Arial" w:cs="Arial" w:eastAsia="Arial" w:hAnsi="Arial"/>
+                <w:sz w:val="19"/>
+                <w:szCs w:val="19"/>
+              </w:rPr>
+              <w:t xml:space="preserve">engine_health.receipt_wait_minutes, engine_health.missing_receipt_pct</w:t>
+            </w:r>
+          </w:p>
+        </w:tc>
+        <w:tc>
+          <w:tcPr>
+            <w:tcW w:type="dxa" w:w="2520"/>
+            <w:tcMar>
+              <w:top w:type="dxa" w:w="60"/>
+              <w:left w:type="dxa" w:w="90"/>
+              <w:bottom w:type="dxa" w:w="60"/>
+              <w:right w:type="dxa" w:w="90"/>
+            </w:tcMar>
+          </w:tcPr>
+          <w:p>
+            <w:r>
+              <w:rPr>
+                <w:rFonts w:ascii="Arial" w:cs="Arial" w:eastAsia="Arial" w:hAnsi="Arial"/>
+                <w:sz w:val="19"/>
+                <w:szCs w:val="19"/>
+              </w:rPr>
+              <w:t xml:space="preserve">number, decimal</w:t>
+            </w:r>
+          </w:p>
+        </w:tc>
+        <w:tc>
+          <w:tcPr>
+            <w:tcW w:type="dxa" w:w="2520"/>
+            <w:tcMar>
+              <w:top w:type="dxa" w:w="60"/>
+              <w:left w:type="dxa" w:w="90"/>
+              <w:bottom w:type="dxa" w:w="60"/>
+              <w:right w:type="dxa" w:w="90"/>
+            </w:tcMar>
+          </w:tcPr>
+          <w:p>
+            <w:r>
+              <w:rPr>
+                <w:rFonts w:ascii="Arial" w:cs="Arial" w:eastAsia="Arial" w:hAnsi="Arial"/>
+                <w:sz w:val="19"/>
+                <w:szCs w:val="19"/>
+              </w:rPr>
+              <w:t xml:space="preserve">15, 1</w:t>
+            </w:r>
+          </w:p>
+        </w:tc>
+        <w:tc>
+          <w:tcPr>
+            <w:tcW w:type="dxa" w:w="2520"/>
+            <w:tcMar>
+              <w:top w:type="dxa" w:w="60"/>
+              <w:left w:type="dxa" w:w="90"/>
+              <w:bottom w:type="dxa" w:w="60"/>
+              <w:right w:type="dxa" w:w="90"/>
+            </w:tcMar>
+          </w:tcPr>
+          <w:p>
+            <w:r>
+              <w:rPr>
+                <w:rFonts w:ascii="Arial" w:cs="Arial" w:eastAsia="Arial" w:hAnsi="Arial"/>
+                <w:sz w:val="19"/>
+                <w:szCs w:val="19"/>
+              </w:rPr>
+              <w:t xml:space="preserve">How long a text may wait for its receipt, and the share of the last two hours' texts that may still be waiting.</w:t>
+            </w:r>
+          </w:p>
+        </w:tc>
+      </w:tr>
+      <w:tr>
+        <w:tc>
+          <w:tcPr>
+            <w:tcW w:type="dxa" w:w="2520"/>
+            <w:tcMar>
+              <w:top w:type="dxa" w:w="60"/>
+              <w:left w:type="dxa" w:w="90"/>
+              <w:bottom w:type="dxa" w:w="60"/>
+              <w:right w:type="dxa" w:w="90"/>
+            </w:tcMar>
+          </w:tcPr>
+          <w:p>
+            <w:r>
+              <w:rPr>
+                <w:rFonts w:ascii="Arial" w:cs="Arial" w:eastAsia="Arial" w:hAnsi="Arial"/>
+                <w:sz w:val="19"/>
+                <w:szCs w:val="19"/>
+              </w:rPr>
+              <w:t xml:space="preserve">engine_health.min_sample</w:t>
+            </w:r>
+          </w:p>
+        </w:tc>
+        <w:tc>
+          <w:tcPr>
+            <w:tcW w:type="dxa" w:w="2520"/>
+            <w:tcMar>
+              <w:top w:type="dxa" w:w="60"/>
+              <w:left w:type="dxa" w:w="90"/>
+              <w:bottom w:type="dxa" w:w="60"/>
+              <w:right w:type="dxa" w:w="90"/>
+            </w:tcMar>
+          </w:tcPr>
+          <w:p>
+            <w:r>
+              <w:rPr>
+                <w:rFonts w:ascii="Arial" w:cs="Arial" w:eastAsia="Arial" w:hAnsi="Arial"/>
+                <w:sz w:val="19"/>
+                <w:szCs w:val="19"/>
+              </w:rPr>
+              <w:t xml:space="preserve">number</w:t>
+            </w:r>
+          </w:p>
+        </w:tc>
+        <w:tc>
+          <w:tcPr>
+            <w:tcW w:type="dxa" w:w="2520"/>
+            <w:tcMar>
+              <w:top w:type="dxa" w:w="60"/>
+              <w:left w:type="dxa" w:w="90"/>
+              <w:bottom w:type="dxa" w:w="60"/>
+              <w:right w:type="dxa" w:w="90"/>
+            </w:tcMar>
+          </w:tcPr>
+          <w:p>
+            <w:r>
+              <w:rPr>
+                <w:rFonts w:ascii="Arial" w:cs="Arial" w:eastAsia="Arial" w:hAnsi="Arial"/>
+                <w:sz w:val="19"/>
+                <w:szCs w:val="19"/>
+              </w:rPr>
+              <w:t xml:space="preserve">50</w:t>
+            </w:r>
+          </w:p>
+        </w:tc>
+        <w:tc>
+          <w:tcPr>
+            <w:tcW w:type="dxa" w:w="2520"/>
+            <w:tcMar>
+              <w:top w:type="dxa" w:w="60"/>
+              <w:left w:type="dxa" w:w="90"/>
+              <w:bottom w:type="dxa" w:w="60"/>
+              <w:right w:type="dxa" w:w="90"/>
+            </w:tcMar>
+          </w:tcPr>
+          <w:p>
+            <w:r>
+              <w:rPr>
+                <w:rFonts w:ascii="Arial" w:cs="Arial" w:eastAsia="Arial" w:hAnsi="Arial"/>
+                <w:sz w:val="19"/>
+                <w:szCs w:val="19"/>
+              </w:rPr>
+              <w:t xml:space="preserve">Messages or calls a rate needs before it is judged.</w:t>
+            </w:r>
+          </w:p>
+        </w:tc>
+      </w:tr>
+      <w:tr>
+        <w:tc>
+          <w:tcPr>
+            <w:tcW w:type="dxa" w:w="2520"/>
+            <w:tcMar>
+              <w:top w:type="dxa" w:w="60"/>
+              <w:left w:type="dxa" w:w="90"/>
+              <w:bottom w:type="dxa" w:w="60"/>
+              <w:right w:type="dxa" w:w="90"/>
+            </w:tcMar>
+          </w:tcPr>
+          <w:p>
+            <w:r>
+              <w:rPr>
+                <w:rFonts w:ascii="Arial" w:cs="Arial" w:eastAsia="Arial" w:hAnsi="Arial"/>
+                <w:sz w:val="19"/>
+                <w:szCs w:val="19"/>
+              </w:rPr>
               <w:t xml:space="preserve">platform.api_public_url</w:t>
             </w:r>
           </w:p>
@@ -18134,7 +18676,7 @@
           <w:sz w:val="21"/>
           <w:szCs w:val="21"/>
         </w:rPr>
-        <w:t xml:space="preserve">Everything CEP does on a timer, and how you know it is working: seventeen scheduled jobs with their runs, fifteen system checks, and the alerts raised when a check fails or a job breaks.</w:t>
+        <w:t xml:space="preserve">Everything CEP does on a timer, and how you know it is working: twenty-seven scheduled jobs with their runs, fifteen system checks, and the alerts raised when a check fails or a job breaks.</w:t>
       </w:r>
     </w:p>
     <w:p>
@@ -19066,6 +19608,136 @@
                 <w:sz w:val="19"/>
                 <w:szCs w:val="19"/>
               </w:rPr>
+              <w:t xml:space="preserve">check-engine-health</w:t>
+            </w:r>
+          </w:p>
+        </w:tc>
+        <w:tc>
+          <w:tcPr>
+            <w:tcW w:type="dxa" w:w="3740"/>
+            <w:tcMar>
+              <w:top w:type="dxa" w:w="60"/>
+              <w:left w:type="dxa" w:w="90"/>
+              <w:bottom w:type="dxa" w:w="60"/>
+              <w:right w:type="dxa" w:w="90"/>
+            </w:tcMar>
+          </w:tcPr>
+          <w:p>
+            <w:r>
+              <w:rPr>
+                <w:rFonts w:ascii="Arial" w:cs="Arial" w:eastAsia="Arial" w:hAnsi="Arial"/>
+                <w:sz w:val="19"/>
+                <w:szCs w:val="19"/>
+              </w:rPr>
+              <w:t xml:space="preserve">Checks every active sending engine's callbacks, refused calls, speed, bounces and receipts, and stores the result (Overview → Engine Health).</w:t>
+            </w:r>
+          </w:p>
+        </w:tc>
+        <w:tc>
+          <w:tcPr>
+            <w:tcW w:type="dxa" w:w="3740"/>
+            <w:tcMar>
+              <w:top w:type="dxa" w:w="60"/>
+              <w:left w:type="dxa" w:w="90"/>
+              <w:bottom w:type="dxa" w:w="60"/>
+              <w:right w:type="dxa" w:w="90"/>
+            </w:tcMar>
+          </w:tcPr>
+          <w:p>
+            <w:r>
+              <w:rPr>
+                <w:rFonts w:ascii="Arial" w:cs="Arial" w:eastAsia="Arial" w:hAnsi="Arial"/>
+                <w:sz w:val="19"/>
+                <w:szCs w:val="19"/>
+              </w:rPr>
+              <w:t xml:space="preserve">30 min (every 10 minutes on the scheduler)</w:t>
+            </w:r>
+          </w:p>
+        </w:tc>
+      </w:tr>
+      <w:tr>
+        <w:tc>
+          <w:tcPr>
+            <w:tcW w:type="dxa" w:w="2600"/>
+            <w:tcMar>
+              <w:top w:type="dxa" w:w="60"/>
+              <w:left w:type="dxa" w:w="90"/>
+              <w:bottom w:type="dxa" w:w="60"/>
+              <w:right w:type="dxa" w:w="90"/>
+            </w:tcMar>
+          </w:tcPr>
+          <w:p>
+            <w:r>
+              <w:rPr>
+                <w:rFonts w:ascii="Arial" w:cs="Arial" w:eastAsia="Arial" w:hAnsi="Arial"/>
+                <w:sz w:val="19"/>
+                <w:szCs w:val="19"/>
+              </w:rPr>
+              <w:t xml:space="preserve">check-engines-daily</w:t>
+            </w:r>
+          </w:p>
+        </w:tc>
+        <w:tc>
+          <w:tcPr>
+            <w:tcW w:type="dxa" w:w="3740"/>
+            <w:tcMar>
+              <w:top w:type="dxa" w:w="60"/>
+              <w:left w:type="dxa" w:w="90"/>
+              <w:bottom w:type="dxa" w:w="60"/>
+              <w:right w:type="dxa" w:w="90"/>
+            </w:tcMar>
+          </w:tcPr>
+          <w:p>
+            <w:r>
+              <w:rPr>
+                <w:rFonts w:ascii="Arial" w:cs="Arial" w:eastAsia="Arial" w:hAnsi="Arial"/>
+                <w:sz w:val="19"/>
+                <w:szCs w:val="19"/>
+              </w:rPr>
+              <w:t xml:space="preserve">Runs every active sending engine's Check: key and address, nothing sent.</w:t>
+            </w:r>
+          </w:p>
+        </w:tc>
+        <w:tc>
+          <w:tcPr>
+            <w:tcW w:type="dxa" w:w="3740"/>
+            <w:tcMar>
+              <w:top w:type="dxa" w:w="60"/>
+              <w:left w:type="dxa" w:w="90"/>
+              <w:bottom w:type="dxa" w:w="60"/>
+              <w:right w:type="dxa" w:w="90"/>
+            </w:tcMar>
+          </w:tcPr>
+          <w:p>
+            <w:r>
+              <w:rPr>
+                <w:rFonts w:ascii="Arial" w:cs="Arial" w:eastAsia="Arial" w:hAnsi="Arial"/>
+                <w:sz w:val="19"/>
+                <w:szCs w:val="19"/>
+              </w:rPr>
+              <w:t xml:space="preserve">26 h (daily)</w:t>
+            </w:r>
+          </w:p>
+        </w:tc>
+      </w:tr>
+      <w:tr>
+        <w:tc>
+          <w:tcPr>
+            <w:tcW w:type="dxa" w:w="2600"/>
+            <w:tcMar>
+              <w:top w:type="dxa" w:w="60"/>
+              <w:left w:type="dxa" w:w="90"/>
+              <w:bottom w:type="dxa" w:w="60"/>
+              <w:right w:type="dxa" w:w="90"/>
+            </w:tcMar>
+          </w:tcPr>
+          <w:p>
+            <w:r>
+              <w:rPr>
+                <w:rFonts w:ascii="Arial" w:cs="Arial" w:eastAsia="Arial" w:hAnsi="Arial"/>
+                <w:sz w:val="19"/>
+                <w:szCs w:val="19"/>
+              </w:rPr>
               <w:t xml:space="preserve">decide-ab-winners</w:t>
             </w:r>
           </w:p>
@@ -20765,7 +21437,7 @@
                 <w:sz w:val="19"/>
                 <w:szCs w:val="19"/>
               </w:rPr>
-              <w:t xml:space="preserve">n of 17 on time</w:t>
+              <w:t xml:space="preserve">n of 27 on time</w:t>
             </w:r>
             <w:r>
               <w:rPr>
@@ -20896,7 +21568,7 @@
           <w:sz w:val="21"/>
           <w:szCs w:val="21"/>
         </w:rPr>
-        <w:t xml:space="preserve">; a problem that went away resolves its alert with a notice.</w:t>
+        <w:t xml:space="preserve">; a problem that went away resolves its alert with a notice. Sending engines add one alert per engine and failing check (see Engine Health); a text engine that has never sent a receipt opens one acknowledged alert, emailed once.</w:t>
       </w:r>
     </w:p>
     <w:p>
@@ -26258,6 +26930,1582 @@
       <w:pPr>
         <w:spacing w:after="120"/>
       </w:pPr>
+    </w:p>
+    <w:p>
+      <w:r>
+        <w:br w:type="page"/>
+      </w:r>
+    </w:p>
+    <w:p>
+      <w:pPr>
+        <w:pStyle w:val="Heading1"/>
+        <w:spacing w:after="120" w:before="0"/>
+      </w:pPr>
+      <w:r>
+        <w:rPr>
+          <w:rFonts w:ascii="Arial" w:cs="Arial" w:eastAsia="Arial" w:hAnsi="Arial"/>
+        </w:rPr>
+        <w:t xml:space="preserve">Engine Health</w:t>
+      </w:r>
+    </w:p>
+    <w:p>
+      <w:pPr>
+        <w:spacing w:after="120"/>
+      </w:pPr>
+      <w:r>
+        <w:rPr>
+          <w:rFonts w:ascii="Arial" w:cs="Arial" w:eastAsia="Arial" w:hAnsi="Arial"/>
+          <w:b/>
+          <w:bCs/>
+          <w:sz w:val="21"/>
+          <w:szCs w:val="21"/>
+        </w:rPr>
+        <w:t xml:space="preserve">Where:</w:t>
+      </w:r>
+      <w:r>
+        <w:rPr>
+          <w:rFonts w:ascii="Arial" w:cs="Arial" w:eastAsia="Arial" w:hAnsi="Arial"/>
+          <w:sz w:val="21"/>
+          <w:szCs w:val="21"/>
+        </w:rPr>
+        <w:t xml:space="preserve"> Overview → Engine Health. The number on the menu item counts the engines failing now. Problems also open alerts (Overview → Alerts), which are emailed to </w:t>
+      </w:r>
+      <w:r>
+        <w:rPr>
+          <w:rFonts w:ascii="Consolas" w:cs="Consolas" w:eastAsia="Consolas" w:hAnsi="Consolas"/>
+          <w:sz w:val="21"/>
+          <w:szCs w:val="21"/>
+        </w:rPr>
+        <w:t xml:space="preserve">alerts.recipients</w:t>
+      </w:r>
+      <w:r>
+        <w:rPr>
+          <w:rFonts w:ascii="Arial" w:cs="Arial" w:eastAsia="Arial" w:hAnsi="Arial"/>
+          <w:sz w:val="21"/>
+          <w:szCs w:val="21"/>
+        </w:rPr>
+        <w:t xml:space="preserve"> and posted to the alert webhook. A workspace sees its own engines' health on Settings → Sending Engines.</w:t>
+      </w:r>
+    </w:p>
+    <w:p>
+      <w:pPr>
+        <w:pStyle w:val="Heading2"/>
+        <w:spacing w:after="120" w:before="240"/>
+      </w:pPr>
+      <w:r>
+        <w:rPr>
+          <w:rFonts w:ascii="Arial" w:cs="Arial" w:eastAsia="Arial" w:hAnsi="Arial"/>
+        </w:rPr>
+        <w:t xml:space="preserve">What this is for</w:t>
+      </w:r>
+    </w:p>
+    <w:p>
+      <w:pPr>
+        <w:spacing w:after="120"/>
+      </w:pPr>
+      <w:r>
+        <w:rPr>
+          <w:rFonts w:ascii="Arial" w:cs="Arial" w:eastAsia="Arial" w:hAnsi="Arial"/>
+          <w:sz w:val="21"/>
+          <w:szCs w:val="21"/>
+        </w:rPr>
+        <w:t xml:space="preserve">Knowing when a sending engine stops working before the campaigns show it. C360 records every call to an engine (how long it took, what came back) and every callback, but a dead webhook, a refused key or a list that bounces used to be noticed only when someone looked. The check-engine-health job looks at every active engine of every workspace every 10 minutes; check-engines-daily runs each engine's Check (key and address, nothing sent) once a day.</w:t>
+      </w:r>
+    </w:p>
+    <w:p>
+      <w:pPr>
+        <w:pStyle w:val="Heading2"/>
+        <w:spacing w:after="120" w:before="240"/>
+      </w:pPr>
+      <w:r>
+        <w:rPr>
+          <w:rFonts w:ascii="Arial" w:cs="Arial" w:eastAsia="Arial" w:hAnsi="Arial"/>
+        </w:rPr>
+        <w:t xml:space="preserve">Who can use it</w:t>
+      </w:r>
+    </w:p>
+    <w:p>
+      <w:pPr>
+        <w:spacing w:after="120"/>
+      </w:pPr>
+      <w:r>
+        <w:rPr>
+          <w:rFonts w:ascii="Arial" w:cs="Arial" w:eastAsia="Arial" w:hAnsi="Arial"/>
+          <w:sz w:val="21"/>
+          <w:szCs w:val="21"/>
+        </w:rPr>
+        <w:t xml:space="preserve">Platform staff see the page. Run Checks Now and Run Daily Check need a platform administrator.</w:t>
+      </w:r>
+    </w:p>
+    <w:p>
+      <w:pPr>
+        <w:pStyle w:val="Heading2"/>
+        <w:spacing w:after="120" w:before="240"/>
+      </w:pPr>
+      <w:r>
+        <w:rPr>
+          <w:rFonts w:ascii="Arial" w:cs="Arial" w:eastAsia="Arial" w:hAnsi="Arial"/>
+        </w:rPr>
+        <w:t xml:space="preserve">The checks</w:t>
+      </w:r>
+    </w:p>
+    <w:tbl>
+      <w:tblPr>
+        <w:tblW w:type="dxa" w:w="10080"/>
+        <w:tblBorders>
+          <w:top w:val="single" w:color="D9DBE3" w:sz="4"/>
+          <w:left w:val="none"/>
+          <w:bottom w:val="single" w:color="D9DBE3" w:sz="4"/>
+          <w:right w:val="none"/>
+          <w:insideH w:val="single" w:color="E6E8EF" w:sz="4"/>
+          <w:insideV w:val="none"/>
+        </w:tblBorders>
+      </w:tblPr>
+      <w:tblGrid>
+        <w:gridCol w:w="2600"/>
+        <w:gridCol w:w="3740"/>
+        <w:gridCol w:w="3740"/>
+      </w:tblGrid>
+      <w:tr>
+        <w:trPr>
+          <w:tblHeader/>
+        </w:trPr>
+        <w:tc>
+          <w:tcPr>
+            <w:tcW w:type="dxa" w:w="2600"/>
+            <w:shd w:fill="EEEFF5" w:color="auto" w:val="clear"/>
+            <w:tcMar>
+              <w:top w:type="dxa" w:w="60"/>
+              <w:left w:type="dxa" w:w="90"/>
+              <w:bottom w:type="dxa" w:w="60"/>
+              <w:right w:type="dxa" w:w="90"/>
+            </w:tcMar>
+          </w:tcPr>
+          <w:p>
+            <w:r>
+              <w:rPr>
+                <w:rFonts w:ascii="Arial" w:cs="Arial" w:eastAsia="Arial" w:hAnsi="Arial"/>
+                <w:b/>
+                <w:bCs/>
+                <w:sz w:val="18"/>
+                <w:szCs w:val="18"/>
+              </w:rPr>
+              <w:t xml:space="preserve">Check</w:t>
+            </w:r>
+          </w:p>
+        </w:tc>
+        <w:tc>
+          <w:tcPr>
+            <w:tcW w:type="dxa" w:w="3740"/>
+            <w:shd w:fill="EEEFF5" w:color="auto" w:val="clear"/>
+            <w:tcMar>
+              <w:top w:type="dxa" w:w="60"/>
+              <w:left w:type="dxa" w:w="90"/>
+              <w:bottom w:type="dxa" w:w="60"/>
+              <w:right w:type="dxa" w:w="90"/>
+            </w:tcMar>
+          </w:tcPr>
+          <w:p>
+            <w:r>
+              <w:rPr>
+                <w:rFonts w:ascii="Arial" w:cs="Arial" w:eastAsia="Arial" w:hAnsi="Arial"/>
+                <w:b/>
+                <w:bCs/>
+                <w:sz w:val="18"/>
+                <w:szCs w:val="18"/>
+              </w:rPr>
+              <w:t xml:space="preserve">Looks at</w:t>
+            </w:r>
+          </w:p>
+        </w:tc>
+        <w:tc>
+          <w:tcPr>
+            <w:tcW w:type="dxa" w:w="3740"/>
+            <w:shd w:fill="EEEFF5" w:color="auto" w:val="clear"/>
+            <w:tcMar>
+              <w:top w:type="dxa" w:w="60"/>
+              <w:left w:type="dxa" w:w="90"/>
+              <w:bottom w:type="dxa" w:w="60"/>
+              <w:right w:type="dxa" w:w="90"/>
+            </w:tcMar>
+          </w:tcPr>
+          <w:p>
+            <w:r>
+              <w:rPr>
+                <w:rFonts w:ascii="Arial" w:cs="Arial" w:eastAsia="Arial" w:hAnsi="Arial"/>
+                <w:b/>
+                <w:bCs/>
+                <w:sz w:val="18"/>
+                <w:szCs w:val="18"/>
+              </w:rPr>
+              <w:t xml:space="preserve">Raises</w:t>
+            </w:r>
+          </w:p>
+        </w:tc>
+      </w:tr>
+      <w:tr>
+        <w:tc>
+          <w:tcPr>
+            <w:tcW w:type="dxa" w:w="2600"/>
+            <w:tcMar>
+              <w:top w:type="dxa" w:w="60"/>
+              <w:left w:type="dxa" w:w="90"/>
+              <w:bottom w:type="dxa" w:w="60"/>
+              <w:right w:type="dxa" w:w="90"/>
+            </w:tcMar>
+          </w:tcPr>
+          <w:p>
+            <w:r>
+              <w:rPr>
+                <w:rFonts w:ascii="Arial" w:cs="Arial" w:eastAsia="Arial" w:hAnsi="Arial"/>
+                <w:sz w:val="19"/>
+                <w:szCs w:val="19"/>
+              </w:rPr>
+              <w:t xml:space="preserve">Callbacks</w:t>
+            </w:r>
+          </w:p>
+        </w:tc>
+        <w:tc>
+          <w:tcPr>
+            <w:tcW w:type="dxa" w:w="3740"/>
+            <w:tcMar>
+              <w:top w:type="dxa" w:w="60"/>
+              <w:left w:type="dxa" w:w="90"/>
+              <w:bottom w:type="dxa" w:w="60"/>
+              <w:right w:type="dxa" w:w="90"/>
+            </w:tcMar>
+          </w:tcPr>
+          <w:p>
+            <w:r>
+              <w:rPr>
+                <w:rFonts w:ascii="Arial" w:cs="Arial" w:eastAsia="Arial" w:hAnsi="Arial"/>
+                <w:sz w:val="19"/>
+                <w:szCs w:val="19"/>
+              </w:rPr>
+              <w:t xml:space="preserve">The last callback from the engine and the messages sent since.</w:t>
+            </w:r>
+          </w:p>
+        </w:tc>
+        <w:tc>
+          <w:tcPr>
+            <w:tcW w:type="dxa" w:w="3740"/>
+            <w:tcMar>
+              <w:top w:type="dxa" w:w="60"/>
+              <w:left w:type="dxa" w:w="90"/>
+              <w:bottom w:type="dxa" w:w="60"/>
+              <w:right w:type="dxa" w:w="90"/>
+            </w:tcMar>
+          </w:tcPr>
+          <w:p>
+            <w:r>
+              <w:rPr>
+                <w:rFonts w:ascii="Arial" w:cs="Arial" w:eastAsia="Arial" w:hAnsi="Arial"/>
+                <w:b/>
+                <w:bCs/>
+                <w:sz w:val="19"/>
+                <w:szCs w:val="19"/>
+              </w:rPr>
+              <w:t xml:space="preserve">Failing</w:t>
+            </w:r>
+            <w:r>
+              <w:rPr>
+                <w:rFonts w:ascii="Arial" w:cs="Arial" w:eastAsia="Arial" w:hAnsi="Arial"/>
+                <w:sz w:val="19"/>
+                <w:szCs w:val="19"/>
+              </w:rPr>
+              <w:t xml:space="preserve"> when messages went out but the engine has not called back for </w:t>
+            </w:r>
+            <w:r>
+              <w:rPr>
+                <w:rFonts w:ascii="Consolas" w:cs="Consolas" w:eastAsia="Consolas" w:hAnsi="Consolas"/>
+                <w:sz w:val="19"/>
+                <w:szCs w:val="19"/>
+              </w:rPr>
+              <w:t xml:space="preserve">engine_health.callback_silence_minutes</w:t>
+            </w:r>
+            <w:r>
+              <w:rPr>
+                <w:rFonts w:ascii="Arial" w:cs="Arial" w:eastAsia="Arial" w:hAnsi="Arial"/>
+                <w:sz w:val="19"/>
+                <w:szCs w:val="19"/>
+              </w:rPr>
+              <w:t xml:space="preserve"> (60). A message is given 10 minutes before its silence counts.</w:t>
+            </w:r>
+          </w:p>
+        </w:tc>
+      </w:tr>
+      <w:tr>
+        <w:tc>
+          <w:tcPr>
+            <w:tcW w:type="dxa" w:w="2600"/>
+            <w:tcMar>
+              <w:top w:type="dxa" w:w="60"/>
+              <w:left w:type="dxa" w:w="90"/>
+              <w:bottom w:type="dxa" w:w="60"/>
+              <w:right w:type="dxa" w:w="90"/>
+            </w:tcMar>
+          </w:tcPr>
+          <w:p>
+            <w:r>
+              <w:rPr>
+                <w:rFonts w:ascii="Arial" w:cs="Arial" w:eastAsia="Arial" w:hAnsi="Arial"/>
+                <w:sz w:val="19"/>
+                <w:szCs w:val="19"/>
+              </w:rPr>
+              <w:t xml:space="preserve">Refused Calls, 1 h</w:t>
+            </w:r>
+          </w:p>
+        </w:tc>
+        <w:tc>
+          <w:tcPr>
+            <w:tcW w:type="dxa" w:w="3740"/>
+            <w:tcMar>
+              <w:top w:type="dxa" w:w="60"/>
+              <w:left w:type="dxa" w:w="90"/>
+              <w:bottom w:type="dxa" w:w="60"/>
+              <w:right w:type="dxa" w:w="90"/>
+            </w:tcMar>
+          </w:tcPr>
+          <w:p>
+            <w:r>
+              <w:rPr>
+                <w:rFonts w:ascii="Arial" w:cs="Arial" w:eastAsia="Arial" w:hAnsi="Arial"/>
+                <w:sz w:val="19"/>
+                <w:szCs w:val="19"/>
+              </w:rPr>
+              <w:t xml:space="preserve">The last hour's calls in the integration log.</w:t>
+            </w:r>
+          </w:p>
+        </w:tc>
+        <w:tc>
+          <w:tcPr>
+            <w:tcW w:type="dxa" w:w="3740"/>
+            <w:tcMar>
+              <w:top w:type="dxa" w:w="60"/>
+              <w:left w:type="dxa" w:w="90"/>
+              <w:bottom w:type="dxa" w:w="60"/>
+              <w:right w:type="dxa" w:w="90"/>
+            </w:tcMar>
+          </w:tcPr>
+          <w:p>
+            <w:r>
+              <w:rPr>
+                <w:rFonts w:ascii="Arial" w:cs="Arial" w:eastAsia="Arial" w:hAnsi="Arial"/>
+                <w:b/>
+                <w:bCs/>
+                <w:sz w:val="19"/>
+                <w:szCs w:val="19"/>
+              </w:rPr>
+              <w:t xml:space="preserve">Failing</w:t>
+            </w:r>
+            <w:r>
+              <w:rPr>
+                <w:rFonts w:ascii="Arial" w:cs="Arial" w:eastAsia="Arial" w:hAnsi="Arial"/>
+                <w:sz w:val="19"/>
+                <w:szCs w:val="19"/>
+              </w:rPr>
+              <w:t xml:space="preserve"> when the key was refused (a 401 or 403 after the last good call) or the circuit breaker is open. </w:t>
+            </w:r>
+            <w:r>
+              <w:rPr>
+                <w:rFonts w:ascii="Arial" w:cs="Arial" w:eastAsia="Arial" w:hAnsi="Arial"/>
+                <w:b/>
+                <w:bCs/>
+                <w:sz w:val="19"/>
+                <w:szCs w:val="19"/>
+              </w:rPr>
+              <w:t xml:space="preserve">Attention</w:t>
+            </w:r>
+            <w:r>
+              <w:rPr>
+                <w:rFonts w:ascii="Arial" w:cs="Arial" w:eastAsia="Arial" w:hAnsi="Arial"/>
+                <w:sz w:val="19"/>
+                <w:szCs w:val="19"/>
+              </w:rPr>
+              <w:t xml:space="preserve"> when more than </w:t>
+            </w:r>
+            <w:r>
+              <w:rPr>
+                <w:rFonts w:ascii="Consolas" w:cs="Consolas" w:eastAsia="Consolas" w:hAnsi="Consolas"/>
+                <w:sz w:val="19"/>
+                <w:szCs w:val="19"/>
+              </w:rPr>
+              <w:t xml:space="preserve">engine_health.rejection_rate_pct</w:t>
+            </w:r>
+            <w:r>
+              <w:rPr>
+                <w:rFonts w:ascii="Arial" w:cs="Arial" w:eastAsia="Arial" w:hAnsi="Arial"/>
+                <w:sz w:val="19"/>
+                <w:szCs w:val="19"/>
+              </w:rPr>
+              <w:t xml:space="preserve"> (1%) of the calls were refused or failed.</w:t>
+            </w:r>
+          </w:p>
+        </w:tc>
+      </w:tr>
+      <w:tr>
+        <w:tc>
+          <w:tcPr>
+            <w:tcW w:type="dxa" w:w="2600"/>
+            <w:tcMar>
+              <w:top w:type="dxa" w:w="60"/>
+              <w:left w:type="dxa" w:w="90"/>
+              <w:bottom w:type="dxa" w:w="60"/>
+              <w:right w:type="dxa" w:w="90"/>
+            </w:tcMar>
+          </w:tcPr>
+          <w:p>
+            <w:r>
+              <w:rPr>
+                <w:rFonts w:ascii="Arial" w:cs="Arial" w:eastAsia="Arial" w:hAnsi="Arial"/>
+                <w:sz w:val="19"/>
+                <w:szCs w:val="19"/>
+              </w:rPr>
+              <w:t xml:space="preserve">API Speed, 1 h</w:t>
+            </w:r>
+          </w:p>
+        </w:tc>
+        <w:tc>
+          <w:tcPr>
+            <w:tcW w:type="dxa" w:w="3740"/>
+            <w:tcMar>
+              <w:top w:type="dxa" w:w="60"/>
+              <w:left w:type="dxa" w:w="90"/>
+              <w:bottom w:type="dxa" w:w="60"/>
+              <w:right w:type="dxa" w:w="90"/>
+            </w:tcMar>
+          </w:tcPr>
+          <w:p>
+            <w:r>
+              <w:rPr>
+                <w:rFonts w:ascii="Arial" w:cs="Arial" w:eastAsia="Arial" w:hAnsi="Arial"/>
+                <w:sz w:val="19"/>
+                <w:szCs w:val="19"/>
+              </w:rPr>
+              <w:t xml:space="preserve">The 95th percentile of the last hour's call times.</w:t>
+            </w:r>
+          </w:p>
+        </w:tc>
+        <w:tc>
+          <w:tcPr>
+            <w:tcW w:type="dxa" w:w="3740"/>
+            <w:tcMar>
+              <w:top w:type="dxa" w:w="60"/>
+              <w:left w:type="dxa" w:w="90"/>
+              <w:bottom w:type="dxa" w:w="60"/>
+              <w:right w:type="dxa" w:w="90"/>
+            </w:tcMar>
+          </w:tcPr>
+          <w:p>
+            <w:r>
+              <w:rPr>
+                <w:rFonts w:ascii="Arial" w:cs="Arial" w:eastAsia="Arial" w:hAnsi="Arial"/>
+                <w:b/>
+                <w:bCs/>
+                <w:sz w:val="19"/>
+                <w:szCs w:val="19"/>
+              </w:rPr>
+              <w:t xml:space="preserve">Attention</w:t>
+            </w:r>
+            <w:r>
+              <w:rPr>
+                <w:rFonts w:ascii="Arial" w:cs="Arial" w:eastAsia="Arial" w:hAnsi="Arial"/>
+                <w:sz w:val="19"/>
+                <w:szCs w:val="19"/>
+              </w:rPr>
+              <w:t xml:space="preserve"> above </w:t>
+            </w:r>
+            <w:r>
+              <w:rPr>
+                <w:rFonts w:ascii="Consolas" w:cs="Consolas" w:eastAsia="Consolas" w:hAnsi="Consolas"/>
+                <w:sz w:val="19"/>
+                <w:szCs w:val="19"/>
+              </w:rPr>
+              <w:t xml:space="preserve">engine_health.p95_ms</w:t>
+            </w:r>
+            <w:r>
+              <w:rPr>
+                <w:rFonts w:ascii="Arial" w:cs="Arial" w:eastAsia="Arial" w:hAnsi="Arial"/>
+                <w:sz w:val="19"/>
+                <w:szCs w:val="19"/>
+              </w:rPr>
+              <w:t xml:space="preserve"> (5,000 ms). Judged from 10 calls.</w:t>
+            </w:r>
+          </w:p>
+        </w:tc>
+      </w:tr>
+      <w:tr>
+        <w:tc>
+          <w:tcPr>
+            <w:tcW w:type="dxa" w:w="2600"/>
+            <w:tcMar>
+              <w:top w:type="dxa" w:w="60"/>
+              <w:left w:type="dxa" w:w="90"/>
+              <w:bottom w:type="dxa" w:w="60"/>
+              <w:right w:type="dxa" w:w="90"/>
+            </w:tcMar>
+          </w:tcPr>
+          <w:p>
+            <w:r>
+              <w:rPr>
+                <w:rFonts w:ascii="Arial" w:cs="Arial" w:eastAsia="Arial" w:hAnsi="Arial"/>
+                <w:sz w:val="19"/>
+                <w:szCs w:val="19"/>
+              </w:rPr>
+              <w:t xml:space="preserve">Bounces · Complaints, 24 h</w:t>
+            </w:r>
+          </w:p>
+        </w:tc>
+        <w:tc>
+          <w:tcPr>
+            <w:tcW w:type="dxa" w:w="3740"/>
+            <w:tcMar>
+              <w:top w:type="dxa" w:w="60"/>
+              <w:left w:type="dxa" w:w="90"/>
+              <w:bottom w:type="dxa" w:w="60"/>
+              <w:right w:type="dxa" w:w="90"/>
+            </w:tcMar>
+          </w:tcPr>
+          <w:p>
+            <w:r>
+              <w:rPr>
+                <w:rFonts w:ascii="Arial" w:cs="Arial" w:eastAsia="Arial" w:hAnsi="Arial"/>
+                <w:sz w:val="19"/>
+                <w:szCs w:val="19"/>
+              </w:rPr>
+              <w:t xml:space="preserve">The last day's email from the engine.</w:t>
+            </w:r>
+          </w:p>
+        </w:tc>
+        <w:tc>
+          <w:tcPr>
+            <w:tcW w:type="dxa" w:w="3740"/>
+            <w:tcMar>
+              <w:top w:type="dxa" w:w="60"/>
+              <w:left w:type="dxa" w:w="90"/>
+              <w:bottom w:type="dxa" w:w="60"/>
+              <w:right w:type="dxa" w:w="90"/>
+            </w:tcMar>
+          </w:tcPr>
+          <w:p>
+            <w:r>
+              <w:rPr>
+                <w:rFonts w:ascii="Arial" w:cs="Arial" w:eastAsia="Arial" w:hAnsi="Arial"/>
+                <w:b/>
+                <w:bCs/>
+                <w:sz w:val="19"/>
+                <w:szCs w:val="19"/>
+              </w:rPr>
+              <w:t xml:space="preserve">Attention</w:t>
+            </w:r>
+            <w:r>
+              <w:rPr>
+                <w:rFonts w:ascii="Arial" w:cs="Arial" w:eastAsia="Arial" w:hAnsi="Arial"/>
+                <w:sz w:val="19"/>
+                <w:szCs w:val="19"/>
+              </w:rPr>
+              <w:t xml:space="preserve"> above </w:t>
+            </w:r>
+            <w:r>
+              <w:rPr>
+                <w:rFonts w:ascii="Consolas" w:cs="Consolas" w:eastAsia="Consolas" w:hAnsi="Consolas"/>
+                <w:sz w:val="19"/>
+                <w:szCs w:val="19"/>
+              </w:rPr>
+              <w:t xml:space="preserve">engine_health.hard_bounce_pct</w:t>
+            </w:r>
+            <w:r>
+              <w:rPr>
+                <w:rFonts w:ascii="Arial" w:cs="Arial" w:eastAsia="Arial" w:hAnsi="Arial"/>
+                <w:sz w:val="19"/>
+                <w:szCs w:val="19"/>
+              </w:rPr>
+              <w:t xml:space="preserve"> (2%) hard bounces or </w:t>
+            </w:r>
+            <w:r>
+              <w:rPr>
+                <w:rFonts w:ascii="Consolas" w:cs="Consolas" w:eastAsia="Consolas" w:hAnsi="Consolas"/>
+                <w:sz w:val="19"/>
+                <w:szCs w:val="19"/>
+              </w:rPr>
+              <w:t xml:space="preserve">engine_health.complaint_pct</w:t>
+            </w:r>
+            <w:r>
+              <w:rPr>
+                <w:rFonts w:ascii="Arial" w:cs="Arial" w:eastAsia="Arial" w:hAnsi="Arial"/>
+                <w:sz w:val="19"/>
+                <w:szCs w:val="19"/>
+              </w:rPr>
+              <w:t xml:space="preserve"> (0.1%) complaints; </w:t>
+            </w:r>
+            <w:r>
+              <w:rPr>
+                <w:rFonts w:ascii="Arial" w:cs="Arial" w:eastAsia="Arial" w:hAnsi="Arial"/>
+                <w:b/>
+                <w:bCs/>
+                <w:sz w:val="19"/>
+                <w:szCs w:val="19"/>
+              </w:rPr>
+              <w:t xml:space="preserve">Failing</w:t>
+            </w:r>
+            <w:r>
+              <w:rPr>
+                <w:rFonts w:ascii="Arial" w:cs="Arial" w:eastAsia="Arial" w:hAnsi="Arial"/>
+                <w:sz w:val="19"/>
+                <w:szCs w:val="19"/>
+              </w:rPr>
+              <w:t xml:space="preserve"> at twice either.</w:t>
+            </w:r>
+          </w:p>
+        </w:tc>
+      </w:tr>
+      <w:tr>
+        <w:tc>
+          <w:tcPr>
+            <w:tcW w:type="dxa" w:w="2600"/>
+            <w:tcMar>
+              <w:top w:type="dxa" w:w="60"/>
+              <w:left w:type="dxa" w:w="90"/>
+              <w:bottom w:type="dxa" w:w="60"/>
+              <w:right w:type="dxa" w:w="90"/>
+            </w:tcMar>
+          </w:tcPr>
+          <w:p>
+            <w:r>
+              <w:rPr>
+                <w:rFonts w:ascii="Arial" w:cs="Arial" w:eastAsia="Arial" w:hAnsi="Arial"/>
+                <w:sz w:val="19"/>
+                <w:szCs w:val="19"/>
+              </w:rPr>
+              <w:t xml:space="preserve">Failed Texts, 24 h</w:t>
+            </w:r>
+          </w:p>
+        </w:tc>
+        <w:tc>
+          <w:tcPr>
+            <w:tcW w:type="dxa" w:w="3740"/>
+            <w:tcMar>
+              <w:top w:type="dxa" w:w="60"/>
+              <w:left w:type="dxa" w:w="90"/>
+              <w:bottom w:type="dxa" w:w="60"/>
+              <w:right w:type="dxa" w:w="90"/>
+            </w:tcMar>
+          </w:tcPr>
+          <w:p>
+            <w:r>
+              <w:rPr>
+                <w:rFonts w:ascii="Arial" w:cs="Arial" w:eastAsia="Arial" w:hAnsi="Arial"/>
+                <w:sz w:val="19"/>
+                <w:szCs w:val="19"/>
+              </w:rPr>
+              <w:t xml:space="preserve">The last day's text delivery receipts.</w:t>
+            </w:r>
+          </w:p>
+        </w:tc>
+        <w:tc>
+          <w:tcPr>
+            <w:tcW w:type="dxa" w:w="3740"/>
+            <w:tcMar>
+              <w:top w:type="dxa" w:w="60"/>
+              <w:left w:type="dxa" w:w="90"/>
+              <w:bottom w:type="dxa" w:w="60"/>
+              <w:right w:type="dxa" w:w="90"/>
+            </w:tcMar>
+          </w:tcPr>
+          <w:p>
+            <w:r>
+              <w:rPr>
+                <w:rFonts w:ascii="Arial" w:cs="Arial" w:eastAsia="Arial" w:hAnsi="Arial"/>
+                <w:b/>
+                <w:bCs/>
+                <w:sz w:val="19"/>
+                <w:szCs w:val="19"/>
+              </w:rPr>
+              <w:t xml:space="preserve">Attention</w:t>
+            </w:r>
+            <w:r>
+              <w:rPr>
+                <w:rFonts w:ascii="Arial" w:cs="Arial" w:eastAsia="Arial" w:hAnsi="Arial"/>
+                <w:sz w:val="19"/>
+                <w:szCs w:val="19"/>
+              </w:rPr>
+              <w:t xml:space="preserve"> above </w:t>
+            </w:r>
+            <w:r>
+              <w:rPr>
+                <w:rFonts w:ascii="Consolas" w:cs="Consolas" w:eastAsia="Consolas" w:hAnsi="Consolas"/>
+                <w:sz w:val="19"/>
+                <w:szCs w:val="19"/>
+              </w:rPr>
+              <w:t xml:space="preserve">engine_health.sms_failure_pct</w:t>
+            </w:r>
+            <w:r>
+              <w:rPr>
+                <w:rFonts w:ascii="Arial" w:cs="Arial" w:eastAsia="Arial" w:hAnsi="Arial"/>
+                <w:sz w:val="19"/>
+                <w:szCs w:val="19"/>
+              </w:rPr>
+              <w:t xml:space="preserve"> (5%) failed; </w:t>
+            </w:r>
+            <w:r>
+              <w:rPr>
+                <w:rFonts w:ascii="Arial" w:cs="Arial" w:eastAsia="Arial" w:hAnsi="Arial"/>
+                <w:b/>
+                <w:bCs/>
+                <w:sz w:val="19"/>
+                <w:szCs w:val="19"/>
+              </w:rPr>
+              <w:t xml:space="preserve">Failing</w:t>
+            </w:r>
+            <w:r>
+              <w:rPr>
+                <w:rFonts w:ascii="Arial" w:cs="Arial" w:eastAsia="Arial" w:hAnsi="Arial"/>
+                <w:sz w:val="19"/>
+                <w:szCs w:val="19"/>
+              </w:rPr>
+              <w:t xml:space="preserve"> at twice it.</w:t>
+            </w:r>
+          </w:p>
+        </w:tc>
+      </w:tr>
+      <w:tr>
+        <w:tc>
+          <w:tcPr>
+            <w:tcW w:type="dxa" w:w="2600"/>
+            <w:tcMar>
+              <w:top w:type="dxa" w:w="60"/>
+              <w:left w:type="dxa" w:w="90"/>
+              <w:bottom w:type="dxa" w:w="60"/>
+              <w:right w:type="dxa" w:w="90"/>
+            </w:tcMar>
+          </w:tcPr>
+          <w:p>
+            <w:r>
+              <w:rPr>
+                <w:rFonts w:ascii="Arial" w:cs="Arial" w:eastAsia="Arial" w:hAnsi="Arial"/>
+                <w:sz w:val="19"/>
+                <w:szCs w:val="19"/>
+              </w:rPr>
+              <w:t xml:space="preserve">Receipts</w:t>
+            </w:r>
+          </w:p>
+        </w:tc>
+        <w:tc>
+          <w:tcPr>
+            <w:tcW w:type="dxa" w:w="3740"/>
+            <w:tcMar>
+              <w:top w:type="dxa" w:w="60"/>
+              <w:left w:type="dxa" w:w="90"/>
+              <w:bottom w:type="dxa" w:w="60"/>
+              <w:right w:type="dxa" w:w="90"/>
+            </w:tcMar>
+          </w:tcPr>
+          <w:p>
+            <w:r>
+              <w:rPr>
+                <w:rFonts w:ascii="Arial" w:cs="Arial" w:eastAsia="Arial" w:hAnsi="Arial"/>
+                <w:sz w:val="19"/>
+                <w:szCs w:val="19"/>
+              </w:rPr>
+              <w:t xml:space="preserve">Texts of the last two hours still without a receipt after </w:t>
+            </w:r>
+            <w:r>
+              <w:rPr>
+                <w:rFonts w:ascii="Consolas" w:cs="Consolas" w:eastAsia="Consolas" w:hAnsi="Consolas"/>
+                <w:sz w:val="19"/>
+                <w:szCs w:val="19"/>
+              </w:rPr>
+              <w:t xml:space="preserve">engine_health.receipt_wait_minutes</w:t>
+            </w:r>
+            <w:r>
+              <w:rPr>
+                <w:rFonts w:ascii="Arial" w:cs="Arial" w:eastAsia="Arial" w:hAnsi="Arial"/>
+                <w:sz w:val="19"/>
+                <w:szCs w:val="19"/>
+              </w:rPr>
+              <w:t xml:space="preserve"> (15).</w:t>
+            </w:r>
+          </w:p>
+        </w:tc>
+        <w:tc>
+          <w:tcPr>
+            <w:tcW w:type="dxa" w:w="3740"/>
+            <w:tcMar>
+              <w:top w:type="dxa" w:w="60"/>
+              <w:left w:type="dxa" w:w="90"/>
+              <w:bottom w:type="dxa" w:w="60"/>
+              <w:right w:type="dxa" w:w="90"/>
+            </w:tcMar>
+          </w:tcPr>
+          <w:p>
+            <w:r>
+              <w:rPr>
+                <w:rFonts w:ascii="Arial" w:cs="Arial" w:eastAsia="Arial" w:hAnsi="Arial"/>
+                <w:b/>
+                <w:bCs/>
+                <w:sz w:val="19"/>
+                <w:szCs w:val="19"/>
+              </w:rPr>
+              <w:t xml:space="preserve">Attention</w:t>
+            </w:r>
+            <w:r>
+              <w:rPr>
+                <w:rFonts w:ascii="Arial" w:cs="Arial" w:eastAsia="Arial" w:hAnsi="Arial"/>
+                <w:sz w:val="19"/>
+                <w:szCs w:val="19"/>
+              </w:rPr>
+              <w:t xml:space="preserve"> above </w:t>
+            </w:r>
+            <w:r>
+              <w:rPr>
+                <w:rFonts w:ascii="Consolas" w:cs="Consolas" w:eastAsia="Consolas" w:hAnsi="Consolas"/>
+                <w:sz w:val="19"/>
+                <w:szCs w:val="19"/>
+              </w:rPr>
+              <w:t xml:space="preserve">engine_health.missing_receipt_pct</w:t>
+            </w:r>
+            <w:r>
+              <w:rPr>
+                <w:rFonts w:ascii="Arial" w:cs="Arial" w:eastAsia="Arial" w:hAnsi="Arial"/>
+                <w:sz w:val="19"/>
+                <w:szCs w:val="19"/>
+              </w:rPr>
+              <w:t xml:space="preserve"> (1%) of them.</w:t>
+            </w:r>
+          </w:p>
+        </w:tc>
+      </w:tr>
+      <w:tr>
+        <w:tc>
+          <w:tcPr>
+            <w:tcW w:type="dxa" w:w="2600"/>
+            <w:tcMar>
+              <w:top w:type="dxa" w:w="60"/>
+              <w:left w:type="dxa" w:w="90"/>
+              <w:bottom w:type="dxa" w:w="60"/>
+              <w:right w:type="dxa" w:w="90"/>
+            </w:tcMar>
+          </w:tcPr>
+          <w:p>
+            <w:r>
+              <w:rPr>
+                <w:rFonts w:ascii="Arial" w:cs="Arial" w:eastAsia="Arial" w:hAnsi="Arial"/>
+                <w:sz w:val="19"/>
+                <w:szCs w:val="19"/>
+              </w:rPr>
+              <w:t xml:space="preserve">Daily Check</w:t>
+            </w:r>
+          </w:p>
+        </w:tc>
+        <w:tc>
+          <w:tcPr>
+            <w:tcW w:type="dxa" w:w="3740"/>
+            <w:tcMar>
+              <w:top w:type="dxa" w:w="60"/>
+              <w:left w:type="dxa" w:w="90"/>
+              <w:bottom w:type="dxa" w:w="60"/>
+              <w:right w:type="dxa" w:w="90"/>
+            </w:tcMar>
+          </w:tcPr>
+          <w:p>
+            <w:r>
+              <w:rPr>
+                <w:rFonts w:ascii="Arial" w:cs="Arial" w:eastAsia="Arial" w:hAnsi="Arial"/>
+                <w:sz w:val="19"/>
+                <w:szCs w:val="19"/>
+              </w:rPr>
+              <w:t xml:space="preserve">The engine's last Check.</w:t>
+            </w:r>
+          </w:p>
+        </w:tc>
+        <w:tc>
+          <w:tcPr>
+            <w:tcW w:type="dxa" w:w="3740"/>
+            <w:tcMar>
+              <w:top w:type="dxa" w:w="60"/>
+              <w:left w:type="dxa" w:w="90"/>
+              <w:bottom w:type="dxa" w:w="60"/>
+              <w:right w:type="dxa" w:w="90"/>
+            </w:tcMar>
+          </w:tcPr>
+          <w:p>
+            <w:r>
+              <w:rPr>
+                <w:rFonts w:ascii="Arial" w:cs="Arial" w:eastAsia="Arial" w:hAnsi="Arial"/>
+                <w:b/>
+                <w:bCs/>
+                <w:sz w:val="19"/>
+                <w:szCs w:val="19"/>
+              </w:rPr>
+              <w:t xml:space="preserve">Failing</w:t>
+            </w:r>
+            <w:r>
+              <w:rPr>
+                <w:rFonts w:ascii="Arial" w:cs="Arial" w:eastAsia="Arial" w:hAnsi="Arial"/>
+                <w:sz w:val="19"/>
+                <w:szCs w:val="19"/>
+              </w:rPr>
+              <w:t xml:space="preserve"> when it failed.</w:t>
+            </w:r>
+          </w:p>
+        </w:tc>
+      </w:tr>
+    </w:tbl>
+    <w:p>
+      <w:pPr>
+        <w:spacing w:after="120"/>
+      </w:pPr>
+    </w:p>
+    <w:p>
+      <w:pPr>
+        <w:spacing w:after="120"/>
+      </w:pPr>
+      <w:r>
+        <w:rPr>
+          <w:rFonts w:ascii="Arial" w:cs="Arial" w:eastAsia="Arial" w:hAnsi="Arial"/>
+          <w:sz w:val="21"/>
+          <w:szCs w:val="21"/>
+        </w:rPr>
+        <w:t xml:space="preserve">A rate is judged only from </w:t>
+      </w:r>
+      <w:r>
+        <w:rPr>
+          <w:rFonts w:ascii="Consolas" w:cs="Consolas" w:eastAsia="Consolas" w:hAnsi="Consolas"/>
+          <w:sz w:val="21"/>
+          <w:szCs w:val="21"/>
+        </w:rPr>
+        <w:t xml:space="preserve">engine_health.min_sample</w:t>
+      </w:r>
+      <w:r>
+        <w:rPr>
+          <w:rFonts w:ascii="Arial" w:cs="Arial" w:eastAsia="Arial" w:hAnsi="Arial"/>
+          <w:sz w:val="21"/>
+          <w:szCs w:val="21"/>
+        </w:rPr>
+        <w:t xml:space="preserve"> (50) messages or calls in its window; fewer is </w:t>
+      </w:r>
+      <w:r>
+        <w:rPr>
+          <w:rFonts w:ascii="Arial" w:cs="Arial" w:eastAsia="Arial" w:hAnsi="Arial"/>
+          <w:b/>
+          <w:bCs/>
+          <w:sz w:val="21"/>
+          <w:szCs w:val="21"/>
+        </w:rPr>
+        <w:t xml:space="preserve">Quiet</w:t>
+      </w:r>
+      <w:r>
+        <w:rPr>
+          <w:rFonts w:ascii="Arial" w:cs="Arial" w:eastAsia="Arial" w:hAnsi="Arial"/>
+          <w:sz w:val="21"/>
+          <w:szCs w:val="21"/>
+        </w:rPr>
+        <w:t xml:space="preserve">, as is an engine that sent nothing in a day. All the lines are Global Parameters (category </w:t>
+      </w:r>
+      <w:r>
+        <w:rPr>
+          <w:rFonts w:ascii="Arial" w:cs="Arial" w:eastAsia="Arial" w:hAnsi="Arial"/>
+          <w:i/>
+          <w:iCs/>
+          <w:sz w:val="21"/>
+          <w:szCs w:val="21"/>
+        </w:rPr>
+        <w:t xml:space="preserve">Engine health</w:t>
+      </w:r>
+      <w:r>
+        <w:rPr>
+          <w:rFonts w:ascii="Arial" w:cs="Arial" w:eastAsia="Arial" w:hAnsi="Arial"/>
+          <w:sz w:val="21"/>
+          <w:szCs w:val="21"/>
+        </w:rPr>
+        <w:t xml:space="preserve">) and take effect within a minute.</w:t>
+      </w:r>
+    </w:p>
+    <w:p>
+      <w:pPr>
+        <w:spacing w:after="120"/>
+      </w:pPr>
+      <w:r>
+        <w:rPr>
+          <w:rFonts w:ascii="Arial" w:cs="Arial" w:eastAsia="Arial" w:hAnsi="Arial"/>
+          <w:b/>
+          <w:bCs/>
+          <w:sz w:val="21"/>
+          <w:szCs w:val="21"/>
+        </w:rPr>
+        <w:t xml:space="preserve">Digivize, said plainly.</w:t>
+      </w:r>
+      <w:r>
+        <w:rPr>
+          <w:rFonts w:ascii="Arial" w:cs="Arial" w:eastAsia="Arial" w:hAnsi="Arial"/>
+          <w:sz w:val="21"/>
+          <w:szCs w:val="21"/>
+        </w:rPr>
+        <w:t xml:space="preserve"> Digivize accepts texts but has never posted a delivery receipt from its sandbox. A text engine that has never called back is therefore not judged on Callbacks or Receipts: it shows </w:t>
+      </w:r>
+      <w:r>
+        <w:rPr>
+          <w:rFonts w:ascii="Arial" w:cs="Arial" w:eastAsia="Arial" w:hAnsi="Arial"/>
+          <w:b/>
+          <w:bCs/>
+          <w:sz w:val="21"/>
+          <w:szCs w:val="21"/>
+        </w:rPr>
+        <w:t xml:space="preserve">No Receipts Yet</w:t>
+      </w:r>
+      <w:r>
+        <w:rPr>
+          <w:rFonts w:ascii="Arial" w:cs="Arial" w:eastAsia="Arial" w:hAnsi="Arial"/>
+          <w:sz w:val="21"/>
+          <w:szCs w:val="21"/>
+        </w:rPr>
+        <w:t xml:space="preserve">, one standing warning. Its alert opens acknowledged, is emailed once and is not repeated. The first receipt that arrives switches the real checks on by themselves.</w:t>
+      </w:r>
+    </w:p>
+    <w:p>
+      <w:pPr>
+        <w:pStyle w:val="Heading2"/>
+        <w:spacing w:after="120" w:before="240"/>
+      </w:pPr>
+      <w:r>
+        <w:rPr>
+          <w:rFonts w:ascii="Arial" w:cs="Arial" w:eastAsia="Arial" w:hAnsi="Arial"/>
+        </w:rPr>
+        <w:t xml:space="preserve">The page</w:t>
+      </w:r>
+    </w:p>
+    <w:tbl>
+      <w:tblPr>
+        <w:tblW w:type="dxa" w:w="10080"/>
+        <w:tblBorders>
+          <w:top w:val="single" w:color="D9DBE3" w:sz="4"/>
+          <w:left w:val="none"/>
+          <w:bottom w:val="single" w:color="D9DBE3" w:sz="4"/>
+          <w:right w:val="none"/>
+          <w:insideH w:val="single" w:color="E6E8EF" w:sz="4"/>
+          <w:insideV w:val="none"/>
+        </w:tblBorders>
+      </w:tblPr>
+      <w:tblGrid>
+        <w:gridCol w:w="2600"/>
+        <w:gridCol w:w="7480"/>
+      </w:tblGrid>
+      <w:tr>
+        <w:trPr>
+          <w:tblHeader/>
+        </w:trPr>
+        <w:tc>
+          <w:tcPr>
+            <w:tcW w:type="dxa" w:w="2600"/>
+            <w:shd w:fill="EEEFF5" w:color="auto" w:val="clear"/>
+            <w:tcMar>
+              <w:top w:type="dxa" w:w="60"/>
+              <w:left w:type="dxa" w:w="90"/>
+              <w:bottom w:type="dxa" w:w="60"/>
+              <w:right w:type="dxa" w:w="90"/>
+            </w:tcMar>
+          </w:tcPr>
+          <w:p>
+            <w:r>
+              <w:rPr>
+                <w:rFonts w:ascii="Arial" w:cs="Arial" w:eastAsia="Arial" w:hAnsi="Arial"/>
+                <w:b/>
+                <w:bCs/>
+                <w:sz w:val="18"/>
+                <w:szCs w:val="18"/>
+              </w:rPr>
+              <w:t xml:space="preserve">Part</w:t>
+            </w:r>
+          </w:p>
+        </w:tc>
+        <w:tc>
+          <w:tcPr>
+            <w:tcW w:type="dxa" w:w="7480"/>
+            <w:shd w:fill="EEEFF5" w:color="auto" w:val="clear"/>
+            <w:tcMar>
+              <w:top w:type="dxa" w:w="60"/>
+              <w:left w:type="dxa" w:w="90"/>
+              <w:bottom w:type="dxa" w:w="60"/>
+              <w:right w:type="dxa" w:w="90"/>
+            </w:tcMar>
+          </w:tcPr>
+          <w:p>
+            <w:r>
+              <w:rPr>
+                <w:rFonts w:ascii="Arial" w:cs="Arial" w:eastAsia="Arial" w:hAnsi="Arial"/>
+                <w:b/>
+                <w:bCs/>
+                <w:sz w:val="18"/>
+                <w:szCs w:val="18"/>
+              </w:rPr>
+              <w:t xml:space="preserve">What it shows</w:t>
+            </w:r>
+          </w:p>
+        </w:tc>
+      </w:tr>
+      <w:tr>
+        <w:tc>
+          <w:tcPr>
+            <w:tcW w:type="dxa" w:w="2600"/>
+            <w:tcMar>
+              <w:top w:type="dxa" w:w="60"/>
+              <w:left w:type="dxa" w:w="90"/>
+              <w:bottom w:type="dxa" w:w="60"/>
+              <w:right w:type="dxa" w:w="90"/>
+            </w:tcMar>
+          </w:tcPr>
+          <w:p>
+            <w:r>
+              <w:rPr>
+                <w:rFonts w:ascii="Arial" w:cs="Arial" w:eastAsia="Arial" w:hAnsi="Arial"/>
+                <w:sz w:val="19"/>
+                <w:szCs w:val="19"/>
+              </w:rPr>
+              <w:t xml:space="preserve">Run Checks Now</w:t>
+            </w:r>
+          </w:p>
+        </w:tc>
+        <w:tc>
+          <w:tcPr>
+            <w:tcW w:type="dxa" w:w="7480"/>
+            <w:tcMar>
+              <w:top w:type="dxa" w:w="60"/>
+              <w:left w:type="dxa" w:w="90"/>
+              <w:bottom w:type="dxa" w:w="60"/>
+              <w:right w:type="dxa" w:w="90"/>
+            </w:tcMar>
+          </w:tcPr>
+          <w:p>
+            <w:r>
+              <w:rPr>
+                <w:rFonts w:ascii="Arial" w:cs="Arial" w:eastAsia="Arial" w:hAnsi="Arial"/>
+                <w:sz w:val="19"/>
+                <w:szCs w:val="19"/>
+              </w:rPr>
+              <w:t xml:space="preserve">Runs the check-engine-health job at once.</w:t>
+            </w:r>
+          </w:p>
+        </w:tc>
+      </w:tr>
+      <w:tr>
+        <w:tc>
+          <w:tcPr>
+            <w:tcW w:type="dxa" w:w="2600"/>
+            <w:tcMar>
+              <w:top w:type="dxa" w:w="60"/>
+              <w:left w:type="dxa" w:w="90"/>
+              <w:bottom w:type="dxa" w:w="60"/>
+              <w:right w:type="dxa" w:w="90"/>
+            </w:tcMar>
+          </w:tcPr>
+          <w:p>
+            <w:r>
+              <w:rPr>
+                <w:rFonts w:ascii="Arial" w:cs="Arial" w:eastAsia="Arial" w:hAnsi="Arial"/>
+                <w:sz w:val="19"/>
+                <w:szCs w:val="19"/>
+              </w:rPr>
+              <w:t xml:space="preserve">Run Daily Check</w:t>
+            </w:r>
+          </w:p>
+        </w:tc>
+        <w:tc>
+          <w:tcPr>
+            <w:tcW w:type="dxa" w:w="7480"/>
+            <w:tcMar>
+              <w:top w:type="dxa" w:w="60"/>
+              <w:left w:type="dxa" w:w="90"/>
+              <w:bottom w:type="dxa" w:w="60"/>
+              <w:right w:type="dxa" w:w="90"/>
+            </w:tcMar>
+          </w:tcPr>
+          <w:p>
+            <w:r>
+              <w:rPr>
+                <w:rFonts w:ascii="Arial" w:cs="Arial" w:eastAsia="Arial" w:hAnsi="Arial"/>
+                <w:sz w:val="19"/>
+                <w:szCs w:val="19"/>
+              </w:rPr>
+              <w:t xml:space="preserve">Runs every active engine's Check at once (key and address, nothing sent).</w:t>
+            </w:r>
+          </w:p>
+        </w:tc>
+      </w:tr>
+      <w:tr>
+        <w:tc>
+          <w:tcPr>
+            <w:tcW w:type="dxa" w:w="2600"/>
+            <w:tcMar>
+              <w:top w:type="dxa" w:w="60"/>
+              <w:left w:type="dxa" w:w="90"/>
+              <w:bottom w:type="dxa" w:w="60"/>
+              <w:right w:type="dxa" w:w="90"/>
+            </w:tcMar>
+          </w:tcPr>
+          <w:p>
+            <w:r>
+              <w:rPr>
+                <w:rFonts w:ascii="Arial" w:cs="Arial" w:eastAsia="Arial" w:hAnsi="Arial"/>
+                <w:sz w:val="19"/>
+                <w:szCs w:val="19"/>
+              </w:rPr>
+              <w:t xml:space="preserve">Engines, Failing, Attention, Healthy or Quiet</w:t>
+            </w:r>
+          </w:p>
+        </w:tc>
+        <w:tc>
+          <w:tcPr>
+            <w:tcW w:type="dxa" w:w="7480"/>
+            <w:tcMar>
+              <w:top w:type="dxa" w:w="60"/>
+              <w:left w:type="dxa" w:w="90"/>
+              <w:bottom w:type="dxa" w:w="60"/>
+              <w:right w:type="dxa" w:w="90"/>
+            </w:tcMar>
+          </w:tcPr>
+          <w:p>
+            <w:r>
+              <w:rPr>
+                <w:rFonts w:ascii="Arial" w:cs="Arial" w:eastAsia="Arial" w:hAnsi="Arial"/>
+                <w:sz w:val="19"/>
+                <w:szCs w:val="19"/>
+              </w:rPr>
+              <w:t xml:space="preserve">The counts across every workspace.</w:t>
+            </w:r>
+          </w:p>
+        </w:tc>
+      </w:tr>
+      <w:tr>
+        <w:tc>
+          <w:tcPr>
+            <w:tcW w:type="dxa" w:w="2600"/>
+            <w:tcMar>
+              <w:top w:type="dxa" w:w="60"/>
+              <w:left w:type="dxa" w:w="90"/>
+              <w:bottom w:type="dxa" w:w="60"/>
+              <w:right w:type="dxa" w:w="90"/>
+            </w:tcMar>
+          </w:tcPr>
+          <w:p>
+            <w:r>
+              <w:rPr>
+                <w:rFonts w:ascii="Arial" w:cs="Arial" w:eastAsia="Arial" w:hAnsi="Arial"/>
+                <w:sz w:val="19"/>
+                <w:szCs w:val="19"/>
+              </w:rPr>
+              <w:t xml:space="preserve">Engines</w:t>
+            </w:r>
+          </w:p>
+        </w:tc>
+        <w:tc>
+          <w:tcPr>
+            <w:tcW w:type="dxa" w:w="7480"/>
+            <w:tcMar>
+              <w:top w:type="dxa" w:w="60"/>
+              <w:left w:type="dxa" w:w="90"/>
+              <w:bottom w:type="dxa" w:w="60"/>
+              <w:right w:type="dxa" w:w="90"/>
+            </w:tcMar>
+          </w:tcPr>
+          <w:p>
+            <w:r>
+              <w:rPr>
+                <w:rFonts w:ascii="Arial" w:cs="Arial" w:eastAsia="Arial" w:hAnsi="Arial"/>
+                <w:sz w:val="19"/>
+                <w:szCs w:val="19"/>
+              </w:rPr>
+              <w:t xml:space="preserve">One row per active engine, worst first: the workspace and engine, its health and the reason, messages sent in the last hour, the last callback, refused calls, the p95, bounces and complaints (failed texts for a text engine) and the Daily Check. A figure over its line is coloured.</w:t>
+            </w:r>
+          </w:p>
+        </w:tc>
+      </w:tr>
+      <w:tr>
+        <w:tc>
+          <w:tcPr>
+            <w:tcW w:type="dxa" w:w="2600"/>
+            <w:tcMar>
+              <w:top w:type="dxa" w:w="60"/>
+              <w:left w:type="dxa" w:w="90"/>
+              <w:bottom w:type="dxa" w:w="60"/>
+              <w:right w:type="dxa" w:w="90"/>
+            </w:tcMar>
+          </w:tcPr>
+          <w:p>
+            <w:r>
+              <w:rPr>
+                <w:rFonts w:ascii="Arial" w:cs="Arial" w:eastAsia="Arial" w:hAnsi="Arial"/>
+                <w:sz w:val="19"/>
+                <w:szCs w:val="19"/>
+              </w:rPr>
+              <w:t xml:space="preserve">The Lines</w:t>
+            </w:r>
+          </w:p>
+        </w:tc>
+        <w:tc>
+          <w:tcPr>
+            <w:tcW w:type="dxa" w:w="7480"/>
+            <w:tcMar>
+              <w:top w:type="dxa" w:w="60"/>
+              <w:left w:type="dxa" w:w="90"/>
+              <w:bottom w:type="dxa" w:w="60"/>
+              <w:right w:type="dxa" w:w="90"/>
+            </w:tcMar>
+          </w:tcPr>
+          <w:p>
+            <w:r>
+              <w:rPr>
+                <w:rFonts w:ascii="Arial" w:cs="Arial" w:eastAsia="Arial" w:hAnsi="Arial"/>
+                <w:sz w:val="19"/>
+                <w:szCs w:val="19"/>
+              </w:rPr>
+              <w:t xml:space="preserve">The thresholds in force, in words.</w:t>
+            </w:r>
+          </w:p>
+        </w:tc>
+      </w:tr>
+    </w:tbl>
+    <w:p>
+      <w:pPr>
+        <w:spacing w:after="120"/>
+      </w:pPr>
+    </w:p>
+    <w:p>
+      <w:pPr>
+        <w:pStyle w:val="Heading2"/>
+        <w:spacing w:after="120" w:before="240"/>
+      </w:pPr>
+      <w:r>
+        <w:rPr>
+          <w:rFonts w:ascii="Arial" w:cs="Arial" w:eastAsia="Arial" w:hAnsi="Arial"/>
+        </w:rPr>
+        <w:t xml:space="preserve">Alerts</w:t>
+      </w:r>
+    </w:p>
+    <w:p>
+      <w:pPr>
+        <w:spacing w:after="120"/>
+      </w:pPr>
+      <w:r>
+        <w:rPr>
+          <w:rFonts w:ascii="Arial" w:cs="Arial" w:eastAsia="Arial" w:hAnsi="Arial"/>
+          <w:sz w:val="21"/>
+          <w:szCs w:val="21"/>
+        </w:rPr>
+        <w:t xml:space="preserve">Each failing check of an engine is one alert, named </w:t>
+      </w:r>
+      <w:r>
+        <w:rPr>
+          <w:rFonts w:ascii="Arial" w:cs="Arial" w:eastAsia="Arial" w:hAnsi="Arial"/>
+          <w:i/>
+          <w:iCs/>
+          <w:sz w:val="21"/>
+          <w:szCs w:val="21"/>
+        </w:rPr>
+        <w:t xml:space="preserve">Engine · workspace · engine · check</w:t>
+      </w:r>
+      <w:r>
+        <w:rPr>
+          <w:rFonts w:ascii="Arial" w:cs="Arial" w:eastAsia="Arial" w:hAnsi="Arial"/>
+          <w:sz w:val="21"/>
+          <w:szCs w:val="21"/>
+        </w:rPr>
+        <w:t xml:space="preserve">, for example </w:t>
+      </w:r>
+      <w:r>
+        <w:rPr>
+          <w:rFonts w:ascii="Arial" w:cs="Arial" w:eastAsia="Arial" w:hAnsi="Arial"/>
+          <w:i/>
+          <w:iCs/>
+          <w:sz w:val="21"/>
+          <w:szCs w:val="21"/>
+        </w:rPr>
+        <w:t xml:space="preserve">Engine · NWA · Postal Marketing · Callbacks</w:t>
+      </w:r>
+      <w:r>
+        <w:rPr>
+          <w:rFonts w:ascii="Arial" w:cs="Arial" w:eastAsia="Arial" w:hAnsi="Arial"/>
+          <w:sz w:val="21"/>
+          <w:szCs w:val="21"/>
+        </w:rPr>
+        <w:t xml:space="preserve">. It is notified when it opens, again every </w:t>
+      </w:r>
+      <w:r>
+        <w:rPr>
+          <w:rFonts w:ascii="Consolas" w:cs="Consolas" w:eastAsia="Consolas" w:hAnsi="Consolas"/>
+          <w:sz w:val="21"/>
+          <w:szCs w:val="21"/>
+        </w:rPr>
+        <w:t xml:space="preserve">alerts.renotify_minutes</w:t>
+      </w:r>
+      <w:r>
+        <w:rPr>
+          <w:rFonts w:ascii="Arial" w:cs="Arial" w:eastAsia="Arial" w:hAnsi="Arial"/>
+          <w:sz w:val="21"/>
+          <w:szCs w:val="21"/>
+        </w:rPr>
+        <w:t xml:space="preserve"> while it lasts unless acknowledged, and resolved with a notice when the check passes. Failing checks are Failing alerts; Attention checks are warnings.</w:t>
+      </w:r>
+    </w:p>
+    <w:p>
+      <w:pPr>
+        <w:pStyle w:val="Heading2"/>
+        <w:spacing w:after="120" w:before="240"/>
+      </w:pPr>
+      <w:r>
+        <w:rPr>
+          <w:rFonts w:ascii="Arial" w:cs="Arial" w:eastAsia="Arial" w:hAnsi="Arial"/>
+        </w:rPr>
+        <w:t xml:space="preserve">Step by step</w:t>
+      </w:r>
+    </w:p>
+    <w:p>
+      <w:pPr>
+        <w:spacing w:after="120"/>
+      </w:pPr>
+      <w:r>
+        <w:rPr>
+          <w:rFonts w:ascii="Arial" w:cs="Arial" w:eastAsia="Arial" w:hAnsi="Arial"/>
+          <w:b/>
+          <w:bCs/>
+          <w:sz w:val="21"/>
+          <w:szCs w:val="21"/>
+        </w:rPr>
+        <w:t xml:space="preserve">An engine is Failing on Callbacks.</w:t>
+      </w:r>
+      <w:r>
+        <w:rPr>
+          <w:rFonts w:ascii="Arial" w:cs="Arial" w:eastAsia="Arial" w:hAnsi="Arial"/>
+          <w:sz w:val="21"/>
+          <w:szCs w:val="21"/>
+        </w:rPr>
+        <w:t xml:space="preserve"> The engine is sending but its news is not coming back. In the provider's console check that the workspace's callback address is registered and switched on (the workspace copies it with Copy Webhook URL on Sending Engines). Postal: the mail server → Webhooks.</w:t>
+      </w:r>
+    </w:p>
+    <w:p>
+      <w:pPr>
+        <w:spacing w:after="120"/>
+      </w:pPr>
+      <w:r>
+        <w:rPr>
+          <w:rFonts w:ascii="Arial" w:cs="Arial" w:eastAsia="Arial" w:hAnsi="Arial"/>
+          <w:b/>
+          <w:bCs/>
+          <w:sz w:val="21"/>
+          <w:szCs w:val="21"/>
+        </w:rPr>
+        <w:t xml:space="preserve">An engine is Failing on Refused Calls with a refused key.</w:t>
+      </w:r>
+      <w:r>
+        <w:rPr>
+          <w:rFonts w:ascii="Arial" w:cs="Arial" w:eastAsia="Arial" w:hAnsi="Arial"/>
+          <w:sz w:val="21"/>
+          <w:szCs w:val="21"/>
+        </w:rPr>
+        <w:t xml:space="preserve"> The key was revoked or replaced at the provider. The workspace enters the current key (Sending Engines → Edit) and presses Check; the health clears at once.</w:t>
+      </w:r>
+    </w:p>
+    <w:p>
+      <w:pPr>
+        <w:spacing w:after="120"/>
+      </w:pPr>
+      <w:r>
+        <w:rPr>
+          <w:rFonts w:ascii="Arial" w:cs="Arial" w:eastAsia="Arial" w:hAnsi="Arial"/>
+          <w:b/>
+          <w:bCs/>
+          <w:sz w:val="21"/>
+          <w:szCs w:val="21"/>
+        </w:rPr>
+        <w:t xml:space="preserve">Bounces need attention.</w:t>
+      </w:r>
+      <w:r>
+        <w:rPr>
+          <w:rFonts w:ascii="Arial" w:cs="Arial" w:eastAsia="Arial" w:hAnsi="Arial"/>
+          <w:sz w:val="21"/>
+          <w:szCs w:val="21"/>
+        </w:rPr>
+        <w:t xml:space="preserve"> Find the campaign and list that sent the bad addresses (the workspace's run results, or the Emails Sent list under Delivery) before the next send makes the provider throttle the domain.</w:t>
+      </w:r>
+    </w:p>
+    <w:p>
+      <w:pPr>
+        <w:spacing w:after="120"/>
+      </w:pPr>
+      <w:r>
+        <w:rPr>
+          <w:rFonts w:ascii="Arial" w:cs="Arial" w:eastAsia="Arial" w:hAnsi="Arial"/>
+          <w:b/>
+          <w:bCs/>
+          <w:sz w:val="21"/>
+          <w:szCs w:val="21"/>
+        </w:rPr>
+        <w:t xml:space="preserve">Tune a line.</w:t>
+      </w:r>
+      <w:r>
+        <w:rPr>
+          <w:rFonts w:ascii="Arial" w:cs="Arial" w:eastAsia="Arial" w:hAnsi="Arial"/>
+          <w:sz w:val="21"/>
+          <w:szCs w:val="21"/>
+        </w:rPr>
+        <w:t xml:space="preserve"> Configuration → Global Parameters → search </w:t>
+      </w:r>
+      <w:r>
+        <w:rPr>
+          <w:rFonts w:ascii="Consolas" w:cs="Consolas" w:eastAsia="Consolas" w:hAnsi="Consolas"/>
+          <w:sz w:val="21"/>
+          <w:szCs w:val="21"/>
+        </w:rPr>
+        <w:t xml:space="preserve">engine_health</w:t>
+      </w:r>
+      <w:r>
+        <w:rPr>
+          <w:rFonts w:ascii="Arial" w:cs="Arial" w:eastAsia="Arial" w:hAnsi="Arial"/>
+          <w:sz w:val="21"/>
+          <w:szCs w:val="21"/>
+        </w:rPr>
+        <w:t xml:space="preserve"> → change the value. The next pass uses it.</w:t>
+      </w:r>
+    </w:p>
+    <w:p>
+      <w:pPr>
+        <w:pStyle w:val="Heading2"/>
+        <w:spacing w:after="120" w:before="240"/>
+      </w:pPr>
+      <w:r>
+        <w:rPr>
+          <w:rFonts w:ascii="Arial" w:cs="Arial" w:eastAsia="Arial" w:hAnsi="Arial"/>
+        </w:rPr>
+        <w:t xml:space="preserve">What happens behind the scenes</w:t>
+      </w:r>
+    </w:p>
+    <w:p>
+      <w:pPr>
+        <w:spacing w:after="120"/>
+      </w:pPr>
+      <w:r>
+        <w:rPr>
+          <w:rFonts w:ascii="Arial" w:cs="Arial" w:eastAsia="Arial" w:hAnsi="Arial"/>
+          <w:sz w:val="21"/>
+          <w:szCs w:val="21"/>
+        </w:rPr>
+        <w:t xml:space="preserve">The job reads each workspace in its own row-level-security scope: the integration log (calls out, callbacks in, timings, status codes), the circuit breaker's state, the email and text records of the last day, and the engine's last Check. It stores one result per engine in </w:t>
+      </w:r>
+      <w:r>
+        <w:rPr>
+          <w:rFonts w:ascii="Consolas" w:cs="Consolas" w:eastAsia="Consolas" w:hAnsi="Consolas"/>
+          <w:sz w:val="21"/>
+          <w:szCs w:val="21"/>
+        </w:rPr>
+        <w:t xml:space="preserve">delivery_provider_health</w:t>
+      </w:r>
+      <w:r>
+        <w:rPr>
+          <w:rFonts w:ascii="Arial" w:cs="Arial" w:eastAsia="Arial" w:hAnsi="Arial"/>
+          <w:sz w:val="21"/>
+          <w:szCs w:val="21"/>
+        </w:rPr>
+        <w:t xml:space="preserve"> (patch 0068), which this page, the workspace's page and the alert evaluator read. Before patch 0068 is applied the job skips and the page says so.</w:t>
+      </w:r>
     </w:p>
     <w:p>
       <w:r>

--- a/docs/manuals/CEP_Platform_Guide.docx
+++ b/docs/manuals/CEP_Platform_Guide.docx
@@ -27965,7 +27965,43 @@
           <w:sz w:val="21"/>
           <w:szCs w:val="21"/>
         </w:rPr>
-        <w:t xml:space="preserve">, as is an engine that sent nothing in a day. All the lines are Global Parameters (category </w:t>
+        <w:t xml:space="preserve"> and shows the counts (</w:t>
+      </w:r>
+      <w:r>
+        <w:rPr>
+          <w:rFonts w:ascii="Arial" w:cs="Arial" w:eastAsia="Arial" w:hAnsi="Arial"/>
+          <w:i/>
+          <w:iCs/>
+          <w:sz w:val="21"/>
+          <w:szCs w:val="21"/>
+        </w:rPr>
+        <w:t xml:space="preserve">1 of 1</w:t>
+      </w:r>
+      <w:r>
+        <w:rPr>
+          <w:rFonts w:ascii="Arial" w:cs="Arial" w:eastAsia="Arial" w:hAnsi="Arial"/>
+          <w:sz w:val="21"/>
+          <w:szCs w:val="21"/>
+        </w:rPr>
+        <w:t xml:space="preserve">) instead of a share, as an engine's own Check probe would otherwise read </w:t>
+      </w:r>
+      <w:r>
+        <w:rPr>
+          <w:rFonts w:ascii="Arial" w:cs="Arial" w:eastAsia="Arial" w:hAnsi="Arial"/>
+          <w:i/>
+          <w:iCs/>
+          <w:sz w:val="21"/>
+          <w:szCs w:val="21"/>
+        </w:rPr>
+        <w:t xml:space="preserve">100%</w:t>
+      </w:r>
+      <w:r>
+        <w:rPr>
+          <w:rFonts w:ascii="Arial" w:cs="Arial" w:eastAsia="Arial" w:hAnsi="Arial"/>
+          <w:sz w:val="21"/>
+          <w:szCs w:val="21"/>
+        </w:rPr>
+        <w:t xml:space="preserve">. An engine that sent nothing in a day is Quiet overall. All the lines are Global Parameters (category </w:t>
       </w:r>
       <w:r>
         <w:rPr>

--- a/docs/manuals/CEP_Platform_Guide.docx
+++ b/docs/manuals/CEP_Platform_Guide.docx
@@ -3959,7 +3959,25 @@
           <w:sz w:val="21"/>
           <w:szCs w:val="21"/>
         </w:rPr>
-        <w:t xml:space="preserve"> → yes. A staff member without an enrolled authenticator is asked to enrol in the app first.</w:t>
+        <w:t xml:space="preserve"> → yes. A staff member without an enrolled authenticator is asked to enrol in the app first: the app asks at the next sign-in, and every back-office page sends them to </w:t>
+      </w:r>
+      <w:r>
+        <w:rPr>
+          <w:rFonts w:ascii="Arial" w:cs="Arial" w:eastAsia="Arial" w:hAnsi="Arial"/>
+          <w:b/>
+          <w:bCs/>
+          <w:sz w:val="21"/>
+          <w:szCs w:val="21"/>
+        </w:rPr>
+        <w:t xml:space="preserve">Set Up Two-Step Verification</w:t>
+      </w:r>
+      <w:r>
+        <w:rPr>
+          <w:rFonts w:ascii="Arial" w:cs="Arial" w:eastAsia="Arial" w:hAnsi="Arial"/>
+          <w:sz w:val="21"/>
+          <w:szCs w:val="21"/>
+        </w:rPr>
+        <w:t xml:space="preserve">, with a link to the app's Account Security, until they have.</w:t>
       </w:r>
     </w:p>
     <w:p>

--- a/docs/manuals/CEP_Platform_Guide.docx
+++ b/docs/manuals/CEP_Platform_Guide.docx
@@ -2240,6 +2240,118 @@
           <w:szCs w:val="20"/>
         </w:rPr>
         <w:t xml:space="preserve">Dataset Links</w:t>
+      </w:r>
+    </w:p>
+    <w:p>
+      <w:pPr>
+        <w:spacing w:after="40"/>
+        <w:ind w:left="0"/>
+      </w:pPr>
+      <w:r>
+        <w:rPr>
+          <w:rFonts w:ascii="Arial" w:cs="Arial" w:eastAsia="Arial" w:hAnsi="Arial"/>
+          <w:sz w:val="22"/>
+          <w:szCs w:val="22"/>
+        </w:rPr>
+        <w:t xml:space="preserve">ClickHouse Demo Workspace (City HT)</w:t>
+      </w:r>
+    </w:p>
+    <w:p>
+      <w:pPr>
+        <w:spacing w:after="40"/>
+        <w:ind w:left="400"/>
+      </w:pPr>
+      <w:r>
+        <w:rPr>
+          <w:rFonts w:ascii="Arial" w:cs="Arial" w:eastAsia="Arial" w:hAnsi="Arial"/>
+          <w:sz w:val="20"/>
+          <w:szCs w:val="20"/>
+        </w:rPr>
+        <w:t xml:space="preserve">What this is for</w:t>
+      </w:r>
+    </w:p>
+    <w:p>
+      <w:pPr>
+        <w:spacing w:after="40"/>
+        <w:ind w:left="400"/>
+      </w:pPr>
+      <w:r>
+        <w:rPr>
+          <w:rFonts w:ascii="Arial" w:cs="Arial" w:eastAsia="Arial" w:hAnsi="Arial"/>
+          <w:sz w:val="20"/>
+          <w:szCs w:val="20"/>
+        </w:rPr>
+        <w:t xml:space="preserve">What is in it</w:t>
+      </w:r>
+    </w:p>
+    <w:p>
+      <w:pPr>
+        <w:spacing w:after="40"/>
+        <w:ind w:left="400"/>
+      </w:pPr>
+      <w:r>
+        <w:rPr>
+          <w:rFonts w:ascii="Arial" w:cs="Arial" w:eastAsia="Arial" w:hAnsi="Arial"/>
+          <w:sz w:val="20"/>
+          <w:szCs w:val="20"/>
+        </w:rPr>
+        <w:t xml:space="preserve">Who can use it</w:t>
+      </w:r>
+    </w:p>
+    <w:p>
+      <w:pPr>
+        <w:spacing w:after="40"/>
+        <w:ind w:left="400"/>
+      </w:pPr>
+      <w:r>
+        <w:rPr>
+          <w:rFonts w:ascii="Arial" w:cs="Arial" w:eastAsia="Arial" w:hAnsi="Arial"/>
+          <w:sz w:val="20"/>
+          <w:szCs w:val="20"/>
+        </w:rPr>
+        <w:t xml:space="preserve">Step by step</w:t>
+      </w:r>
+    </w:p>
+    <w:p>
+      <w:pPr>
+        <w:spacing w:after="40"/>
+        <w:ind w:left="400"/>
+      </w:pPr>
+      <w:r>
+        <w:rPr>
+          <w:rFonts w:ascii="Arial" w:cs="Arial" w:eastAsia="Arial" w:hAnsi="Arial"/>
+          <w:sz w:val="20"/>
+          <w:szCs w:val="20"/>
+        </w:rPr>
+        <w:t xml:space="preserve">Things to know</w:t>
+      </w:r>
+    </w:p>
+    <w:p>
+      <w:pPr>
+        <w:spacing w:after="40"/>
+        <w:ind w:left="400"/>
+      </w:pPr>
+      <w:r>
+        <w:rPr>
+          <w:rFonts w:ascii="Arial" w:cs="Arial" w:eastAsia="Arial" w:hAnsi="Arial"/>
+          <w:sz w:val="20"/>
+          <w:szCs w:val="20"/>
+        </w:rPr>
+        <w:t xml:space="preserve">Rebuilding or removing the demo</w:t>
+      </w:r>
+    </w:p>
+    <w:p>
+      <w:pPr>
+        <w:spacing w:after="40"/>
+        <w:ind w:left="400"/>
+      </w:pPr>
+      <w:r>
+        <w:rPr>
+          <w:rFonts w:ascii="Arial" w:cs="Arial" w:eastAsia="Arial" w:hAnsi="Arial"/>
+          <w:sz w:val="20"/>
+          <w:szCs w:val="20"/>
+        </w:rPr>
+        <w:t xml:space="preserve">Related chapters</w:t>
       </w:r>
     </w:p>
     <w:p>
@@ -34767,6 +34879,2910 @@
           <w:szCs w:val="21"/>
         </w:rPr>
         <w:t xml:space="preserve">Each pair must name dimensions of one type; the time pair two dates. Personal and confidential measures of the second dataset are never offered. A change shows in the editor within a minute.</w:t>
+      </w:r>
+    </w:p>
+    <w:p>
+      <w:r>
+        <w:br w:type="page"/>
+      </w:r>
+    </w:p>
+    <w:p>
+      <w:pPr>
+        <w:pStyle w:val="Heading1"/>
+        <w:spacing w:after="120" w:before="0"/>
+      </w:pPr>
+      <w:r>
+        <w:rPr>
+          <w:rFonts w:ascii="Arial" w:cs="Arial" w:eastAsia="Arial" w:hAnsi="Arial"/>
+        </w:rPr>
+        <w:t xml:space="preserve">ClickHouse Demo Workspace (City HT)</w:t>
+      </w:r>
+    </w:p>
+    <w:p>
+      <w:pPr>
+        <w:spacing w:after="120"/>
+      </w:pPr>
+      <w:r>
+        <w:rPr>
+          <w:rFonts w:ascii="Arial" w:cs="Arial" w:eastAsia="Arial" w:hAnsi="Arial"/>
+          <w:b/>
+          <w:bCs/>
+          <w:sz w:val="21"/>
+          <w:szCs w:val="21"/>
+        </w:rPr>
+        <w:t xml:space="preserve">Where:</w:t>
+      </w:r>
+      <w:r>
+        <w:rPr>
+          <w:rFonts w:ascii="Arial" w:cs="Arial" w:eastAsia="Arial" w:hAnsi="Arial"/>
+          <w:sz w:val="21"/>
+          <w:szCs w:val="21"/>
+        </w:rPr>
+        <w:t xml:space="preserve"> the dev server (</w:t>
+      </w:r>
+      <w:r>
+        <w:rPr>
+          <w:rFonts w:ascii="Consolas" w:cs="Consolas" w:eastAsia="Consolas" w:hAnsi="Consolas"/>
+          <w:sz w:val="21"/>
+          <w:szCs w:val="21"/>
+        </w:rPr>
+        <w:t xml:space="preserve">cepdev.aiintelekt.com</w:t>
+      </w:r>
+      <w:r>
+        <w:rPr>
+          <w:rFonts w:ascii="Arial" w:cs="Arial" w:eastAsia="Arial" w:hAnsi="Arial"/>
+          <w:sz w:val="21"/>
+          <w:szCs w:val="21"/>
+        </w:rPr>
+        <w:t xml:space="preserve">): the workspace </w:t>
+      </w:r>
+      <w:r>
+        <w:rPr>
+          <w:rFonts w:ascii="Arial" w:cs="Arial" w:eastAsia="Arial" w:hAnsi="Arial"/>
+          <w:b/>
+          <w:bCs/>
+          <w:sz w:val="21"/>
+          <w:szCs w:val="21"/>
+        </w:rPr>
+        <w:t xml:space="preserve">CITYHT</w:t>
+      </w:r>
+      <w:r>
+        <w:rPr>
+          <w:rFonts w:ascii="Arial" w:cs="Arial" w:eastAsia="Arial" w:hAnsi="Arial"/>
+          <w:sz w:val="21"/>
+          <w:szCs w:val="21"/>
+        </w:rPr>
+        <w:t xml:space="preserve">, opened from People and Access → Users; its engine under Configuration → Report Engines.</w:t>
+      </w:r>
+    </w:p>
+    <w:p>
+      <w:pPr>
+        <w:pStyle w:val="Heading2"/>
+        <w:spacing w:after="120" w:before="240"/>
+      </w:pPr>
+      <w:r>
+        <w:rPr>
+          <w:rFonts w:ascii="Arial" w:cs="Arial" w:eastAsia="Arial" w:hAnsi="Arial"/>
+        </w:rPr>
+        <w:t xml:space="preserve">What this is for</w:t>
+      </w:r>
+    </w:p>
+    <w:p>
+      <w:pPr>
+        <w:spacing w:after="120"/>
+      </w:pPr>
+      <w:r>
+        <w:rPr>
+          <w:rFonts w:ascii="Arial" w:cs="Arial" w:eastAsia="Arial" w:hAnsi="Arial"/>
+          <w:sz w:val="21"/>
+          <w:szCs w:val="21"/>
+        </w:rPr>
+        <w:t xml:space="preserve">Showing how fast Insights stays on a large workspace once its reports run on ClickHouse. City HT carries 25 million messages, 3 million orders, 2 million contacts and half a million journey enrolments; its saved reports over the 25 million messages answer in well under a second.</w:t>
+      </w:r>
+    </w:p>
+    <w:p>
+      <w:pPr>
+        <w:spacing w:after="120"/>
+      </w:pPr>
+      <w:r>
+        <w:rPr>
+          <w:rFonts w:ascii="Arial" w:cs="Arial" w:eastAsia="Arial" w:hAnsi="Arial"/>
+          <w:sz w:val="21"/>
+          <w:szCs w:val="21"/>
+        </w:rPr>
+        <w:t xml:space="preserve">It is a demo workspace on the dev server only: nothing in it is real, and it is not on the release-test or production servers.</w:t>
+      </w:r>
+    </w:p>
+    <w:p>
+      <w:pPr>
+        <w:pStyle w:val="Heading2"/>
+        <w:spacing w:after="120" w:before="240"/>
+      </w:pPr>
+      <w:r>
+        <w:rPr>
+          <w:rFonts w:ascii="Arial" w:cs="Arial" w:eastAsia="Arial" w:hAnsi="Arial"/>
+        </w:rPr>
+        <w:t xml:space="preserve">What is in it</w:t>
+      </w:r>
+    </w:p>
+    <w:tbl>
+      <w:tblPr>
+        <w:tblW w:type="dxa" w:w="10080"/>
+        <w:tblBorders>
+          <w:top w:val="single" w:color="D9DBE3" w:sz="4"/>
+          <w:left w:val="none"/>
+          <w:bottom w:val="single" w:color="D9DBE3" w:sz="4"/>
+          <w:right w:val="none"/>
+          <w:insideH w:val="single" w:color="E6E8EF" w:sz="4"/>
+          <w:insideV w:val="none"/>
+        </w:tblBorders>
+      </w:tblPr>
+      <w:tblGrid>
+        <w:gridCol w:w="2600"/>
+        <w:gridCol w:w="3740"/>
+        <w:gridCol w:w="3740"/>
+      </w:tblGrid>
+      <w:tr>
+        <w:trPr>
+          <w:tblHeader/>
+        </w:trPr>
+        <w:tc>
+          <w:tcPr>
+            <w:tcW w:type="dxa" w:w="2600"/>
+            <w:shd w:fill="EEEFF5" w:color="auto" w:val="clear"/>
+            <w:tcMar>
+              <w:top w:type="dxa" w:w="60"/>
+              <w:left w:type="dxa" w:w="90"/>
+              <w:bottom w:type="dxa" w:w="60"/>
+              <w:right w:type="dxa" w:w="90"/>
+            </w:tcMar>
+          </w:tcPr>
+          <w:p>
+            <w:r>
+              <w:rPr>
+                <w:rFonts w:ascii="Arial" w:cs="Arial" w:eastAsia="Arial" w:hAnsi="Arial"/>
+                <w:b/>
+                <w:bCs/>
+                <w:sz w:val="18"/>
+                <w:szCs w:val="18"/>
+              </w:rPr>
+              <w:t xml:space="preserve">Data</w:t>
+            </w:r>
+          </w:p>
+        </w:tc>
+        <w:tc>
+          <w:tcPr>
+            <w:tcW w:type="dxa" w:w="3740"/>
+            <w:shd w:fill="EEEFF5" w:color="auto" w:val="clear"/>
+            <w:tcMar>
+              <w:top w:type="dxa" w:w="60"/>
+              <w:left w:type="dxa" w:w="90"/>
+              <w:bottom w:type="dxa" w:w="60"/>
+              <w:right w:type="dxa" w:w="90"/>
+            </w:tcMar>
+          </w:tcPr>
+          <w:p>
+            <w:r>
+              <w:rPr>
+                <w:rFonts w:ascii="Arial" w:cs="Arial" w:eastAsia="Arial" w:hAnsi="Arial"/>
+                <w:b/>
+                <w:bCs/>
+                <w:sz w:val="18"/>
+                <w:szCs w:val="18"/>
+              </w:rPr>
+              <w:t xml:space="preserve">Rows</w:t>
+            </w:r>
+          </w:p>
+        </w:tc>
+        <w:tc>
+          <w:tcPr>
+            <w:tcW w:type="dxa" w:w="3740"/>
+            <w:shd w:fill="EEEFF5" w:color="auto" w:val="clear"/>
+            <w:tcMar>
+              <w:top w:type="dxa" w:w="60"/>
+              <w:left w:type="dxa" w:w="90"/>
+              <w:bottom w:type="dxa" w:w="60"/>
+              <w:right w:type="dxa" w:w="90"/>
+            </w:tcMar>
+          </w:tcPr>
+          <w:p>
+            <w:r>
+              <w:rPr>
+                <w:rFonts w:ascii="Arial" w:cs="Arial" w:eastAsia="Arial" w:hAnsi="Arial"/>
+                <w:b/>
+                <w:bCs/>
+                <w:sz w:val="18"/>
+                <w:szCs w:val="18"/>
+              </w:rPr>
+              <w:t xml:space="preserve">Where it lives</w:t>
+            </w:r>
+          </w:p>
+        </w:tc>
+      </w:tr>
+      <w:tr>
+        <w:tc>
+          <w:tcPr>
+            <w:tcW w:type="dxa" w:w="2600"/>
+            <w:tcMar>
+              <w:top w:type="dxa" w:w="60"/>
+              <w:left w:type="dxa" w:w="90"/>
+              <w:bottom w:type="dxa" w:w="60"/>
+              <w:right w:type="dxa" w:w="90"/>
+            </w:tcMar>
+          </w:tcPr>
+          <w:p>
+            <w:r>
+              <w:rPr>
+                <w:rFonts w:ascii="Arial" w:cs="Arial" w:eastAsia="Arial" w:hAnsi="Arial"/>
+                <w:sz w:val="19"/>
+                <w:szCs w:val="19"/>
+              </w:rPr>
+              <w:t xml:space="preserve">Messages (email and texts)</w:t>
+            </w:r>
+          </w:p>
+        </w:tc>
+        <w:tc>
+          <w:tcPr>
+            <w:tcW w:type="dxa" w:w="3740"/>
+            <w:tcMar>
+              <w:top w:type="dxa" w:w="60"/>
+              <w:left w:type="dxa" w:w="90"/>
+              <w:bottom w:type="dxa" w:w="60"/>
+              <w:right w:type="dxa" w:w="90"/>
+            </w:tcMar>
+          </w:tcPr>
+          <w:p>
+            <w:r>
+              <w:rPr>
+                <w:rFonts w:ascii="Arial" w:cs="Arial" w:eastAsia="Arial" w:hAnsi="Arial"/>
+                <w:sz w:val="19"/>
+                <w:szCs w:val="19"/>
+              </w:rPr>
+              <w:t xml:space="preserve">25,012,727</w:t>
+            </w:r>
+          </w:p>
+        </w:tc>
+        <w:tc>
+          <w:tcPr>
+            <w:tcW w:type="dxa" w:w="3740"/>
+            <w:tcMar>
+              <w:top w:type="dxa" w:w="60"/>
+              <w:left w:type="dxa" w:w="90"/>
+              <w:bottom w:type="dxa" w:w="60"/>
+              <w:right w:type="dxa" w:w="90"/>
+            </w:tcMar>
+          </w:tcPr>
+          <w:p>
+            <w:r>
+              <w:rPr>
+                <w:rFonts w:ascii="Arial" w:cs="Arial" w:eastAsia="Arial" w:hAnsi="Arial"/>
+                <w:sz w:val="19"/>
+                <w:szCs w:val="19"/>
+              </w:rPr>
+              <w:t xml:space="preserve">ClickHouse</w:t>
+            </w:r>
+          </w:p>
+        </w:tc>
+      </w:tr>
+      <w:tr>
+        <w:tc>
+          <w:tcPr>
+            <w:tcW w:type="dxa" w:w="2600"/>
+            <w:tcMar>
+              <w:top w:type="dxa" w:w="60"/>
+              <w:left w:type="dxa" w:w="90"/>
+              <w:bottom w:type="dxa" w:w="60"/>
+              <w:right w:type="dxa" w:w="90"/>
+            </w:tcMar>
+          </w:tcPr>
+          <w:p>
+            <w:r>
+              <w:rPr>
+                <w:rFonts w:ascii="Arial" w:cs="Arial" w:eastAsia="Arial" w:hAnsi="Arial"/>
+                <w:sz w:val="19"/>
+                <w:szCs w:val="19"/>
+              </w:rPr>
+              <w:t xml:space="preserve">Attributed orders and refunds</w:t>
+            </w:r>
+          </w:p>
+        </w:tc>
+        <w:tc>
+          <w:tcPr>
+            <w:tcW w:type="dxa" w:w="3740"/>
+            <w:tcMar>
+              <w:top w:type="dxa" w:w="60"/>
+              <w:left w:type="dxa" w:w="90"/>
+              <w:bottom w:type="dxa" w:w="60"/>
+              <w:right w:type="dxa" w:w="90"/>
+            </w:tcMar>
+          </w:tcPr>
+          <w:p>
+            <w:r>
+              <w:rPr>
+                <w:rFonts w:ascii="Arial" w:cs="Arial" w:eastAsia="Arial" w:hAnsi="Arial"/>
+                <w:sz w:val="19"/>
+                <w:szCs w:val="19"/>
+              </w:rPr>
+              <w:t xml:space="preserve">3,002,188</w:t>
+            </w:r>
+          </w:p>
+        </w:tc>
+        <w:tc>
+          <w:tcPr>
+            <w:tcW w:type="dxa" w:w="3740"/>
+            <w:tcMar>
+              <w:top w:type="dxa" w:w="60"/>
+              <w:left w:type="dxa" w:w="90"/>
+              <w:bottom w:type="dxa" w:w="60"/>
+              <w:right w:type="dxa" w:w="90"/>
+            </w:tcMar>
+          </w:tcPr>
+          <w:p>
+            <w:r>
+              <w:rPr>
+                <w:rFonts w:ascii="Arial" w:cs="Arial" w:eastAsia="Arial" w:hAnsi="Arial"/>
+                <w:sz w:val="19"/>
+                <w:szCs w:val="19"/>
+              </w:rPr>
+              <w:t xml:space="preserve">ClickHouse</w:t>
+            </w:r>
+          </w:p>
+        </w:tc>
+      </w:tr>
+      <w:tr>
+        <w:tc>
+          <w:tcPr>
+            <w:tcW w:type="dxa" w:w="2600"/>
+            <w:tcMar>
+              <w:top w:type="dxa" w:w="60"/>
+              <w:left w:type="dxa" w:w="90"/>
+              <w:bottom w:type="dxa" w:w="60"/>
+              <w:right w:type="dxa" w:w="90"/>
+            </w:tcMar>
+          </w:tcPr>
+          <w:p>
+            <w:r>
+              <w:rPr>
+                <w:rFonts w:ascii="Arial" w:cs="Arial" w:eastAsia="Arial" w:hAnsi="Arial"/>
+                <w:sz w:val="19"/>
+                <w:szCs w:val="19"/>
+              </w:rPr>
+              <w:t xml:space="preserve">Contacts</w:t>
+            </w:r>
+          </w:p>
+        </w:tc>
+        <w:tc>
+          <w:tcPr>
+            <w:tcW w:type="dxa" w:w="3740"/>
+            <w:tcMar>
+              <w:top w:type="dxa" w:w="60"/>
+              <w:left w:type="dxa" w:w="90"/>
+              <w:bottom w:type="dxa" w:w="60"/>
+              <w:right w:type="dxa" w:w="90"/>
+            </w:tcMar>
+          </w:tcPr>
+          <w:p>
+            <w:r>
+              <w:rPr>
+                <w:rFonts w:ascii="Arial" w:cs="Arial" w:eastAsia="Arial" w:hAnsi="Arial"/>
+                <w:sz w:val="19"/>
+                <w:szCs w:val="19"/>
+              </w:rPr>
+              <w:t xml:space="preserve">2,001,500</w:t>
+            </w:r>
+          </w:p>
+        </w:tc>
+        <w:tc>
+          <w:tcPr>
+            <w:tcW w:type="dxa" w:w="3740"/>
+            <w:tcMar>
+              <w:top w:type="dxa" w:w="60"/>
+              <w:left w:type="dxa" w:w="90"/>
+              <w:bottom w:type="dxa" w:w="60"/>
+              <w:right w:type="dxa" w:w="90"/>
+            </w:tcMar>
+          </w:tcPr>
+          <w:p>
+            <w:r>
+              <w:rPr>
+                <w:rFonts w:ascii="Arial" w:cs="Arial" w:eastAsia="Arial" w:hAnsi="Arial"/>
+                <w:sz w:val="19"/>
+                <w:szCs w:val="19"/>
+              </w:rPr>
+              <w:t xml:space="preserve">ClickHouse</w:t>
+            </w:r>
+          </w:p>
+        </w:tc>
+      </w:tr>
+      <w:tr>
+        <w:tc>
+          <w:tcPr>
+            <w:tcW w:type="dxa" w:w="2600"/>
+            <w:tcMar>
+              <w:top w:type="dxa" w:w="60"/>
+              <w:left w:type="dxa" w:w="90"/>
+              <w:bottom w:type="dxa" w:w="60"/>
+              <w:right w:type="dxa" w:w="90"/>
+            </w:tcMar>
+          </w:tcPr>
+          <w:p>
+            <w:r>
+              <w:rPr>
+                <w:rFonts w:ascii="Arial" w:cs="Arial" w:eastAsia="Arial" w:hAnsi="Arial"/>
+                <w:sz w:val="19"/>
+                <w:szCs w:val="19"/>
+              </w:rPr>
+              <w:t xml:space="preserve">Journey enrolments</w:t>
+            </w:r>
+          </w:p>
+        </w:tc>
+        <w:tc>
+          <w:tcPr>
+            <w:tcW w:type="dxa" w:w="3740"/>
+            <w:tcMar>
+              <w:top w:type="dxa" w:w="60"/>
+              <w:left w:type="dxa" w:w="90"/>
+              <w:bottom w:type="dxa" w:w="60"/>
+              <w:right w:type="dxa" w:w="90"/>
+            </w:tcMar>
+          </w:tcPr>
+          <w:p>
+            <w:r>
+              <w:rPr>
+                <w:rFonts w:ascii="Arial" w:cs="Arial" w:eastAsia="Arial" w:hAnsi="Arial"/>
+                <w:sz w:val="19"/>
+                <w:szCs w:val="19"/>
+              </w:rPr>
+              <w:t xml:space="preserve">501,220</w:t>
+            </w:r>
+          </w:p>
+        </w:tc>
+        <w:tc>
+          <w:tcPr>
+            <w:tcW w:type="dxa" w:w="3740"/>
+            <w:tcMar>
+              <w:top w:type="dxa" w:w="60"/>
+              <w:left w:type="dxa" w:w="90"/>
+              <w:bottom w:type="dxa" w:w="60"/>
+              <w:right w:type="dxa" w:w="90"/>
+            </w:tcMar>
+          </w:tcPr>
+          <w:p>
+            <w:r>
+              <w:rPr>
+                <w:rFonts w:ascii="Arial" w:cs="Arial" w:eastAsia="Arial" w:hAnsi="Arial"/>
+                <w:sz w:val="19"/>
+                <w:szCs w:val="19"/>
+              </w:rPr>
+              <w:t xml:space="preserve">ClickHouse</w:t>
+            </w:r>
+          </w:p>
+        </w:tc>
+      </w:tr>
+      <w:tr>
+        <w:tc>
+          <w:tcPr>
+            <w:tcW w:type="dxa" w:w="2600"/>
+            <w:tcMar>
+              <w:top w:type="dxa" w:w="60"/>
+              <w:left w:type="dxa" w:w="90"/>
+              <w:bottom w:type="dxa" w:w="60"/>
+              <w:right w:type="dxa" w:w="90"/>
+            </w:tcMar>
+          </w:tcPr>
+          <w:p>
+            <w:r>
+              <w:rPr>
+                <w:rFonts w:ascii="Arial" w:cs="Arial" w:eastAsia="Arial" w:hAnsi="Arial"/>
+                <w:sz w:val="19"/>
+                <w:szCs w:val="19"/>
+              </w:rPr>
+              <w:t xml:space="preserve">A small working sample: 1,500 customers, 5 lists, 13 campaigns over 15 months, 2 journeys, POS sales and returns uploads</w:t>
+            </w:r>
+          </w:p>
+        </w:tc>
+        <w:tc>
+          <w:tcPr>
+            <w:tcW w:type="dxa" w:w="3740"/>
+            <w:tcMar>
+              <w:top w:type="dxa" w:w="60"/>
+              <w:left w:type="dxa" w:w="90"/>
+              <w:bottom w:type="dxa" w:w="60"/>
+              <w:right w:type="dxa" w:w="90"/>
+            </w:tcMar>
+          </w:tcPr>
+          <w:p>
+            <w:r>
+              <w:rPr>
+                <w:rFonts w:ascii="Arial" w:cs="Arial" w:eastAsia="Arial" w:hAnsi="Arial"/>
+                <w:sz w:val="19"/>
+                <w:szCs w:val="19"/>
+              </w:rPr>
+              <w:t xml:space="preserve">thousands</w:t>
+            </w:r>
+          </w:p>
+        </w:tc>
+        <w:tc>
+          <w:tcPr>
+            <w:tcW w:type="dxa" w:w="3740"/>
+            <w:tcMar>
+              <w:top w:type="dxa" w:w="60"/>
+              <w:left w:type="dxa" w:w="90"/>
+              <w:bottom w:type="dxa" w:w="60"/>
+              <w:right w:type="dxa" w:w="90"/>
+            </w:tcMar>
+          </w:tcPr>
+          <w:p>
+            <w:r>
+              <w:rPr>
+                <w:rFonts w:ascii="Arial" w:cs="Arial" w:eastAsia="Arial" w:hAnsi="Arial"/>
+                <w:sz w:val="19"/>
+                <w:szCs w:val="19"/>
+              </w:rPr>
+              <w:t xml:space="preserve">PostgreSQL (and copied to ClickHouse)</w:t>
+            </w:r>
+          </w:p>
+        </w:tc>
+      </w:tr>
+      <w:tr>
+        <w:tc>
+          <w:tcPr>
+            <w:tcW w:type="dxa" w:w="2600"/>
+            <w:tcMar>
+              <w:top w:type="dxa" w:w="60"/>
+              <w:left w:type="dxa" w:w="90"/>
+              <w:bottom w:type="dxa" w:w="60"/>
+              <w:right w:type="dxa" w:w="90"/>
+            </w:tcMar>
+          </w:tcPr>
+          <w:p>
+            <w:r>
+              <w:rPr>
+                <w:rFonts w:ascii="Arial" w:cs="Arial" w:eastAsia="Arial" w:hAnsi="Arial"/>
+                <w:sz w:val="19"/>
+                <w:szCs w:val="19"/>
+              </w:rPr>
+              <w:t xml:space="preserve">20 "Demo ·" reports in a Demo folder, and 2 dashboards</w:t>
+            </w:r>
+          </w:p>
+        </w:tc>
+        <w:tc>
+          <w:tcPr>
+            <w:tcW w:type="dxa" w:w="3740"/>
+            <w:tcMar>
+              <w:top w:type="dxa" w:w="60"/>
+              <w:left w:type="dxa" w:w="90"/>
+              <w:bottom w:type="dxa" w:w="60"/>
+              <w:right w:type="dxa" w:w="90"/>
+            </w:tcMar>
+          </w:tcPr>
+          <w:p/>
+        </w:tc>
+        <w:tc>
+          <w:tcPr>
+            <w:tcW w:type="dxa" w:w="3740"/>
+            <w:tcMar>
+              <w:top w:type="dxa" w:w="60"/>
+              <w:left w:type="dxa" w:w="90"/>
+              <w:bottom w:type="dxa" w:w="60"/>
+              <w:right w:type="dxa" w:w="90"/>
+            </w:tcMar>
+          </w:tcPr>
+          <w:p>
+            <w:r>
+              <w:rPr>
+                <w:rFonts w:ascii="Arial" w:cs="Arial" w:eastAsia="Arial" w:hAnsi="Arial"/>
+                <w:sz w:val="19"/>
+                <w:szCs w:val="19"/>
+              </w:rPr>
+              <w:t xml:space="preserve">PostgreSQL</w:t>
+            </w:r>
+          </w:p>
+        </w:tc>
+      </w:tr>
+    </w:tbl>
+    <w:p>
+      <w:pPr>
+        <w:spacing w:after="120"/>
+      </w:pPr>
+    </w:p>
+    <w:p>
+      <w:pPr>
+        <w:spacing w:after="120"/>
+      </w:pPr>
+      <w:r>
+        <w:rPr>
+          <w:rFonts w:ascii="Arial" w:cs="Arial" w:eastAsia="Arial" w:hAnsi="Arial"/>
+          <w:sz w:val="21"/>
+          <w:szCs w:val="21"/>
+        </w:rPr>
+        <w:t xml:space="preserve">The large volume covers the last 24 months, busier towards today, on the sample's own campaigns (a weekly newsletter, seasonal email campaigns, e-receipts, two text campaigns) and journeys (Welcome Series, Win-Back), with realistic rates: about 23% of emails opened, 4.7% clicked, 1.8% bounced; 6% of orders refunded; 28% of orders credited to a campaign.</w:t>
+      </w:r>
+    </w:p>
+    <w:p>
+      <w:pPr>
+        <w:pStyle w:val="Heading2"/>
+        <w:spacing w:after="120" w:before="240"/>
+      </w:pPr>
+      <w:r>
+        <w:rPr>
+          <w:rFonts w:ascii="Arial" w:cs="Arial" w:eastAsia="Arial" w:hAnsi="Arial"/>
+        </w:rPr>
+        <w:t xml:space="preserve">Who can use it</w:t>
+      </w:r>
+    </w:p>
+    <w:p>
+      <w:pPr>
+        <w:spacing w:after="120"/>
+      </w:pPr>
+      <w:r>
+        <w:rPr>
+          <w:rFonts w:ascii="Arial" w:cs="Arial" w:eastAsia="Arial" w:hAnsi="Arial"/>
+          <w:sz w:val="21"/>
+          <w:szCs w:val="21"/>
+        </w:rPr>
+        <w:t xml:space="preserve">Platform staff, through </w:t>
+      </w:r>
+      <w:r>
+        <w:rPr>
+          <w:rFonts w:ascii="Arial" w:cs="Arial" w:eastAsia="Arial" w:hAnsi="Arial"/>
+          <w:b/>
+          <w:bCs/>
+          <w:sz w:val="21"/>
+          <w:szCs w:val="21"/>
+        </w:rPr>
+        <w:t xml:space="preserve">Sign In As</w:t>
+      </w:r>
+      <w:r>
+        <w:rPr>
+          <w:rFonts w:ascii="Arial" w:cs="Arial" w:eastAsia="Arial" w:hAnsi="Arial"/>
+          <w:sz w:val="21"/>
+          <w:szCs w:val="21"/>
+        </w:rPr>
+        <w:t xml:space="preserve"> on the workspace's one user, </w:t>
+      </w:r>
+      <w:r>
+        <w:rPr>
+          <w:rFonts w:ascii="Consolas" w:cs="Consolas" w:eastAsia="Consolas" w:hAnsi="Consolas"/>
+          <w:sz w:val="21"/>
+          <w:szCs w:val="21"/>
+        </w:rPr>
+        <w:t xml:space="preserve">demo.admin@cityht.example</w:t>
+      </w:r>
+      <w:r>
+        <w:rPr>
+          <w:rFonts w:ascii="Arial" w:cs="Arial" w:eastAsia="Arial" w:hAnsi="Arial"/>
+          <w:sz w:val="21"/>
+          <w:szCs w:val="21"/>
+        </w:rPr>
+        <w:t xml:space="preserve"> (Workspace Admin). That user has no password, so nobody can sign in as it directly.</w:t>
+      </w:r>
+    </w:p>
+    <w:p>
+      <w:pPr>
+        <w:pStyle w:val="Heading2"/>
+        <w:spacing w:after="120" w:before="240"/>
+      </w:pPr>
+      <w:r>
+        <w:rPr>
+          <w:rFonts w:ascii="Arial" w:cs="Arial" w:eastAsia="Arial" w:hAnsi="Arial"/>
+        </w:rPr>
+        <w:t xml:space="preserve">Step by step</w:t>
+      </w:r>
+    </w:p>
+    <w:p>
+      <w:pPr>
+        <w:spacing w:after="120"/>
+      </w:pPr>
+      <w:r>
+        <w:rPr>
+          <w:rFonts w:ascii="Arial" w:cs="Arial" w:eastAsia="Arial" w:hAnsi="Arial"/>
+          <w:b/>
+          <w:bCs/>
+          <w:sz w:val="21"/>
+          <w:szCs w:val="21"/>
+        </w:rPr>
+        <w:t xml:space="preserve">1. Open the workspace</w:t>
+      </w:r>
+    </w:p>
+    <w:p>
+      <w:pPr>
+        <w:pStyle w:val="ListParagraph"/>
+        <w:numPr>
+          <w:ilvl w:val="0"/>
+          <w:numId w:val="3"/>
+        </w:numPr>
+        <w:spacing w:after="60"/>
+      </w:pPr>
+      <w:r>
+        <w:rPr>
+          <w:rFonts w:ascii="Arial" w:cs="Arial" w:eastAsia="Arial" w:hAnsi="Arial"/>
+          <w:sz w:val="21"/>
+          <w:szCs w:val="21"/>
+        </w:rPr>
+        <w:t xml:space="preserve">In the back-office, open </w:t>
+      </w:r>
+      <w:r>
+        <w:rPr>
+          <w:rFonts w:ascii="Arial" w:cs="Arial" w:eastAsia="Arial" w:hAnsi="Arial"/>
+          <w:b/>
+          <w:bCs/>
+          <w:sz w:val="21"/>
+          <w:szCs w:val="21"/>
+        </w:rPr>
+        <w:t xml:space="preserve">People and Access → Users</w:t>
+      </w:r>
+      <w:r>
+        <w:rPr>
+          <w:rFonts w:ascii="Arial" w:cs="Arial" w:eastAsia="Arial" w:hAnsi="Arial"/>
+          <w:sz w:val="21"/>
+          <w:szCs w:val="21"/>
+        </w:rPr>
+        <w:t xml:space="preserve"> and search for </w:t>
+      </w:r>
+      <w:r>
+        <w:rPr>
+          <w:rFonts w:ascii="Consolas" w:cs="Consolas" w:eastAsia="Consolas" w:hAnsi="Consolas"/>
+          <w:sz w:val="21"/>
+          <w:szCs w:val="21"/>
+        </w:rPr>
+        <w:t xml:space="preserve">demo.admin@cityht.example</w:t>
+      </w:r>
+      <w:r>
+        <w:rPr>
+          <w:rFonts w:ascii="Arial" w:cs="Arial" w:eastAsia="Arial" w:hAnsi="Arial"/>
+          <w:sz w:val="21"/>
+          <w:szCs w:val="21"/>
+        </w:rPr>
+        <w:t xml:space="preserve">.</w:t>
+      </w:r>
+    </w:p>
+    <w:p>
+      <w:pPr>
+        <w:pStyle w:val="ListParagraph"/>
+        <w:numPr>
+          <w:ilvl w:val="0"/>
+          <w:numId w:val="3"/>
+        </w:numPr>
+        <w:spacing w:after="60"/>
+      </w:pPr>
+      <w:r>
+        <w:rPr>
+          <w:rFonts w:ascii="Arial" w:cs="Arial" w:eastAsia="Arial" w:hAnsi="Arial"/>
+          <w:sz w:val="21"/>
+          <w:szCs w:val="21"/>
+        </w:rPr>
+        <w:t xml:space="preserve">Open the user and choose </w:t>
+      </w:r>
+      <w:r>
+        <w:rPr>
+          <w:rFonts w:ascii="Arial" w:cs="Arial" w:eastAsia="Arial" w:hAnsi="Arial"/>
+          <w:b/>
+          <w:bCs/>
+          <w:sz w:val="21"/>
+          <w:szCs w:val="21"/>
+        </w:rPr>
+        <w:t xml:space="preserve">Sign In as This User (support session)</w:t>
+      </w:r>
+      <w:r>
+        <w:rPr>
+          <w:rFonts w:ascii="Arial" w:cs="Arial" w:eastAsia="Arial" w:hAnsi="Arial"/>
+          <w:sz w:val="21"/>
+          <w:szCs w:val="21"/>
+        </w:rPr>
+        <w:t xml:space="preserve">.</w:t>
+      </w:r>
+    </w:p>
+    <w:p>
+      <w:pPr>
+        <w:pStyle w:val="ListParagraph"/>
+        <w:numPr>
+          <w:ilvl w:val="0"/>
+          <w:numId w:val="3"/>
+        </w:numPr>
+        <w:spacing w:after="60"/>
+      </w:pPr>
+      <w:r>
+        <w:rPr>
+          <w:rFonts w:ascii="Arial" w:cs="Arial" w:eastAsia="Arial" w:hAnsi="Arial"/>
+          <w:sz w:val="21"/>
+          <w:szCs w:val="21"/>
+        </w:rPr>
+        <w:t xml:space="preserve">Write a reason (for example </w:t>
+      </w:r>
+      <w:r>
+        <w:rPr>
+          <w:rFonts w:ascii="Arial" w:cs="Arial" w:eastAsia="Arial" w:hAnsi="Arial"/>
+          <w:i/>
+          <w:iCs/>
+          <w:sz w:val="21"/>
+          <w:szCs w:val="21"/>
+        </w:rPr>
+        <w:t xml:space="preserve">ClickHouse demo</w:t>
+      </w:r>
+      <w:r>
+        <w:rPr>
+          <w:rFonts w:ascii="Arial" w:cs="Arial" w:eastAsia="Arial" w:hAnsi="Arial"/>
+          <w:sz w:val="21"/>
+          <w:szCs w:val="21"/>
+        </w:rPr>
+        <w:t xml:space="preserve">), keep the access </w:t>
+      </w:r>
+      <w:r>
+        <w:rPr>
+          <w:rFonts w:ascii="Arial" w:cs="Arial" w:eastAsia="Arial" w:hAnsi="Arial"/>
+          <w:b/>
+          <w:bCs/>
+          <w:sz w:val="21"/>
+          <w:szCs w:val="21"/>
+        </w:rPr>
+        <w:t xml:space="preserve">read-only</w:t>
+      </w:r>
+      <w:r>
+        <w:rPr>
+          <w:rFonts w:ascii="Arial" w:cs="Arial" w:eastAsia="Arial" w:hAnsi="Arial"/>
+          <w:sz w:val="21"/>
+          <w:szCs w:val="21"/>
+        </w:rPr>
+        <w:t xml:space="preserve"> unless you will change something, and confirm.</w:t>
+      </w:r>
+    </w:p>
+    <w:p>
+      <w:pPr>
+        <w:pStyle w:val="ListParagraph"/>
+        <w:numPr>
+          <w:ilvl w:val="0"/>
+          <w:numId w:val="3"/>
+        </w:numPr>
+        <w:spacing w:after="60"/>
+      </w:pPr>
+      <w:r>
+        <w:rPr>
+          <w:rFonts w:ascii="Arial" w:cs="Arial" w:eastAsia="Arial" w:hAnsi="Arial"/>
+          <w:sz w:val="21"/>
+          <w:szCs w:val="21"/>
+        </w:rPr>
+        <w:t xml:space="preserve">The app opens as City HT, with the support banner at the top.</w:t>
+      </w:r>
+    </w:p>
+    <w:p>
+      <w:pPr>
+        <w:spacing w:after="120"/>
+      </w:pPr>
+      <w:r>
+        <w:rPr>
+          <w:rFonts w:ascii="Arial" w:cs="Arial" w:eastAsia="Arial" w:hAnsi="Arial"/>
+          <w:b/>
+          <w:bCs/>
+          <w:sz w:val="21"/>
+          <w:szCs w:val="21"/>
+        </w:rPr>
+        <w:t xml:space="preserve">2. Show that the workspace runs on ClickHouse</w:t>
+      </w:r>
+    </w:p>
+    <w:p>
+      <w:pPr>
+        <w:pStyle w:val="ListParagraph"/>
+        <w:numPr>
+          <w:ilvl w:val="0"/>
+          <w:numId w:val="3"/>
+        </w:numPr>
+        <w:spacing w:after="60"/>
+      </w:pPr>
+      <w:r>
+        <w:rPr>
+          <w:rFonts w:ascii="Arial" w:cs="Arial" w:eastAsia="Arial" w:hAnsi="Arial"/>
+          <w:sz w:val="21"/>
+          <w:szCs w:val="21"/>
+        </w:rPr>
+        <w:t xml:space="preserve">In the back-office, open </w:t>
+      </w:r>
+      <w:r>
+        <w:rPr>
+          <w:rFonts w:ascii="Arial" w:cs="Arial" w:eastAsia="Arial" w:hAnsi="Arial"/>
+          <w:b/>
+          <w:bCs/>
+          <w:sz w:val="21"/>
+          <w:szCs w:val="21"/>
+        </w:rPr>
+        <w:t xml:space="preserve">Configuration → Report Engines</w:t>
+      </w:r>
+      <w:r>
+        <w:rPr>
+          <w:rFonts w:ascii="Arial" w:cs="Arial" w:eastAsia="Arial" w:hAnsi="Arial"/>
+          <w:sz w:val="21"/>
+          <w:szCs w:val="21"/>
+        </w:rPr>
+        <w:t xml:space="preserve"> and the CITYHT row: engine </w:t>
+      </w:r>
+      <w:r>
+        <w:rPr>
+          <w:rFonts w:ascii="Arial" w:cs="Arial" w:eastAsia="Arial" w:hAnsi="Arial"/>
+          <w:b/>
+          <w:bCs/>
+          <w:sz w:val="21"/>
+          <w:szCs w:val="21"/>
+        </w:rPr>
+        <w:t xml:space="preserve">clickhouse</w:t>
+      </w:r>
+      <w:r>
+        <w:rPr>
+          <w:rFonts w:ascii="Arial" w:cs="Arial" w:eastAsia="Arial" w:hAnsi="Arial"/>
+          <w:sz w:val="21"/>
+          <w:szCs w:val="21"/>
+        </w:rPr>
+        <w:t xml:space="preserve">, status </w:t>
+      </w:r>
+      <w:r>
+        <w:rPr>
+          <w:rFonts w:ascii="Arial" w:cs="Arial" w:eastAsia="Arial" w:hAnsi="Arial"/>
+          <w:b/>
+          <w:bCs/>
+          <w:sz w:val="21"/>
+          <w:szCs w:val="21"/>
+        </w:rPr>
+        <w:t xml:space="preserve">ACTIVE</w:t>
+      </w:r>
+      <w:r>
+        <w:rPr>
+          <w:rFonts w:ascii="Arial" w:cs="Arial" w:eastAsia="Arial" w:hAnsi="Arial"/>
+          <w:sz w:val="21"/>
+          <w:szCs w:val="21"/>
+        </w:rPr>
+        <w:t xml:space="preserve">, freshness </w:t>
+      </w:r>
+      <w:r>
+        <w:rPr>
+          <w:rFonts w:ascii="Arial" w:cs="Arial" w:eastAsia="Arial" w:hAnsi="Arial"/>
+          <w:b/>
+          <w:bCs/>
+          <w:sz w:val="21"/>
+          <w:szCs w:val="21"/>
+        </w:rPr>
+        <w:t xml:space="preserve">QUARTER_HOUR</w:t>
+      </w:r>
+      <w:r>
+        <w:rPr>
+          <w:rFonts w:ascii="Arial" w:cs="Arial" w:eastAsia="Arial" w:hAnsi="Arial"/>
+          <w:sz w:val="21"/>
+          <w:szCs w:val="21"/>
+        </w:rPr>
+        <w:t xml:space="preserve">.</w:t>
+      </w:r>
+    </w:p>
+    <w:p>
+      <w:pPr>
+        <w:pStyle w:val="ListParagraph"/>
+        <w:numPr>
+          <w:ilvl w:val="0"/>
+          <w:numId w:val="3"/>
+        </w:numPr>
+        <w:spacing w:after="60"/>
+      </w:pPr>
+      <w:r>
+        <w:rPr>
+          <w:rFonts w:ascii="Arial" w:cs="Arial" w:eastAsia="Arial" w:hAnsi="Arial"/>
+          <w:sz w:val="21"/>
+          <w:szCs w:val="21"/>
+        </w:rPr>
+        <w:t xml:space="preserve">In the app, every Insights report says under its title that the data is as of the last quarter hour.</w:t>
+      </w:r>
+    </w:p>
+    <w:p>
+      <w:pPr>
+        <w:spacing w:after="120"/>
+      </w:pPr>
+      <w:r>
+        <w:rPr>
+          <w:rFonts w:ascii="Arial" w:cs="Arial" w:eastAsia="Arial" w:hAnsi="Arial"/>
+          <w:b/>
+          <w:bCs/>
+          <w:sz w:val="21"/>
+          <w:szCs w:val="21"/>
+        </w:rPr>
+        <w:t xml:space="preserve">3. Run the saved reports</w:t>
+      </w:r>
+    </w:p>
+    <w:p>
+      <w:pPr>
+        <w:pStyle w:val="ListParagraph"/>
+        <w:numPr>
+          <w:ilvl w:val="0"/>
+          <w:numId w:val="3"/>
+        </w:numPr>
+        <w:spacing w:after="60"/>
+      </w:pPr>
+      <w:r>
+        <w:rPr>
+          <w:rFonts w:ascii="Arial" w:cs="Arial" w:eastAsia="Arial" w:hAnsi="Arial"/>
+          <w:sz w:val="21"/>
+          <w:szCs w:val="21"/>
+        </w:rPr>
+        <w:t xml:space="preserve">In the app, open </w:t>
+      </w:r>
+      <w:r>
+        <w:rPr>
+          <w:rFonts w:ascii="Arial" w:cs="Arial" w:eastAsia="Arial" w:hAnsi="Arial"/>
+          <w:b/>
+          <w:bCs/>
+          <w:sz w:val="21"/>
+          <w:szCs w:val="21"/>
+        </w:rPr>
+        <w:t xml:space="preserve">Insights → Reports</w:t>
+      </w:r>
+      <w:r>
+        <w:rPr>
+          <w:rFonts w:ascii="Arial" w:cs="Arial" w:eastAsia="Arial" w:hAnsi="Arial"/>
+          <w:sz w:val="21"/>
+          <w:szCs w:val="21"/>
+        </w:rPr>
+        <w:t xml:space="preserve"> and the </w:t>
+      </w:r>
+      <w:r>
+        <w:rPr>
+          <w:rFonts w:ascii="Arial" w:cs="Arial" w:eastAsia="Arial" w:hAnsi="Arial"/>
+          <w:b/>
+          <w:bCs/>
+          <w:sz w:val="21"/>
+          <w:szCs w:val="21"/>
+        </w:rPr>
+        <w:t xml:space="preserve">Demo</w:t>
+      </w:r>
+      <w:r>
+        <w:rPr>
+          <w:rFonts w:ascii="Arial" w:cs="Arial" w:eastAsia="Arial" w:hAnsi="Arial"/>
+          <w:sz w:val="21"/>
+          <w:szCs w:val="21"/>
+        </w:rPr>
+        <w:t xml:space="preserve"> folder.</w:t>
+      </w:r>
+    </w:p>
+    <w:p>
+      <w:pPr>
+        <w:pStyle w:val="ListParagraph"/>
+        <w:numPr>
+          <w:ilvl w:val="0"/>
+          <w:numId w:val="3"/>
+        </w:numPr>
+        <w:spacing w:after="60"/>
+      </w:pPr>
+      <w:r>
+        <w:rPr>
+          <w:rFonts w:ascii="Arial" w:cs="Arial" w:eastAsia="Arial" w:hAnsi="Arial"/>
+          <w:sz w:val="21"/>
+          <w:szCs w:val="21"/>
+        </w:rPr>
+        <w:t xml:space="preserve">Open the reports in this order, each a different kind of question over the large data:</w:t>
+      </w:r>
+    </w:p>
+    <w:tbl>
+      <w:tblPr>
+        <w:tblW w:type="dxa" w:w="10080"/>
+        <w:tblBorders>
+          <w:top w:val="single" w:color="D9DBE3" w:sz="4"/>
+          <w:left w:val="none"/>
+          <w:bottom w:val="single" w:color="D9DBE3" w:sz="4"/>
+          <w:right w:val="none"/>
+          <w:insideH w:val="single" w:color="E6E8EF" w:sz="4"/>
+          <w:insideV w:val="none"/>
+        </w:tblBorders>
+      </w:tblPr>
+      <w:tblGrid>
+        <w:gridCol w:w="2600"/>
+        <w:gridCol w:w="3740"/>
+        <w:gridCol w:w="3740"/>
+      </w:tblGrid>
+      <w:tr>
+        <w:trPr>
+          <w:tblHeader/>
+        </w:trPr>
+        <w:tc>
+          <w:tcPr>
+            <w:tcW w:type="dxa" w:w="2600"/>
+            <w:shd w:fill="EEEFF5" w:color="auto" w:val="clear"/>
+            <w:tcMar>
+              <w:top w:type="dxa" w:w="60"/>
+              <w:left w:type="dxa" w:w="90"/>
+              <w:bottom w:type="dxa" w:w="60"/>
+              <w:right w:type="dxa" w:w="90"/>
+            </w:tcMar>
+          </w:tcPr>
+          <w:p>
+            <w:r>
+              <w:rPr>
+                <w:rFonts w:ascii="Arial" w:cs="Arial" w:eastAsia="Arial" w:hAnsi="Arial"/>
+                <w:b/>
+                <w:bCs/>
+                <w:sz w:val="18"/>
+                <w:szCs w:val="18"/>
+              </w:rPr>
+              <w:t xml:space="preserve">Report</w:t>
+            </w:r>
+          </w:p>
+        </w:tc>
+        <w:tc>
+          <w:tcPr>
+            <w:tcW w:type="dxa" w:w="3740"/>
+            <w:shd w:fill="EEEFF5" w:color="auto" w:val="clear"/>
+            <w:tcMar>
+              <w:top w:type="dxa" w:w="60"/>
+              <w:left w:type="dxa" w:w="90"/>
+              <w:bottom w:type="dxa" w:w="60"/>
+              <w:right w:type="dxa" w:w="90"/>
+            </w:tcMar>
+          </w:tcPr>
+          <w:p>
+            <w:r>
+              <w:rPr>
+                <w:rFonts w:ascii="Arial" w:cs="Arial" w:eastAsia="Arial" w:hAnsi="Arial"/>
+                <w:b/>
+                <w:bCs/>
+                <w:sz w:val="18"/>
+                <w:szCs w:val="18"/>
+              </w:rPr>
+              <w:t xml:space="preserve">What it reads</w:t>
+            </w:r>
+          </w:p>
+        </w:tc>
+        <w:tc>
+          <w:tcPr>
+            <w:tcW w:type="dxa" w:w="3740"/>
+            <w:shd w:fill="EEEFF5" w:color="auto" w:val="clear"/>
+            <w:tcMar>
+              <w:top w:type="dxa" w:w="60"/>
+              <w:left w:type="dxa" w:w="90"/>
+              <w:bottom w:type="dxa" w:w="60"/>
+              <w:right w:type="dxa" w:w="90"/>
+            </w:tcMar>
+          </w:tcPr>
+          <w:p>
+            <w:r>
+              <w:rPr>
+                <w:rFonts w:ascii="Arial" w:cs="Arial" w:eastAsia="Arial" w:hAnsi="Arial"/>
+                <w:b/>
+                <w:bCs/>
+                <w:sz w:val="18"/>
+                <w:szCs w:val="18"/>
+              </w:rPr>
+              <w:t xml:space="preserve">First run (measured)</w:t>
+            </w:r>
+          </w:p>
+        </w:tc>
+      </w:tr>
+      <w:tr>
+        <w:tc>
+          <w:tcPr>
+            <w:tcW w:type="dxa" w:w="2600"/>
+            <w:tcMar>
+              <w:top w:type="dxa" w:w="60"/>
+              <w:left w:type="dxa" w:w="90"/>
+              <w:bottom w:type="dxa" w:w="60"/>
+              <w:right w:type="dxa" w:w="90"/>
+            </w:tcMar>
+          </w:tcPr>
+          <w:p>
+            <w:r>
+              <w:rPr>
+                <w:rFonts w:ascii="Arial" w:cs="Arial" w:eastAsia="Arial" w:hAnsi="Arial"/>
+                <w:sz w:val="19"/>
+                <w:szCs w:val="19"/>
+              </w:rPr>
+              <w:t xml:space="preserve">Demo · Channel Mix by Quarter</w:t>
+            </w:r>
+          </w:p>
+        </w:tc>
+        <w:tc>
+          <w:tcPr>
+            <w:tcW w:type="dxa" w:w="3740"/>
+            <w:tcMar>
+              <w:top w:type="dxa" w:w="60"/>
+              <w:left w:type="dxa" w:w="90"/>
+              <w:bottom w:type="dxa" w:w="60"/>
+              <w:right w:type="dxa" w:w="90"/>
+            </w:tcMar>
+          </w:tcPr>
+          <w:p>
+            <w:r>
+              <w:rPr>
+                <w:rFonts w:ascii="Arial" w:cs="Arial" w:eastAsia="Arial" w:hAnsi="Arial"/>
+                <w:sz w:val="19"/>
+                <w:szCs w:val="19"/>
+              </w:rPr>
+              <w:t xml:space="preserve">25M messages, grouped by quarter and channel</w:t>
+            </w:r>
+          </w:p>
+        </w:tc>
+        <w:tc>
+          <w:tcPr>
+            <w:tcW w:type="dxa" w:w="3740"/>
+            <w:tcMar>
+              <w:top w:type="dxa" w:w="60"/>
+              <w:left w:type="dxa" w:w="90"/>
+              <w:bottom w:type="dxa" w:w="60"/>
+              <w:right w:type="dxa" w:w="90"/>
+            </w:tcMar>
+          </w:tcPr>
+          <w:p>
+            <w:r>
+              <w:rPr>
+                <w:rFonts w:ascii="Arial" w:cs="Arial" w:eastAsia="Arial" w:hAnsi="Arial"/>
+                <w:sz w:val="19"/>
+                <w:szCs w:val="19"/>
+              </w:rPr>
+              <w:t xml:space="preserve">0.66 s</w:t>
+            </w:r>
+          </w:p>
+        </w:tc>
+      </w:tr>
+      <w:tr>
+        <w:tc>
+          <w:tcPr>
+            <w:tcW w:type="dxa" w:w="2600"/>
+            <w:tcMar>
+              <w:top w:type="dxa" w:w="60"/>
+              <w:left w:type="dxa" w:w="90"/>
+              <w:bottom w:type="dxa" w:w="60"/>
+              <w:right w:type="dxa" w:w="90"/>
+            </w:tcMar>
+          </w:tcPr>
+          <w:p>
+            <w:r>
+              <w:rPr>
+                <w:rFonts w:ascii="Arial" w:cs="Arial" w:eastAsia="Arial" w:hAnsi="Arial"/>
+                <w:sz w:val="19"/>
+                <w:szCs w:val="19"/>
+              </w:rPr>
+              <w:t xml:space="preserve">Demo · Email Funnel by Campaign</w:t>
+            </w:r>
+          </w:p>
+        </w:tc>
+        <w:tc>
+          <w:tcPr>
+            <w:tcW w:type="dxa" w:w="3740"/>
+            <w:tcMar>
+              <w:top w:type="dxa" w:w="60"/>
+              <w:left w:type="dxa" w:w="90"/>
+              <w:bottom w:type="dxa" w:w="60"/>
+              <w:right w:type="dxa" w:w="90"/>
+            </w:tcMar>
+          </w:tcPr>
+          <w:p>
+            <w:r>
+              <w:rPr>
+                <w:rFonts w:ascii="Arial" w:cs="Arial" w:eastAsia="Arial" w:hAnsi="Arial"/>
+                <w:sz w:val="19"/>
+                <w:szCs w:val="19"/>
+              </w:rPr>
+              <w:t xml:space="preserve">25M messages: sent, delivered, opened, clicked per campaign</w:t>
+            </w:r>
+          </w:p>
+        </w:tc>
+        <w:tc>
+          <w:tcPr>
+            <w:tcW w:type="dxa" w:w="3740"/>
+            <w:tcMar>
+              <w:top w:type="dxa" w:w="60"/>
+              <w:left w:type="dxa" w:w="90"/>
+              <w:bottom w:type="dxa" w:w="60"/>
+              <w:right w:type="dxa" w:w="90"/>
+            </w:tcMar>
+          </w:tcPr>
+          <w:p>
+            <w:r>
+              <w:rPr>
+                <w:rFonts w:ascii="Arial" w:cs="Arial" w:eastAsia="Arial" w:hAnsi="Arial"/>
+                <w:sz w:val="19"/>
+                <w:szCs w:val="19"/>
+              </w:rPr>
+              <w:t xml:space="preserve">0.54 s</w:t>
+            </w:r>
+          </w:p>
+        </w:tc>
+      </w:tr>
+      <w:tr>
+        <w:tc>
+          <w:tcPr>
+            <w:tcW w:type="dxa" w:w="2600"/>
+            <w:tcMar>
+              <w:top w:type="dxa" w:w="60"/>
+              <w:left w:type="dxa" w:w="90"/>
+              <w:bottom w:type="dxa" w:w="60"/>
+              <w:right w:type="dxa" w:w="90"/>
+            </w:tcMar>
+          </w:tcPr>
+          <w:p>
+            <w:r>
+              <w:rPr>
+                <w:rFonts w:ascii="Arial" w:cs="Arial" w:eastAsia="Arial" w:hAnsi="Arial"/>
+                <w:sz w:val="19"/>
+                <w:szCs w:val="19"/>
+              </w:rPr>
+              <w:t xml:space="preserve">Demo · Campaign Detail</w:t>
+            </w:r>
+          </w:p>
+        </w:tc>
+        <w:tc>
+          <w:tcPr>
+            <w:tcW w:type="dxa" w:w="3740"/>
+            <w:tcMar>
+              <w:top w:type="dxa" w:w="60"/>
+              <w:left w:type="dxa" w:w="90"/>
+              <w:bottom w:type="dxa" w:w="60"/>
+              <w:right w:type="dxa" w:w="90"/>
+            </w:tcMar>
+          </w:tcPr>
+          <w:p>
+            <w:r>
+              <w:rPr>
+                <w:rFonts w:ascii="Arial" w:cs="Arial" w:eastAsia="Arial" w:hAnsi="Arial"/>
+                <w:sz w:val="19"/>
+                <w:szCs w:val="19"/>
+              </w:rPr>
+              <w:t xml:space="preserve">25M messages, every campaign and run</w:t>
+            </w:r>
+          </w:p>
+        </w:tc>
+        <w:tc>
+          <w:tcPr>
+            <w:tcW w:type="dxa" w:w="3740"/>
+            <w:tcMar>
+              <w:top w:type="dxa" w:w="60"/>
+              <w:left w:type="dxa" w:w="90"/>
+              <w:bottom w:type="dxa" w:w="60"/>
+              <w:right w:type="dxa" w:w="90"/>
+            </w:tcMar>
+          </w:tcPr>
+          <w:p>
+            <w:r>
+              <w:rPr>
+                <w:rFonts w:ascii="Arial" w:cs="Arial" w:eastAsia="Arial" w:hAnsi="Arial"/>
+                <w:sz w:val="19"/>
+                <w:szCs w:val="19"/>
+              </w:rPr>
+              <w:t xml:space="preserve">0.80 s</w:t>
+            </w:r>
+          </w:p>
+        </w:tc>
+      </w:tr>
+      <w:tr>
+        <w:tc>
+          <w:tcPr>
+            <w:tcW w:type="dxa" w:w="2600"/>
+            <w:tcMar>
+              <w:top w:type="dxa" w:w="60"/>
+              <w:left w:type="dxa" w:w="90"/>
+              <w:bottom w:type="dxa" w:w="60"/>
+              <w:right w:type="dxa" w:w="90"/>
+            </w:tcMar>
+          </w:tcPr>
+          <w:p>
+            <w:r>
+              <w:rPr>
+                <w:rFonts w:ascii="Arial" w:cs="Arial" w:eastAsia="Arial" w:hAnsi="Arial"/>
+                <w:sz w:val="19"/>
+                <w:szCs w:val="19"/>
+              </w:rPr>
+              <w:t xml:space="preserve">Demo · What Drives Clicks</w:t>
+            </w:r>
+          </w:p>
+        </w:tc>
+        <w:tc>
+          <w:tcPr>
+            <w:tcW w:type="dxa" w:w="3740"/>
+            <w:tcMar>
+              <w:top w:type="dxa" w:w="60"/>
+              <w:left w:type="dxa" w:w="90"/>
+              <w:bottom w:type="dxa" w:w="60"/>
+              <w:right w:type="dxa" w:w="90"/>
+            </w:tcMar>
+          </w:tcPr>
+          <w:p>
+            <w:r>
+              <w:rPr>
+                <w:rFonts w:ascii="Arial" w:cs="Arial" w:eastAsia="Arial" w:hAnsi="Arial"/>
+                <w:sz w:val="19"/>
+                <w:szCs w:val="19"/>
+              </w:rPr>
+              <w:t xml:space="preserve">25M messages, Key Influencers</w:t>
+            </w:r>
+          </w:p>
+        </w:tc>
+        <w:tc>
+          <w:tcPr>
+            <w:tcW w:type="dxa" w:w="3740"/>
+            <w:tcMar>
+              <w:top w:type="dxa" w:w="60"/>
+              <w:left w:type="dxa" w:w="90"/>
+              <w:bottom w:type="dxa" w:w="60"/>
+              <w:right w:type="dxa" w:w="90"/>
+            </w:tcMar>
+          </w:tcPr>
+          <w:p>
+            <w:r>
+              <w:rPr>
+                <w:rFonts w:ascii="Arial" w:cs="Arial" w:eastAsia="Arial" w:hAnsi="Arial"/>
+                <w:sz w:val="19"/>
+                <w:szCs w:val="19"/>
+              </w:rPr>
+              <w:t xml:space="preserve">0.74 s</w:t>
+            </w:r>
+          </w:p>
+        </w:tc>
+      </w:tr>
+      <w:tr>
+        <w:tc>
+          <w:tcPr>
+            <w:tcW w:type="dxa" w:w="2600"/>
+            <w:tcMar>
+              <w:top w:type="dxa" w:w="60"/>
+              <w:left w:type="dxa" w:w="90"/>
+              <w:bottom w:type="dxa" w:w="60"/>
+              <w:right w:type="dxa" w:w="90"/>
+            </w:tcMar>
+          </w:tcPr>
+          <w:p>
+            <w:r>
+              <w:rPr>
+                <w:rFonts w:ascii="Arial" w:cs="Arial" w:eastAsia="Arial" w:hAnsi="Arial"/>
+                <w:sz w:val="19"/>
+                <w:szCs w:val="19"/>
+              </w:rPr>
+              <w:t xml:space="preserve">Demo · Weekly Sends vs the Week Before</w:t>
+            </w:r>
+          </w:p>
+        </w:tc>
+        <w:tc>
+          <w:tcPr>
+            <w:tcW w:type="dxa" w:w="3740"/>
+            <w:tcMar>
+              <w:top w:type="dxa" w:w="60"/>
+              <w:left w:type="dxa" w:w="90"/>
+              <w:bottom w:type="dxa" w:w="60"/>
+              <w:right w:type="dxa" w:w="90"/>
+            </w:tcMar>
+          </w:tcPr>
+          <w:p>
+            <w:r>
+              <w:rPr>
+                <w:rFonts w:ascii="Arial" w:cs="Arial" w:eastAsia="Arial" w:hAnsi="Arial"/>
+                <w:sz w:val="19"/>
+                <w:szCs w:val="19"/>
+              </w:rPr>
+              <w:t xml:space="preserve">25M messages, a week-on-week comparison</w:t>
+            </w:r>
+          </w:p>
+        </w:tc>
+        <w:tc>
+          <w:tcPr>
+            <w:tcW w:type="dxa" w:w="3740"/>
+            <w:tcMar>
+              <w:top w:type="dxa" w:w="60"/>
+              <w:left w:type="dxa" w:w="90"/>
+              <w:bottom w:type="dxa" w:w="60"/>
+              <w:right w:type="dxa" w:w="90"/>
+            </w:tcMar>
+          </w:tcPr>
+          <w:p>
+            <w:r>
+              <w:rPr>
+                <w:rFonts w:ascii="Arial" w:cs="Arial" w:eastAsia="Arial" w:hAnsi="Arial"/>
+                <w:sz w:val="19"/>
+                <w:szCs w:val="19"/>
+              </w:rPr>
+              <w:t xml:space="preserve">0.56 s</w:t>
+            </w:r>
+          </w:p>
+        </w:tc>
+      </w:tr>
+      <w:tr>
+        <w:tc>
+          <w:tcPr>
+            <w:tcW w:type="dxa" w:w="2600"/>
+            <w:tcMar>
+              <w:top w:type="dxa" w:w="60"/>
+              <w:left w:type="dxa" w:w="90"/>
+              <w:bottom w:type="dxa" w:w="60"/>
+              <w:right w:type="dxa" w:w="90"/>
+            </w:tcMar>
+          </w:tcPr>
+          <w:p>
+            <w:r>
+              <w:rPr>
+                <w:rFonts w:ascii="Arial" w:cs="Arial" w:eastAsia="Arial" w:hAnsi="Arial"/>
+                <w:sz w:val="19"/>
+                <w:szCs w:val="19"/>
+              </w:rPr>
+              <w:t xml:space="preserve">Demo · Attributed Revenue by Month</w:t>
+            </w:r>
+          </w:p>
+        </w:tc>
+        <w:tc>
+          <w:tcPr>
+            <w:tcW w:type="dxa" w:w="3740"/>
+            <w:tcMar>
+              <w:top w:type="dxa" w:w="60"/>
+              <w:left w:type="dxa" w:w="90"/>
+              <w:bottom w:type="dxa" w:w="60"/>
+              <w:right w:type="dxa" w:w="90"/>
+            </w:tcMar>
+          </w:tcPr>
+          <w:p>
+            <w:r>
+              <w:rPr>
+                <w:rFonts w:ascii="Arial" w:cs="Arial" w:eastAsia="Arial" w:hAnsi="Arial"/>
+                <w:sz w:val="19"/>
+                <w:szCs w:val="19"/>
+              </w:rPr>
+              <w:t xml:space="preserve">3M orders</w:t>
+            </w:r>
+          </w:p>
+        </w:tc>
+        <w:tc>
+          <w:tcPr>
+            <w:tcW w:type="dxa" w:w="3740"/>
+            <w:tcMar>
+              <w:top w:type="dxa" w:w="60"/>
+              <w:left w:type="dxa" w:w="90"/>
+              <w:bottom w:type="dxa" w:w="60"/>
+              <w:right w:type="dxa" w:w="90"/>
+            </w:tcMar>
+          </w:tcPr>
+          <w:p>
+            <w:r>
+              <w:rPr>
+                <w:rFonts w:ascii="Arial" w:cs="Arial" w:eastAsia="Arial" w:hAnsi="Arial"/>
+                <w:sz w:val="19"/>
+                <w:szCs w:val="19"/>
+              </w:rPr>
+              <w:t xml:space="preserve">0.05 s</w:t>
+            </w:r>
+          </w:p>
+        </w:tc>
+      </w:tr>
+      <w:tr>
+        <w:tc>
+          <w:tcPr>
+            <w:tcW w:type="dxa" w:w="2600"/>
+            <w:tcMar>
+              <w:top w:type="dxa" w:w="60"/>
+              <w:left w:type="dxa" w:w="90"/>
+              <w:bottom w:type="dxa" w:w="60"/>
+              <w:right w:type="dxa" w:w="90"/>
+            </w:tcMar>
+          </w:tcPr>
+          <w:p>
+            <w:r>
+              <w:rPr>
+                <w:rFonts w:ascii="Arial" w:cs="Arial" w:eastAsia="Arial" w:hAnsi="Arial"/>
+                <w:sz w:val="19"/>
+                <w:szCs w:val="19"/>
+              </w:rPr>
+              <w:t xml:space="preserve">Demo · Customers by State</w:t>
+            </w:r>
+          </w:p>
+        </w:tc>
+        <w:tc>
+          <w:tcPr>
+            <w:tcW w:type="dxa" w:w="3740"/>
+            <w:tcMar>
+              <w:top w:type="dxa" w:w="60"/>
+              <w:left w:type="dxa" w:w="90"/>
+              <w:bottom w:type="dxa" w:w="60"/>
+              <w:right w:type="dxa" w:w="90"/>
+            </w:tcMar>
+          </w:tcPr>
+          <w:p>
+            <w:r>
+              <w:rPr>
+                <w:rFonts w:ascii="Arial" w:cs="Arial" w:eastAsia="Arial" w:hAnsi="Arial"/>
+                <w:sz w:val="19"/>
+                <w:szCs w:val="19"/>
+              </w:rPr>
+              <w:t xml:space="preserve">2M contacts</w:t>
+            </w:r>
+          </w:p>
+        </w:tc>
+        <w:tc>
+          <w:tcPr>
+            <w:tcW w:type="dxa" w:w="3740"/>
+            <w:tcMar>
+              <w:top w:type="dxa" w:w="60"/>
+              <w:left w:type="dxa" w:w="90"/>
+              <w:bottom w:type="dxa" w:w="60"/>
+              <w:right w:type="dxa" w:w="90"/>
+            </w:tcMar>
+          </w:tcPr>
+          <w:p>
+            <w:r>
+              <w:rPr>
+                <w:rFonts w:ascii="Arial" w:cs="Arial" w:eastAsia="Arial" w:hAnsi="Arial"/>
+                <w:sz w:val="19"/>
+                <w:szCs w:val="19"/>
+              </w:rPr>
+              <w:t xml:space="preserve">0.03 s</w:t>
+            </w:r>
+          </w:p>
+        </w:tc>
+      </w:tr>
+      <w:tr>
+        <w:tc>
+          <w:tcPr>
+            <w:tcW w:type="dxa" w:w="2600"/>
+            <w:tcMar>
+              <w:top w:type="dxa" w:w="60"/>
+              <w:left w:type="dxa" w:w="90"/>
+              <w:bottom w:type="dxa" w:w="60"/>
+              <w:right w:type="dxa" w:w="90"/>
+            </w:tcMar>
+          </w:tcPr>
+          <w:p>
+            <w:r>
+              <w:rPr>
+                <w:rFonts w:ascii="Arial" w:cs="Arial" w:eastAsia="Arial" w:hAnsi="Arial"/>
+                <w:sz w:val="19"/>
+                <w:szCs w:val="19"/>
+              </w:rPr>
+              <w:t xml:space="preserve">Demo · Journey Conversion</w:t>
+            </w:r>
+          </w:p>
+        </w:tc>
+        <w:tc>
+          <w:tcPr>
+            <w:tcW w:type="dxa" w:w="3740"/>
+            <w:tcMar>
+              <w:top w:type="dxa" w:w="60"/>
+              <w:left w:type="dxa" w:w="90"/>
+              <w:bottom w:type="dxa" w:w="60"/>
+              <w:right w:type="dxa" w:w="90"/>
+            </w:tcMar>
+          </w:tcPr>
+          <w:p>
+            <w:r>
+              <w:rPr>
+                <w:rFonts w:ascii="Arial" w:cs="Arial" w:eastAsia="Arial" w:hAnsi="Arial"/>
+                <w:sz w:val="19"/>
+                <w:szCs w:val="19"/>
+              </w:rPr>
+              <w:t xml:space="preserve">0.5M enrolments</w:t>
+            </w:r>
+          </w:p>
+        </w:tc>
+        <w:tc>
+          <w:tcPr>
+            <w:tcW w:type="dxa" w:w="3740"/>
+            <w:tcMar>
+              <w:top w:type="dxa" w:w="60"/>
+              <w:left w:type="dxa" w:w="90"/>
+              <w:bottom w:type="dxa" w:w="60"/>
+              <w:right w:type="dxa" w:w="90"/>
+            </w:tcMar>
+          </w:tcPr>
+          <w:p>
+            <w:r>
+              <w:rPr>
+                <w:rFonts w:ascii="Arial" w:cs="Arial" w:eastAsia="Arial" w:hAnsi="Arial"/>
+                <w:sz w:val="19"/>
+                <w:szCs w:val="19"/>
+              </w:rPr>
+              <w:t xml:space="preserve">0.03 s</w:t>
+            </w:r>
+          </w:p>
+        </w:tc>
+      </w:tr>
+    </w:tbl>
+    <w:p>
+      <w:pPr>
+        <w:spacing w:after="120"/>
+      </w:pPr>
+    </w:p>
+    <w:p>
+      <w:pPr>
+        <w:pStyle w:val="ListParagraph"/>
+        <w:numPr>
+          <w:ilvl w:val="0"/>
+          <w:numId w:val="3"/>
+        </w:numPr>
+        <w:spacing w:after="60"/>
+      </w:pPr>
+      <w:r>
+        <w:rPr>
+          <w:rFonts w:ascii="Arial" w:cs="Arial" w:eastAsia="Arial" w:hAnsi="Arial"/>
+          <w:sz w:val="21"/>
+          <w:szCs w:val="21"/>
+        </w:rPr>
+        <w:t xml:space="preserve">Opening a report a second time is almost instant (1 to 2 milliseconds): that is the app's result cache, not ClickHouse. To show ClickHouse itself again, change a filter (for example the date range) and run it.</w:t>
+      </w:r>
+    </w:p>
+    <w:p>
+      <w:pPr>
+        <w:spacing w:after="120"/>
+      </w:pPr>
+      <w:r>
+        <w:rPr>
+          <w:rFonts w:ascii="Arial" w:cs="Arial" w:eastAsia="Arial" w:hAnsi="Arial"/>
+          <w:b/>
+          <w:bCs/>
+          <w:sz w:val="21"/>
+          <w:szCs w:val="21"/>
+        </w:rPr>
+        <w:t xml:space="preserve">4. Build a report live</w:t>
+      </w:r>
+    </w:p>
+    <w:p>
+      <w:pPr>
+        <w:pStyle w:val="ListParagraph"/>
+        <w:numPr>
+          <w:ilvl w:val="0"/>
+          <w:numId w:val="3"/>
+        </w:numPr>
+        <w:spacing w:after="60"/>
+      </w:pPr>
+      <w:r>
+        <w:rPr>
+          <w:rFonts w:ascii="Arial" w:cs="Arial" w:eastAsia="Arial" w:hAnsi="Arial"/>
+          <w:sz w:val="21"/>
+          <w:szCs w:val="21"/>
+        </w:rPr>
+        <w:t xml:space="preserve">In </w:t>
+      </w:r>
+      <w:r>
+        <w:rPr>
+          <w:rFonts w:ascii="Arial" w:cs="Arial" w:eastAsia="Arial" w:hAnsi="Arial"/>
+          <w:b/>
+          <w:bCs/>
+          <w:sz w:val="21"/>
+          <w:szCs w:val="21"/>
+        </w:rPr>
+        <w:t xml:space="preserve">Insights → Reports</w:t>
+      </w:r>
+      <w:r>
+        <w:rPr>
+          <w:rFonts w:ascii="Arial" w:cs="Arial" w:eastAsia="Arial" w:hAnsi="Arial"/>
+          <w:sz w:val="21"/>
+          <w:szCs w:val="21"/>
+        </w:rPr>
+        <w:t xml:space="preserve">, start a new report on </w:t>
+      </w:r>
+      <w:r>
+        <w:rPr>
+          <w:rFonts w:ascii="Arial" w:cs="Arial" w:eastAsia="Arial" w:hAnsi="Arial"/>
+          <w:b/>
+          <w:bCs/>
+          <w:sz w:val="21"/>
+          <w:szCs w:val="21"/>
+        </w:rPr>
+        <w:t xml:space="preserve">Messages</w:t>
+      </w:r>
+      <w:r>
+        <w:rPr>
+          <w:rFonts w:ascii="Arial" w:cs="Arial" w:eastAsia="Arial" w:hAnsi="Arial"/>
+          <w:sz w:val="21"/>
+          <w:szCs w:val="21"/>
+        </w:rPr>
+        <w:t xml:space="preserve">.</w:t>
+      </w:r>
+    </w:p>
+    <w:p>
+      <w:pPr>
+        <w:pStyle w:val="ListParagraph"/>
+        <w:numPr>
+          <w:ilvl w:val="0"/>
+          <w:numId w:val="3"/>
+        </w:numPr>
+        <w:spacing w:after="60"/>
+      </w:pPr>
+      <w:r>
+        <w:rPr>
+          <w:rFonts w:ascii="Arial" w:cs="Arial" w:eastAsia="Arial" w:hAnsi="Arial"/>
+          <w:sz w:val="21"/>
+          <w:szCs w:val="21"/>
+        </w:rPr>
+        <w:t xml:space="preserve">Group by the month of </w:t>
+      </w:r>
+      <w:r>
+        <w:rPr>
+          <w:rFonts w:ascii="Arial" w:cs="Arial" w:eastAsia="Arial" w:hAnsi="Arial"/>
+          <w:b/>
+          <w:bCs/>
+          <w:sz w:val="21"/>
+          <w:szCs w:val="21"/>
+        </w:rPr>
+        <w:t xml:space="preserve">Created</w:t>
+      </w:r>
+      <w:r>
+        <w:rPr>
+          <w:rFonts w:ascii="Arial" w:cs="Arial" w:eastAsia="Arial" w:hAnsi="Arial"/>
+          <w:sz w:val="21"/>
+          <w:szCs w:val="21"/>
+        </w:rPr>
+        <w:t xml:space="preserve"> and by </w:t>
+      </w:r>
+      <w:r>
+        <w:rPr>
+          <w:rFonts w:ascii="Arial" w:cs="Arial" w:eastAsia="Arial" w:hAnsi="Arial"/>
+          <w:b/>
+          <w:bCs/>
+          <w:sz w:val="21"/>
+          <w:szCs w:val="21"/>
+        </w:rPr>
+        <w:t xml:space="preserve">Channel</w:t>
+      </w:r>
+      <w:r>
+        <w:rPr>
+          <w:rFonts w:ascii="Arial" w:cs="Arial" w:eastAsia="Arial" w:hAnsi="Arial"/>
+          <w:sz w:val="21"/>
+          <w:szCs w:val="21"/>
+        </w:rPr>
+        <w:t xml:space="preserve">; add the counts of sent, opened and clicked messages.</w:t>
+      </w:r>
+    </w:p>
+    <w:p>
+      <w:pPr>
+        <w:pStyle w:val="ListParagraph"/>
+        <w:numPr>
+          <w:ilvl w:val="0"/>
+          <w:numId w:val="3"/>
+        </w:numPr>
+        <w:spacing w:after="60"/>
+      </w:pPr>
+      <w:r>
+        <w:rPr>
+          <w:rFonts w:ascii="Arial" w:cs="Arial" w:eastAsia="Arial" w:hAnsi="Arial"/>
+          <w:sz w:val="21"/>
+          <w:szCs w:val="21"/>
+        </w:rPr>
+        <w:t xml:space="preserve">Run it: 25 million messages are grouped and counted in under a second.</w:t>
+      </w:r>
+    </w:p>
+    <w:p>
+      <w:pPr>
+        <w:pStyle w:val="ListParagraph"/>
+        <w:numPr>
+          <w:ilvl w:val="0"/>
+          <w:numId w:val="3"/>
+        </w:numPr>
+        <w:spacing w:after="60"/>
+      </w:pPr>
+      <w:r>
+        <w:rPr>
+          <w:rFonts w:ascii="Arial" w:cs="Arial" w:eastAsia="Arial" w:hAnsi="Arial"/>
+          <w:sz w:val="21"/>
+          <w:szCs w:val="21"/>
+        </w:rPr>
+        <w:t xml:space="preserve">Add a filter on one campaign, or switch to a chart: each change runs again just as quickly.</w:t>
+      </w:r>
+    </w:p>
+    <w:p>
+      <w:pPr>
+        <w:spacing w:after="120"/>
+      </w:pPr>
+      <w:r>
+        <w:rPr>
+          <w:rFonts w:ascii="Arial" w:cs="Arial" w:eastAsia="Arial" w:hAnsi="Arial"/>
+          <w:b/>
+          <w:bCs/>
+          <w:sz w:val="21"/>
+          <w:szCs w:val="21"/>
+        </w:rPr>
+        <w:t xml:space="preserve">5. Open the dashboards</w:t>
+      </w:r>
+    </w:p>
+    <w:p>
+      <w:pPr>
+        <w:pStyle w:val="ListParagraph"/>
+        <w:numPr>
+          <w:ilvl w:val="0"/>
+          <w:numId w:val="3"/>
+        </w:numPr>
+        <w:spacing w:after="60"/>
+      </w:pPr>
+      <w:r>
+        <w:rPr>
+          <w:rFonts w:ascii="Arial" w:cs="Arial" w:eastAsia="Arial" w:hAnsi="Arial"/>
+          <w:sz w:val="21"/>
+          <w:szCs w:val="21"/>
+        </w:rPr>
+        <w:t xml:space="preserve">Open </w:t>
+      </w:r>
+      <w:r>
+        <w:rPr>
+          <w:rFonts w:ascii="Arial" w:cs="Arial" w:eastAsia="Arial" w:hAnsi="Arial"/>
+          <w:b/>
+          <w:bCs/>
+          <w:sz w:val="21"/>
+          <w:szCs w:val="21"/>
+        </w:rPr>
+        <w:t xml:space="preserve">Insights → Dashboards → Demo · Marketing Command Centre</w:t>
+      </w:r>
+      <w:r>
+        <w:rPr>
+          <w:rFonts w:ascii="Arial" w:cs="Arial" w:eastAsia="Arial" w:hAnsi="Arial"/>
+          <w:sz w:val="21"/>
+          <w:szCs w:val="21"/>
+        </w:rPr>
+        <w:t xml:space="preserve">: every tile reads the large data at once.</w:t>
+      </w:r>
+    </w:p>
+    <w:p>
+      <w:pPr>
+        <w:pStyle w:val="ListParagraph"/>
+        <w:numPr>
+          <w:ilvl w:val="0"/>
+          <w:numId w:val="3"/>
+        </w:numPr>
+        <w:spacing w:after="60"/>
+      </w:pPr>
+      <w:r>
+        <w:rPr>
+          <w:rFonts w:ascii="Arial" w:cs="Arial" w:eastAsia="Arial" w:hAnsi="Arial"/>
+          <w:b/>
+          <w:bCs/>
+          <w:sz w:val="21"/>
+          <w:szCs w:val="21"/>
+        </w:rPr>
+        <w:t xml:space="preserve">Demo · Store Performance</w:t>
+      </w:r>
+      <w:r>
+        <w:rPr>
+          <w:rFonts w:ascii="Arial" w:cs="Arial" w:eastAsia="Arial" w:hAnsi="Arial"/>
+          <w:sz w:val="21"/>
+          <w:szCs w:val="21"/>
+        </w:rPr>
+        <w:t xml:space="preserve"> reads the POS uploads, which stay in PostgreSQL (see </w:t>
+      </w:r>
+      <w:r>
+        <w:rPr>
+          <w:rFonts w:ascii="Arial" w:cs="Arial" w:eastAsia="Arial" w:hAnsi="Arial"/>
+          <w:i/>
+          <w:iCs/>
+          <w:sz w:val="21"/>
+          <w:szCs w:val="21"/>
+        </w:rPr>
+        <w:t xml:space="preserve">Things to know</w:t>
+      </w:r>
+      <w:r>
+        <w:rPr>
+          <w:rFonts w:ascii="Arial" w:cs="Arial" w:eastAsia="Arial" w:hAnsi="Arial"/>
+          <w:sz w:val="21"/>
+          <w:szCs w:val="21"/>
+        </w:rPr>
+        <w:t xml:space="preserve">).</w:t>
+      </w:r>
+    </w:p>
+    <w:p>
+      <w:pPr>
+        <w:spacing w:after="120"/>
+      </w:pPr>
+      <w:r>
+        <w:rPr>
+          <w:rFonts w:ascii="Arial" w:cs="Arial" w:eastAsia="Arial" w:hAnsi="Arial"/>
+          <w:b/>
+          <w:bCs/>
+          <w:sz w:val="21"/>
+          <w:szCs w:val="21"/>
+        </w:rPr>
+        <w:t xml:space="preserve">6. Check the speed in the Run Log</w:t>
+      </w:r>
+    </w:p>
+    <w:p>
+      <w:pPr>
+        <w:pStyle w:val="ListParagraph"/>
+        <w:numPr>
+          <w:ilvl w:val="0"/>
+          <w:numId w:val="3"/>
+        </w:numPr>
+        <w:spacing w:after="60"/>
+      </w:pPr>
+      <w:r>
+        <w:rPr>
+          <w:rFonts w:ascii="Arial" w:cs="Arial" w:eastAsia="Arial" w:hAnsi="Arial"/>
+          <w:sz w:val="21"/>
+          <w:szCs w:val="21"/>
+        </w:rPr>
+        <w:t xml:space="preserve">In the app, open </w:t>
+      </w:r>
+      <w:r>
+        <w:rPr>
+          <w:rFonts w:ascii="Arial" w:cs="Arial" w:eastAsia="Arial" w:hAnsi="Arial"/>
+          <w:b/>
+          <w:bCs/>
+          <w:sz w:val="21"/>
+          <w:szCs w:val="21"/>
+        </w:rPr>
+        <w:t xml:space="preserve">Insights → Run Log</w:t>
+      </w:r>
+      <w:r>
+        <w:rPr>
+          <w:rFonts w:ascii="Arial" w:cs="Arial" w:eastAsia="Arial" w:hAnsi="Arial"/>
+          <w:sz w:val="21"/>
+          <w:szCs w:val="21"/>
+        </w:rPr>
+        <w:t xml:space="preserve"> (report administrators; the demo admin is one).</w:t>
+      </w:r>
+    </w:p>
+    <w:p>
+      <w:pPr>
+        <w:pStyle w:val="ListParagraph"/>
+        <w:numPr>
+          <w:ilvl w:val="0"/>
+          <w:numId w:val="3"/>
+        </w:numPr>
+        <w:spacing w:after="60"/>
+      </w:pPr>
+      <w:r>
+        <w:rPr>
+          <w:rFonts w:ascii="Arial" w:cs="Arial" w:eastAsia="Arial" w:hAnsi="Arial"/>
+          <w:sz w:val="21"/>
+          <w:szCs w:val="21"/>
+        </w:rPr>
+        <w:t xml:space="preserve">Each run is listed with its time and rows, so the timings can be shown rather than told.</w:t>
+      </w:r>
+    </w:p>
+    <w:p>
+      <w:pPr>
+        <w:spacing w:after="120"/>
+      </w:pPr>
+      <w:r>
+        <w:rPr>
+          <w:rFonts w:ascii="Arial" w:cs="Arial" w:eastAsia="Arial" w:hAnsi="Arial"/>
+          <w:b/>
+          <w:bCs/>
+          <w:sz w:val="21"/>
+          <w:szCs w:val="21"/>
+        </w:rPr>
+        <w:t xml:space="preserve">7. Compare with PostgreSQL (optional)</w:t>
+      </w:r>
+    </w:p>
+    <w:p>
+      <w:pPr>
+        <w:pStyle w:val="ListParagraph"/>
+        <w:numPr>
+          <w:ilvl w:val="0"/>
+          <w:numId w:val="3"/>
+        </w:numPr>
+        <w:spacing w:after="60"/>
+      </w:pPr>
+      <w:r>
+        <w:rPr>
+          <w:rFonts w:ascii="Arial" w:cs="Arial" w:eastAsia="Arial" w:hAnsi="Arial"/>
+          <w:sz w:val="21"/>
+          <w:szCs w:val="21"/>
+        </w:rPr>
+        <w:t xml:space="preserve">In the back-office, on the CITYHT row of </w:t>
+      </w:r>
+      <w:r>
+        <w:rPr>
+          <w:rFonts w:ascii="Arial" w:cs="Arial" w:eastAsia="Arial" w:hAnsi="Arial"/>
+          <w:b/>
+          <w:bCs/>
+          <w:sz w:val="21"/>
+          <w:szCs w:val="21"/>
+        </w:rPr>
+        <w:t xml:space="preserve">Configuration → Report Engines</w:t>
+      </w:r>
+      <w:r>
+        <w:rPr>
+          <w:rFonts w:ascii="Arial" w:cs="Arial" w:eastAsia="Arial" w:hAnsi="Arial"/>
+          <w:sz w:val="21"/>
+          <w:szCs w:val="21"/>
+        </w:rPr>
+        <w:t xml:space="preserve">, press </w:t>
+      </w:r>
+      <w:r>
+        <w:rPr>
+          <w:rFonts w:ascii="Arial" w:cs="Arial" w:eastAsia="Arial" w:hAnsi="Arial"/>
+          <w:b/>
+          <w:bCs/>
+          <w:sz w:val="21"/>
+          <w:szCs w:val="21"/>
+        </w:rPr>
+        <w:t xml:space="preserve">Roll Back to PostgreSQL</w:t>
+      </w:r>
+      <w:r>
+        <w:rPr>
+          <w:rFonts w:ascii="Arial" w:cs="Arial" w:eastAsia="Arial" w:hAnsi="Arial"/>
+          <w:sz w:val="21"/>
+          <w:szCs w:val="21"/>
+        </w:rPr>
+        <w:t xml:space="preserve">.</w:t>
+      </w:r>
+    </w:p>
+    <w:p>
+      <w:pPr>
+        <w:pStyle w:val="ListParagraph"/>
+        <w:numPr>
+          <w:ilvl w:val="0"/>
+          <w:numId w:val="3"/>
+        </w:numPr>
+        <w:spacing w:after="60"/>
+      </w:pPr>
+      <w:r>
+        <w:rPr>
+          <w:rFonts w:ascii="Arial" w:cs="Arial" w:eastAsia="Arial" w:hAnsi="Arial"/>
+          <w:sz w:val="21"/>
+          <w:szCs w:val="21"/>
+        </w:rPr>
+        <w:t xml:space="preserve">Run the same report in the app: it now reads the small PostgreSQL sample only (about 12,700 messages), because the 25 million rows exist in ClickHouse alone.</w:t>
+      </w:r>
+    </w:p>
+    <w:p>
+      <w:pPr>
+        <w:pStyle w:val="ListParagraph"/>
+        <w:numPr>
+          <w:ilvl w:val="0"/>
+          <w:numId w:val="3"/>
+        </w:numPr>
+        <w:spacing w:after="60"/>
+      </w:pPr>
+      <w:r>
+        <w:rPr>
+          <w:rFonts w:ascii="Arial" w:cs="Arial" w:eastAsia="Arial" w:hAnsi="Arial"/>
+          <w:sz w:val="21"/>
+          <w:szCs w:val="21"/>
+        </w:rPr>
+        <w:t xml:space="preserve">To go back, press </w:t>
+      </w:r>
+      <w:r>
+        <w:rPr>
+          <w:rFonts w:ascii="Arial" w:cs="Arial" w:eastAsia="Arial" w:hAnsi="Arial"/>
+          <w:b/>
+          <w:bCs/>
+          <w:sz w:val="21"/>
+          <w:szCs w:val="21"/>
+        </w:rPr>
+        <w:t xml:space="preserve">Backfill ClickHouse</w:t>
+      </w:r>
+      <w:r>
+        <w:rPr>
+          <w:rFonts w:ascii="Arial" w:cs="Arial" w:eastAsia="Arial" w:hAnsi="Arial"/>
+          <w:sz w:val="21"/>
+          <w:szCs w:val="21"/>
+        </w:rPr>
+        <w:t xml:space="preserve"> (it copies the small sample again; the 25 million rows stay where they are), then </w:t>
+      </w:r>
+      <w:r>
+        <w:rPr>
+          <w:rFonts w:ascii="Arial" w:cs="Arial" w:eastAsia="Arial" w:hAnsi="Arial"/>
+          <w:b/>
+          <w:bCs/>
+          <w:sz w:val="21"/>
+          <w:szCs w:val="21"/>
+        </w:rPr>
+        <w:t xml:space="preserve">Activate ClickHouse</w:t>
+      </w:r>
+      <w:r>
+        <w:rPr>
+          <w:rFonts w:ascii="Arial" w:cs="Arial" w:eastAsia="Arial" w:hAnsi="Arial"/>
+          <w:sz w:val="21"/>
+          <w:szCs w:val="21"/>
+        </w:rPr>
+        <w:t xml:space="preserve">.</w:t>
+      </w:r>
+    </w:p>
+    <w:p>
+      <w:pPr>
+        <w:spacing w:after="120"/>
+      </w:pPr>
+      <w:r>
+        <w:rPr>
+          <w:rFonts w:ascii="Arial" w:cs="Arial" w:eastAsia="Arial" w:hAnsi="Arial"/>
+          <w:b/>
+          <w:bCs/>
+          <w:sz w:val="21"/>
+          <w:szCs w:val="21"/>
+        </w:rPr>
+        <w:t xml:space="preserve">8. End the session</w:t>
+      </w:r>
+    </w:p>
+    <w:p>
+      <w:pPr>
+        <w:spacing w:after="120"/>
+      </w:pPr>
+      <w:r>
+        <w:rPr>
+          <w:rFonts w:ascii="Arial" w:cs="Arial" w:eastAsia="Arial" w:hAnsi="Arial"/>
+          <w:sz w:val="21"/>
+          <w:szCs w:val="21"/>
+        </w:rPr>
+        <w:t xml:space="preserve">Press </w:t>
+      </w:r>
+      <w:r>
+        <w:rPr>
+          <w:rFonts w:ascii="Arial" w:cs="Arial" w:eastAsia="Arial" w:hAnsi="Arial"/>
+          <w:b/>
+          <w:bCs/>
+          <w:sz w:val="21"/>
+          <w:szCs w:val="21"/>
+        </w:rPr>
+        <w:t xml:space="preserve">End session</w:t>
+      </w:r>
+      <w:r>
+        <w:rPr>
+          <w:rFonts w:ascii="Arial" w:cs="Arial" w:eastAsia="Arial" w:hAnsi="Arial"/>
+          <w:sz w:val="21"/>
+          <w:szCs w:val="21"/>
+        </w:rPr>
+        <w:t xml:space="preserve"> on the support banner in the app, or let it expire.</w:t>
+      </w:r>
+    </w:p>
+    <w:p>
+      <w:pPr>
+        <w:pStyle w:val="Heading2"/>
+        <w:spacing w:after="120" w:before="240"/>
+      </w:pPr>
+      <w:r>
+        <w:rPr>
+          <w:rFonts w:ascii="Arial" w:cs="Arial" w:eastAsia="Arial" w:hAnsi="Arial"/>
+        </w:rPr>
+        <w:t xml:space="preserve">Things to know</w:t>
+      </w:r>
+    </w:p>
+    <w:p>
+      <w:pPr>
+        <w:pStyle w:val="ListParagraph"/>
+        <w:numPr>
+          <w:ilvl w:val="0"/>
+          <w:numId w:val="2"/>
+        </w:numPr>
+        <w:spacing w:after="60"/>
+      </w:pPr>
+      <w:r>
+        <w:rPr>
+          <w:rFonts w:ascii="Arial" w:cs="Arial" w:eastAsia="Arial" w:hAnsi="Arial"/>
+          <w:b/>
+          <w:bCs/>
+          <w:sz w:val="21"/>
+          <w:szCs w:val="21"/>
+        </w:rPr>
+        <w:t xml:space="preserve">Reconcile</w:t>
+      </w:r>
+      <w:r>
+        <w:rPr>
+          <w:rFonts w:ascii="Arial" w:cs="Arial" w:eastAsia="Arial" w:hAnsi="Arial"/>
+          <w:sz w:val="21"/>
+          <w:szCs w:val="21"/>
+        </w:rPr>
+        <w:t xml:space="preserve"> on the Report Engines row shows PostgreSQL far smaller than ClickHouse. That is by design: the large volume was generated straight into ClickHouse, so the dev server's PostgreSQL disk is not filled.</w:t>
+      </w:r>
+    </w:p>
+    <w:p>
+      <w:pPr>
+        <w:pStyle w:val="ListParagraph"/>
+        <w:numPr>
+          <w:ilvl w:val="0"/>
+          <w:numId w:val="2"/>
+        </w:numPr>
+        <w:spacing w:after="60"/>
+      </w:pPr>
+      <w:r>
+        <w:rPr>
+          <w:rFonts w:ascii="Arial" w:cs="Arial" w:eastAsia="Arial" w:hAnsi="Arial"/>
+          <w:sz w:val="21"/>
+          <w:szCs w:val="21"/>
+        </w:rPr>
+        <w:t xml:space="preserve">The quarter-hourly </w:t>
+      </w:r>
+      <w:r>
+        <w:rPr>
+          <w:rFonts w:ascii="Consolas" w:cs="Consolas" w:eastAsia="Consolas" w:hAnsi="Consolas"/>
+          <w:sz w:val="21"/>
+          <w:szCs w:val="21"/>
+        </w:rPr>
+        <w:t xml:space="preserve">refresh-clickhouse-reporting</w:t>
+      </w:r>
+      <w:r>
+        <w:rPr>
+          <w:rFonts w:ascii="Arial" w:cs="Arial" w:eastAsia="Arial" w:hAnsi="Arial"/>
+          <w:sz w:val="21"/>
+          <w:szCs w:val="21"/>
+        </w:rPr>
+        <w:t xml:space="preserve"> job keeps copying the sample's recent changes to ClickHouse; it never removes the generated rows.</w:t>
+      </w:r>
+    </w:p>
+    <w:p>
+      <w:pPr>
+        <w:pStyle w:val="ListParagraph"/>
+        <w:numPr>
+          <w:ilvl w:val="0"/>
+          <w:numId w:val="2"/>
+        </w:numPr>
+        <w:spacing w:after="60"/>
+      </w:pPr>
+      <w:r>
+        <w:rPr>
+          <w:rFonts w:ascii="Arial" w:cs="Arial" w:eastAsia="Arial" w:hAnsi="Arial"/>
+          <w:sz w:val="21"/>
+          <w:szCs w:val="21"/>
+        </w:rPr>
+        <w:t xml:space="preserve">The seven POS reports (store sales, returns, margins) read uploaded files, which Insights keeps in PostgreSQL whatever the engine; they are not part of the ClickHouse comparison.</w:t>
+      </w:r>
+    </w:p>
+    <w:p>
+      <w:pPr>
+        <w:pStyle w:val="ListParagraph"/>
+        <w:numPr>
+          <w:ilvl w:val="0"/>
+          <w:numId w:val="2"/>
+        </w:numPr>
+        <w:spacing w:after="60"/>
+      </w:pPr>
+      <w:r>
+        <w:rPr>
+          <w:rFonts w:ascii="Arial" w:cs="Arial" w:eastAsia="Arial" w:hAnsi="Arial"/>
+          <w:sz w:val="21"/>
+          <w:szCs w:val="21"/>
+        </w:rPr>
+        <w:t xml:space="preserve">The back-office Security page lists </w:t>
+      </w:r>
+      <w:r>
+        <w:rPr>
+          <w:rFonts w:ascii="Consolas" w:cs="Consolas" w:eastAsia="Consolas" w:hAnsi="Consolas"/>
+          <w:sz w:val="21"/>
+          <w:szCs w:val="21"/>
+        </w:rPr>
+        <w:t xml:space="preserve">demo.admin@cityht.example</w:t>
+      </w:r>
+      <w:r>
+        <w:rPr>
+          <w:rFonts w:ascii="Arial" w:cs="Arial" w:eastAsia="Arial" w:hAnsi="Arial"/>
+          <w:sz w:val="21"/>
+          <w:szCs w:val="21"/>
+        </w:rPr>
+        <w:t xml:space="preserve"> as an account that looks like a test account (Low). Accept the risk there with a reason such as </w:t>
+      </w:r>
+      <w:r>
+        <w:rPr>
+          <w:rFonts w:ascii="Arial" w:cs="Arial" w:eastAsia="Arial" w:hAnsi="Arial"/>
+          <w:i/>
+          <w:iCs/>
+          <w:sz w:val="21"/>
+          <w:szCs w:val="21"/>
+        </w:rPr>
+        <w:t xml:space="preserve">demo workspace on the dev server</w:t>
+      </w:r>
+      <w:r>
+        <w:rPr>
+          <w:rFonts w:ascii="Arial" w:cs="Arial" w:eastAsia="Arial" w:hAnsi="Arial"/>
+          <w:sz w:val="21"/>
+          <w:szCs w:val="21"/>
+        </w:rPr>
+        <w:t xml:space="preserve">.</w:t>
+      </w:r>
+    </w:p>
+    <w:p>
+      <w:pPr>
+        <w:pStyle w:val="ListParagraph"/>
+        <w:numPr>
+          <w:ilvl w:val="0"/>
+          <w:numId w:val="2"/>
+        </w:numPr>
+        <w:spacing w:after="60"/>
+      </w:pPr>
+      <w:r>
+        <w:rPr>
+          <w:rFonts w:ascii="Arial" w:cs="Arial" w:eastAsia="Arial" w:hAnsi="Arial"/>
+          <w:sz w:val="21"/>
+          <w:szCs w:val="21"/>
+        </w:rPr>
+        <w:t xml:space="preserve">Campaigns cannot be sent from City HT: it has no sending engine.</w:t>
+      </w:r>
+    </w:p>
+    <w:p>
+      <w:pPr>
+        <w:pStyle w:val="Heading2"/>
+        <w:spacing w:after="120" w:before="240"/>
+      </w:pPr>
+      <w:r>
+        <w:rPr>
+          <w:rFonts w:ascii="Arial" w:cs="Arial" w:eastAsia="Arial" w:hAnsi="Arial"/>
+        </w:rPr>
+        <w:t xml:space="preserve">Rebuilding or removing the demo</w:t>
+      </w:r>
+    </w:p>
+    <w:p>
+      <w:pPr>
+        <w:spacing w:after="120"/>
+      </w:pPr>
+      <w:r>
+        <w:rPr>
+          <w:rFonts w:ascii="Arial" w:cs="Arial" w:eastAsia="Arial" w:hAnsi="Arial"/>
+          <w:sz w:val="21"/>
+          <w:szCs w:val="21"/>
+        </w:rPr>
+        <w:t xml:space="preserve">The scripts that built it are on the dev server in </w:t>
+      </w:r>
+      <w:r>
+        <w:rPr>
+          <w:rFonts w:ascii="Consolas" w:cs="Consolas" w:eastAsia="Consolas" w:hAnsi="Consolas"/>
+          <w:sz w:val="21"/>
+          <w:szCs w:val="21"/>
+        </w:rPr>
+        <w:t xml:space="preserve">~/cep-demo</w:t>
+      </w:r>
+      <w:r>
+        <w:rPr>
+          <w:rFonts w:ascii="Arial" w:cs="Arial" w:eastAsia="Arial" w:hAnsi="Arial"/>
+          <w:sz w:val="21"/>
+          <w:szCs w:val="21"/>
+        </w:rPr>
+        <w:t xml:space="preserve"> (they are never pushed to the repository); each runs with </w:t>
+      </w:r>
+      <w:r>
+        <w:rPr>
+          <w:rFonts w:ascii="Consolas" w:cs="Consolas" w:eastAsia="Consolas" w:hAnsi="Consolas"/>
+          <w:sz w:val="21"/>
+          <w:szCs w:val="21"/>
+        </w:rPr>
+        <w:t xml:space="preserve">manage.py shell -c "exec(open(...).read())"</w:t>
+      </w:r>
+      <w:r>
+        <w:rPr>
+          <w:rFonts w:ascii="Arial" w:cs="Arial" w:eastAsia="Arial" w:hAnsi="Arial"/>
+          <w:sz w:val="21"/>
+          <w:szCs w:val="21"/>
+        </w:rPr>
+        <w:t xml:space="preserve"> under the production settings, from </w:t>
+      </w:r>
+      <w:r>
+        <w:rPr>
+          <w:rFonts w:ascii="Consolas" w:cs="Consolas" w:eastAsia="Consolas" w:hAnsi="Consolas"/>
+          <w:sz w:val="21"/>
+          <w:szCs w:val="21"/>
+        </w:rPr>
+        <w:t xml:space="preserve">/app/cep/backend</w:t>
+      </w:r>
+      <w:r>
+        <w:rPr>
+          <w:rFonts w:ascii="Arial" w:cs="Arial" w:eastAsia="Arial" w:hAnsi="Arial"/>
+          <w:sz w:val="21"/>
+          <w:szCs w:val="21"/>
+        </w:rPr>
+        <w:t xml:space="preserve">.</w:t>
+      </w:r>
+    </w:p>
+    <w:tbl>
+      <w:tblPr>
+        <w:tblW w:type="dxa" w:w="10080"/>
+        <w:tblBorders>
+          <w:top w:val="single" w:color="D9DBE3" w:sz="4"/>
+          <w:left w:val="none"/>
+          <w:bottom w:val="single" w:color="D9DBE3" w:sz="4"/>
+          <w:right w:val="none"/>
+          <w:insideH w:val="single" w:color="E6E8EF" w:sz="4"/>
+          <w:insideV w:val="none"/>
+        </w:tblBorders>
+      </w:tblPr>
+      <w:tblGrid>
+        <w:gridCol w:w="2600"/>
+        <w:gridCol w:w="7480"/>
+      </w:tblGrid>
+      <w:tr>
+        <w:trPr>
+          <w:tblHeader/>
+        </w:trPr>
+        <w:tc>
+          <w:tcPr>
+            <w:tcW w:type="dxa" w:w="2600"/>
+            <w:shd w:fill="EEEFF5" w:color="auto" w:val="clear"/>
+            <w:tcMar>
+              <w:top w:type="dxa" w:w="60"/>
+              <w:left w:type="dxa" w:w="90"/>
+              <w:bottom w:type="dxa" w:w="60"/>
+              <w:right w:type="dxa" w:w="90"/>
+            </w:tcMar>
+          </w:tcPr>
+          <w:p>
+            <w:r>
+              <w:rPr>
+                <w:rFonts w:ascii="Arial" w:cs="Arial" w:eastAsia="Arial" w:hAnsi="Arial"/>
+                <w:b/>
+                <w:bCs/>
+                <w:sz w:val="18"/>
+                <w:szCs w:val="18"/>
+              </w:rPr>
+              <w:t xml:space="preserve">Script</w:t>
+            </w:r>
+          </w:p>
+        </w:tc>
+        <w:tc>
+          <w:tcPr>
+            <w:tcW w:type="dxa" w:w="7480"/>
+            <w:shd w:fill="EEEFF5" w:color="auto" w:val="clear"/>
+            <w:tcMar>
+              <w:top w:type="dxa" w:w="60"/>
+              <w:left w:type="dxa" w:w="90"/>
+              <w:bottom w:type="dxa" w:w="60"/>
+              <w:right w:type="dxa" w:w="90"/>
+            </w:tcMar>
+          </w:tcPr>
+          <w:p>
+            <w:r>
+              <w:rPr>
+                <w:rFonts w:ascii="Arial" w:cs="Arial" w:eastAsia="Arial" w:hAnsi="Arial"/>
+                <w:b/>
+                <w:bCs/>
+                <w:sz w:val="18"/>
+                <w:szCs w:val="18"/>
+              </w:rPr>
+              <w:t xml:space="preserve">What it does</w:t>
+            </w:r>
+          </w:p>
+        </w:tc>
+      </w:tr>
+      <w:tr>
+        <w:tc>
+          <w:tcPr>
+            <w:tcW w:type="dxa" w:w="2600"/>
+            <w:tcMar>
+              <w:top w:type="dxa" w:w="60"/>
+              <w:left w:type="dxa" w:w="90"/>
+              <w:bottom w:type="dxa" w:w="60"/>
+              <w:right w:type="dxa" w:w="90"/>
+            </w:tcMar>
+          </w:tcPr>
+          <w:p>
+            <w:r>
+              <w:rPr>
+                <w:rFonts w:ascii="Consolas" w:cs="Consolas" w:eastAsia="Consolas" w:hAnsi="Consolas"/>
+                <w:sz w:val="19"/>
+                <w:szCs w:val="19"/>
+              </w:rPr>
+              <w:t xml:space="preserve">create_cityht.py</w:t>
+            </w:r>
+          </w:p>
+        </w:tc>
+        <w:tc>
+          <w:tcPr>
+            <w:tcW w:type="dxa" w:w="7480"/>
+            <w:tcMar>
+              <w:top w:type="dxa" w:w="60"/>
+              <w:left w:type="dxa" w:w="90"/>
+              <w:bottom w:type="dxa" w:w="60"/>
+              <w:right w:type="dxa" w:w="90"/>
+            </w:tcMar>
+          </w:tcPr>
+          <w:p>
+            <w:r>
+              <w:rPr>
+                <w:rFonts w:ascii="Arial" w:cs="Arial" w:eastAsia="Arial" w:hAnsi="Arial"/>
+                <w:sz w:val="19"/>
+                <w:szCs w:val="19"/>
+              </w:rPr>
+              <w:t xml:space="preserve">Creates the workspace and its demo admin; does nothing if they exist.</w:t>
+            </w:r>
+          </w:p>
+        </w:tc>
+      </w:tr>
+      <w:tr>
+        <w:tc>
+          <w:tcPr>
+            <w:tcW w:type="dxa" w:w="2600"/>
+            <w:tcMar>
+              <w:top w:type="dxa" w:w="60"/>
+              <w:left w:type="dxa" w:w="90"/>
+              <w:bottom w:type="dxa" w:w="60"/>
+              <w:right w:type="dxa" w:w="90"/>
+            </w:tcMar>
+          </w:tcPr>
+          <w:p>
+            <w:r>
+              <w:rPr>
+                <w:rFonts w:ascii="Consolas" w:cs="Consolas" w:eastAsia="Consolas" w:hAnsi="Consolas"/>
+                <w:sz w:val="19"/>
+                <w:szCs w:val="19"/>
+              </w:rPr>
+              <w:t xml:space="preserve">seed_insights_demo.py</w:t>
+            </w:r>
+            <w:r>
+              <w:rPr>
+                <w:rFonts w:ascii="Arial" w:cs="Arial" w:eastAsia="Arial" w:hAnsi="Arial"/>
+                <w:sz w:val="19"/>
+                <w:szCs w:val="19"/>
+              </w:rPr>
+              <w:t xml:space="preserve"> with </w:t>
+            </w:r>
+            <w:r>
+              <w:rPr>
+                <w:rFonts w:ascii="Consolas" w:cs="Consolas" w:eastAsia="Consolas" w:hAnsi="Consolas"/>
+                <w:sz w:val="19"/>
+                <w:szCs w:val="19"/>
+              </w:rPr>
+              <w:t xml:space="preserve">DEMO_TENANT=CITYHT</w:t>
+            </w:r>
+          </w:p>
+        </w:tc>
+        <w:tc>
+          <w:tcPr>
+            <w:tcW w:type="dxa" w:w="7480"/>
+            <w:tcMar>
+              <w:top w:type="dxa" w:w="60"/>
+              <w:left w:type="dxa" w:w="90"/>
+              <w:bottom w:type="dxa" w:w="60"/>
+              <w:right w:type="dxa" w:w="90"/>
+            </w:tcMar>
+          </w:tcPr>
+          <w:p>
+            <w:r>
+              <w:rPr>
+                <w:rFonts w:ascii="Arial" w:cs="Arial" w:eastAsia="Arial" w:hAnsi="Arial"/>
+                <w:sz w:val="19"/>
+                <w:szCs w:val="19"/>
+              </w:rPr>
+              <w:t xml:space="preserve">The PostgreSQL sample, reports and dashboards; </w:t>
+            </w:r>
+            <w:r>
+              <w:rPr>
+                <w:rFonts w:ascii="Consolas" w:cs="Consolas" w:eastAsia="Consolas" w:hAnsi="Consolas"/>
+                <w:sz w:val="19"/>
+                <w:szCs w:val="19"/>
+              </w:rPr>
+              <w:t xml:space="preserve">DEMO_MODE=clean</w:t>
+            </w:r>
+            <w:r>
+              <w:rPr>
+                <w:rFonts w:ascii="Arial" w:cs="Arial" w:eastAsia="Arial" w:hAnsi="Arial"/>
+                <w:sz w:val="19"/>
+                <w:szCs w:val="19"/>
+              </w:rPr>
+              <w:t xml:space="preserve"> removes them.</w:t>
+            </w:r>
+          </w:p>
+        </w:tc>
+      </w:tr>
+      <w:tr>
+        <w:tc>
+          <w:tcPr>
+            <w:tcW w:type="dxa" w:w="2600"/>
+            <w:tcMar>
+              <w:top w:type="dxa" w:w="60"/>
+              <w:left w:type="dxa" w:w="90"/>
+              <w:bottom w:type="dxa" w:w="60"/>
+              <w:right w:type="dxa" w:w="90"/>
+            </w:tcMar>
+          </w:tcPr>
+          <w:p>
+            <w:r>
+              <w:rPr>
+                <w:rFonts w:ascii="Consolas" w:cs="Consolas" w:eastAsia="Consolas" w:hAnsi="Consolas"/>
+                <w:sz w:val="19"/>
+                <w:szCs w:val="19"/>
+              </w:rPr>
+              <w:t xml:space="preserve">cityht_backfill_vocab.py</w:t>
+            </w:r>
+          </w:p>
+        </w:tc>
+        <w:tc>
+          <w:tcPr>
+            <w:tcW w:type="dxa" w:w="7480"/>
+            <w:tcMar>
+              <w:top w:type="dxa" w:w="60"/>
+              <w:left w:type="dxa" w:w="90"/>
+              <w:bottom w:type="dxa" w:w="60"/>
+              <w:right w:type="dxa" w:w="90"/>
+            </w:tcMar>
+          </w:tcPr>
+          <w:p>
+            <w:r>
+              <w:rPr>
+                <w:rFonts w:ascii="Arial" w:cs="Arial" w:eastAsia="Arial" w:hAnsi="Arial"/>
+                <w:sz w:val="19"/>
+                <w:szCs w:val="19"/>
+              </w:rPr>
+              <w:t xml:space="preserve">Copies the sample into ClickHouse (Backfill) and prints its values.</w:t>
+            </w:r>
+          </w:p>
+        </w:tc>
+      </w:tr>
+      <w:tr>
+        <w:tc>
+          <w:tcPr>
+            <w:tcW w:type="dxa" w:w="2600"/>
+            <w:tcMar>
+              <w:top w:type="dxa" w:w="60"/>
+              <w:left w:type="dxa" w:w="90"/>
+              <w:bottom w:type="dxa" w:w="60"/>
+              <w:right w:type="dxa" w:w="90"/>
+            </w:tcMar>
+          </w:tcPr>
+          <w:p>
+            <w:r>
+              <w:rPr>
+                <w:rFonts w:ascii="Consolas" w:cs="Consolas" w:eastAsia="Consolas" w:hAnsi="Consolas"/>
+                <w:sz w:val="19"/>
+                <w:szCs w:val="19"/>
+              </w:rPr>
+              <w:t xml:space="preserve">cityht_generate.py</w:t>
+            </w:r>
+          </w:p>
+        </w:tc>
+        <w:tc>
+          <w:tcPr>
+            <w:tcW w:type="dxa" w:w="7480"/>
+            <w:tcMar>
+              <w:top w:type="dxa" w:w="60"/>
+              <w:left w:type="dxa" w:w="90"/>
+              <w:bottom w:type="dxa" w:w="60"/>
+              <w:right w:type="dxa" w:w="90"/>
+            </w:tcMar>
+          </w:tcPr>
+          <w:p>
+            <w:r>
+              <w:rPr>
+                <w:rFonts w:ascii="Arial" w:cs="Arial" w:eastAsia="Arial" w:hAnsi="Arial"/>
+                <w:sz w:val="19"/>
+                <w:szCs w:val="19"/>
+              </w:rPr>
+              <w:t xml:space="preserve">Removes and regenerates the large volume inside ClickHouse, merges the tables and sets the engine to ClickHouse (about 90 seconds).</w:t>
+            </w:r>
+          </w:p>
+        </w:tc>
+      </w:tr>
+      <w:tr>
+        <w:tc>
+          <w:tcPr>
+            <w:tcW w:type="dxa" w:w="2600"/>
+            <w:tcMar>
+              <w:top w:type="dxa" w:w="60"/>
+              <w:left w:type="dxa" w:w="90"/>
+              <w:bottom w:type="dxa" w:w="60"/>
+              <w:right w:type="dxa" w:w="90"/>
+            </w:tcMar>
+          </w:tcPr>
+          <w:p>
+            <w:r>
+              <w:rPr>
+                <w:rFonts w:ascii="Consolas" w:cs="Consolas" w:eastAsia="Consolas" w:hAnsi="Consolas"/>
+                <w:sz w:val="19"/>
+                <w:szCs w:val="19"/>
+              </w:rPr>
+              <w:t xml:space="preserve">cityht_timing.py</w:t>
+            </w:r>
+          </w:p>
+        </w:tc>
+        <w:tc>
+          <w:tcPr>
+            <w:tcW w:type="dxa" w:w="7480"/>
+            <w:tcMar>
+              <w:top w:type="dxa" w:w="60"/>
+              <w:left w:type="dxa" w:w="90"/>
+              <w:bottom w:type="dxa" w:w="60"/>
+              <w:right w:type="dxa" w:w="90"/>
+            </w:tcMar>
+          </w:tcPr>
+          <w:p>
+            <w:r>
+              <w:rPr>
+                <w:rFonts w:ascii="Arial" w:cs="Arial" w:eastAsia="Arial" w:hAnsi="Arial"/>
+                <w:sz w:val="19"/>
+                <w:szCs w:val="19"/>
+              </w:rPr>
+              <w:t xml:space="preserve">Times the saved reports through the report runner.</w:t>
+            </w:r>
+          </w:p>
+        </w:tc>
+      </w:tr>
+    </w:tbl>
+    <w:p>
+      <w:pPr>
+        <w:spacing w:after="120"/>
+      </w:pPr>
+    </w:p>
+    <w:p>
+      <w:pPr>
+        <w:spacing w:after="120"/>
+      </w:pPr>
+      <w:r>
+        <w:rPr>
+          <w:rFonts w:ascii="Arial" w:cs="Arial" w:eastAsia="Arial" w:hAnsi="Arial"/>
+          <w:sz w:val="21"/>
+          <w:szCs w:val="21"/>
+        </w:rPr>
+        <w:t xml:space="preserve">To remove the large volume only, roll the workspace back to PostgreSQL and delete the generated rows in ClickHouse (their ids start with </w:t>
+      </w:r>
+      <w:r>
+        <w:rPr>
+          <w:rFonts w:ascii="Consolas" w:cs="Consolas" w:eastAsia="Consolas" w:hAnsi="Consolas"/>
+          <w:sz w:val="21"/>
+          <w:szCs w:val="21"/>
+        </w:rPr>
+        <w:t xml:space="preserve">g</w:t>
+      </w:r>
+      <w:r>
+        <w:rPr>
+          <w:rFonts w:ascii="Arial" w:cs="Arial" w:eastAsia="Arial" w:hAnsi="Arial"/>
+          <w:sz w:val="21"/>
+          <w:szCs w:val="21"/>
+        </w:rPr>
+        <w:t xml:space="preserve">, </w:t>
+      </w:r>
+      <w:r>
+        <w:rPr>
+          <w:rFonts w:ascii="Consolas" w:cs="Consolas" w:eastAsia="Consolas" w:hAnsi="Consolas"/>
+          <w:sz w:val="21"/>
+          <w:szCs w:val="21"/>
+        </w:rPr>
+        <w:t xml:space="preserve">go</w:t>
+      </w:r>
+      <w:r>
+        <w:rPr>
+          <w:rFonts w:ascii="Arial" w:cs="Arial" w:eastAsia="Arial" w:hAnsi="Arial"/>
+          <w:sz w:val="21"/>
+          <w:szCs w:val="21"/>
+        </w:rPr>
+        <w:t xml:space="preserve">, </w:t>
+      </w:r>
+      <w:r>
+        <w:rPr>
+          <w:rFonts w:ascii="Consolas" w:cs="Consolas" w:eastAsia="Consolas" w:hAnsi="Consolas"/>
+          <w:sz w:val="21"/>
+          <w:szCs w:val="21"/>
+        </w:rPr>
+        <w:t xml:space="preserve">gj</w:t>
+      </w:r>
+      <w:r>
+        <w:rPr>
+          <w:rFonts w:ascii="Arial" w:cs="Arial" w:eastAsia="Arial" w:hAnsi="Arial"/>
+          <w:sz w:val="21"/>
+          <w:szCs w:val="21"/>
+        </w:rPr>
+        <w:t xml:space="preserve"> and </w:t>
+      </w:r>
+      <w:r>
+        <w:rPr>
+          <w:rFonts w:ascii="Consolas" w:cs="Consolas" w:eastAsia="Consolas" w:hAnsi="Consolas"/>
+          <w:sz w:val="21"/>
+          <w:szCs w:val="21"/>
+        </w:rPr>
+        <w:t xml:space="preserve">CHT-</w:t>
+      </w:r>
+      <w:r>
+        <w:rPr>
+          <w:rFonts w:ascii="Arial" w:cs="Arial" w:eastAsia="Arial" w:hAnsi="Arial"/>
+          <w:sz w:val="21"/>
+          <w:szCs w:val="21"/>
+        </w:rPr>
+        <w:t xml:space="preserve">), as the start of </w:t>
+      </w:r>
+      <w:r>
+        <w:rPr>
+          <w:rFonts w:ascii="Consolas" w:cs="Consolas" w:eastAsia="Consolas" w:hAnsi="Consolas"/>
+          <w:sz w:val="21"/>
+          <w:szCs w:val="21"/>
+        </w:rPr>
+        <w:t xml:space="preserve">cityht_generate.py</w:t>
+      </w:r>
+      <w:r>
+        <w:rPr>
+          <w:rFonts w:ascii="Arial" w:cs="Arial" w:eastAsia="Arial" w:hAnsi="Arial"/>
+          <w:sz w:val="21"/>
+          <w:szCs w:val="21"/>
+        </w:rPr>
+        <w:t xml:space="preserve"> does.</w:t>
+      </w:r>
+    </w:p>
+    <w:p>
+      <w:pPr>
+        <w:pStyle w:val="Heading2"/>
+        <w:spacing w:after="120" w:before="240"/>
+      </w:pPr>
+      <w:r>
+        <w:rPr>
+          <w:rFonts w:ascii="Arial" w:cs="Arial" w:eastAsia="Arial" w:hAnsi="Arial"/>
+        </w:rPr>
+        <w:t xml:space="preserve">Related chapters</w:t>
+      </w:r>
+    </w:p>
+    <w:p>
+      <w:pPr>
+        <w:spacing w:after="120"/>
+      </w:pPr>
+      <w:r>
+        <w:rPr>
+          <w:rFonts w:ascii="Arial" w:cs="Arial" w:eastAsia="Arial" w:hAnsi="Arial"/>
+          <w:sz w:val="21"/>
+          <w:szCs w:val="21"/>
+        </w:rPr>
+        <w:t xml:space="preserve">Report Datasets and Report Engines (switching any workspace between PostgreSQL and ClickHouse); Tenants and People and Access (the workspace and its user); Security (accepting the demo admin as a known risk).</w:t>
       </w:r>
     </w:p>
     <w:p>

--- a/docs/manuals/CEP_Platform_Guide.docx
+++ b/docs/manuals/CEP_Platform_Guide.docx
@@ -39,7 +39,7 @@
           <w:sz w:val="20"/>
           <w:szCs w:val="20"/>
         </w:rPr>
-        <w:t xml:space="preserve">Built 2026-10-21 from docs/manuals/platform-guide</w:t>
+        <w:t xml:space="preserve">Built 2026-10-22 from docs/manuals/platform-guide</w:t>
       </w:r>
     </w:p>
     <w:p>
@@ -33101,7 +33101,39 @@
                 <w:sz w:val="19"/>
                 <w:szCs w:val="19"/>
               </w:rPr>
-              <w:t xml:space="preserve"> (4). Empty means these defaults. Raise them for a workspace that needs more; the limits protect everyone else.</w:t>
+              <w:t xml:space="preserve"> (4). Empty means these defaults. Raise them for a workspace that needs more; the limits protect everyone else. </w:t>
+            </w:r>
+            <w:r>
+              <w:rPr>
+                <w:rFonts w:ascii="Consolas" w:cs="Consolas" w:eastAsia="Consolas" w:hAnsi="Consolas"/>
+                <w:sz w:val="19"/>
+                <w:szCs w:val="19"/>
+              </w:rPr>
+              <w:t xml:space="preserve">statement_timeout_ms</w:t>
+            </w:r>
+            <w:r>
+              <w:rPr>
+                <w:rFonts w:ascii="Arial" w:cs="Arial" w:eastAsia="Arial" w:hAnsi="Arial"/>
+                <w:sz w:val="19"/>
+                <w:szCs w:val="19"/>
+              </w:rPr>
+              <w:t xml:space="preserve"> also applies to the workspace's Report Databases, and may be at most 110,000 (110 seconds): the web server stops a request after 120. Example for a slow or very large customer database: </w:t>
+            </w:r>
+            <w:r>
+              <w:rPr>
+                <w:rFonts w:ascii="Consolas" w:cs="Consolas" w:eastAsia="Consolas" w:hAnsi="Consolas"/>
+                <w:sz w:val="19"/>
+                <w:szCs w:val="19"/>
+              </w:rPr>
+              <w:t xml:space="preserve">{"statement_timeout_ms": 60000}</w:t>
+            </w:r>
+            <w:r>
+              <w:rPr>
+                <w:rFonts w:ascii="Arial" w:cs="Arial" w:eastAsia="Arial" w:hAnsi="Arial"/>
+                <w:sz w:val="19"/>
+                <w:szCs w:val="19"/>
+              </w:rPr>
+              <w:t xml:space="preserve">. A Report Database's own setting (Settings → Report Databases → How Reports Treat This Database, set by the workspace's administrators) wins over these for the reports on that database; Standard follows them.</w:t>
             </w:r>
           </w:p>
         </w:tc>
@@ -33880,7 +33912,72 @@
                 <w:sz w:val="19"/>
                 <w:szCs w:val="19"/>
               </w:rPr>
-              <w:t xml:space="preserve"> only for that workspace if it is legitimate.</w:t>
+              <w:t xml:space="preserve"> only for that workspace if it is legitimate (up to 110 seconds).</w:t>
+            </w:r>
+          </w:p>
+        </w:tc>
+      </w:tr>
+      <w:tr>
+        <w:tc>
+          <w:tcPr>
+            <w:tcW w:type="dxa" w:w="2600"/>
+            <w:tcMar>
+              <w:top w:type="dxa" w:w="60"/>
+              <w:left w:type="dxa" w:w="90"/>
+              <w:bottom w:type="dxa" w:w="60"/>
+              <w:right w:type="dxa" w:w="90"/>
+            </w:tcMar>
+          </w:tcPr>
+          <w:p>
+            <w:r>
+              <w:rPr>
+                <w:rFonts w:ascii="Arial" w:cs="Arial" w:eastAsia="Arial" w:hAnsi="Arial"/>
+                <w:sz w:val="19"/>
+                <w:szCs w:val="19"/>
+              </w:rPr>
+              <w:t xml:space="preserve">"The database took too long to answer" on Map a Dataset or Test Connection</w:t>
+            </w:r>
+          </w:p>
+        </w:tc>
+        <w:tc>
+          <w:tcPr>
+            <w:tcW w:type="dxa" w:w="3740"/>
+            <w:tcMar>
+              <w:top w:type="dxa" w:w="60"/>
+              <w:left w:type="dxa" w:w="90"/>
+              <w:bottom w:type="dxa" w:w="60"/>
+              <w:right w:type="dxa" w:w="90"/>
+            </w:tcMar>
+          </w:tcPr>
+          <w:p>
+            <w:r>
+              <w:rPr>
+                <w:rFonts w:ascii="Arial" w:cs="Arial" w:eastAsia="Arial" w:hAnsi="Arial"/>
+                <w:sz w:val="19"/>
+                <w:szCs w:val="19"/>
+              </w:rPr>
+              <w:t xml:space="preserve">The Report Database's host</w:t>
+            </w:r>
+          </w:p>
+        </w:tc>
+        <w:tc>
+          <w:tcPr>
+            <w:tcW w:type="dxa" w:w="3740"/>
+            <w:tcMar>
+              <w:top w:type="dxa" w:w="60"/>
+              <w:left w:type="dxa" w:w="90"/>
+              <w:bottom w:type="dxa" w:w="60"/>
+              <w:right w:type="dxa" w:w="90"/>
+            </w:tcMar>
+          </w:tcPr>
+          <w:p>
+            <w:r>
+              <w:rPr>
+                <w:rFonts w:ascii="Arial" w:cs="Arial" w:eastAsia="Arial" w:hAnsi="Arial"/>
+                <w:sz w:val="19"/>
+                <w:szCs w:val="19"/>
+              </w:rPr>
+              <w:t xml:space="preserve">Reading a customer database's own catalogue (its tables and columns) may take 60 seconds; a MySQL 5.7 server with a large schema, or behind a slow firewall, can take longer. When counting the tables is too slow, the list comes back with the names alone. Try again outside working hours, or ask the customer for an account limited to the schema reports need.</w:t>
             </w:r>
           </w:p>
         </w:tc>

--- a/docs/manuals/CEP_Platform_Guide.docx
+++ b/docs/manuals/CEP_Platform_Guide.docx
@@ -38154,7 +38154,7 @@
           <w:sz w:val="21"/>
           <w:szCs w:val="21"/>
         </w:rPr>
-        <w:t xml:space="preserve">Insights can turn a prompt into a report: a person writes what they want to see above the report list, picks a model, and gets a draft back in words, checked against the report catalogue the same way as a report built by hand. The model is Claude (Anthropic) or OpenAI, reached from CEP's own server with a key the platform team enters here. The browser never sees a key, and no customer row ever leaves CEP: the model receives the prompt and the names of the fields that person may use.</w:t>
+        <w:t xml:space="preserve">Insights can turn a prompt into a report: a person writes what they want to see above the report list, picks a model, and gets a draft back in words, checked against the report catalogue the same way as a report built by hand. The model is Claude (Anthropic) or OpenAI, reached from CEP's own server with a key the platform team enters here. The browser never sees a key, and no customer row ever leaves CEP: the model receives the prompt and the names of the fields that person may use. A prompt may run to 100,000 characters and carry up to three documents (a spec as PDF, Word, text or Markdown) and five images, sent to the provider with the prompt and never stored; a PDF goes to the model as it is, a Word file as its text. For one of a workspace's Report Databases the model may also be given the names and columns of tables not mapped yet; a draft on them is mapped as a dataset only when someone opens it.</w:t>
       </w:r>
     </w:p>
     <w:p>

--- a/docs/manuals/CEP_Platform_Guide.docx
+++ b/docs/manuals/CEP_Platform_Guide.docx
@@ -39,7 +39,7 @@
           <w:sz w:val="20"/>
           <w:szCs w:val="20"/>
         </w:rPr>
-        <w:t xml:space="preserve">Built 2026-10-22 from docs/manuals/platform-guide</w:t>
+        <w:t xml:space="preserve">Built 2026-10-23 from docs/manuals/platform-guide</w:t>
       </w:r>
     </w:p>
     <w:p>

--- a/docs/manuals/CEP_Platform_Guide.docx
+++ b/docs/manuals/CEP_Platform_Guide.docx
@@ -13250,6 +13250,92 @@
                 <w:szCs w:val="19"/>
               </w:rPr>
               <w:t xml:space="preserve">How much of a request or answer body the call log keeps.</w:t>
+            </w:r>
+          </w:p>
+        </w:tc>
+      </w:tr>
+      <w:tr>
+        <w:tc>
+          <w:tcPr>
+            <w:tcW w:type="dxa" w:w="2520"/>
+            <w:tcMar>
+              <w:top w:type="dxa" w:w="60"/>
+              <w:left w:type="dxa" w:w="90"/>
+              <w:bottom w:type="dxa" w:w="60"/>
+              <w:right w:type="dxa" w:w="90"/>
+            </w:tcMar>
+          </w:tcPr>
+          <w:p>
+            <w:r>
+              <w:rPr>
+                <w:rFonts w:ascii="Arial" w:cs="Arial" w:eastAsia="Arial" w:hAnsi="Arial"/>
+                <w:sz w:val="19"/>
+                <w:szCs w:val="19"/>
+              </w:rPr>
+              <w:t xml:space="preserve">insights.report_db_read_only_required</w:t>
+            </w:r>
+          </w:p>
+        </w:tc>
+        <w:tc>
+          <w:tcPr>
+            <w:tcW w:type="dxa" w:w="2520"/>
+            <w:tcMar>
+              <w:top w:type="dxa" w:w="60"/>
+              <w:left w:type="dxa" w:w="90"/>
+              <w:bottom w:type="dxa" w:w="60"/>
+              <w:right w:type="dxa" w:w="90"/>
+            </w:tcMar>
+          </w:tcPr>
+          <w:p>
+            <w:r>
+              <w:rPr>
+                <w:rFonts w:ascii="Arial" w:cs="Arial" w:eastAsia="Arial" w:hAnsi="Arial"/>
+                <w:sz w:val="19"/>
+                <w:szCs w:val="19"/>
+              </w:rPr>
+              <w:t xml:space="preserve">yes/no</w:t>
+            </w:r>
+          </w:p>
+        </w:tc>
+        <w:tc>
+          <w:tcPr>
+            <w:tcW w:type="dxa" w:w="2520"/>
+            <w:tcMar>
+              <w:top w:type="dxa" w:w="60"/>
+              <w:left w:type="dxa" w:w="90"/>
+              <w:bottom w:type="dxa" w:w="60"/>
+              <w:right w:type="dxa" w:w="90"/>
+            </w:tcMar>
+          </w:tcPr>
+          <w:p>
+            <w:r>
+              <w:rPr>
+                <w:rFonts w:ascii="Arial" w:cs="Arial" w:eastAsia="Arial" w:hAnsi="Arial"/>
+                <w:sz w:val="19"/>
+                <w:szCs w:val="19"/>
+              </w:rPr>
+              <w:t xml:space="preserve">yes</w:t>
+            </w:r>
+          </w:p>
+        </w:tc>
+        <w:tc>
+          <w:tcPr>
+            <w:tcW w:type="dxa" w:w="2520"/>
+            <w:tcMar>
+              <w:top w:type="dxa" w:w="60"/>
+              <w:left w:type="dxa" w:w="90"/>
+              <w:bottom w:type="dxa" w:w="60"/>
+              <w:right w:type="dxa" w:w="90"/>
+            </w:tcMar>
+          </w:tcPr>
+          <w:p>
+            <w:r>
+              <w:rPr>
+                <w:rFonts w:ascii="Arial" w:cs="Arial" w:eastAsia="Arial" w:hAnsi="Arial"/>
+                <w:sz w:val="19"/>
+                <w:szCs w:val="19"/>
+              </w:rPr>
+              <w:t xml:space="preserve">Whether a workspace's Report Database account must hold SELECT only. Yes refuses an account that can write until it is fixed. No uses it, with a ! Can write warning on its card; C360 still opens every session on it read-only and runs SELECT only. Takes effect within a minute; test a refused connection again to use it.</w:t>
             </w:r>
           </w:p>
         </w:tc>

--- a/docs/manuals/CEP_Platform_Guide.docx
+++ b/docs/manuals/CEP_Platform_Guide.docx
@@ -38240,7 +38240,7 @@
           <w:sz w:val="21"/>
           <w:szCs w:val="21"/>
         </w:rPr>
-        <w:t xml:space="preserve">Insights can turn a prompt into a report: a person writes what they want to see above the report list, picks a model, and gets a draft back in words, checked against the report catalogue the same way as a report built by hand. The model is Claude (Anthropic) or OpenAI, reached from CEP's own server with a key the platform team enters here. The browser never sees a key, and no customer row ever leaves CEP: the model receives the prompt and the names of the fields that person may use. A prompt may run to 100,000 characters and carry up to three documents (a spec as PDF, Word, text or Markdown) and five images, sent to the provider with the prompt and never stored; a PDF goes to the model as it is, a Word file as its text. For one of a workspace's Report Databases the model may also be given the names and columns of tables not mapped yet; a draft on them is mapped as a dataset only when someone opens it.</w:t>
+        <w:t xml:space="preserve">Insights can turn a prompt into a report: a person writes what they want to see above the report list, picks a model, and gets a draft back in words, checked against the report catalogue the same way as a report built by hand. The model is Claude (Anthropic) or OpenAI, reached from CEP's own server with a key the platform team enters here. The browser never sees a key, and no customer row ever leaves CEP: the model receives the prompt and the names of the fields that person may use. A prompt may run to 100,000 characters and carry up to three documents (a spec as PDF, Word, Excel, CSV, text or Markdown) and five images, sent to the provider with the prompt and never stored; a PDF goes to the model as it is, a Word file as its text, an Excel workbook as its sheets' rows (500 a sheet at most). For one of a workspace's Report Databases the model may also be given the names and columns of tables not mapped yet; a draft on them is mapped as a dataset only when someone opens it.</w:t>
       </w:r>
     </w:p>
     <w:p>

--- a/docs/manuals/CEP_Platform_Guide.docx
+++ b/docs/manuals/CEP_Platform_Guide.docx
@@ -1119,7 +1119,7 @@
           <w:sz w:val="22"/>
           <w:szCs w:val="22"/>
         </w:rPr>
-        <w:t xml:space="preserve">Users, Roles, API Keys and Support Sessions</w:t>
+        <w:t xml:space="preserve">Users, Roles, API Keys, Support Sessions and Switch Workspace</w:t>
       </w:r>
     </w:p>
     <w:p>
@@ -17389,7 +17389,7 @@
         <w:rPr>
           <w:rFonts w:ascii="Arial" w:cs="Arial" w:eastAsia="Arial" w:hAnsi="Arial"/>
         </w:rPr>
-        <w:t xml:space="preserve">Users, Roles, API Keys and Support Sessions</w:t>
+        <w:t xml:space="preserve">Users, Roles, API Keys, Support Sessions and Switch Workspace</w:t>
       </w:r>
     </w:p>
     <w:p>
@@ -18238,6 +18238,137 @@
     </w:p>
     <w:p>
       <w:pPr>
+        <w:pStyle w:val="Heading3"/>
+        <w:spacing w:after="120" w:before="240"/>
+      </w:pPr>
+      <w:r>
+        <w:rPr>
+          <w:rFonts w:ascii="Arial" w:cs="Arial" w:eastAsia="Arial" w:hAnsi="Arial"/>
+        </w:rPr>
+        <w:t xml:space="preserve">Platform visits</w:t>
+      </w:r>
+    </w:p>
+    <w:tbl>
+      <w:tblPr>
+        <w:tblW w:type="dxa" w:w="10080"/>
+        <w:tblBorders>
+          <w:top w:val="single" w:color="D9DBE3" w:sz="4"/>
+          <w:left w:val="none"/>
+          <w:bottom w:val="single" w:color="D9DBE3" w:sz="4"/>
+          <w:right w:val="none"/>
+          <w:insideH w:val="single" w:color="E6E8EF" w:sz="4"/>
+          <w:insideV w:val="none"/>
+        </w:tblBorders>
+      </w:tblPr>
+      <w:tblGrid>
+        <w:gridCol w:w="2600"/>
+        <w:gridCol w:w="7480"/>
+      </w:tblGrid>
+      <w:tr>
+        <w:trPr>
+          <w:tblHeader/>
+        </w:trPr>
+        <w:tc>
+          <w:tcPr>
+            <w:tcW w:type="dxa" w:w="2600"/>
+            <w:shd w:fill="EEEFF5" w:color="auto" w:val="clear"/>
+            <w:tcMar>
+              <w:top w:type="dxa" w:w="60"/>
+              <w:left w:type="dxa" w:w="90"/>
+              <w:bottom w:type="dxa" w:w="60"/>
+              <w:right w:type="dxa" w:w="90"/>
+            </w:tcMar>
+          </w:tcPr>
+          <w:p>
+            <w:r>
+              <w:rPr>
+                <w:rFonts w:ascii="Arial" w:cs="Arial" w:eastAsia="Arial" w:hAnsi="Arial"/>
+                <w:b/>
+                <w:bCs/>
+                <w:sz w:val="18"/>
+                <w:szCs w:val="18"/>
+              </w:rPr>
+              <w:t xml:space="preserve">Column</w:t>
+            </w:r>
+          </w:p>
+        </w:tc>
+        <w:tc>
+          <w:tcPr>
+            <w:tcW w:type="dxa" w:w="7480"/>
+            <w:shd w:fill="EEEFF5" w:color="auto" w:val="clear"/>
+            <w:tcMar>
+              <w:top w:type="dxa" w:w="60"/>
+              <w:left w:type="dxa" w:w="90"/>
+              <w:bottom w:type="dxa" w:w="60"/>
+              <w:right w:type="dxa" w:w="90"/>
+            </w:tcMar>
+          </w:tcPr>
+          <w:p>
+            <w:r>
+              <w:rPr>
+                <w:rFonts w:ascii="Arial" w:cs="Arial" w:eastAsia="Arial" w:hAnsi="Arial"/>
+                <w:b/>
+                <w:bCs/>
+                <w:sz w:val="18"/>
+                <w:szCs w:val="18"/>
+              </w:rPr>
+              <w:t xml:space="preserve">What it is</w:t>
+            </w:r>
+          </w:p>
+        </w:tc>
+      </w:tr>
+      <w:tr>
+        <w:tc>
+          <w:tcPr>
+            <w:tcW w:type="dxa" w:w="2600"/>
+            <w:tcMar>
+              <w:top w:type="dxa" w:w="60"/>
+              <w:left w:type="dxa" w:w="90"/>
+              <w:bottom w:type="dxa" w:w="60"/>
+              <w:right w:type="dxa" w:w="90"/>
+            </w:tcMar>
+          </w:tcPr>
+          <w:p>
+            <w:r>
+              <w:rPr>
+                <w:rFonts w:ascii="Arial" w:cs="Arial" w:eastAsia="Arial" w:hAnsi="Arial"/>
+                <w:sz w:val="19"/>
+                <w:szCs w:val="19"/>
+              </w:rPr>
+              <w:t xml:space="preserve">Started, Tenant, Staff, Reason, Writes, State (In the Workspace, Ended)</w:t>
+            </w:r>
+          </w:p>
+        </w:tc>
+        <w:tc>
+          <w:tcPr>
+            <w:tcW w:type="dxa" w:w="7480"/>
+            <w:tcMar>
+              <w:top w:type="dxa" w:w="60"/>
+              <w:left w:type="dxa" w:w="90"/>
+              <w:bottom w:type="dxa" w:w="60"/>
+              <w:right w:type="dxa" w:w="90"/>
+            </w:tcMar>
+          </w:tcPr>
+          <w:p>
+            <w:r>
+              <w:rPr>
+                <w:rFonts w:ascii="Arial" w:cs="Arial" w:eastAsia="Arial" w:hAnsi="Arial"/>
+                <w:sz w:val="19"/>
+                <w:szCs w:val="19"/>
+              </w:rPr>
+              <w:t xml:space="preserve">Every Switch Workspace visit of a platform administrator, as themselves. End the Visit Now closes an open one; its tokens stop working at once.</w:t>
+            </w:r>
+          </w:p>
+        </w:tc>
+      </w:tr>
+    </w:tbl>
+    <w:p>
+      <w:pPr>
+        <w:spacing w:after="120"/>
+      </w:pPr>
+    </w:p>
+    <w:p>
+      <w:pPr>
         <w:pStyle w:val="Heading2"/>
         <w:spacing w:after="120" w:before="240"/>
       </w:pPr>
@@ -18312,6 +18443,204 @@
     </w:p>
     <w:p>
       <w:pPr>
+        <w:spacing w:after="120"/>
+      </w:pPr>
+      <w:r>
+        <w:rPr>
+          <w:rFonts w:ascii="Arial" w:cs="Arial" w:eastAsia="Arial" w:hAnsi="Arial"/>
+          <w:b/>
+          <w:bCs/>
+          <w:sz w:val="21"/>
+          <w:szCs w:val="21"/>
+        </w:rPr>
+        <w:t xml:space="preserve">Work in another workspace as yourself (Switch Workspace).</w:t>
+      </w:r>
+      <w:r>
+        <w:rPr>
+          <w:rFonts w:ascii="Arial" w:cs="Arial" w:eastAsia="Arial" w:hAnsi="Arial"/>
+          <w:sz w:val="21"/>
+          <w:szCs w:val="21"/>
+        </w:rPr>
+        <w:t xml:space="preserve"> Platform administrators only, from the app:</w:t>
+      </w:r>
+    </w:p>
+    <w:p>
+      <w:pPr>
+        <w:pStyle w:val="ListParagraph"/>
+        <w:numPr>
+          <w:ilvl w:val="0"/>
+          <w:numId w:val="3"/>
+        </w:numPr>
+        <w:spacing w:after="60"/>
+      </w:pPr>
+      <w:r>
+        <w:rPr>
+          <w:rFonts w:ascii="Arial" w:cs="Arial" w:eastAsia="Arial" w:hAnsi="Arial"/>
+          <w:sz w:val="21"/>
+          <w:szCs w:val="21"/>
+        </w:rPr>
+        <w:t xml:space="preserve">Open the account menu (your name at the top right) → </w:t>
+      </w:r>
+      <w:r>
+        <w:rPr>
+          <w:rFonts w:ascii="Arial" w:cs="Arial" w:eastAsia="Arial" w:hAnsi="Arial"/>
+          <w:b/>
+          <w:bCs/>
+          <w:sz w:val="21"/>
+          <w:szCs w:val="21"/>
+        </w:rPr>
+        <w:t xml:space="preserve">Switch Workspace…</w:t>
+      </w:r>
+      <w:r>
+        <w:rPr>
+          <w:rFonts w:ascii="Arial" w:cs="Arial" w:eastAsia="Arial" w:hAnsi="Arial"/>
+          <w:sz w:val="21"/>
+          <w:szCs w:val="21"/>
+        </w:rPr>
+        <w:t xml:space="preserve">.</w:t>
+      </w:r>
+    </w:p>
+    <w:p>
+      <w:pPr>
+        <w:pStyle w:val="ListParagraph"/>
+        <w:numPr>
+          <w:ilvl w:val="0"/>
+          <w:numId w:val="3"/>
+        </w:numPr>
+        <w:spacing w:after="60"/>
+      </w:pPr>
+      <w:r>
+        <w:rPr>
+          <w:rFonts w:ascii="Arial" w:cs="Arial" w:eastAsia="Arial" w:hAnsi="Arial"/>
+          <w:sz w:val="21"/>
+          <w:szCs w:val="21"/>
+        </w:rPr>
+        <w:t xml:space="preserve">Search the workspaces by code or name; each shows its plan, active users and status (a suspended one too). Pick one.</w:t>
+      </w:r>
+    </w:p>
+    <w:p>
+      <w:pPr>
+        <w:pStyle w:val="ListParagraph"/>
+        <w:numPr>
+          <w:ilvl w:val="0"/>
+          <w:numId w:val="3"/>
+        </w:numPr>
+        <w:spacing w:after="60"/>
+      </w:pPr>
+      <w:r>
+        <w:rPr>
+          <w:rFonts w:ascii="Arial" w:cs="Arial" w:eastAsia="Arial" w:hAnsi="Arial"/>
+          <w:sz w:val="21"/>
+          <w:szCs w:val="21"/>
+        </w:rPr>
+        <w:t xml:space="preserve">Give a </w:t>
+      </w:r>
+      <w:r>
+        <w:rPr>
+          <w:rFonts w:ascii="Arial" w:cs="Arial" w:eastAsia="Arial" w:hAnsi="Arial"/>
+          <w:b/>
+          <w:bCs/>
+          <w:sz w:val="21"/>
+          <w:szCs w:val="21"/>
+        </w:rPr>
+        <w:t xml:space="preserve">Reason</w:t>
+      </w:r>
+      <w:r>
+        <w:rPr>
+          <w:rFonts w:ascii="Arial" w:cs="Arial" w:eastAsia="Arial" w:hAnsi="Arial"/>
+          <w:sz w:val="21"/>
+          <w:szCs w:val="21"/>
+        </w:rPr>
+        <w:t xml:space="preserve"> in a few words (at least 5 characters): the workspace's administrators read it.</w:t>
+      </w:r>
+    </w:p>
+    <w:p>
+      <w:pPr>
+        <w:pStyle w:val="ListParagraph"/>
+        <w:numPr>
+          <w:ilvl w:val="0"/>
+          <w:numId w:val="3"/>
+        </w:numPr>
+        <w:spacing w:after="60"/>
+      </w:pPr>
+      <w:r>
+        <w:rPr>
+          <w:rFonts w:ascii="Arial" w:cs="Arial" w:eastAsia="Arial" w:hAnsi="Arial"/>
+          <w:sz w:val="21"/>
+          <w:szCs w:val="21"/>
+        </w:rPr>
+        <w:t xml:space="preserve">Press </w:t>
+      </w:r>
+      <w:r>
+        <w:rPr>
+          <w:rFonts w:ascii="Arial" w:cs="Arial" w:eastAsia="Arial" w:hAnsi="Arial"/>
+          <w:b/>
+          <w:bCs/>
+          <w:sz w:val="21"/>
+          <w:szCs w:val="21"/>
+        </w:rPr>
+        <w:t xml:space="preserve">Switch to CODE</w:t>
+      </w:r>
+      <w:r>
+        <w:rPr>
+          <w:rFonts w:ascii="Arial" w:cs="Arial" w:eastAsia="Arial" w:hAnsi="Arial"/>
+          <w:sz w:val="21"/>
+          <w:szCs w:val="21"/>
+        </w:rPr>
+        <w:t xml:space="preserve">. The app opens in that workspace with every right, under your own name, and an amber line on every page says you are visiting.</w:t>
+      </w:r>
+    </w:p>
+    <w:p>
+      <w:pPr>
+        <w:pStyle w:val="ListParagraph"/>
+        <w:numPr>
+          <w:ilvl w:val="0"/>
+          <w:numId w:val="3"/>
+        </w:numPr>
+        <w:spacing w:after="60"/>
+      </w:pPr>
+      <w:r>
+        <w:rPr>
+          <w:rFonts w:ascii="Arial" w:cs="Arial" w:eastAsia="Arial" w:hAnsi="Arial"/>
+          <w:sz w:val="21"/>
+          <w:szCs w:val="21"/>
+        </w:rPr>
+        <w:t xml:space="preserve">Press </w:t>
+      </w:r>
+      <w:r>
+        <w:rPr>
+          <w:rFonts w:ascii="Arial" w:cs="Arial" w:eastAsia="Arial" w:hAnsi="Arial"/>
+          <w:b/>
+          <w:bCs/>
+          <w:sz w:val="21"/>
+          <w:szCs w:val="21"/>
+        </w:rPr>
+        <w:t xml:space="preserve">Back to Platform</w:t>
+      </w:r>
+      <w:r>
+        <w:rPr>
+          <w:rFonts w:ascii="Arial" w:cs="Arial" w:eastAsia="Arial" w:hAnsi="Arial"/>
+          <w:sz w:val="21"/>
+          <w:szCs w:val="21"/>
+        </w:rPr>
+        <w:t xml:space="preserve"> on that line to end the visit and return to your own workspace. Signing out ends it too.</w:t>
+      </w:r>
+    </w:p>
+    <w:p>
+      <w:pPr>
+        <w:spacing w:after="120"/>
+      </w:pPr>
+      <w:r>
+        <w:rPr>
+          <w:rFonts w:ascii="Arial" w:cs="Arial" w:eastAsia="Arial" w:hAnsi="Arial"/>
+          <w:sz w:val="21"/>
+          <w:szCs w:val="21"/>
+        </w:rPr>
+        <w:t xml:space="preserve">The workspace's administrators see each visit under Settings → Security → Platform Visits (who, from when to when, the reason, changes made); the back-office lists them all under Platform Visits. You cannot switch again from inside a visit: go back first.</w:t>
+      </w:r>
+    </w:p>
+    <w:p>
+      <w:pPr>
         <w:pStyle w:val="Heading2"/>
         <w:spacing w:after="120" w:before="240"/>
       </w:pPr>
@@ -18349,6 +18678,19 @@
           <w:szCs w:val="21"/>
         </w:rPr>
         <w:t xml:space="preserve"> is on. Everything changed here goes to the change audit trail.</w:t>
+      </w:r>
+    </w:p>
+    <w:p>
+      <w:pPr>
+        <w:spacing w:after="120"/>
+      </w:pPr>
+      <w:r>
+        <w:rPr>
+          <w:rFonts w:ascii="Arial" w:cs="Arial" w:eastAsia="Arial" w:hAnsi="Arial"/>
+          <w:sz w:val="21"/>
+          <w:szCs w:val="21"/>
+        </w:rPr>
+        <w:t xml:space="preserve">A visit is different: nobody is impersonated. Its tokens carry your own account and the visit; they work only in the visited workspace and only while the visit is open (Back to Platform, signing out, or End the Visit Now closes it). Each change made during the visit is counted on its row. Recording visits needs database patch 0077.</w:t>
       </w:r>
     </w:p>
     <w:p>

--- a/docs/manuals/CEP_Platform_Guide.docx
+++ b/docs/manuals/CEP_Platform_Guide.docx
@@ -38582,7 +38582,7 @@
           <w:sz w:val="21"/>
           <w:szCs w:val="21"/>
         </w:rPr>
-        <w:t xml:space="preserve">Insights can turn a prompt into a report: a person writes what they want to see above the report list, picks a model, and gets a draft back in words, checked against the report catalogue the same way as a report built by hand. The model is Claude (Anthropic) or OpenAI, reached from CEP's own server with a key the platform team enters here. The browser never sees a key, and no customer row ever leaves CEP: the model receives the prompt and the names of the fields that person may use. A prompt may run to 100,000 characters and carry up to three documents (a spec as PDF, Word, Excel, CSV, text or Markdown) and five images, sent to the provider with the prompt and never stored; a PDF goes to the model as it is, a Word file as its text, an Excel workbook as its sheets' rows (500 a sheet at most). For one of a workspace's Report Databases the model may also be given the names and columns of tables not mapped yet; a draft on them is mapped as a dataset only when someone opens it.</w:t>
+        <w:t xml:space="preserve">Insights can turn a prompt into a report: a person writes what they want to see on Insights → AI Reports (in the menu only while a provider with a key is switched on and the workspace allows AI), picks a model, and gets a draft back in words, checked against the report catalogue the same way as a report built by hand. The model is Claude (Anthropic) or OpenAI, reached from CEP's own server with a key the platform team enters here. The browser never sees a key, and no customer row ever leaves CEP: the model receives the prompt and the names of the fields that person may use. A prompt may run to 100,000 characters and carry up to three documents (a spec as PDF, Word, Excel, CSV, text or Markdown) and five images, sent to the provider with the prompt and never stored; a PDF goes to the model as it is, a Word file as its text, an Excel workbook as its sheets' rows (500 a sheet at most). For one of a workspace's Report Databases the model may also be given the names and columns of tables not mapped yet; a draft on them is mapped as a dataset only when someone opens it.</w:t>
       </w:r>
     </w:p>
     <w:p>

--- a/docs/manuals/CEP_Platform_Guide.docx
+++ b/docs/manuals/CEP_Platform_Guide.docx
@@ -39,7 +39,7 @@
           <w:sz w:val="20"/>
           <w:szCs w:val="20"/>
         </w:rPr>
-        <w:t xml:space="preserve">Built 2026-10-23 from docs/manuals/platform-guide</w:t>
+        <w:t xml:space="preserve">Built 2026-10-24 from docs/manuals/platform-guide</w:t>
       </w:r>
     </w:p>
     <w:p>
